--- a/Daily Reports/14_09_2026-CBOT Reports.docx
+++ b/Daily Reports/14_09_2026-CBOT Reports.docx
@@ -104,7 +104,7 @@
           <w:color w:val="5C768D"/>
           <w:sz w:val="19"/>
         </w:rPr>
-        <w:t>Cập nhật tự động qua `macro_tracker.py` vào lúc 13:44 ICT ngày 14/09/2026</w:t>
+        <w:t>Cập nhật tự động qua `macro_tracker.py` vào lúc 14:01 ICT ngày 14/09/2026</w:t>
       </w:r>
     </w:p>
     <w:tbl>
@@ -313,7 +313,7 @@
               <w:rPr>
                 <w:b/>
               </w:rPr>
-              <w:t>106.91 / thùng</w:t>
+              <w:t>107.25 / thùng</w:t>
             </w:r>
           </w:p>
         </w:tc>
@@ -442,7 +442,7 @@
               <w:rPr>
                 <w:b/>
               </w:rPr>
-              <w:t>99.43</w:t>
+              <w:t>99.44</w:t>
             </w:r>
           </w:p>
         </w:tc>
@@ -1218,7 +1218,7 @@
         <w:rPr>
           <w:b/>
         </w:rPr>
-        <w:t>`106.91` (+0.00%)</w:t>
+        <w:t>`107.25` (+0.00%)</w:t>
       </w:r>
       <w:r>
         <w:t xml:space="preserve"> | DXY: </w:t>
@@ -1227,7 +1227,7 @@
         <w:rPr>
           <w:b/>
         </w:rPr>
-        <w:t>`99.43` (+0.00%)</w:t>
+        <w:t>`99.44` (+0.00%)</w:t>
       </w:r>
       <w:r>
         <w:t xml:space="preserve"> | Lúa mì CBOT: </w:t>
@@ -1236,7 +1236,7 @@
         <w:rPr>
           <w:b/>
         </w:rPr>
-        <w:t>`720.00` (+0.00%)</w:t>
+        <w:t>`722.00` (+0.00%)</w:t>
       </w:r>
       <w:r>
         <w:t>.</w:t>
@@ -1306,7 +1306,7 @@
           <w:color w:val="5C768D"/>
           <w:sz w:val="19"/>
         </w:rPr>
-        <w:t>Cập nhật tự động lúc 13:44 ICT ngày 14/09/2026 — Nguồn: NOAA, USDA, BOM Australia</w:t>
+        <w:t>Cập nhật tự động lúc 14:01 ICT ngày 14/09/2026 — Nguồn: NOAA, USDA, BOM Australia</w:t>
       </w:r>
     </w:p>
     <w:p>
@@ -3574,7 +3574,7 @@
               <w:rPr>
                 <w:b/>
               </w:rPr>
-              <w:t>526.75</w:t>
+              <w:t>527.00</w:t>
             </w:r>
           </w:p>
         </w:tc>
@@ -3605,7 +3605,7 @@
               <w:rPr>
                 <w:b/>
               </w:rPr>
-              <w:t>528.08 (+1.33)</w:t>
+              <w:t>528.38 (+1.38)</w:t>
             </w:r>
           </w:p>
         </w:tc>
@@ -3633,7 +3633,7 @@
             </w:pPr>
             <w:r/>
             <w:r>
-              <w:t>Bearish (529.00 &lt; 530.01)</w:t>
+              <w:t>Bearish (529.02 &lt; 530.02)</w:t>
             </w:r>
           </w:p>
         </w:tc>
@@ -3661,7 +3661,7 @@
             </w:pPr>
             <w:r/>
             <w:r>
-              <w:t>0.75 cents</w:t>
+              <w:t>1.50 cents</w:t>
             </w:r>
           </w:p>
         </w:tc>
@@ -3822,7 +3822,7 @@
               <w:rPr>
                 <w:b/>
               </w:rPr>
-              <w:t>720.00</w:t>
+              <w:t>722.00</w:t>
             </w:r>
           </w:p>
         </w:tc>
@@ -3853,7 +3853,7 @@
               <w:rPr>
                 <w:b/>
               </w:rPr>
-              <w:t>720.85 (+0.85)</w:t>
+              <w:t>722.99 (+0.99)</w:t>
             </w:r>
           </w:p>
         </w:tc>
@@ -3881,7 +3881,7 @@
             </w:pPr>
             <w:r/>
             <w:r>
-              <w:t>Bearish (726.98 &lt; 731.97)</w:t>
+              <w:t>Bearish (727.16 &lt; 732.05)</w:t>
             </w:r>
           </w:p>
         </w:tc>
@@ -3909,7 +3909,7 @@
             </w:pPr>
             <w:r/>
             <w:r>
-              <w:t>2.25 cents</w:t>
+              <w:t>4.50 cents</w:t>
             </w:r>
           </w:p>
         </w:tc>
@@ -4347,7 +4347,7 @@
                 <w:b/>
                 <w:color w:val="15803D"/>
               </w:rPr>
-              <w:t>525.00 - 529.00 cents (Canh mua vùng hỗ trợ)</w:t>
+              <w:t>525.00 - 529.02 cents (Canh mua vùng hỗ trợ)</w:t>
             </w:r>
           </w:p>
         </w:tc>
@@ -4378,7 +4378,7 @@
               <w:rPr>
                 <w:b/>
               </w:rPr>
-              <w:t>452.72 cents (Dưới cản S2 + 1.5x ATR)</w:t>
+              <w:t>452.57 cents (Dưới cản S2 + 1.5x ATR)</w:t>
             </w:r>
           </w:p>
         </w:tc>
@@ -4590,7 +4590,7 @@
               <w:rPr>
                 <w:b/>
               </w:rPr>
-              <w:t>454.31 cents (Chống quét SL tuyệt đối)</w:t>
+              <w:t>454.21 cents (Chống quét SL tuyệt đối)</w:t>
             </w:r>
           </w:p>
         </w:tc>
@@ -4783,7 +4783,7 @@
               <w:rPr>
                 <w:b/>
               </w:rPr>
-              <w:t>532.19 cents</w:t>
+              <w:t>532.29 cents</w:t>
             </w:r>
           </w:p>
         </w:tc>
@@ -4945,7 +4945,7 @@
               <w:rPr>
                 <w:b/>
               </w:rPr>
-              <w:t>444.74 - 457.50 cents</w:t>
+              <w:t>444.34 - 457.50 cents</w:t>
             </w:r>
           </w:p>
         </w:tc>
@@ -5126,7 +5126,7 @@
                 <w:b/>
                 <w:color w:val="B91C1C"/>
               </w:rPr>
-              <w:t>726.98 - 731.97 cents (Canh bán hồi kỹ thuật H1)</w:t>
+              <w:t>727.16 - 732.05 cents (Canh bán hồi kỹ thuật H1)</w:t>
             </w:r>
           </w:p>
         </w:tc>
@@ -5157,7 +5157,7 @@
               <w:rPr>
                 <w:b/>
               </w:rPr>
-              <w:t>801.94 cents (Trên kháng cự R2 + 1.5x ATR)</w:t>
+              <w:t>802.39 cents (Trên kháng cự R2 + 1.5x ATR)</w:t>
             </w:r>
           </w:p>
         </w:tc>
@@ -5366,7 +5366,7 @@
               <w:rPr>
                 <w:b/>
               </w:rPr>
-              <w:t>658.39 cents</w:t>
+              <w:t>658.09 cents</w:t>
             </w:r>
           </w:p>
         </w:tc>
@@ -5559,7 +5559,7 @@
               <w:rPr>
                 <w:b/>
               </w:rPr>
-              <w:t>753.36 cents</w:t>
+              <w:t>753.66 cents</w:t>
             </w:r>
           </w:p>
         </w:tc>
@@ -5721,7 +5721,7 @@
               <w:rPr>
                 <w:b/>
               </w:rPr>
-              <w:t>626.75 - 645.25 cents</w:t>
+              <w:t>625.55 - 645.25 cents</w:t>
             </w:r>
           </w:p>
         </w:tc>
@@ -11599,7 +11599,7 @@
         <w:t>Giá Chốt Phiên (Close):</w:t>
       </w:r>
       <w:r>
-        <w:t xml:space="preserve"> 526.75 cents | </w:t>
+        <w:t xml:space="preserve"> 527.00 cents | </w:t>
       </w:r>
       <w:r>
         <w:rPr>
@@ -11614,10 +11614,10 @@
         <w:rPr>
           <w:b/>
         </w:rPr>
-        <w:t>`528.08 cents`</w:t>
+        <w:t>`528.38 cents`</w:t>
       </w:r>
       <w:r>
-        <w:t xml:space="preserve"> (+1.33).</w:t>
+        <w:t xml:space="preserve"> (+1.38).</w:t>
       </w:r>
     </w:p>
     <w:p>
@@ -11638,7 +11638,7 @@
         <w:rPr>
           <w:b/>
         </w:rPr>
-        <w:t>`19,317`</w:t>
+        <w:t>`20,006`</w:t>
       </w:r>
       <w:r>
         <w:t xml:space="preserve"> (Chênh lệch: </w:t>
@@ -11647,7 +11647,7 @@
         <w:rPr>
           <w:b/>
         </w:rPr>
-        <w:t>`+6,066`</w:t>
+        <w:t>`+6,755`</w:t>
       </w:r>
       <w:r>
         <w:t xml:space="preserve">) | OI: </w:t>
@@ -11689,7 +11689,7 @@
         <w:rPr>
           <w:b/>
         </w:rPr>
-        <w:t>`Doji (Nến lưỡng lự thế trận)`</w:t>
+        <w:t>`Không phát hiện mô hình nến đặc biệt`</w:t>
       </w:r>
     </w:p>
     <w:p>
@@ -11981,7 +11981,7 @@
               <w:rPr>
                 <w:b/>
               </w:rPr>
-              <w:t>106.91</w:t>
+              <w:t>107.25</w:t>
             </w:r>
           </w:p>
         </w:tc>
@@ -12104,7 +12104,7 @@
               <w:rPr>
                 <w:b/>
               </w:rPr>
-              <w:t>99.43</w:t>
+              <w:t>99.44</w:t>
             </w:r>
           </w:p>
         </w:tc>
@@ -12739,7 +12739,7 @@
         <w:t xml:space="preserve"> EMA_21 </w:t>
       </w:r>
       <w:r>
-        <w:t xml:space="preserve"> (529.00) &lt; </w:t>
+        <w:t xml:space="preserve"> (529.02) &lt; </w:t>
       </w:r>
       <w:r>
         <w:rPr>
@@ -12750,7 +12750,7 @@
         <w:t xml:space="preserve"> EMA_50 </w:t>
       </w:r>
       <w:r>
-        <w:t xml:space="preserve"> (530.01).</w:t>
+        <w:t xml:space="preserve"> (530.02).</w:t>
       </w:r>
     </w:p>
     <w:p>
@@ -12771,7 +12771,7 @@
         <w:rPr>
           <w:b/>
         </w:rPr>
-        <w:t>`42.24`</w:t>
+        <w:t>`43.09`</w:t>
       </w:r>
       <w:r>
         <w:t xml:space="preserve"> | ATR (14) = </w:t>
@@ -12780,7 +12780,7 @@
         <w:rPr>
           <w:b/>
         </w:rPr>
-        <w:t>`3.19`</w:t>
+        <w:t>`3.29`</w:t>
       </w:r>
       <w:r>
         <w:t xml:space="preserve"> cents | Volatility = </w:t>
@@ -12789,7 +12789,7 @@
         <w:rPr>
           <w:b/>
         </w:rPr>
-        <w:t>`0.75 cents`</w:t>
+        <w:t>`1.50 cents`</w:t>
       </w:r>
       <w:r>
         <w:t>.</w:t>
@@ -13574,7 +13574,7 @@
           <w:b/>
           <w:color w:val="15803D"/>
         </w:rPr>
-        <w:t>`525.00 - 529.00 cents (Canh mua vùng hỗ trợ)`</w:t>
+        <w:t>`525.00 - 529.02 cents (Canh mua vùng hỗ trợ)`</w:t>
       </w:r>
       <w:r>
         <w:t xml:space="preserve"> | SL: </w:t>
@@ -13583,7 +13583,7 @@
         <w:rPr>
           <w:b/>
         </w:rPr>
-        <w:t>`452.72 cents (Dưới cản S2 + 1.5x ATR)`</w:t>
+        <w:t>`452.57 cents (Dưới cản S2 + 1.5x ATR)`</w:t>
       </w:r>
       <w:r>
         <w:t xml:space="preserve"> | TP: </w:t>
@@ -13654,7 +13654,7 @@
         <w:rPr>
           <w:b/>
         </w:rPr>
-        <w:t>`454.31 cents (Chống quét SL tuyệt đối)`</w:t>
+        <w:t>`454.21 cents (Chống quét SL tuyệt đối)`</w:t>
       </w:r>
       <w:r>
         <w:t xml:space="preserve"> | TP: </w:t>
@@ -13700,7 +13700,7 @@
         <w:rPr>
           <w:b/>
         </w:rPr>
-        <w:t>`532.19 cents`</w:t>
+        <w:t>`532.29 cents`</w:t>
       </w:r>
       <w:r>
         <w:t xml:space="preserve"> | TP: </w:t>
@@ -13749,7 +13749,7 @@
         <w:rPr>
           <w:b/>
         </w:rPr>
-        <w:t>`444.74 - 457.50 cents`</w:t>
+        <w:t>`444.34 - 457.50 cents`</w:t>
       </w:r>
     </w:p>
     <w:p>
@@ -14156,7 +14156,7 @@
             </w:pPr>
             <w:r/>
             <w:r>
-              <w:t>526.75</w:t>
+              <w:t>527.00</w:t>
             </w:r>
           </w:p>
         </w:tc>
@@ -14184,7 +14184,7 @@
             </w:pPr>
             <w:r/>
             <w:r>
-              <w:t>530.50</w:t>
+              <w:t>530.75</w:t>
             </w:r>
           </w:p>
         </w:tc>
@@ -14212,7 +14212,7 @@
             </w:pPr>
             <w:r/>
             <w:r>
-              <w:t>523.50</w:t>
+              <w:t>523.75</w:t>
             </w:r>
           </w:p>
         </w:tc>
@@ -14243,7 +14243,7 @@
               <w:rPr>
                 <w:b/>
               </w:rPr>
-              <w:t>527.00</w:t>
+              <w:t>527.25</w:t>
             </w:r>
           </w:p>
         </w:tc>
@@ -14391,7 +14391,7 @@
             </w:pPr>
             <w:r/>
             <w:r>
-              <w:t>527.00</w:t>
+              <w:t>527.25</w:t>
             </w:r>
           </w:p>
         </w:tc>
@@ -14419,7 +14419,7 @@
             </w:pPr>
             <w:r/>
             <w:r>
-              <w:t>529.75</w:t>
+              <w:t>530.00</w:t>
             </w:r>
           </w:p>
         </w:tc>
@@ -14447,7 +14447,7 @@
             </w:pPr>
             <w:r/>
             <w:r>
-              <w:t>523.25</w:t>
+              <w:t>523.50</w:t>
             </w:r>
           </w:p>
         </w:tc>
@@ -14478,7 +14478,7 @@
               <w:rPr>
                 <w:b/>
               </w:rPr>
-              <w:t>526.50</w:t>
+              <w:t>526.75</w:t>
             </w:r>
           </w:p>
         </w:tc>
@@ -14626,7 +14626,7 @@
             </w:pPr>
             <w:r/>
             <w:r>
-              <w:t>526.50</w:t>
+              <w:t>526.75</w:t>
             </w:r>
           </w:p>
         </w:tc>
@@ -14654,7 +14654,7 @@
             </w:pPr>
             <w:r/>
             <w:r>
-              <w:t>529.50</w:t>
+              <w:t>529.75</w:t>
             </w:r>
           </w:p>
         </w:tc>
@@ -14682,7 +14682,7 @@
             </w:pPr>
             <w:r/>
             <w:r>
-              <w:t>522.50</w:t>
+              <w:t>522.75</w:t>
             </w:r>
           </w:p>
         </w:tc>
@@ -14713,7 +14713,7 @@
               <w:rPr>
                 <w:b/>
               </w:rPr>
-              <w:t>527.25</w:t>
+              <w:t>527.50</w:t>
             </w:r>
           </w:p>
         </w:tc>
@@ -14861,7 +14861,7 @@
             </w:pPr>
             <w:r/>
             <w:r>
-              <w:t>527.25</w:t>
+              <w:t>527.50</w:t>
             </w:r>
           </w:p>
         </w:tc>
@@ -14889,7 +14889,7 @@
             </w:pPr>
             <w:r/>
             <w:r>
-              <w:t>531.75</w:t>
+              <w:t>532.00</w:t>
             </w:r>
           </w:p>
         </w:tc>
@@ -14917,7 +14917,7 @@
             </w:pPr>
             <w:r/>
             <w:r>
-              <w:t>522.25</w:t>
+              <w:t>522.50</w:t>
             </w:r>
           </w:p>
         </w:tc>
@@ -14948,7 +14948,7 @@
               <w:rPr>
                 <w:b/>
               </w:rPr>
-              <w:t>528.00</w:t>
+              <w:t>528.25</w:t>
             </w:r>
           </w:p>
         </w:tc>
@@ -15096,7 +15096,7 @@
             </w:pPr>
             <w:r/>
             <w:r>
-              <w:t>528.00</w:t>
+              <w:t>528.25</w:t>
             </w:r>
           </w:p>
         </w:tc>
@@ -15124,7 +15124,7 @@
             </w:pPr>
             <w:r/>
             <w:r>
-              <w:t>533.50</w:t>
+              <w:t>533.75</w:t>
             </w:r>
           </w:p>
         </w:tc>
@@ -15152,7 +15152,7 @@
             </w:pPr>
             <w:r/>
             <w:r>
-              <w:t>521.75</w:t>
+              <w:t>522.00</w:t>
             </w:r>
           </w:p>
         </w:tc>
@@ -15183,7 +15183,7 @@
               <w:rPr>
                 <w:b/>
               </w:rPr>
-              <w:t>530.25</w:t>
+              <w:t>530.50</w:t>
             </w:r>
           </w:p>
         </w:tc>
@@ -15331,7 +15331,7 @@
             </w:pPr>
             <w:r/>
             <w:r>
-              <w:t>530.25</w:t>
+              <w:t>530.50</w:t>
             </w:r>
           </w:p>
         </w:tc>
@@ -15359,7 +15359,7 @@
             </w:pPr>
             <w:r/>
             <w:r>
-              <w:t>533.25</w:t>
+              <w:t>533.50</w:t>
             </w:r>
           </w:p>
         </w:tc>
@@ -15387,7 +15387,7 @@
             </w:pPr>
             <w:r/>
             <w:r>
-              <w:t>526.00</w:t>
+              <w:t>526.25</w:t>
             </w:r>
           </w:p>
         </w:tc>
@@ -15418,7 +15418,7 @@
               <w:rPr>
                 <w:b/>
               </w:rPr>
-              <w:t>530.50</w:t>
+              <w:t>530.75</w:t>
             </w:r>
           </w:p>
         </w:tc>
@@ -15566,7 +15566,7 @@
             </w:pPr>
             <w:r/>
             <w:r>
-              <w:t>530.50</w:t>
+              <w:t>530.75</w:t>
             </w:r>
           </w:p>
         </w:tc>
@@ -15594,7 +15594,7 @@
             </w:pPr>
             <w:r/>
             <w:r>
-              <w:t>533.75</w:t>
+              <w:t>534.00</w:t>
             </w:r>
           </w:p>
         </w:tc>
@@ -15622,7 +15622,7 @@
             </w:pPr>
             <w:r/>
             <w:r>
-              <w:t>524.00</w:t>
+              <w:t>524.25</w:t>
             </w:r>
           </w:p>
         </w:tc>
@@ -15653,7 +15653,7 @@
               <w:rPr>
                 <w:b/>
               </w:rPr>
-              <w:t>531.25</w:t>
+              <w:t>531.50</w:t>
             </w:r>
           </w:p>
         </w:tc>
@@ -15801,7 +15801,7 @@
             </w:pPr>
             <w:r/>
             <w:r>
-              <w:t>531.25</w:t>
+              <w:t>531.50</w:t>
             </w:r>
           </w:p>
         </w:tc>
@@ -15829,7 +15829,7 @@
             </w:pPr>
             <w:r/>
             <w:r>
-              <w:t>534.25</w:t>
+              <w:t>534.50</w:t>
             </w:r>
           </w:p>
         </w:tc>
@@ -15857,7 +15857,7 @@
             </w:pPr>
             <w:r/>
             <w:r>
-              <w:t>526.75</w:t>
+              <w:t>527.00</w:t>
             </w:r>
           </w:p>
         </w:tc>
@@ -15888,7 +15888,7 @@
               <w:rPr>
                 <w:b/>
               </w:rPr>
-              <w:t>530.75</w:t>
+              <w:t>531.00</w:t>
             </w:r>
           </w:p>
         </w:tc>
@@ -16036,7 +16036,7 @@
             </w:pPr>
             <w:r/>
             <w:r>
-              <w:t>530.75</w:t>
+              <w:t>531.00</w:t>
             </w:r>
           </w:p>
         </w:tc>
@@ -16064,7 +16064,7 @@
             </w:pPr>
             <w:r/>
             <w:r>
-              <w:t>534.75</w:t>
+              <w:t>535.00</w:t>
             </w:r>
           </w:p>
         </w:tc>
@@ -16092,7 +16092,7 @@
             </w:pPr>
             <w:r/>
             <w:r>
-              <w:t>525.00</w:t>
+              <w:t>525.25</w:t>
             </w:r>
           </w:p>
         </w:tc>
@@ -16123,7 +16123,7 @@
               <w:rPr>
                 <w:b/>
               </w:rPr>
-              <w:t>531.25</w:t>
+              <w:t>531.50</w:t>
             </w:r>
           </w:p>
         </w:tc>
@@ -16271,7 +16271,7 @@
             </w:pPr>
             <w:r/>
             <w:r>
-              <w:t>531.25</w:t>
+              <w:t>531.50</w:t>
             </w:r>
           </w:p>
         </w:tc>
@@ -16299,7 +16299,7 @@
             </w:pPr>
             <w:r/>
             <w:r>
-              <w:t>533.75</w:t>
+              <w:t>534.00</w:t>
             </w:r>
           </w:p>
         </w:tc>
@@ -16327,7 +16327,7 @@
             </w:pPr>
             <w:r/>
             <w:r>
-              <w:t>528.00</w:t>
+              <w:t>528.25</w:t>
             </w:r>
           </w:p>
         </w:tc>
@@ -16358,7 +16358,7 @@
               <w:rPr>
                 <w:b/>
               </w:rPr>
-              <w:t>531.75</w:t>
+              <w:t>532.00</w:t>
             </w:r>
           </w:p>
         </w:tc>
@@ -16506,7 +16506,7 @@
             </w:pPr>
             <w:r/>
             <w:r>
-              <w:t>531.75</w:t>
+              <w:t>532.00</w:t>
             </w:r>
           </w:p>
         </w:tc>
@@ -16534,7 +16534,7 @@
             </w:pPr>
             <w:r/>
             <w:r>
-              <w:t>535.25</w:t>
+              <w:t>535.50</w:t>
             </w:r>
           </w:p>
         </w:tc>
@@ -16562,7 +16562,947 @@
             </w:pPr>
             <w:r/>
             <w:r>
-              <w:t>525.75</w:t>
+              <w:t>526.00</w:t>
+            </w:r>
+          </w:p>
+        </w:tc>
+        <w:tc>
+          <w:tcPr>
+            <w:tcW w:type="dxa" w:w="1728"/>
+            <w:shd w:fill="F8FAFC"/>
+            <w:tcMar>
+              <w:top w:w="100" w:type="dxa"/>
+              <w:bottom w:w="100" w:type="dxa"/>
+              <w:left w:w="120" w:type="dxa"/>
+              <w:right w:w="120" w:type="dxa"/>
+            </w:tcMar>
+            <w:tcBorders>
+              <w:top w:val="single" w:sz="4" w:space="0" w:color="CCCCCC"/>
+              <w:bottom w:val="single" w:sz="4" w:space="0" w:color="CCCCCC"/>
+              <w:left w:val="single" w:sz="4" w:space="0" w:color="CCCCCC"/>
+              <w:right w:val="single" w:sz="4" w:space="0" w:color="CCCCCC"/>
+            </w:tcBorders>
+          </w:tcPr>
+          <w:p>
+            <w:pPr>
+              <w:spacing w:before="60" w:after="60" w:line="252" w:lineRule="auto"/>
+              <w:jc w:val="left"/>
+            </w:pPr>
+            <w:r/>
+            <w:r>
+              <w:rPr>
+                <w:b/>
+              </w:rPr>
+              <w:t>533.00</w:t>
+            </w:r>
+          </w:p>
+        </w:tc>
+        <w:tc>
+          <w:tcPr>
+            <w:tcW w:type="dxa" w:w="3456"/>
+            <w:shd w:fill="F8FAFC"/>
+            <w:tcMar>
+              <w:top w:w="100" w:type="dxa"/>
+              <w:bottom w:w="100" w:type="dxa"/>
+              <w:left w:w="120" w:type="dxa"/>
+              <w:right w:w="120" w:type="dxa"/>
+            </w:tcMar>
+            <w:tcBorders>
+              <w:top w:val="single" w:sz="4" w:space="0" w:color="CCCCCC"/>
+              <w:bottom w:val="single" w:sz="4" w:space="0" w:color="CCCCCC"/>
+              <w:left w:val="single" w:sz="4" w:space="0" w:color="CCCCCC"/>
+              <w:right w:val="single" w:sz="4" w:space="0" w:color="CCCCCC"/>
+            </w:tcBorders>
+          </w:tcPr>
+          <w:p>
+            <w:pPr>
+              <w:spacing w:before="60" w:after="60" w:line="252" w:lineRule="auto"/>
+              <w:jc w:val="left"/>
+            </w:pPr>
+            <w:r/>
+            <w:r>
+              <w:rPr>
+                <w:b/>
+              </w:rPr>
+              <w:t>+1.00</w:t>
+            </w:r>
+          </w:p>
+        </w:tc>
+        <w:tc>
+          <w:tcPr>
+            <w:tcW w:type="dxa" w:w="1440"/>
+            <w:shd w:fill="F8FAFC"/>
+            <w:tcMar>
+              <w:top w:w="100" w:type="dxa"/>
+              <w:bottom w:w="100" w:type="dxa"/>
+              <w:left w:w="120" w:type="dxa"/>
+              <w:right w:w="120" w:type="dxa"/>
+            </w:tcMar>
+            <w:tcBorders>
+              <w:top w:val="single" w:sz="4" w:space="0" w:color="CCCCCC"/>
+              <w:bottom w:val="single" w:sz="4" w:space="0" w:color="CCCCCC"/>
+              <w:left w:val="single" w:sz="4" w:space="0" w:color="CCCCCC"/>
+              <w:right w:val="single" w:sz="4" w:space="0" w:color="CCCCCC"/>
+            </w:tcBorders>
+          </w:tcPr>
+          <w:p>
+            <w:pPr>
+              <w:spacing w:before="60" w:after="60" w:line="252" w:lineRule="auto"/>
+              <w:jc w:val="left"/>
+            </w:pPr>
+            <w:r/>
+            <w:r>
+              <w:t>BULL</w:t>
+            </w:r>
+          </w:p>
+        </w:tc>
+      </w:tr>
+      <w:tr>
+        <w:tc>
+          <w:tcPr>
+            <w:tcW w:type="dxa" w:w="1584"/>
+            <w:shd w:fill="FFFFFF"/>
+            <w:tcMar>
+              <w:top w:w="100" w:type="dxa"/>
+              <w:bottom w:w="100" w:type="dxa"/>
+              <w:left w:w="120" w:type="dxa"/>
+              <w:right w:w="120" w:type="dxa"/>
+            </w:tcMar>
+            <w:tcBorders>
+              <w:top w:val="single" w:sz="4" w:space="0" w:color="CCCCCC"/>
+              <w:bottom w:val="single" w:sz="4" w:space="0" w:color="CCCCCC"/>
+              <w:left w:val="single" w:sz="4" w:space="0" w:color="CCCCCC"/>
+              <w:right w:val="single" w:sz="4" w:space="0" w:color="CCCCCC"/>
+            </w:tcBorders>
+          </w:tcPr>
+          <w:p>
+            <w:pPr>
+              <w:spacing w:before="60" w:after="60" w:line="252" w:lineRule="auto"/>
+              <w:jc w:val="left"/>
+            </w:pPr>
+            <w:r/>
+            <w:r>
+              <w:rPr>
+                <w:b/>
+              </w:rPr>
+              <w:t>Tue 15/09</w:t>
+            </w:r>
+          </w:p>
+        </w:tc>
+        <w:tc>
+          <w:tcPr>
+            <w:tcW w:type="dxa" w:w="864"/>
+            <w:shd w:fill="FFFFFF"/>
+            <w:tcMar>
+              <w:top w:w="100" w:type="dxa"/>
+              <w:bottom w:w="100" w:type="dxa"/>
+              <w:left w:w="120" w:type="dxa"/>
+              <w:right w:w="120" w:type="dxa"/>
+            </w:tcMar>
+            <w:tcBorders>
+              <w:top w:val="single" w:sz="4" w:space="0" w:color="CCCCCC"/>
+              <w:bottom w:val="single" w:sz="4" w:space="0" w:color="CCCCCC"/>
+              <w:left w:val="single" w:sz="4" w:space="0" w:color="CCCCCC"/>
+              <w:right w:val="single" w:sz="4" w:space="0" w:color="CCCCCC"/>
+            </w:tcBorders>
+          </w:tcPr>
+          <w:p>
+            <w:pPr>
+              <w:spacing w:before="60" w:after="60" w:line="252" w:lineRule="auto"/>
+              <w:jc w:val="left"/>
+            </w:pPr>
+            <w:r/>
+            <w:r>
+              <w:t>NY Close 23-01</w:t>
+            </w:r>
+          </w:p>
+        </w:tc>
+        <w:tc>
+          <w:tcPr>
+            <w:tcW w:type="dxa" w:w="1440"/>
+            <w:shd w:fill="FFFFFF"/>
+            <w:tcMar>
+              <w:top w:w="100" w:type="dxa"/>
+              <w:bottom w:w="100" w:type="dxa"/>
+              <w:left w:w="120" w:type="dxa"/>
+              <w:right w:w="120" w:type="dxa"/>
+            </w:tcMar>
+            <w:tcBorders>
+              <w:top w:val="single" w:sz="4" w:space="0" w:color="CCCCCC"/>
+              <w:bottom w:val="single" w:sz="4" w:space="0" w:color="CCCCCC"/>
+              <w:left w:val="single" w:sz="4" w:space="0" w:color="CCCCCC"/>
+              <w:right w:val="single" w:sz="4" w:space="0" w:color="CCCCCC"/>
+            </w:tcBorders>
+          </w:tcPr>
+          <w:p>
+            <w:pPr>
+              <w:spacing w:before="60" w:after="60" w:line="252" w:lineRule="auto"/>
+              <w:jc w:val="left"/>
+            </w:pPr>
+            <w:r/>
+            <w:r>
+              <w:t>533.00</w:t>
+            </w:r>
+          </w:p>
+        </w:tc>
+        <w:tc>
+          <w:tcPr>
+            <w:tcW w:type="dxa" w:w="2016"/>
+            <w:shd w:fill="FFFFFF"/>
+            <w:tcMar>
+              <w:top w:w="100" w:type="dxa"/>
+              <w:bottom w:w="100" w:type="dxa"/>
+              <w:left w:w="120" w:type="dxa"/>
+              <w:right w:w="120" w:type="dxa"/>
+            </w:tcMar>
+            <w:tcBorders>
+              <w:top w:val="single" w:sz="4" w:space="0" w:color="CCCCCC"/>
+              <w:bottom w:val="single" w:sz="4" w:space="0" w:color="CCCCCC"/>
+              <w:left w:val="single" w:sz="4" w:space="0" w:color="CCCCCC"/>
+              <w:right w:val="single" w:sz="4" w:space="0" w:color="CCCCCC"/>
+            </w:tcBorders>
+          </w:tcPr>
+          <w:p>
+            <w:pPr>
+              <w:spacing w:before="60" w:after="60" w:line="252" w:lineRule="auto"/>
+              <w:jc w:val="left"/>
+            </w:pPr>
+            <w:r/>
+            <w:r>
+              <w:t>535.75</w:t>
+            </w:r>
+          </w:p>
+        </w:tc>
+        <w:tc>
+          <w:tcPr>
+            <w:tcW w:type="dxa" w:w="1152"/>
+            <w:shd w:fill="FFFFFF"/>
+            <w:tcMar>
+              <w:top w:w="100" w:type="dxa"/>
+              <w:bottom w:w="100" w:type="dxa"/>
+              <w:left w:w="120" w:type="dxa"/>
+              <w:right w:w="120" w:type="dxa"/>
+            </w:tcMar>
+            <w:tcBorders>
+              <w:top w:val="single" w:sz="4" w:space="0" w:color="CCCCCC"/>
+              <w:bottom w:val="single" w:sz="4" w:space="0" w:color="CCCCCC"/>
+              <w:left w:val="single" w:sz="4" w:space="0" w:color="CCCCCC"/>
+              <w:right w:val="single" w:sz="4" w:space="0" w:color="CCCCCC"/>
+            </w:tcBorders>
+          </w:tcPr>
+          <w:p>
+            <w:pPr>
+              <w:spacing w:before="60" w:after="60" w:line="252" w:lineRule="auto"/>
+              <w:jc w:val="left"/>
+            </w:pPr>
+            <w:r/>
+            <w:r>
+              <w:t>530.50</w:t>
+            </w:r>
+          </w:p>
+        </w:tc>
+        <w:tc>
+          <w:tcPr>
+            <w:tcW w:type="dxa" w:w="1728"/>
+            <w:shd w:fill="FFFFFF"/>
+            <w:tcMar>
+              <w:top w:w="100" w:type="dxa"/>
+              <w:bottom w:w="100" w:type="dxa"/>
+              <w:left w:w="120" w:type="dxa"/>
+              <w:right w:w="120" w:type="dxa"/>
+            </w:tcMar>
+            <w:tcBorders>
+              <w:top w:val="single" w:sz="4" w:space="0" w:color="CCCCCC"/>
+              <w:bottom w:val="single" w:sz="4" w:space="0" w:color="CCCCCC"/>
+              <w:left w:val="single" w:sz="4" w:space="0" w:color="CCCCCC"/>
+              <w:right w:val="single" w:sz="4" w:space="0" w:color="CCCCCC"/>
+            </w:tcBorders>
+          </w:tcPr>
+          <w:p>
+            <w:pPr>
+              <w:spacing w:before="60" w:after="60" w:line="252" w:lineRule="auto"/>
+              <w:jc w:val="left"/>
+            </w:pPr>
+            <w:r/>
+            <w:r>
+              <w:rPr>
+                <w:b/>
+              </w:rPr>
+              <w:t>533.00</w:t>
+            </w:r>
+          </w:p>
+        </w:tc>
+        <w:tc>
+          <w:tcPr>
+            <w:tcW w:type="dxa" w:w="3456"/>
+            <w:shd w:fill="FFFFFF"/>
+            <w:tcMar>
+              <w:top w:w="100" w:type="dxa"/>
+              <w:bottom w:w="100" w:type="dxa"/>
+              <w:left w:w="120" w:type="dxa"/>
+              <w:right w:w="120" w:type="dxa"/>
+            </w:tcMar>
+            <w:tcBorders>
+              <w:top w:val="single" w:sz="4" w:space="0" w:color="CCCCCC"/>
+              <w:bottom w:val="single" w:sz="4" w:space="0" w:color="CCCCCC"/>
+              <w:left w:val="single" w:sz="4" w:space="0" w:color="CCCCCC"/>
+              <w:right w:val="single" w:sz="4" w:space="0" w:color="CCCCCC"/>
+            </w:tcBorders>
+          </w:tcPr>
+          <w:p>
+            <w:pPr>
+              <w:spacing w:before="60" w:after="60" w:line="252" w:lineRule="auto"/>
+              <w:jc w:val="left"/>
+            </w:pPr>
+            <w:r/>
+            <w:r>
+              <w:rPr>
+                <w:b/>
+              </w:rPr>
+              <w:t>+0.00</w:t>
+            </w:r>
+          </w:p>
+        </w:tc>
+        <w:tc>
+          <w:tcPr>
+            <w:tcW w:type="dxa" w:w="1440"/>
+            <w:shd w:fill="FFFFFF"/>
+            <w:tcMar>
+              <w:top w:w="100" w:type="dxa"/>
+              <w:bottom w:w="100" w:type="dxa"/>
+              <w:left w:w="120" w:type="dxa"/>
+              <w:right w:w="120" w:type="dxa"/>
+            </w:tcMar>
+            <w:tcBorders>
+              <w:top w:val="single" w:sz="4" w:space="0" w:color="CCCCCC"/>
+              <w:bottom w:val="single" w:sz="4" w:space="0" w:color="CCCCCC"/>
+              <w:left w:val="single" w:sz="4" w:space="0" w:color="CCCCCC"/>
+              <w:right w:val="single" w:sz="4" w:space="0" w:color="CCCCCC"/>
+            </w:tcBorders>
+          </w:tcPr>
+          <w:p>
+            <w:pPr>
+              <w:spacing w:before="60" w:after="60" w:line="252" w:lineRule="auto"/>
+              <w:jc w:val="left"/>
+            </w:pPr>
+            <w:r/>
+            <w:r>
+              <w:t>BULL</w:t>
+            </w:r>
+          </w:p>
+        </w:tc>
+      </w:tr>
+      <w:tr>
+        <w:tc>
+          <w:tcPr>
+            <w:tcW w:type="dxa" w:w="1584"/>
+            <w:shd w:fill="F8FAFC"/>
+            <w:tcMar>
+              <w:top w:w="100" w:type="dxa"/>
+              <w:bottom w:w="100" w:type="dxa"/>
+              <w:left w:w="120" w:type="dxa"/>
+              <w:right w:w="120" w:type="dxa"/>
+            </w:tcMar>
+            <w:tcBorders>
+              <w:top w:val="single" w:sz="4" w:space="0" w:color="CCCCCC"/>
+              <w:bottom w:val="single" w:sz="4" w:space="0" w:color="CCCCCC"/>
+              <w:left w:val="single" w:sz="4" w:space="0" w:color="CCCCCC"/>
+              <w:right w:val="single" w:sz="4" w:space="0" w:color="CCCCCC"/>
+            </w:tcBorders>
+          </w:tcPr>
+          <w:p>
+            <w:pPr>
+              <w:spacing w:before="60" w:after="60" w:line="252" w:lineRule="auto"/>
+              <w:jc w:val="left"/>
+            </w:pPr>
+            <w:r/>
+            <w:r>
+              <w:rPr>
+                <w:b/>
+              </w:rPr>
+              <w:t>Wed 16/09</w:t>
+            </w:r>
+          </w:p>
+        </w:tc>
+        <w:tc>
+          <w:tcPr>
+            <w:tcW w:type="dxa" w:w="864"/>
+            <w:shd w:fill="F8FAFC"/>
+            <w:tcMar>
+              <w:top w:w="100" w:type="dxa"/>
+              <w:bottom w:w="100" w:type="dxa"/>
+              <w:left w:w="120" w:type="dxa"/>
+              <w:right w:w="120" w:type="dxa"/>
+            </w:tcMar>
+            <w:tcBorders>
+              <w:top w:val="single" w:sz="4" w:space="0" w:color="CCCCCC"/>
+              <w:bottom w:val="single" w:sz="4" w:space="0" w:color="CCCCCC"/>
+              <w:left w:val="single" w:sz="4" w:space="0" w:color="CCCCCC"/>
+              <w:right w:val="single" w:sz="4" w:space="0" w:color="CCCCCC"/>
+            </w:tcBorders>
+          </w:tcPr>
+          <w:p>
+            <w:pPr>
+              <w:spacing w:before="60" w:after="60" w:line="252" w:lineRule="auto"/>
+              <w:jc w:val="left"/>
+            </w:pPr>
+            <w:r/>
+            <w:r>
+              <w:t>Asia 07-11</w:t>
+            </w:r>
+          </w:p>
+        </w:tc>
+        <w:tc>
+          <w:tcPr>
+            <w:tcW w:type="dxa" w:w="1440"/>
+            <w:shd w:fill="F8FAFC"/>
+            <w:tcMar>
+              <w:top w:w="100" w:type="dxa"/>
+              <w:bottom w:w="100" w:type="dxa"/>
+              <w:left w:w="120" w:type="dxa"/>
+              <w:right w:w="120" w:type="dxa"/>
+            </w:tcMar>
+            <w:tcBorders>
+              <w:top w:val="single" w:sz="4" w:space="0" w:color="CCCCCC"/>
+              <w:bottom w:val="single" w:sz="4" w:space="0" w:color="CCCCCC"/>
+              <w:left w:val="single" w:sz="4" w:space="0" w:color="CCCCCC"/>
+              <w:right w:val="single" w:sz="4" w:space="0" w:color="CCCCCC"/>
+            </w:tcBorders>
+          </w:tcPr>
+          <w:p>
+            <w:pPr>
+              <w:spacing w:before="60" w:after="60" w:line="252" w:lineRule="auto"/>
+              <w:jc w:val="left"/>
+            </w:pPr>
+            <w:r/>
+            <w:r>
+              <w:t>533.00</w:t>
+            </w:r>
+          </w:p>
+        </w:tc>
+        <w:tc>
+          <w:tcPr>
+            <w:tcW w:type="dxa" w:w="2016"/>
+            <w:shd w:fill="F8FAFC"/>
+            <w:tcMar>
+              <w:top w:w="100" w:type="dxa"/>
+              <w:bottom w:w="100" w:type="dxa"/>
+              <w:left w:w="120" w:type="dxa"/>
+              <w:right w:w="120" w:type="dxa"/>
+            </w:tcMar>
+            <w:tcBorders>
+              <w:top w:val="single" w:sz="4" w:space="0" w:color="CCCCCC"/>
+              <w:bottom w:val="single" w:sz="4" w:space="0" w:color="CCCCCC"/>
+              <w:left w:val="single" w:sz="4" w:space="0" w:color="CCCCCC"/>
+              <w:right w:val="single" w:sz="4" w:space="0" w:color="CCCCCC"/>
+            </w:tcBorders>
+          </w:tcPr>
+          <w:p>
+            <w:pPr>
+              <w:spacing w:before="60" w:after="60" w:line="252" w:lineRule="auto"/>
+              <w:jc w:val="left"/>
+            </w:pPr>
+            <w:r/>
+            <w:r>
+              <w:t>535.75</w:t>
+            </w:r>
+          </w:p>
+        </w:tc>
+        <w:tc>
+          <w:tcPr>
+            <w:tcW w:type="dxa" w:w="1152"/>
+            <w:shd w:fill="F8FAFC"/>
+            <w:tcMar>
+              <w:top w:w="100" w:type="dxa"/>
+              <w:bottom w:w="100" w:type="dxa"/>
+              <w:left w:w="120" w:type="dxa"/>
+              <w:right w:w="120" w:type="dxa"/>
+            </w:tcMar>
+            <w:tcBorders>
+              <w:top w:val="single" w:sz="4" w:space="0" w:color="CCCCCC"/>
+              <w:bottom w:val="single" w:sz="4" w:space="0" w:color="CCCCCC"/>
+              <w:left w:val="single" w:sz="4" w:space="0" w:color="CCCCCC"/>
+              <w:right w:val="single" w:sz="4" w:space="0" w:color="CCCCCC"/>
+            </w:tcBorders>
+          </w:tcPr>
+          <w:p>
+            <w:pPr>
+              <w:spacing w:before="60" w:after="60" w:line="252" w:lineRule="auto"/>
+              <w:jc w:val="left"/>
+            </w:pPr>
+            <w:r/>
+            <w:r>
+              <w:t>530.50</w:t>
+            </w:r>
+          </w:p>
+        </w:tc>
+        <w:tc>
+          <w:tcPr>
+            <w:tcW w:type="dxa" w:w="1728"/>
+            <w:shd w:fill="F8FAFC"/>
+            <w:tcMar>
+              <w:top w:w="100" w:type="dxa"/>
+              <w:bottom w:w="100" w:type="dxa"/>
+              <w:left w:w="120" w:type="dxa"/>
+              <w:right w:w="120" w:type="dxa"/>
+            </w:tcMar>
+            <w:tcBorders>
+              <w:top w:val="single" w:sz="4" w:space="0" w:color="CCCCCC"/>
+              <w:bottom w:val="single" w:sz="4" w:space="0" w:color="CCCCCC"/>
+              <w:left w:val="single" w:sz="4" w:space="0" w:color="CCCCCC"/>
+              <w:right w:val="single" w:sz="4" w:space="0" w:color="CCCCCC"/>
+            </w:tcBorders>
+          </w:tcPr>
+          <w:p>
+            <w:pPr>
+              <w:spacing w:before="60" w:after="60" w:line="252" w:lineRule="auto"/>
+              <w:jc w:val="left"/>
+            </w:pPr>
+            <w:r/>
+            <w:r>
+              <w:rPr>
+                <w:b/>
+              </w:rPr>
+              <w:t>532.50</w:t>
+            </w:r>
+          </w:p>
+        </w:tc>
+        <w:tc>
+          <w:tcPr>
+            <w:tcW w:type="dxa" w:w="3456"/>
+            <w:shd w:fill="F8FAFC"/>
+            <w:tcMar>
+              <w:top w:w="100" w:type="dxa"/>
+              <w:bottom w:w="100" w:type="dxa"/>
+              <w:left w:w="120" w:type="dxa"/>
+              <w:right w:w="120" w:type="dxa"/>
+            </w:tcMar>
+            <w:tcBorders>
+              <w:top w:val="single" w:sz="4" w:space="0" w:color="CCCCCC"/>
+              <w:bottom w:val="single" w:sz="4" w:space="0" w:color="CCCCCC"/>
+              <w:left w:val="single" w:sz="4" w:space="0" w:color="CCCCCC"/>
+              <w:right w:val="single" w:sz="4" w:space="0" w:color="CCCCCC"/>
+            </w:tcBorders>
+          </w:tcPr>
+          <w:p>
+            <w:pPr>
+              <w:spacing w:before="60" w:after="60" w:line="252" w:lineRule="auto"/>
+              <w:jc w:val="left"/>
+            </w:pPr>
+            <w:r/>
+            <w:r>
+              <w:rPr>
+                <w:b/>
+              </w:rPr>
+              <w:t>-0.50</w:t>
+            </w:r>
+          </w:p>
+        </w:tc>
+        <w:tc>
+          <w:tcPr>
+            <w:tcW w:type="dxa" w:w="1440"/>
+            <w:shd w:fill="F8FAFC"/>
+            <w:tcMar>
+              <w:top w:w="100" w:type="dxa"/>
+              <w:bottom w:w="100" w:type="dxa"/>
+              <w:left w:w="120" w:type="dxa"/>
+              <w:right w:w="120" w:type="dxa"/>
+            </w:tcMar>
+            <w:tcBorders>
+              <w:top w:val="single" w:sz="4" w:space="0" w:color="CCCCCC"/>
+              <w:bottom w:val="single" w:sz="4" w:space="0" w:color="CCCCCC"/>
+              <w:left w:val="single" w:sz="4" w:space="0" w:color="CCCCCC"/>
+              <w:right w:val="single" w:sz="4" w:space="0" w:color="CCCCCC"/>
+            </w:tcBorders>
+          </w:tcPr>
+          <w:p>
+            <w:pPr>
+              <w:spacing w:before="60" w:after="60" w:line="252" w:lineRule="auto"/>
+              <w:jc w:val="left"/>
+            </w:pPr>
+            <w:r/>
+            <w:r>
+              <w:t>BEAR</w:t>
+            </w:r>
+          </w:p>
+        </w:tc>
+      </w:tr>
+      <w:tr>
+        <w:tc>
+          <w:tcPr>
+            <w:tcW w:type="dxa" w:w="1584"/>
+            <w:shd w:fill="FFFFFF"/>
+            <w:tcMar>
+              <w:top w:w="100" w:type="dxa"/>
+              <w:bottom w:w="100" w:type="dxa"/>
+              <w:left w:w="120" w:type="dxa"/>
+              <w:right w:w="120" w:type="dxa"/>
+            </w:tcMar>
+            <w:tcBorders>
+              <w:top w:val="single" w:sz="4" w:space="0" w:color="CCCCCC"/>
+              <w:bottom w:val="single" w:sz="4" w:space="0" w:color="CCCCCC"/>
+              <w:left w:val="single" w:sz="4" w:space="0" w:color="CCCCCC"/>
+              <w:right w:val="single" w:sz="4" w:space="0" w:color="CCCCCC"/>
+            </w:tcBorders>
+          </w:tcPr>
+          <w:p>
+            <w:pPr>
+              <w:spacing w:before="60" w:after="60" w:line="252" w:lineRule="auto"/>
+              <w:jc w:val="left"/>
+            </w:pPr>
+            <w:r/>
+            <w:r>
+              <w:rPr>
+                <w:b/>
+              </w:rPr>
+              <w:t>Wed 16/09</w:t>
+            </w:r>
+          </w:p>
+        </w:tc>
+        <w:tc>
+          <w:tcPr>
+            <w:tcW w:type="dxa" w:w="864"/>
+            <w:shd w:fill="FFFFFF"/>
+            <w:tcMar>
+              <w:top w:w="100" w:type="dxa"/>
+              <w:bottom w:w="100" w:type="dxa"/>
+              <w:left w:w="120" w:type="dxa"/>
+              <w:right w:w="120" w:type="dxa"/>
+            </w:tcMar>
+            <w:tcBorders>
+              <w:top w:val="single" w:sz="4" w:space="0" w:color="CCCCCC"/>
+              <w:bottom w:val="single" w:sz="4" w:space="0" w:color="CCCCCC"/>
+              <w:left w:val="single" w:sz="4" w:space="0" w:color="CCCCCC"/>
+              <w:right w:val="single" w:sz="4" w:space="0" w:color="CCCCCC"/>
+            </w:tcBorders>
+          </w:tcPr>
+          <w:p>
+            <w:pPr>
+              <w:spacing w:before="60" w:after="60" w:line="252" w:lineRule="auto"/>
+              <w:jc w:val="left"/>
+            </w:pPr>
+            <w:r/>
+            <w:r>
+              <w:t>Asia 11-15</w:t>
+            </w:r>
+          </w:p>
+        </w:tc>
+        <w:tc>
+          <w:tcPr>
+            <w:tcW w:type="dxa" w:w="1440"/>
+            <w:shd w:fill="FFFFFF"/>
+            <w:tcMar>
+              <w:top w:w="100" w:type="dxa"/>
+              <w:bottom w:w="100" w:type="dxa"/>
+              <w:left w:w="120" w:type="dxa"/>
+              <w:right w:w="120" w:type="dxa"/>
+            </w:tcMar>
+            <w:tcBorders>
+              <w:top w:val="single" w:sz="4" w:space="0" w:color="CCCCCC"/>
+              <w:bottom w:val="single" w:sz="4" w:space="0" w:color="CCCCCC"/>
+              <w:left w:val="single" w:sz="4" w:space="0" w:color="CCCCCC"/>
+              <w:right w:val="single" w:sz="4" w:space="0" w:color="CCCCCC"/>
+            </w:tcBorders>
+          </w:tcPr>
+          <w:p>
+            <w:pPr>
+              <w:spacing w:before="60" w:after="60" w:line="252" w:lineRule="auto"/>
+              <w:jc w:val="left"/>
+            </w:pPr>
+            <w:r/>
+            <w:r>
+              <w:t>532.50</w:t>
+            </w:r>
+          </w:p>
+        </w:tc>
+        <w:tc>
+          <w:tcPr>
+            <w:tcW w:type="dxa" w:w="2016"/>
+            <w:shd w:fill="FFFFFF"/>
+            <w:tcMar>
+              <w:top w:w="100" w:type="dxa"/>
+              <w:bottom w:w="100" w:type="dxa"/>
+              <w:left w:w="120" w:type="dxa"/>
+              <w:right w:w="120" w:type="dxa"/>
+            </w:tcMar>
+            <w:tcBorders>
+              <w:top w:val="single" w:sz="4" w:space="0" w:color="CCCCCC"/>
+              <w:bottom w:val="single" w:sz="4" w:space="0" w:color="CCCCCC"/>
+              <w:left w:val="single" w:sz="4" w:space="0" w:color="CCCCCC"/>
+              <w:right w:val="single" w:sz="4" w:space="0" w:color="CCCCCC"/>
+            </w:tcBorders>
+          </w:tcPr>
+          <w:p>
+            <w:pPr>
+              <w:spacing w:before="60" w:after="60" w:line="252" w:lineRule="auto"/>
+              <w:jc w:val="left"/>
+            </w:pPr>
+            <w:r/>
+            <w:r>
+              <w:t>535.50</w:t>
+            </w:r>
+          </w:p>
+        </w:tc>
+        <w:tc>
+          <w:tcPr>
+            <w:tcW w:type="dxa" w:w="1152"/>
+            <w:shd w:fill="FFFFFF"/>
+            <w:tcMar>
+              <w:top w:w="100" w:type="dxa"/>
+              <w:bottom w:w="100" w:type="dxa"/>
+              <w:left w:w="120" w:type="dxa"/>
+              <w:right w:w="120" w:type="dxa"/>
+            </w:tcMar>
+            <w:tcBorders>
+              <w:top w:val="single" w:sz="4" w:space="0" w:color="CCCCCC"/>
+              <w:bottom w:val="single" w:sz="4" w:space="0" w:color="CCCCCC"/>
+              <w:left w:val="single" w:sz="4" w:space="0" w:color="CCCCCC"/>
+              <w:right w:val="single" w:sz="4" w:space="0" w:color="CCCCCC"/>
+            </w:tcBorders>
+          </w:tcPr>
+          <w:p>
+            <w:pPr>
+              <w:spacing w:before="60" w:after="60" w:line="252" w:lineRule="auto"/>
+              <w:jc w:val="left"/>
+            </w:pPr>
+            <w:r/>
+            <w:r>
+              <w:t>529.25</w:t>
+            </w:r>
+          </w:p>
+        </w:tc>
+        <w:tc>
+          <w:tcPr>
+            <w:tcW w:type="dxa" w:w="1728"/>
+            <w:shd w:fill="FFFFFF"/>
+            <w:tcMar>
+              <w:top w:w="100" w:type="dxa"/>
+              <w:bottom w:w="100" w:type="dxa"/>
+              <w:left w:w="120" w:type="dxa"/>
+              <w:right w:w="120" w:type="dxa"/>
+            </w:tcMar>
+            <w:tcBorders>
+              <w:top w:val="single" w:sz="4" w:space="0" w:color="CCCCCC"/>
+              <w:bottom w:val="single" w:sz="4" w:space="0" w:color="CCCCCC"/>
+              <w:left w:val="single" w:sz="4" w:space="0" w:color="CCCCCC"/>
+              <w:right w:val="single" w:sz="4" w:space="0" w:color="CCCCCC"/>
+            </w:tcBorders>
+          </w:tcPr>
+          <w:p>
+            <w:pPr>
+              <w:spacing w:before="60" w:after="60" w:line="252" w:lineRule="auto"/>
+              <w:jc w:val="left"/>
+            </w:pPr>
+            <w:r/>
+            <w:r>
+              <w:rPr>
+                <w:b/>
+              </w:rPr>
+              <w:t>532.25</w:t>
+            </w:r>
+          </w:p>
+        </w:tc>
+        <w:tc>
+          <w:tcPr>
+            <w:tcW w:type="dxa" w:w="3456"/>
+            <w:shd w:fill="FFFFFF"/>
+            <w:tcMar>
+              <w:top w:w="100" w:type="dxa"/>
+              <w:bottom w:w="100" w:type="dxa"/>
+              <w:left w:w="120" w:type="dxa"/>
+              <w:right w:w="120" w:type="dxa"/>
+            </w:tcMar>
+            <w:tcBorders>
+              <w:top w:val="single" w:sz="4" w:space="0" w:color="CCCCCC"/>
+              <w:bottom w:val="single" w:sz="4" w:space="0" w:color="CCCCCC"/>
+              <w:left w:val="single" w:sz="4" w:space="0" w:color="CCCCCC"/>
+              <w:right w:val="single" w:sz="4" w:space="0" w:color="CCCCCC"/>
+            </w:tcBorders>
+          </w:tcPr>
+          <w:p>
+            <w:pPr>
+              <w:spacing w:before="60" w:after="60" w:line="252" w:lineRule="auto"/>
+              <w:jc w:val="left"/>
+            </w:pPr>
+            <w:r/>
+            <w:r>
+              <w:rPr>
+                <w:b/>
+              </w:rPr>
+              <w:t>-0.25</w:t>
+            </w:r>
+          </w:p>
+        </w:tc>
+        <w:tc>
+          <w:tcPr>
+            <w:tcW w:type="dxa" w:w="1440"/>
+            <w:shd w:fill="FFFFFF"/>
+            <w:tcMar>
+              <w:top w:w="100" w:type="dxa"/>
+              <w:bottom w:w="100" w:type="dxa"/>
+              <w:left w:w="120" w:type="dxa"/>
+              <w:right w:w="120" w:type="dxa"/>
+            </w:tcMar>
+            <w:tcBorders>
+              <w:top w:val="single" w:sz="4" w:space="0" w:color="CCCCCC"/>
+              <w:bottom w:val="single" w:sz="4" w:space="0" w:color="CCCCCC"/>
+              <w:left w:val="single" w:sz="4" w:space="0" w:color="CCCCCC"/>
+              <w:right w:val="single" w:sz="4" w:space="0" w:color="CCCCCC"/>
+            </w:tcBorders>
+          </w:tcPr>
+          <w:p>
+            <w:pPr>
+              <w:spacing w:before="60" w:after="60" w:line="252" w:lineRule="auto"/>
+              <w:jc w:val="left"/>
+            </w:pPr>
+            <w:r/>
+            <w:r>
+              <w:t>BEAR</w:t>
+            </w:r>
+          </w:p>
+        </w:tc>
+      </w:tr>
+      <w:tr>
+        <w:tc>
+          <w:tcPr>
+            <w:tcW w:type="dxa" w:w="1584"/>
+            <w:shd w:fill="F8FAFC"/>
+            <w:tcMar>
+              <w:top w:w="100" w:type="dxa"/>
+              <w:bottom w:w="100" w:type="dxa"/>
+              <w:left w:w="120" w:type="dxa"/>
+              <w:right w:w="120" w:type="dxa"/>
+            </w:tcMar>
+            <w:tcBorders>
+              <w:top w:val="single" w:sz="4" w:space="0" w:color="CCCCCC"/>
+              <w:bottom w:val="single" w:sz="4" w:space="0" w:color="CCCCCC"/>
+              <w:left w:val="single" w:sz="4" w:space="0" w:color="CCCCCC"/>
+              <w:right w:val="single" w:sz="4" w:space="0" w:color="CCCCCC"/>
+            </w:tcBorders>
+          </w:tcPr>
+          <w:p>
+            <w:pPr>
+              <w:spacing w:before="60" w:after="60" w:line="252" w:lineRule="auto"/>
+              <w:jc w:val="left"/>
+            </w:pPr>
+            <w:r/>
+            <w:r>
+              <w:rPr>
+                <w:b/>
+              </w:rPr>
+              <w:t>Wed 16/09</w:t>
+            </w:r>
+          </w:p>
+        </w:tc>
+        <w:tc>
+          <w:tcPr>
+            <w:tcW w:type="dxa" w:w="864"/>
+            <w:shd w:fill="F8FAFC"/>
+            <w:tcMar>
+              <w:top w:w="100" w:type="dxa"/>
+              <w:bottom w:w="100" w:type="dxa"/>
+              <w:left w:w="120" w:type="dxa"/>
+              <w:right w:w="120" w:type="dxa"/>
+            </w:tcMar>
+            <w:tcBorders>
+              <w:top w:val="single" w:sz="4" w:space="0" w:color="CCCCCC"/>
+              <w:bottom w:val="single" w:sz="4" w:space="0" w:color="CCCCCC"/>
+              <w:left w:val="single" w:sz="4" w:space="0" w:color="CCCCCC"/>
+              <w:right w:val="single" w:sz="4" w:space="0" w:color="CCCCCC"/>
+            </w:tcBorders>
+          </w:tcPr>
+          <w:p>
+            <w:pPr>
+              <w:spacing w:before="60" w:after="60" w:line="252" w:lineRule="auto"/>
+              <w:jc w:val="left"/>
+            </w:pPr>
+            <w:r/>
+            <w:r>
+              <w:t>London 15-19</w:t>
+            </w:r>
+          </w:p>
+        </w:tc>
+        <w:tc>
+          <w:tcPr>
+            <w:tcW w:type="dxa" w:w="1440"/>
+            <w:shd w:fill="F8FAFC"/>
+            <w:tcMar>
+              <w:top w:w="100" w:type="dxa"/>
+              <w:bottom w:w="100" w:type="dxa"/>
+              <w:left w:w="120" w:type="dxa"/>
+              <w:right w:w="120" w:type="dxa"/>
+            </w:tcMar>
+            <w:tcBorders>
+              <w:top w:val="single" w:sz="4" w:space="0" w:color="CCCCCC"/>
+              <w:bottom w:val="single" w:sz="4" w:space="0" w:color="CCCCCC"/>
+              <w:left w:val="single" w:sz="4" w:space="0" w:color="CCCCCC"/>
+              <w:right w:val="single" w:sz="4" w:space="0" w:color="CCCCCC"/>
+            </w:tcBorders>
+          </w:tcPr>
+          <w:p>
+            <w:pPr>
+              <w:spacing w:before="60" w:after="60" w:line="252" w:lineRule="auto"/>
+              <w:jc w:val="left"/>
+            </w:pPr>
+            <w:r/>
+            <w:r>
+              <w:t>532.25</w:t>
+            </w:r>
+          </w:p>
+        </w:tc>
+        <w:tc>
+          <w:tcPr>
+            <w:tcW w:type="dxa" w:w="2016"/>
+            <w:shd w:fill="F8FAFC"/>
+            <w:tcMar>
+              <w:top w:w="100" w:type="dxa"/>
+              <w:bottom w:w="100" w:type="dxa"/>
+              <w:left w:w="120" w:type="dxa"/>
+              <w:right w:w="120" w:type="dxa"/>
+            </w:tcMar>
+            <w:tcBorders>
+              <w:top w:val="single" w:sz="4" w:space="0" w:color="CCCCCC"/>
+              <w:bottom w:val="single" w:sz="4" w:space="0" w:color="CCCCCC"/>
+              <w:left w:val="single" w:sz="4" w:space="0" w:color="CCCCCC"/>
+              <w:right w:val="single" w:sz="4" w:space="0" w:color="CCCCCC"/>
+            </w:tcBorders>
+          </w:tcPr>
+          <w:p>
+            <w:pPr>
+              <w:spacing w:before="60" w:after="60" w:line="252" w:lineRule="auto"/>
+              <w:jc w:val="left"/>
+            </w:pPr>
+            <w:r/>
+            <w:r>
+              <w:t>536.25</w:t>
+            </w:r>
+          </w:p>
+        </w:tc>
+        <w:tc>
+          <w:tcPr>
+            <w:tcW w:type="dxa" w:w="1152"/>
+            <w:shd w:fill="F8FAFC"/>
+            <w:tcMar>
+              <w:top w:w="100" w:type="dxa"/>
+              <w:bottom w:w="100" w:type="dxa"/>
+              <w:left w:w="120" w:type="dxa"/>
+              <w:right w:w="120" w:type="dxa"/>
+            </w:tcMar>
+            <w:tcBorders>
+              <w:top w:val="single" w:sz="4" w:space="0" w:color="CCCCCC"/>
+              <w:bottom w:val="single" w:sz="4" w:space="0" w:color="CCCCCC"/>
+              <w:left w:val="single" w:sz="4" w:space="0" w:color="CCCCCC"/>
+              <w:right w:val="single" w:sz="4" w:space="0" w:color="CCCCCC"/>
+            </w:tcBorders>
+          </w:tcPr>
+          <w:p>
+            <w:pPr>
+              <w:spacing w:before="60" w:after="60" w:line="252" w:lineRule="auto"/>
+              <w:jc w:val="left"/>
+            </w:pPr>
+            <w:r/>
+            <w:r>
+              <w:t>527.00</w:t>
             </w:r>
           </w:p>
         </w:tc>
@@ -16624,7 +17564,7 @@
               <w:rPr>
                 <w:b/>
               </w:rPr>
-              <w:t>+1.00</w:t>
+              <w:t>+0.50</w:t>
             </w:r>
           </w:p>
         </w:tc>
@@ -16685,7 +17625,7 @@
               <w:rPr>
                 <w:b/>
               </w:rPr>
-              <w:t>Tue 15/09</w:t>
+              <w:t>Wed 16/09</w:t>
             </w:r>
           </w:p>
         </w:tc>
@@ -16713,7 +17653,7 @@
             </w:pPr>
             <w:r/>
             <w:r>
-              <w:t>NY Close 23-01</w:t>
+              <w:t>Pre-NY 19-21</w:t>
             </w:r>
           </w:p>
         </w:tc>
@@ -16769,7 +17709,7 @@
             </w:pPr>
             <w:r/>
             <w:r>
-              <w:t>535.50</w:t>
+              <w:t>537.50</w:t>
             </w:r>
           </w:p>
         </w:tc>
@@ -16797,7 +17737,7 @@
             </w:pPr>
             <w:r/>
             <w:r>
-              <w:t>530.25</w:t>
+              <w:t>525.75</w:t>
             </w:r>
           </w:p>
         </w:tc>
@@ -16828,7 +17768,1887 @@
               <w:rPr>
                 <w:b/>
               </w:rPr>
-              <w:t>532.75</w:t>
+              <w:t>534.75</w:t>
+            </w:r>
+          </w:p>
+        </w:tc>
+        <w:tc>
+          <w:tcPr>
+            <w:tcW w:type="dxa" w:w="3456"/>
+            <w:shd w:fill="FFFFFF"/>
+            <w:tcMar>
+              <w:top w:w="100" w:type="dxa"/>
+              <w:bottom w:w="100" w:type="dxa"/>
+              <w:left w:w="120" w:type="dxa"/>
+              <w:right w:w="120" w:type="dxa"/>
+            </w:tcMar>
+            <w:tcBorders>
+              <w:top w:val="single" w:sz="4" w:space="0" w:color="CCCCCC"/>
+              <w:bottom w:val="single" w:sz="4" w:space="0" w:color="CCCCCC"/>
+              <w:left w:val="single" w:sz="4" w:space="0" w:color="CCCCCC"/>
+              <w:right w:val="single" w:sz="4" w:space="0" w:color="CCCCCC"/>
+            </w:tcBorders>
+          </w:tcPr>
+          <w:p>
+            <w:pPr>
+              <w:spacing w:before="60" w:after="60" w:line="252" w:lineRule="auto"/>
+              <w:jc w:val="left"/>
+            </w:pPr>
+            <w:r/>
+            <w:r>
+              <w:rPr>
+                <w:b/>
+              </w:rPr>
+              <w:t>+2.00</w:t>
+            </w:r>
+          </w:p>
+        </w:tc>
+        <w:tc>
+          <w:tcPr>
+            <w:tcW w:type="dxa" w:w="1440"/>
+            <w:shd w:fill="FFFFFF"/>
+            <w:tcMar>
+              <w:top w:w="100" w:type="dxa"/>
+              <w:bottom w:w="100" w:type="dxa"/>
+              <w:left w:w="120" w:type="dxa"/>
+              <w:right w:w="120" w:type="dxa"/>
+            </w:tcMar>
+            <w:tcBorders>
+              <w:top w:val="single" w:sz="4" w:space="0" w:color="CCCCCC"/>
+              <w:bottom w:val="single" w:sz="4" w:space="0" w:color="CCCCCC"/>
+              <w:left w:val="single" w:sz="4" w:space="0" w:color="CCCCCC"/>
+              <w:right w:val="single" w:sz="4" w:space="0" w:color="CCCCCC"/>
+            </w:tcBorders>
+          </w:tcPr>
+          <w:p>
+            <w:pPr>
+              <w:spacing w:before="60" w:after="60" w:line="252" w:lineRule="auto"/>
+              <w:jc w:val="left"/>
+            </w:pPr>
+            <w:r/>
+            <w:r>
+              <w:t>BULL</w:t>
+            </w:r>
+          </w:p>
+        </w:tc>
+      </w:tr>
+      <w:tr>
+        <w:tc>
+          <w:tcPr>
+            <w:tcW w:type="dxa" w:w="1584"/>
+            <w:shd w:fill="F8FAFC"/>
+            <w:tcMar>
+              <w:top w:w="100" w:type="dxa"/>
+              <w:bottom w:w="100" w:type="dxa"/>
+              <w:left w:w="120" w:type="dxa"/>
+              <w:right w:w="120" w:type="dxa"/>
+            </w:tcMar>
+            <w:tcBorders>
+              <w:top w:val="single" w:sz="4" w:space="0" w:color="CCCCCC"/>
+              <w:bottom w:val="single" w:sz="4" w:space="0" w:color="CCCCCC"/>
+              <w:left w:val="single" w:sz="4" w:space="0" w:color="CCCCCC"/>
+              <w:right w:val="single" w:sz="4" w:space="0" w:color="CCCCCC"/>
+            </w:tcBorders>
+          </w:tcPr>
+          <w:p>
+            <w:pPr>
+              <w:spacing w:before="60" w:after="60" w:line="252" w:lineRule="auto"/>
+              <w:jc w:val="left"/>
+            </w:pPr>
+            <w:r/>
+            <w:r>
+              <w:rPr>
+                <w:b/>
+              </w:rPr>
+              <w:t>Wed 16/09</w:t>
+            </w:r>
+          </w:p>
+        </w:tc>
+        <w:tc>
+          <w:tcPr>
+            <w:tcW w:type="dxa" w:w="864"/>
+            <w:shd w:fill="F8FAFC"/>
+            <w:tcMar>
+              <w:top w:w="100" w:type="dxa"/>
+              <w:bottom w:w="100" w:type="dxa"/>
+              <w:left w:w="120" w:type="dxa"/>
+              <w:right w:w="120" w:type="dxa"/>
+            </w:tcMar>
+            <w:tcBorders>
+              <w:top w:val="single" w:sz="4" w:space="0" w:color="CCCCCC"/>
+              <w:bottom w:val="single" w:sz="4" w:space="0" w:color="CCCCCC"/>
+              <w:left w:val="single" w:sz="4" w:space="0" w:color="CCCCCC"/>
+              <w:right w:val="single" w:sz="4" w:space="0" w:color="CCCCCC"/>
+            </w:tcBorders>
+          </w:tcPr>
+          <w:p>
+            <w:pPr>
+              <w:spacing w:before="60" w:after="60" w:line="252" w:lineRule="auto"/>
+              <w:jc w:val="left"/>
+            </w:pPr>
+            <w:r/>
+            <w:r>
+              <w:t>NY Open 21-23</w:t>
+            </w:r>
+          </w:p>
+        </w:tc>
+        <w:tc>
+          <w:tcPr>
+            <w:tcW w:type="dxa" w:w="1440"/>
+            <w:shd w:fill="F8FAFC"/>
+            <w:tcMar>
+              <w:top w:w="100" w:type="dxa"/>
+              <w:bottom w:w="100" w:type="dxa"/>
+              <w:left w:w="120" w:type="dxa"/>
+              <w:right w:w="120" w:type="dxa"/>
+            </w:tcMar>
+            <w:tcBorders>
+              <w:top w:val="single" w:sz="4" w:space="0" w:color="CCCCCC"/>
+              <w:bottom w:val="single" w:sz="4" w:space="0" w:color="CCCCCC"/>
+              <w:left w:val="single" w:sz="4" w:space="0" w:color="CCCCCC"/>
+              <w:right w:val="single" w:sz="4" w:space="0" w:color="CCCCCC"/>
+            </w:tcBorders>
+          </w:tcPr>
+          <w:p>
+            <w:pPr>
+              <w:spacing w:before="60" w:after="60" w:line="252" w:lineRule="auto"/>
+              <w:jc w:val="left"/>
+            </w:pPr>
+            <w:r/>
+            <w:r>
+              <w:t>534.75</w:t>
+            </w:r>
+          </w:p>
+        </w:tc>
+        <w:tc>
+          <w:tcPr>
+            <w:tcW w:type="dxa" w:w="2016"/>
+            <w:shd w:fill="F8FAFC"/>
+            <w:tcMar>
+              <w:top w:w="100" w:type="dxa"/>
+              <w:bottom w:w="100" w:type="dxa"/>
+              <w:left w:w="120" w:type="dxa"/>
+              <w:right w:w="120" w:type="dxa"/>
+            </w:tcMar>
+            <w:tcBorders>
+              <w:top w:val="single" w:sz="4" w:space="0" w:color="CCCCCC"/>
+              <w:bottom w:val="single" w:sz="4" w:space="0" w:color="CCCCCC"/>
+              <w:left w:val="single" w:sz="4" w:space="0" w:color="CCCCCC"/>
+              <w:right w:val="single" w:sz="4" w:space="0" w:color="CCCCCC"/>
+            </w:tcBorders>
+          </w:tcPr>
+          <w:p>
+            <w:pPr>
+              <w:spacing w:before="60" w:after="60" w:line="252" w:lineRule="auto"/>
+              <w:jc w:val="left"/>
+            </w:pPr>
+            <w:r/>
+            <w:r>
+              <w:t>542.75</w:t>
+            </w:r>
+          </w:p>
+        </w:tc>
+        <w:tc>
+          <w:tcPr>
+            <w:tcW w:type="dxa" w:w="1152"/>
+            <w:shd w:fill="F8FAFC"/>
+            <w:tcMar>
+              <w:top w:w="100" w:type="dxa"/>
+              <w:bottom w:w="100" w:type="dxa"/>
+              <w:left w:w="120" w:type="dxa"/>
+              <w:right w:w="120" w:type="dxa"/>
+            </w:tcMar>
+            <w:tcBorders>
+              <w:top w:val="single" w:sz="4" w:space="0" w:color="CCCCCC"/>
+              <w:bottom w:val="single" w:sz="4" w:space="0" w:color="CCCCCC"/>
+              <w:left w:val="single" w:sz="4" w:space="0" w:color="CCCCCC"/>
+              <w:right w:val="single" w:sz="4" w:space="0" w:color="CCCCCC"/>
+            </w:tcBorders>
+          </w:tcPr>
+          <w:p>
+            <w:pPr>
+              <w:spacing w:before="60" w:after="60" w:line="252" w:lineRule="auto"/>
+              <w:jc w:val="left"/>
+            </w:pPr>
+            <w:r/>
+            <w:r>
+              <w:t>527.75</w:t>
+            </w:r>
+          </w:p>
+        </w:tc>
+        <w:tc>
+          <w:tcPr>
+            <w:tcW w:type="dxa" w:w="1728"/>
+            <w:shd w:fill="F8FAFC"/>
+            <w:tcMar>
+              <w:top w:w="100" w:type="dxa"/>
+              <w:bottom w:w="100" w:type="dxa"/>
+              <w:left w:w="120" w:type="dxa"/>
+              <w:right w:w="120" w:type="dxa"/>
+            </w:tcMar>
+            <w:tcBorders>
+              <w:top w:val="single" w:sz="4" w:space="0" w:color="CCCCCC"/>
+              <w:bottom w:val="single" w:sz="4" w:space="0" w:color="CCCCCC"/>
+              <w:left w:val="single" w:sz="4" w:space="0" w:color="CCCCCC"/>
+              <w:right w:val="single" w:sz="4" w:space="0" w:color="CCCCCC"/>
+            </w:tcBorders>
+          </w:tcPr>
+          <w:p>
+            <w:pPr>
+              <w:spacing w:before="60" w:after="60" w:line="252" w:lineRule="auto"/>
+              <w:jc w:val="left"/>
+            </w:pPr>
+            <w:r/>
+            <w:r>
+              <w:rPr>
+                <w:b/>
+              </w:rPr>
+              <w:t>536.25</w:t>
+            </w:r>
+          </w:p>
+        </w:tc>
+        <w:tc>
+          <w:tcPr>
+            <w:tcW w:type="dxa" w:w="3456"/>
+            <w:shd w:fill="F8FAFC"/>
+            <w:tcMar>
+              <w:top w:w="100" w:type="dxa"/>
+              <w:bottom w:w="100" w:type="dxa"/>
+              <w:left w:w="120" w:type="dxa"/>
+              <w:right w:w="120" w:type="dxa"/>
+            </w:tcMar>
+            <w:tcBorders>
+              <w:top w:val="single" w:sz="4" w:space="0" w:color="CCCCCC"/>
+              <w:bottom w:val="single" w:sz="4" w:space="0" w:color="CCCCCC"/>
+              <w:left w:val="single" w:sz="4" w:space="0" w:color="CCCCCC"/>
+              <w:right w:val="single" w:sz="4" w:space="0" w:color="CCCCCC"/>
+            </w:tcBorders>
+          </w:tcPr>
+          <w:p>
+            <w:pPr>
+              <w:spacing w:before="60" w:after="60" w:line="252" w:lineRule="auto"/>
+              <w:jc w:val="left"/>
+            </w:pPr>
+            <w:r/>
+            <w:r>
+              <w:rPr>
+                <w:b/>
+              </w:rPr>
+              <w:t>+1.50</w:t>
+            </w:r>
+          </w:p>
+        </w:tc>
+        <w:tc>
+          <w:tcPr>
+            <w:tcW w:type="dxa" w:w="1440"/>
+            <w:shd w:fill="F8FAFC"/>
+            <w:tcMar>
+              <w:top w:w="100" w:type="dxa"/>
+              <w:bottom w:w="100" w:type="dxa"/>
+              <w:left w:w="120" w:type="dxa"/>
+              <w:right w:w="120" w:type="dxa"/>
+            </w:tcMar>
+            <w:tcBorders>
+              <w:top w:val="single" w:sz="4" w:space="0" w:color="CCCCCC"/>
+              <w:bottom w:val="single" w:sz="4" w:space="0" w:color="CCCCCC"/>
+              <w:left w:val="single" w:sz="4" w:space="0" w:color="CCCCCC"/>
+              <w:right w:val="single" w:sz="4" w:space="0" w:color="CCCCCC"/>
+            </w:tcBorders>
+          </w:tcPr>
+          <w:p>
+            <w:pPr>
+              <w:spacing w:before="60" w:after="60" w:line="252" w:lineRule="auto"/>
+              <w:jc w:val="left"/>
+            </w:pPr>
+            <w:r/>
+            <w:r>
+              <w:t>BULL</w:t>
+            </w:r>
+          </w:p>
+        </w:tc>
+      </w:tr>
+      <w:tr>
+        <w:tc>
+          <w:tcPr>
+            <w:tcW w:type="dxa" w:w="1584"/>
+            <w:shd w:fill="FFFFFF"/>
+            <w:tcMar>
+              <w:top w:w="100" w:type="dxa"/>
+              <w:bottom w:w="100" w:type="dxa"/>
+              <w:left w:w="120" w:type="dxa"/>
+              <w:right w:w="120" w:type="dxa"/>
+            </w:tcMar>
+            <w:tcBorders>
+              <w:top w:val="single" w:sz="4" w:space="0" w:color="CCCCCC"/>
+              <w:bottom w:val="single" w:sz="4" w:space="0" w:color="CCCCCC"/>
+              <w:left w:val="single" w:sz="4" w:space="0" w:color="CCCCCC"/>
+              <w:right w:val="single" w:sz="4" w:space="0" w:color="CCCCCC"/>
+            </w:tcBorders>
+          </w:tcPr>
+          <w:p>
+            <w:pPr>
+              <w:spacing w:before="60" w:after="60" w:line="252" w:lineRule="auto"/>
+              <w:jc w:val="left"/>
+            </w:pPr>
+            <w:r/>
+            <w:r>
+              <w:rPr>
+                <w:b/>
+              </w:rPr>
+              <w:t>Wed 16/09</w:t>
+            </w:r>
+          </w:p>
+        </w:tc>
+        <w:tc>
+          <w:tcPr>
+            <w:tcW w:type="dxa" w:w="864"/>
+            <w:shd w:fill="FFFFFF"/>
+            <w:tcMar>
+              <w:top w:w="100" w:type="dxa"/>
+              <w:bottom w:w="100" w:type="dxa"/>
+              <w:left w:w="120" w:type="dxa"/>
+              <w:right w:w="120" w:type="dxa"/>
+            </w:tcMar>
+            <w:tcBorders>
+              <w:top w:val="single" w:sz="4" w:space="0" w:color="CCCCCC"/>
+              <w:bottom w:val="single" w:sz="4" w:space="0" w:color="CCCCCC"/>
+              <w:left w:val="single" w:sz="4" w:space="0" w:color="CCCCCC"/>
+              <w:right w:val="single" w:sz="4" w:space="0" w:color="CCCCCC"/>
+            </w:tcBorders>
+          </w:tcPr>
+          <w:p>
+            <w:pPr>
+              <w:spacing w:before="60" w:after="60" w:line="252" w:lineRule="auto"/>
+              <w:jc w:val="left"/>
+            </w:pPr>
+            <w:r/>
+            <w:r>
+              <w:t>NY Close 23-01</w:t>
+            </w:r>
+          </w:p>
+        </w:tc>
+        <w:tc>
+          <w:tcPr>
+            <w:tcW w:type="dxa" w:w="1440"/>
+            <w:shd w:fill="FFFFFF"/>
+            <w:tcMar>
+              <w:top w:w="100" w:type="dxa"/>
+              <w:bottom w:w="100" w:type="dxa"/>
+              <w:left w:w="120" w:type="dxa"/>
+              <w:right w:w="120" w:type="dxa"/>
+            </w:tcMar>
+            <w:tcBorders>
+              <w:top w:val="single" w:sz="4" w:space="0" w:color="CCCCCC"/>
+              <w:bottom w:val="single" w:sz="4" w:space="0" w:color="CCCCCC"/>
+              <w:left w:val="single" w:sz="4" w:space="0" w:color="CCCCCC"/>
+              <w:right w:val="single" w:sz="4" w:space="0" w:color="CCCCCC"/>
+            </w:tcBorders>
+          </w:tcPr>
+          <w:p>
+            <w:pPr>
+              <w:spacing w:before="60" w:after="60" w:line="252" w:lineRule="auto"/>
+              <w:jc w:val="left"/>
+            </w:pPr>
+            <w:r/>
+            <w:r>
+              <w:t>536.25</w:t>
+            </w:r>
+          </w:p>
+        </w:tc>
+        <w:tc>
+          <w:tcPr>
+            <w:tcW w:type="dxa" w:w="2016"/>
+            <w:shd w:fill="FFFFFF"/>
+            <w:tcMar>
+              <w:top w:w="100" w:type="dxa"/>
+              <w:bottom w:w="100" w:type="dxa"/>
+              <w:left w:w="120" w:type="dxa"/>
+              <w:right w:w="120" w:type="dxa"/>
+            </w:tcMar>
+            <w:tcBorders>
+              <w:top w:val="single" w:sz="4" w:space="0" w:color="CCCCCC"/>
+              <w:bottom w:val="single" w:sz="4" w:space="0" w:color="CCCCCC"/>
+              <w:left w:val="single" w:sz="4" w:space="0" w:color="CCCCCC"/>
+              <w:right w:val="single" w:sz="4" w:space="0" w:color="CCCCCC"/>
+            </w:tcBorders>
+          </w:tcPr>
+          <w:p>
+            <w:pPr>
+              <w:spacing w:before="60" w:after="60" w:line="252" w:lineRule="auto"/>
+              <w:jc w:val="left"/>
+            </w:pPr>
+            <w:r/>
+            <w:r>
+              <w:t>540.75</w:t>
+            </w:r>
+          </w:p>
+        </w:tc>
+        <w:tc>
+          <w:tcPr>
+            <w:tcW w:type="dxa" w:w="1152"/>
+            <w:shd w:fill="FFFFFF"/>
+            <w:tcMar>
+              <w:top w:w="100" w:type="dxa"/>
+              <w:bottom w:w="100" w:type="dxa"/>
+              <w:left w:w="120" w:type="dxa"/>
+              <w:right w:w="120" w:type="dxa"/>
+            </w:tcMar>
+            <w:tcBorders>
+              <w:top w:val="single" w:sz="4" w:space="0" w:color="CCCCCC"/>
+              <w:bottom w:val="single" w:sz="4" w:space="0" w:color="CCCCCC"/>
+              <w:left w:val="single" w:sz="4" w:space="0" w:color="CCCCCC"/>
+              <w:right w:val="single" w:sz="4" w:space="0" w:color="CCCCCC"/>
+            </w:tcBorders>
+          </w:tcPr>
+          <w:p>
+            <w:pPr>
+              <w:spacing w:before="60" w:after="60" w:line="252" w:lineRule="auto"/>
+              <w:jc w:val="left"/>
+            </w:pPr>
+            <w:r/>
+            <w:r>
+              <w:t>532.00</w:t>
+            </w:r>
+          </w:p>
+        </w:tc>
+        <w:tc>
+          <w:tcPr>
+            <w:tcW w:type="dxa" w:w="1728"/>
+            <w:shd w:fill="FFFFFF"/>
+            <w:tcMar>
+              <w:top w:w="100" w:type="dxa"/>
+              <w:bottom w:w="100" w:type="dxa"/>
+              <w:left w:w="120" w:type="dxa"/>
+              <w:right w:w="120" w:type="dxa"/>
+            </w:tcMar>
+            <w:tcBorders>
+              <w:top w:val="single" w:sz="4" w:space="0" w:color="CCCCCC"/>
+              <w:bottom w:val="single" w:sz="4" w:space="0" w:color="CCCCCC"/>
+              <w:left w:val="single" w:sz="4" w:space="0" w:color="CCCCCC"/>
+              <w:right w:val="single" w:sz="4" w:space="0" w:color="CCCCCC"/>
+            </w:tcBorders>
+          </w:tcPr>
+          <w:p>
+            <w:pPr>
+              <w:spacing w:before="60" w:after="60" w:line="252" w:lineRule="auto"/>
+              <w:jc w:val="left"/>
+            </w:pPr>
+            <w:r/>
+            <w:r>
+              <w:rPr>
+                <w:b/>
+              </w:rPr>
+              <w:t>535.75</w:t>
+            </w:r>
+          </w:p>
+        </w:tc>
+        <w:tc>
+          <w:tcPr>
+            <w:tcW w:type="dxa" w:w="3456"/>
+            <w:shd w:fill="FFFFFF"/>
+            <w:tcMar>
+              <w:top w:w="100" w:type="dxa"/>
+              <w:bottom w:w="100" w:type="dxa"/>
+              <w:left w:w="120" w:type="dxa"/>
+              <w:right w:w="120" w:type="dxa"/>
+            </w:tcMar>
+            <w:tcBorders>
+              <w:top w:val="single" w:sz="4" w:space="0" w:color="CCCCCC"/>
+              <w:bottom w:val="single" w:sz="4" w:space="0" w:color="CCCCCC"/>
+              <w:left w:val="single" w:sz="4" w:space="0" w:color="CCCCCC"/>
+              <w:right w:val="single" w:sz="4" w:space="0" w:color="CCCCCC"/>
+            </w:tcBorders>
+          </w:tcPr>
+          <w:p>
+            <w:pPr>
+              <w:spacing w:before="60" w:after="60" w:line="252" w:lineRule="auto"/>
+              <w:jc w:val="left"/>
+            </w:pPr>
+            <w:r/>
+            <w:r>
+              <w:rPr>
+                <w:b/>
+              </w:rPr>
+              <w:t>-0.50</w:t>
+            </w:r>
+          </w:p>
+        </w:tc>
+        <w:tc>
+          <w:tcPr>
+            <w:tcW w:type="dxa" w:w="1440"/>
+            <w:shd w:fill="FFFFFF"/>
+            <w:tcMar>
+              <w:top w:w="100" w:type="dxa"/>
+              <w:bottom w:w="100" w:type="dxa"/>
+              <w:left w:w="120" w:type="dxa"/>
+              <w:right w:w="120" w:type="dxa"/>
+            </w:tcMar>
+            <w:tcBorders>
+              <w:top w:val="single" w:sz="4" w:space="0" w:color="CCCCCC"/>
+              <w:bottom w:val="single" w:sz="4" w:space="0" w:color="CCCCCC"/>
+              <w:left w:val="single" w:sz="4" w:space="0" w:color="CCCCCC"/>
+              <w:right w:val="single" w:sz="4" w:space="0" w:color="CCCCCC"/>
+            </w:tcBorders>
+          </w:tcPr>
+          <w:p>
+            <w:pPr>
+              <w:spacing w:before="60" w:after="60" w:line="252" w:lineRule="auto"/>
+              <w:jc w:val="left"/>
+            </w:pPr>
+            <w:r/>
+            <w:r>
+              <w:t>BEAR</w:t>
+            </w:r>
+          </w:p>
+        </w:tc>
+      </w:tr>
+      <w:tr>
+        <w:tc>
+          <w:tcPr>
+            <w:tcW w:type="dxa" w:w="1584"/>
+            <w:shd w:fill="F8FAFC"/>
+            <w:tcMar>
+              <w:top w:w="100" w:type="dxa"/>
+              <w:bottom w:w="100" w:type="dxa"/>
+              <w:left w:w="120" w:type="dxa"/>
+              <w:right w:w="120" w:type="dxa"/>
+            </w:tcMar>
+            <w:tcBorders>
+              <w:top w:val="single" w:sz="4" w:space="0" w:color="CCCCCC"/>
+              <w:bottom w:val="single" w:sz="4" w:space="0" w:color="CCCCCC"/>
+              <w:left w:val="single" w:sz="4" w:space="0" w:color="CCCCCC"/>
+              <w:right w:val="single" w:sz="4" w:space="0" w:color="CCCCCC"/>
+            </w:tcBorders>
+          </w:tcPr>
+          <w:p>
+            <w:pPr>
+              <w:spacing w:before="60" w:after="60" w:line="252" w:lineRule="auto"/>
+              <w:jc w:val="left"/>
+            </w:pPr>
+            <w:r/>
+            <w:r>
+              <w:rPr>
+                <w:b/>
+              </w:rPr>
+              <w:t>Thu 17/09</w:t>
+            </w:r>
+          </w:p>
+        </w:tc>
+        <w:tc>
+          <w:tcPr>
+            <w:tcW w:type="dxa" w:w="864"/>
+            <w:shd w:fill="F8FAFC"/>
+            <w:tcMar>
+              <w:top w:w="100" w:type="dxa"/>
+              <w:bottom w:w="100" w:type="dxa"/>
+              <w:left w:w="120" w:type="dxa"/>
+              <w:right w:w="120" w:type="dxa"/>
+            </w:tcMar>
+            <w:tcBorders>
+              <w:top w:val="single" w:sz="4" w:space="0" w:color="CCCCCC"/>
+              <w:bottom w:val="single" w:sz="4" w:space="0" w:color="CCCCCC"/>
+              <w:left w:val="single" w:sz="4" w:space="0" w:color="CCCCCC"/>
+              <w:right w:val="single" w:sz="4" w:space="0" w:color="CCCCCC"/>
+            </w:tcBorders>
+          </w:tcPr>
+          <w:p>
+            <w:pPr>
+              <w:spacing w:before="60" w:after="60" w:line="252" w:lineRule="auto"/>
+              <w:jc w:val="left"/>
+            </w:pPr>
+            <w:r/>
+            <w:r>
+              <w:t>Asia 07-11</w:t>
+            </w:r>
+          </w:p>
+        </w:tc>
+        <w:tc>
+          <w:tcPr>
+            <w:tcW w:type="dxa" w:w="1440"/>
+            <w:shd w:fill="F8FAFC"/>
+            <w:tcMar>
+              <w:top w:w="100" w:type="dxa"/>
+              <w:bottom w:w="100" w:type="dxa"/>
+              <w:left w:w="120" w:type="dxa"/>
+              <w:right w:w="120" w:type="dxa"/>
+            </w:tcMar>
+            <w:tcBorders>
+              <w:top w:val="single" w:sz="4" w:space="0" w:color="CCCCCC"/>
+              <w:bottom w:val="single" w:sz="4" w:space="0" w:color="CCCCCC"/>
+              <w:left w:val="single" w:sz="4" w:space="0" w:color="CCCCCC"/>
+              <w:right w:val="single" w:sz="4" w:space="0" w:color="CCCCCC"/>
+            </w:tcBorders>
+          </w:tcPr>
+          <w:p>
+            <w:pPr>
+              <w:spacing w:before="60" w:after="60" w:line="252" w:lineRule="auto"/>
+              <w:jc w:val="left"/>
+            </w:pPr>
+            <w:r/>
+            <w:r>
+              <w:t>535.75</w:t>
+            </w:r>
+          </w:p>
+        </w:tc>
+        <w:tc>
+          <w:tcPr>
+            <w:tcW w:type="dxa" w:w="2016"/>
+            <w:shd w:fill="F8FAFC"/>
+            <w:tcMar>
+              <w:top w:w="100" w:type="dxa"/>
+              <w:bottom w:w="100" w:type="dxa"/>
+              <w:left w:w="120" w:type="dxa"/>
+              <w:right w:w="120" w:type="dxa"/>
+            </w:tcMar>
+            <w:tcBorders>
+              <w:top w:val="single" w:sz="4" w:space="0" w:color="CCCCCC"/>
+              <w:bottom w:val="single" w:sz="4" w:space="0" w:color="CCCCCC"/>
+              <w:left w:val="single" w:sz="4" w:space="0" w:color="CCCCCC"/>
+              <w:right w:val="single" w:sz="4" w:space="0" w:color="CCCCCC"/>
+            </w:tcBorders>
+          </w:tcPr>
+          <w:p>
+            <w:pPr>
+              <w:spacing w:before="60" w:after="60" w:line="252" w:lineRule="auto"/>
+              <w:jc w:val="left"/>
+            </w:pPr>
+            <w:r/>
+            <w:r>
+              <w:t>538.00</w:t>
+            </w:r>
+          </w:p>
+        </w:tc>
+        <w:tc>
+          <w:tcPr>
+            <w:tcW w:type="dxa" w:w="1152"/>
+            <w:shd w:fill="F8FAFC"/>
+            <w:tcMar>
+              <w:top w:w="100" w:type="dxa"/>
+              <w:bottom w:w="100" w:type="dxa"/>
+              <w:left w:w="120" w:type="dxa"/>
+              <w:right w:w="120" w:type="dxa"/>
+            </w:tcMar>
+            <w:tcBorders>
+              <w:top w:val="single" w:sz="4" w:space="0" w:color="CCCCCC"/>
+              <w:bottom w:val="single" w:sz="4" w:space="0" w:color="CCCCCC"/>
+              <w:left w:val="single" w:sz="4" w:space="0" w:color="CCCCCC"/>
+              <w:right w:val="single" w:sz="4" w:space="0" w:color="CCCCCC"/>
+            </w:tcBorders>
+          </w:tcPr>
+          <w:p>
+            <w:pPr>
+              <w:spacing w:before="60" w:after="60" w:line="252" w:lineRule="auto"/>
+              <w:jc w:val="left"/>
+            </w:pPr>
+            <w:r/>
+            <w:r>
+              <w:t>533.00</w:t>
+            </w:r>
+          </w:p>
+        </w:tc>
+        <w:tc>
+          <w:tcPr>
+            <w:tcW w:type="dxa" w:w="1728"/>
+            <w:shd w:fill="F8FAFC"/>
+            <w:tcMar>
+              <w:top w:w="100" w:type="dxa"/>
+              <w:bottom w:w="100" w:type="dxa"/>
+              <w:left w:w="120" w:type="dxa"/>
+              <w:right w:w="120" w:type="dxa"/>
+            </w:tcMar>
+            <w:tcBorders>
+              <w:top w:val="single" w:sz="4" w:space="0" w:color="CCCCCC"/>
+              <w:bottom w:val="single" w:sz="4" w:space="0" w:color="CCCCCC"/>
+              <w:left w:val="single" w:sz="4" w:space="0" w:color="CCCCCC"/>
+              <w:right w:val="single" w:sz="4" w:space="0" w:color="CCCCCC"/>
+            </w:tcBorders>
+          </w:tcPr>
+          <w:p>
+            <w:pPr>
+              <w:spacing w:before="60" w:after="60" w:line="252" w:lineRule="auto"/>
+              <w:jc w:val="left"/>
+            </w:pPr>
+            <w:r/>
+            <w:r>
+              <w:rPr>
+                <w:b/>
+              </w:rPr>
+              <w:t>535.50</w:t>
+            </w:r>
+          </w:p>
+        </w:tc>
+        <w:tc>
+          <w:tcPr>
+            <w:tcW w:type="dxa" w:w="3456"/>
+            <w:shd w:fill="F8FAFC"/>
+            <w:tcMar>
+              <w:top w:w="100" w:type="dxa"/>
+              <w:bottom w:w="100" w:type="dxa"/>
+              <w:left w:w="120" w:type="dxa"/>
+              <w:right w:w="120" w:type="dxa"/>
+            </w:tcMar>
+            <w:tcBorders>
+              <w:top w:val="single" w:sz="4" w:space="0" w:color="CCCCCC"/>
+              <w:bottom w:val="single" w:sz="4" w:space="0" w:color="CCCCCC"/>
+              <w:left w:val="single" w:sz="4" w:space="0" w:color="CCCCCC"/>
+              <w:right w:val="single" w:sz="4" w:space="0" w:color="CCCCCC"/>
+            </w:tcBorders>
+          </w:tcPr>
+          <w:p>
+            <w:pPr>
+              <w:spacing w:before="60" w:after="60" w:line="252" w:lineRule="auto"/>
+              <w:jc w:val="left"/>
+            </w:pPr>
+            <w:r/>
+            <w:r>
+              <w:rPr>
+                <w:b/>
+              </w:rPr>
+              <w:t>-0.25</w:t>
+            </w:r>
+          </w:p>
+        </w:tc>
+        <w:tc>
+          <w:tcPr>
+            <w:tcW w:type="dxa" w:w="1440"/>
+            <w:shd w:fill="F8FAFC"/>
+            <w:tcMar>
+              <w:top w:w="100" w:type="dxa"/>
+              <w:bottom w:w="100" w:type="dxa"/>
+              <w:left w:w="120" w:type="dxa"/>
+              <w:right w:w="120" w:type="dxa"/>
+            </w:tcMar>
+            <w:tcBorders>
+              <w:top w:val="single" w:sz="4" w:space="0" w:color="CCCCCC"/>
+              <w:bottom w:val="single" w:sz="4" w:space="0" w:color="CCCCCC"/>
+              <w:left w:val="single" w:sz="4" w:space="0" w:color="CCCCCC"/>
+              <w:right w:val="single" w:sz="4" w:space="0" w:color="CCCCCC"/>
+            </w:tcBorders>
+          </w:tcPr>
+          <w:p>
+            <w:pPr>
+              <w:spacing w:before="60" w:after="60" w:line="252" w:lineRule="auto"/>
+              <w:jc w:val="left"/>
+            </w:pPr>
+            <w:r/>
+            <w:r>
+              <w:t>BEAR</w:t>
+            </w:r>
+          </w:p>
+        </w:tc>
+      </w:tr>
+      <w:tr>
+        <w:tc>
+          <w:tcPr>
+            <w:tcW w:type="dxa" w:w="1584"/>
+            <w:shd w:fill="FFFFFF"/>
+            <w:tcMar>
+              <w:top w:w="100" w:type="dxa"/>
+              <w:bottom w:w="100" w:type="dxa"/>
+              <w:left w:w="120" w:type="dxa"/>
+              <w:right w:w="120" w:type="dxa"/>
+            </w:tcMar>
+            <w:tcBorders>
+              <w:top w:val="single" w:sz="4" w:space="0" w:color="CCCCCC"/>
+              <w:bottom w:val="single" w:sz="4" w:space="0" w:color="CCCCCC"/>
+              <w:left w:val="single" w:sz="4" w:space="0" w:color="CCCCCC"/>
+              <w:right w:val="single" w:sz="4" w:space="0" w:color="CCCCCC"/>
+            </w:tcBorders>
+          </w:tcPr>
+          <w:p>
+            <w:pPr>
+              <w:spacing w:before="60" w:after="60" w:line="252" w:lineRule="auto"/>
+              <w:jc w:val="left"/>
+            </w:pPr>
+            <w:r/>
+            <w:r>
+              <w:rPr>
+                <w:b/>
+              </w:rPr>
+              <w:t>Thu 17/09</w:t>
+            </w:r>
+          </w:p>
+        </w:tc>
+        <w:tc>
+          <w:tcPr>
+            <w:tcW w:type="dxa" w:w="864"/>
+            <w:shd w:fill="FFFFFF"/>
+            <w:tcMar>
+              <w:top w:w="100" w:type="dxa"/>
+              <w:bottom w:w="100" w:type="dxa"/>
+              <w:left w:w="120" w:type="dxa"/>
+              <w:right w:w="120" w:type="dxa"/>
+            </w:tcMar>
+            <w:tcBorders>
+              <w:top w:val="single" w:sz="4" w:space="0" w:color="CCCCCC"/>
+              <w:bottom w:val="single" w:sz="4" w:space="0" w:color="CCCCCC"/>
+              <w:left w:val="single" w:sz="4" w:space="0" w:color="CCCCCC"/>
+              <w:right w:val="single" w:sz="4" w:space="0" w:color="CCCCCC"/>
+            </w:tcBorders>
+          </w:tcPr>
+          <w:p>
+            <w:pPr>
+              <w:spacing w:before="60" w:after="60" w:line="252" w:lineRule="auto"/>
+              <w:jc w:val="left"/>
+            </w:pPr>
+            <w:r/>
+            <w:r>
+              <w:t>Asia 11-15</w:t>
+            </w:r>
+          </w:p>
+        </w:tc>
+        <w:tc>
+          <w:tcPr>
+            <w:tcW w:type="dxa" w:w="1440"/>
+            <w:shd w:fill="FFFFFF"/>
+            <w:tcMar>
+              <w:top w:w="100" w:type="dxa"/>
+              <w:bottom w:w="100" w:type="dxa"/>
+              <w:left w:w="120" w:type="dxa"/>
+              <w:right w:w="120" w:type="dxa"/>
+            </w:tcMar>
+            <w:tcBorders>
+              <w:top w:val="single" w:sz="4" w:space="0" w:color="CCCCCC"/>
+              <w:bottom w:val="single" w:sz="4" w:space="0" w:color="CCCCCC"/>
+              <w:left w:val="single" w:sz="4" w:space="0" w:color="CCCCCC"/>
+              <w:right w:val="single" w:sz="4" w:space="0" w:color="CCCCCC"/>
+            </w:tcBorders>
+          </w:tcPr>
+          <w:p>
+            <w:pPr>
+              <w:spacing w:before="60" w:after="60" w:line="252" w:lineRule="auto"/>
+              <w:jc w:val="left"/>
+            </w:pPr>
+            <w:r/>
+            <w:r>
+              <w:t>535.50</w:t>
+            </w:r>
+          </w:p>
+        </w:tc>
+        <w:tc>
+          <w:tcPr>
+            <w:tcW w:type="dxa" w:w="2016"/>
+            <w:shd w:fill="FFFFFF"/>
+            <w:tcMar>
+              <w:top w:w="100" w:type="dxa"/>
+              <w:bottom w:w="100" w:type="dxa"/>
+              <w:left w:w="120" w:type="dxa"/>
+              <w:right w:w="120" w:type="dxa"/>
+            </w:tcMar>
+            <w:tcBorders>
+              <w:top w:val="single" w:sz="4" w:space="0" w:color="CCCCCC"/>
+              <w:bottom w:val="single" w:sz="4" w:space="0" w:color="CCCCCC"/>
+              <w:left w:val="single" w:sz="4" w:space="0" w:color="CCCCCC"/>
+              <w:right w:val="single" w:sz="4" w:space="0" w:color="CCCCCC"/>
+            </w:tcBorders>
+          </w:tcPr>
+          <w:p>
+            <w:pPr>
+              <w:spacing w:before="60" w:after="60" w:line="252" w:lineRule="auto"/>
+              <w:jc w:val="left"/>
+            </w:pPr>
+            <w:r/>
+            <w:r>
+              <w:t>537.50</w:t>
+            </w:r>
+          </w:p>
+        </w:tc>
+        <w:tc>
+          <w:tcPr>
+            <w:tcW w:type="dxa" w:w="1152"/>
+            <w:shd w:fill="FFFFFF"/>
+            <w:tcMar>
+              <w:top w:w="100" w:type="dxa"/>
+              <w:bottom w:w="100" w:type="dxa"/>
+              <w:left w:w="120" w:type="dxa"/>
+              <w:right w:w="120" w:type="dxa"/>
+            </w:tcMar>
+            <w:tcBorders>
+              <w:top w:val="single" w:sz="4" w:space="0" w:color="CCCCCC"/>
+              <w:bottom w:val="single" w:sz="4" w:space="0" w:color="CCCCCC"/>
+              <w:left w:val="single" w:sz="4" w:space="0" w:color="CCCCCC"/>
+              <w:right w:val="single" w:sz="4" w:space="0" w:color="CCCCCC"/>
+            </w:tcBorders>
+          </w:tcPr>
+          <w:p>
+            <w:pPr>
+              <w:spacing w:before="60" w:after="60" w:line="252" w:lineRule="auto"/>
+              <w:jc w:val="left"/>
+            </w:pPr>
+            <w:r/>
+            <w:r>
+              <w:t>531.00</w:t>
+            </w:r>
+          </w:p>
+        </w:tc>
+        <w:tc>
+          <w:tcPr>
+            <w:tcW w:type="dxa" w:w="1728"/>
+            <w:shd w:fill="FFFFFF"/>
+            <w:tcMar>
+              <w:top w:w="100" w:type="dxa"/>
+              <w:bottom w:w="100" w:type="dxa"/>
+              <w:left w:w="120" w:type="dxa"/>
+              <w:right w:w="120" w:type="dxa"/>
+            </w:tcMar>
+            <w:tcBorders>
+              <w:top w:val="single" w:sz="4" w:space="0" w:color="CCCCCC"/>
+              <w:bottom w:val="single" w:sz="4" w:space="0" w:color="CCCCCC"/>
+              <w:left w:val="single" w:sz="4" w:space="0" w:color="CCCCCC"/>
+              <w:right w:val="single" w:sz="4" w:space="0" w:color="CCCCCC"/>
+            </w:tcBorders>
+          </w:tcPr>
+          <w:p>
+            <w:pPr>
+              <w:spacing w:before="60" w:after="60" w:line="252" w:lineRule="auto"/>
+              <w:jc w:val="left"/>
+            </w:pPr>
+            <w:r/>
+            <w:r>
+              <w:rPr>
+                <w:b/>
+              </w:rPr>
+              <w:t>535.75</w:t>
+            </w:r>
+          </w:p>
+        </w:tc>
+        <w:tc>
+          <w:tcPr>
+            <w:tcW w:type="dxa" w:w="3456"/>
+            <w:shd w:fill="FFFFFF"/>
+            <w:tcMar>
+              <w:top w:w="100" w:type="dxa"/>
+              <w:bottom w:w="100" w:type="dxa"/>
+              <w:left w:w="120" w:type="dxa"/>
+              <w:right w:w="120" w:type="dxa"/>
+            </w:tcMar>
+            <w:tcBorders>
+              <w:top w:val="single" w:sz="4" w:space="0" w:color="CCCCCC"/>
+              <w:bottom w:val="single" w:sz="4" w:space="0" w:color="CCCCCC"/>
+              <w:left w:val="single" w:sz="4" w:space="0" w:color="CCCCCC"/>
+              <w:right w:val="single" w:sz="4" w:space="0" w:color="CCCCCC"/>
+            </w:tcBorders>
+          </w:tcPr>
+          <w:p>
+            <w:pPr>
+              <w:spacing w:before="60" w:after="60" w:line="252" w:lineRule="auto"/>
+              <w:jc w:val="left"/>
+            </w:pPr>
+            <w:r/>
+            <w:r>
+              <w:rPr>
+                <w:b/>
+              </w:rPr>
+              <w:t>+0.25</w:t>
+            </w:r>
+          </w:p>
+        </w:tc>
+        <w:tc>
+          <w:tcPr>
+            <w:tcW w:type="dxa" w:w="1440"/>
+            <w:shd w:fill="FFFFFF"/>
+            <w:tcMar>
+              <w:top w:w="100" w:type="dxa"/>
+              <w:bottom w:w="100" w:type="dxa"/>
+              <w:left w:w="120" w:type="dxa"/>
+              <w:right w:w="120" w:type="dxa"/>
+            </w:tcMar>
+            <w:tcBorders>
+              <w:top w:val="single" w:sz="4" w:space="0" w:color="CCCCCC"/>
+              <w:bottom w:val="single" w:sz="4" w:space="0" w:color="CCCCCC"/>
+              <w:left w:val="single" w:sz="4" w:space="0" w:color="CCCCCC"/>
+              <w:right w:val="single" w:sz="4" w:space="0" w:color="CCCCCC"/>
+            </w:tcBorders>
+          </w:tcPr>
+          <w:p>
+            <w:pPr>
+              <w:spacing w:before="60" w:after="60" w:line="252" w:lineRule="auto"/>
+              <w:jc w:val="left"/>
+            </w:pPr>
+            <w:r/>
+            <w:r>
+              <w:t>BULL</w:t>
+            </w:r>
+          </w:p>
+        </w:tc>
+      </w:tr>
+      <w:tr>
+        <w:tc>
+          <w:tcPr>
+            <w:tcW w:type="dxa" w:w="1584"/>
+            <w:shd w:fill="F8FAFC"/>
+            <w:tcMar>
+              <w:top w:w="100" w:type="dxa"/>
+              <w:bottom w:w="100" w:type="dxa"/>
+              <w:left w:w="120" w:type="dxa"/>
+              <w:right w:w="120" w:type="dxa"/>
+            </w:tcMar>
+            <w:tcBorders>
+              <w:top w:val="single" w:sz="4" w:space="0" w:color="CCCCCC"/>
+              <w:bottom w:val="single" w:sz="4" w:space="0" w:color="CCCCCC"/>
+              <w:left w:val="single" w:sz="4" w:space="0" w:color="CCCCCC"/>
+              <w:right w:val="single" w:sz="4" w:space="0" w:color="CCCCCC"/>
+            </w:tcBorders>
+          </w:tcPr>
+          <w:p>
+            <w:pPr>
+              <w:spacing w:before="60" w:after="60" w:line="252" w:lineRule="auto"/>
+              <w:jc w:val="left"/>
+            </w:pPr>
+            <w:r/>
+            <w:r>
+              <w:rPr>
+                <w:b/>
+              </w:rPr>
+              <w:t>Thu 17/09</w:t>
+            </w:r>
+          </w:p>
+        </w:tc>
+        <w:tc>
+          <w:tcPr>
+            <w:tcW w:type="dxa" w:w="864"/>
+            <w:shd w:fill="F8FAFC"/>
+            <w:tcMar>
+              <w:top w:w="100" w:type="dxa"/>
+              <w:bottom w:w="100" w:type="dxa"/>
+              <w:left w:w="120" w:type="dxa"/>
+              <w:right w:w="120" w:type="dxa"/>
+            </w:tcMar>
+            <w:tcBorders>
+              <w:top w:val="single" w:sz="4" w:space="0" w:color="CCCCCC"/>
+              <w:bottom w:val="single" w:sz="4" w:space="0" w:color="CCCCCC"/>
+              <w:left w:val="single" w:sz="4" w:space="0" w:color="CCCCCC"/>
+              <w:right w:val="single" w:sz="4" w:space="0" w:color="CCCCCC"/>
+            </w:tcBorders>
+          </w:tcPr>
+          <w:p>
+            <w:pPr>
+              <w:spacing w:before="60" w:after="60" w:line="252" w:lineRule="auto"/>
+              <w:jc w:val="left"/>
+            </w:pPr>
+            <w:r/>
+            <w:r>
+              <w:t>London 15-19</w:t>
+            </w:r>
+          </w:p>
+        </w:tc>
+        <w:tc>
+          <w:tcPr>
+            <w:tcW w:type="dxa" w:w="1440"/>
+            <w:shd w:fill="F8FAFC"/>
+            <w:tcMar>
+              <w:top w:w="100" w:type="dxa"/>
+              <w:bottom w:w="100" w:type="dxa"/>
+              <w:left w:w="120" w:type="dxa"/>
+              <w:right w:w="120" w:type="dxa"/>
+            </w:tcMar>
+            <w:tcBorders>
+              <w:top w:val="single" w:sz="4" w:space="0" w:color="CCCCCC"/>
+              <w:bottom w:val="single" w:sz="4" w:space="0" w:color="CCCCCC"/>
+              <w:left w:val="single" w:sz="4" w:space="0" w:color="CCCCCC"/>
+              <w:right w:val="single" w:sz="4" w:space="0" w:color="CCCCCC"/>
+            </w:tcBorders>
+          </w:tcPr>
+          <w:p>
+            <w:pPr>
+              <w:spacing w:before="60" w:after="60" w:line="252" w:lineRule="auto"/>
+              <w:jc w:val="left"/>
+            </w:pPr>
+            <w:r/>
+            <w:r>
+              <w:t>535.75</w:t>
+            </w:r>
+          </w:p>
+        </w:tc>
+        <w:tc>
+          <w:tcPr>
+            <w:tcW w:type="dxa" w:w="2016"/>
+            <w:shd w:fill="F8FAFC"/>
+            <w:tcMar>
+              <w:top w:w="100" w:type="dxa"/>
+              <w:bottom w:w="100" w:type="dxa"/>
+              <w:left w:w="120" w:type="dxa"/>
+              <w:right w:w="120" w:type="dxa"/>
+            </w:tcMar>
+            <w:tcBorders>
+              <w:top w:val="single" w:sz="4" w:space="0" w:color="CCCCCC"/>
+              <w:bottom w:val="single" w:sz="4" w:space="0" w:color="CCCCCC"/>
+              <w:left w:val="single" w:sz="4" w:space="0" w:color="CCCCCC"/>
+              <w:right w:val="single" w:sz="4" w:space="0" w:color="CCCCCC"/>
+            </w:tcBorders>
+          </w:tcPr>
+          <w:p>
+            <w:pPr>
+              <w:spacing w:before="60" w:after="60" w:line="252" w:lineRule="auto"/>
+              <w:jc w:val="left"/>
+            </w:pPr>
+            <w:r/>
+            <w:r>
+              <w:t>539.50</w:t>
+            </w:r>
+          </w:p>
+        </w:tc>
+        <w:tc>
+          <w:tcPr>
+            <w:tcW w:type="dxa" w:w="1152"/>
+            <w:shd w:fill="F8FAFC"/>
+            <w:tcMar>
+              <w:top w:w="100" w:type="dxa"/>
+              <w:bottom w:w="100" w:type="dxa"/>
+              <w:left w:w="120" w:type="dxa"/>
+              <w:right w:w="120" w:type="dxa"/>
+            </w:tcMar>
+            <w:tcBorders>
+              <w:top w:val="single" w:sz="4" w:space="0" w:color="CCCCCC"/>
+              <w:bottom w:val="single" w:sz="4" w:space="0" w:color="CCCCCC"/>
+              <w:left w:val="single" w:sz="4" w:space="0" w:color="CCCCCC"/>
+              <w:right w:val="single" w:sz="4" w:space="0" w:color="CCCCCC"/>
+            </w:tcBorders>
+          </w:tcPr>
+          <w:p>
+            <w:pPr>
+              <w:spacing w:before="60" w:after="60" w:line="252" w:lineRule="auto"/>
+              <w:jc w:val="left"/>
+            </w:pPr>
+            <w:r/>
+            <w:r>
+              <w:t>533.00</w:t>
+            </w:r>
+          </w:p>
+        </w:tc>
+        <w:tc>
+          <w:tcPr>
+            <w:tcW w:type="dxa" w:w="1728"/>
+            <w:shd w:fill="F8FAFC"/>
+            <w:tcMar>
+              <w:top w:w="100" w:type="dxa"/>
+              <w:bottom w:w="100" w:type="dxa"/>
+              <w:left w:w="120" w:type="dxa"/>
+              <w:right w:w="120" w:type="dxa"/>
+            </w:tcMar>
+            <w:tcBorders>
+              <w:top w:val="single" w:sz="4" w:space="0" w:color="CCCCCC"/>
+              <w:bottom w:val="single" w:sz="4" w:space="0" w:color="CCCCCC"/>
+              <w:left w:val="single" w:sz="4" w:space="0" w:color="CCCCCC"/>
+              <w:right w:val="single" w:sz="4" w:space="0" w:color="CCCCCC"/>
+            </w:tcBorders>
+          </w:tcPr>
+          <w:p>
+            <w:pPr>
+              <w:spacing w:before="60" w:after="60" w:line="252" w:lineRule="auto"/>
+              <w:jc w:val="left"/>
+            </w:pPr>
+            <w:r/>
+            <w:r>
+              <w:rPr>
+                <w:b/>
+              </w:rPr>
+              <w:t>536.25</w:t>
+            </w:r>
+          </w:p>
+        </w:tc>
+        <w:tc>
+          <w:tcPr>
+            <w:tcW w:type="dxa" w:w="3456"/>
+            <w:shd w:fill="F8FAFC"/>
+            <w:tcMar>
+              <w:top w:w="100" w:type="dxa"/>
+              <w:bottom w:w="100" w:type="dxa"/>
+              <w:left w:w="120" w:type="dxa"/>
+              <w:right w:w="120" w:type="dxa"/>
+            </w:tcMar>
+            <w:tcBorders>
+              <w:top w:val="single" w:sz="4" w:space="0" w:color="CCCCCC"/>
+              <w:bottom w:val="single" w:sz="4" w:space="0" w:color="CCCCCC"/>
+              <w:left w:val="single" w:sz="4" w:space="0" w:color="CCCCCC"/>
+              <w:right w:val="single" w:sz="4" w:space="0" w:color="CCCCCC"/>
+            </w:tcBorders>
+          </w:tcPr>
+          <w:p>
+            <w:pPr>
+              <w:spacing w:before="60" w:after="60" w:line="252" w:lineRule="auto"/>
+              <w:jc w:val="left"/>
+            </w:pPr>
+            <w:r/>
+            <w:r>
+              <w:rPr>
+                <w:b/>
+              </w:rPr>
+              <w:t>+0.50</w:t>
+            </w:r>
+          </w:p>
+        </w:tc>
+        <w:tc>
+          <w:tcPr>
+            <w:tcW w:type="dxa" w:w="1440"/>
+            <w:shd w:fill="F8FAFC"/>
+            <w:tcMar>
+              <w:top w:w="100" w:type="dxa"/>
+              <w:bottom w:w="100" w:type="dxa"/>
+              <w:left w:w="120" w:type="dxa"/>
+              <w:right w:w="120" w:type="dxa"/>
+            </w:tcMar>
+            <w:tcBorders>
+              <w:top w:val="single" w:sz="4" w:space="0" w:color="CCCCCC"/>
+              <w:bottom w:val="single" w:sz="4" w:space="0" w:color="CCCCCC"/>
+              <w:left w:val="single" w:sz="4" w:space="0" w:color="CCCCCC"/>
+              <w:right w:val="single" w:sz="4" w:space="0" w:color="CCCCCC"/>
+            </w:tcBorders>
+          </w:tcPr>
+          <w:p>
+            <w:pPr>
+              <w:spacing w:before="60" w:after="60" w:line="252" w:lineRule="auto"/>
+              <w:jc w:val="left"/>
+            </w:pPr>
+            <w:r/>
+            <w:r>
+              <w:t>BULL</w:t>
+            </w:r>
+          </w:p>
+        </w:tc>
+      </w:tr>
+      <w:tr>
+        <w:tc>
+          <w:tcPr>
+            <w:tcW w:type="dxa" w:w="1584"/>
+            <w:shd w:fill="FFFFFF"/>
+            <w:tcMar>
+              <w:top w:w="100" w:type="dxa"/>
+              <w:bottom w:w="100" w:type="dxa"/>
+              <w:left w:w="120" w:type="dxa"/>
+              <w:right w:w="120" w:type="dxa"/>
+            </w:tcMar>
+            <w:tcBorders>
+              <w:top w:val="single" w:sz="4" w:space="0" w:color="CCCCCC"/>
+              <w:bottom w:val="single" w:sz="4" w:space="0" w:color="CCCCCC"/>
+              <w:left w:val="single" w:sz="4" w:space="0" w:color="CCCCCC"/>
+              <w:right w:val="single" w:sz="4" w:space="0" w:color="CCCCCC"/>
+            </w:tcBorders>
+          </w:tcPr>
+          <w:p>
+            <w:pPr>
+              <w:spacing w:before="60" w:after="60" w:line="252" w:lineRule="auto"/>
+              <w:jc w:val="left"/>
+            </w:pPr>
+            <w:r/>
+            <w:r>
+              <w:rPr>
+                <w:b/>
+              </w:rPr>
+              <w:t>Thu 17/09</w:t>
+            </w:r>
+          </w:p>
+        </w:tc>
+        <w:tc>
+          <w:tcPr>
+            <w:tcW w:type="dxa" w:w="864"/>
+            <w:shd w:fill="FFFFFF"/>
+            <w:tcMar>
+              <w:top w:w="100" w:type="dxa"/>
+              <w:bottom w:w="100" w:type="dxa"/>
+              <w:left w:w="120" w:type="dxa"/>
+              <w:right w:w="120" w:type="dxa"/>
+            </w:tcMar>
+            <w:tcBorders>
+              <w:top w:val="single" w:sz="4" w:space="0" w:color="CCCCCC"/>
+              <w:bottom w:val="single" w:sz="4" w:space="0" w:color="CCCCCC"/>
+              <w:left w:val="single" w:sz="4" w:space="0" w:color="CCCCCC"/>
+              <w:right w:val="single" w:sz="4" w:space="0" w:color="CCCCCC"/>
+            </w:tcBorders>
+          </w:tcPr>
+          <w:p>
+            <w:pPr>
+              <w:spacing w:before="60" w:after="60" w:line="252" w:lineRule="auto"/>
+              <w:jc w:val="left"/>
+            </w:pPr>
+            <w:r/>
+            <w:r>
+              <w:t>Pre-NY 19-21</w:t>
+            </w:r>
+          </w:p>
+        </w:tc>
+        <w:tc>
+          <w:tcPr>
+            <w:tcW w:type="dxa" w:w="1440"/>
+            <w:shd w:fill="FFFFFF"/>
+            <w:tcMar>
+              <w:top w:w="100" w:type="dxa"/>
+              <w:bottom w:w="100" w:type="dxa"/>
+              <w:left w:w="120" w:type="dxa"/>
+              <w:right w:w="120" w:type="dxa"/>
+            </w:tcMar>
+            <w:tcBorders>
+              <w:top w:val="single" w:sz="4" w:space="0" w:color="CCCCCC"/>
+              <w:bottom w:val="single" w:sz="4" w:space="0" w:color="CCCCCC"/>
+              <w:left w:val="single" w:sz="4" w:space="0" w:color="CCCCCC"/>
+              <w:right w:val="single" w:sz="4" w:space="0" w:color="CCCCCC"/>
+            </w:tcBorders>
+          </w:tcPr>
+          <w:p>
+            <w:pPr>
+              <w:spacing w:before="60" w:after="60" w:line="252" w:lineRule="auto"/>
+              <w:jc w:val="left"/>
+            </w:pPr>
+            <w:r/>
+            <w:r>
+              <w:t>536.25</w:t>
+            </w:r>
+          </w:p>
+        </w:tc>
+        <w:tc>
+          <w:tcPr>
+            <w:tcW w:type="dxa" w:w="2016"/>
+            <w:shd w:fill="FFFFFF"/>
+            <w:tcMar>
+              <w:top w:w="100" w:type="dxa"/>
+              <w:bottom w:w="100" w:type="dxa"/>
+              <w:left w:w="120" w:type="dxa"/>
+              <w:right w:w="120" w:type="dxa"/>
+            </w:tcMar>
+            <w:tcBorders>
+              <w:top w:val="single" w:sz="4" w:space="0" w:color="CCCCCC"/>
+              <w:bottom w:val="single" w:sz="4" w:space="0" w:color="CCCCCC"/>
+              <w:left w:val="single" w:sz="4" w:space="0" w:color="CCCCCC"/>
+              <w:right w:val="single" w:sz="4" w:space="0" w:color="CCCCCC"/>
+            </w:tcBorders>
+          </w:tcPr>
+          <w:p>
+            <w:pPr>
+              <w:spacing w:before="60" w:after="60" w:line="252" w:lineRule="auto"/>
+              <w:jc w:val="left"/>
+            </w:pPr>
+            <w:r/>
+            <w:r>
+              <w:t>539.25</w:t>
+            </w:r>
+          </w:p>
+        </w:tc>
+        <w:tc>
+          <w:tcPr>
+            <w:tcW w:type="dxa" w:w="1152"/>
+            <w:shd w:fill="FFFFFF"/>
+            <w:tcMar>
+              <w:top w:w="100" w:type="dxa"/>
+              <w:bottom w:w="100" w:type="dxa"/>
+              <w:left w:w="120" w:type="dxa"/>
+              <w:right w:w="120" w:type="dxa"/>
+            </w:tcMar>
+            <w:tcBorders>
+              <w:top w:val="single" w:sz="4" w:space="0" w:color="CCCCCC"/>
+              <w:bottom w:val="single" w:sz="4" w:space="0" w:color="CCCCCC"/>
+              <w:left w:val="single" w:sz="4" w:space="0" w:color="CCCCCC"/>
+              <w:right w:val="single" w:sz="4" w:space="0" w:color="CCCCCC"/>
+            </w:tcBorders>
+          </w:tcPr>
+          <w:p>
+            <w:pPr>
+              <w:spacing w:before="60" w:after="60" w:line="252" w:lineRule="auto"/>
+              <w:jc w:val="left"/>
+            </w:pPr>
+            <w:r/>
+            <w:r>
+              <w:t>531.75</w:t>
+            </w:r>
+          </w:p>
+        </w:tc>
+        <w:tc>
+          <w:tcPr>
+            <w:tcW w:type="dxa" w:w="1728"/>
+            <w:shd w:fill="FFFFFF"/>
+            <w:tcMar>
+              <w:top w:w="100" w:type="dxa"/>
+              <w:bottom w:w="100" w:type="dxa"/>
+              <w:left w:w="120" w:type="dxa"/>
+              <w:right w:w="120" w:type="dxa"/>
+            </w:tcMar>
+            <w:tcBorders>
+              <w:top w:val="single" w:sz="4" w:space="0" w:color="CCCCCC"/>
+              <w:bottom w:val="single" w:sz="4" w:space="0" w:color="CCCCCC"/>
+              <w:left w:val="single" w:sz="4" w:space="0" w:color="CCCCCC"/>
+              <w:right w:val="single" w:sz="4" w:space="0" w:color="CCCCCC"/>
+            </w:tcBorders>
+          </w:tcPr>
+          <w:p>
+            <w:pPr>
+              <w:spacing w:before="60" w:after="60" w:line="252" w:lineRule="auto"/>
+              <w:jc w:val="left"/>
+            </w:pPr>
+            <w:r/>
+            <w:r>
+              <w:rPr>
+                <w:b/>
+              </w:rPr>
+              <w:t>536.50</w:t>
+            </w:r>
+          </w:p>
+        </w:tc>
+        <w:tc>
+          <w:tcPr>
+            <w:tcW w:type="dxa" w:w="3456"/>
+            <w:shd w:fill="FFFFFF"/>
+            <w:tcMar>
+              <w:top w:w="100" w:type="dxa"/>
+              <w:bottom w:w="100" w:type="dxa"/>
+              <w:left w:w="120" w:type="dxa"/>
+              <w:right w:w="120" w:type="dxa"/>
+            </w:tcMar>
+            <w:tcBorders>
+              <w:top w:val="single" w:sz="4" w:space="0" w:color="CCCCCC"/>
+              <w:bottom w:val="single" w:sz="4" w:space="0" w:color="CCCCCC"/>
+              <w:left w:val="single" w:sz="4" w:space="0" w:color="CCCCCC"/>
+              <w:right w:val="single" w:sz="4" w:space="0" w:color="CCCCCC"/>
+            </w:tcBorders>
+          </w:tcPr>
+          <w:p>
+            <w:pPr>
+              <w:spacing w:before="60" w:after="60" w:line="252" w:lineRule="auto"/>
+              <w:jc w:val="left"/>
+            </w:pPr>
+            <w:r/>
+            <w:r>
+              <w:rPr>
+                <w:b/>
+              </w:rPr>
+              <w:t>+0.25</w:t>
+            </w:r>
+          </w:p>
+        </w:tc>
+        <w:tc>
+          <w:tcPr>
+            <w:tcW w:type="dxa" w:w="1440"/>
+            <w:shd w:fill="FFFFFF"/>
+            <w:tcMar>
+              <w:top w:w="100" w:type="dxa"/>
+              <w:bottom w:w="100" w:type="dxa"/>
+              <w:left w:w="120" w:type="dxa"/>
+              <w:right w:w="120" w:type="dxa"/>
+            </w:tcMar>
+            <w:tcBorders>
+              <w:top w:val="single" w:sz="4" w:space="0" w:color="CCCCCC"/>
+              <w:bottom w:val="single" w:sz="4" w:space="0" w:color="CCCCCC"/>
+              <w:left w:val="single" w:sz="4" w:space="0" w:color="CCCCCC"/>
+              <w:right w:val="single" w:sz="4" w:space="0" w:color="CCCCCC"/>
+            </w:tcBorders>
+          </w:tcPr>
+          <w:p>
+            <w:pPr>
+              <w:spacing w:before="60" w:after="60" w:line="252" w:lineRule="auto"/>
+              <w:jc w:val="left"/>
+            </w:pPr>
+            <w:r/>
+            <w:r>
+              <w:t>BULL</w:t>
+            </w:r>
+          </w:p>
+        </w:tc>
+      </w:tr>
+      <w:tr>
+        <w:tc>
+          <w:tcPr>
+            <w:tcW w:type="dxa" w:w="1584"/>
+            <w:shd w:fill="F8FAFC"/>
+            <w:tcMar>
+              <w:top w:w="100" w:type="dxa"/>
+              <w:bottom w:w="100" w:type="dxa"/>
+              <w:left w:w="120" w:type="dxa"/>
+              <w:right w:w="120" w:type="dxa"/>
+            </w:tcMar>
+            <w:tcBorders>
+              <w:top w:val="single" w:sz="4" w:space="0" w:color="CCCCCC"/>
+              <w:bottom w:val="single" w:sz="4" w:space="0" w:color="CCCCCC"/>
+              <w:left w:val="single" w:sz="4" w:space="0" w:color="CCCCCC"/>
+              <w:right w:val="single" w:sz="4" w:space="0" w:color="CCCCCC"/>
+            </w:tcBorders>
+          </w:tcPr>
+          <w:p>
+            <w:pPr>
+              <w:spacing w:before="60" w:after="60" w:line="252" w:lineRule="auto"/>
+              <w:jc w:val="left"/>
+            </w:pPr>
+            <w:r/>
+            <w:r>
+              <w:rPr>
+                <w:b/>
+              </w:rPr>
+              <w:t>Thu 17/09</w:t>
+            </w:r>
+          </w:p>
+        </w:tc>
+        <w:tc>
+          <w:tcPr>
+            <w:tcW w:type="dxa" w:w="864"/>
+            <w:shd w:fill="F8FAFC"/>
+            <w:tcMar>
+              <w:top w:w="100" w:type="dxa"/>
+              <w:bottom w:w="100" w:type="dxa"/>
+              <w:left w:w="120" w:type="dxa"/>
+              <w:right w:w="120" w:type="dxa"/>
+            </w:tcMar>
+            <w:tcBorders>
+              <w:top w:val="single" w:sz="4" w:space="0" w:color="CCCCCC"/>
+              <w:bottom w:val="single" w:sz="4" w:space="0" w:color="CCCCCC"/>
+              <w:left w:val="single" w:sz="4" w:space="0" w:color="CCCCCC"/>
+              <w:right w:val="single" w:sz="4" w:space="0" w:color="CCCCCC"/>
+            </w:tcBorders>
+          </w:tcPr>
+          <w:p>
+            <w:pPr>
+              <w:spacing w:before="60" w:after="60" w:line="252" w:lineRule="auto"/>
+              <w:jc w:val="left"/>
+            </w:pPr>
+            <w:r/>
+            <w:r>
+              <w:t>NY Open 21-23</w:t>
+            </w:r>
+          </w:p>
+        </w:tc>
+        <w:tc>
+          <w:tcPr>
+            <w:tcW w:type="dxa" w:w="1440"/>
+            <w:shd w:fill="F8FAFC"/>
+            <w:tcMar>
+              <w:top w:w="100" w:type="dxa"/>
+              <w:bottom w:w="100" w:type="dxa"/>
+              <w:left w:w="120" w:type="dxa"/>
+              <w:right w:w="120" w:type="dxa"/>
+            </w:tcMar>
+            <w:tcBorders>
+              <w:top w:val="single" w:sz="4" w:space="0" w:color="CCCCCC"/>
+              <w:bottom w:val="single" w:sz="4" w:space="0" w:color="CCCCCC"/>
+              <w:left w:val="single" w:sz="4" w:space="0" w:color="CCCCCC"/>
+              <w:right w:val="single" w:sz="4" w:space="0" w:color="CCCCCC"/>
+            </w:tcBorders>
+          </w:tcPr>
+          <w:p>
+            <w:pPr>
+              <w:spacing w:before="60" w:after="60" w:line="252" w:lineRule="auto"/>
+              <w:jc w:val="left"/>
+            </w:pPr>
+            <w:r/>
+            <w:r>
+              <w:t>536.50</w:t>
+            </w:r>
+          </w:p>
+        </w:tc>
+        <w:tc>
+          <w:tcPr>
+            <w:tcW w:type="dxa" w:w="2016"/>
+            <w:shd w:fill="F8FAFC"/>
+            <w:tcMar>
+              <w:top w:w="100" w:type="dxa"/>
+              <w:bottom w:w="100" w:type="dxa"/>
+              <w:left w:w="120" w:type="dxa"/>
+              <w:right w:w="120" w:type="dxa"/>
+            </w:tcMar>
+            <w:tcBorders>
+              <w:top w:val="single" w:sz="4" w:space="0" w:color="CCCCCC"/>
+              <w:bottom w:val="single" w:sz="4" w:space="0" w:color="CCCCCC"/>
+              <w:left w:val="single" w:sz="4" w:space="0" w:color="CCCCCC"/>
+              <w:right w:val="single" w:sz="4" w:space="0" w:color="CCCCCC"/>
+            </w:tcBorders>
+          </w:tcPr>
+          <w:p>
+            <w:pPr>
+              <w:spacing w:before="60" w:after="60" w:line="252" w:lineRule="auto"/>
+              <w:jc w:val="left"/>
+            </w:pPr>
+            <w:r/>
+            <w:r>
+              <w:t>540.75</w:t>
+            </w:r>
+          </w:p>
+        </w:tc>
+        <w:tc>
+          <w:tcPr>
+            <w:tcW w:type="dxa" w:w="1152"/>
+            <w:shd w:fill="F8FAFC"/>
+            <w:tcMar>
+              <w:top w:w="100" w:type="dxa"/>
+              <w:bottom w:w="100" w:type="dxa"/>
+              <w:left w:w="120" w:type="dxa"/>
+              <w:right w:w="120" w:type="dxa"/>
+            </w:tcMar>
+            <w:tcBorders>
+              <w:top w:val="single" w:sz="4" w:space="0" w:color="CCCCCC"/>
+              <w:bottom w:val="single" w:sz="4" w:space="0" w:color="CCCCCC"/>
+              <w:left w:val="single" w:sz="4" w:space="0" w:color="CCCCCC"/>
+              <w:right w:val="single" w:sz="4" w:space="0" w:color="CCCCCC"/>
+            </w:tcBorders>
+          </w:tcPr>
+          <w:p>
+            <w:pPr>
+              <w:spacing w:before="60" w:after="60" w:line="252" w:lineRule="auto"/>
+              <w:jc w:val="left"/>
+            </w:pPr>
+            <w:r/>
+            <w:r>
+              <w:t>533.25</w:t>
+            </w:r>
+          </w:p>
+        </w:tc>
+        <w:tc>
+          <w:tcPr>
+            <w:tcW w:type="dxa" w:w="1728"/>
+            <w:shd w:fill="F8FAFC"/>
+            <w:tcMar>
+              <w:top w:w="100" w:type="dxa"/>
+              <w:bottom w:w="100" w:type="dxa"/>
+              <w:left w:w="120" w:type="dxa"/>
+              <w:right w:w="120" w:type="dxa"/>
+            </w:tcMar>
+            <w:tcBorders>
+              <w:top w:val="single" w:sz="4" w:space="0" w:color="CCCCCC"/>
+              <w:bottom w:val="single" w:sz="4" w:space="0" w:color="CCCCCC"/>
+              <w:left w:val="single" w:sz="4" w:space="0" w:color="CCCCCC"/>
+              <w:right w:val="single" w:sz="4" w:space="0" w:color="CCCCCC"/>
+            </w:tcBorders>
+          </w:tcPr>
+          <w:p>
+            <w:pPr>
+              <w:spacing w:before="60" w:after="60" w:line="252" w:lineRule="auto"/>
+              <w:jc w:val="left"/>
+            </w:pPr>
+            <w:r/>
+            <w:r>
+              <w:rPr>
+                <w:b/>
+              </w:rPr>
+              <w:t>537.25</w:t>
+            </w:r>
+          </w:p>
+        </w:tc>
+        <w:tc>
+          <w:tcPr>
+            <w:tcW w:type="dxa" w:w="3456"/>
+            <w:shd w:fill="F8FAFC"/>
+            <w:tcMar>
+              <w:top w:w="100" w:type="dxa"/>
+              <w:bottom w:w="100" w:type="dxa"/>
+              <w:left w:w="120" w:type="dxa"/>
+              <w:right w:w="120" w:type="dxa"/>
+            </w:tcMar>
+            <w:tcBorders>
+              <w:top w:val="single" w:sz="4" w:space="0" w:color="CCCCCC"/>
+              <w:bottom w:val="single" w:sz="4" w:space="0" w:color="CCCCCC"/>
+              <w:left w:val="single" w:sz="4" w:space="0" w:color="CCCCCC"/>
+              <w:right w:val="single" w:sz="4" w:space="0" w:color="CCCCCC"/>
+            </w:tcBorders>
+          </w:tcPr>
+          <w:p>
+            <w:pPr>
+              <w:spacing w:before="60" w:after="60" w:line="252" w:lineRule="auto"/>
+              <w:jc w:val="left"/>
+            </w:pPr>
+            <w:r/>
+            <w:r>
+              <w:rPr>
+                <w:b/>
+              </w:rPr>
+              <w:t>+0.75</w:t>
+            </w:r>
+          </w:p>
+        </w:tc>
+        <w:tc>
+          <w:tcPr>
+            <w:tcW w:type="dxa" w:w="1440"/>
+            <w:shd w:fill="F8FAFC"/>
+            <w:tcMar>
+              <w:top w:w="100" w:type="dxa"/>
+              <w:bottom w:w="100" w:type="dxa"/>
+              <w:left w:w="120" w:type="dxa"/>
+              <w:right w:w="120" w:type="dxa"/>
+            </w:tcMar>
+            <w:tcBorders>
+              <w:top w:val="single" w:sz="4" w:space="0" w:color="CCCCCC"/>
+              <w:bottom w:val="single" w:sz="4" w:space="0" w:color="CCCCCC"/>
+              <w:left w:val="single" w:sz="4" w:space="0" w:color="CCCCCC"/>
+              <w:right w:val="single" w:sz="4" w:space="0" w:color="CCCCCC"/>
+            </w:tcBorders>
+          </w:tcPr>
+          <w:p>
+            <w:pPr>
+              <w:spacing w:before="60" w:after="60" w:line="252" w:lineRule="auto"/>
+              <w:jc w:val="left"/>
+            </w:pPr>
+            <w:r/>
+            <w:r>
+              <w:t>BULL</w:t>
+            </w:r>
+          </w:p>
+        </w:tc>
+      </w:tr>
+      <w:tr>
+        <w:tc>
+          <w:tcPr>
+            <w:tcW w:type="dxa" w:w="1584"/>
+            <w:shd w:fill="FFFFFF"/>
+            <w:tcMar>
+              <w:top w:w="100" w:type="dxa"/>
+              <w:bottom w:w="100" w:type="dxa"/>
+              <w:left w:w="120" w:type="dxa"/>
+              <w:right w:w="120" w:type="dxa"/>
+            </w:tcMar>
+            <w:tcBorders>
+              <w:top w:val="single" w:sz="4" w:space="0" w:color="CCCCCC"/>
+              <w:bottom w:val="single" w:sz="4" w:space="0" w:color="CCCCCC"/>
+              <w:left w:val="single" w:sz="4" w:space="0" w:color="CCCCCC"/>
+              <w:right w:val="single" w:sz="4" w:space="0" w:color="CCCCCC"/>
+            </w:tcBorders>
+          </w:tcPr>
+          <w:p>
+            <w:pPr>
+              <w:spacing w:before="60" w:after="60" w:line="252" w:lineRule="auto"/>
+              <w:jc w:val="left"/>
+            </w:pPr>
+            <w:r/>
+            <w:r>
+              <w:rPr>
+                <w:b/>
+              </w:rPr>
+              <w:t>Thu 17/09</w:t>
+            </w:r>
+          </w:p>
+        </w:tc>
+        <w:tc>
+          <w:tcPr>
+            <w:tcW w:type="dxa" w:w="864"/>
+            <w:shd w:fill="FFFFFF"/>
+            <w:tcMar>
+              <w:top w:w="100" w:type="dxa"/>
+              <w:bottom w:w="100" w:type="dxa"/>
+              <w:left w:w="120" w:type="dxa"/>
+              <w:right w:w="120" w:type="dxa"/>
+            </w:tcMar>
+            <w:tcBorders>
+              <w:top w:val="single" w:sz="4" w:space="0" w:color="CCCCCC"/>
+              <w:bottom w:val="single" w:sz="4" w:space="0" w:color="CCCCCC"/>
+              <w:left w:val="single" w:sz="4" w:space="0" w:color="CCCCCC"/>
+              <w:right w:val="single" w:sz="4" w:space="0" w:color="CCCCCC"/>
+            </w:tcBorders>
+          </w:tcPr>
+          <w:p>
+            <w:pPr>
+              <w:spacing w:before="60" w:after="60" w:line="252" w:lineRule="auto"/>
+              <w:jc w:val="left"/>
+            </w:pPr>
+            <w:r/>
+            <w:r>
+              <w:t>NY Close 23-01</w:t>
+            </w:r>
+          </w:p>
+        </w:tc>
+        <w:tc>
+          <w:tcPr>
+            <w:tcW w:type="dxa" w:w="1440"/>
+            <w:shd w:fill="FFFFFF"/>
+            <w:tcMar>
+              <w:top w:w="100" w:type="dxa"/>
+              <w:bottom w:w="100" w:type="dxa"/>
+              <w:left w:w="120" w:type="dxa"/>
+              <w:right w:w="120" w:type="dxa"/>
+            </w:tcMar>
+            <w:tcBorders>
+              <w:top w:val="single" w:sz="4" w:space="0" w:color="CCCCCC"/>
+              <w:bottom w:val="single" w:sz="4" w:space="0" w:color="CCCCCC"/>
+              <w:left w:val="single" w:sz="4" w:space="0" w:color="CCCCCC"/>
+              <w:right w:val="single" w:sz="4" w:space="0" w:color="CCCCCC"/>
+            </w:tcBorders>
+          </w:tcPr>
+          <w:p>
+            <w:pPr>
+              <w:spacing w:before="60" w:after="60" w:line="252" w:lineRule="auto"/>
+              <w:jc w:val="left"/>
+            </w:pPr>
+            <w:r/>
+            <w:r>
+              <w:t>537.25</w:t>
+            </w:r>
+          </w:p>
+        </w:tc>
+        <w:tc>
+          <w:tcPr>
+            <w:tcW w:type="dxa" w:w="2016"/>
+            <w:shd w:fill="FFFFFF"/>
+            <w:tcMar>
+              <w:top w:w="100" w:type="dxa"/>
+              <w:bottom w:w="100" w:type="dxa"/>
+              <w:left w:w="120" w:type="dxa"/>
+              <w:right w:w="120" w:type="dxa"/>
+            </w:tcMar>
+            <w:tcBorders>
+              <w:top w:val="single" w:sz="4" w:space="0" w:color="CCCCCC"/>
+              <w:bottom w:val="single" w:sz="4" w:space="0" w:color="CCCCCC"/>
+              <w:left w:val="single" w:sz="4" w:space="0" w:color="CCCCCC"/>
+              <w:right w:val="single" w:sz="4" w:space="0" w:color="CCCCCC"/>
+            </w:tcBorders>
+          </w:tcPr>
+          <w:p>
+            <w:pPr>
+              <w:spacing w:before="60" w:after="60" w:line="252" w:lineRule="auto"/>
+              <w:jc w:val="left"/>
+            </w:pPr>
+            <w:r/>
+            <w:r>
+              <w:t>540.75</w:t>
+            </w:r>
+          </w:p>
+        </w:tc>
+        <w:tc>
+          <w:tcPr>
+            <w:tcW w:type="dxa" w:w="1152"/>
+            <w:shd w:fill="FFFFFF"/>
+            <w:tcMar>
+              <w:top w:w="100" w:type="dxa"/>
+              <w:bottom w:w="100" w:type="dxa"/>
+              <w:left w:w="120" w:type="dxa"/>
+              <w:right w:w="120" w:type="dxa"/>
+            </w:tcMar>
+            <w:tcBorders>
+              <w:top w:val="single" w:sz="4" w:space="0" w:color="CCCCCC"/>
+              <w:bottom w:val="single" w:sz="4" w:space="0" w:color="CCCCCC"/>
+              <w:left w:val="single" w:sz="4" w:space="0" w:color="CCCCCC"/>
+              <w:right w:val="single" w:sz="4" w:space="0" w:color="CCCCCC"/>
+            </w:tcBorders>
+          </w:tcPr>
+          <w:p>
+            <w:pPr>
+              <w:spacing w:before="60" w:after="60" w:line="252" w:lineRule="auto"/>
+              <w:jc w:val="left"/>
+            </w:pPr>
+            <w:r/>
+            <w:r>
+              <w:t>535.00</w:t>
+            </w:r>
+          </w:p>
+        </w:tc>
+        <w:tc>
+          <w:tcPr>
+            <w:tcW w:type="dxa" w:w="1728"/>
+            <w:shd w:fill="FFFFFF"/>
+            <w:tcMar>
+              <w:top w:w="100" w:type="dxa"/>
+              <w:bottom w:w="100" w:type="dxa"/>
+              <w:left w:w="120" w:type="dxa"/>
+              <w:right w:w="120" w:type="dxa"/>
+            </w:tcMar>
+            <w:tcBorders>
+              <w:top w:val="single" w:sz="4" w:space="0" w:color="CCCCCC"/>
+              <w:bottom w:val="single" w:sz="4" w:space="0" w:color="CCCCCC"/>
+              <w:left w:val="single" w:sz="4" w:space="0" w:color="CCCCCC"/>
+              <w:right w:val="single" w:sz="4" w:space="0" w:color="CCCCCC"/>
+            </w:tcBorders>
+          </w:tcPr>
+          <w:p>
+            <w:pPr>
+              <w:spacing w:before="60" w:after="60" w:line="252" w:lineRule="auto"/>
+              <w:jc w:val="left"/>
+            </w:pPr>
+            <w:r/>
+            <w:r>
+              <w:rPr>
+                <w:b/>
+              </w:rPr>
+              <w:t>537.25</w:t>
             </w:r>
           </w:p>
         </w:tc>
@@ -16920,7 +19740,7 @@
               <w:rPr>
                 <w:b/>
               </w:rPr>
-              <w:t>Wed 16/09</w:t>
+              <w:t>Fri 18/09</w:t>
             </w:r>
           </w:p>
         </w:tc>
@@ -16976,7 +19796,7 @@
             </w:pPr>
             <w:r/>
             <w:r>
-              <w:t>532.75</w:t>
+              <w:t>537.25</w:t>
             </w:r>
           </w:p>
         </w:tc>
@@ -17004,7 +19824,7 @@
             </w:pPr>
             <w:r/>
             <w:r>
-              <w:t>535.50</w:t>
+              <w:t>541.00</w:t>
             </w:r>
           </w:p>
         </w:tc>
@@ -17032,7 +19852,7 @@
             </w:pPr>
             <w:r/>
             <w:r>
-              <w:t>530.25</w:t>
+              <w:t>533.75</w:t>
             </w:r>
           </w:p>
         </w:tc>
@@ -17063,7 +19883,7 @@
               <w:rPr>
                 <w:b/>
               </w:rPr>
-              <w:t>532.25</w:t>
+              <w:t>537.00</w:t>
             </w:r>
           </w:p>
         </w:tc>
@@ -17071,241 +19891,6 @@
           <w:tcPr>
             <w:tcW w:type="dxa" w:w="3456"/>
             <w:shd w:fill="F8FAFC"/>
-            <w:tcMar>
-              <w:top w:w="100" w:type="dxa"/>
-              <w:bottom w:w="100" w:type="dxa"/>
-              <w:left w:w="120" w:type="dxa"/>
-              <w:right w:w="120" w:type="dxa"/>
-            </w:tcMar>
-            <w:tcBorders>
-              <w:top w:val="single" w:sz="4" w:space="0" w:color="CCCCCC"/>
-              <w:bottom w:val="single" w:sz="4" w:space="0" w:color="CCCCCC"/>
-              <w:left w:val="single" w:sz="4" w:space="0" w:color="CCCCCC"/>
-              <w:right w:val="single" w:sz="4" w:space="0" w:color="CCCCCC"/>
-            </w:tcBorders>
-          </w:tcPr>
-          <w:p>
-            <w:pPr>
-              <w:spacing w:before="60" w:after="60" w:line="252" w:lineRule="auto"/>
-              <w:jc w:val="left"/>
-            </w:pPr>
-            <w:r/>
-            <w:r>
-              <w:rPr>
-                <w:b/>
-              </w:rPr>
-              <w:t>-0.50</w:t>
-            </w:r>
-          </w:p>
-        </w:tc>
-        <w:tc>
-          <w:tcPr>
-            <w:tcW w:type="dxa" w:w="1440"/>
-            <w:shd w:fill="F8FAFC"/>
-            <w:tcMar>
-              <w:top w:w="100" w:type="dxa"/>
-              <w:bottom w:w="100" w:type="dxa"/>
-              <w:left w:w="120" w:type="dxa"/>
-              <w:right w:w="120" w:type="dxa"/>
-            </w:tcMar>
-            <w:tcBorders>
-              <w:top w:val="single" w:sz="4" w:space="0" w:color="CCCCCC"/>
-              <w:bottom w:val="single" w:sz="4" w:space="0" w:color="CCCCCC"/>
-              <w:left w:val="single" w:sz="4" w:space="0" w:color="CCCCCC"/>
-              <w:right w:val="single" w:sz="4" w:space="0" w:color="CCCCCC"/>
-            </w:tcBorders>
-          </w:tcPr>
-          <w:p>
-            <w:pPr>
-              <w:spacing w:before="60" w:after="60" w:line="252" w:lineRule="auto"/>
-              <w:jc w:val="left"/>
-            </w:pPr>
-            <w:r/>
-            <w:r>
-              <w:t>BEAR</w:t>
-            </w:r>
-          </w:p>
-        </w:tc>
-      </w:tr>
-      <w:tr>
-        <w:tc>
-          <w:tcPr>
-            <w:tcW w:type="dxa" w:w="1584"/>
-            <w:shd w:fill="FFFFFF"/>
-            <w:tcMar>
-              <w:top w:w="100" w:type="dxa"/>
-              <w:bottom w:w="100" w:type="dxa"/>
-              <w:left w:w="120" w:type="dxa"/>
-              <w:right w:w="120" w:type="dxa"/>
-            </w:tcMar>
-            <w:tcBorders>
-              <w:top w:val="single" w:sz="4" w:space="0" w:color="CCCCCC"/>
-              <w:bottom w:val="single" w:sz="4" w:space="0" w:color="CCCCCC"/>
-              <w:left w:val="single" w:sz="4" w:space="0" w:color="CCCCCC"/>
-              <w:right w:val="single" w:sz="4" w:space="0" w:color="CCCCCC"/>
-            </w:tcBorders>
-          </w:tcPr>
-          <w:p>
-            <w:pPr>
-              <w:spacing w:before="60" w:after="60" w:line="252" w:lineRule="auto"/>
-              <w:jc w:val="left"/>
-            </w:pPr>
-            <w:r/>
-            <w:r>
-              <w:rPr>
-                <w:b/>
-              </w:rPr>
-              <w:t>Wed 16/09</w:t>
-            </w:r>
-          </w:p>
-        </w:tc>
-        <w:tc>
-          <w:tcPr>
-            <w:tcW w:type="dxa" w:w="864"/>
-            <w:shd w:fill="FFFFFF"/>
-            <w:tcMar>
-              <w:top w:w="100" w:type="dxa"/>
-              <w:bottom w:w="100" w:type="dxa"/>
-              <w:left w:w="120" w:type="dxa"/>
-              <w:right w:w="120" w:type="dxa"/>
-            </w:tcMar>
-            <w:tcBorders>
-              <w:top w:val="single" w:sz="4" w:space="0" w:color="CCCCCC"/>
-              <w:bottom w:val="single" w:sz="4" w:space="0" w:color="CCCCCC"/>
-              <w:left w:val="single" w:sz="4" w:space="0" w:color="CCCCCC"/>
-              <w:right w:val="single" w:sz="4" w:space="0" w:color="CCCCCC"/>
-            </w:tcBorders>
-          </w:tcPr>
-          <w:p>
-            <w:pPr>
-              <w:spacing w:before="60" w:after="60" w:line="252" w:lineRule="auto"/>
-              <w:jc w:val="left"/>
-            </w:pPr>
-            <w:r/>
-            <w:r>
-              <w:t>Asia 11-15</w:t>
-            </w:r>
-          </w:p>
-        </w:tc>
-        <w:tc>
-          <w:tcPr>
-            <w:tcW w:type="dxa" w:w="1440"/>
-            <w:shd w:fill="FFFFFF"/>
-            <w:tcMar>
-              <w:top w:w="100" w:type="dxa"/>
-              <w:bottom w:w="100" w:type="dxa"/>
-              <w:left w:w="120" w:type="dxa"/>
-              <w:right w:w="120" w:type="dxa"/>
-            </w:tcMar>
-            <w:tcBorders>
-              <w:top w:val="single" w:sz="4" w:space="0" w:color="CCCCCC"/>
-              <w:bottom w:val="single" w:sz="4" w:space="0" w:color="CCCCCC"/>
-              <w:left w:val="single" w:sz="4" w:space="0" w:color="CCCCCC"/>
-              <w:right w:val="single" w:sz="4" w:space="0" w:color="CCCCCC"/>
-            </w:tcBorders>
-          </w:tcPr>
-          <w:p>
-            <w:pPr>
-              <w:spacing w:before="60" w:after="60" w:line="252" w:lineRule="auto"/>
-              <w:jc w:val="left"/>
-            </w:pPr>
-            <w:r/>
-            <w:r>
-              <w:t>532.25</w:t>
-            </w:r>
-          </w:p>
-        </w:tc>
-        <w:tc>
-          <w:tcPr>
-            <w:tcW w:type="dxa" w:w="2016"/>
-            <w:shd w:fill="FFFFFF"/>
-            <w:tcMar>
-              <w:top w:w="100" w:type="dxa"/>
-              <w:bottom w:w="100" w:type="dxa"/>
-              <w:left w:w="120" w:type="dxa"/>
-              <w:right w:w="120" w:type="dxa"/>
-            </w:tcMar>
-            <w:tcBorders>
-              <w:top w:val="single" w:sz="4" w:space="0" w:color="CCCCCC"/>
-              <w:bottom w:val="single" w:sz="4" w:space="0" w:color="CCCCCC"/>
-              <w:left w:val="single" w:sz="4" w:space="0" w:color="CCCCCC"/>
-              <w:right w:val="single" w:sz="4" w:space="0" w:color="CCCCCC"/>
-            </w:tcBorders>
-          </w:tcPr>
-          <w:p>
-            <w:pPr>
-              <w:spacing w:before="60" w:after="60" w:line="252" w:lineRule="auto"/>
-              <w:jc w:val="left"/>
-            </w:pPr>
-            <w:r/>
-            <w:r>
-              <w:t>535.25</w:t>
-            </w:r>
-          </w:p>
-        </w:tc>
-        <w:tc>
-          <w:tcPr>
-            <w:tcW w:type="dxa" w:w="1152"/>
-            <w:shd w:fill="FFFFFF"/>
-            <w:tcMar>
-              <w:top w:w="100" w:type="dxa"/>
-              <w:bottom w:w="100" w:type="dxa"/>
-              <w:left w:w="120" w:type="dxa"/>
-              <w:right w:w="120" w:type="dxa"/>
-            </w:tcMar>
-            <w:tcBorders>
-              <w:top w:val="single" w:sz="4" w:space="0" w:color="CCCCCC"/>
-              <w:bottom w:val="single" w:sz="4" w:space="0" w:color="CCCCCC"/>
-              <w:left w:val="single" w:sz="4" w:space="0" w:color="CCCCCC"/>
-              <w:right w:val="single" w:sz="4" w:space="0" w:color="CCCCCC"/>
-            </w:tcBorders>
-          </w:tcPr>
-          <w:p>
-            <w:pPr>
-              <w:spacing w:before="60" w:after="60" w:line="252" w:lineRule="auto"/>
-              <w:jc w:val="left"/>
-            </w:pPr>
-            <w:r/>
-            <w:r>
-              <w:t>529.00</w:t>
-            </w:r>
-          </w:p>
-        </w:tc>
-        <w:tc>
-          <w:tcPr>
-            <w:tcW w:type="dxa" w:w="1728"/>
-            <w:shd w:fill="FFFFFF"/>
-            <w:tcMar>
-              <w:top w:w="100" w:type="dxa"/>
-              <w:bottom w:w="100" w:type="dxa"/>
-              <w:left w:w="120" w:type="dxa"/>
-              <w:right w:w="120" w:type="dxa"/>
-            </w:tcMar>
-            <w:tcBorders>
-              <w:top w:val="single" w:sz="4" w:space="0" w:color="CCCCCC"/>
-              <w:bottom w:val="single" w:sz="4" w:space="0" w:color="CCCCCC"/>
-              <w:left w:val="single" w:sz="4" w:space="0" w:color="CCCCCC"/>
-              <w:right w:val="single" w:sz="4" w:space="0" w:color="CCCCCC"/>
-            </w:tcBorders>
-          </w:tcPr>
-          <w:p>
-            <w:pPr>
-              <w:spacing w:before="60" w:after="60" w:line="252" w:lineRule="auto"/>
-              <w:jc w:val="left"/>
-            </w:pPr>
-            <w:r/>
-            <w:r>
-              <w:rPr>
-                <w:b/>
-              </w:rPr>
-              <w:t>532.00</w:t>
-            </w:r>
-          </w:p>
-        </w:tc>
-        <w:tc>
-          <w:tcPr>
-            <w:tcW w:type="dxa" w:w="3456"/>
-            <w:shd w:fill="FFFFFF"/>
             <w:tcMar>
               <w:top w:w="100" w:type="dxa"/>
               <w:bottom w:w="100" w:type="dxa"/>
@@ -17336,7 +19921,7 @@
         <w:tc>
           <w:tcPr>
             <w:tcW w:type="dxa" w:w="1440"/>
-            <w:shd w:fill="FFFFFF"/>
+            <w:shd w:fill="F8FAFC"/>
             <w:tcMar>
               <w:top w:w="100" w:type="dxa"/>
               <w:bottom w:w="100" w:type="dxa"/>
@@ -17366,7 +19951,7 @@
         <w:tc>
           <w:tcPr>
             <w:tcW w:type="dxa" w:w="1584"/>
-            <w:shd w:fill="F8FAFC"/>
+            <w:shd w:fill="FFFFFF"/>
             <w:tcMar>
               <w:top w:w="100" w:type="dxa"/>
               <w:bottom w:w="100" w:type="dxa"/>
@@ -17390,126 +19975,126 @@
               <w:rPr>
                 <w:b/>
               </w:rPr>
-              <w:t>Wed 16/09</w:t>
+              <w:t>Fri 18/09</w:t>
             </w:r>
           </w:p>
         </w:tc>
         <w:tc>
           <w:tcPr>
             <w:tcW w:type="dxa" w:w="864"/>
-            <w:shd w:fill="F8FAFC"/>
-            <w:tcMar>
-              <w:top w:w="100" w:type="dxa"/>
-              <w:bottom w:w="100" w:type="dxa"/>
-              <w:left w:w="120" w:type="dxa"/>
-              <w:right w:w="120" w:type="dxa"/>
-            </w:tcMar>
-            <w:tcBorders>
-              <w:top w:val="single" w:sz="4" w:space="0" w:color="CCCCCC"/>
-              <w:bottom w:val="single" w:sz="4" w:space="0" w:color="CCCCCC"/>
-              <w:left w:val="single" w:sz="4" w:space="0" w:color="CCCCCC"/>
-              <w:right w:val="single" w:sz="4" w:space="0" w:color="CCCCCC"/>
-            </w:tcBorders>
-          </w:tcPr>
-          <w:p>
-            <w:pPr>
-              <w:spacing w:before="60" w:after="60" w:line="252" w:lineRule="auto"/>
-              <w:jc w:val="left"/>
-            </w:pPr>
-            <w:r/>
-            <w:r>
-              <w:t>London 15-19</w:t>
+            <w:shd w:fill="FFFFFF"/>
+            <w:tcMar>
+              <w:top w:w="100" w:type="dxa"/>
+              <w:bottom w:w="100" w:type="dxa"/>
+              <w:left w:w="120" w:type="dxa"/>
+              <w:right w:w="120" w:type="dxa"/>
+            </w:tcMar>
+            <w:tcBorders>
+              <w:top w:val="single" w:sz="4" w:space="0" w:color="CCCCCC"/>
+              <w:bottom w:val="single" w:sz="4" w:space="0" w:color="CCCCCC"/>
+              <w:left w:val="single" w:sz="4" w:space="0" w:color="CCCCCC"/>
+              <w:right w:val="single" w:sz="4" w:space="0" w:color="CCCCCC"/>
+            </w:tcBorders>
+          </w:tcPr>
+          <w:p>
+            <w:pPr>
+              <w:spacing w:before="60" w:after="60" w:line="252" w:lineRule="auto"/>
+              <w:jc w:val="left"/>
+            </w:pPr>
+            <w:r/>
+            <w:r>
+              <w:t>Asia 11-15</w:t>
             </w:r>
           </w:p>
         </w:tc>
         <w:tc>
           <w:tcPr>
             <w:tcW w:type="dxa" w:w="1440"/>
-            <w:shd w:fill="F8FAFC"/>
-            <w:tcMar>
-              <w:top w:w="100" w:type="dxa"/>
-              <w:bottom w:w="100" w:type="dxa"/>
-              <w:left w:w="120" w:type="dxa"/>
-              <w:right w:w="120" w:type="dxa"/>
-            </w:tcMar>
-            <w:tcBorders>
-              <w:top w:val="single" w:sz="4" w:space="0" w:color="CCCCCC"/>
-              <w:bottom w:val="single" w:sz="4" w:space="0" w:color="CCCCCC"/>
-              <w:left w:val="single" w:sz="4" w:space="0" w:color="CCCCCC"/>
-              <w:right w:val="single" w:sz="4" w:space="0" w:color="CCCCCC"/>
-            </w:tcBorders>
-          </w:tcPr>
-          <w:p>
-            <w:pPr>
-              <w:spacing w:before="60" w:after="60" w:line="252" w:lineRule="auto"/>
-              <w:jc w:val="left"/>
-            </w:pPr>
-            <w:r/>
-            <w:r>
-              <w:t>532.00</w:t>
+            <w:shd w:fill="FFFFFF"/>
+            <w:tcMar>
+              <w:top w:w="100" w:type="dxa"/>
+              <w:bottom w:w="100" w:type="dxa"/>
+              <w:left w:w="120" w:type="dxa"/>
+              <w:right w:w="120" w:type="dxa"/>
+            </w:tcMar>
+            <w:tcBorders>
+              <w:top w:val="single" w:sz="4" w:space="0" w:color="CCCCCC"/>
+              <w:bottom w:val="single" w:sz="4" w:space="0" w:color="CCCCCC"/>
+              <w:left w:val="single" w:sz="4" w:space="0" w:color="CCCCCC"/>
+              <w:right w:val="single" w:sz="4" w:space="0" w:color="CCCCCC"/>
+            </w:tcBorders>
+          </w:tcPr>
+          <w:p>
+            <w:pPr>
+              <w:spacing w:before="60" w:after="60" w:line="252" w:lineRule="auto"/>
+              <w:jc w:val="left"/>
+            </w:pPr>
+            <w:r/>
+            <w:r>
+              <w:t>537.00</w:t>
             </w:r>
           </w:p>
         </w:tc>
         <w:tc>
           <w:tcPr>
             <w:tcW w:type="dxa" w:w="2016"/>
-            <w:shd w:fill="F8FAFC"/>
-            <w:tcMar>
-              <w:top w:w="100" w:type="dxa"/>
-              <w:bottom w:w="100" w:type="dxa"/>
-              <w:left w:w="120" w:type="dxa"/>
-              <w:right w:w="120" w:type="dxa"/>
-            </w:tcMar>
-            <w:tcBorders>
-              <w:top w:val="single" w:sz="4" w:space="0" w:color="CCCCCC"/>
-              <w:bottom w:val="single" w:sz="4" w:space="0" w:color="CCCCCC"/>
-              <w:left w:val="single" w:sz="4" w:space="0" w:color="CCCCCC"/>
-              <w:right w:val="single" w:sz="4" w:space="0" w:color="CCCCCC"/>
-            </w:tcBorders>
-          </w:tcPr>
-          <w:p>
-            <w:pPr>
-              <w:spacing w:before="60" w:after="60" w:line="252" w:lineRule="auto"/>
-              <w:jc w:val="left"/>
-            </w:pPr>
-            <w:r/>
-            <w:r>
-              <w:t>536.00</w:t>
+            <w:shd w:fill="FFFFFF"/>
+            <w:tcMar>
+              <w:top w:w="100" w:type="dxa"/>
+              <w:bottom w:w="100" w:type="dxa"/>
+              <w:left w:w="120" w:type="dxa"/>
+              <w:right w:w="120" w:type="dxa"/>
+            </w:tcMar>
+            <w:tcBorders>
+              <w:top w:val="single" w:sz="4" w:space="0" w:color="CCCCCC"/>
+              <w:bottom w:val="single" w:sz="4" w:space="0" w:color="CCCCCC"/>
+              <w:left w:val="single" w:sz="4" w:space="0" w:color="CCCCCC"/>
+              <w:right w:val="single" w:sz="4" w:space="0" w:color="CCCCCC"/>
+            </w:tcBorders>
+          </w:tcPr>
+          <w:p>
+            <w:pPr>
+              <w:spacing w:before="60" w:after="60" w:line="252" w:lineRule="auto"/>
+              <w:jc w:val="left"/>
+            </w:pPr>
+            <w:r/>
+            <w:r>
+              <w:t>540.50</w:t>
             </w:r>
           </w:p>
         </w:tc>
         <w:tc>
           <w:tcPr>
             <w:tcW w:type="dxa" w:w="1152"/>
-            <w:shd w:fill="F8FAFC"/>
-            <w:tcMar>
-              <w:top w:w="100" w:type="dxa"/>
-              <w:bottom w:w="100" w:type="dxa"/>
-              <w:left w:w="120" w:type="dxa"/>
-              <w:right w:w="120" w:type="dxa"/>
-            </w:tcMar>
-            <w:tcBorders>
-              <w:top w:val="single" w:sz="4" w:space="0" w:color="CCCCCC"/>
-              <w:bottom w:val="single" w:sz="4" w:space="0" w:color="CCCCCC"/>
-              <w:left w:val="single" w:sz="4" w:space="0" w:color="CCCCCC"/>
-              <w:right w:val="single" w:sz="4" w:space="0" w:color="CCCCCC"/>
-            </w:tcBorders>
-          </w:tcPr>
-          <w:p>
-            <w:pPr>
-              <w:spacing w:before="60" w:after="60" w:line="252" w:lineRule="auto"/>
-              <w:jc w:val="left"/>
-            </w:pPr>
-            <w:r/>
-            <w:r>
-              <w:t>526.75</w:t>
+            <w:shd w:fill="FFFFFF"/>
+            <w:tcMar>
+              <w:top w:w="100" w:type="dxa"/>
+              <w:bottom w:w="100" w:type="dxa"/>
+              <w:left w:w="120" w:type="dxa"/>
+              <w:right w:w="120" w:type="dxa"/>
+            </w:tcMar>
+            <w:tcBorders>
+              <w:top w:val="single" w:sz="4" w:space="0" w:color="CCCCCC"/>
+              <w:bottom w:val="single" w:sz="4" w:space="0" w:color="CCCCCC"/>
+              <w:left w:val="single" w:sz="4" w:space="0" w:color="CCCCCC"/>
+              <w:right w:val="single" w:sz="4" w:space="0" w:color="CCCCCC"/>
+            </w:tcBorders>
+          </w:tcPr>
+          <w:p>
+            <w:pPr>
+              <w:spacing w:before="60" w:after="60" w:line="252" w:lineRule="auto"/>
+              <w:jc w:val="left"/>
+            </w:pPr>
+            <w:r/>
+            <w:r>
+              <w:t>533.75</w:t>
             </w:r>
           </w:p>
         </w:tc>
         <w:tc>
           <w:tcPr>
             <w:tcW w:type="dxa" w:w="1728"/>
-            <w:shd w:fill="F8FAFC"/>
+            <w:shd w:fill="FFFFFF"/>
             <w:tcMar>
               <w:top w:w="100" w:type="dxa"/>
               <w:bottom w:w="100" w:type="dxa"/>
@@ -17533,7 +20118,712 @@
               <w:rPr>
                 <w:b/>
               </w:rPr>
-              <w:t>532.50</w:t>
+              <w:t>536.75</w:t>
+            </w:r>
+          </w:p>
+        </w:tc>
+        <w:tc>
+          <w:tcPr>
+            <w:tcW w:type="dxa" w:w="3456"/>
+            <w:shd w:fill="FFFFFF"/>
+            <w:tcMar>
+              <w:top w:w="100" w:type="dxa"/>
+              <w:bottom w:w="100" w:type="dxa"/>
+              <w:left w:w="120" w:type="dxa"/>
+              <w:right w:w="120" w:type="dxa"/>
+            </w:tcMar>
+            <w:tcBorders>
+              <w:top w:val="single" w:sz="4" w:space="0" w:color="CCCCCC"/>
+              <w:bottom w:val="single" w:sz="4" w:space="0" w:color="CCCCCC"/>
+              <w:left w:val="single" w:sz="4" w:space="0" w:color="CCCCCC"/>
+              <w:right w:val="single" w:sz="4" w:space="0" w:color="CCCCCC"/>
+            </w:tcBorders>
+          </w:tcPr>
+          <w:p>
+            <w:pPr>
+              <w:spacing w:before="60" w:after="60" w:line="252" w:lineRule="auto"/>
+              <w:jc w:val="left"/>
+            </w:pPr>
+            <w:r/>
+            <w:r>
+              <w:rPr>
+                <w:b/>
+              </w:rPr>
+              <w:t>-0.25</w:t>
+            </w:r>
+          </w:p>
+        </w:tc>
+        <w:tc>
+          <w:tcPr>
+            <w:tcW w:type="dxa" w:w="1440"/>
+            <w:shd w:fill="FFFFFF"/>
+            <w:tcMar>
+              <w:top w:w="100" w:type="dxa"/>
+              <w:bottom w:w="100" w:type="dxa"/>
+              <w:left w:w="120" w:type="dxa"/>
+              <w:right w:w="120" w:type="dxa"/>
+            </w:tcMar>
+            <w:tcBorders>
+              <w:top w:val="single" w:sz="4" w:space="0" w:color="CCCCCC"/>
+              <w:bottom w:val="single" w:sz="4" w:space="0" w:color="CCCCCC"/>
+              <w:left w:val="single" w:sz="4" w:space="0" w:color="CCCCCC"/>
+              <w:right w:val="single" w:sz="4" w:space="0" w:color="CCCCCC"/>
+            </w:tcBorders>
+          </w:tcPr>
+          <w:p>
+            <w:pPr>
+              <w:spacing w:before="60" w:after="60" w:line="252" w:lineRule="auto"/>
+              <w:jc w:val="left"/>
+            </w:pPr>
+            <w:r/>
+            <w:r>
+              <w:t>BEAR</w:t>
+            </w:r>
+          </w:p>
+        </w:tc>
+      </w:tr>
+      <w:tr>
+        <w:tc>
+          <w:tcPr>
+            <w:tcW w:type="dxa" w:w="1584"/>
+            <w:shd w:fill="F8FAFC"/>
+            <w:tcMar>
+              <w:top w:w="100" w:type="dxa"/>
+              <w:bottom w:w="100" w:type="dxa"/>
+              <w:left w:w="120" w:type="dxa"/>
+              <w:right w:w="120" w:type="dxa"/>
+            </w:tcMar>
+            <w:tcBorders>
+              <w:top w:val="single" w:sz="4" w:space="0" w:color="CCCCCC"/>
+              <w:bottom w:val="single" w:sz="4" w:space="0" w:color="CCCCCC"/>
+              <w:left w:val="single" w:sz="4" w:space="0" w:color="CCCCCC"/>
+              <w:right w:val="single" w:sz="4" w:space="0" w:color="CCCCCC"/>
+            </w:tcBorders>
+          </w:tcPr>
+          <w:p>
+            <w:pPr>
+              <w:spacing w:before="60" w:after="60" w:line="252" w:lineRule="auto"/>
+              <w:jc w:val="left"/>
+            </w:pPr>
+            <w:r/>
+            <w:r>
+              <w:rPr>
+                <w:b/>
+              </w:rPr>
+              <w:t>Fri 18/09</w:t>
+            </w:r>
+          </w:p>
+        </w:tc>
+        <w:tc>
+          <w:tcPr>
+            <w:tcW w:type="dxa" w:w="864"/>
+            <w:shd w:fill="F8FAFC"/>
+            <w:tcMar>
+              <w:top w:w="100" w:type="dxa"/>
+              <w:bottom w:w="100" w:type="dxa"/>
+              <w:left w:w="120" w:type="dxa"/>
+              <w:right w:w="120" w:type="dxa"/>
+            </w:tcMar>
+            <w:tcBorders>
+              <w:top w:val="single" w:sz="4" w:space="0" w:color="CCCCCC"/>
+              <w:bottom w:val="single" w:sz="4" w:space="0" w:color="CCCCCC"/>
+              <w:left w:val="single" w:sz="4" w:space="0" w:color="CCCCCC"/>
+              <w:right w:val="single" w:sz="4" w:space="0" w:color="CCCCCC"/>
+            </w:tcBorders>
+          </w:tcPr>
+          <w:p>
+            <w:pPr>
+              <w:spacing w:before="60" w:after="60" w:line="252" w:lineRule="auto"/>
+              <w:jc w:val="left"/>
+            </w:pPr>
+            <w:r/>
+            <w:r>
+              <w:t>London 15-19</w:t>
+            </w:r>
+          </w:p>
+        </w:tc>
+        <w:tc>
+          <w:tcPr>
+            <w:tcW w:type="dxa" w:w="1440"/>
+            <w:shd w:fill="F8FAFC"/>
+            <w:tcMar>
+              <w:top w:w="100" w:type="dxa"/>
+              <w:bottom w:w="100" w:type="dxa"/>
+              <w:left w:w="120" w:type="dxa"/>
+              <w:right w:w="120" w:type="dxa"/>
+            </w:tcMar>
+            <w:tcBorders>
+              <w:top w:val="single" w:sz="4" w:space="0" w:color="CCCCCC"/>
+              <w:bottom w:val="single" w:sz="4" w:space="0" w:color="CCCCCC"/>
+              <w:left w:val="single" w:sz="4" w:space="0" w:color="CCCCCC"/>
+              <w:right w:val="single" w:sz="4" w:space="0" w:color="CCCCCC"/>
+            </w:tcBorders>
+          </w:tcPr>
+          <w:p>
+            <w:pPr>
+              <w:spacing w:before="60" w:after="60" w:line="252" w:lineRule="auto"/>
+              <w:jc w:val="left"/>
+            </w:pPr>
+            <w:r/>
+            <w:r>
+              <w:t>536.75</w:t>
+            </w:r>
+          </w:p>
+        </w:tc>
+        <w:tc>
+          <w:tcPr>
+            <w:tcW w:type="dxa" w:w="2016"/>
+            <w:shd w:fill="F8FAFC"/>
+            <w:tcMar>
+              <w:top w:w="100" w:type="dxa"/>
+              <w:bottom w:w="100" w:type="dxa"/>
+              <w:left w:w="120" w:type="dxa"/>
+              <w:right w:w="120" w:type="dxa"/>
+            </w:tcMar>
+            <w:tcBorders>
+              <w:top w:val="single" w:sz="4" w:space="0" w:color="CCCCCC"/>
+              <w:bottom w:val="single" w:sz="4" w:space="0" w:color="CCCCCC"/>
+              <w:left w:val="single" w:sz="4" w:space="0" w:color="CCCCCC"/>
+              <w:right w:val="single" w:sz="4" w:space="0" w:color="CCCCCC"/>
+            </w:tcBorders>
+          </w:tcPr>
+          <w:p>
+            <w:pPr>
+              <w:spacing w:before="60" w:after="60" w:line="252" w:lineRule="auto"/>
+              <w:jc w:val="left"/>
+            </w:pPr>
+            <w:r/>
+            <w:r>
+              <w:t>539.75</w:t>
+            </w:r>
+          </w:p>
+        </w:tc>
+        <w:tc>
+          <w:tcPr>
+            <w:tcW w:type="dxa" w:w="1152"/>
+            <w:shd w:fill="F8FAFC"/>
+            <w:tcMar>
+              <w:top w:w="100" w:type="dxa"/>
+              <w:bottom w:w="100" w:type="dxa"/>
+              <w:left w:w="120" w:type="dxa"/>
+              <w:right w:w="120" w:type="dxa"/>
+            </w:tcMar>
+            <w:tcBorders>
+              <w:top w:val="single" w:sz="4" w:space="0" w:color="CCCCCC"/>
+              <w:bottom w:val="single" w:sz="4" w:space="0" w:color="CCCCCC"/>
+              <w:left w:val="single" w:sz="4" w:space="0" w:color="CCCCCC"/>
+              <w:right w:val="single" w:sz="4" w:space="0" w:color="CCCCCC"/>
+            </w:tcBorders>
+          </w:tcPr>
+          <w:p>
+            <w:pPr>
+              <w:spacing w:before="60" w:after="60" w:line="252" w:lineRule="auto"/>
+              <w:jc w:val="left"/>
+            </w:pPr>
+            <w:r/>
+            <w:r>
+              <w:t>534.00</w:t>
+            </w:r>
+          </w:p>
+        </w:tc>
+        <w:tc>
+          <w:tcPr>
+            <w:tcW w:type="dxa" w:w="1728"/>
+            <w:shd w:fill="F8FAFC"/>
+            <w:tcMar>
+              <w:top w:w="100" w:type="dxa"/>
+              <w:bottom w:w="100" w:type="dxa"/>
+              <w:left w:w="120" w:type="dxa"/>
+              <w:right w:w="120" w:type="dxa"/>
+            </w:tcMar>
+            <w:tcBorders>
+              <w:top w:val="single" w:sz="4" w:space="0" w:color="CCCCCC"/>
+              <w:bottom w:val="single" w:sz="4" w:space="0" w:color="CCCCCC"/>
+              <w:left w:val="single" w:sz="4" w:space="0" w:color="CCCCCC"/>
+              <w:right w:val="single" w:sz="4" w:space="0" w:color="CCCCCC"/>
+            </w:tcBorders>
+          </w:tcPr>
+          <w:p>
+            <w:pPr>
+              <w:spacing w:before="60" w:after="60" w:line="252" w:lineRule="auto"/>
+              <w:jc w:val="left"/>
+            </w:pPr>
+            <w:r/>
+            <w:r>
+              <w:rPr>
+                <w:b/>
+              </w:rPr>
+              <w:t>537.00</w:t>
+            </w:r>
+          </w:p>
+        </w:tc>
+        <w:tc>
+          <w:tcPr>
+            <w:tcW w:type="dxa" w:w="3456"/>
+            <w:shd w:fill="F8FAFC"/>
+            <w:tcMar>
+              <w:top w:w="100" w:type="dxa"/>
+              <w:bottom w:w="100" w:type="dxa"/>
+              <w:left w:w="120" w:type="dxa"/>
+              <w:right w:w="120" w:type="dxa"/>
+            </w:tcMar>
+            <w:tcBorders>
+              <w:top w:val="single" w:sz="4" w:space="0" w:color="CCCCCC"/>
+              <w:bottom w:val="single" w:sz="4" w:space="0" w:color="CCCCCC"/>
+              <w:left w:val="single" w:sz="4" w:space="0" w:color="CCCCCC"/>
+              <w:right w:val="single" w:sz="4" w:space="0" w:color="CCCCCC"/>
+            </w:tcBorders>
+          </w:tcPr>
+          <w:p>
+            <w:pPr>
+              <w:spacing w:before="60" w:after="60" w:line="252" w:lineRule="auto"/>
+              <w:jc w:val="left"/>
+            </w:pPr>
+            <w:r/>
+            <w:r>
+              <w:rPr>
+                <w:b/>
+              </w:rPr>
+              <w:t>+0.25</w:t>
+            </w:r>
+          </w:p>
+        </w:tc>
+        <w:tc>
+          <w:tcPr>
+            <w:tcW w:type="dxa" w:w="1440"/>
+            <w:shd w:fill="F8FAFC"/>
+            <w:tcMar>
+              <w:top w:w="100" w:type="dxa"/>
+              <w:bottom w:w="100" w:type="dxa"/>
+              <w:left w:w="120" w:type="dxa"/>
+              <w:right w:w="120" w:type="dxa"/>
+            </w:tcMar>
+            <w:tcBorders>
+              <w:top w:val="single" w:sz="4" w:space="0" w:color="CCCCCC"/>
+              <w:bottom w:val="single" w:sz="4" w:space="0" w:color="CCCCCC"/>
+              <w:left w:val="single" w:sz="4" w:space="0" w:color="CCCCCC"/>
+              <w:right w:val="single" w:sz="4" w:space="0" w:color="CCCCCC"/>
+            </w:tcBorders>
+          </w:tcPr>
+          <w:p>
+            <w:pPr>
+              <w:spacing w:before="60" w:after="60" w:line="252" w:lineRule="auto"/>
+              <w:jc w:val="left"/>
+            </w:pPr>
+            <w:r/>
+            <w:r>
+              <w:t>BULL</w:t>
+            </w:r>
+          </w:p>
+        </w:tc>
+      </w:tr>
+      <w:tr>
+        <w:tc>
+          <w:tcPr>
+            <w:tcW w:type="dxa" w:w="1584"/>
+            <w:shd w:fill="FFFFFF"/>
+            <w:tcMar>
+              <w:top w:w="100" w:type="dxa"/>
+              <w:bottom w:w="100" w:type="dxa"/>
+              <w:left w:w="120" w:type="dxa"/>
+              <w:right w:w="120" w:type="dxa"/>
+            </w:tcMar>
+            <w:tcBorders>
+              <w:top w:val="single" w:sz="4" w:space="0" w:color="CCCCCC"/>
+              <w:bottom w:val="single" w:sz="4" w:space="0" w:color="CCCCCC"/>
+              <w:left w:val="single" w:sz="4" w:space="0" w:color="CCCCCC"/>
+              <w:right w:val="single" w:sz="4" w:space="0" w:color="CCCCCC"/>
+            </w:tcBorders>
+          </w:tcPr>
+          <w:p>
+            <w:pPr>
+              <w:spacing w:before="60" w:after="60" w:line="252" w:lineRule="auto"/>
+              <w:jc w:val="left"/>
+            </w:pPr>
+            <w:r/>
+            <w:r>
+              <w:rPr>
+                <w:b/>
+              </w:rPr>
+              <w:t>Fri 18/09</w:t>
+            </w:r>
+          </w:p>
+        </w:tc>
+        <w:tc>
+          <w:tcPr>
+            <w:tcW w:type="dxa" w:w="864"/>
+            <w:shd w:fill="FFFFFF"/>
+            <w:tcMar>
+              <w:top w:w="100" w:type="dxa"/>
+              <w:bottom w:w="100" w:type="dxa"/>
+              <w:left w:w="120" w:type="dxa"/>
+              <w:right w:w="120" w:type="dxa"/>
+            </w:tcMar>
+            <w:tcBorders>
+              <w:top w:val="single" w:sz="4" w:space="0" w:color="CCCCCC"/>
+              <w:bottom w:val="single" w:sz="4" w:space="0" w:color="CCCCCC"/>
+              <w:left w:val="single" w:sz="4" w:space="0" w:color="CCCCCC"/>
+              <w:right w:val="single" w:sz="4" w:space="0" w:color="CCCCCC"/>
+            </w:tcBorders>
+          </w:tcPr>
+          <w:p>
+            <w:pPr>
+              <w:spacing w:before="60" w:after="60" w:line="252" w:lineRule="auto"/>
+              <w:jc w:val="left"/>
+            </w:pPr>
+            <w:r/>
+            <w:r>
+              <w:t>Pre-NY 19-21</w:t>
+            </w:r>
+          </w:p>
+        </w:tc>
+        <w:tc>
+          <w:tcPr>
+            <w:tcW w:type="dxa" w:w="1440"/>
+            <w:shd w:fill="FFFFFF"/>
+            <w:tcMar>
+              <w:top w:w="100" w:type="dxa"/>
+              <w:bottom w:w="100" w:type="dxa"/>
+              <w:left w:w="120" w:type="dxa"/>
+              <w:right w:w="120" w:type="dxa"/>
+            </w:tcMar>
+            <w:tcBorders>
+              <w:top w:val="single" w:sz="4" w:space="0" w:color="CCCCCC"/>
+              <w:bottom w:val="single" w:sz="4" w:space="0" w:color="CCCCCC"/>
+              <w:left w:val="single" w:sz="4" w:space="0" w:color="CCCCCC"/>
+              <w:right w:val="single" w:sz="4" w:space="0" w:color="CCCCCC"/>
+            </w:tcBorders>
+          </w:tcPr>
+          <w:p>
+            <w:pPr>
+              <w:spacing w:before="60" w:after="60" w:line="252" w:lineRule="auto"/>
+              <w:jc w:val="left"/>
+            </w:pPr>
+            <w:r/>
+            <w:r>
+              <w:t>537.00</w:t>
+            </w:r>
+          </w:p>
+        </w:tc>
+        <w:tc>
+          <w:tcPr>
+            <w:tcW w:type="dxa" w:w="2016"/>
+            <w:shd w:fill="FFFFFF"/>
+            <w:tcMar>
+              <w:top w:w="100" w:type="dxa"/>
+              <w:bottom w:w="100" w:type="dxa"/>
+              <w:left w:w="120" w:type="dxa"/>
+              <w:right w:w="120" w:type="dxa"/>
+            </w:tcMar>
+            <w:tcBorders>
+              <w:top w:val="single" w:sz="4" w:space="0" w:color="CCCCCC"/>
+              <w:bottom w:val="single" w:sz="4" w:space="0" w:color="CCCCCC"/>
+              <w:left w:val="single" w:sz="4" w:space="0" w:color="CCCCCC"/>
+              <w:right w:val="single" w:sz="4" w:space="0" w:color="CCCCCC"/>
+            </w:tcBorders>
+          </w:tcPr>
+          <w:p>
+            <w:pPr>
+              <w:spacing w:before="60" w:after="60" w:line="252" w:lineRule="auto"/>
+              <w:jc w:val="left"/>
+            </w:pPr>
+            <w:r/>
+            <w:r>
+              <w:t>540.00</w:t>
+            </w:r>
+          </w:p>
+        </w:tc>
+        <w:tc>
+          <w:tcPr>
+            <w:tcW w:type="dxa" w:w="1152"/>
+            <w:shd w:fill="FFFFFF"/>
+            <w:tcMar>
+              <w:top w:w="100" w:type="dxa"/>
+              <w:bottom w:w="100" w:type="dxa"/>
+              <w:left w:w="120" w:type="dxa"/>
+              <w:right w:w="120" w:type="dxa"/>
+            </w:tcMar>
+            <w:tcBorders>
+              <w:top w:val="single" w:sz="4" w:space="0" w:color="CCCCCC"/>
+              <w:bottom w:val="single" w:sz="4" w:space="0" w:color="CCCCCC"/>
+              <w:left w:val="single" w:sz="4" w:space="0" w:color="CCCCCC"/>
+              <w:right w:val="single" w:sz="4" w:space="0" w:color="CCCCCC"/>
+            </w:tcBorders>
+          </w:tcPr>
+          <w:p>
+            <w:pPr>
+              <w:spacing w:before="60" w:after="60" w:line="252" w:lineRule="auto"/>
+              <w:jc w:val="left"/>
+            </w:pPr>
+            <w:r/>
+            <w:r>
+              <w:t>534.25</w:t>
+            </w:r>
+          </w:p>
+        </w:tc>
+        <w:tc>
+          <w:tcPr>
+            <w:tcW w:type="dxa" w:w="1728"/>
+            <w:shd w:fill="FFFFFF"/>
+            <w:tcMar>
+              <w:top w:w="100" w:type="dxa"/>
+              <w:bottom w:w="100" w:type="dxa"/>
+              <w:left w:w="120" w:type="dxa"/>
+              <w:right w:w="120" w:type="dxa"/>
+            </w:tcMar>
+            <w:tcBorders>
+              <w:top w:val="single" w:sz="4" w:space="0" w:color="CCCCCC"/>
+              <w:bottom w:val="single" w:sz="4" w:space="0" w:color="CCCCCC"/>
+              <w:left w:val="single" w:sz="4" w:space="0" w:color="CCCCCC"/>
+              <w:right w:val="single" w:sz="4" w:space="0" w:color="CCCCCC"/>
+            </w:tcBorders>
+          </w:tcPr>
+          <w:p>
+            <w:pPr>
+              <w:spacing w:before="60" w:after="60" w:line="252" w:lineRule="auto"/>
+              <w:jc w:val="left"/>
+            </w:pPr>
+            <w:r/>
+            <w:r>
+              <w:rPr>
+                <w:b/>
+              </w:rPr>
+              <w:t>537.00</w:t>
+            </w:r>
+          </w:p>
+        </w:tc>
+        <w:tc>
+          <w:tcPr>
+            <w:tcW w:type="dxa" w:w="3456"/>
+            <w:shd w:fill="FFFFFF"/>
+            <w:tcMar>
+              <w:top w:w="100" w:type="dxa"/>
+              <w:bottom w:w="100" w:type="dxa"/>
+              <w:left w:w="120" w:type="dxa"/>
+              <w:right w:w="120" w:type="dxa"/>
+            </w:tcMar>
+            <w:tcBorders>
+              <w:top w:val="single" w:sz="4" w:space="0" w:color="CCCCCC"/>
+              <w:bottom w:val="single" w:sz="4" w:space="0" w:color="CCCCCC"/>
+              <w:left w:val="single" w:sz="4" w:space="0" w:color="CCCCCC"/>
+              <w:right w:val="single" w:sz="4" w:space="0" w:color="CCCCCC"/>
+            </w:tcBorders>
+          </w:tcPr>
+          <w:p>
+            <w:pPr>
+              <w:spacing w:before="60" w:after="60" w:line="252" w:lineRule="auto"/>
+              <w:jc w:val="left"/>
+            </w:pPr>
+            <w:r/>
+            <w:r>
+              <w:rPr>
+                <w:b/>
+              </w:rPr>
+              <w:t>+0.00</w:t>
+            </w:r>
+          </w:p>
+        </w:tc>
+        <w:tc>
+          <w:tcPr>
+            <w:tcW w:type="dxa" w:w="1440"/>
+            <w:shd w:fill="FFFFFF"/>
+            <w:tcMar>
+              <w:top w:w="100" w:type="dxa"/>
+              <w:bottom w:w="100" w:type="dxa"/>
+              <w:left w:w="120" w:type="dxa"/>
+              <w:right w:w="120" w:type="dxa"/>
+            </w:tcMar>
+            <w:tcBorders>
+              <w:top w:val="single" w:sz="4" w:space="0" w:color="CCCCCC"/>
+              <w:bottom w:val="single" w:sz="4" w:space="0" w:color="CCCCCC"/>
+              <w:left w:val="single" w:sz="4" w:space="0" w:color="CCCCCC"/>
+              <w:right w:val="single" w:sz="4" w:space="0" w:color="CCCCCC"/>
+            </w:tcBorders>
+          </w:tcPr>
+          <w:p>
+            <w:pPr>
+              <w:spacing w:before="60" w:after="60" w:line="252" w:lineRule="auto"/>
+              <w:jc w:val="left"/>
+            </w:pPr>
+            <w:r/>
+            <w:r>
+              <w:t>BEAR</w:t>
+            </w:r>
+          </w:p>
+        </w:tc>
+      </w:tr>
+      <w:tr>
+        <w:tc>
+          <w:tcPr>
+            <w:tcW w:type="dxa" w:w="1584"/>
+            <w:shd w:fill="F8FAFC"/>
+            <w:tcMar>
+              <w:top w:w="100" w:type="dxa"/>
+              <w:bottom w:w="100" w:type="dxa"/>
+              <w:left w:w="120" w:type="dxa"/>
+              <w:right w:w="120" w:type="dxa"/>
+            </w:tcMar>
+            <w:tcBorders>
+              <w:top w:val="single" w:sz="4" w:space="0" w:color="CCCCCC"/>
+              <w:bottom w:val="single" w:sz="4" w:space="0" w:color="CCCCCC"/>
+              <w:left w:val="single" w:sz="4" w:space="0" w:color="CCCCCC"/>
+              <w:right w:val="single" w:sz="4" w:space="0" w:color="CCCCCC"/>
+            </w:tcBorders>
+          </w:tcPr>
+          <w:p>
+            <w:pPr>
+              <w:spacing w:before="60" w:after="60" w:line="252" w:lineRule="auto"/>
+              <w:jc w:val="left"/>
+            </w:pPr>
+            <w:r/>
+            <w:r>
+              <w:rPr>
+                <w:b/>
+              </w:rPr>
+              <w:t>Fri 18/09</w:t>
+            </w:r>
+          </w:p>
+        </w:tc>
+        <w:tc>
+          <w:tcPr>
+            <w:tcW w:type="dxa" w:w="864"/>
+            <w:shd w:fill="F8FAFC"/>
+            <w:tcMar>
+              <w:top w:w="100" w:type="dxa"/>
+              <w:bottom w:w="100" w:type="dxa"/>
+              <w:left w:w="120" w:type="dxa"/>
+              <w:right w:w="120" w:type="dxa"/>
+            </w:tcMar>
+            <w:tcBorders>
+              <w:top w:val="single" w:sz="4" w:space="0" w:color="CCCCCC"/>
+              <w:bottom w:val="single" w:sz="4" w:space="0" w:color="CCCCCC"/>
+              <w:left w:val="single" w:sz="4" w:space="0" w:color="CCCCCC"/>
+              <w:right w:val="single" w:sz="4" w:space="0" w:color="CCCCCC"/>
+            </w:tcBorders>
+          </w:tcPr>
+          <w:p>
+            <w:pPr>
+              <w:spacing w:before="60" w:after="60" w:line="252" w:lineRule="auto"/>
+              <w:jc w:val="left"/>
+            </w:pPr>
+            <w:r/>
+            <w:r>
+              <w:t>NY Open 21-23</w:t>
+            </w:r>
+          </w:p>
+        </w:tc>
+        <w:tc>
+          <w:tcPr>
+            <w:tcW w:type="dxa" w:w="1440"/>
+            <w:shd w:fill="F8FAFC"/>
+            <w:tcMar>
+              <w:top w:w="100" w:type="dxa"/>
+              <w:bottom w:w="100" w:type="dxa"/>
+              <w:left w:w="120" w:type="dxa"/>
+              <w:right w:w="120" w:type="dxa"/>
+            </w:tcMar>
+            <w:tcBorders>
+              <w:top w:val="single" w:sz="4" w:space="0" w:color="CCCCCC"/>
+              <w:bottom w:val="single" w:sz="4" w:space="0" w:color="CCCCCC"/>
+              <w:left w:val="single" w:sz="4" w:space="0" w:color="CCCCCC"/>
+              <w:right w:val="single" w:sz="4" w:space="0" w:color="CCCCCC"/>
+            </w:tcBorders>
+          </w:tcPr>
+          <w:p>
+            <w:pPr>
+              <w:spacing w:before="60" w:after="60" w:line="252" w:lineRule="auto"/>
+              <w:jc w:val="left"/>
+            </w:pPr>
+            <w:r/>
+            <w:r>
+              <w:t>537.00</w:t>
+            </w:r>
+          </w:p>
+        </w:tc>
+        <w:tc>
+          <w:tcPr>
+            <w:tcW w:type="dxa" w:w="2016"/>
+            <w:shd w:fill="F8FAFC"/>
+            <w:tcMar>
+              <w:top w:w="100" w:type="dxa"/>
+              <w:bottom w:w="100" w:type="dxa"/>
+              <w:left w:w="120" w:type="dxa"/>
+              <w:right w:w="120" w:type="dxa"/>
+            </w:tcMar>
+            <w:tcBorders>
+              <w:top w:val="single" w:sz="4" w:space="0" w:color="CCCCCC"/>
+              <w:bottom w:val="single" w:sz="4" w:space="0" w:color="CCCCCC"/>
+              <w:left w:val="single" w:sz="4" w:space="0" w:color="CCCCCC"/>
+              <w:right w:val="single" w:sz="4" w:space="0" w:color="CCCCCC"/>
+            </w:tcBorders>
+          </w:tcPr>
+          <w:p>
+            <w:pPr>
+              <w:spacing w:before="60" w:after="60" w:line="252" w:lineRule="auto"/>
+              <w:jc w:val="left"/>
+            </w:pPr>
+            <w:r/>
+            <w:r>
+              <w:t>541.00</w:t>
+            </w:r>
+          </w:p>
+        </w:tc>
+        <w:tc>
+          <w:tcPr>
+            <w:tcW w:type="dxa" w:w="1152"/>
+            <w:shd w:fill="F8FAFC"/>
+            <w:tcMar>
+              <w:top w:w="100" w:type="dxa"/>
+              <w:bottom w:w="100" w:type="dxa"/>
+              <w:left w:w="120" w:type="dxa"/>
+              <w:right w:w="120" w:type="dxa"/>
+            </w:tcMar>
+            <w:tcBorders>
+              <w:top w:val="single" w:sz="4" w:space="0" w:color="CCCCCC"/>
+              <w:bottom w:val="single" w:sz="4" w:space="0" w:color="CCCCCC"/>
+              <w:left w:val="single" w:sz="4" w:space="0" w:color="CCCCCC"/>
+              <w:right w:val="single" w:sz="4" w:space="0" w:color="CCCCCC"/>
+            </w:tcBorders>
+          </w:tcPr>
+          <w:p>
+            <w:pPr>
+              <w:spacing w:before="60" w:after="60" w:line="252" w:lineRule="auto"/>
+              <w:jc w:val="left"/>
+            </w:pPr>
+            <w:r/>
+            <w:r>
+              <w:t>533.50</w:t>
+            </w:r>
+          </w:p>
+        </w:tc>
+        <w:tc>
+          <w:tcPr>
+            <w:tcW w:type="dxa" w:w="1728"/>
+            <w:shd w:fill="F8FAFC"/>
+            <w:tcMar>
+              <w:top w:w="100" w:type="dxa"/>
+              <w:bottom w:w="100" w:type="dxa"/>
+              <w:left w:w="120" w:type="dxa"/>
+              <w:right w:w="120" w:type="dxa"/>
+            </w:tcMar>
+            <w:tcBorders>
+              <w:top w:val="single" w:sz="4" w:space="0" w:color="CCCCCC"/>
+              <w:bottom w:val="single" w:sz="4" w:space="0" w:color="CCCCCC"/>
+              <w:left w:val="single" w:sz="4" w:space="0" w:color="CCCCCC"/>
+              <w:right w:val="single" w:sz="4" w:space="0" w:color="CCCCCC"/>
+            </w:tcBorders>
+          </w:tcPr>
+          <w:p>
+            <w:pPr>
+              <w:spacing w:before="60" w:after="60" w:line="252" w:lineRule="auto"/>
+              <w:jc w:val="left"/>
+            </w:pPr>
+            <w:r/>
+            <w:r>
+              <w:rPr>
+                <w:b/>
+              </w:rPr>
+              <w:t>537.50</w:t>
             </w:r>
           </w:p>
         </w:tc>
@@ -17625,7 +20915,7 @@
               <w:rPr>
                 <w:b/>
               </w:rPr>
-              <w:t>Wed 16/09</w:t>
+              <w:t>Fri 18/09</w:t>
             </w:r>
           </w:p>
         </w:tc>
@@ -17653,7 +20943,7 @@
             </w:pPr>
             <w:r/>
             <w:r>
-              <w:t>Pre-NY 19-21</w:t>
+              <w:t>NY Close 23-01</w:t>
             </w:r>
           </w:p>
         </w:tc>
@@ -17681,7 +20971,7 @@
             </w:pPr>
             <w:r/>
             <w:r>
-              <w:t>532.50</w:t>
+              <w:t>537.50</w:t>
             </w:r>
           </w:p>
         </w:tc>
@@ -17709,7 +20999,7 @@
             </w:pPr>
             <w:r/>
             <w:r>
-              <w:t>537.25</w:t>
+              <w:t>541.50</w:t>
             </w:r>
           </w:p>
         </w:tc>
@@ -17737,7 +21027,7 @@
             </w:pPr>
             <w:r/>
             <w:r>
-              <w:t>525.50</w:t>
+              <w:t>535.75</w:t>
             </w:r>
           </w:p>
         </w:tc>
@@ -17745,3061 +21035,6 @@
           <w:tcPr>
             <w:tcW w:type="dxa" w:w="1728"/>
             <w:shd w:fill="FFFFFF"/>
-            <w:tcMar>
-              <w:top w:w="100" w:type="dxa"/>
-              <w:bottom w:w="100" w:type="dxa"/>
-              <w:left w:w="120" w:type="dxa"/>
-              <w:right w:w="120" w:type="dxa"/>
-            </w:tcMar>
-            <w:tcBorders>
-              <w:top w:val="single" w:sz="4" w:space="0" w:color="CCCCCC"/>
-              <w:bottom w:val="single" w:sz="4" w:space="0" w:color="CCCCCC"/>
-              <w:left w:val="single" w:sz="4" w:space="0" w:color="CCCCCC"/>
-              <w:right w:val="single" w:sz="4" w:space="0" w:color="CCCCCC"/>
-            </w:tcBorders>
-          </w:tcPr>
-          <w:p>
-            <w:pPr>
-              <w:spacing w:before="60" w:after="60" w:line="252" w:lineRule="auto"/>
-              <w:jc w:val="left"/>
-            </w:pPr>
-            <w:r/>
-            <w:r>
-              <w:rPr>
-                <w:b/>
-              </w:rPr>
-              <w:t>534.50</w:t>
-            </w:r>
-          </w:p>
-        </w:tc>
-        <w:tc>
-          <w:tcPr>
-            <w:tcW w:type="dxa" w:w="3456"/>
-            <w:shd w:fill="FFFFFF"/>
-            <w:tcMar>
-              <w:top w:w="100" w:type="dxa"/>
-              <w:bottom w:w="100" w:type="dxa"/>
-              <w:left w:w="120" w:type="dxa"/>
-              <w:right w:w="120" w:type="dxa"/>
-            </w:tcMar>
-            <w:tcBorders>
-              <w:top w:val="single" w:sz="4" w:space="0" w:color="CCCCCC"/>
-              <w:bottom w:val="single" w:sz="4" w:space="0" w:color="CCCCCC"/>
-              <w:left w:val="single" w:sz="4" w:space="0" w:color="CCCCCC"/>
-              <w:right w:val="single" w:sz="4" w:space="0" w:color="CCCCCC"/>
-            </w:tcBorders>
-          </w:tcPr>
-          <w:p>
-            <w:pPr>
-              <w:spacing w:before="60" w:after="60" w:line="252" w:lineRule="auto"/>
-              <w:jc w:val="left"/>
-            </w:pPr>
-            <w:r/>
-            <w:r>
-              <w:rPr>
-                <w:b/>
-              </w:rPr>
-              <w:t>+2.00</w:t>
-            </w:r>
-          </w:p>
-        </w:tc>
-        <w:tc>
-          <w:tcPr>
-            <w:tcW w:type="dxa" w:w="1440"/>
-            <w:shd w:fill="FFFFFF"/>
-            <w:tcMar>
-              <w:top w:w="100" w:type="dxa"/>
-              <w:bottom w:w="100" w:type="dxa"/>
-              <w:left w:w="120" w:type="dxa"/>
-              <w:right w:w="120" w:type="dxa"/>
-            </w:tcMar>
-            <w:tcBorders>
-              <w:top w:val="single" w:sz="4" w:space="0" w:color="CCCCCC"/>
-              <w:bottom w:val="single" w:sz="4" w:space="0" w:color="CCCCCC"/>
-              <w:left w:val="single" w:sz="4" w:space="0" w:color="CCCCCC"/>
-              <w:right w:val="single" w:sz="4" w:space="0" w:color="CCCCCC"/>
-            </w:tcBorders>
-          </w:tcPr>
-          <w:p>
-            <w:pPr>
-              <w:spacing w:before="60" w:after="60" w:line="252" w:lineRule="auto"/>
-              <w:jc w:val="left"/>
-            </w:pPr>
-            <w:r/>
-            <w:r>
-              <w:t>BULL</w:t>
-            </w:r>
-          </w:p>
-        </w:tc>
-      </w:tr>
-      <w:tr>
-        <w:tc>
-          <w:tcPr>
-            <w:tcW w:type="dxa" w:w="1584"/>
-            <w:shd w:fill="F8FAFC"/>
-            <w:tcMar>
-              <w:top w:w="100" w:type="dxa"/>
-              <w:bottom w:w="100" w:type="dxa"/>
-              <w:left w:w="120" w:type="dxa"/>
-              <w:right w:w="120" w:type="dxa"/>
-            </w:tcMar>
-            <w:tcBorders>
-              <w:top w:val="single" w:sz="4" w:space="0" w:color="CCCCCC"/>
-              <w:bottom w:val="single" w:sz="4" w:space="0" w:color="CCCCCC"/>
-              <w:left w:val="single" w:sz="4" w:space="0" w:color="CCCCCC"/>
-              <w:right w:val="single" w:sz="4" w:space="0" w:color="CCCCCC"/>
-            </w:tcBorders>
-          </w:tcPr>
-          <w:p>
-            <w:pPr>
-              <w:spacing w:before="60" w:after="60" w:line="252" w:lineRule="auto"/>
-              <w:jc w:val="left"/>
-            </w:pPr>
-            <w:r/>
-            <w:r>
-              <w:rPr>
-                <w:b/>
-              </w:rPr>
-              <w:t>Wed 16/09</w:t>
-            </w:r>
-          </w:p>
-        </w:tc>
-        <w:tc>
-          <w:tcPr>
-            <w:tcW w:type="dxa" w:w="864"/>
-            <w:shd w:fill="F8FAFC"/>
-            <w:tcMar>
-              <w:top w:w="100" w:type="dxa"/>
-              <w:bottom w:w="100" w:type="dxa"/>
-              <w:left w:w="120" w:type="dxa"/>
-              <w:right w:w="120" w:type="dxa"/>
-            </w:tcMar>
-            <w:tcBorders>
-              <w:top w:val="single" w:sz="4" w:space="0" w:color="CCCCCC"/>
-              <w:bottom w:val="single" w:sz="4" w:space="0" w:color="CCCCCC"/>
-              <w:left w:val="single" w:sz="4" w:space="0" w:color="CCCCCC"/>
-              <w:right w:val="single" w:sz="4" w:space="0" w:color="CCCCCC"/>
-            </w:tcBorders>
-          </w:tcPr>
-          <w:p>
-            <w:pPr>
-              <w:spacing w:before="60" w:after="60" w:line="252" w:lineRule="auto"/>
-              <w:jc w:val="left"/>
-            </w:pPr>
-            <w:r/>
-            <w:r>
-              <w:t>NY Open 21-23</w:t>
-            </w:r>
-          </w:p>
-        </w:tc>
-        <w:tc>
-          <w:tcPr>
-            <w:tcW w:type="dxa" w:w="1440"/>
-            <w:shd w:fill="F8FAFC"/>
-            <w:tcMar>
-              <w:top w:w="100" w:type="dxa"/>
-              <w:bottom w:w="100" w:type="dxa"/>
-              <w:left w:w="120" w:type="dxa"/>
-              <w:right w:w="120" w:type="dxa"/>
-            </w:tcMar>
-            <w:tcBorders>
-              <w:top w:val="single" w:sz="4" w:space="0" w:color="CCCCCC"/>
-              <w:bottom w:val="single" w:sz="4" w:space="0" w:color="CCCCCC"/>
-              <w:left w:val="single" w:sz="4" w:space="0" w:color="CCCCCC"/>
-              <w:right w:val="single" w:sz="4" w:space="0" w:color="CCCCCC"/>
-            </w:tcBorders>
-          </w:tcPr>
-          <w:p>
-            <w:pPr>
-              <w:spacing w:before="60" w:after="60" w:line="252" w:lineRule="auto"/>
-              <w:jc w:val="left"/>
-            </w:pPr>
-            <w:r/>
-            <w:r>
-              <w:t>534.50</w:t>
-            </w:r>
-          </w:p>
-        </w:tc>
-        <w:tc>
-          <w:tcPr>
-            <w:tcW w:type="dxa" w:w="2016"/>
-            <w:shd w:fill="F8FAFC"/>
-            <w:tcMar>
-              <w:top w:w="100" w:type="dxa"/>
-              <w:bottom w:w="100" w:type="dxa"/>
-              <w:left w:w="120" w:type="dxa"/>
-              <w:right w:w="120" w:type="dxa"/>
-            </w:tcMar>
-            <w:tcBorders>
-              <w:top w:val="single" w:sz="4" w:space="0" w:color="CCCCCC"/>
-              <w:bottom w:val="single" w:sz="4" w:space="0" w:color="CCCCCC"/>
-              <w:left w:val="single" w:sz="4" w:space="0" w:color="CCCCCC"/>
-              <w:right w:val="single" w:sz="4" w:space="0" w:color="CCCCCC"/>
-            </w:tcBorders>
-          </w:tcPr>
-          <w:p>
-            <w:pPr>
-              <w:spacing w:before="60" w:after="60" w:line="252" w:lineRule="auto"/>
-              <w:jc w:val="left"/>
-            </w:pPr>
-            <w:r/>
-            <w:r>
-              <w:t>542.50</w:t>
-            </w:r>
-          </w:p>
-        </w:tc>
-        <w:tc>
-          <w:tcPr>
-            <w:tcW w:type="dxa" w:w="1152"/>
-            <w:shd w:fill="F8FAFC"/>
-            <w:tcMar>
-              <w:top w:w="100" w:type="dxa"/>
-              <w:bottom w:w="100" w:type="dxa"/>
-              <w:left w:w="120" w:type="dxa"/>
-              <w:right w:w="120" w:type="dxa"/>
-            </w:tcMar>
-            <w:tcBorders>
-              <w:top w:val="single" w:sz="4" w:space="0" w:color="CCCCCC"/>
-              <w:bottom w:val="single" w:sz="4" w:space="0" w:color="CCCCCC"/>
-              <w:left w:val="single" w:sz="4" w:space="0" w:color="CCCCCC"/>
-              <w:right w:val="single" w:sz="4" w:space="0" w:color="CCCCCC"/>
-            </w:tcBorders>
-          </w:tcPr>
-          <w:p>
-            <w:pPr>
-              <w:spacing w:before="60" w:after="60" w:line="252" w:lineRule="auto"/>
-              <w:jc w:val="left"/>
-            </w:pPr>
-            <w:r/>
-            <w:r>
-              <w:t>527.50</w:t>
-            </w:r>
-          </w:p>
-        </w:tc>
-        <w:tc>
-          <w:tcPr>
-            <w:tcW w:type="dxa" w:w="1728"/>
-            <w:shd w:fill="F8FAFC"/>
-            <w:tcMar>
-              <w:top w:w="100" w:type="dxa"/>
-              <w:bottom w:w="100" w:type="dxa"/>
-              <w:left w:w="120" w:type="dxa"/>
-              <w:right w:w="120" w:type="dxa"/>
-            </w:tcMar>
-            <w:tcBorders>
-              <w:top w:val="single" w:sz="4" w:space="0" w:color="CCCCCC"/>
-              <w:bottom w:val="single" w:sz="4" w:space="0" w:color="CCCCCC"/>
-              <w:left w:val="single" w:sz="4" w:space="0" w:color="CCCCCC"/>
-              <w:right w:val="single" w:sz="4" w:space="0" w:color="CCCCCC"/>
-            </w:tcBorders>
-          </w:tcPr>
-          <w:p>
-            <w:pPr>
-              <w:spacing w:before="60" w:after="60" w:line="252" w:lineRule="auto"/>
-              <w:jc w:val="left"/>
-            </w:pPr>
-            <w:r/>
-            <w:r>
-              <w:rPr>
-                <w:b/>
-              </w:rPr>
-              <w:t>536.00</w:t>
-            </w:r>
-          </w:p>
-        </w:tc>
-        <w:tc>
-          <w:tcPr>
-            <w:tcW w:type="dxa" w:w="3456"/>
-            <w:shd w:fill="F8FAFC"/>
-            <w:tcMar>
-              <w:top w:w="100" w:type="dxa"/>
-              <w:bottom w:w="100" w:type="dxa"/>
-              <w:left w:w="120" w:type="dxa"/>
-              <w:right w:w="120" w:type="dxa"/>
-            </w:tcMar>
-            <w:tcBorders>
-              <w:top w:val="single" w:sz="4" w:space="0" w:color="CCCCCC"/>
-              <w:bottom w:val="single" w:sz="4" w:space="0" w:color="CCCCCC"/>
-              <w:left w:val="single" w:sz="4" w:space="0" w:color="CCCCCC"/>
-              <w:right w:val="single" w:sz="4" w:space="0" w:color="CCCCCC"/>
-            </w:tcBorders>
-          </w:tcPr>
-          <w:p>
-            <w:pPr>
-              <w:spacing w:before="60" w:after="60" w:line="252" w:lineRule="auto"/>
-              <w:jc w:val="left"/>
-            </w:pPr>
-            <w:r/>
-            <w:r>
-              <w:rPr>
-                <w:b/>
-              </w:rPr>
-              <w:t>+1.50</w:t>
-            </w:r>
-          </w:p>
-        </w:tc>
-        <w:tc>
-          <w:tcPr>
-            <w:tcW w:type="dxa" w:w="1440"/>
-            <w:shd w:fill="F8FAFC"/>
-            <w:tcMar>
-              <w:top w:w="100" w:type="dxa"/>
-              <w:bottom w:w="100" w:type="dxa"/>
-              <w:left w:w="120" w:type="dxa"/>
-              <w:right w:w="120" w:type="dxa"/>
-            </w:tcMar>
-            <w:tcBorders>
-              <w:top w:val="single" w:sz="4" w:space="0" w:color="CCCCCC"/>
-              <w:bottom w:val="single" w:sz="4" w:space="0" w:color="CCCCCC"/>
-              <w:left w:val="single" w:sz="4" w:space="0" w:color="CCCCCC"/>
-              <w:right w:val="single" w:sz="4" w:space="0" w:color="CCCCCC"/>
-            </w:tcBorders>
-          </w:tcPr>
-          <w:p>
-            <w:pPr>
-              <w:spacing w:before="60" w:after="60" w:line="252" w:lineRule="auto"/>
-              <w:jc w:val="left"/>
-            </w:pPr>
-            <w:r/>
-            <w:r>
-              <w:t>BULL</w:t>
-            </w:r>
-          </w:p>
-        </w:tc>
-      </w:tr>
-      <w:tr>
-        <w:tc>
-          <w:tcPr>
-            <w:tcW w:type="dxa" w:w="1584"/>
-            <w:shd w:fill="FFFFFF"/>
-            <w:tcMar>
-              <w:top w:w="100" w:type="dxa"/>
-              <w:bottom w:w="100" w:type="dxa"/>
-              <w:left w:w="120" w:type="dxa"/>
-              <w:right w:w="120" w:type="dxa"/>
-            </w:tcMar>
-            <w:tcBorders>
-              <w:top w:val="single" w:sz="4" w:space="0" w:color="CCCCCC"/>
-              <w:bottom w:val="single" w:sz="4" w:space="0" w:color="CCCCCC"/>
-              <w:left w:val="single" w:sz="4" w:space="0" w:color="CCCCCC"/>
-              <w:right w:val="single" w:sz="4" w:space="0" w:color="CCCCCC"/>
-            </w:tcBorders>
-          </w:tcPr>
-          <w:p>
-            <w:pPr>
-              <w:spacing w:before="60" w:after="60" w:line="252" w:lineRule="auto"/>
-              <w:jc w:val="left"/>
-            </w:pPr>
-            <w:r/>
-            <w:r>
-              <w:rPr>
-                <w:b/>
-              </w:rPr>
-              <w:t>Wed 16/09</w:t>
-            </w:r>
-          </w:p>
-        </w:tc>
-        <w:tc>
-          <w:tcPr>
-            <w:tcW w:type="dxa" w:w="864"/>
-            <w:shd w:fill="FFFFFF"/>
-            <w:tcMar>
-              <w:top w:w="100" w:type="dxa"/>
-              <w:bottom w:w="100" w:type="dxa"/>
-              <w:left w:w="120" w:type="dxa"/>
-              <w:right w:w="120" w:type="dxa"/>
-            </w:tcMar>
-            <w:tcBorders>
-              <w:top w:val="single" w:sz="4" w:space="0" w:color="CCCCCC"/>
-              <w:bottom w:val="single" w:sz="4" w:space="0" w:color="CCCCCC"/>
-              <w:left w:val="single" w:sz="4" w:space="0" w:color="CCCCCC"/>
-              <w:right w:val="single" w:sz="4" w:space="0" w:color="CCCCCC"/>
-            </w:tcBorders>
-          </w:tcPr>
-          <w:p>
-            <w:pPr>
-              <w:spacing w:before="60" w:after="60" w:line="252" w:lineRule="auto"/>
-              <w:jc w:val="left"/>
-            </w:pPr>
-            <w:r/>
-            <w:r>
-              <w:t>NY Close 23-01</w:t>
-            </w:r>
-          </w:p>
-        </w:tc>
-        <w:tc>
-          <w:tcPr>
-            <w:tcW w:type="dxa" w:w="1440"/>
-            <w:shd w:fill="FFFFFF"/>
-            <w:tcMar>
-              <w:top w:w="100" w:type="dxa"/>
-              <w:bottom w:w="100" w:type="dxa"/>
-              <w:left w:w="120" w:type="dxa"/>
-              <w:right w:w="120" w:type="dxa"/>
-            </w:tcMar>
-            <w:tcBorders>
-              <w:top w:val="single" w:sz="4" w:space="0" w:color="CCCCCC"/>
-              <w:bottom w:val="single" w:sz="4" w:space="0" w:color="CCCCCC"/>
-              <w:left w:val="single" w:sz="4" w:space="0" w:color="CCCCCC"/>
-              <w:right w:val="single" w:sz="4" w:space="0" w:color="CCCCCC"/>
-            </w:tcBorders>
-          </w:tcPr>
-          <w:p>
-            <w:pPr>
-              <w:spacing w:before="60" w:after="60" w:line="252" w:lineRule="auto"/>
-              <w:jc w:val="left"/>
-            </w:pPr>
-            <w:r/>
-            <w:r>
-              <w:t>536.00</w:t>
-            </w:r>
-          </w:p>
-        </w:tc>
-        <w:tc>
-          <w:tcPr>
-            <w:tcW w:type="dxa" w:w="2016"/>
-            <w:shd w:fill="FFFFFF"/>
-            <w:tcMar>
-              <w:top w:w="100" w:type="dxa"/>
-              <w:bottom w:w="100" w:type="dxa"/>
-              <w:left w:w="120" w:type="dxa"/>
-              <w:right w:w="120" w:type="dxa"/>
-            </w:tcMar>
-            <w:tcBorders>
-              <w:top w:val="single" w:sz="4" w:space="0" w:color="CCCCCC"/>
-              <w:bottom w:val="single" w:sz="4" w:space="0" w:color="CCCCCC"/>
-              <w:left w:val="single" w:sz="4" w:space="0" w:color="CCCCCC"/>
-              <w:right w:val="single" w:sz="4" w:space="0" w:color="CCCCCC"/>
-            </w:tcBorders>
-          </w:tcPr>
-          <w:p>
-            <w:pPr>
-              <w:spacing w:before="60" w:after="60" w:line="252" w:lineRule="auto"/>
-              <w:jc w:val="left"/>
-            </w:pPr>
-            <w:r/>
-            <w:r>
-              <w:t>540.50</w:t>
-            </w:r>
-          </w:p>
-        </w:tc>
-        <w:tc>
-          <w:tcPr>
-            <w:tcW w:type="dxa" w:w="1152"/>
-            <w:shd w:fill="FFFFFF"/>
-            <w:tcMar>
-              <w:top w:w="100" w:type="dxa"/>
-              <w:bottom w:w="100" w:type="dxa"/>
-              <w:left w:w="120" w:type="dxa"/>
-              <w:right w:w="120" w:type="dxa"/>
-            </w:tcMar>
-            <w:tcBorders>
-              <w:top w:val="single" w:sz="4" w:space="0" w:color="CCCCCC"/>
-              <w:bottom w:val="single" w:sz="4" w:space="0" w:color="CCCCCC"/>
-              <w:left w:val="single" w:sz="4" w:space="0" w:color="CCCCCC"/>
-              <w:right w:val="single" w:sz="4" w:space="0" w:color="CCCCCC"/>
-            </w:tcBorders>
-          </w:tcPr>
-          <w:p>
-            <w:pPr>
-              <w:spacing w:before="60" w:after="60" w:line="252" w:lineRule="auto"/>
-              <w:jc w:val="left"/>
-            </w:pPr>
-            <w:r/>
-            <w:r>
-              <w:t>531.75</w:t>
-            </w:r>
-          </w:p>
-        </w:tc>
-        <w:tc>
-          <w:tcPr>
-            <w:tcW w:type="dxa" w:w="1728"/>
-            <w:shd w:fill="FFFFFF"/>
-            <w:tcMar>
-              <w:top w:w="100" w:type="dxa"/>
-              <w:bottom w:w="100" w:type="dxa"/>
-              <w:left w:w="120" w:type="dxa"/>
-              <w:right w:w="120" w:type="dxa"/>
-            </w:tcMar>
-            <w:tcBorders>
-              <w:top w:val="single" w:sz="4" w:space="0" w:color="CCCCCC"/>
-              <w:bottom w:val="single" w:sz="4" w:space="0" w:color="CCCCCC"/>
-              <w:left w:val="single" w:sz="4" w:space="0" w:color="CCCCCC"/>
-              <w:right w:val="single" w:sz="4" w:space="0" w:color="CCCCCC"/>
-            </w:tcBorders>
-          </w:tcPr>
-          <w:p>
-            <w:pPr>
-              <w:spacing w:before="60" w:after="60" w:line="252" w:lineRule="auto"/>
-              <w:jc w:val="left"/>
-            </w:pPr>
-            <w:r/>
-            <w:r>
-              <w:rPr>
-                <w:b/>
-              </w:rPr>
-              <w:t>535.50</w:t>
-            </w:r>
-          </w:p>
-        </w:tc>
-        <w:tc>
-          <w:tcPr>
-            <w:tcW w:type="dxa" w:w="3456"/>
-            <w:shd w:fill="FFFFFF"/>
-            <w:tcMar>
-              <w:top w:w="100" w:type="dxa"/>
-              <w:bottom w:w="100" w:type="dxa"/>
-              <w:left w:w="120" w:type="dxa"/>
-              <w:right w:w="120" w:type="dxa"/>
-            </w:tcMar>
-            <w:tcBorders>
-              <w:top w:val="single" w:sz="4" w:space="0" w:color="CCCCCC"/>
-              <w:bottom w:val="single" w:sz="4" w:space="0" w:color="CCCCCC"/>
-              <w:left w:val="single" w:sz="4" w:space="0" w:color="CCCCCC"/>
-              <w:right w:val="single" w:sz="4" w:space="0" w:color="CCCCCC"/>
-            </w:tcBorders>
-          </w:tcPr>
-          <w:p>
-            <w:pPr>
-              <w:spacing w:before="60" w:after="60" w:line="252" w:lineRule="auto"/>
-              <w:jc w:val="left"/>
-            </w:pPr>
-            <w:r/>
-            <w:r>
-              <w:rPr>
-                <w:b/>
-              </w:rPr>
-              <w:t>-0.50</w:t>
-            </w:r>
-          </w:p>
-        </w:tc>
-        <w:tc>
-          <w:tcPr>
-            <w:tcW w:type="dxa" w:w="1440"/>
-            <w:shd w:fill="FFFFFF"/>
-            <w:tcMar>
-              <w:top w:w="100" w:type="dxa"/>
-              <w:bottom w:w="100" w:type="dxa"/>
-              <w:left w:w="120" w:type="dxa"/>
-              <w:right w:w="120" w:type="dxa"/>
-            </w:tcMar>
-            <w:tcBorders>
-              <w:top w:val="single" w:sz="4" w:space="0" w:color="CCCCCC"/>
-              <w:bottom w:val="single" w:sz="4" w:space="0" w:color="CCCCCC"/>
-              <w:left w:val="single" w:sz="4" w:space="0" w:color="CCCCCC"/>
-              <w:right w:val="single" w:sz="4" w:space="0" w:color="CCCCCC"/>
-            </w:tcBorders>
-          </w:tcPr>
-          <w:p>
-            <w:pPr>
-              <w:spacing w:before="60" w:after="60" w:line="252" w:lineRule="auto"/>
-              <w:jc w:val="left"/>
-            </w:pPr>
-            <w:r/>
-            <w:r>
-              <w:t>BEAR</w:t>
-            </w:r>
-          </w:p>
-        </w:tc>
-      </w:tr>
-      <w:tr>
-        <w:tc>
-          <w:tcPr>
-            <w:tcW w:type="dxa" w:w="1584"/>
-            <w:shd w:fill="F8FAFC"/>
-            <w:tcMar>
-              <w:top w:w="100" w:type="dxa"/>
-              <w:bottom w:w="100" w:type="dxa"/>
-              <w:left w:w="120" w:type="dxa"/>
-              <w:right w:w="120" w:type="dxa"/>
-            </w:tcMar>
-            <w:tcBorders>
-              <w:top w:val="single" w:sz="4" w:space="0" w:color="CCCCCC"/>
-              <w:bottom w:val="single" w:sz="4" w:space="0" w:color="CCCCCC"/>
-              <w:left w:val="single" w:sz="4" w:space="0" w:color="CCCCCC"/>
-              <w:right w:val="single" w:sz="4" w:space="0" w:color="CCCCCC"/>
-            </w:tcBorders>
-          </w:tcPr>
-          <w:p>
-            <w:pPr>
-              <w:spacing w:before="60" w:after="60" w:line="252" w:lineRule="auto"/>
-              <w:jc w:val="left"/>
-            </w:pPr>
-            <w:r/>
-            <w:r>
-              <w:rPr>
-                <w:b/>
-              </w:rPr>
-              <w:t>Thu 17/09</w:t>
-            </w:r>
-          </w:p>
-        </w:tc>
-        <w:tc>
-          <w:tcPr>
-            <w:tcW w:type="dxa" w:w="864"/>
-            <w:shd w:fill="F8FAFC"/>
-            <w:tcMar>
-              <w:top w:w="100" w:type="dxa"/>
-              <w:bottom w:w="100" w:type="dxa"/>
-              <w:left w:w="120" w:type="dxa"/>
-              <w:right w:w="120" w:type="dxa"/>
-            </w:tcMar>
-            <w:tcBorders>
-              <w:top w:val="single" w:sz="4" w:space="0" w:color="CCCCCC"/>
-              <w:bottom w:val="single" w:sz="4" w:space="0" w:color="CCCCCC"/>
-              <w:left w:val="single" w:sz="4" w:space="0" w:color="CCCCCC"/>
-              <w:right w:val="single" w:sz="4" w:space="0" w:color="CCCCCC"/>
-            </w:tcBorders>
-          </w:tcPr>
-          <w:p>
-            <w:pPr>
-              <w:spacing w:before="60" w:after="60" w:line="252" w:lineRule="auto"/>
-              <w:jc w:val="left"/>
-            </w:pPr>
-            <w:r/>
-            <w:r>
-              <w:t>Asia 07-11</w:t>
-            </w:r>
-          </w:p>
-        </w:tc>
-        <w:tc>
-          <w:tcPr>
-            <w:tcW w:type="dxa" w:w="1440"/>
-            <w:shd w:fill="F8FAFC"/>
-            <w:tcMar>
-              <w:top w:w="100" w:type="dxa"/>
-              <w:bottom w:w="100" w:type="dxa"/>
-              <w:left w:w="120" w:type="dxa"/>
-              <w:right w:w="120" w:type="dxa"/>
-            </w:tcMar>
-            <w:tcBorders>
-              <w:top w:val="single" w:sz="4" w:space="0" w:color="CCCCCC"/>
-              <w:bottom w:val="single" w:sz="4" w:space="0" w:color="CCCCCC"/>
-              <w:left w:val="single" w:sz="4" w:space="0" w:color="CCCCCC"/>
-              <w:right w:val="single" w:sz="4" w:space="0" w:color="CCCCCC"/>
-            </w:tcBorders>
-          </w:tcPr>
-          <w:p>
-            <w:pPr>
-              <w:spacing w:before="60" w:after="60" w:line="252" w:lineRule="auto"/>
-              <w:jc w:val="left"/>
-            </w:pPr>
-            <w:r/>
-            <w:r>
-              <w:t>535.50</w:t>
-            </w:r>
-          </w:p>
-        </w:tc>
-        <w:tc>
-          <w:tcPr>
-            <w:tcW w:type="dxa" w:w="2016"/>
-            <w:shd w:fill="F8FAFC"/>
-            <w:tcMar>
-              <w:top w:w="100" w:type="dxa"/>
-              <w:bottom w:w="100" w:type="dxa"/>
-              <w:left w:w="120" w:type="dxa"/>
-              <w:right w:w="120" w:type="dxa"/>
-            </w:tcMar>
-            <w:tcBorders>
-              <w:top w:val="single" w:sz="4" w:space="0" w:color="CCCCCC"/>
-              <w:bottom w:val="single" w:sz="4" w:space="0" w:color="CCCCCC"/>
-              <w:left w:val="single" w:sz="4" w:space="0" w:color="CCCCCC"/>
-              <w:right w:val="single" w:sz="4" w:space="0" w:color="CCCCCC"/>
-            </w:tcBorders>
-          </w:tcPr>
-          <w:p>
-            <w:pPr>
-              <w:spacing w:before="60" w:after="60" w:line="252" w:lineRule="auto"/>
-              <w:jc w:val="left"/>
-            </w:pPr>
-            <w:r/>
-            <w:r>
-              <w:t>537.75</w:t>
-            </w:r>
-          </w:p>
-        </w:tc>
-        <w:tc>
-          <w:tcPr>
-            <w:tcW w:type="dxa" w:w="1152"/>
-            <w:shd w:fill="F8FAFC"/>
-            <w:tcMar>
-              <w:top w:w="100" w:type="dxa"/>
-              <w:bottom w:w="100" w:type="dxa"/>
-              <w:left w:w="120" w:type="dxa"/>
-              <w:right w:w="120" w:type="dxa"/>
-            </w:tcMar>
-            <w:tcBorders>
-              <w:top w:val="single" w:sz="4" w:space="0" w:color="CCCCCC"/>
-              <w:bottom w:val="single" w:sz="4" w:space="0" w:color="CCCCCC"/>
-              <w:left w:val="single" w:sz="4" w:space="0" w:color="CCCCCC"/>
-              <w:right w:val="single" w:sz="4" w:space="0" w:color="CCCCCC"/>
-            </w:tcBorders>
-          </w:tcPr>
-          <w:p>
-            <w:pPr>
-              <w:spacing w:before="60" w:after="60" w:line="252" w:lineRule="auto"/>
-              <w:jc w:val="left"/>
-            </w:pPr>
-            <w:r/>
-            <w:r>
-              <w:t>532.75</w:t>
-            </w:r>
-          </w:p>
-        </w:tc>
-        <w:tc>
-          <w:tcPr>
-            <w:tcW w:type="dxa" w:w="1728"/>
-            <w:shd w:fill="F8FAFC"/>
-            <w:tcMar>
-              <w:top w:w="100" w:type="dxa"/>
-              <w:bottom w:w="100" w:type="dxa"/>
-              <w:left w:w="120" w:type="dxa"/>
-              <w:right w:w="120" w:type="dxa"/>
-            </w:tcMar>
-            <w:tcBorders>
-              <w:top w:val="single" w:sz="4" w:space="0" w:color="CCCCCC"/>
-              <w:bottom w:val="single" w:sz="4" w:space="0" w:color="CCCCCC"/>
-              <w:left w:val="single" w:sz="4" w:space="0" w:color="CCCCCC"/>
-              <w:right w:val="single" w:sz="4" w:space="0" w:color="CCCCCC"/>
-            </w:tcBorders>
-          </w:tcPr>
-          <w:p>
-            <w:pPr>
-              <w:spacing w:before="60" w:after="60" w:line="252" w:lineRule="auto"/>
-              <w:jc w:val="left"/>
-            </w:pPr>
-            <w:r/>
-            <w:r>
-              <w:rPr>
-                <w:b/>
-              </w:rPr>
-              <w:t>535.25</w:t>
-            </w:r>
-          </w:p>
-        </w:tc>
-        <w:tc>
-          <w:tcPr>
-            <w:tcW w:type="dxa" w:w="3456"/>
-            <w:shd w:fill="F8FAFC"/>
-            <w:tcMar>
-              <w:top w:w="100" w:type="dxa"/>
-              <w:bottom w:w="100" w:type="dxa"/>
-              <w:left w:w="120" w:type="dxa"/>
-              <w:right w:w="120" w:type="dxa"/>
-            </w:tcMar>
-            <w:tcBorders>
-              <w:top w:val="single" w:sz="4" w:space="0" w:color="CCCCCC"/>
-              <w:bottom w:val="single" w:sz="4" w:space="0" w:color="CCCCCC"/>
-              <w:left w:val="single" w:sz="4" w:space="0" w:color="CCCCCC"/>
-              <w:right w:val="single" w:sz="4" w:space="0" w:color="CCCCCC"/>
-            </w:tcBorders>
-          </w:tcPr>
-          <w:p>
-            <w:pPr>
-              <w:spacing w:before="60" w:after="60" w:line="252" w:lineRule="auto"/>
-              <w:jc w:val="left"/>
-            </w:pPr>
-            <w:r/>
-            <w:r>
-              <w:rPr>
-                <w:b/>
-              </w:rPr>
-              <w:t>-0.25</w:t>
-            </w:r>
-          </w:p>
-        </w:tc>
-        <w:tc>
-          <w:tcPr>
-            <w:tcW w:type="dxa" w:w="1440"/>
-            <w:shd w:fill="F8FAFC"/>
-            <w:tcMar>
-              <w:top w:w="100" w:type="dxa"/>
-              <w:bottom w:w="100" w:type="dxa"/>
-              <w:left w:w="120" w:type="dxa"/>
-              <w:right w:w="120" w:type="dxa"/>
-            </w:tcMar>
-            <w:tcBorders>
-              <w:top w:val="single" w:sz="4" w:space="0" w:color="CCCCCC"/>
-              <w:bottom w:val="single" w:sz="4" w:space="0" w:color="CCCCCC"/>
-              <w:left w:val="single" w:sz="4" w:space="0" w:color="CCCCCC"/>
-              <w:right w:val="single" w:sz="4" w:space="0" w:color="CCCCCC"/>
-            </w:tcBorders>
-          </w:tcPr>
-          <w:p>
-            <w:pPr>
-              <w:spacing w:before="60" w:after="60" w:line="252" w:lineRule="auto"/>
-              <w:jc w:val="left"/>
-            </w:pPr>
-            <w:r/>
-            <w:r>
-              <w:t>BEAR</w:t>
-            </w:r>
-          </w:p>
-        </w:tc>
-      </w:tr>
-      <w:tr>
-        <w:tc>
-          <w:tcPr>
-            <w:tcW w:type="dxa" w:w="1584"/>
-            <w:shd w:fill="FFFFFF"/>
-            <w:tcMar>
-              <w:top w:w="100" w:type="dxa"/>
-              <w:bottom w:w="100" w:type="dxa"/>
-              <w:left w:w="120" w:type="dxa"/>
-              <w:right w:w="120" w:type="dxa"/>
-            </w:tcMar>
-            <w:tcBorders>
-              <w:top w:val="single" w:sz="4" w:space="0" w:color="CCCCCC"/>
-              <w:bottom w:val="single" w:sz="4" w:space="0" w:color="CCCCCC"/>
-              <w:left w:val="single" w:sz="4" w:space="0" w:color="CCCCCC"/>
-              <w:right w:val="single" w:sz="4" w:space="0" w:color="CCCCCC"/>
-            </w:tcBorders>
-          </w:tcPr>
-          <w:p>
-            <w:pPr>
-              <w:spacing w:before="60" w:after="60" w:line="252" w:lineRule="auto"/>
-              <w:jc w:val="left"/>
-            </w:pPr>
-            <w:r/>
-            <w:r>
-              <w:rPr>
-                <w:b/>
-              </w:rPr>
-              <w:t>Thu 17/09</w:t>
-            </w:r>
-          </w:p>
-        </w:tc>
-        <w:tc>
-          <w:tcPr>
-            <w:tcW w:type="dxa" w:w="864"/>
-            <w:shd w:fill="FFFFFF"/>
-            <w:tcMar>
-              <w:top w:w="100" w:type="dxa"/>
-              <w:bottom w:w="100" w:type="dxa"/>
-              <w:left w:w="120" w:type="dxa"/>
-              <w:right w:w="120" w:type="dxa"/>
-            </w:tcMar>
-            <w:tcBorders>
-              <w:top w:val="single" w:sz="4" w:space="0" w:color="CCCCCC"/>
-              <w:bottom w:val="single" w:sz="4" w:space="0" w:color="CCCCCC"/>
-              <w:left w:val="single" w:sz="4" w:space="0" w:color="CCCCCC"/>
-              <w:right w:val="single" w:sz="4" w:space="0" w:color="CCCCCC"/>
-            </w:tcBorders>
-          </w:tcPr>
-          <w:p>
-            <w:pPr>
-              <w:spacing w:before="60" w:after="60" w:line="252" w:lineRule="auto"/>
-              <w:jc w:val="left"/>
-            </w:pPr>
-            <w:r/>
-            <w:r>
-              <w:t>Asia 11-15</w:t>
-            </w:r>
-          </w:p>
-        </w:tc>
-        <w:tc>
-          <w:tcPr>
-            <w:tcW w:type="dxa" w:w="1440"/>
-            <w:shd w:fill="FFFFFF"/>
-            <w:tcMar>
-              <w:top w:w="100" w:type="dxa"/>
-              <w:bottom w:w="100" w:type="dxa"/>
-              <w:left w:w="120" w:type="dxa"/>
-              <w:right w:w="120" w:type="dxa"/>
-            </w:tcMar>
-            <w:tcBorders>
-              <w:top w:val="single" w:sz="4" w:space="0" w:color="CCCCCC"/>
-              <w:bottom w:val="single" w:sz="4" w:space="0" w:color="CCCCCC"/>
-              <w:left w:val="single" w:sz="4" w:space="0" w:color="CCCCCC"/>
-              <w:right w:val="single" w:sz="4" w:space="0" w:color="CCCCCC"/>
-            </w:tcBorders>
-          </w:tcPr>
-          <w:p>
-            <w:pPr>
-              <w:spacing w:before="60" w:after="60" w:line="252" w:lineRule="auto"/>
-              <w:jc w:val="left"/>
-            </w:pPr>
-            <w:r/>
-            <w:r>
-              <w:t>535.25</w:t>
-            </w:r>
-          </w:p>
-        </w:tc>
-        <w:tc>
-          <w:tcPr>
-            <w:tcW w:type="dxa" w:w="2016"/>
-            <w:shd w:fill="FFFFFF"/>
-            <w:tcMar>
-              <w:top w:w="100" w:type="dxa"/>
-              <w:bottom w:w="100" w:type="dxa"/>
-              <w:left w:w="120" w:type="dxa"/>
-              <w:right w:w="120" w:type="dxa"/>
-            </w:tcMar>
-            <w:tcBorders>
-              <w:top w:val="single" w:sz="4" w:space="0" w:color="CCCCCC"/>
-              <w:bottom w:val="single" w:sz="4" w:space="0" w:color="CCCCCC"/>
-              <w:left w:val="single" w:sz="4" w:space="0" w:color="CCCCCC"/>
-              <w:right w:val="single" w:sz="4" w:space="0" w:color="CCCCCC"/>
-            </w:tcBorders>
-          </w:tcPr>
-          <w:p>
-            <w:pPr>
-              <w:spacing w:before="60" w:after="60" w:line="252" w:lineRule="auto"/>
-              <w:jc w:val="left"/>
-            </w:pPr>
-            <w:r/>
-            <w:r>
-              <w:t>537.25</w:t>
-            </w:r>
-          </w:p>
-        </w:tc>
-        <w:tc>
-          <w:tcPr>
-            <w:tcW w:type="dxa" w:w="1152"/>
-            <w:shd w:fill="FFFFFF"/>
-            <w:tcMar>
-              <w:top w:w="100" w:type="dxa"/>
-              <w:bottom w:w="100" w:type="dxa"/>
-              <w:left w:w="120" w:type="dxa"/>
-              <w:right w:w="120" w:type="dxa"/>
-            </w:tcMar>
-            <w:tcBorders>
-              <w:top w:val="single" w:sz="4" w:space="0" w:color="CCCCCC"/>
-              <w:bottom w:val="single" w:sz="4" w:space="0" w:color="CCCCCC"/>
-              <w:left w:val="single" w:sz="4" w:space="0" w:color="CCCCCC"/>
-              <w:right w:val="single" w:sz="4" w:space="0" w:color="CCCCCC"/>
-            </w:tcBorders>
-          </w:tcPr>
-          <w:p>
-            <w:pPr>
-              <w:spacing w:before="60" w:after="60" w:line="252" w:lineRule="auto"/>
-              <w:jc w:val="left"/>
-            </w:pPr>
-            <w:r/>
-            <w:r>
-              <w:t>530.75</w:t>
-            </w:r>
-          </w:p>
-        </w:tc>
-        <w:tc>
-          <w:tcPr>
-            <w:tcW w:type="dxa" w:w="1728"/>
-            <w:shd w:fill="FFFFFF"/>
-            <w:tcMar>
-              <w:top w:w="100" w:type="dxa"/>
-              <w:bottom w:w="100" w:type="dxa"/>
-              <w:left w:w="120" w:type="dxa"/>
-              <w:right w:w="120" w:type="dxa"/>
-            </w:tcMar>
-            <w:tcBorders>
-              <w:top w:val="single" w:sz="4" w:space="0" w:color="CCCCCC"/>
-              <w:bottom w:val="single" w:sz="4" w:space="0" w:color="CCCCCC"/>
-              <w:left w:val="single" w:sz="4" w:space="0" w:color="CCCCCC"/>
-              <w:right w:val="single" w:sz="4" w:space="0" w:color="CCCCCC"/>
-            </w:tcBorders>
-          </w:tcPr>
-          <w:p>
-            <w:pPr>
-              <w:spacing w:before="60" w:after="60" w:line="252" w:lineRule="auto"/>
-              <w:jc w:val="left"/>
-            </w:pPr>
-            <w:r/>
-            <w:r>
-              <w:rPr>
-                <w:b/>
-              </w:rPr>
-              <w:t>535.50</w:t>
-            </w:r>
-          </w:p>
-        </w:tc>
-        <w:tc>
-          <w:tcPr>
-            <w:tcW w:type="dxa" w:w="3456"/>
-            <w:shd w:fill="FFFFFF"/>
-            <w:tcMar>
-              <w:top w:w="100" w:type="dxa"/>
-              <w:bottom w:w="100" w:type="dxa"/>
-              <w:left w:w="120" w:type="dxa"/>
-              <w:right w:w="120" w:type="dxa"/>
-            </w:tcMar>
-            <w:tcBorders>
-              <w:top w:val="single" w:sz="4" w:space="0" w:color="CCCCCC"/>
-              <w:bottom w:val="single" w:sz="4" w:space="0" w:color="CCCCCC"/>
-              <w:left w:val="single" w:sz="4" w:space="0" w:color="CCCCCC"/>
-              <w:right w:val="single" w:sz="4" w:space="0" w:color="CCCCCC"/>
-            </w:tcBorders>
-          </w:tcPr>
-          <w:p>
-            <w:pPr>
-              <w:spacing w:before="60" w:after="60" w:line="252" w:lineRule="auto"/>
-              <w:jc w:val="left"/>
-            </w:pPr>
-            <w:r/>
-            <w:r>
-              <w:rPr>
-                <w:b/>
-              </w:rPr>
-              <w:t>+0.25</w:t>
-            </w:r>
-          </w:p>
-        </w:tc>
-        <w:tc>
-          <w:tcPr>
-            <w:tcW w:type="dxa" w:w="1440"/>
-            <w:shd w:fill="FFFFFF"/>
-            <w:tcMar>
-              <w:top w:w="100" w:type="dxa"/>
-              <w:bottom w:w="100" w:type="dxa"/>
-              <w:left w:w="120" w:type="dxa"/>
-              <w:right w:w="120" w:type="dxa"/>
-            </w:tcMar>
-            <w:tcBorders>
-              <w:top w:val="single" w:sz="4" w:space="0" w:color="CCCCCC"/>
-              <w:bottom w:val="single" w:sz="4" w:space="0" w:color="CCCCCC"/>
-              <w:left w:val="single" w:sz="4" w:space="0" w:color="CCCCCC"/>
-              <w:right w:val="single" w:sz="4" w:space="0" w:color="CCCCCC"/>
-            </w:tcBorders>
-          </w:tcPr>
-          <w:p>
-            <w:pPr>
-              <w:spacing w:before="60" w:after="60" w:line="252" w:lineRule="auto"/>
-              <w:jc w:val="left"/>
-            </w:pPr>
-            <w:r/>
-            <w:r>
-              <w:t>BULL</w:t>
-            </w:r>
-          </w:p>
-        </w:tc>
-      </w:tr>
-      <w:tr>
-        <w:tc>
-          <w:tcPr>
-            <w:tcW w:type="dxa" w:w="1584"/>
-            <w:shd w:fill="F8FAFC"/>
-            <w:tcMar>
-              <w:top w:w="100" w:type="dxa"/>
-              <w:bottom w:w="100" w:type="dxa"/>
-              <w:left w:w="120" w:type="dxa"/>
-              <w:right w:w="120" w:type="dxa"/>
-            </w:tcMar>
-            <w:tcBorders>
-              <w:top w:val="single" w:sz="4" w:space="0" w:color="CCCCCC"/>
-              <w:bottom w:val="single" w:sz="4" w:space="0" w:color="CCCCCC"/>
-              <w:left w:val="single" w:sz="4" w:space="0" w:color="CCCCCC"/>
-              <w:right w:val="single" w:sz="4" w:space="0" w:color="CCCCCC"/>
-            </w:tcBorders>
-          </w:tcPr>
-          <w:p>
-            <w:pPr>
-              <w:spacing w:before="60" w:after="60" w:line="252" w:lineRule="auto"/>
-              <w:jc w:val="left"/>
-            </w:pPr>
-            <w:r/>
-            <w:r>
-              <w:rPr>
-                <w:b/>
-              </w:rPr>
-              <w:t>Thu 17/09</w:t>
-            </w:r>
-          </w:p>
-        </w:tc>
-        <w:tc>
-          <w:tcPr>
-            <w:tcW w:type="dxa" w:w="864"/>
-            <w:shd w:fill="F8FAFC"/>
-            <w:tcMar>
-              <w:top w:w="100" w:type="dxa"/>
-              <w:bottom w:w="100" w:type="dxa"/>
-              <w:left w:w="120" w:type="dxa"/>
-              <w:right w:w="120" w:type="dxa"/>
-            </w:tcMar>
-            <w:tcBorders>
-              <w:top w:val="single" w:sz="4" w:space="0" w:color="CCCCCC"/>
-              <w:bottom w:val="single" w:sz="4" w:space="0" w:color="CCCCCC"/>
-              <w:left w:val="single" w:sz="4" w:space="0" w:color="CCCCCC"/>
-              <w:right w:val="single" w:sz="4" w:space="0" w:color="CCCCCC"/>
-            </w:tcBorders>
-          </w:tcPr>
-          <w:p>
-            <w:pPr>
-              <w:spacing w:before="60" w:after="60" w:line="252" w:lineRule="auto"/>
-              <w:jc w:val="left"/>
-            </w:pPr>
-            <w:r/>
-            <w:r>
-              <w:t>London 15-19</w:t>
-            </w:r>
-          </w:p>
-        </w:tc>
-        <w:tc>
-          <w:tcPr>
-            <w:tcW w:type="dxa" w:w="1440"/>
-            <w:shd w:fill="F8FAFC"/>
-            <w:tcMar>
-              <w:top w:w="100" w:type="dxa"/>
-              <w:bottom w:w="100" w:type="dxa"/>
-              <w:left w:w="120" w:type="dxa"/>
-              <w:right w:w="120" w:type="dxa"/>
-            </w:tcMar>
-            <w:tcBorders>
-              <w:top w:val="single" w:sz="4" w:space="0" w:color="CCCCCC"/>
-              <w:bottom w:val="single" w:sz="4" w:space="0" w:color="CCCCCC"/>
-              <w:left w:val="single" w:sz="4" w:space="0" w:color="CCCCCC"/>
-              <w:right w:val="single" w:sz="4" w:space="0" w:color="CCCCCC"/>
-            </w:tcBorders>
-          </w:tcPr>
-          <w:p>
-            <w:pPr>
-              <w:spacing w:before="60" w:after="60" w:line="252" w:lineRule="auto"/>
-              <w:jc w:val="left"/>
-            </w:pPr>
-            <w:r/>
-            <w:r>
-              <w:t>535.50</w:t>
-            </w:r>
-          </w:p>
-        </w:tc>
-        <w:tc>
-          <w:tcPr>
-            <w:tcW w:type="dxa" w:w="2016"/>
-            <w:shd w:fill="F8FAFC"/>
-            <w:tcMar>
-              <w:top w:w="100" w:type="dxa"/>
-              <w:bottom w:w="100" w:type="dxa"/>
-              <w:left w:w="120" w:type="dxa"/>
-              <w:right w:w="120" w:type="dxa"/>
-            </w:tcMar>
-            <w:tcBorders>
-              <w:top w:val="single" w:sz="4" w:space="0" w:color="CCCCCC"/>
-              <w:bottom w:val="single" w:sz="4" w:space="0" w:color="CCCCCC"/>
-              <w:left w:val="single" w:sz="4" w:space="0" w:color="CCCCCC"/>
-              <w:right w:val="single" w:sz="4" w:space="0" w:color="CCCCCC"/>
-            </w:tcBorders>
-          </w:tcPr>
-          <w:p>
-            <w:pPr>
-              <w:spacing w:before="60" w:after="60" w:line="252" w:lineRule="auto"/>
-              <w:jc w:val="left"/>
-            </w:pPr>
-            <w:r/>
-            <w:r>
-              <w:t>539.25</w:t>
-            </w:r>
-          </w:p>
-        </w:tc>
-        <w:tc>
-          <w:tcPr>
-            <w:tcW w:type="dxa" w:w="1152"/>
-            <w:shd w:fill="F8FAFC"/>
-            <w:tcMar>
-              <w:top w:w="100" w:type="dxa"/>
-              <w:bottom w:w="100" w:type="dxa"/>
-              <w:left w:w="120" w:type="dxa"/>
-              <w:right w:w="120" w:type="dxa"/>
-            </w:tcMar>
-            <w:tcBorders>
-              <w:top w:val="single" w:sz="4" w:space="0" w:color="CCCCCC"/>
-              <w:bottom w:val="single" w:sz="4" w:space="0" w:color="CCCCCC"/>
-              <w:left w:val="single" w:sz="4" w:space="0" w:color="CCCCCC"/>
-              <w:right w:val="single" w:sz="4" w:space="0" w:color="CCCCCC"/>
-            </w:tcBorders>
-          </w:tcPr>
-          <w:p>
-            <w:pPr>
-              <w:spacing w:before="60" w:after="60" w:line="252" w:lineRule="auto"/>
-              <w:jc w:val="left"/>
-            </w:pPr>
-            <w:r/>
-            <w:r>
-              <w:t>532.75</w:t>
-            </w:r>
-          </w:p>
-        </w:tc>
-        <w:tc>
-          <w:tcPr>
-            <w:tcW w:type="dxa" w:w="1728"/>
-            <w:shd w:fill="F8FAFC"/>
-            <w:tcMar>
-              <w:top w:w="100" w:type="dxa"/>
-              <w:bottom w:w="100" w:type="dxa"/>
-              <w:left w:w="120" w:type="dxa"/>
-              <w:right w:w="120" w:type="dxa"/>
-            </w:tcMar>
-            <w:tcBorders>
-              <w:top w:val="single" w:sz="4" w:space="0" w:color="CCCCCC"/>
-              <w:bottom w:val="single" w:sz="4" w:space="0" w:color="CCCCCC"/>
-              <w:left w:val="single" w:sz="4" w:space="0" w:color="CCCCCC"/>
-              <w:right w:val="single" w:sz="4" w:space="0" w:color="CCCCCC"/>
-            </w:tcBorders>
-          </w:tcPr>
-          <w:p>
-            <w:pPr>
-              <w:spacing w:before="60" w:after="60" w:line="252" w:lineRule="auto"/>
-              <w:jc w:val="left"/>
-            </w:pPr>
-            <w:r/>
-            <w:r>
-              <w:rPr>
-                <w:b/>
-              </w:rPr>
-              <w:t>536.00</w:t>
-            </w:r>
-          </w:p>
-        </w:tc>
-        <w:tc>
-          <w:tcPr>
-            <w:tcW w:type="dxa" w:w="3456"/>
-            <w:shd w:fill="F8FAFC"/>
-            <w:tcMar>
-              <w:top w:w="100" w:type="dxa"/>
-              <w:bottom w:w="100" w:type="dxa"/>
-              <w:left w:w="120" w:type="dxa"/>
-              <w:right w:w="120" w:type="dxa"/>
-            </w:tcMar>
-            <w:tcBorders>
-              <w:top w:val="single" w:sz="4" w:space="0" w:color="CCCCCC"/>
-              <w:bottom w:val="single" w:sz="4" w:space="0" w:color="CCCCCC"/>
-              <w:left w:val="single" w:sz="4" w:space="0" w:color="CCCCCC"/>
-              <w:right w:val="single" w:sz="4" w:space="0" w:color="CCCCCC"/>
-            </w:tcBorders>
-          </w:tcPr>
-          <w:p>
-            <w:pPr>
-              <w:spacing w:before="60" w:after="60" w:line="252" w:lineRule="auto"/>
-              <w:jc w:val="left"/>
-            </w:pPr>
-            <w:r/>
-            <w:r>
-              <w:rPr>
-                <w:b/>
-              </w:rPr>
-              <w:t>+0.50</w:t>
-            </w:r>
-          </w:p>
-        </w:tc>
-        <w:tc>
-          <w:tcPr>
-            <w:tcW w:type="dxa" w:w="1440"/>
-            <w:shd w:fill="F8FAFC"/>
-            <w:tcMar>
-              <w:top w:w="100" w:type="dxa"/>
-              <w:bottom w:w="100" w:type="dxa"/>
-              <w:left w:w="120" w:type="dxa"/>
-              <w:right w:w="120" w:type="dxa"/>
-            </w:tcMar>
-            <w:tcBorders>
-              <w:top w:val="single" w:sz="4" w:space="0" w:color="CCCCCC"/>
-              <w:bottom w:val="single" w:sz="4" w:space="0" w:color="CCCCCC"/>
-              <w:left w:val="single" w:sz="4" w:space="0" w:color="CCCCCC"/>
-              <w:right w:val="single" w:sz="4" w:space="0" w:color="CCCCCC"/>
-            </w:tcBorders>
-          </w:tcPr>
-          <w:p>
-            <w:pPr>
-              <w:spacing w:before="60" w:after="60" w:line="252" w:lineRule="auto"/>
-              <w:jc w:val="left"/>
-            </w:pPr>
-            <w:r/>
-            <w:r>
-              <w:t>BULL</w:t>
-            </w:r>
-          </w:p>
-        </w:tc>
-      </w:tr>
-      <w:tr>
-        <w:tc>
-          <w:tcPr>
-            <w:tcW w:type="dxa" w:w="1584"/>
-            <w:shd w:fill="FFFFFF"/>
-            <w:tcMar>
-              <w:top w:w="100" w:type="dxa"/>
-              <w:bottom w:w="100" w:type="dxa"/>
-              <w:left w:w="120" w:type="dxa"/>
-              <w:right w:w="120" w:type="dxa"/>
-            </w:tcMar>
-            <w:tcBorders>
-              <w:top w:val="single" w:sz="4" w:space="0" w:color="CCCCCC"/>
-              <w:bottom w:val="single" w:sz="4" w:space="0" w:color="CCCCCC"/>
-              <w:left w:val="single" w:sz="4" w:space="0" w:color="CCCCCC"/>
-              <w:right w:val="single" w:sz="4" w:space="0" w:color="CCCCCC"/>
-            </w:tcBorders>
-          </w:tcPr>
-          <w:p>
-            <w:pPr>
-              <w:spacing w:before="60" w:after="60" w:line="252" w:lineRule="auto"/>
-              <w:jc w:val="left"/>
-            </w:pPr>
-            <w:r/>
-            <w:r>
-              <w:rPr>
-                <w:b/>
-              </w:rPr>
-              <w:t>Thu 17/09</w:t>
-            </w:r>
-          </w:p>
-        </w:tc>
-        <w:tc>
-          <w:tcPr>
-            <w:tcW w:type="dxa" w:w="864"/>
-            <w:shd w:fill="FFFFFF"/>
-            <w:tcMar>
-              <w:top w:w="100" w:type="dxa"/>
-              <w:bottom w:w="100" w:type="dxa"/>
-              <w:left w:w="120" w:type="dxa"/>
-              <w:right w:w="120" w:type="dxa"/>
-            </w:tcMar>
-            <w:tcBorders>
-              <w:top w:val="single" w:sz="4" w:space="0" w:color="CCCCCC"/>
-              <w:bottom w:val="single" w:sz="4" w:space="0" w:color="CCCCCC"/>
-              <w:left w:val="single" w:sz="4" w:space="0" w:color="CCCCCC"/>
-              <w:right w:val="single" w:sz="4" w:space="0" w:color="CCCCCC"/>
-            </w:tcBorders>
-          </w:tcPr>
-          <w:p>
-            <w:pPr>
-              <w:spacing w:before="60" w:after="60" w:line="252" w:lineRule="auto"/>
-              <w:jc w:val="left"/>
-            </w:pPr>
-            <w:r/>
-            <w:r>
-              <w:t>Pre-NY 19-21</w:t>
-            </w:r>
-          </w:p>
-        </w:tc>
-        <w:tc>
-          <w:tcPr>
-            <w:tcW w:type="dxa" w:w="1440"/>
-            <w:shd w:fill="FFFFFF"/>
-            <w:tcMar>
-              <w:top w:w="100" w:type="dxa"/>
-              <w:bottom w:w="100" w:type="dxa"/>
-              <w:left w:w="120" w:type="dxa"/>
-              <w:right w:w="120" w:type="dxa"/>
-            </w:tcMar>
-            <w:tcBorders>
-              <w:top w:val="single" w:sz="4" w:space="0" w:color="CCCCCC"/>
-              <w:bottom w:val="single" w:sz="4" w:space="0" w:color="CCCCCC"/>
-              <w:left w:val="single" w:sz="4" w:space="0" w:color="CCCCCC"/>
-              <w:right w:val="single" w:sz="4" w:space="0" w:color="CCCCCC"/>
-            </w:tcBorders>
-          </w:tcPr>
-          <w:p>
-            <w:pPr>
-              <w:spacing w:before="60" w:after="60" w:line="252" w:lineRule="auto"/>
-              <w:jc w:val="left"/>
-            </w:pPr>
-            <w:r/>
-            <w:r>
-              <w:t>536.00</w:t>
-            </w:r>
-          </w:p>
-        </w:tc>
-        <w:tc>
-          <w:tcPr>
-            <w:tcW w:type="dxa" w:w="2016"/>
-            <w:shd w:fill="FFFFFF"/>
-            <w:tcMar>
-              <w:top w:w="100" w:type="dxa"/>
-              <w:bottom w:w="100" w:type="dxa"/>
-              <w:left w:w="120" w:type="dxa"/>
-              <w:right w:w="120" w:type="dxa"/>
-            </w:tcMar>
-            <w:tcBorders>
-              <w:top w:val="single" w:sz="4" w:space="0" w:color="CCCCCC"/>
-              <w:bottom w:val="single" w:sz="4" w:space="0" w:color="CCCCCC"/>
-              <w:left w:val="single" w:sz="4" w:space="0" w:color="CCCCCC"/>
-              <w:right w:val="single" w:sz="4" w:space="0" w:color="CCCCCC"/>
-            </w:tcBorders>
-          </w:tcPr>
-          <w:p>
-            <w:pPr>
-              <w:spacing w:before="60" w:after="60" w:line="252" w:lineRule="auto"/>
-              <w:jc w:val="left"/>
-            </w:pPr>
-            <w:r/>
-            <w:r>
-              <w:t>539.00</w:t>
-            </w:r>
-          </w:p>
-        </w:tc>
-        <w:tc>
-          <w:tcPr>
-            <w:tcW w:type="dxa" w:w="1152"/>
-            <w:shd w:fill="FFFFFF"/>
-            <w:tcMar>
-              <w:top w:w="100" w:type="dxa"/>
-              <w:bottom w:w="100" w:type="dxa"/>
-              <w:left w:w="120" w:type="dxa"/>
-              <w:right w:w="120" w:type="dxa"/>
-            </w:tcMar>
-            <w:tcBorders>
-              <w:top w:val="single" w:sz="4" w:space="0" w:color="CCCCCC"/>
-              <w:bottom w:val="single" w:sz="4" w:space="0" w:color="CCCCCC"/>
-              <w:left w:val="single" w:sz="4" w:space="0" w:color="CCCCCC"/>
-              <w:right w:val="single" w:sz="4" w:space="0" w:color="CCCCCC"/>
-            </w:tcBorders>
-          </w:tcPr>
-          <w:p>
-            <w:pPr>
-              <w:spacing w:before="60" w:after="60" w:line="252" w:lineRule="auto"/>
-              <w:jc w:val="left"/>
-            </w:pPr>
-            <w:r/>
-            <w:r>
-              <w:t>531.50</w:t>
-            </w:r>
-          </w:p>
-        </w:tc>
-        <w:tc>
-          <w:tcPr>
-            <w:tcW w:type="dxa" w:w="1728"/>
-            <w:shd w:fill="FFFFFF"/>
-            <w:tcMar>
-              <w:top w:w="100" w:type="dxa"/>
-              <w:bottom w:w="100" w:type="dxa"/>
-              <w:left w:w="120" w:type="dxa"/>
-              <w:right w:w="120" w:type="dxa"/>
-            </w:tcMar>
-            <w:tcBorders>
-              <w:top w:val="single" w:sz="4" w:space="0" w:color="CCCCCC"/>
-              <w:bottom w:val="single" w:sz="4" w:space="0" w:color="CCCCCC"/>
-              <w:left w:val="single" w:sz="4" w:space="0" w:color="CCCCCC"/>
-              <w:right w:val="single" w:sz="4" w:space="0" w:color="CCCCCC"/>
-            </w:tcBorders>
-          </w:tcPr>
-          <w:p>
-            <w:pPr>
-              <w:spacing w:before="60" w:after="60" w:line="252" w:lineRule="auto"/>
-              <w:jc w:val="left"/>
-            </w:pPr>
-            <w:r/>
-            <w:r>
-              <w:rPr>
-                <w:b/>
-              </w:rPr>
-              <w:t>536.25</w:t>
-            </w:r>
-          </w:p>
-        </w:tc>
-        <w:tc>
-          <w:tcPr>
-            <w:tcW w:type="dxa" w:w="3456"/>
-            <w:shd w:fill="FFFFFF"/>
-            <w:tcMar>
-              <w:top w:w="100" w:type="dxa"/>
-              <w:bottom w:w="100" w:type="dxa"/>
-              <w:left w:w="120" w:type="dxa"/>
-              <w:right w:w="120" w:type="dxa"/>
-            </w:tcMar>
-            <w:tcBorders>
-              <w:top w:val="single" w:sz="4" w:space="0" w:color="CCCCCC"/>
-              <w:bottom w:val="single" w:sz="4" w:space="0" w:color="CCCCCC"/>
-              <w:left w:val="single" w:sz="4" w:space="0" w:color="CCCCCC"/>
-              <w:right w:val="single" w:sz="4" w:space="0" w:color="CCCCCC"/>
-            </w:tcBorders>
-          </w:tcPr>
-          <w:p>
-            <w:pPr>
-              <w:spacing w:before="60" w:after="60" w:line="252" w:lineRule="auto"/>
-              <w:jc w:val="left"/>
-            </w:pPr>
-            <w:r/>
-            <w:r>
-              <w:rPr>
-                <w:b/>
-              </w:rPr>
-              <w:t>+0.25</w:t>
-            </w:r>
-          </w:p>
-        </w:tc>
-        <w:tc>
-          <w:tcPr>
-            <w:tcW w:type="dxa" w:w="1440"/>
-            <w:shd w:fill="FFFFFF"/>
-            <w:tcMar>
-              <w:top w:w="100" w:type="dxa"/>
-              <w:bottom w:w="100" w:type="dxa"/>
-              <w:left w:w="120" w:type="dxa"/>
-              <w:right w:w="120" w:type="dxa"/>
-            </w:tcMar>
-            <w:tcBorders>
-              <w:top w:val="single" w:sz="4" w:space="0" w:color="CCCCCC"/>
-              <w:bottom w:val="single" w:sz="4" w:space="0" w:color="CCCCCC"/>
-              <w:left w:val="single" w:sz="4" w:space="0" w:color="CCCCCC"/>
-              <w:right w:val="single" w:sz="4" w:space="0" w:color="CCCCCC"/>
-            </w:tcBorders>
-          </w:tcPr>
-          <w:p>
-            <w:pPr>
-              <w:spacing w:before="60" w:after="60" w:line="252" w:lineRule="auto"/>
-              <w:jc w:val="left"/>
-            </w:pPr>
-            <w:r/>
-            <w:r>
-              <w:t>BULL</w:t>
-            </w:r>
-          </w:p>
-        </w:tc>
-      </w:tr>
-      <w:tr>
-        <w:tc>
-          <w:tcPr>
-            <w:tcW w:type="dxa" w:w="1584"/>
-            <w:shd w:fill="F8FAFC"/>
-            <w:tcMar>
-              <w:top w:w="100" w:type="dxa"/>
-              <w:bottom w:w="100" w:type="dxa"/>
-              <w:left w:w="120" w:type="dxa"/>
-              <w:right w:w="120" w:type="dxa"/>
-            </w:tcMar>
-            <w:tcBorders>
-              <w:top w:val="single" w:sz="4" w:space="0" w:color="CCCCCC"/>
-              <w:bottom w:val="single" w:sz="4" w:space="0" w:color="CCCCCC"/>
-              <w:left w:val="single" w:sz="4" w:space="0" w:color="CCCCCC"/>
-              <w:right w:val="single" w:sz="4" w:space="0" w:color="CCCCCC"/>
-            </w:tcBorders>
-          </w:tcPr>
-          <w:p>
-            <w:pPr>
-              <w:spacing w:before="60" w:after="60" w:line="252" w:lineRule="auto"/>
-              <w:jc w:val="left"/>
-            </w:pPr>
-            <w:r/>
-            <w:r>
-              <w:rPr>
-                <w:b/>
-              </w:rPr>
-              <w:t>Thu 17/09</w:t>
-            </w:r>
-          </w:p>
-        </w:tc>
-        <w:tc>
-          <w:tcPr>
-            <w:tcW w:type="dxa" w:w="864"/>
-            <w:shd w:fill="F8FAFC"/>
-            <w:tcMar>
-              <w:top w:w="100" w:type="dxa"/>
-              <w:bottom w:w="100" w:type="dxa"/>
-              <w:left w:w="120" w:type="dxa"/>
-              <w:right w:w="120" w:type="dxa"/>
-            </w:tcMar>
-            <w:tcBorders>
-              <w:top w:val="single" w:sz="4" w:space="0" w:color="CCCCCC"/>
-              <w:bottom w:val="single" w:sz="4" w:space="0" w:color="CCCCCC"/>
-              <w:left w:val="single" w:sz="4" w:space="0" w:color="CCCCCC"/>
-              <w:right w:val="single" w:sz="4" w:space="0" w:color="CCCCCC"/>
-            </w:tcBorders>
-          </w:tcPr>
-          <w:p>
-            <w:pPr>
-              <w:spacing w:before="60" w:after="60" w:line="252" w:lineRule="auto"/>
-              <w:jc w:val="left"/>
-            </w:pPr>
-            <w:r/>
-            <w:r>
-              <w:t>NY Open 21-23</w:t>
-            </w:r>
-          </w:p>
-        </w:tc>
-        <w:tc>
-          <w:tcPr>
-            <w:tcW w:type="dxa" w:w="1440"/>
-            <w:shd w:fill="F8FAFC"/>
-            <w:tcMar>
-              <w:top w:w="100" w:type="dxa"/>
-              <w:bottom w:w="100" w:type="dxa"/>
-              <w:left w:w="120" w:type="dxa"/>
-              <w:right w:w="120" w:type="dxa"/>
-            </w:tcMar>
-            <w:tcBorders>
-              <w:top w:val="single" w:sz="4" w:space="0" w:color="CCCCCC"/>
-              <w:bottom w:val="single" w:sz="4" w:space="0" w:color="CCCCCC"/>
-              <w:left w:val="single" w:sz="4" w:space="0" w:color="CCCCCC"/>
-              <w:right w:val="single" w:sz="4" w:space="0" w:color="CCCCCC"/>
-            </w:tcBorders>
-          </w:tcPr>
-          <w:p>
-            <w:pPr>
-              <w:spacing w:before="60" w:after="60" w:line="252" w:lineRule="auto"/>
-              <w:jc w:val="left"/>
-            </w:pPr>
-            <w:r/>
-            <w:r>
-              <w:t>536.25</w:t>
-            </w:r>
-          </w:p>
-        </w:tc>
-        <w:tc>
-          <w:tcPr>
-            <w:tcW w:type="dxa" w:w="2016"/>
-            <w:shd w:fill="F8FAFC"/>
-            <w:tcMar>
-              <w:top w:w="100" w:type="dxa"/>
-              <w:bottom w:w="100" w:type="dxa"/>
-              <w:left w:w="120" w:type="dxa"/>
-              <w:right w:w="120" w:type="dxa"/>
-            </w:tcMar>
-            <w:tcBorders>
-              <w:top w:val="single" w:sz="4" w:space="0" w:color="CCCCCC"/>
-              <w:bottom w:val="single" w:sz="4" w:space="0" w:color="CCCCCC"/>
-              <w:left w:val="single" w:sz="4" w:space="0" w:color="CCCCCC"/>
-              <w:right w:val="single" w:sz="4" w:space="0" w:color="CCCCCC"/>
-            </w:tcBorders>
-          </w:tcPr>
-          <w:p>
-            <w:pPr>
-              <w:spacing w:before="60" w:after="60" w:line="252" w:lineRule="auto"/>
-              <w:jc w:val="left"/>
-            </w:pPr>
-            <w:r/>
-            <w:r>
-              <w:t>540.50</w:t>
-            </w:r>
-          </w:p>
-        </w:tc>
-        <w:tc>
-          <w:tcPr>
-            <w:tcW w:type="dxa" w:w="1152"/>
-            <w:shd w:fill="F8FAFC"/>
-            <w:tcMar>
-              <w:top w:w="100" w:type="dxa"/>
-              <w:bottom w:w="100" w:type="dxa"/>
-              <w:left w:w="120" w:type="dxa"/>
-              <w:right w:w="120" w:type="dxa"/>
-            </w:tcMar>
-            <w:tcBorders>
-              <w:top w:val="single" w:sz="4" w:space="0" w:color="CCCCCC"/>
-              <w:bottom w:val="single" w:sz="4" w:space="0" w:color="CCCCCC"/>
-              <w:left w:val="single" w:sz="4" w:space="0" w:color="CCCCCC"/>
-              <w:right w:val="single" w:sz="4" w:space="0" w:color="CCCCCC"/>
-            </w:tcBorders>
-          </w:tcPr>
-          <w:p>
-            <w:pPr>
-              <w:spacing w:before="60" w:after="60" w:line="252" w:lineRule="auto"/>
-              <w:jc w:val="left"/>
-            </w:pPr>
-            <w:r/>
-            <w:r>
-              <w:t>533.00</w:t>
-            </w:r>
-          </w:p>
-        </w:tc>
-        <w:tc>
-          <w:tcPr>
-            <w:tcW w:type="dxa" w:w="1728"/>
-            <w:shd w:fill="F8FAFC"/>
-            <w:tcMar>
-              <w:top w:w="100" w:type="dxa"/>
-              <w:bottom w:w="100" w:type="dxa"/>
-              <w:left w:w="120" w:type="dxa"/>
-              <w:right w:w="120" w:type="dxa"/>
-            </w:tcMar>
-            <w:tcBorders>
-              <w:top w:val="single" w:sz="4" w:space="0" w:color="CCCCCC"/>
-              <w:bottom w:val="single" w:sz="4" w:space="0" w:color="CCCCCC"/>
-              <w:left w:val="single" w:sz="4" w:space="0" w:color="CCCCCC"/>
-              <w:right w:val="single" w:sz="4" w:space="0" w:color="CCCCCC"/>
-            </w:tcBorders>
-          </w:tcPr>
-          <w:p>
-            <w:pPr>
-              <w:spacing w:before="60" w:after="60" w:line="252" w:lineRule="auto"/>
-              <w:jc w:val="left"/>
-            </w:pPr>
-            <w:r/>
-            <w:r>
-              <w:rPr>
-                <w:b/>
-              </w:rPr>
-              <w:t>537.00</w:t>
-            </w:r>
-          </w:p>
-        </w:tc>
-        <w:tc>
-          <w:tcPr>
-            <w:tcW w:type="dxa" w:w="3456"/>
-            <w:shd w:fill="F8FAFC"/>
-            <w:tcMar>
-              <w:top w:w="100" w:type="dxa"/>
-              <w:bottom w:w="100" w:type="dxa"/>
-              <w:left w:w="120" w:type="dxa"/>
-              <w:right w:w="120" w:type="dxa"/>
-            </w:tcMar>
-            <w:tcBorders>
-              <w:top w:val="single" w:sz="4" w:space="0" w:color="CCCCCC"/>
-              <w:bottom w:val="single" w:sz="4" w:space="0" w:color="CCCCCC"/>
-              <w:left w:val="single" w:sz="4" w:space="0" w:color="CCCCCC"/>
-              <w:right w:val="single" w:sz="4" w:space="0" w:color="CCCCCC"/>
-            </w:tcBorders>
-          </w:tcPr>
-          <w:p>
-            <w:pPr>
-              <w:spacing w:before="60" w:after="60" w:line="252" w:lineRule="auto"/>
-              <w:jc w:val="left"/>
-            </w:pPr>
-            <w:r/>
-            <w:r>
-              <w:rPr>
-                <w:b/>
-              </w:rPr>
-              <w:t>+0.75</w:t>
-            </w:r>
-          </w:p>
-        </w:tc>
-        <w:tc>
-          <w:tcPr>
-            <w:tcW w:type="dxa" w:w="1440"/>
-            <w:shd w:fill="F8FAFC"/>
-            <w:tcMar>
-              <w:top w:w="100" w:type="dxa"/>
-              <w:bottom w:w="100" w:type="dxa"/>
-              <w:left w:w="120" w:type="dxa"/>
-              <w:right w:w="120" w:type="dxa"/>
-            </w:tcMar>
-            <w:tcBorders>
-              <w:top w:val="single" w:sz="4" w:space="0" w:color="CCCCCC"/>
-              <w:bottom w:val="single" w:sz="4" w:space="0" w:color="CCCCCC"/>
-              <w:left w:val="single" w:sz="4" w:space="0" w:color="CCCCCC"/>
-              <w:right w:val="single" w:sz="4" w:space="0" w:color="CCCCCC"/>
-            </w:tcBorders>
-          </w:tcPr>
-          <w:p>
-            <w:pPr>
-              <w:spacing w:before="60" w:after="60" w:line="252" w:lineRule="auto"/>
-              <w:jc w:val="left"/>
-            </w:pPr>
-            <w:r/>
-            <w:r>
-              <w:t>BULL</w:t>
-            </w:r>
-          </w:p>
-        </w:tc>
-      </w:tr>
-      <w:tr>
-        <w:tc>
-          <w:tcPr>
-            <w:tcW w:type="dxa" w:w="1584"/>
-            <w:shd w:fill="FFFFFF"/>
-            <w:tcMar>
-              <w:top w:w="100" w:type="dxa"/>
-              <w:bottom w:w="100" w:type="dxa"/>
-              <w:left w:w="120" w:type="dxa"/>
-              <w:right w:w="120" w:type="dxa"/>
-            </w:tcMar>
-            <w:tcBorders>
-              <w:top w:val="single" w:sz="4" w:space="0" w:color="CCCCCC"/>
-              <w:bottom w:val="single" w:sz="4" w:space="0" w:color="CCCCCC"/>
-              <w:left w:val="single" w:sz="4" w:space="0" w:color="CCCCCC"/>
-              <w:right w:val="single" w:sz="4" w:space="0" w:color="CCCCCC"/>
-            </w:tcBorders>
-          </w:tcPr>
-          <w:p>
-            <w:pPr>
-              <w:spacing w:before="60" w:after="60" w:line="252" w:lineRule="auto"/>
-              <w:jc w:val="left"/>
-            </w:pPr>
-            <w:r/>
-            <w:r>
-              <w:rPr>
-                <w:b/>
-              </w:rPr>
-              <w:t>Thu 17/09</w:t>
-            </w:r>
-          </w:p>
-        </w:tc>
-        <w:tc>
-          <w:tcPr>
-            <w:tcW w:type="dxa" w:w="864"/>
-            <w:shd w:fill="FFFFFF"/>
-            <w:tcMar>
-              <w:top w:w="100" w:type="dxa"/>
-              <w:bottom w:w="100" w:type="dxa"/>
-              <w:left w:w="120" w:type="dxa"/>
-              <w:right w:w="120" w:type="dxa"/>
-            </w:tcMar>
-            <w:tcBorders>
-              <w:top w:val="single" w:sz="4" w:space="0" w:color="CCCCCC"/>
-              <w:bottom w:val="single" w:sz="4" w:space="0" w:color="CCCCCC"/>
-              <w:left w:val="single" w:sz="4" w:space="0" w:color="CCCCCC"/>
-              <w:right w:val="single" w:sz="4" w:space="0" w:color="CCCCCC"/>
-            </w:tcBorders>
-          </w:tcPr>
-          <w:p>
-            <w:pPr>
-              <w:spacing w:before="60" w:after="60" w:line="252" w:lineRule="auto"/>
-              <w:jc w:val="left"/>
-            </w:pPr>
-            <w:r/>
-            <w:r>
-              <w:t>NY Close 23-01</w:t>
-            </w:r>
-          </w:p>
-        </w:tc>
-        <w:tc>
-          <w:tcPr>
-            <w:tcW w:type="dxa" w:w="1440"/>
-            <w:shd w:fill="FFFFFF"/>
-            <w:tcMar>
-              <w:top w:w="100" w:type="dxa"/>
-              <w:bottom w:w="100" w:type="dxa"/>
-              <w:left w:w="120" w:type="dxa"/>
-              <w:right w:w="120" w:type="dxa"/>
-            </w:tcMar>
-            <w:tcBorders>
-              <w:top w:val="single" w:sz="4" w:space="0" w:color="CCCCCC"/>
-              <w:bottom w:val="single" w:sz="4" w:space="0" w:color="CCCCCC"/>
-              <w:left w:val="single" w:sz="4" w:space="0" w:color="CCCCCC"/>
-              <w:right w:val="single" w:sz="4" w:space="0" w:color="CCCCCC"/>
-            </w:tcBorders>
-          </w:tcPr>
-          <w:p>
-            <w:pPr>
-              <w:spacing w:before="60" w:after="60" w:line="252" w:lineRule="auto"/>
-              <w:jc w:val="left"/>
-            </w:pPr>
-            <w:r/>
-            <w:r>
-              <w:t>537.00</w:t>
-            </w:r>
-          </w:p>
-        </w:tc>
-        <w:tc>
-          <w:tcPr>
-            <w:tcW w:type="dxa" w:w="2016"/>
-            <w:shd w:fill="FFFFFF"/>
-            <w:tcMar>
-              <w:top w:w="100" w:type="dxa"/>
-              <w:bottom w:w="100" w:type="dxa"/>
-              <w:left w:w="120" w:type="dxa"/>
-              <w:right w:w="120" w:type="dxa"/>
-            </w:tcMar>
-            <w:tcBorders>
-              <w:top w:val="single" w:sz="4" w:space="0" w:color="CCCCCC"/>
-              <w:bottom w:val="single" w:sz="4" w:space="0" w:color="CCCCCC"/>
-              <w:left w:val="single" w:sz="4" w:space="0" w:color="CCCCCC"/>
-              <w:right w:val="single" w:sz="4" w:space="0" w:color="CCCCCC"/>
-            </w:tcBorders>
-          </w:tcPr>
-          <w:p>
-            <w:pPr>
-              <w:spacing w:before="60" w:after="60" w:line="252" w:lineRule="auto"/>
-              <w:jc w:val="left"/>
-            </w:pPr>
-            <w:r/>
-            <w:r>
-              <w:t>540.50</w:t>
-            </w:r>
-          </w:p>
-        </w:tc>
-        <w:tc>
-          <w:tcPr>
-            <w:tcW w:type="dxa" w:w="1152"/>
-            <w:shd w:fill="FFFFFF"/>
-            <w:tcMar>
-              <w:top w:w="100" w:type="dxa"/>
-              <w:bottom w:w="100" w:type="dxa"/>
-              <w:left w:w="120" w:type="dxa"/>
-              <w:right w:w="120" w:type="dxa"/>
-            </w:tcMar>
-            <w:tcBorders>
-              <w:top w:val="single" w:sz="4" w:space="0" w:color="CCCCCC"/>
-              <w:bottom w:val="single" w:sz="4" w:space="0" w:color="CCCCCC"/>
-              <w:left w:val="single" w:sz="4" w:space="0" w:color="CCCCCC"/>
-              <w:right w:val="single" w:sz="4" w:space="0" w:color="CCCCCC"/>
-            </w:tcBorders>
-          </w:tcPr>
-          <w:p>
-            <w:pPr>
-              <w:spacing w:before="60" w:after="60" w:line="252" w:lineRule="auto"/>
-              <w:jc w:val="left"/>
-            </w:pPr>
-            <w:r/>
-            <w:r>
-              <w:t>534.75</w:t>
-            </w:r>
-          </w:p>
-        </w:tc>
-        <w:tc>
-          <w:tcPr>
-            <w:tcW w:type="dxa" w:w="1728"/>
-            <w:shd w:fill="FFFFFF"/>
-            <w:tcMar>
-              <w:top w:w="100" w:type="dxa"/>
-              <w:bottom w:w="100" w:type="dxa"/>
-              <w:left w:w="120" w:type="dxa"/>
-              <w:right w:w="120" w:type="dxa"/>
-            </w:tcMar>
-            <w:tcBorders>
-              <w:top w:val="single" w:sz="4" w:space="0" w:color="CCCCCC"/>
-              <w:bottom w:val="single" w:sz="4" w:space="0" w:color="CCCCCC"/>
-              <w:left w:val="single" w:sz="4" w:space="0" w:color="CCCCCC"/>
-              <w:right w:val="single" w:sz="4" w:space="0" w:color="CCCCCC"/>
-            </w:tcBorders>
-          </w:tcPr>
-          <w:p>
-            <w:pPr>
-              <w:spacing w:before="60" w:after="60" w:line="252" w:lineRule="auto"/>
-              <w:jc w:val="left"/>
-            </w:pPr>
-            <w:r/>
-            <w:r>
-              <w:rPr>
-                <w:b/>
-              </w:rPr>
-              <w:t>537.00</w:t>
-            </w:r>
-          </w:p>
-        </w:tc>
-        <w:tc>
-          <w:tcPr>
-            <w:tcW w:type="dxa" w:w="3456"/>
-            <w:shd w:fill="FFFFFF"/>
-            <w:tcMar>
-              <w:top w:w="100" w:type="dxa"/>
-              <w:bottom w:w="100" w:type="dxa"/>
-              <w:left w:w="120" w:type="dxa"/>
-              <w:right w:w="120" w:type="dxa"/>
-            </w:tcMar>
-            <w:tcBorders>
-              <w:top w:val="single" w:sz="4" w:space="0" w:color="CCCCCC"/>
-              <w:bottom w:val="single" w:sz="4" w:space="0" w:color="CCCCCC"/>
-              <w:left w:val="single" w:sz="4" w:space="0" w:color="CCCCCC"/>
-              <w:right w:val="single" w:sz="4" w:space="0" w:color="CCCCCC"/>
-            </w:tcBorders>
-          </w:tcPr>
-          <w:p>
-            <w:pPr>
-              <w:spacing w:before="60" w:after="60" w:line="252" w:lineRule="auto"/>
-              <w:jc w:val="left"/>
-            </w:pPr>
-            <w:r/>
-            <w:r>
-              <w:rPr>
-                <w:b/>
-              </w:rPr>
-              <w:t>+0.00</w:t>
-            </w:r>
-          </w:p>
-        </w:tc>
-        <w:tc>
-          <w:tcPr>
-            <w:tcW w:type="dxa" w:w="1440"/>
-            <w:shd w:fill="FFFFFF"/>
-            <w:tcMar>
-              <w:top w:w="100" w:type="dxa"/>
-              <w:bottom w:w="100" w:type="dxa"/>
-              <w:left w:w="120" w:type="dxa"/>
-              <w:right w:w="120" w:type="dxa"/>
-            </w:tcMar>
-            <w:tcBorders>
-              <w:top w:val="single" w:sz="4" w:space="0" w:color="CCCCCC"/>
-              <w:bottom w:val="single" w:sz="4" w:space="0" w:color="CCCCCC"/>
-              <w:left w:val="single" w:sz="4" w:space="0" w:color="CCCCCC"/>
-              <w:right w:val="single" w:sz="4" w:space="0" w:color="CCCCCC"/>
-            </w:tcBorders>
-          </w:tcPr>
-          <w:p>
-            <w:pPr>
-              <w:spacing w:before="60" w:after="60" w:line="252" w:lineRule="auto"/>
-              <w:jc w:val="left"/>
-            </w:pPr>
-            <w:r/>
-            <w:r>
-              <w:t>BULL</w:t>
-            </w:r>
-          </w:p>
-        </w:tc>
-      </w:tr>
-      <w:tr>
-        <w:tc>
-          <w:tcPr>
-            <w:tcW w:type="dxa" w:w="1584"/>
-            <w:shd w:fill="F8FAFC"/>
-            <w:tcMar>
-              <w:top w:w="100" w:type="dxa"/>
-              <w:bottom w:w="100" w:type="dxa"/>
-              <w:left w:w="120" w:type="dxa"/>
-              <w:right w:w="120" w:type="dxa"/>
-            </w:tcMar>
-            <w:tcBorders>
-              <w:top w:val="single" w:sz="4" w:space="0" w:color="CCCCCC"/>
-              <w:bottom w:val="single" w:sz="4" w:space="0" w:color="CCCCCC"/>
-              <w:left w:val="single" w:sz="4" w:space="0" w:color="CCCCCC"/>
-              <w:right w:val="single" w:sz="4" w:space="0" w:color="CCCCCC"/>
-            </w:tcBorders>
-          </w:tcPr>
-          <w:p>
-            <w:pPr>
-              <w:spacing w:before="60" w:after="60" w:line="252" w:lineRule="auto"/>
-              <w:jc w:val="left"/>
-            </w:pPr>
-            <w:r/>
-            <w:r>
-              <w:rPr>
-                <w:b/>
-              </w:rPr>
-              <w:t>Fri 18/09</w:t>
-            </w:r>
-          </w:p>
-        </w:tc>
-        <w:tc>
-          <w:tcPr>
-            <w:tcW w:type="dxa" w:w="864"/>
-            <w:shd w:fill="F8FAFC"/>
-            <w:tcMar>
-              <w:top w:w="100" w:type="dxa"/>
-              <w:bottom w:w="100" w:type="dxa"/>
-              <w:left w:w="120" w:type="dxa"/>
-              <w:right w:w="120" w:type="dxa"/>
-            </w:tcMar>
-            <w:tcBorders>
-              <w:top w:val="single" w:sz="4" w:space="0" w:color="CCCCCC"/>
-              <w:bottom w:val="single" w:sz="4" w:space="0" w:color="CCCCCC"/>
-              <w:left w:val="single" w:sz="4" w:space="0" w:color="CCCCCC"/>
-              <w:right w:val="single" w:sz="4" w:space="0" w:color="CCCCCC"/>
-            </w:tcBorders>
-          </w:tcPr>
-          <w:p>
-            <w:pPr>
-              <w:spacing w:before="60" w:after="60" w:line="252" w:lineRule="auto"/>
-              <w:jc w:val="left"/>
-            </w:pPr>
-            <w:r/>
-            <w:r>
-              <w:t>Asia 07-11</w:t>
-            </w:r>
-          </w:p>
-        </w:tc>
-        <w:tc>
-          <w:tcPr>
-            <w:tcW w:type="dxa" w:w="1440"/>
-            <w:shd w:fill="F8FAFC"/>
-            <w:tcMar>
-              <w:top w:w="100" w:type="dxa"/>
-              <w:bottom w:w="100" w:type="dxa"/>
-              <w:left w:w="120" w:type="dxa"/>
-              <w:right w:w="120" w:type="dxa"/>
-            </w:tcMar>
-            <w:tcBorders>
-              <w:top w:val="single" w:sz="4" w:space="0" w:color="CCCCCC"/>
-              <w:bottom w:val="single" w:sz="4" w:space="0" w:color="CCCCCC"/>
-              <w:left w:val="single" w:sz="4" w:space="0" w:color="CCCCCC"/>
-              <w:right w:val="single" w:sz="4" w:space="0" w:color="CCCCCC"/>
-            </w:tcBorders>
-          </w:tcPr>
-          <w:p>
-            <w:pPr>
-              <w:spacing w:before="60" w:after="60" w:line="252" w:lineRule="auto"/>
-              <w:jc w:val="left"/>
-            </w:pPr>
-            <w:r/>
-            <w:r>
-              <w:t>537.00</w:t>
-            </w:r>
-          </w:p>
-        </w:tc>
-        <w:tc>
-          <w:tcPr>
-            <w:tcW w:type="dxa" w:w="2016"/>
-            <w:shd w:fill="F8FAFC"/>
-            <w:tcMar>
-              <w:top w:w="100" w:type="dxa"/>
-              <w:bottom w:w="100" w:type="dxa"/>
-              <w:left w:w="120" w:type="dxa"/>
-              <w:right w:w="120" w:type="dxa"/>
-            </w:tcMar>
-            <w:tcBorders>
-              <w:top w:val="single" w:sz="4" w:space="0" w:color="CCCCCC"/>
-              <w:bottom w:val="single" w:sz="4" w:space="0" w:color="CCCCCC"/>
-              <w:left w:val="single" w:sz="4" w:space="0" w:color="CCCCCC"/>
-              <w:right w:val="single" w:sz="4" w:space="0" w:color="CCCCCC"/>
-            </w:tcBorders>
-          </w:tcPr>
-          <w:p>
-            <w:pPr>
-              <w:spacing w:before="60" w:after="60" w:line="252" w:lineRule="auto"/>
-              <w:jc w:val="left"/>
-            </w:pPr>
-            <w:r/>
-            <w:r>
-              <w:t>540.75</w:t>
-            </w:r>
-          </w:p>
-        </w:tc>
-        <w:tc>
-          <w:tcPr>
-            <w:tcW w:type="dxa" w:w="1152"/>
-            <w:shd w:fill="F8FAFC"/>
-            <w:tcMar>
-              <w:top w:w="100" w:type="dxa"/>
-              <w:bottom w:w="100" w:type="dxa"/>
-              <w:left w:w="120" w:type="dxa"/>
-              <w:right w:w="120" w:type="dxa"/>
-            </w:tcMar>
-            <w:tcBorders>
-              <w:top w:val="single" w:sz="4" w:space="0" w:color="CCCCCC"/>
-              <w:bottom w:val="single" w:sz="4" w:space="0" w:color="CCCCCC"/>
-              <w:left w:val="single" w:sz="4" w:space="0" w:color="CCCCCC"/>
-              <w:right w:val="single" w:sz="4" w:space="0" w:color="CCCCCC"/>
-            </w:tcBorders>
-          </w:tcPr>
-          <w:p>
-            <w:pPr>
-              <w:spacing w:before="60" w:after="60" w:line="252" w:lineRule="auto"/>
-              <w:jc w:val="left"/>
-            </w:pPr>
-            <w:r/>
-            <w:r>
-              <w:t>533.50</w:t>
-            </w:r>
-          </w:p>
-        </w:tc>
-        <w:tc>
-          <w:tcPr>
-            <w:tcW w:type="dxa" w:w="1728"/>
-            <w:shd w:fill="F8FAFC"/>
-            <w:tcMar>
-              <w:top w:w="100" w:type="dxa"/>
-              <w:bottom w:w="100" w:type="dxa"/>
-              <w:left w:w="120" w:type="dxa"/>
-              <w:right w:w="120" w:type="dxa"/>
-            </w:tcMar>
-            <w:tcBorders>
-              <w:top w:val="single" w:sz="4" w:space="0" w:color="CCCCCC"/>
-              <w:bottom w:val="single" w:sz="4" w:space="0" w:color="CCCCCC"/>
-              <w:left w:val="single" w:sz="4" w:space="0" w:color="CCCCCC"/>
-              <w:right w:val="single" w:sz="4" w:space="0" w:color="CCCCCC"/>
-            </w:tcBorders>
-          </w:tcPr>
-          <w:p>
-            <w:pPr>
-              <w:spacing w:before="60" w:after="60" w:line="252" w:lineRule="auto"/>
-              <w:jc w:val="left"/>
-            </w:pPr>
-            <w:r/>
-            <w:r>
-              <w:rPr>
-                <w:b/>
-              </w:rPr>
-              <w:t>536.75</w:t>
-            </w:r>
-          </w:p>
-        </w:tc>
-        <w:tc>
-          <w:tcPr>
-            <w:tcW w:type="dxa" w:w="3456"/>
-            <w:shd w:fill="F8FAFC"/>
-            <w:tcMar>
-              <w:top w:w="100" w:type="dxa"/>
-              <w:bottom w:w="100" w:type="dxa"/>
-              <w:left w:w="120" w:type="dxa"/>
-              <w:right w:w="120" w:type="dxa"/>
-            </w:tcMar>
-            <w:tcBorders>
-              <w:top w:val="single" w:sz="4" w:space="0" w:color="CCCCCC"/>
-              <w:bottom w:val="single" w:sz="4" w:space="0" w:color="CCCCCC"/>
-              <w:left w:val="single" w:sz="4" w:space="0" w:color="CCCCCC"/>
-              <w:right w:val="single" w:sz="4" w:space="0" w:color="CCCCCC"/>
-            </w:tcBorders>
-          </w:tcPr>
-          <w:p>
-            <w:pPr>
-              <w:spacing w:before="60" w:after="60" w:line="252" w:lineRule="auto"/>
-              <w:jc w:val="left"/>
-            </w:pPr>
-            <w:r/>
-            <w:r>
-              <w:rPr>
-                <w:b/>
-              </w:rPr>
-              <w:t>-0.25</w:t>
-            </w:r>
-          </w:p>
-        </w:tc>
-        <w:tc>
-          <w:tcPr>
-            <w:tcW w:type="dxa" w:w="1440"/>
-            <w:shd w:fill="F8FAFC"/>
-            <w:tcMar>
-              <w:top w:w="100" w:type="dxa"/>
-              <w:bottom w:w="100" w:type="dxa"/>
-              <w:left w:w="120" w:type="dxa"/>
-              <w:right w:w="120" w:type="dxa"/>
-            </w:tcMar>
-            <w:tcBorders>
-              <w:top w:val="single" w:sz="4" w:space="0" w:color="CCCCCC"/>
-              <w:bottom w:val="single" w:sz="4" w:space="0" w:color="CCCCCC"/>
-              <w:left w:val="single" w:sz="4" w:space="0" w:color="CCCCCC"/>
-              <w:right w:val="single" w:sz="4" w:space="0" w:color="CCCCCC"/>
-            </w:tcBorders>
-          </w:tcPr>
-          <w:p>
-            <w:pPr>
-              <w:spacing w:before="60" w:after="60" w:line="252" w:lineRule="auto"/>
-              <w:jc w:val="left"/>
-            </w:pPr>
-            <w:r/>
-            <w:r>
-              <w:t>BEAR</w:t>
-            </w:r>
-          </w:p>
-        </w:tc>
-      </w:tr>
-      <w:tr>
-        <w:tc>
-          <w:tcPr>
-            <w:tcW w:type="dxa" w:w="1584"/>
-            <w:shd w:fill="FFFFFF"/>
-            <w:tcMar>
-              <w:top w:w="100" w:type="dxa"/>
-              <w:bottom w:w="100" w:type="dxa"/>
-              <w:left w:w="120" w:type="dxa"/>
-              <w:right w:w="120" w:type="dxa"/>
-            </w:tcMar>
-            <w:tcBorders>
-              <w:top w:val="single" w:sz="4" w:space="0" w:color="CCCCCC"/>
-              <w:bottom w:val="single" w:sz="4" w:space="0" w:color="CCCCCC"/>
-              <w:left w:val="single" w:sz="4" w:space="0" w:color="CCCCCC"/>
-              <w:right w:val="single" w:sz="4" w:space="0" w:color="CCCCCC"/>
-            </w:tcBorders>
-          </w:tcPr>
-          <w:p>
-            <w:pPr>
-              <w:spacing w:before="60" w:after="60" w:line="252" w:lineRule="auto"/>
-              <w:jc w:val="left"/>
-            </w:pPr>
-            <w:r/>
-            <w:r>
-              <w:rPr>
-                <w:b/>
-              </w:rPr>
-              <w:t>Fri 18/09</w:t>
-            </w:r>
-          </w:p>
-        </w:tc>
-        <w:tc>
-          <w:tcPr>
-            <w:tcW w:type="dxa" w:w="864"/>
-            <w:shd w:fill="FFFFFF"/>
-            <w:tcMar>
-              <w:top w:w="100" w:type="dxa"/>
-              <w:bottom w:w="100" w:type="dxa"/>
-              <w:left w:w="120" w:type="dxa"/>
-              <w:right w:w="120" w:type="dxa"/>
-            </w:tcMar>
-            <w:tcBorders>
-              <w:top w:val="single" w:sz="4" w:space="0" w:color="CCCCCC"/>
-              <w:bottom w:val="single" w:sz="4" w:space="0" w:color="CCCCCC"/>
-              <w:left w:val="single" w:sz="4" w:space="0" w:color="CCCCCC"/>
-              <w:right w:val="single" w:sz="4" w:space="0" w:color="CCCCCC"/>
-            </w:tcBorders>
-          </w:tcPr>
-          <w:p>
-            <w:pPr>
-              <w:spacing w:before="60" w:after="60" w:line="252" w:lineRule="auto"/>
-              <w:jc w:val="left"/>
-            </w:pPr>
-            <w:r/>
-            <w:r>
-              <w:t>Asia 11-15</w:t>
-            </w:r>
-          </w:p>
-        </w:tc>
-        <w:tc>
-          <w:tcPr>
-            <w:tcW w:type="dxa" w:w="1440"/>
-            <w:shd w:fill="FFFFFF"/>
-            <w:tcMar>
-              <w:top w:w="100" w:type="dxa"/>
-              <w:bottom w:w="100" w:type="dxa"/>
-              <w:left w:w="120" w:type="dxa"/>
-              <w:right w:w="120" w:type="dxa"/>
-            </w:tcMar>
-            <w:tcBorders>
-              <w:top w:val="single" w:sz="4" w:space="0" w:color="CCCCCC"/>
-              <w:bottom w:val="single" w:sz="4" w:space="0" w:color="CCCCCC"/>
-              <w:left w:val="single" w:sz="4" w:space="0" w:color="CCCCCC"/>
-              <w:right w:val="single" w:sz="4" w:space="0" w:color="CCCCCC"/>
-            </w:tcBorders>
-          </w:tcPr>
-          <w:p>
-            <w:pPr>
-              <w:spacing w:before="60" w:after="60" w:line="252" w:lineRule="auto"/>
-              <w:jc w:val="left"/>
-            </w:pPr>
-            <w:r/>
-            <w:r>
-              <w:t>536.75</w:t>
-            </w:r>
-          </w:p>
-        </w:tc>
-        <w:tc>
-          <w:tcPr>
-            <w:tcW w:type="dxa" w:w="2016"/>
-            <w:shd w:fill="FFFFFF"/>
-            <w:tcMar>
-              <w:top w:w="100" w:type="dxa"/>
-              <w:bottom w:w="100" w:type="dxa"/>
-              <w:left w:w="120" w:type="dxa"/>
-              <w:right w:w="120" w:type="dxa"/>
-            </w:tcMar>
-            <w:tcBorders>
-              <w:top w:val="single" w:sz="4" w:space="0" w:color="CCCCCC"/>
-              <w:bottom w:val="single" w:sz="4" w:space="0" w:color="CCCCCC"/>
-              <w:left w:val="single" w:sz="4" w:space="0" w:color="CCCCCC"/>
-              <w:right w:val="single" w:sz="4" w:space="0" w:color="CCCCCC"/>
-            </w:tcBorders>
-          </w:tcPr>
-          <w:p>
-            <w:pPr>
-              <w:spacing w:before="60" w:after="60" w:line="252" w:lineRule="auto"/>
-              <w:jc w:val="left"/>
-            </w:pPr>
-            <w:r/>
-            <w:r>
-              <w:t>540.25</w:t>
-            </w:r>
-          </w:p>
-        </w:tc>
-        <w:tc>
-          <w:tcPr>
-            <w:tcW w:type="dxa" w:w="1152"/>
-            <w:shd w:fill="FFFFFF"/>
-            <w:tcMar>
-              <w:top w:w="100" w:type="dxa"/>
-              <w:bottom w:w="100" w:type="dxa"/>
-              <w:left w:w="120" w:type="dxa"/>
-              <w:right w:w="120" w:type="dxa"/>
-            </w:tcMar>
-            <w:tcBorders>
-              <w:top w:val="single" w:sz="4" w:space="0" w:color="CCCCCC"/>
-              <w:bottom w:val="single" w:sz="4" w:space="0" w:color="CCCCCC"/>
-              <w:left w:val="single" w:sz="4" w:space="0" w:color="CCCCCC"/>
-              <w:right w:val="single" w:sz="4" w:space="0" w:color="CCCCCC"/>
-            </w:tcBorders>
-          </w:tcPr>
-          <w:p>
-            <w:pPr>
-              <w:spacing w:before="60" w:after="60" w:line="252" w:lineRule="auto"/>
-              <w:jc w:val="left"/>
-            </w:pPr>
-            <w:r/>
-            <w:r>
-              <w:t>533.50</w:t>
-            </w:r>
-          </w:p>
-        </w:tc>
-        <w:tc>
-          <w:tcPr>
-            <w:tcW w:type="dxa" w:w="1728"/>
-            <w:shd w:fill="FFFFFF"/>
-            <w:tcMar>
-              <w:top w:w="100" w:type="dxa"/>
-              <w:bottom w:w="100" w:type="dxa"/>
-              <w:left w:w="120" w:type="dxa"/>
-              <w:right w:w="120" w:type="dxa"/>
-            </w:tcMar>
-            <w:tcBorders>
-              <w:top w:val="single" w:sz="4" w:space="0" w:color="CCCCCC"/>
-              <w:bottom w:val="single" w:sz="4" w:space="0" w:color="CCCCCC"/>
-              <w:left w:val="single" w:sz="4" w:space="0" w:color="CCCCCC"/>
-              <w:right w:val="single" w:sz="4" w:space="0" w:color="CCCCCC"/>
-            </w:tcBorders>
-          </w:tcPr>
-          <w:p>
-            <w:pPr>
-              <w:spacing w:before="60" w:after="60" w:line="252" w:lineRule="auto"/>
-              <w:jc w:val="left"/>
-            </w:pPr>
-            <w:r/>
-            <w:r>
-              <w:rPr>
-                <w:b/>
-              </w:rPr>
-              <w:t>536.50</w:t>
-            </w:r>
-          </w:p>
-        </w:tc>
-        <w:tc>
-          <w:tcPr>
-            <w:tcW w:type="dxa" w:w="3456"/>
-            <w:shd w:fill="FFFFFF"/>
-            <w:tcMar>
-              <w:top w:w="100" w:type="dxa"/>
-              <w:bottom w:w="100" w:type="dxa"/>
-              <w:left w:w="120" w:type="dxa"/>
-              <w:right w:w="120" w:type="dxa"/>
-            </w:tcMar>
-            <w:tcBorders>
-              <w:top w:val="single" w:sz="4" w:space="0" w:color="CCCCCC"/>
-              <w:bottom w:val="single" w:sz="4" w:space="0" w:color="CCCCCC"/>
-              <w:left w:val="single" w:sz="4" w:space="0" w:color="CCCCCC"/>
-              <w:right w:val="single" w:sz="4" w:space="0" w:color="CCCCCC"/>
-            </w:tcBorders>
-          </w:tcPr>
-          <w:p>
-            <w:pPr>
-              <w:spacing w:before="60" w:after="60" w:line="252" w:lineRule="auto"/>
-              <w:jc w:val="left"/>
-            </w:pPr>
-            <w:r/>
-            <w:r>
-              <w:rPr>
-                <w:b/>
-              </w:rPr>
-              <w:t>-0.25</w:t>
-            </w:r>
-          </w:p>
-        </w:tc>
-        <w:tc>
-          <w:tcPr>
-            <w:tcW w:type="dxa" w:w="1440"/>
-            <w:shd w:fill="FFFFFF"/>
-            <w:tcMar>
-              <w:top w:w="100" w:type="dxa"/>
-              <w:bottom w:w="100" w:type="dxa"/>
-              <w:left w:w="120" w:type="dxa"/>
-              <w:right w:w="120" w:type="dxa"/>
-            </w:tcMar>
-            <w:tcBorders>
-              <w:top w:val="single" w:sz="4" w:space="0" w:color="CCCCCC"/>
-              <w:bottom w:val="single" w:sz="4" w:space="0" w:color="CCCCCC"/>
-              <w:left w:val="single" w:sz="4" w:space="0" w:color="CCCCCC"/>
-              <w:right w:val="single" w:sz="4" w:space="0" w:color="CCCCCC"/>
-            </w:tcBorders>
-          </w:tcPr>
-          <w:p>
-            <w:pPr>
-              <w:spacing w:before="60" w:after="60" w:line="252" w:lineRule="auto"/>
-              <w:jc w:val="left"/>
-            </w:pPr>
-            <w:r/>
-            <w:r>
-              <w:t>BEAR</w:t>
-            </w:r>
-          </w:p>
-        </w:tc>
-      </w:tr>
-      <w:tr>
-        <w:tc>
-          <w:tcPr>
-            <w:tcW w:type="dxa" w:w="1584"/>
-            <w:shd w:fill="F8FAFC"/>
-            <w:tcMar>
-              <w:top w:w="100" w:type="dxa"/>
-              <w:bottom w:w="100" w:type="dxa"/>
-              <w:left w:w="120" w:type="dxa"/>
-              <w:right w:w="120" w:type="dxa"/>
-            </w:tcMar>
-            <w:tcBorders>
-              <w:top w:val="single" w:sz="4" w:space="0" w:color="CCCCCC"/>
-              <w:bottom w:val="single" w:sz="4" w:space="0" w:color="CCCCCC"/>
-              <w:left w:val="single" w:sz="4" w:space="0" w:color="CCCCCC"/>
-              <w:right w:val="single" w:sz="4" w:space="0" w:color="CCCCCC"/>
-            </w:tcBorders>
-          </w:tcPr>
-          <w:p>
-            <w:pPr>
-              <w:spacing w:before="60" w:after="60" w:line="252" w:lineRule="auto"/>
-              <w:jc w:val="left"/>
-            </w:pPr>
-            <w:r/>
-            <w:r>
-              <w:rPr>
-                <w:b/>
-              </w:rPr>
-              <w:t>Fri 18/09</w:t>
-            </w:r>
-          </w:p>
-        </w:tc>
-        <w:tc>
-          <w:tcPr>
-            <w:tcW w:type="dxa" w:w="864"/>
-            <w:shd w:fill="F8FAFC"/>
-            <w:tcMar>
-              <w:top w:w="100" w:type="dxa"/>
-              <w:bottom w:w="100" w:type="dxa"/>
-              <w:left w:w="120" w:type="dxa"/>
-              <w:right w:w="120" w:type="dxa"/>
-            </w:tcMar>
-            <w:tcBorders>
-              <w:top w:val="single" w:sz="4" w:space="0" w:color="CCCCCC"/>
-              <w:bottom w:val="single" w:sz="4" w:space="0" w:color="CCCCCC"/>
-              <w:left w:val="single" w:sz="4" w:space="0" w:color="CCCCCC"/>
-              <w:right w:val="single" w:sz="4" w:space="0" w:color="CCCCCC"/>
-            </w:tcBorders>
-          </w:tcPr>
-          <w:p>
-            <w:pPr>
-              <w:spacing w:before="60" w:after="60" w:line="252" w:lineRule="auto"/>
-              <w:jc w:val="left"/>
-            </w:pPr>
-            <w:r/>
-            <w:r>
-              <w:t>London 15-19</w:t>
-            </w:r>
-          </w:p>
-        </w:tc>
-        <w:tc>
-          <w:tcPr>
-            <w:tcW w:type="dxa" w:w="1440"/>
-            <w:shd w:fill="F8FAFC"/>
-            <w:tcMar>
-              <w:top w:w="100" w:type="dxa"/>
-              <w:bottom w:w="100" w:type="dxa"/>
-              <w:left w:w="120" w:type="dxa"/>
-              <w:right w:w="120" w:type="dxa"/>
-            </w:tcMar>
-            <w:tcBorders>
-              <w:top w:val="single" w:sz="4" w:space="0" w:color="CCCCCC"/>
-              <w:bottom w:val="single" w:sz="4" w:space="0" w:color="CCCCCC"/>
-              <w:left w:val="single" w:sz="4" w:space="0" w:color="CCCCCC"/>
-              <w:right w:val="single" w:sz="4" w:space="0" w:color="CCCCCC"/>
-            </w:tcBorders>
-          </w:tcPr>
-          <w:p>
-            <w:pPr>
-              <w:spacing w:before="60" w:after="60" w:line="252" w:lineRule="auto"/>
-              <w:jc w:val="left"/>
-            </w:pPr>
-            <w:r/>
-            <w:r>
-              <w:t>536.50</w:t>
-            </w:r>
-          </w:p>
-        </w:tc>
-        <w:tc>
-          <w:tcPr>
-            <w:tcW w:type="dxa" w:w="2016"/>
-            <w:shd w:fill="F8FAFC"/>
-            <w:tcMar>
-              <w:top w:w="100" w:type="dxa"/>
-              <w:bottom w:w="100" w:type="dxa"/>
-              <w:left w:w="120" w:type="dxa"/>
-              <w:right w:w="120" w:type="dxa"/>
-            </w:tcMar>
-            <w:tcBorders>
-              <w:top w:val="single" w:sz="4" w:space="0" w:color="CCCCCC"/>
-              <w:bottom w:val="single" w:sz="4" w:space="0" w:color="CCCCCC"/>
-              <w:left w:val="single" w:sz="4" w:space="0" w:color="CCCCCC"/>
-              <w:right w:val="single" w:sz="4" w:space="0" w:color="CCCCCC"/>
-            </w:tcBorders>
-          </w:tcPr>
-          <w:p>
-            <w:pPr>
-              <w:spacing w:before="60" w:after="60" w:line="252" w:lineRule="auto"/>
-              <w:jc w:val="left"/>
-            </w:pPr>
-            <w:r/>
-            <w:r>
-              <w:t>539.50</w:t>
-            </w:r>
-          </w:p>
-        </w:tc>
-        <w:tc>
-          <w:tcPr>
-            <w:tcW w:type="dxa" w:w="1152"/>
-            <w:shd w:fill="F8FAFC"/>
-            <w:tcMar>
-              <w:top w:w="100" w:type="dxa"/>
-              <w:bottom w:w="100" w:type="dxa"/>
-              <w:left w:w="120" w:type="dxa"/>
-              <w:right w:w="120" w:type="dxa"/>
-            </w:tcMar>
-            <w:tcBorders>
-              <w:top w:val="single" w:sz="4" w:space="0" w:color="CCCCCC"/>
-              <w:bottom w:val="single" w:sz="4" w:space="0" w:color="CCCCCC"/>
-              <w:left w:val="single" w:sz="4" w:space="0" w:color="CCCCCC"/>
-              <w:right w:val="single" w:sz="4" w:space="0" w:color="CCCCCC"/>
-            </w:tcBorders>
-          </w:tcPr>
-          <w:p>
-            <w:pPr>
-              <w:spacing w:before="60" w:after="60" w:line="252" w:lineRule="auto"/>
-              <w:jc w:val="left"/>
-            </w:pPr>
-            <w:r/>
-            <w:r>
-              <w:t>533.75</w:t>
-            </w:r>
-          </w:p>
-        </w:tc>
-        <w:tc>
-          <w:tcPr>
-            <w:tcW w:type="dxa" w:w="1728"/>
-            <w:shd w:fill="F8FAFC"/>
-            <w:tcMar>
-              <w:top w:w="100" w:type="dxa"/>
-              <w:bottom w:w="100" w:type="dxa"/>
-              <w:left w:w="120" w:type="dxa"/>
-              <w:right w:w="120" w:type="dxa"/>
-            </w:tcMar>
-            <w:tcBorders>
-              <w:top w:val="single" w:sz="4" w:space="0" w:color="CCCCCC"/>
-              <w:bottom w:val="single" w:sz="4" w:space="0" w:color="CCCCCC"/>
-              <w:left w:val="single" w:sz="4" w:space="0" w:color="CCCCCC"/>
-              <w:right w:val="single" w:sz="4" w:space="0" w:color="CCCCCC"/>
-            </w:tcBorders>
-          </w:tcPr>
-          <w:p>
-            <w:pPr>
-              <w:spacing w:before="60" w:after="60" w:line="252" w:lineRule="auto"/>
-              <w:jc w:val="left"/>
-            </w:pPr>
-            <w:r/>
-            <w:r>
-              <w:rPr>
-                <w:b/>
-              </w:rPr>
-              <w:t>536.75</w:t>
-            </w:r>
-          </w:p>
-        </w:tc>
-        <w:tc>
-          <w:tcPr>
-            <w:tcW w:type="dxa" w:w="3456"/>
-            <w:shd w:fill="F8FAFC"/>
-            <w:tcMar>
-              <w:top w:w="100" w:type="dxa"/>
-              <w:bottom w:w="100" w:type="dxa"/>
-              <w:left w:w="120" w:type="dxa"/>
-              <w:right w:w="120" w:type="dxa"/>
-            </w:tcMar>
-            <w:tcBorders>
-              <w:top w:val="single" w:sz="4" w:space="0" w:color="CCCCCC"/>
-              <w:bottom w:val="single" w:sz="4" w:space="0" w:color="CCCCCC"/>
-              <w:left w:val="single" w:sz="4" w:space="0" w:color="CCCCCC"/>
-              <w:right w:val="single" w:sz="4" w:space="0" w:color="CCCCCC"/>
-            </w:tcBorders>
-          </w:tcPr>
-          <w:p>
-            <w:pPr>
-              <w:spacing w:before="60" w:after="60" w:line="252" w:lineRule="auto"/>
-              <w:jc w:val="left"/>
-            </w:pPr>
-            <w:r/>
-            <w:r>
-              <w:rPr>
-                <w:b/>
-              </w:rPr>
-              <w:t>+0.25</w:t>
-            </w:r>
-          </w:p>
-        </w:tc>
-        <w:tc>
-          <w:tcPr>
-            <w:tcW w:type="dxa" w:w="1440"/>
-            <w:shd w:fill="F8FAFC"/>
-            <w:tcMar>
-              <w:top w:w="100" w:type="dxa"/>
-              <w:bottom w:w="100" w:type="dxa"/>
-              <w:left w:w="120" w:type="dxa"/>
-              <w:right w:w="120" w:type="dxa"/>
-            </w:tcMar>
-            <w:tcBorders>
-              <w:top w:val="single" w:sz="4" w:space="0" w:color="CCCCCC"/>
-              <w:bottom w:val="single" w:sz="4" w:space="0" w:color="CCCCCC"/>
-              <w:left w:val="single" w:sz="4" w:space="0" w:color="CCCCCC"/>
-              <w:right w:val="single" w:sz="4" w:space="0" w:color="CCCCCC"/>
-            </w:tcBorders>
-          </w:tcPr>
-          <w:p>
-            <w:pPr>
-              <w:spacing w:before="60" w:after="60" w:line="252" w:lineRule="auto"/>
-              <w:jc w:val="left"/>
-            </w:pPr>
-            <w:r/>
-            <w:r>
-              <w:t>BULL</w:t>
-            </w:r>
-          </w:p>
-        </w:tc>
-      </w:tr>
-      <w:tr>
-        <w:tc>
-          <w:tcPr>
-            <w:tcW w:type="dxa" w:w="1584"/>
-            <w:shd w:fill="FFFFFF"/>
-            <w:tcMar>
-              <w:top w:w="100" w:type="dxa"/>
-              <w:bottom w:w="100" w:type="dxa"/>
-              <w:left w:w="120" w:type="dxa"/>
-              <w:right w:w="120" w:type="dxa"/>
-            </w:tcMar>
-            <w:tcBorders>
-              <w:top w:val="single" w:sz="4" w:space="0" w:color="CCCCCC"/>
-              <w:bottom w:val="single" w:sz="4" w:space="0" w:color="CCCCCC"/>
-              <w:left w:val="single" w:sz="4" w:space="0" w:color="CCCCCC"/>
-              <w:right w:val="single" w:sz="4" w:space="0" w:color="CCCCCC"/>
-            </w:tcBorders>
-          </w:tcPr>
-          <w:p>
-            <w:pPr>
-              <w:spacing w:before="60" w:after="60" w:line="252" w:lineRule="auto"/>
-              <w:jc w:val="left"/>
-            </w:pPr>
-            <w:r/>
-            <w:r>
-              <w:rPr>
-                <w:b/>
-              </w:rPr>
-              <w:t>Fri 18/09</w:t>
-            </w:r>
-          </w:p>
-        </w:tc>
-        <w:tc>
-          <w:tcPr>
-            <w:tcW w:type="dxa" w:w="864"/>
-            <w:shd w:fill="FFFFFF"/>
-            <w:tcMar>
-              <w:top w:w="100" w:type="dxa"/>
-              <w:bottom w:w="100" w:type="dxa"/>
-              <w:left w:w="120" w:type="dxa"/>
-              <w:right w:w="120" w:type="dxa"/>
-            </w:tcMar>
-            <w:tcBorders>
-              <w:top w:val="single" w:sz="4" w:space="0" w:color="CCCCCC"/>
-              <w:bottom w:val="single" w:sz="4" w:space="0" w:color="CCCCCC"/>
-              <w:left w:val="single" w:sz="4" w:space="0" w:color="CCCCCC"/>
-              <w:right w:val="single" w:sz="4" w:space="0" w:color="CCCCCC"/>
-            </w:tcBorders>
-          </w:tcPr>
-          <w:p>
-            <w:pPr>
-              <w:spacing w:before="60" w:after="60" w:line="252" w:lineRule="auto"/>
-              <w:jc w:val="left"/>
-            </w:pPr>
-            <w:r/>
-            <w:r>
-              <w:t>Pre-NY 19-21</w:t>
-            </w:r>
-          </w:p>
-        </w:tc>
-        <w:tc>
-          <w:tcPr>
-            <w:tcW w:type="dxa" w:w="1440"/>
-            <w:shd w:fill="FFFFFF"/>
-            <w:tcMar>
-              <w:top w:w="100" w:type="dxa"/>
-              <w:bottom w:w="100" w:type="dxa"/>
-              <w:left w:w="120" w:type="dxa"/>
-              <w:right w:w="120" w:type="dxa"/>
-            </w:tcMar>
-            <w:tcBorders>
-              <w:top w:val="single" w:sz="4" w:space="0" w:color="CCCCCC"/>
-              <w:bottom w:val="single" w:sz="4" w:space="0" w:color="CCCCCC"/>
-              <w:left w:val="single" w:sz="4" w:space="0" w:color="CCCCCC"/>
-              <w:right w:val="single" w:sz="4" w:space="0" w:color="CCCCCC"/>
-            </w:tcBorders>
-          </w:tcPr>
-          <w:p>
-            <w:pPr>
-              <w:spacing w:before="60" w:after="60" w:line="252" w:lineRule="auto"/>
-              <w:jc w:val="left"/>
-            </w:pPr>
-            <w:r/>
-            <w:r>
-              <w:t>536.75</w:t>
-            </w:r>
-          </w:p>
-        </w:tc>
-        <w:tc>
-          <w:tcPr>
-            <w:tcW w:type="dxa" w:w="2016"/>
-            <w:shd w:fill="FFFFFF"/>
-            <w:tcMar>
-              <w:top w:w="100" w:type="dxa"/>
-              <w:bottom w:w="100" w:type="dxa"/>
-              <w:left w:w="120" w:type="dxa"/>
-              <w:right w:w="120" w:type="dxa"/>
-            </w:tcMar>
-            <w:tcBorders>
-              <w:top w:val="single" w:sz="4" w:space="0" w:color="CCCCCC"/>
-              <w:bottom w:val="single" w:sz="4" w:space="0" w:color="CCCCCC"/>
-              <w:left w:val="single" w:sz="4" w:space="0" w:color="CCCCCC"/>
-              <w:right w:val="single" w:sz="4" w:space="0" w:color="CCCCCC"/>
-            </w:tcBorders>
-          </w:tcPr>
-          <w:p>
-            <w:pPr>
-              <w:spacing w:before="60" w:after="60" w:line="252" w:lineRule="auto"/>
-              <w:jc w:val="left"/>
-            </w:pPr>
-            <w:r/>
-            <w:r>
-              <w:t>539.75</w:t>
-            </w:r>
-          </w:p>
-        </w:tc>
-        <w:tc>
-          <w:tcPr>
-            <w:tcW w:type="dxa" w:w="1152"/>
-            <w:shd w:fill="FFFFFF"/>
-            <w:tcMar>
-              <w:top w:w="100" w:type="dxa"/>
-              <w:bottom w:w="100" w:type="dxa"/>
-              <w:left w:w="120" w:type="dxa"/>
-              <w:right w:w="120" w:type="dxa"/>
-            </w:tcMar>
-            <w:tcBorders>
-              <w:top w:val="single" w:sz="4" w:space="0" w:color="CCCCCC"/>
-              <w:bottom w:val="single" w:sz="4" w:space="0" w:color="CCCCCC"/>
-              <w:left w:val="single" w:sz="4" w:space="0" w:color="CCCCCC"/>
-              <w:right w:val="single" w:sz="4" w:space="0" w:color="CCCCCC"/>
-            </w:tcBorders>
-          </w:tcPr>
-          <w:p>
-            <w:pPr>
-              <w:spacing w:before="60" w:after="60" w:line="252" w:lineRule="auto"/>
-              <w:jc w:val="left"/>
-            </w:pPr>
-            <w:r/>
-            <w:r>
-              <w:t>534.00</w:t>
-            </w:r>
-          </w:p>
-        </w:tc>
-        <w:tc>
-          <w:tcPr>
-            <w:tcW w:type="dxa" w:w="1728"/>
-            <w:shd w:fill="FFFFFF"/>
-            <w:tcMar>
-              <w:top w:w="100" w:type="dxa"/>
-              <w:bottom w:w="100" w:type="dxa"/>
-              <w:left w:w="120" w:type="dxa"/>
-              <w:right w:w="120" w:type="dxa"/>
-            </w:tcMar>
-            <w:tcBorders>
-              <w:top w:val="single" w:sz="4" w:space="0" w:color="CCCCCC"/>
-              <w:bottom w:val="single" w:sz="4" w:space="0" w:color="CCCCCC"/>
-              <w:left w:val="single" w:sz="4" w:space="0" w:color="CCCCCC"/>
-              <w:right w:val="single" w:sz="4" w:space="0" w:color="CCCCCC"/>
-            </w:tcBorders>
-          </w:tcPr>
-          <w:p>
-            <w:pPr>
-              <w:spacing w:before="60" w:after="60" w:line="252" w:lineRule="auto"/>
-              <w:jc w:val="left"/>
-            </w:pPr>
-            <w:r/>
-            <w:r>
-              <w:rPr>
-                <w:b/>
-              </w:rPr>
-              <w:t>536.75</w:t>
-            </w:r>
-          </w:p>
-        </w:tc>
-        <w:tc>
-          <w:tcPr>
-            <w:tcW w:type="dxa" w:w="3456"/>
-            <w:shd w:fill="FFFFFF"/>
-            <w:tcMar>
-              <w:top w:w="100" w:type="dxa"/>
-              <w:bottom w:w="100" w:type="dxa"/>
-              <w:left w:w="120" w:type="dxa"/>
-              <w:right w:w="120" w:type="dxa"/>
-            </w:tcMar>
-            <w:tcBorders>
-              <w:top w:val="single" w:sz="4" w:space="0" w:color="CCCCCC"/>
-              <w:bottom w:val="single" w:sz="4" w:space="0" w:color="CCCCCC"/>
-              <w:left w:val="single" w:sz="4" w:space="0" w:color="CCCCCC"/>
-              <w:right w:val="single" w:sz="4" w:space="0" w:color="CCCCCC"/>
-            </w:tcBorders>
-          </w:tcPr>
-          <w:p>
-            <w:pPr>
-              <w:spacing w:before="60" w:after="60" w:line="252" w:lineRule="auto"/>
-              <w:jc w:val="left"/>
-            </w:pPr>
-            <w:r/>
-            <w:r>
-              <w:rPr>
-                <w:b/>
-              </w:rPr>
-              <w:t>+0.00</w:t>
-            </w:r>
-          </w:p>
-        </w:tc>
-        <w:tc>
-          <w:tcPr>
-            <w:tcW w:type="dxa" w:w="1440"/>
-            <w:shd w:fill="FFFFFF"/>
-            <w:tcMar>
-              <w:top w:w="100" w:type="dxa"/>
-              <w:bottom w:w="100" w:type="dxa"/>
-              <w:left w:w="120" w:type="dxa"/>
-              <w:right w:w="120" w:type="dxa"/>
-            </w:tcMar>
-            <w:tcBorders>
-              <w:top w:val="single" w:sz="4" w:space="0" w:color="CCCCCC"/>
-              <w:bottom w:val="single" w:sz="4" w:space="0" w:color="CCCCCC"/>
-              <w:left w:val="single" w:sz="4" w:space="0" w:color="CCCCCC"/>
-              <w:right w:val="single" w:sz="4" w:space="0" w:color="CCCCCC"/>
-            </w:tcBorders>
-          </w:tcPr>
-          <w:p>
-            <w:pPr>
-              <w:spacing w:before="60" w:after="60" w:line="252" w:lineRule="auto"/>
-              <w:jc w:val="left"/>
-            </w:pPr>
-            <w:r/>
-            <w:r>
-              <w:t>BEAR</w:t>
-            </w:r>
-          </w:p>
-        </w:tc>
-      </w:tr>
-      <w:tr>
-        <w:tc>
-          <w:tcPr>
-            <w:tcW w:type="dxa" w:w="1584"/>
-            <w:shd w:fill="F8FAFC"/>
-            <w:tcMar>
-              <w:top w:w="100" w:type="dxa"/>
-              <w:bottom w:w="100" w:type="dxa"/>
-              <w:left w:w="120" w:type="dxa"/>
-              <w:right w:w="120" w:type="dxa"/>
-            </w:tcMar>
-            <w:tcBorders>
-              <w:top w:val="single" w:sz="4" w:space="0" w:color="CCCCCC"/>
-              <w:bottom w:val="single" w:sz="4" w:space="0" w:color="CCCCCC"/>
-              <w:left w:val="single" w:sz="4" w:space="0" w:color="CCCCCC"/>
-              <w:right w:val="single" w:sz="4" w:space="0" w:color="CCCCCC"/>
-            </w:tcBorders>
-          </w:tcPr>
-          <w:p>
-            <w:pPr>
-              <w:spacing w:before="60" w:after="60" w:line="252" w:lineRule="auto"/>
-              <w:jc w:val="left"/>
-            </w:pPr>
-            <w:r/>
-            <w:r>
-              <w:rPr>
-                <w:b/>
-              </w:rPr>
-              <w:t>Fri 18/09</w:t>
-            </w:r>
-          </w:p>
-        </w:tc>
-        <w:tc>
-          <w:tcPr>
-            <w:tcW w:type="dxa" w:w="864"/>
-            <w:shd w:fill="F8FAFC"/>
-            <w:tcMar>
-              <w:top w:w="100" w:type="dxa"/>
-              <w:bottom w:w="100" w:type="dxa"/>
-              <w:left w:w="120" w:type="dxa"/>
-              <w:right w:w="120" w:type="dxa"/>
-            </w:tcMar>
-            <w:tcBorders>
-              <w:top w:val="single" w:sz="4" w:space="0" w:color="CCCCCC"/>
-              <w:bottom w:val="single" w:sz="4" w:space="0" w:color="CCCCCC"/>
-              <w:left w:val="single" w:sz="4" w:space="0" w:color="CCCCCC"/>
-              <w:right w:val="single" w:sz="4" w:space="0" w:color="CCCCCC"/>
-            </w:tcBorders>
-          </w:tcPr>
-          <w:p>
-            <w:pPr>
-              <w:spacing w:before="60" w:after="60" w:line="252" w:lineRule="auto"/>
-              <w:jc w:val="left"/>
-            </w:pPr>
-            <w:r/>
-            <w:r>
-              <w:t>NY Open 21-23</w:t>
-            </w:r>
-          </w:p>
-        </w:tc>
-        <w:tc>
-          <w:tcPr>
-            <w:tcW w:type="dxa" w:w="1440"/>
-            <w:shd w:fill="F8FAFC"/>
-            <w:tcMar>
-              <w:top w:w="100" w:type="dxa"/>
-              <w:bottom w:w="100" w:type="dxa"/>
-              <w:left w:w="120" w:type="dxa"/>
-              <w:right w:w="120" w:type="dxa"/>
-            </w:tcMar>
-            <w:tcBorders>
-              <w:top w:val="single" w:sz="4" w:space="0" w:color="CCCCCC"/>
-              <w:bottom w:val="single" w:sz="4" w:space="0" w:color="CCCCCC"/>
-              <w:left w:val="single" w:sz="4" w:space="0" w:color="CCCCCC"/>
-              <w:right w:val="single" w:sz="4" w:space="0" w:color="CCCCCC"/>
-            </w:tcBorders>
-          </w:tcPr>
-          <w:p>
-            <w:pPr>
-              <w:spacing w:before="60" w:after="60" w:line="252" w:lineRule="auto"/>
-              <w:jc w:val="left"/>
-            </w:pPr>
-            <w:r/>
-            <w:r>
-              <w:t>536.75</w:t>
-            </w:r>
-          </w:p>
-        </w:tc>
-        <w:tc>
-          <w:tcPr>
-            <w:tcW w:type="dxa" w:w="2016"/>
-            <w:shd w:fill="F8FAFC"/>
-            <w:tcMar>
-              <w:top w:w="100" w:type="dxa"/>
-              <w:bottom w:w="100" w:type="dxa"/>
-              <w:left w:w="120" w:type="dxa"/>
-              <w:right w:w="120" w:type="dxa"/>
-            </w:tcMar>
-            <w:tcBorders>
-              <w:top w:val="single" w:sz="4" w:space="0" w:color="CCCCCC"/>
-              <w:bottom w:val="single" w:sz="4" w:space="0" w:color="CCCCCC"/>
-              <w:left w:val="single" w:sz="4" w:space="0" w:color="CCCCCC"/>
-              <w:right w:val="single" w:sz="4" w:space="0" w:color="CCCCCC"/>
-            </w:tcBorders>
-          </w:tcPr>
-          <w:p>
-            <w:pPr>
-              <w:spacing w:before="60" w:after="60" w:line="252" w:lineRule="auto"/>
-              <w:jc w:val="left"/>
-            </w:pPr>
-            <w:r/>
-            <w:r>
-              <w:t>540.75</w:t>
-            </w:r>
-          </w:p>
-        </w:tc>
-        <w:tc>
-          <w:tcPr>
-            <w:tcW w:type="dxa" w:w="1152"/>
-            <w:shd w:fill="F8FAFC"/>
-            <w:tcMar>
-              <w:top w:w="100" w:type="dxa"/>
-              <w:bottom w:w="100" w:type="dxa"/>
-              <w:left w:w="120" w:type="dxa"/>
-              <w:right w:w="120" w:type="dxa"/>
-            </w:tcMar>
-            <w:tcBorders>
-              <w:top w:val="single" w:sz="4" w:space="0" w:color="CCCCCC"/>
-              <w:bottom w:val="single" w:sz="4" w:space="0" w:color="CCCCCC"/>
-              <w:left w:val="single" w:sz="4" w:space="0" w:color="CCCCCC"/>
-              <w:right w:val="single" w:sz="4" w:space="0" w:color="CCCCCC"/>
-            </w:tcBorders>
-          </w:tcPr>
-          <w:p>
-            <w:pPr>
-              <w:spacing w:before="60" w:after="60" w:line="252" w:lineRule="auto"/>
-              <w:jc w:val="left"/>
-            </w:pPr>
-            <w:r/>
-            <w:r>
-              <w:t>533.25</w:t>
-            </w:r>
-          </w:p>
-        </w:tc>
-        <w:tc>
-          <w:tcPr>
-            <w:tcW w:type="dxa" w:w="1728"/>
-            <w:shd w:fill="F8FAFC"/>
             <w:tcMar>
               <w:top w:w="100" w:type="dxa"/>
               <w:bottom w:w="100" w:type="dxa"/>
@@ -20824,241 +21059,6 @@
                 <w:b/>
               </w:rPr>
               <w:t>537.25</w:t>
-            </w:r>
-          </w:p>
-        </w:tc>
-        <w:tc>
-          <w:tcPr>
-            <w:tcW w:type="dxa" w:w="3456"/>
-            <w:shd w:fill="F8FAFC"/>
-            <w:tcMar>
-              <w:top w:w="100" w:type="dxa"/>
-              <w:bottom w:w="100" w:type="dxa"/>
-              <w:left w:w="120" w:type="dxa"/>
-              <w:right w:w="120" w:type="dxa"/>
-            </w:tcMar>
-            <w:tcBorders>
-              <w:top w:val="single" w:sz="4" w:space="0" w:color="CCCCCC"/>
-              <w:bottom w:val="single" w:sz="4" w:space="0" w:color="CCCCCC"/>
-              <w:left w:val="single" w:sz="4" w:space="0" w:color="CCCCCC"/>
-              <w:right w:val="single" w:sz="4" w:space="0" w:color="CCCCCC"/>
-            </w:tcBorders>
-          </w:tcPr>
-          <w:p>
-            <w:pPr>
-              <w:spacing w:before="60" w:after="60" w:line="252" w:lineRule="auto"/>
-              <w:jc w:val="left"/>
-            </w:pPr>
-            <w:r/>
-            <w:r>
-              <w:rPr>
-                <w:b/>
-              </w:rPr>
-              <w:t>+0.50</w:t>
-            </w:r>
-          </w:p>
-        </w:tc>
-        <w:tc>
-          <w:tcPr>
-            <w:tcW w:type="dxa" w:w="1440"/>
-            <w:shd w:fill="F8FAFC"/>
-            <w:tcMar>
-              <w:top w:w="100" w:type="dxa"/>
-              <w:bottom w:w="100" w:type="dxa"/>
-              <w:left w:w="120" w:type="dxa"/>
-              <w:right w:w="120" w:type="dxa"/>
-            </w:tcMar>
-            <w:tcBorders>
-              <w:top w:val="single" w:sz="4" w:space="0" w:color="CCCCCC"/>
-              <w:bottom w:val="single" w:sz="4" w:space="0" w:color="CCCCCC"/>
-              <w:left w:val="single" w:sz="4" w:space="0" w:color="CCCCCC"/>
-              <w:right w:val="single" w:sz="4" w:space="0" w:color="CCCCCC"/>
-            </w:tcBorders>
-          </w:tcPr>
-          <w:p>
-            <w:pPr>
-              <w:spacing w:before="60" w:after="60" w:line="252" w:lineRule="auto"/>
-              <w:jc w:val="left"/>
-            </w:pPr>
-            <w:r/>
-            <w:r>
-              <w:t>BULL</w:t>
-            </w:r>
-          </w:p>
-        </w:tc>
-      </w:tr>
-      <w:tr>
-        <w:tc>
-          <w:tcPr>
-            <w:tcW w:type="dxa" w:w="1584"/>
-            <w:shd w:fill="FFFFFF"/>
-            <w:tcMar>
-              <w:top w:w="100" w:type="dxa"/>
-              <w:bottom w:w="100" w:type="dxa"/>
-              <w:left w:w="120" w:type="dxa"/>
-              <w:right w:w="120" w:type="dxa"/>
-            </w:tcMar>
-            <w:tcBorders>
-              <w:top w:val="single" w:sz="4" w:space="0" w:color="CCCCCC"/>
-              <w:bottom w:val="single" w:sz="4" w:space="0" w:color="CCCCCC"/>
-              <w:left w:val="single" w:sz="4" w:space="0" w:color="CCCCCC"/>
-              <w:right w:val="single" w:sz="4" w:space="0" w:color="CCCCCC"/>
-            </w:tcBorders>
-          </w:tcPr>
-          <w:p>
-            <w:pPr>
-              <w:spacing w:before="60" w:after="60" w:line="252" w:lineRule="auto"/>
-              <w:jc w:val="left"/>
-            </w:pPr>
-            <w:r/>
-            <w:r>
-              <w:rPr>
-                <w:b/>
-              </w:rPr>
-              <w:t>Fri 18/09</w:t>
-            </w:r>
-          </w:p>
-        </w:tc>
-        <w:tc>
-          <w:tcPr>
-            <w:tcW w:type="dxa" w:w="864"/>
-            <w:shd w:fill="FFFFFF"/>
-            <w:tcMar>
-              <w:top w:w="100" w:type="dxa"/>
-              <w:bottom w:w="100" w:type="dxa"/>
-              <w:left w:w="120" w:type="dxa"/>
-              <w:right w:w="120" w:type="dxa"/>
-            </w:tcMar>
-            <w:tcBorders>
-              <w:top w:val="single" w:sz="4" w:space="0" w:color="CCCCCC"/>
-              <w:bottom w:val="single" w:sz="4" w:space="0" w:color="CCCCCC"/>
-              <w:left w:val="single" w:sz="4" w:space="0" w:color="CCCCCC"/>
-              <w:right w:val="single" w:sz="4" w:space="0" w:color="CCCCCC"/>
-            </w:tcBorders>
-          </w:tcPr>
-          <w:p>
-            <w:pPr>
-              <w:spacing w:before="60" w:after="60" w:line="252" w:lineRule="auto"/>
-              <w:jc w:val="left"/>
-            </w:pPr>
-            <w:r/>
-            <w:r>
-              <w:t>NY Close 23-01</w:t>
-            </w:r>
-          </w:p>
-        </w:tc>
-        <w:tc>
-          <w:tcPr>
-            <w:tcW w:type="dxa" w:w="1440"/>
-            <w:shd w:fill="FFFFFF"/>
-            <w:tcMar>
-              <w:top w:w="100" w:type="dxa"/>
-              <w:bottom w:w="100" w:type="dxa"/>
-              <w:left w:w="120" w:type="dxa"/>
-              <w:right w:w="120" w:type="dxa"/>
-            </w:tcMar>
-            <w:tcBorders>
-              <w:top w:val="single" w:sz="4" w:space="0" w:color="CCCCCC"/>
-              <w:bottom w:val="single" w:sz="4" w:space="0" w:color="CCCCCC"/>
-              <w:left w:val="single" w:sz="4" w:space="0" w:color="CCCCCC"/>
-              <w:right w:val="single" w:sz="4" w:space="0" w:color="CCCCCC"/>
-            </w:tcBorders>
-          </w:tcPr>
-          <w:p>
-            <w:pPr>
-              <w:spacing w:before="60" w:after="60" w:line="252" w:lineRule="auto"/>
-              <w:jc w:val="left"/>
-            </w:pPr>
-            <w:r/>
-            <w:r>
-              <w:t>537.25</w:t>
-            </w:r>
-          </w:p>
-        </w:tc>
-        <w:tc>
-          <w:tcPr>
-            <w:tcW w:type="dxa" w:w="2016"/>
-            <w:shd w:fill="FFFFFF"/>
-            <w:tcMar>
-              <w:top w:w="100" w:type="dxa"/>
-              <w:bottom w:w="100" w:type="dxa"/>
-              <w:left w:w="120" w:type="dxa"/>
-              <w:right w:w="120" w:type="dxa"/>
-            </w:tcMar>
-            <w:tcBorders>
-              <w:top w:val="single" w:sz="4" w:space="0" w:color="CCCCCC"/>
-              <w:bottom w:val="single" w:sz="4" w:space="0" w:color="CCCCCC"/>
-              <w:left w:val="single" w:sz="4" w:space="0" w:color="CCCCCC"/>
-              <w:right w:val="single" w:sz="4" w:space="0" w:color="CCCCCC"/>
-            </w:tcBorders>
-          </w:tcPr>
-          <w:p>
-            <w:pPr>
-              <w:spacing w:before="60" w:after="60" w:line="252" w:lineRule="auto"/>
-              <w:jc w:val="left"/>
-            </w:pPr>
-            <w:r/>
-            <w:r>
-              <w:t>541.25</w:t>
-            </w:r>
-          </w:p>
-        </w:tc>
-        <w:tc>
-          <w:tcPr>
-            <w:tcW w:type="dxa" w:w="1152"/>
-            <w:shd w:fill="FFFFFF"/>
-            <w:tcMar>
-              <w:top w:w="100" w:type="dxa"/>
-              <w:bottom w:w="100" w:type="dxa"/>
-              <w:left w:w="120" w:type="dxa"/>
-              <w:right w:w="120" w:type="dxa"/>
-            </w:tcMar>
-            <w:tcBorders>
-              <w:top w:val="single" w:sz="4" w:space="0" w:color="CCCCCC"/>
-              <w:bottom w:val="single" w:sz="4" w:space="0" w:color="CCCCCC"/>
-              <w:left w:val="single" w:sz="4" w:space="0" w:color="CCCCCC"/>
-              <w:right w:val="single" w:sz="4" w:space="0" w:color="CCCCCC"/>
-            </w:tcBorders>
-          </w:tcPr>
-          <w:p>
-            <w:pPr>
-              <w:spacing w:before="60" w:after="60" w:line="252" w:lineRule="auto"/>
-              <w:jc w:val="left"/>
-            </w:pPr>
-            <w:r/>
-            <w:r>
-              <w:t>535.50</w:t>
-            </w:r>
-          </w:p>
-        </w:tc>
-        <w:tc>
-          <w:tcPr>
-            <w:tcW w:type="dxa" w:w="1728"/>
-            <w:shd w:fill="FFFFFF"/>
-            <w:tcMar>
-              <w:top w:w="100" w:type="dxa"/>
-              <w:bottom w:w="100" w:type="dxa"/>
-              <w:left w:w="120" w:type="dxa"/>
-              <w:right w:w="120" w:type="dxa"/>
-            </w:tcMar>
-            <w:tcBorders>
-              <w:top w:val="single" w:sz="4" w:space="0" w:color="CCCCCC"/>
-              <w:bottom w:val="single" w:sz="4" w:space="0" w:color="CCCCCC"/>
-              <w:left w:val="single" w:sz="4" w:space="0" w:color="CCCCCC"/>
-              <w:right w:val="single" w:sz="4" w:space="0" w:color="CCCCCC"/>
-            </w:tcBorders>
-          </w:tcPr>
-          <w:p>
-            <w:pPr>
-              <w:spacing w:before="60" w:after="60" w:line="252" w:lineRule="auto"/>
-              <w:jc w:val="left"/>
-            </w:pPr>
-            <w:r/>
-            <w:r>
-              <w:rPr>
-                <w:b/>
-              </w:rPr>
-              <w:t>537.00</w:t>
             </w:r>
           </w:p>
         </w:tc>
@@ -21781,7 +21781,7 @@
         <w:t>Giá Chốt Phiên (Close):</w:t>
       </w:r>
       <w:r>
-        <w:t xml:space="preserve"> 720.00 cents | </w:t>
+        <w:t xml:space="preserve"> 722.00 cents | </w:t>
       </w:r>
       <w:r>
         <w:rPr>
@@ -21796,10 +21796,10 @@
         <w:rPr>
           <w:b/>
         </w:rPr>
-        <w:t>`720.85 cents`</w:t>
+        <w:t>`722.99 cents`</w:t>
       </w:r>
       <w:r>
-        <w:t xml:space="preserve"> (+0.85).</w:t>
+        <w:t xml:space="preserve"> (+0.99).</w:t>
       </w:r>
     </w:p>
     <w:p>
@@ -21820,7 +21820,7 @@
         <w:rPr>
           <w:b/>
         </w:rPr>
-        <w:t>`6,255`</w:t>
+        <w:t>`6,779`</w:t>
       </w:r>
       <w:r>
         <w:t xml:space="preserve"> (Chênh lệch: </w:t>
@@ -21829,7 +21829,7 @@
         <w:rPr>
           <w:b/>
         </w:rPr>
-        <w:t>`+2,931`</w:t>
+        <w:t>`+3,455`</w:t>
       </w:r>
       <w:r>
         <w:t xml:space="preserve">) | OI: </w:t>
@@ -22163,7 +22163,7 @@
               <w:rPr>
                 <w:b/>
               </w:rPr>
-              <w:t>106.91</w:t>
+              <w:t>107.25</w:t>
             </w:r>
           </w:p>
         </w:tc>
@@ -22286,7 +22286,7 @@
               <w:rPr>
                 <w:b/>
               </w:rPr>
-              <w:t>99.43</w:t>
+              <w:t>99.44</w:t>
             </w:r>
           </w:p>
         </w:tc>
@@ -22921,7 +22921,7 @@
         <w:t xml:space="preserve"> EMA_21 </w:t>
       </w:r>
       <w:r>
-        <w:t xml:space="preserve"> (726.98) &lt; </w:t>
+        <w:t xml:space="preserve"> (727.16) &lt; </w:t>
       </w:r>
       <w:r>
         <w:rPr>
@@ -22932,7 +22932,7 @@
         <w:t xml:space="preserve"> EMA_50 </w:t>
       </w:r>
       <w:r>
-        <w:t xml:space="preserve"> (731.97).</w:t>
+        <w:t xml:space="preserve"> (732.05).</w:t>
       </w:r>
     </w:p>
     <w:p>
@@ -22953,7 +22953,7 @@
         <w:rPr>
           <w:b/>
         </w:rPr>
-        <w:t>`36.05`</w:t>
+        <w:t>`39.54`</w:t>
       </w:r>
       <w:r>
         <w:t xml:space="preserve"> | ATR (14) = </w:t>
@@ -22962,7 +22962,7 @@
         <w:rPr>
           <w:b/>
         </w:rPr>
-        <w:t>`4.62`</w:t>
+        <w:t>`4.92`</w:t>
       </w:r>
       <w:r>
         <w:t xml:space="preserve"> cents | Volatility = </w:t>
@@ -22971,7 +22971,7 @@
         <w:rPr>
           <w:b/>
         </w:rPr>
-        <w:t>`2.25 cents`</w:t>
+        <w:t>`4.50 cents`</w:t>
       </w:r>
       <w:r>
         <w:t>.</w:t>
@@ -23746,7 +23746,7 @@
           <w:b/>
           <w:color w:val="B91C1C"/>
         </w:rPr>
-        <w:t>`726.98 - 731.97 cents (Canh bán hồi kỹ thuật H1)`</w:t>
+        <w:t>`727.16 - 732.05 cents (Canh bán hồi kỹ thuật H1)`</w:t>
       </w:r>
       <w:r>
         <w:t xml:space="preserve"> | SL: </w:t>
@@ -23755,7 +23755,7 @@
         <w:rPr>
           <w:b/>
         </w:rPr>
-        <w:t>`801.94 cents (Trên kháng cự R2 + 1.5x ATR)`</w:t>
+        <w:t>`802.39 cents (Trên kháng cự R2 + 1.5x ATR)`</w:t>
       </w:r>
       <w:r>
         <w:t xml:space="preserve"> | TP: </w:t>
@@ -23826,7 +23826,7 @@
         <w:rPr>
           <w:b/>
         </w:rPr>
-        <w:t>`658.39 cents`</w:t>
+        <w:t>`658.09 cents`</w:t>
       </w:r>
       <w:r>
         <w:t xml:space="preserve"> | TP: </w:t>
@@ -23872,7 +23872,7 @@
         <w:rPr>
           <w:b/>
         </w:rPr>
-        <w:t>`753.36 cents`</w:t>
+        <w:t>`753.66 cents`</w:t>
       </w:r>
       <w:r>
         <w:t xml:space="preserve"> | TP: </w:t>
@@ -23921,7 +23921,7 @@
         <w:rPr>
           <w:b/>
         </w:rPr>
-        <w:t>`626.75 - 645.25 cents`</w:t>
+        <w:t>`625.55 - 645.25 cents`</w:t>
       </w:r>
     </w:p>
     <w:p>
@@ -24328,7 +24328,7 @@
             </w:pPr>
             <w:r/>
             <w:r>
-              <w:t>720.00</w:t>
+              <w:t>722.00</w:t>
             </w:r>
           </w:p>
         </w:tc>
@@ -24356,7 +24356,7 @@
             </w:pPr>
             <w:r/>
             <w:r>
-              <w:t>731.25</w:t>
+              <w:t>733.25</w:t>
             </w:r>
           </w:p>
         </w:tc>
@@ -24384,7 +24384,7 @@
             </w:pPr>
             <w:r/>
             <w:r>
-              <w:t>714.50</w:t>
+              <w:t>716.50</w:t>
             </w:r>
           </w:p>
         </w:tc>
@@ -24415,7 +24415,7 @@
               <w:rPr>
                 <w:b/>
               </w:rPr>
-              <w:t>719.25</w:t>
+              <w:t>721.25</w:t>
             </w:r>
           </w:p>
         </w:tc>
@@ -24563,7 +24563,7 @@
             </w:pPr>
             <w:r/>
             <w:r>
-              <w:t>719.25</w:t>
+              <w:t>721.25</w:t>
             </w:r>
           </w:p>
         </w:tc>
@@ -24591,7 +24591,7 @@
             </w:pPr>
             <w:r/>
             <w:r>
-              <w:t>726.75</w:t>
+              <w:t>728.75</w:t>
             </w:r>
           </w:p>
         </w:tc>
@@ -24619,7 +24619,7 @@
             </w:pPr>
             <w:r/>
             <w:r>
-              <w:t>713.25</w:t>
+              <w:t>715.25</w:t>
             </w:r>
           </w:p>
         </w:tc>
@@ -24650,7 +24650,7 @@
               <w:rPr>
                 <w:b/>
               </w:rPr>
-              <w:t>718.75</w:t>
+              <w:t>720.75</w:t>
             </w:r>
           </w:p>
         </w:tc>
@@ -24798,7 +24798,7 @@
             </w:pPr>
             <w:r/>
             <w:r>
-              <w:t>718.75</w:t>
+              <w:t>720.75</w:t>
             </w:r>
           </w:p>
         </w:tc>
@@ -24826,7 +24826,7 @@
             </w:pPr>
             <w:r/>
             <w:r>
-              <w:t>732.50</w:t>
+              <w:t>734.50</w:t>
             </w:r>
           </w:p>
         </w:tc>
@@ -24854,7 +24854,7 @@
             </w:pPr>
             <w:r/>
             <w:r>
-              <w:t>704.00</w:t>
+              <w:t>706.00</w:t>
             </w:r>
           </w:p>
         </w:tc>
@@ -24885,7 +24885,7 @@
               <w:rPr>
                 <w:b/>
               </w:rPr>
-              <w:t>720.75</w:t>
+              <w:t>722.75</w:t>
             </w:r>
           </w:p>
         </w:tc>
@@ -25033,7 +25033,7 @@
             </w:pPr>
             <w:r/>
             <w:r>
-              <w:t>720.75</w:t>
+              <w:t>722.75</w:t>
             </w:r>
           </w:p>
         </w:tc>
@@ -25061,7 +25061,7 @@
             </w:pPr>
             <w:r/>
             <w:r>
-              <w:t>734.00</w:t>
+              <w:t>736.00</w:t>
             </w:r>
           </w:p>
         </w:tc>
@@ -25089,7 +25089,7 @@
             </w:pPr>
             <w:r/>
             <w:r>
-              <w:t>712.50</w:t>
+              <w:t>714.50</w:t>
             </w:r>
           </w:p>
         </w:tc>
@@ -25120,7 +25120,7 @@
               <w:rPr>
                 <w:b/>
               </w:rPr>
-              <w:t>722.00</w:t>
+              <w:t>724.00</w:t>
             </w:r>
           </w:p>
         </w:tc>
@@ -25268,7 +25268,7 @@
             </w:pPr>
             <w:r/>
             <w:r>
-              <w:t>722.00</w:t>
+              <w:t>724.00</w:t>
             </w:r>
           </w:p>
         </w:tc>
@@ -25296,7 +25296,7 @@
             </w:pPr>
             <w:r/>
             <w:r>
-              <w:t>738.50</w:t>
+              <w:t>740.50</w:t>
             </w:r>
           </w:p>
         </w:tc>
@@ -25324,7 +25324,7 @@
             </w:pPr>
             <w:r/>
             <w:r>
-              <w:t>711.50</w:t>
+              <w:t>713.50</w:t>
             </w:r>
           </w:p>
         </w:tc>
@@ -25355,7 +25355,7 @@
               <w:rPr>
                 <w:b/>
               </w:rPr>
-              <w:t>726.50</w:t>
+              <w:t>728.50</w:t>
             </w:r>
           </w:p>
         </w:tc>
@@ -25503,7 +25503,7 @@
             </w:pPr>
             <w:r/>
             <w:r>
-              <w:t>726.50</w:t>
+              <w:t>728.50</w:t>
             </w:r>
           </w:p>
         </w:tc>
@@ -25531,7 +25531,7 @@
             </w:pPr>
             <w:r/>
             <w:r>
-              <w:t>734.25</w:t>
+              <w:t>736.25</w:t>
             </w:r>
           </w:p>
         </w:tc>
@@ -25559,7 +25559,7 @@
             </w:pPr>
             <w:r/>
             <w:r>
-              <w:t>715.50</w:t>
+              <w:t>717.50</w:t>
             </w:r>
           </w:p>
         </w:tc>
@@ -25590,7 +25590,7 @@
               <w:rPr>
                 <w:b/>
               </w:rPr>
-              <w:t>727.75</w:t>
+              <w:t>729.75</w:t>
             </w:r>
           </w:p>
         </w:tc>
@@ -25738,7 +25738,7 @@
             </w:pPr>
             <w:r/>
             <w:r>
-              <w:t>727.75</w:t>
+              <w:t>729.75</w:t>
             </w:r>
           </w:p>
         </w:tc>
@@ -25766,7 +25766,7 @@
             </w:pPr>
             <w:r/>
             <w:r>
-              <w:t>736.00</w:t>
+              <w:t>738.00</w:t>
             </w:r>
           </w:p>
         </w:tc>
@@ -25794,7 +25794,7 @@
             </w:pPr>
             <w:r/>
             <w:r>
-              <w:t>717.25</w:t>
+              <w:t>719.25</w:t>
             </w:r>
           </w:p>
         </w:tc>
@@ -25825,7 +25825,7 @@
               <w:rPr>
                 <w:b/>
               </w:rPr>
-              <w:t>729.50</w:t>
+              <w:t>731.50</w:t>
             </w:r>
           </w:p>
         </w:tc>
@@ -25973,7 +25973,7 @@
             </w:pPr>
             <w:r/>
             <w:r>
-              <w:t>729.50</w:t>
+              <w:t>731.50</w:t>
             </w:r>
           </w:p>
         </w:tc>
@@ -26001,7 +26001,7 @@
             </w:pPr>
             <w:r/>
             <w:r>
-              <w:t>741.75</w:t>
+              <w:t>743.75</w:t>
             </w:r>
           </w:p>
         </w:tc>
@@ -26029,7 +26029,7 @@
             </w:pPr>
             <w:r/>
             <w:r>
-              <w:t>719.75</w:t>
+              <w:t>721.75</w:t>
             </w:r>
           </w:p>
         </w:tc>
@@ -26060,7 +26060,7 @@
               <w:rPr>
                 <w:b/>
               </w:rPr>
-              <w:t>728.50</w:t>
+              <w:t>730.50</w:t>
             </w:r>
           </w:p>
         </w:tc>
@@ -26208,7 +26208,7 @@
             </w:pPr>
             <w:r/>
             <w:r>
-              <w:t>728.50</w:t>
+              <w:t>730.50</w:t>
             </w:r>
           </w:p>
         </w:tc>
@@ -26236,7 +26236,7 @@
             </w:pPr>
             <w:r/>
             <w:r>
-              <w:t>739.00</w:t>
+              <w:t>741.00</w:t>
             </w:r>
           </w:p>
         </w:tc>
@@ -26264,7 +26264,7 @@
             </w:pPr>
             <w:r/>
             <w:r>
-              <w:t>713.75</w:t>
+              <w:t>715.75</w:t>
             </w:r>
           </w:p>
         </w:tc>
@@ -26295,7 +26295,7 @@
               <w:rPr>
                 <w:b/>
               </w:rPr>
-              <w:t>730.75</w:t>
+              <w:t>732.75</w:t>
             </w:r>
           </w:p>
         </w:tc>
@@ -26443,7 +26443,7 @@
             </w:pPr>
             <w:r/>
             <w:r>
-              <w:t>730.75</w:t>
+              <w:t>732.75</w:t>
             </w:r>
           </w:p>
         </w:tc>
@@ -26471,7 +26471,7 @@
             </w:pPr>
             <w:r/>
             <w:r>
-              <w:t>741.25</w:t>
+              <w:t>743.25</w:t>
             </w:r>
           </w:p>
         </w:tc>
@@ -26499,7 +26499,7 @@
             </w:pPr>
             <w:r/>
             <w:r>
-              <w:t>724.50</w:t>
+              <w:t>726.50</w:t>
             </w:r>
           </w:p>
         </w:tc>
@@ -26530,7 +26530,7 @@
               <w:rPr>
                 <w:b/>
               </w:rPr>
-              <w:t>731.50</w:t>
+              <w:t>733.50</w:t>
             </w:r>
           </w:p>
         </w:tc>
@@ -26678,7 +26678,7 @@
             </w:pPr>
             <w:r/>
             <w:r>
-              <w:t>731.50</w:t>
+              <w:t>733.50</w:t>
             </w:r>
           </w:p>
         </w:tc>
@@ -26706,7 +26706,7 @@
             </w:pPr>
             <w:r/>
             <w:r>
-              <w:t>745.75</w:t>
+              <w:t>747.75</w:t>
             </w:r>
           </w:p>
         </w:tc>
@@ -26734,7 +26734,7 @@
             </w:pPr>
             <w:r/>
             <w:r>
-              <w:t>716.75</w:t>
+              <w:t>718.75</w:t>
             </w:r>
           </w:p>
         </w:tc>
@@ -26765,7 +26765,7 @@
               <w:rPr>
                 <w:b/>
               </w:rPr>
-              <w:t>733.50</w:t>
+              <w:t>735.50</w:t>
             </w:r>
           </w:p>
         </w:tc>
@@ -26913,7 +26913,7 @@
             </w:pPr>
             <w:r/>
             <w:r>
-              <w:t>733.50</w:t>
+              <w:t>735.50</w:t>
             </w:r>
           </w:p>
         </w:tc>
@@ -26941,7 +26941,7 @@
             </w:pPr>
             <w:r/>
             <w:r>
-              <w:t>740.00</w:t>
+              <w:t>742.00</w:t>
             </w:r>
           </w:p>
         </w:tc>
@@ -26969,7 +26969,7 @@
             </w:pPr>
             <w:r/>
             <w:r>
-              <w:t>726.75</w:t>
+              <w:t>728.75</w:t>
             </w:r>
           </w:p>
         </w:tc>
@@ -27000,7 +27000,7 @@
               <w:rPr>
                 <w:b/>
               </w:rPr>
-              <w:t>733.75</w:t>
+              <w:t>735.75</w:t>
             </w:r>
           </w:p>
         </w:tc>
@@ -27148,7 +27148,7 @@
             </w:pPr>
             <w:r/>
             <w:r>
-              <w:t>733.75</w:t>
+              <w:t>735.75</w:t>
             </w:r>
           </w:p>
         </w:tc>
@@ -27176,7 +27176,7 @@
             </w:pPr>
             <w:r/>
             <w:r>
-              <w:t>744.00</w:t>
+              <w:t>746.00</w:t>
             </w:r>
           </w:p>
         </w:tc>
@@ -27204,7 +27204,7 @@
             </w:pPr>
             <w:r/>
             <w:r>
-              <w:t>725.75</w:t>
+              <w:t>727.75</w:t>
             </w:r>
           </w:p>
         </w:tc>
@@ -27235,7 +27235,7 @@
               <w:rPr>
                 <w:b/>
               </w:rPr>
-              <w:t>734.25</w:t>
+              <w:t>736.25</w:t>
             </w:r>
           </w:p>
         </w:tc>
@@ -27383,7 +27383,7 @@
             </w:pPr>
             <w:r/>
             <w:r>
-              <w:t>734.25</w:t>
+              <w:t>736.25</w:t>
             </w:r>
           </w:p>
         </w:tc>
@@ -27411,7 +27411,7 @@
             </w:pPr>
             <w:r/>
             <w:r>
-              <w:t>741.25</w:t>
+              <w:t>743.25</w:t>
             </w:r>
           </w:p>
         </w:tc>
@@ -27439,7 +27439,7 @@
             </w:pPr>
             <w:r/>
             <w:r>
-              <w:t>728.25</w:t>
+              <w:t>730.25</w:t>
             </w:r>
           </w:p>
         </w:tc>
@@ -27470,7 +27470,7 @@
               <w:rPr>
                 <w:b/>
               </w:rPr>
-              <w:t>733.50</w:t>
+              <w:t>735.50</w:t>
             </w:r>
           </w:p>
         </w:tc>
@@ -27618,7 +27618,7 @@
             </w:pPr>
             <w:r/>
             <w:r>
-              <w:t>733.50</w:t>
+              <w:t>735.50</w:t>
             </w:r>
           </w:p>
         </w:tc>
@@ -27646,7 +27646,7 @@
             </w:pPr>
             <w:r/>
             <w:r>
-              <w:t>747.00</w:t>
+              <w:t>749.00</w:t>
             </w:r>
           </w:p>
         </w:tc>
@@ -27674,7 +27674,7 @@
             </w:pPr>
             <w:r/>
             <w:r>
-              <w:t>720.50</w:t>
+              <w:t>722.50</w:t>
             </w:r>
           </w:p>
         </w:tc>
@@ -27705,7 +27705,7 @@
               <w:rPr>
                 <w:b/>
               </w:rPr>
-              <w:t>735.25</w:t>
+              <w:t>737.25</w:t>
             </w:r>
           </w:p>
         </w:tc>
@@ -27853,7 +27853,7 @@
             </w:pPr>
             <w:r/>
             <w:r>
-              <w:t>735.25</w:t>
+              <w:t>737.25</w:t>
             </w:r>
           </w:p>
         </w:tc>
@@ -27881,7 +27881,7 @@
             </w:pPr>
             <w:r/>
             <w:r>
-              <w:t>744.50</w:t>
+              <w:t>746.50</w:t>
             </w:r>
           </w:p>
         </w:tc>
@@ -27909,7 +27909,7 @@
             </w:pPr>
             <w:r/>
             <w:r>
-              <w:t>724.50</w:t>
+              <w:t>726.50</w:t>
             </w:r>
           </w:p>
         </w:tc>
@@ -27940,7 +27940,7 @@
               <w:rPr>
                 <w:b/>
               </w:rPr>
-              <w:t>735.75</w:t>
+              <w:t>737.75</w:t>
             </w:r>
           </w:p>
         </w:tc>
@@ -28088,7 +28088,7 @@
             </w:pPr>
             <w:r/>
             <w:r>
-              <w:t>735.75</w:t>
+              <w:t>737.75</w:t>
             </w:r>
           </w:p>
         </w:tc>
@@ -28116,7 +28116,7 @@
             </w:pPr>
             <w:r/>
             <w:r>
-              <w:t>748.00</w:t>
+              <w:t>750.00</w:t>
             </w:r>
           </w:p>
         </w:tc>
@@ -28144,7 +28144,7 @@
             </w:pPr>
             <w:r/>
             <w:r>
-              <w:t>721.50</w:t>
+              <w:t>723.50</w:t>
             </w:r>
           </w:p>
         </w:tc>
@@ -28175,7 +28175,7 @@
               <w:rPr>
                 <w:b/>
               </w:rPr>
-              <w:t>734.25</w:t>
+              <w:t>736.25</w:t>
             </w:r>
           </w:p>
         </w:tc>
@@ -28323,7 +28323,7 @@
             </w:pPr>
             <w:r/>
             <w:r>
-              <w:t>734.25</w:t>
+              <w:t>736.25</w:t>
             </w:r>
           </w:p>
         </w:tc>
@@ -28351,7 +28351,7 @@
             </w:pPr>
             <w:r/>
             <w:r>
-              <w:t>741.25</w:t>
+              <w:t>743.25</w:t>
             </w:r>
           </w:p>
         </w:tc>
@@ -28379,7 +28379,7 @@
             </w:pPr>
             <w:r/>
             <w:r>
-              <w:t>724.75</w:t>
+              <w:t>726.75</w:t>
             </w:r>
           </w:p>
         </w:tc>
@@ -28410,7 +28410,7 @@
               <w:rPr>
                 <w:b/>
               </w:rPr>
-              <w:t>734.75</w:t>
+              <w:t>736.75</w:t>
             </w:r>
           </w:p>
         </w:tc>
@@ -28558,7 +28558,7 @@
             </w:pPr>
             <w:r/>
             <w:r>
-              <w:t>734.75</w:t>
+              <w:t>736.75</w:t>
             </w:r>
           </w:p>
         </w:tc>
@@ -28586,7 +28586,7 @@
             </w:pPr>
             <w:r/>
             <w:r>
-              <w:t>745.25</w:t>
+              <w:t>747.25</w:t>
             </w:r>
           </w:p>
         </w:tc>
@@ -28614,7 +28614,7 @@
             </w:pPr>
             <w:r/>
             <w:r>
-              <w:t>727.50</w:t>
+              <w:t>729.50</w:t>
             </w:r>
           </w:p>
         </w:tc>
@@ -28645,7 +28645,7 @@
               <w:rPr>
                 <w:b/>
               </w:rPr>
-              <w:t>734.50</w:t>
+              <w:t>736.50</w:t>
             </w:r>
           </w:p>
         </w:tc>
@@ -28793,7 +28793,7 @@
             </w:pPr>
             <w:r/>
             <w:r>
-              <w:t>734.50</w:t>
+              <w:t>736.50</w:t>
             </w:r>
           </w:p>
         </w:tc>
@@ -28821,7 +28821,7 @@
             </w:pPr>
             <w:r/>
             <w:r>
-              <w:t>744.25</w:t>
+              <w:t>746.25</w:t>
             </w:r>
           </w:p>
         </w:tc>
@@ -28849,7 +28849,7 @@
             </w:pPr>
             <w:r/>
             <w:r>
-              <w:t>724.75</w:t>
+              <w:t>726.75</w:t>
             </w:r>
           </w:p>
         </w:tc>
@@ -28880,7 +28880,7 @@
               <w:rPr>
                 <w:b/>
               </w:rPr>
-              <w:t>735.00</w:t>
+              <w:t>737.00</w:t>
             </w:r>
           </w:p>
         </w:tc>
@@ -29028,7 +29028,7 @@
             </w:pPr>
             <w:r/>
             <w:r>
-              <w:t>735.00</w:t>
+              <w:t>737.00</w:t>
             </w:r>
           </w:p>
         </w:tc>
@@ -29056,7 +29056,7 @@
             </w:pPr>
             <w:r/>
             <w:r>
-              <w:t>745.75</w:t>
+              <w:t>747.75</w:t>
             </w:r>
           </w:p>
         </w:tc>
@@ -29084,7 +29084,7 @@
             </w:pPr>
             <w:r/>
             <w:r>
-              <w:t>727.75</w:t>
+              <w:t>729.75</w:t>
             </w:r>
           </w:p>
         </w:tc>
@@ -29115,7 +29115,7 @@
               <w:rPr>
                 <w:b/>
               </w:rPr>
-              <w:t>735.75</w:t>
+              <w:t>737.75</w:t>
             </w:r>
           </w:p>
         </w:tc>
@@ -29263,7 +29263,7 @@
             </w:pPr>
             <w:r/>
             <w:r>
-              <w:t>735.75</w:t>
+              <w:t>737.75</w:t>
             </w:r>
           </w:p>
         </w:tc>
@@ -29291,7 +29291,7 @@
             </w:pPr>
             <w:r/>
             <w:r>
-              <w:t>742.25</w:t>
+              <w:t>744.25</w:t>
             </w:r>
           </w:p>
         </w:tc>
@@ -29319,7 +29319,7 @@
             </w:pPr>
             <w:r/>
             <w:r>
-              <w:t>727.25</w:t>
+              <w:t>729.25</w:t>
             </w:r>
           </w:p>
         </w:tc>
@@ -29350,7 +29350,7 @@
               <w:rPr>
                 <w:b/>
               </w:rPr>
-              <w:t>736.25</w:t>
+              <w:t>738.25</w:t>
             </w:r>
           </w:p>
         </w:tc>
@@ -29498,7 +29498,7 @@
             </w:pPr>
             <w:r/>
             <w:r>
-              <w:t>736.25</w:t>
+              <w:t>738.25</w:t>
             </w:r>
           </w:p>
         </w:tc>
@@ -29526,7 +29526,7 @@
             </w:pPr>
             <w:r/>
             <w:r>
-              <w:t>747.25</w:t>
+              <w:t>749.25</w:t>
             </w:r>
           </w:p>
         </w:tc>
@@ -29554,7 +29554,7 @@
             </w:pPr>
             <w:r/>
             <w:r>
-              <w:t>724.50</w:t>
+              <w:t>726.50</w:t>
             </w:r>
           </w:p>
         </w:tc>
@@ -29585,7 +29585,7 @@
               <w:rPr>
                 <w:b/>
               </w:rPr>
-              <w:t>739.75</w:t>
+              <w:t>741.75</w:t>
             </w:r>
           </w:p>
         </w:tc>
@@ -29733,7 +29733,7 @@
             </w:pPr>
             <w:r/>
             <w:r>
-              <w:t>739.75</w:t>
+              <w:t>741.75</w:t>
             </w:r>
           </w:p>
         </w:tc>
@@ -29761,7 +29761,7 @@
             </w:pPr>
             <w:r/>
             <w:r>
-              <w:t>745.25</w:t>
+              <w:t>747.25</w:t>
             </w:r>
           </w:p>
         </w:tc>
@@ -29789,7 +29789,7 @@
             </w:pPr>
             <w:r/>
             <w:r>
-              <w:t>732.00</w:t>
+              <w:t>734.00</w:t>
             </w:r>
           </w:p>
         </w:tc>
@@ -29820,7 +29820,7 @@
               <w:rPr>
                 <w:b/>
               </w:rPr>
-              <w:t>740.50</w:t>
+              <w:t>742.50</w:t>
             </w:r>
           </w:p>
         </w:tc>
@@ -29968,7 +29968,7 @@
             </w:pPr>
             <w:r/>
             <w:r>
-              <w:t>740.50</w:t>
+              <w:t>742.50</w:t>
             </w:r>
           </w:p>
         </w:tc>
@@ -29996,7 +29996,7 @@
             </w:pPr>
             <w:r/>
             <w:r>
-              <w:t>749.75</w:t>
+              <w:t>751.75</w:t>
             </w:r>
           </w:p>
         </w:tc>
@@ -30024,7 +30024,7 @@
             </w:pPr>
             <w:r/>
             <w:r>
-              <w:t>734.00</w:t>
+              <w:t>736.00</w:t>
             </w:r>
           </w:p>
         </w:tc>
@@ -30055,7 +30055,7 @@
               <w:rPr>
                 <w:b/>
               </w:rPr>
-              <w:t>739.75</w:t>
+              <w:t>741.75</w:t>
             </w:r>
           </w:p>
         </w:tc>
@@ -30203,7 +30203,7 @@
             </w:pPr>
             <w:r/>
             <w:r>
-              <w:t>739.75</w:t>
+              <w:t>741.75</w:t>
             </w:r>
           </w:p>
         </w:tc>
@@ -30231,7 +30231,7 @@
             </w:pPr>
             <w:r/>
             <w:r>
-              <w:t>747.25</w:t>
+              <w:t>749.25</w:t>
             </w:r>
           </w:p>
         </w:tc>
@@ -30259,7 +30259,7 @@
             </w:pPr>
             <w:r/>
             <w:r>
-              <w:t>733.75</w:t>
+              <w:t>735.75</w:t>
             </w:r>
           </w:p>
         </w:tc>
@@ -30290,7 +30290,7 @@
               <w:rPr>
                 <w:b/>
               </w:rPr>
-              <w:t>738.75</w:t>
+              <w:t>740.75</w:t>
             </w:r>
           </w:p>
         </w:tc>
@@ -30438,7 +30438,7 @@
             </w:pPr>
             <w:r/>
             <w:r>
-              <w:t>738.75</w:t>
+              <w:t>740.75</w:t>
             </w:r>
           </w:p>
         </w:tc>
@@ -30466,7 +30466,7 @@
             </w:pPr>
             <w:r/>
             <w:r>
-              <w:t>745.75</w:t>
+              <w:t>747.75</w:t>
             </w:r>
           </w:p>
         </w:tc>
@@ -30494,7 +30494,7 @@
             </w:pPr>
             <w:r/>
             <w:r>
-              <w:t>725.25</w:t>
+              <w:t>727.25</w:t>
             </w:r>
           </w:p>
         </w:tc>
@@ -30525,7 +30525,7 @@
               <w:rPr>
                 <w:b/>
               </w:rPr>
-              <w:t>739.50</w:t>
+              <w:t>741.50</w:t>
             </w:r>
           </w:p>
         </w:tc>
@@ -30673,7 +30673,7 @@
             </w:pPr>
             <w:r/>
             <w:r>
-              <w:t>739.50</w:t>
+              <w:t>741.50</w:t>
             </w:r>
           </w:p>
         </w:tc>
@@ -30701,7 +30701,7 @@
             </w:pPr>
             <w:r/>
             <w:r>
-              <w:t>748.75</w:t>
+              <w:t>750.75</w:t>
             </w:r>
           </w:p>
         </w:tc>
@@ -30729,7 +30729,7 @@
             </w:pPr>
             <w:r/>
             <w:r>
-              <w:t>732.25</w:t>
+              <w:t>734.25</w:t>
             </w:r>
           </w:p>
         </w:tc>
@@ -30760,7 +30760,7 @@
               <w:rPr>
                 <w:b/>
               </w:rPr>
-              <w:t>739.25</w:t>
+              <w:t>741.25</w:t>
             </w:r>
           </w:p>
         </w:tc>
@@ -30908,7 +30908,7 @@
             </w:pPr>
             <w:r/>
             <w:r>
-              <w:t>739.25</w:t>
+              <w:t>741.25</w:t>
             </w:r>
           </w:p>
         </w:tc>
@@ -30936,7 +30936,7 @@
             </w:pPr>
             <w:r/>
             <w:r>
-              <w:t>747.75</w:t>
+              <w:t>749.75</w:t>
             </w:r>
           </w:p>
         </w:tc>
@@ -30964,7 +30964,7 @@
             </w:pPr>
             <w:r/>
             <w:r>
-              <w:t>725.25</w:t>
+              <w:t>727.25</w:t>
             </w:r>
           </w:p>
         </w:tc>
@@ -30995,7 +30995,7 @@
               <w:rPr>
                 <w:b/>
               </w:rPr>
-              <w:t>741.00</w:t>
+              <w:t>743.00</w:t>
             </w:r>
           </w:p>
         </w:tc>
@@ -31143,7 +31143,7 @@
             </w:pPr>
             <w:r/>
             <w:r>
-              <w:t>741.00</w:t>
+              <w:t>743.00</w:t>
             </w:r>
           </w:p>
         </w:tc>
@@ -31171,7 +31171,7 @@
             </w:pPr>
             <w:r/>
             <w:r>
-              <w:t>747.25</w:t>
+              <w:t>749.25</w:t>
             </w:r>
           </w:p>
         </w:tc>
@@ -31199,7 +31199,7 @@
             </w:pPr>
             <w:r/>
             <w:r>
-              <w:t>734.50</w:t>
+              <w:t>736.50</w:t>
             </w:r>
           </w:p>
         </w:tc>
@@ -31230,7 +31230,7 @@
               <w:rPr>
                 <w:b/>
               </w:rPr>
-              <w:t>740.25</w:t>
+              <w:t>742.25</w:t>
             </w:r>
           </w:p>
         </w:tc>

--- a/Daily Reports/14_09_2026-CBOT Reports.docx
+++ b/Daily Reports/14_09_2026-CBOT Reports.docx
@@ -104,7 +104,7 @@
           <w:color w:val="5C768D"/>
           <w:sz w:val="19"/>
         </w:rPr>
-        <w:t>Cập nhật tự động qua `macro_tracker.py` vào lúc 14:01 ICT ngày 14/09/2026</w:t>
+        <w:t>Cập nhật tự động qua `macro_tracker.py` vào lúc 17:21 ICT ngày 14/09/2026</w:t>
       </w:r>
     </w:p>
     <w:tbl>
@@ -313,7 +313,7 @@
               <w:rPr>
                 <w:b/>
               </w:rPr>
-              <w:t>107.25 / thùng</w:t>
+              <w:t>107.43 / thùng</w:t>
             </w:r>
           </w:p>
         </w:tc>
@@ -442,7 +442,7 @@
               <w:rPr>
                 <w:b/>
               </w:rPr>
-              <w:t>99.44</w:t>
+              <w:t>99.58</w:t>
             </w:r>
           </w:p>
         </w:tc>
@@ -1218,7 +1218,7 @@
         <w:rPr>
           <w:b/>
         </w:rPr>
-        <w:t>`107.25` (+0.00%)</w:t>
+        <w:t>`107.43` (+0.00%)</w:t>
       </w:r>
       <w:r>
         <w:t xml:space="preserve"> | DXY: </w:t>
@@ -1227,7 +1227,7 @@
         <w:rPr>
           <w:b/>
         </w:rPr>
-        <w:t>`99.44` (+0.00%)</w:t>
+        <w:t>`99.58` (+0.00%)</w:t>
       </w:r>
       <w:r>
         <w:t xml:space="preserve"> | Lúa mì CBOT: </w:t>
@@ -1236,7 +1236,7 @@
         <w:rPr>
           <w:b/>
         </w:rPr>
-        <w:t>`722.00` (+0.00%)</w:t>
+        <w:t>`730.00` (+0.00%)</w:t>
       </w:r>
       <w:r>
         <w:t>.</w:t>
@@ -1306,7 +1306,7 @@
           <w:color w:val="5C768D"/>
           <w:sz w:val="19"/>
         </w:rPr>
-        <w:t>Cập nhật tự động lúc 14:01 ICT ngày 14/09/2026 — Nguồn: NOAA, USDA, BOM Australia</w:t>
+        <w:t>Cập nhật tự động lúc 17:21 ICT ngày 14/09/2026 — Nguồn: NOAA, USDA, BOM Australia</w:t>
       </w:r>
     </w:p>
     <w:p>
@@ -3574,7 +3574,7 @@
               <w:rPr>
                 <w:b/>
               </w:rPr>
-              <w:t>527.00</w:t>
+              <w:t>529.00</w:t>
             </w:r>
           </w:p>
         </w:tc>
@@ -3605,7 +3605,7 @@
               <w:rPr>
                 <w:b/>
               </w:rPr>
-              <w:t>528.38 (+1.38)</w:t>
+              <w:t>530.11 (+1.11)</w:t>
             </w:r>
           </w:p>
         </w:tc>
@@ -3633,7 +3633,7 @@
             </w:pPr>
             <w:r/>
             <w:r>
-              <w:t>Bearish (529.02 &lt; 530.02)</w:t>
+              <w:t>Bearish (529.12 &lt; 529.92)</w:t>
             </w:r>
           </w:p>
         </w:tc>
@@ -3661,7 +3661,7 @@
             </w:pPr>
             <w:r/>
             <w:r>
-              <w:t>1.50 cents</w:t>
+              <w:t>0.75 cents</w:t>
             </w:r>
           </w:p>
         </w:tc>
@@ -3822,7 +3822,7 @@
               <w:rPr>
                 <w:b/>
               </w:rPr>
-              <w:t>722.00</w:t>
+              <w:t>730.00</w:t>
             </w:r>
           </w:p>
         </w:tc>
@@ -3853,7 +3853,7 @@
               <w:rPr>
                 <w:b/>
               </w:rPr>
-              <w:t>722.99 (+0.99)</w:t>
+              <w:t>731.10 (+1.10)</w:t>
             </w:r>
           </w:p>
         </w:tc>
@@ -3881,7 +3881,7 @@
             </w:pPr>
             <w:r/>
             <w:r>
-              <w:t>Bearish (727.16 &lt; 732.05)</w:t>
+              <w:t>Bearish (727.44 &lt; 731.44)</w:t>
             </w:r>
           </w:p>
         </w:tc>
@@ -3909,7 +3909,7 @@
             </w:pPr>
             <w:r/>
             <w:r>
-              <w:t>4.50 cents</w:t>
+              <w:t>3.00 cents</w:t>
             </w:r>
           </w:p>
         </w:tc>
@@ -4347,7 +4347,7 @@
                 <w:b/>
                 <w:color w:val="15803D"/>
               </w:rPr>
-              <w:t>525.00 - 529.02 cents (Canh mua vùng hỗ trợ)</w:t>
+              <w:t>527.00 - 529.12 cents (Canh mua vùng hỗ trợ)</w:t>
             </w:r>
           </w:p>
         </w:tc>
@@ -4378,7 +4378,7 @@
               <w:rPr>
                 <w:b/>
               </w:rPr>
-              <w:t>452.57 cents (Dưới cản S2 + 1.5x ATR)</w:t>
+              <w:t>453.54 cents (Dưới cản S2 + 1.5x ATR)</w:t>
             </w:r>
           </w:p>
         </w:tc>
@@ -4414,7 +4414,7 @@
                 <w:color w:val="D97706"/>
                 <w:sz w:val="19"/>
               </w:rPr>
-              <w:t xml:space="preserve"> 529.00 cents </w:t>
+              <w:t xml:space="preserve"> 533.50 cents </w:t>
             </w:r>
             <w:r>
               <w:t xml:space="preserve"> / TP2: </w:t>
@@ -4528,7 +4528,7 @@
                 <w:b/>
                 <w:color w:val="15803D"/>
               </w:rPr>
-              <w:t>Long trung hạn (Swing) (ZCZ26)</w:t>
+              <w:t>Long trung hạn (Swing) (ZCH27)</w:t>
             </w:r>
           </w:p>
         </w:tc>
@@ -4559,7 +4559,7 @@
               <w:rPr>
                 <w:b/>
               </w:rPr>
-              <w:t>523.50 - 525.00 cents</w:t>
+              <w:t>541.75 - 543.25 cents</w:t>
             </w:r>
           </w:p>
         </w:tc>
@@ -4590,7 +4590,7 @@
               <w:rPr>
                 <w:b/>
               </w:rPr>
-              <w:t>454.21 cents (Chống quét SL tuyệt đối)</w:t>
+              <w:t>470.81 cents (Chống quét SL tuyệt đối)</w:t>
             </w:r>
           </w:p>
         </w:tc>
@@ -4621,7 +4621,7 @@
               <w:rPr>
                 <w:b/>
               </w:rPr>
-              <w:t>548.75 cents (Ăn trọn biên độ ngô ~10.5 giá)</w:t>
+              <w:t>563.00 cents (Ăn trọn biên độ ngô ~10.5 giá)</w:t>
             </w:r>
           </w:p>
         </w:tc>
@@ -4721,7 +4721,7 @@
                 <w:b/>
                 <w:color w:val="B91C1C"/>
               </w:rPr>
-              <w:t>Short trung hạn (Swing) (ZCZ26)</w:t>
+              <w:t>Short trung hạn (Swing) (ZCH27)</w:t>
             </w:r>
           </w:p>
         </w:tc>
@@ -4752,7 +4752,7 @@
               <w:rPr>
                 <w:b/>
               </w:rPr>
-              <w:t>529.00 - 530.50 cents</w:t>
+              <w:t>549.00 - 550.50 cents</w:t>
             </w:r>
           </w:p>
         </w:tc>
@@ -4783,7 +4783,7 @@
               <w:rPr>
                 <w:b/>
               </w:rPr>
-              <w:t>532.29 cents</w:t>
+              <w:t>551.44 cents</w:t>
             </w:r>
           </w:p>
         </w:tc>
@@ -4814,7 +4814,7 @@
               <w:rPr>
                 <w:b/>
               </w:rPr>
-              <w:t>458.50 cents</w:t>
+              <w:t>474.25 cents</w:t>
             </w:r>
           </w:p>
         </w:tc>
@@ -4945,7 +4945,7 @@
               <w:rPr>
                 <w:b/>
               </w:rPr>
-              <w:t>444.34 - 457.50 cents</w:t>
+              <w:t>446.94 - 457.50 cents</w:t>
             </w:r>
           </w:p>
         </w:tc>
@@ -5126,7 +5126,7 @@
                 <w:b/>
                 <w:color w:val="B91C1C"/>
               </w:rPr>
-              <w:t>727.16 - 732.05 cents (Canh bán hồi kỹ thuật H1)</w:t>
+              <w:t>727.44 - 731.44 cents (Canh bán hồi kỹ thuật H1)</w:t>
             </w:r>
           </w:p>
         </w:tc>
@@ -5157,7 +5157,7 @@
               <w:rPr>
                 <w:b/>
               </w:rPr>
-              <w:t>802.39 cents (Trên kháng cự R2 + 1.5x ATR)</w:t>
+              <w:t>802.13 cents (Trên kháng cự R2 + 1.5x ATR)</w:t>
             </w:r>
           </w:p>
         </w:tc>
@@ -5193,7 +5193,7 @@
                 <w:color w:val="D97706"/>
                 <w:sz w:val="19"/>
               </w:rPr>
-              <w:t xml:space="preserve"> 716.25 cents </w:t>
+              <w:t xml:space="preserve"> 725.25 cents </w:t>
             </w:r>
             <w:r>
               <w:t xml:space="preserve"> / TP2: </w:t>
@@ -5304,7 +5304,7 @@
                 <w:b/>
                 <w:color w:val="15803D"/>
               </w:rPr>
-              <w:t>Long trung hạn (Swing) (ZWH27)</w:t>
+              <w:t>Long trung hạn (Swing) (ZWZ26)</w:t>
             </w:r>
           </w:p>
         </w:tc>
@@ -5335,7 +5335,7 @@
               <w:rPr>
                 <w:b/>
               </w:rPr>
-              <w:t>730.75 - 732.75 cents</w:t>
+              <w:t>723.25 - 725.25 cents</w:t>
             </w:r>
           </w:p>
         </w:tc>
@@ -5366,7 +5366,7 @@
               <w:rPr>
                 <w:b/>
               </w:rPr>
-              <w:t>658.09 cents</w:t>
+              <w:t>640.50 cents</w:t>
             </w:r>
           </w:p>
         </w:tc>
@@ -5397,7 +5397,7 @@
               <w:rPr>
                 <w:b/>
               </w:rPr>
-              <w:t>749.00 cents (Đón sóng hồi trung hạn ~14.5 giá)</w:t>
+              <w:t>733.00 cents (Đón sóng hồi trung hạn ~14.5 giá)</w:t>
             </w:r>
           </w:p>
         </w:tc>
@@ -5497,7 +5497,7 @@
                 <w:b/>
                 <w:color w:val="B91C1C"/>
               </w:rPr>
-              <w:t>Short trung hạn (Swing) (ZWH27)</w:t>
+              <w:t>Short trung hạn (Swing) (ZWZ26)</w:t>
             </w:r>
           </w:p>
         </w:tc>
@@ -5528,7 +5528,7 @@
               <w:rPr>
                 <w:b/>
               </w:rPr>
-              <w:t>749.00 - 751.00 cents</w:t>
+              <w:t>733.00 - 735.00 cents</w:t>
             </w:r>
           </w:p>
         </w:tc>
@@ -5559,7 +5559,7 @@
               <w:rPr>
                 <w:b/>
               </w:rPr>
-              <w:t>753.66 cents</w:t>
+              <w:t>737.75 cents</w:t>
             </w:r>
           </w:p>
         </w:tc>
@@ -5590,7 +5590,7 @@
               <w:rPr>
                 <w:b/>
               </w:rPr>
-              <w:t>662.75 cents (Thuận xu hướng giảm ngắn hạn)</w:t>
+              <w:t>645.25 cents (Thuận xu hướng giảm ngắn hạn)</w:t>
             </w:r>
           </w:p>
         </w:tc>
@@ -5721,7 +5721,7 @@
               <w:rPr>
                 <w:b/>
               </w:rPr>
-              <w:t>625.55 - 645.25 cents</w:t>
+              <w:t>626.24 - 645.25 cents</w:t>
             </w:r>
           </w:p>
         </w:tc>
@@ -11599,7 +11599,7 @@
         <w:t>Giá Chốt Phiên (Close):</w:t>
       </w:r>
       <w:r>
-        <w:t xml:space="preserve"> 527.00 cents | </w:t>
+        <w:t xml:space="preserve"> 529.00 cents | </w:t>
       </w:r>
       <w:r>
         <w:rPr>
@@ -11614,10 +11614,10 @@
         <w:rPr>
           <w:b/>
         </w:rPr>
-        <w:t>`528.38 cents`</w:t>
+        <w:t>`530.11 cents`</w:t>
       </w:r>
       <w:r>
-        <w:t xml:space="preserve"> (+1.38).</w:t>
+        <w:t xml:space="preserve"> (+1.11).</w:t>
       </w:r>
     </w:p>
     <w:p>
@@ -11638,7 +11638,7 @@
         <w:rPr>
           <w:b/>
         </w:rPr>
-        <w:t>`20,006`</w:t>
+        <w:t>`30,441`</w:t>
       </w:r>
       <w:r>
         <w:t xml:space="preserve"> (Chênh lệch: </w:t>
@@ -11647,7 +11647,7 @@
         <w:rPr>
           <w:b/>
         </w:rPr>
-        <w:t>`+6,755`</w:t>
+        <w:t>`+17,190`</w:t>
       </w:r>
       <w:r>
         <w:t xml:space="preserve">) | OI: </w:t>
@@ -11981,7 +11981,7 @@
               <w:rPr>
                 <w:b/>
               </w:rPr>
-              <w:t>107.25</w:t>
+              <w:t>107.43</w:t>
             </w:r>
           </w:p>
         </w:tc>
@@ -12104,7 +12104,7 @@
               <w:rPr>
                 <w:b/>
               </w:rPr>
-              <w:t>99.44</w:t>
+              <w:t>99.58</w:t>
             </w:r>
           </w:p>
         </w:tc>
@@ -12739,7 +12739,7 @@
         <w:t xml:space="preserve"> EMA_21 </w:t>
       </w:r>
       <w:r>
-        <w:t xml:space="preserve"> (529.02) &lt; </w:t>
+        <w:t xml:space="preserve"> (529.12) &lt; </w:t>
       </w:r>
       <w:r>
         <w:rPr>
@@ -12750,7 +12750,7 @@
         <w:t xml:space="preserve"> EMA_50 </w:t>
       </w:r>
       <w:r>
-        <w:t xml:space="preserve"> (530.02).</w:t>
+        <w:t xml:space="preserve"> (529.92).</w:t>
       </w:r>
     </w:p>
     <w:p>
@@ -12771,7 +12771,7 @@
         <w:rPr>
           <w:b/>
         </w:rPr>
-        <w:t>`43.09`</w:t>
+        <w:t>`49.25`</w:t>
       </w:r>
       <w:r>
         <w:t xml:space="preserve"> | ATR (14) = </w:t>
@@ -12780,7 +12780,7 @@
         <w:rPr>
           <w:b/>
         </w:rPr>
-        <w:t>`3.29`</w:t>
+        <w:t>`2.64`</w:t>
       </w:r>
       <w:r>
         <w:t xml:space="preserve"> cents | Volatility = </w:t>
@@ -12789,7 +12789,7 @@
         <w:rPr>
           <w:b/>
         </w:rPr>
-        <w:t>`1.50 cents`</w:t>
+        <w:t>`0.75 cents`</w:t>
       </w:r>
       <w:r>
         <w:t>.</w:t>
@@ -12813,7 +12813,7 @@
         <w:rPr>
           <w:b/>
         </w:rPr>
-        <w:t>`525.00`</w:t>
+        <w:t>`527.00`</w:t>
       </w:r>
       <w:r>
         <w:t xml:space="preserve"> | S2: </w:t>
@@ -12831,7 +12831,7 @@
         <w:rPr>
           <w:b/>
         </w:rPr>
-        <w:t>`529.00`</w:t>
+        <w:t>`533.50`</w:t>
       </w:r>
       <w:r>
         <w:t xml:space="preserve"> | R2: </w:t>
@@ -13574,7 +13574,7 @@
           <w:b/>
           <w:color w:val="15803D"/>
         </w:rPr>
-        <w:t>`525.00 - 529.02 cents (Canh mua vùng hỗ trợ)`</w:t>
+        <w:t>`527.00 - 529.12 cents (Canh mua vùng hỗ trợ)`</w:t>
       </w:r>
       <w:r>
         <w:t xml:space="preserve"> | SL: </w:t>
@@ -13583,7 +13583,7 @@
         <w:rPr>
           <w:b/>
         </w:rPr>
-        <w:t>`452.57 cents (Dưới cản S2 + 1.5x ATR)`</w:t>
+        <w:t>`453.54 cents (Dưới cản S2 + 1.5x ATR)`</w:t>
       </w:r>
       <w:r>
         <w:t xml:space="preserve"> | TP: </w:t>
@@ -13594,7 +13594,7 @@
           <w:color w:val="D97706"/>
           <w:sz w:val="19"/>
         </w:rPr>
-        <w:t xml:space="preserve"> 529.00 cents </w:t>
+        <w:t xml:space="preserve"> 533.50 cents </w:t>
       </w:r>
       <w:r>
         <w:t xml:space="preserve"> / </w:t>
@@ -13620,7 +13620,7 @@
         <w:rPr>
           <w:b/>
         </w:rPr>
-        <w:t>Trung hạn (Swing Trades - HĐ ZCZ26):</w:t>
+        <w:t>Trung hạn (Swing Trades - HĐ ZCH27):</w:t>
       </w:r>
     </w:p>
     <w:p>
@@ -13645,7 +13645,7 @@
         <w:rPr>
           <w:b/>
         </w:rPr>
-        <w:t>`523.50 - 525.00 cents`</w:t>
+        <w:t>`541.75 - 543.25 cents`</w:t>
       </w:r>
       <w:r>
         <w:t xml:space="preserve"> | SL: </w:t>
@@ -13654,7 +13654,7 @@
         <w:rPr>
           <w:b/>
         </w:rPr>
-        <w:t>`454.21 cents (Chống quét SL tuyệt đối)`</w:t>
+        <w:t>`470.81 cents (Chống quét SL tuyệt đối)`</w:t>
       </w:r>
       <w:r>
         <w:t xml:space="preserve"> | TP: </w:t>
@@ -13663,7 +13663,7 @@
         <w:rPr>
           <w:b/>
         </w:rPr>
-        <w:t>`548.75 cents (Ăn trọn biên độ ngô ~10.5 giá)`</w:t>
+        <w:t>`563.00 cents (Ăn trọn biên độ ngô ~10.5 giá)`</w:t>
       </w:r>
       <w:r>
         <w:t>.</w:t>
@@ -13691,7 +13691,7 @@
         <w:rPr>
           <w:b/>
         </w:rPr>
-        <w:t>`529.00 - 530.50 cents`</w:t>
+        <w:t>`549.00 - 550.50 cents`</w:t>
       </w:r>
       <w:r>
         <w:t xml:space="preserve"> | SL: </w:t>
@@ -13700,7 +13700,7 @@
         <w:rPr>
           <w:b/>
         </w:rPr>
-        <w:t>`532.29 cents`</w:t>
+        <w:t>`551.44 cents`</w:t>
       </w:r>
       <w:r>
         <w:t xml:space="preserve"> | TP: </w:t>
@@ -13709,7 +13709,7 @@
         <w:rPr>
           <w:b/>
         </w:rPr>
-        <w:t>`458.50 cents`</w:t>
+        <w:t>`474.25 cents`</w:t>
       </w:r>
       <w:r>
         <w:t>.</w:t>
@@ -13749,7 +13749,7 @@
         <w:rPr>
           <w:b/>
         </w:rPr>
-        <w:t>`444.34 - 457.50 cents`</w:t>
+        <w:t>`446.94 - 457.50 cents`</w:t>
       </w:r>
     </w:p>
     <w:p>
@@ -14156,7 +14156,7 @@
             </w:pPr>
             <w:r/>
             <w:r>
-              <w:t>527.00</w:t>
+              <w:t>529.00</w:t>
             </w:r>
           </w:p>
         </w:tc>
@@ -14184,7 +14184,7 @@
             </w:pPr>
             <w:r/>
             <w:r>
-              <w:t>530.75</w:t>
+              <w:t>532.75</w:t>
             </w:r>
           </w:p>
         </w:tc>
@@ -14212,7 +14212,7 @@
             </w:pPr>
             <w:r/>
             <w:r>
-              <w:t>523.75</w:t>
+              <w:t>525.75</w:t>
             </w:r>
           </w:p>
         </w:tc>
@@ -14243,7 +14243,7 @@
               <w:rPr>
                 <w:b/>
               </w:rPr>
-              <w:t>527.25</w:t>
+              <w:t>529.25</w:t>
             </w:r>
           </w:p>
         </w:tc>
@@ -14391,7 +14391,7 @@
             </w:pPr>
             <w:r/>
             <w:r>
-              <w:t>527.25</w:t>
+              <w:t>529.25</w:t>
             </w:r>
           </w:p>
         </w:tc>
@@ -14419,7 +14419,7 @@
             </w:pPr>
             <w:r/>
             <w:r>
-              <w:t>530.00</w:t>
+              <w:t>532.00</w:t>
             </w:r>
           </w:p>
         </w:tc>
@@ -14447,7 +14447,7 @@
             </w:pPr>
             <w:r/>
             <w:r>
-              <w:t>523.50</w:t>
+              <w:t>525.50</w:t>
             </w:r>
           </w:p>
         </w:tc>
@@ -14478,7 +14478,7 @@
               <w:rPr>
                 <w:b/>
               </w:rPr>
-              <w:t>526.75</w:t>
+              <w:t>528.75</w:t>
             </w:r>
           </w:p>
         </w:tc>
@@ -14626,7 +14626,7 @@
             </w:pPr>
             <w:r/>
             <w:r>
-              <w:t>526.75</w:t>
+              <w:t>528.75</w:t>
             </w:r>
           </w:p>
         </w:tc>
@@ -14654,7 +14654,7 @@
             </w:pPr>
             <w:r/>
             <w:r>
-              <w:t>529.75</w:t>
+              <w:t>531.75</w:t>
             </w:r>
           </w:p>
         </w:tc>
@@ -14682,7 +14682,7 @@
             </w:pPr>
             <w:r/>
             <w:r>
-              <w:t>522.75</w:t>
+              <w:t>524.75</w:t>
             </w:r>
           </w:p>
         </w:tc>
@@ -14713,7 +14713,7 @@
               <w:rPr>
                 <w:b/>
               </w:rPr>
-              <w:t>527.50</w:t>
+              <w:t>529.50</w:t>
             </w:r>
           </w:p>
         </w:tc>
@@ -14861,7 +14861,7 @@
             </w:pPr>
             <w:r/>
             <w:r>
-              <w:t>527.50</w:t>
+              <w:t>529.50</w:t>
             </w:r>
           </w:p>
         </w:tc>
@@ -14889,7 +14889,7 @@
             </w:pPr>
             <w:r/>
             <w:r>
-              <w:t>532.00</w:t>
+              <w:t>534.00</w:t>
             </w:r>
           </w:p>
         </w:tc>
@@ -14917,7 +14917,7 @@
             </w:pPr>
             <w:r/>
             <w:r>
-              <w:t>522.50</w:t>
+              <w:t>524.50</w:t>
             </w:r>
           </w:p>
         </w:tc>
@@ -14948,7 +14948,7 @@
               <w:rPr>
                 <w:b/>
               </w:rPr>
-              <w:t>528.25</w:t>
+              <w:t>530.25</w:t>
             </w:r>
           </w:p>
         </w:tc>
@@ -15096,7 +15096,7 @@
             </w:pPr>
             <w:r/>
             <w:r>
-              <w:t>528.25</w:t>
+              <w:t>530.25</w:t>
             </w:r>
           </w:p>
         </w:tc>
@@ -15124,7 +15124,7 @@
             </w:pPr>
             <w:r/>
             <w:r>
-              <w:t>533.75</w:t>
+              <w:t>535.75</w:t>
             </w:r>
           </w:p>
         </w:tc>
@@ -15152,7 +15152,7 @@
             </w:pPr>
             <w:r/>
             <w:r>
-              <w:t>522.00</w:t>
+              <w:t>524.00</w:t>
             </w:r>
           </w:p>
         </w:tc>
@@ -15183,7 +15183,7 @@
               <w:rPr>
                 <w:b/>
               </w:rPr>
-              <w:t>530.50</w:t>
+              <w:t>532.50</w:t>
             </w:r>
           </w:p>
         </w:tc>
@@ -15331,7 +15331,7 @@
             </w:pPr>
             <w:r/>
             <w:r>
-              <w:t>530.50</w:t>
+              <w:t>532.50</w:t>
             </w:r>
           </w:p>
         </w:tc>
@@ -15359,7 +15359,7 @@
             </w:pPr>
             <w:r/>
             <w:r>
-              <w:t>533.50</w:t>
+              <w:t>535.50</w:t>
             </w:r>
           </w:p>
         </w:tc>
@@ -15387,7 +15387,7 @@
             </w:pPr>
             <w:r/>
             <w:r>
-              <w:t>526.25</w:t>
+              <w:t>528.25</w:t>
             </w:r>
           </w:p>
         </w:tc>
@@ -15418,7 +15418,7 @@
               <w:rPr>
                 <w:b/>
               </w:rPr>
-              <w:t>530.75</w:t>
+              <w:t>532.75</w:t>
             </w:r>
           </w:p>
         </w:tc>
@@ -15566,7 +15566,7 @@
             </w:pPr>
             <w:r/>
             <w:r>
-              <w:t>530.75</w:t>
+              <w:t>532.75</w:t>
             </w:r>
           </w:p>
         </w:tc>
@@ -15594,7 +15594,7 @@
             </w:pPr>
             <w:r/>
             <w:r>
-              <w:t>534.00</w:t>
+              <w:t>536.00</w:t>
             </w:r>
           </w:p>
         </w:tc>
@@ -15622,7 +15622,7 @@
             </w:pPr>
             <w:r/>
             <w:r>
-              <w:t>524.25</w:t>
+              <w:t>526.25</w:t>
             </w:r>
           </w:p>
         </w:tc>
@@ -15653,7 +15653,7 @@
               <w:rPr>
                 <w:b/>
               </w:rPr>
-              <w:t>531.50</w:t>
+              <w:t>533.50</w:t>
             </w:r>
           </w:p>
         </w:tc>
@@ -15801,7 +15801,7 @@
             </w:pPr>
             <w:r/>
             <w:r>
-              <w:t>531.50</w:t>
+              <w:t>533.50</w:t>
             </w:r>
           </w:p>
         </w:tc>
@@ -15829,7 +15829,7 @@
             </w:pPr>
             <w:r/>
             <w:r>
-              <w:t>534.50</w:t>
+              <w:t>536.50</w:t>
             </w:r>
           </w:p>
         </w:tc>
@@ -15857,7 +15857,7 @@
             </w:pPr>
             <w:r/>
             <w:r>
-              <w:t>527.00</w:t>
+              <w:t>529.00</w:t>
             </w:r>
           </w:p>
         </w:tc>
@@ -15888,7 +15888,7 @@
               <w:rPr>
                 <w:b/>
               </w:rPr>
-              <w:t>531.00</w:t>
+              <w:t>533.00</w:t>
             </w:r>
           </w:p>
         </w:tc>
@@ -16036,7 +16036,7 @@
             </w:pPr>
             <w:r/>
             <w:r>
-              <w:t>531.00</w:t>
+              <w:t>533.00</w:t>
             </w:r>
           </w:p>
         </w:tc>
@@ -16064,7 +16064,7 @@
             </w:pPr>
             <w:r/>
             <w:r>
-              <w:t>535.00</w:t>
+              <w:t>537.00</w:t>
             </w:r>
           </w:p>
         </w:tc>
@@ -16092,7 +16092,7 @@
             </w:pPr>
             <w:r/>
             <w:r>
-              <w:t>525.25</w:t>
+              <w:t>527.25</w:t>
             </w:r>
           </w:p>
         </w:tc>
@@ -16123,7 +16123,7 @@
               <w:rPr>
                 <w:b/>
               </w:rPr>
-              <w:t>531.50</w:t>
+              <w:t>533.50</w:t>
             </w:r>
           </w:p>
         </w:tc>
@@ -16271,7 +16271,7 @@
             </w:pPr>
             <w:r/>
             <w:r>
-              <w:t>531.50</w:t>
+              <w:t>533.50</w:t>
             </w:r>
           </w:p>
         </w:tc>
@@ -16299,7 +16299,7 @@
             </w:pPr>
             <w:r/>
             <w:r>
-              <w:t>534.00</w:t>
+              <w:t>536.00</w:t>
             </w:r>
           </w:p>
         </w:tc>
@@ -16327,7 +16327,7 @@
             </w:pPr>
             <w:r/>
             <w:r>
-              <w:t>528.25</w:t>
+              <w:t>530.25</w:t>
             </w:r>
           </w:p>
         </w:tc>
@@ -16358,7 +16358,7 @@
               <w:rPr>
                 <w:b/>
               </w:rPr>
-              <w:t>532.00</w:t>
+              <w:t>534.00</w:t>
             </w:r>
           </w:p>
         </w:tc>
@@ -16506,7 +16506,7 @@
             </w:pPr>
             <w:r/>
             <w:r>
-              <w:t>532.00</w:t>
+              <w:t>534.00</w:t>
             </w:r>
           </w:p>
         </w:tc>
@@ -16534,7 +16534,7 @@
             </w:pPr>
             <w:r/>
             <w:r>
-              <w:t>535.50</w:t>
+              <w:t>537.50</w:t>
             </w:r>
           </w:p>
         </w:tc>
@@ -16562,7 +16562,7 @@
             </w:pPr>
             <w:r/>
             <w:r>
-              <w:t>526.00</w:t>
+              <w:t>528.00</w:t>
             </w:r>
           </w:p>
         </w:tc>
@@ -16593,7 +16593,7 @@
               <w:rPr>
                 <w:b/>
               </w:rPr>
-              <w:t>533.00</w:t>
+              <w:t>535.00</w:t>
             </w:r>
           </w:p>
         </w:tc>
@@ -16741,7 +16741,7 @@
             </w:pPr>
             <w:r/>
             <w:r>
-              <w:t>533.00</w:t>
+              <w:t>535.00</w:t>
             </w:r>
           </w:p>
         </w:tc>
@@ -16769,7 +16769,7 @@
             </w:pPr>
             <w:r/>
             <w:r>
-              <w:t>535.75</w:t>
+              <w:t>537.75</w:t>
             </w:r>
           </w:p>
         </w:tc>
@@ -16797,7 +16797,7 @@
             </w:pPr>
             <w:r/>
             <w:r>
-              <w:t>530.50</w:t>
+              <w:t>532.50</w:t>
             </w:r>
           </w:p>
         </w:tc>
@@ -16828,7 +16828,7 @@
               <w:rPr>
                 <w:b/>
               </w:rPr>
-              <w:t>533.00</w:t>
+              <w:t>535.00</w:t>
             </w:r>
           </w:p>
         </w:tc>
@@ -16976,7 +16976,7 @@
             </w:pPr>
             <w:r/>
             <w:r>
-              <w:t>533.00</w:t>
+              <w:t>535.00</w:t>
             </w:r>
           </w:p>
         </w:tc>
@@ -17004,7 +17004,7 @@
             </w:pPr>
             <w:r/>
             <w:r>
-              <w:t>535.75</w:t>
+              <w:t>537.75</w:t>
             </w:r>
           </w:p>
         </w:tc>
@@ -17032,7 +17032,7 @@
             </w:pPr>
             <w:r/>
             <w:r>
-              <w:t>530.50</w:t>
+              <w:t>532.50</w:t>
             </w:r>
           </w:p>
         </w:tc>
@@ -17063,7 +17063,7 @@
               <w:rPr>
                 <w:b/>
               </w:rPr>
-              <w:t>532.50</w:t>
+              <w:t>534.50</w:t>
             </w:r>
           </w:p>
         </w:tc>
@@ -17211,7 +17211,7 @@
             </w:pPr>
             <w:r/>
             <w:r>
-              <w:t>532.50</w:t>
+              <w:t>534.50</w:t>
             </w:r>
           </w:p>
         </w:tc>
@@ -17239,7 +17239,7 @@
             </w:pPr>
             <w:r/>
             <w:r>
-              <w:t>535.50</w:t>
+              <w:t>537.50</w:t>
             </w:r>
           </w:p>
         </w:tc>
@@ -17267,7 +17267,7 @@
             </w:pPr>
             <w:r/>
             <w:r>
-              <w:t>529.25</w:t>
+              <w:t>531.25</w:t>
             </w:r>
           </w:p>
         </w:tc>
@@ -17298,7 +17298,7 @@
               <w:rPr>
                 <w:b/>
               </w:rPr>
-              <w:t>532.25</w:t>
+              <w:t>534.25</w:t>
             </w:r>
           </w:p>
         </w:tc>
@@ -17446,7 +17446,7 @@
             </w:pPr>
             <w:r/>
             <w:r>
-              <w:t>532.25</w:t>
+              <w:t>534.25</w:t>
             </w:r>
           </w:p>
         </w:tc>
@@ -17474,7 +17474,7 @@
             </w:pPr>
             <w:r/>
             <w:r>
-              <w:t>536.25</w:t>
+              <w:t>538.25</w:t>
             </w:r>
           </w:p>
         </w:tc>
@@ -17502,7 +17502,7 @@
             </w:pPr>
             <w:r/>
             <w:r>
-              <w:t>527.00</w:t>
+              <w:t>529.00</w:t>
             </w:r>
           </w:p>
         </w:tc>
@@ -17533,7 +17533,7 @@
               <w:rPr>
                 <w:b/>
               </w:rPr>
-              <w:t>532.75</w:t>
+              <w:t>534.75</w:t>
             </w:r>
           </w:p>
         </w:tc>
@@ -17681,7 +17681,7 @@
             </w:pPr>
             <w:r/>
             <w:r>
-              <w:t>532.75</w:t>
+              <w:t>534.75</w:t>
             </w:r>
           </w:p>
         </w:tc>
@@ -17709,7 +17709,7 @@
             </w:pPr>
             <w:r/>
             <w:r>
-              <w:t>537.50</w:t>
+              <w:t>539.50</w:t>
             </w:r>
           </w:p>
         </w:tc>
@@ -17737,7 +17737,7 @@
             </w:pPr>
             <w:r/>
             <w:r>
-              <w:t>525.75</w:t>
+              <w:t>527.75</w:t>
             </w:r>
           </w:p>
         </w:tc>
@@ -17768,7 +17768,7 @@
               <w:rPr>
                 <w:b/>
               </w:rPr>
-              <w:t>534.75</w:t>
+              <w:t>536.75</w:t>
             </w:r>
           </w:p>
         </w:tc>
@@ -17916,7 +17916,7 @@
             </w:pPr>
             <w:r/>
             <w:r>
-              <w:t>534.75</w:t>
+              <w:t>536.75</w:t>
             </w:r>
           </w:p>
         </w:tc>
@@ -17944,7 +17944,7 @@
             </w:pPr>
             <w:r/>
             <w:r>
-              <w:t>542.75</w:t>
+              <w:t>544.75</w:t>
             </w:r>
           </w:p>
         </w:tc>
@@ -17972,7 +17972,7 @@
             </w:pPr>
             <w:r/>
             <w:r>
-              <w:t>527.75</w:t>
+              <w:t>529.75</w:t>
             </w:r>
           </w:p>
         </w:tc>
@@ -18003,7 +18003,7 @@
               <w:rPr>
                 <w:b/>
               </w:rPr>
-              <w:t>536.25</w:t>
+              <w:t>538.25</w:t>
             </w:r>
           </w:p>
         </w:tc>
@@ -18151,7 +18151,7 @@
             </w:pPr>
             <w:r/>
             <w:r>
-              <w:t>536.25</w:t>
+              <w:t>538.25</w:t>
             </w:r>
           </w:p>
         </w:tc>
@@ -18179,7 +18179,7 @@
             </w:pPr>
             <w:r/>
             <w:r>
-              <w:t>540.75</w:t>
+              <w:t>542.75</w:t>
             </w:r>
           </w:p>
         </w:tc>
@@ -18207,7 +18207,7 @@
             </w:pPr>
             <w:r/>
             <w:r>
-              <w:t>532.00</w:t>
+              <w:t>534.00</w:t>
             </w:r>
           </w:p>
         </w:tc>
@@ -18238,7 +18238,7 @@
               <w:rPr>
                 <w:b/>
               </w:rPr>
-              <w:t>535.75</w:t>
+              <w:t>537.75</w:t>
             </w:r>
           </w:p>
         </w:tc>
@@ -18386,7 +18386,7 @@
             </w:pPr>
             <w:r/>
             <w:r>
-              <w:t>535.75</w:t>
+              <w:t>537.75</w:t>
             </w:r>
           </w:p>
         </w:tc>
@@ -18414,7 +18414,7 @@
             </w:pPr>
             <w:r/>
             <w:r>
-              <w:t>538.00</w:t>
+              <w:t>540.00</w:t>
             </w:r>
           </w:p>
         </w:tc>
@@ -18442,7 +18442,7 @@
             </w:pPr>
             <w:r/>
             <w:r>
-              <w:t>533.00</w:t>
+              <w:t>535.00</w:t>
             </w:r>
           </w:p>
         </w:tc>
@@ -18473,7 +18473,7 @@
               <w:rPr>
                 <w:b/>
               </w:rPr>
-              <w:t>535.50</w:t>
+              <w:t>537.50</w:t>
             </w:r>
           </w:p>
         </w:tc>
@@ -18621,7 +18621,7 @@
             </w:pPr>
             <w:r/>
             <w:r>
-              <w:t>535.50</w:t>
+              <w:t>537.50</w:t>
             </w:r>
           </w:p>
         </w:tc>
@@ -18649,7 +18649,7 @@
             </w:pPr>
             <w:r/>
             <w:r>
-              <w:t>537.50</w:t>
+              <w:t>539.50</w:t>
             </w:r>
           </w:p>
         </w:tc>
@@ -18677,7 +18677,7 @@
             </w:pPr>
             <w:r/>
             <w:r>
-              <w:t>531.00</w:t>
+              <w:t>533.00</w:t>
             </w:r>
           </w:p>
         </w:tc>
@@ -18708,7 +18708,7 @@
               <w:rPr>
                 <w:b/>
               </w:rPr>
-              <w:t>535.75</w:t>
+              <w:t>537.75</w:t>
             </w:r>
           </w:p>
         </w:tc>
@@ -18856,7 +18856,7 @@
             </w:pPr>
             <w:r/>
             <w:r>
-              <w:t>535.75</w:t>
+              <w:t>537.75</w:t>
             </w:r>
           </w:p>
         </w:tc>
@@ -18884,7 +18884,7 @@
             </w:pPr>
             <w:r/>
             <w:r>
-              <w:t>539.50</w:t>
+              <w:t>541.50</w:t>
             </w:r>
           </w:p>
         </w:tc>
@@ -18912,7 +18912,7 @@
             </w:pPr>
             <w:r/>
             <w:r>
-              <w:t>533.00</w:t>
+              <w:t>535.00</w:t>
             </w:r>
           </w:p>
         </w:tc>
@@ -18943,7 +18943,7 @@
               <w:rPr>
                 <w:b/>
               </w:rPr>
-              <w:t>536.25</w:t>
+              <w:t>538.25</w:t>
             </w:r>
           </w:p>
         </w:tc>
@@ -19091,7 +19091,7 @@
             </w:pPr>
             <w:r/>
             <w:r>
-              <w:t>536.25</w:t>
+              <w:t>538.25</w:t>
             </w:r>
           </w:p>
         </w:tc>
@@ -19119,7 +19119,7 @@
             </w:pPr>
             <w:r/>
             <w:r>
-              <w:t>539.25</w:t>
+              <w:t>541.25</w:t>
             </w:r>
           </w:p>
         </w:tc>
@@ -19147,7 +19147,7 @@
             </w:pPr>
             <w:r/>
             <w:r>
-              <w:t>531.75</w:t>
+              <w:t>533.75</w:t>
             </w:r>
           </w:p>
         </w:tc>
@@ -19178,7 +19178,7 @@
               <w:rPr>
                 <w:b/>
               </w:rPr>
-              <w:t>536.50</w:t>
+              <w:t>538.50</w:t>
             </w:r>
           </w:p>
         </w:tc>
@@ -19326,7 +19326,7 @@
             </w:pPr>
             <w:r/>
             <w:r>
-              <w:t>536.50</w:t>
+              <w:t>538.50</w:t>
             </w:r>
           </w:p>
         </w:tc>
@@ -19354,7 +19354,7 @@
             </w:pPr>
             <w:r/>
             <w:r>
-              <w:t>540.75</w:t>
+              <w:t>542.75</w:t>
             </w:r>
           </w:p>
         </w:tc>
@@ -19382,7 +19382,7 @@
             </w:pPr>
             <w:r/>
             <w:r>
-              <w:t>533.25</w:t>
+              <w:t>535.25</w:t>
             </w:r>
           </w:p>
         </w:tc>
@@ -19413,7 +19413,7 @@
               <w:rPr>
                 <w:b/>
               </w:rPr>
-              <w:t>537.25</w:t>
+              <w:t>539.25</w:t>
             </w:r>
           </w:p>
         </w:tc>
@@ -19561,7 +19561,7 @@
             </w:pPr>
             <w:r/>
             <w:r>
-              <w:t>537.25</w:t>
+              <w:t>539.25</w:t>
             </w:r>
           </w:p>
         </w:tc>
@@ -19589,7 +19589,7 @@
             </w:pPr>
             <w:r/>
             <w:r>
-              <w:t>540.75</w:t>
+              <w:t>542.75</w:t>
             </w:r>
           </w:p>
         </w:tc>
@@ -19617,7 +19617,7 @@
             </w:pPr>
             <w:r/>
             <w:r>
-              <w:t>535.00</w:t>
+              <w:t>537.00</w:t>
             </w:r>
           </w:p>
         </w:tc>
@@ -19648,7 +19648,7 @@
               <w:rPr>
                 <w:b/>
               </w:rPr>
-              <w:t>537.25</w:t>
+              <w:t>539.25</w:t>
             </w:r>
           </w:p>
         </w:tc>
@@ -19796,7 +19796,7 @@
             </w:pPr>
             <w:r/>
             <w:r>
-              <w:t>537.25</w:t>
+              <w:t>539.25</w:t>
             </w:r>
           </w:p>
         </w:tc>
@@ -19824,7 +19824,7 @@
             </w:pPr>
             <w:r/>
             <w:r>
-              <w:t>541.00</w:t>
+              <w:t>543.00</w:t>
             </w:r>
           </w:p>
         </w:tc>
@@ -19852,7 +19852,7 @@
             </w:pPr>
             <w:r/>
             <w:r>
-              <w:t>533.75</w:t>
+              <w:t>535.75</w:t>
             </w:r>
           </w:p>
         </w:tc>
@@ -19883,7 +19883,7 @@
               <w:rPr>
                 <w:b/>
               </w:rPr>
-              <w:t>537.00</w:t>
+              <w:t>539.00</w:t>
             </w:r>
           </w:p>
         </w:tc>
@@ -20031,7 +20031,7 @@
             </w:pPr>
             <w:r/>
             <w:r>
-              <w:t>537.00</w:t>
+              <w:t>539.00</w:t>
             </w:r>
           </w:p>
         </w:tc>
@@ -20059,7 +20059,7 @@
             </w:pPr>
             <w:r/>
             <w:r>
-              <w:t>540.50</w:t>
+              <w:t>542.50</w:t>
             </w:r>
           </w:p>
         </w:tc>
@@ -20087,7 +20087,7 @@
             </w:pPr>
             <w:r/>
             <w:r>
-              <w:t>533.75</w:t>
+              <w:t>535.75</w:t>
             </w:r>
           </w:p>
         </w:tc>
@@ -20118,7 +20118,7 @@
               <w:rPr>
                 <w:b/>
               </w:rPr>
-              <w:t>536.75</w:t>
+              <w:t>538.75</w:t>
             </w:r>
           </w:p>
         </w:tc>
@@ -20266,7 +20266,7 @@
             </w:pPr>
             <w:r/>
             <w:r>
-              <w:t>536.75</w:t>
+              <w:t>538.75</w:t>
             </w:r>
           </w:p>
         </w:tc>
@@ -20294,7 +20294,7 @@
             </w:pPr>
             <w:r/>
             <w:r>
-              <w:t>539.75</w:t>
+              <w:t>541.75</w:t>
             </w:r>
           </w:p>
         </w:tc>
@@ -20322,7 +20322,7 @@
             </w:pPr>
             <w:r/>
             <w:r>
-              <w:t>534.00</w:t>
+              <w:t>536.00</w:t>
             </w:r>
           </w:p>
         </w:tc>
@@ -20353,7 +20353,7 @@
               <w:rPr>
                 <w:b/>
               </w:rPr>
-              <w:t>537.00</w:t>
+              <w:t>539.00</w:t>
             </w:r>
           </w:p>
         </w:tc>
@@ -20501,7 +20501,7 @@
             </w:pPr>
             <w:r/>
             <w:r>
-              <w:t>537.00</w:t>
+              <w:t>539.00</w:t>
             </w:r>
           </w:p>
         </w:tc>
@@ -20529,7 +20529,7 @@
             </w:pPr>
             <w:r/>
             <w:r>
-              <w:t>540.00</w:t>
+              <w:t>542.00</w:t>
             </w:r>
           </w:p>
         </w:tc>
@@ -20557,7 +20557,7 @@
             </w:pPr>
             <w:r/>
             <w:r>
-              <w:t>534.25</w:t>
+              <w:t>536.25</w:t>
             </w:r>
           </w:p>
         </w:tc>
@@ -20588,7 +20588,7 @@
               <w:rPr>
                 <w:b/>
               </w:rPr>
-              <w:t>537.00</w:t>
+              <w:t>539.00</w:t>
             </w:r>
           </w:p>
         </w:tc>
@@ -20736,7 +20736,7 @@
             </w:pPr>
             <w:r/>
             <w:r>
-              <w:t>537.00</w:t>
+              <w:t>539.00</w:t>
             </w:r>
           </w:p>
         </w:tc>
@@ -20764,7 +20764,7 @@
             </w:pPr>
             <w:r/>
             <w:r>
-              <w:t>541.00</w:t>
+              <w:t>543.00</w:t>
             </w:r>
           </w:p>
         </w:tc>
@@ -20792,7 +20792,7 @@
             </w:pPr>
             <w:r/>
             <w:r>
-              <w:t>533.50</w:t>
+              <w:t>535.50</w:t>
             </w:r>
           </w:p>
         </w:tc>
@@ -20823,7 +20823,7 @@
               <w:rPr>
                 <w:b/>
               </w:rPr>
-              <w:t>537.50</w:t>
+              <w:t>539.50</w:t>
             </w:r>
           </w:p>
         </w:tc>
@@ -20971,7 +20971,7 @@
             </w:pPr>
             <w:r/>
             <w:r>
-              <w:t>537.50</w:t>
+              <w:t>539.50</w:t>
             </w:r>
           </w:p>
         </w:tc>
@@ -20999,7 +20999,7 @@
             </w:pPr>
             <w:r/>
             <w:r>
-              <w:t>541.50</w:t>
+              <w:t>543.50</w:t>
             </w:r>
           </w:p>
         </w:tc>
@@ -21027,7 +21027,7 @@
             </w:pPr>
             <w:r/>
             <w:r>
-              <w:t>535.75</w:t>
+              <w:t>537.75</w:t>
             </w:r>
           </w:p>
         </w:tc>
@@ -21058,7 +21058,7 @@
               <w:rPr>
                 <w:b/>
               </w:rPr>
-              <w:t>537.25</w:t>
+              <w:t>539.25</w:t>
             </w:r>
           </w:p>
         </w:tc>
@@ -21781,7 +21781,7 @@
         <w:t>Giá Chốt Phiên (Close):</w:t>
       </w:r>
       <w:r>
-        <w:t xml:space="preserve"> 722.00 cents | </w:t>
+        <w:t xml:space="preserve"> 730.00 cents | </w:t>
       </w:r>
       <w:r>
         <w:rPr>
@@ -21796,10 +21796,10 @@
         <w:rPr>
           <w:b/>
         </w:rPr>
-        <w:t>`722.99 cents`</w:t>
+        <w:t>`731.10 cents`</w:t>
       </w:r>
       <w:r>
-        <w:t xml:space="preserve"> (+0.99).</w:t>
+        <w:t xml:space="preserve"> (+1.10).</w:t>
       </w:r>
     </w:p>
     <w:p>
@@ -21820,7 +21820,7 @@
         <w:rPr>
           <w:b/>
         </w:rPr>
-        <w:t>`6,779`</w:t>
+        <w:t>`10,940`</w:t>
       </w:r>
       <w:r>
         <w:t xml:space="preserve"> (Chênh lệch: </w:t>
@@ -21829,7 +21829,7 @@
         <w:rPr>
           <w:b/>
         </w:rPr>
-        <w:t>`+3,455`</w:t>
+        <w:t>`+7,616`</w:t>
       </w:r>
       <w:r>
         <w:t xml:space="preserve">) | OI: </w:t>
@@ -21871,7 +21871,7 @@
         <w:rPr>
           <w:b/>
         </w:rPr>
-        <w:t>`Không phát hiện mô hình nến đặc biệt`</w:t>
+        <w:t>`Bullish Engulfing (Nhấn chìm tăng trưởng)`</w:t>
       </w:r>
     </w:p>
     <w:p>
@@ -21891,9 +21891,9 @@
       <w:r>
         <w:rPr>
           <w:b/>
-          <w:color w:val="15803D"/>
+          <w:color w:val="B91C1C"/>
         </w:rPr>
-        <w:t>`Giảm do phe Long tháo chạy (Long Liquidation)`</w:t>
+        <w:t>`Tăng do phe Short chốt lời (Short Covering)`</w:t>
       </w:r>
     </w:p>
     <w:p>
@@ -21914,10 +21914,10 @@
         <w:rPr>
           <w:b/>
         </w:rPr>
-        <w:t>TÍCH LŨY TIÊU CỰC (Distribution):</w:t>
+        <w:t>TĂNG MẠNH MẼ (Strong Bullish Confirmation):</w:t>
       </w:r>
       <w:r>
-        <w:t xml:space="preserve"> Nến đi ngang nhưng dòng tiền rút dần (OI giảm), cảnh báo rủi ro suy sụt sắp tới.</w:t>
+        <w:t xml:space="preserve"> Mô hình nến tăng được củng cố bởi dòng tiền gia tăng tích cực, hỗ trợ lực mua lên bền vững.</w:t>
       </w:r>
     </w:p>
     <w:p>
@@ -22163,7 +22163,7 @@
               <w:rPr>
                 <w:b/>
               </w:rPr>
-              <w:t>107.25</w:t>
+              <w:t>107.43</w:t>
             </w:r>
           </w:p>
         </w:tc>
@@ -22286,7 +22286,7 @@
               <w:rPr>
                 <w:b/>
               </w:rPr>
-              <w:t>99.44</w:t>
+              <w:t>99.58</w:t>
             </w:r>
           </w:p>
         </w:tc>
@@ -22921,7 +22921,7 @@
         <w:t xml:space="preserve"> EMA_21 </w:t>
       </w:r>
       <w:r>
-        <w:t xml:space="preserve"> (727.16) &lt; </w:t>
+        <w:t xml:space="preserve"> (727.44) &lt; </w:t>
       </w:r>
       <w:r>
         <w:rPr>
@@ -22932,7 +22932,7 @@
         <w:t xml:space="preserve"> EMA_50 </w:t>
       </w:r>
       <w:r>
-        <w:t xml:space="preserve"> (732.05).</w:t>
+        <w:t xml:space="preserve"> (731.44).</w:t>
       </w:r>
     </w:p>
     <w:p>
@@ -22953,7 +22953,7 @@
         <w:rPr>
           <w:b/>
         </w:rPr>
-        <w:t>`39.54`</w:t>
+        <w:t>`52.82`</w:t>
       </w:r>
       <w:r>
         <w:t xml:space="preserve"> | ATR (14) = </w:t>
@@ -22962,7 +22962,7 @@
         <w:rPr>
           <w:b/>
         </w:rPr>
-        <w:t>`4.92`</w:t>
+        <w:t>`4.75`</w:t>
       </w:r>
       <w:r>
         <w:t xml:space="preserve"> cents | Volatility = </w:t>
@@ -22971,7 +22971,7 @@
         <w:rPr>
           <w:b/>
         </w:rPr>
-        <w:t>`4.50 cents`</w:t>
+        <w:t>`3.00 cents`</w:t>
       </w:r>
       <w:r>
         <w:t>.</w:t>
@@ -22995,7 +22995,7 @@
         <w:rPr>
           <w:b/>
         </w:rPr>
-        <w:t>`716.25`</w:t>
+        <w:t>`725.25`</w:t>
       </w:r>
       <w:r>
         <w:t xml:space="preserve"> | S2: </w:t>
@@ -23746,7 +23746,7 @@
           <w:b/>
           <w:color w:val="B91C1C"/>
         </w:rPr>
-        <w:t>`727.16 - 732.05 cents (Canh bán hồi kỹ thuật H1)`</w:t>
+        <w:t>`727.44 - 731.44 cents (Canh bán hồi kỹ thuật H1)`</w:t>
       </w:r>
       <w:r>
         <w:t xml:space="preserve"> | SL: </w:t>
@@ -23755,7 +23755,7 @@
         <w:rPr>
           <w:b/>
         </w:rPr>
-        <w:t>`802.39 cents (Trên kháng cự R2 + 1.5x ATR)`</w:t>
+        <w:t>`802.13 cents (Trên kháng cự R2 + 1.5x ATR)`</w:t>
       </w:r>
       <w:r>
         <w:t xml:space="preserve"> | TP: </w:t>
@@ -23766,7 +23766,7 @@
           <w:color w:val="D97706"/>
           <w:sz w:val="19"/>
         </w:rPr>
-        <w:t xml:space="preserve"> 716.25 cents </w:t>
+        <w:t xml:space="preserve"> 725.25 cents </w:t>
       </w:r>
       <w:r>
         <w:t xml:space="preserve"> / </w:t>
@@ -23792,7 +23792,7 @@
         <w:rPr>
           <w:b/>
         </w:rPr>
-        <w:t>Trung hạn (Swing Trades - HĐ ZWH27):</w:t>
+        <w:t>Trung hạn (Swing Trades - HĐ ZWZ26):</w:t>
       </w:r>
     </w:p>
     <w:p>
@@ -23817,7 +23817,7 @@
         <w:rPr>
           <w:b/>
         </w:rPr>
-        <w:t>`730.75 - 732.75 cents`</w:t>
+        <w:t>`723.25 - 725.25 cents`</w:t>
       </w:r>
       <w:r>
         <w:t xml:space="preserve"> | SL: </w:t>
@@ -23826,7 +23826,7 @@
         <w:rPr>
           <w:b/>
         </w:rPr>
-        <w:t>`658.09 cents`</w:t>
+        <w:t>`640.50 cents`</w:t>
       </w:r>
       <w:r>
         <w:t xml:space="preserve"> | TP: </w:t>
@@ -23835,7 +23835,7 @@
         <w:rPr>
           <w:b/>
         </w:rPr>
-        <w:t>`749.00 cents (Đón sóng hồi trung hạn ~14.5 giá)`</w:t>
+        <w:t>`733.00 cents (Đón sóng hồi trung hạn ~14.5 giá)`</w:t>
       </w:r>
       <w:r>
         <w:t>.</w:t>
@@ -23863,7 +23863,7 @@
         <w:rPr>
           <w:b/>
         </w:rPr>
-        <w:t>`749.00 - 751.00 cents`</w:t>
+        <w:t>`733.00 - 735.00 cents`</w:t>
       </w:r>
       <w:r>
         <w:t xml:space="preserve"> | SL: </w:t>
@@ -23872,7 +23872,7 @@
         <w:rPr>
           <w:b/>
         </w:rPr>
-        <w:t>`753.66 cents`</w:t>
+        <w:t>`737.75 cents`</w:t>
       </w:r>
       <w:r>
         <w:t xml:space="preserve"> | TP: </w:t>
@@ -23881,7 +23881,7 @@
         <w:rPr>
           <w:b/>
         </w:rPr>
-        <w:t>`662.75 cents (Thuận xu hướng giảm ngắn hạn)`</w:t>
+        <w:t>`645.25 cents (Thuận xu hướng giảm ngắn hạn)`</w:t>
       </w:r>
       <w:r>
         <w:t>.</w:t>
@@ -23921,7 +23921,7 @@
         <w:rPr>
           <w:b/>
         </w:rPr>
-        <w:t>`625.55 - 645.25 cents`</w:t>
+        <w:t>`626.24 - 645.25 cents`</w:t>
       </w:r>
     </w:p>
     <w:p>
@@ -24328,7 +24328,7 @@
             </w:pPr>
             <w:r/>
             <w:r>
-              <w:t>722.00</w:t>
+              <w:t>730.00</w:t>
             </w:r>
           </w:p>
         </w:tc>
@@ -24356,7 +24356,7 @@
             </w:pPr>
             <w:r/>
             <w:r>
-              <w:t>733.25</w:t>
+              <w:t>741.25</w:t>
             </w:r>
           </w:p>
         </w:tc>
@@ -24384,7 +24384,7 @@
             </w:pPr>
             <w:r/>
             <w:r>
-              <w:t>716.50</w:t>
+              <w:t>724.50</w:t>
             </w:r>
           </w:p>
         </w:tc>
@@ -24415,7 +24415,7 @@
               <w:rPr>
                 <w:b/>
               </w:rPr>
-              <w:t>721.25</w:t>
+              <w:t>729.25</w:t>
             </w:r>
           </w:p>
         </w:tc>
@@ -24563,7 +24563,7 @@
             </w:pPr>
             <w:r/>
             <w:r>
-              <w:t>721.25</w:t>
+              <w:t>729.25</w:t>
             </w:r>
           </w:p>
         </w:tc>
@@ -24591,7 +24591,7 @@
             </w:pPr>
             <w:r/>
             <w:r>
-              <w:t>728.75</w:t>
+              <w:t>736.75</w:t>
             </w:r>
           </w:p>
         </w:tc>
@@ -24619,7 +24619,7 @@
             </w:pPr>
             <w:r/>
             <w:r>
-              <w:t>715.25</w:t>
+              <w:t>723.25</w:t>
             </w:r>
           </w:p>
         </w:tc>
@@ -24650,7 +24650,7 @@
               <w:rPr>
                 <w:b/>
               </w:rPr>
-              <w:t>720.75</w:t>
+              <w:t>728.75</w:t>
             </w:r>
           </w:p>
         </w:tc>
@@ -24798,7 +24798,7 @@
             </w:pPr>
             <w:r/>
             <w:r>
-              <w:t>720.75</w:t>
+              <w:t>728.75</w:t>
             </w:r>
           </w:p>
         </w:tc>
@@ -24826,7 +24826,7 @@
             </w:pPr>
             <w:r/>
             <w:r>
-              <w:t>734.50</w:t>
+              <w:t>742.50</w:t>
             </w:r>
           </w:p>
         </w:tc>
@@ -24854,7 +24854,7 @@
             </w:pPr>
             <w:r/>
             <w:r>
-              <w:t>706.00</w:t>
+              <w:t>714.00</w:t>
             </w:r>
           </w:p>
         </w:tc>
@@ -24885,7 +24885,7 @@
               <w:rPr>
                 <w:b/>
               </w:rPr>
-              <w:t>722.75</w:t>
+              <w:t>730.75</w:t>
             </w:r>
           </w:p>
         </w:tc>
@@ -25033,7 +25033,7 @@
             </w:pPr>
             <w:r/>
             <w:r>
-              <w:t>722.75</w:t>
+              <w:t>730.75</w:t>
             </w:r>
           </w:p>
         </w:tc>
@@ -25061,7 +25061,7 @@
             </w:pPr>
             <w:r/>
             <w:r>
-              <w:t>736.00</w:t>
+              <w:t>744.00</w:t>
             </w:r>
           </w:p>
         </w:tc>
@@ -25089,7 +25089,7 @@
             </w:pPr>
             <w:r/>
             <w:r>
-              <w:t>714.50</w:t>
+              <w:t>722.50</w:t>
             </w:r>
           </w:p>
         </w:tc>
@@ -25120,7 +25120,7 @@
               <w:rPr>
                 <w:b/>
               </w:rPr>
-              <w:t>724.00</w:t>
+              <w:t>732.00</w:t>
             </w:r>
           </w:p>
         </w:tc>
@@ -25268,7 +25268,7 @@
             </w:pPr>
             <w:r/>
             <w:r>
-              <w:t>724.00</w:t>
+              <w:t>732.00</w:t>
             </w:r>
           </w:p>
         </w:tc>
@@ -25296,7 +25296,7 @@
             </w:pPr>
             <w:r/>
             <w:r>
-              <w:t>740.50</w:t>
+              <w:t>748.50</w:t>
             </w:r>
           </w:p>
         </w:tc>
@@ -25324,7 +25324,7 @@
             </w:pPr>
             <w:r/>
             <w:r>
-              <w:t>713.50</w:t>
+              <w:t>721.50</w:t>
             </w:r>
           </w:p>
         </w:tc>
@@ -25355,7 +25355,7 @@
               <w:rPr>
                 <w:b/>
               </w:rPr>
-              <w:t>728.50</w:t>
+              <w:t>736.50</w:t>
             </w:r>
           </w:p>
         </w:tc>
@@ -25503,7 +25503,7 @@
             </w:pPr>
             <w:r/>
             <w:r>
-              <w:t>728.50</w:t>
+              <w:t>736.50</w:t>
             </w:r>
           </w:p>
         </w:tc>
@@ -25531,7 +25531,7 @@
             </w:pPr>
             <w:r/>
             <w:r>
-              <w:t>736.25</w:t>
+              <w:t>744.25</w:t>
             </w:r>
           </w:p>
         </w:tc>
@@ -25559,7 +25559,7 @@
             </w:pPr>
             <w:r/>
             <w:r>
-              <w:t>717.50</w:t>
+              <w:t>725.50</w:t>
             </w:r>
           </w:p>
         </w:tc>
@@ -25590,7 +25590,7 @@
               <w:rPr>
                 <w:b/>
               </w:rPr>
-              <w:t>729.75</w:t>
+              <w:t>737.75</w:t>
             </w:r>
           </w:p>
         </w:tc>
@@ -25738,7 +25738,7 @@
             </w:pPr>
             <w:r/>
             <w:r>
-              <w:t>729.75</w:t>
+              <w:t>737.75</w:t>
             </w:r>
           </w:p>
         </w:tc>
@@ -25766,7 +25766,7 @@
             </w:pPr>
             <w:r/>
             <w:r>
-              <w:t>738.00</w:t>
+              <w:t>746.00</w:t>
             </w:r>
           </w:p>
         </w:tc>
@@ -25794,7 +25794,7 @@
             </w:pPr>
             <w:r/>
             <w:r>
-              <w:t>719.25</w:t>
+              <w:t>727.25</w:t>
             </w:r>
           </w:p>
         </w:tc>
@@ -25825,7 +25825,7 @@
               <w:rPr>
                 <w:b/>
               </w:rPr>
-              <w:t>731.50</w:t>
+              <w:t>739.50</w:t>
             </w:r>
           </w:p>
         </w:tc>
@@ -25973,7 +25973,7 @@
             </w:pPr>
             <w:r/>
             <w:r>
-              <w:t>731.50</w:t>
+              <w:t>739.50</w:t>
             </w:r>
           </w:p>
         </w:tc>
@@ -26001,7 +26001,7 @@
             </w:pPr>
             <w:r/>
             <w:r>
-              <w:t>743.75</w:t>
+              <w:t>751.75</w:t>
             </w:r>
           </w:p>
         </w:tc>
@@ -26029,7 +26029,7 @@
             </w:pPr>
             <w:r/>
             <w:r>
-              <w:t>721.75</w:t>
+              <w:t>729.75</w:t>
             </w:r>
           </w:p>
         </w:tc>
@@ -26060,7 +26060,7 @@
               <w:rPr>
                 <w:b/>
               </w:rPr>
-              <w:t>730.50</w:t>
+              <w:t>738.50</w:t>
             </w:r>
           </w:p>
         </w:tc>
@@ -26208,7 +26208,7 @@
             </w:pPr>
             <w:r/>
             <w:r>
-              <w:t>730.50</w:t>
+              <w:t>738.50</w:t>
             </w:r>
           </w:p>
         </w:tc>
@@ -26236,7 +26236,7 @@
             </w:pPr>
             <w:r/>
             <w:r>
-              <w:t>741.00</w:t>
+              <w:t>749.00</w:t>
             </w:r>
           </w:p>
         </w:tc>
@@ -26264,7 +26264,7 @@
             </w:pPr>
             <w:r/>
             <w:r>
-              <w:t>715.75</w:t>
+              <w:t>723.75</w:t>
             </w:r>
           </w:p>
         </w:tc>
@@ -26295,7 +26295,7 @@
               <w:rPr>
                 <w:b/>
               </w:rPr>
-              <w:t>732.75</w:t>
+              <w:t>740.75</w:t>
             </w:r>
           </w:p>
         </w:tc>
@@ -26443,7 +26443,7 @@
             </w:pPr>
             <w:r/>
             <w:r>
-              <w:t>732.75</w:t>
+              <w:t>740.75</w:t>
             </w:r>
           </w:p>
         </w:tc>
@@ -26471,7 +26471,7 @@
             </w:pPr>
             <w:r/>
             <w:r>
-              <w:t>743.25</w:t>
+              <w:t>751.25</w:t>
             </w:r>
           </w:p>
         </w:tc>
@@ -26499,7 +26499,7 @@
             </w:pPr>
             <w:r/>
             <w:r>
-              <w:t>726.50</w:t>
+              <w:t>734.50</w:t>
             </w:r>
           </w:p>
         </w:tc>
@@ -26530,7 +26530,7 @@
               <w:rPr>
                 <w:b/>
               </w:rPr>
-              <w:t>733.50</w:t>
+              <w:t>741.50</w:t>
             </w:r>
           </w:p>
         </w:tc>
@@ -26678,7 +26678,7 @@
             </w:pPr>
             <w:r/>
             <w:r>
-              <w:t>733.50</w:t>
+              <w:t>741.50</w:t>
             </w:r>
           </w:p>
         </w:tc>
@@ -26706,7 +26706,7 @@
             </w:pPr>
             <w:r/>
             <w:r>
-              <w:t>747.75</w:t>
+              <w:t>755.75</w:t>
             </w:r>
           </w:p>
         </w:tc>
@@ -26734,7 +26734,7 @@
             </w:pPr>
             <w:r/>
             <w:r>
-              <w:t>718.75</w:t>
+              <w:t>726.75</w:t>
             </w:r>
           </w:p>
         </w:tc>
@@ -26765,7 +26765,7 @@
               <w:rPr>
                 <w:b/>
               </w:rPr>
-              <w:t>735.50</w:t>
+              <w:t>743.50</w:t>
             </w:r>
           </w:p>
         </w:tc>
@@ -26913,7 +26913,7 @@
             </w:pPr>
             <w:r/>
             <w:r>
-              <w:t>735.50</w:t>
+              <w:t>743.50</w:t>
             </w:r>
           </w:p>
         </w:tc>
@@ -26941,7 +26941,7 @@
             </w:pPr>
             <w:r/>
             <w:r>
-              <w:t>742.00</w:t>
+              <w:t>750.00</w:t>
             </w:r>
           </w:p>
         </w:tc>
@@ -26969,7 +26969,7 @@
             </w:pPr>
             <w:r/>
             <w:r>
-              <w:t>728.75</w:t>
+              <w:t>736.75</w:t>
             </w:r>
           </w:p>
         </w:tc>
@@ -27000,7 +27000,7 @@
               <w:rPr>
                 <w:b/>
               </w:rPr>
-              <w:t>735.75</w:t>
+              <w:t>743.75</w:t>
             </w:r>
           </w:p>
         </w:tc>
@@ -27148,7 +27148,7 @@
             </w:pPr>
             <w:r/>
             <w:r>
-              <w:t>735.75</w:t>
+              <w:t>743.75</w:t>
             </w:r>
           </w:p>
         </w:tc>
@@ -27176,7 +27176,7 @@
             </w:pPr>
             <w:r/>
             <w:r>
-              <w:t>746.00</w:t>
+              <w:t>754.00</w:t>
             </w:r>
           </w:p>
         </w:tc>
@@ -27204,7 +27204,7 @@
             </w:pPr>
             <w:r/>
             <w:r>
-              <w:t>727.75</w:t>
+              <w:t>735.75</w:t>
             </w:r>
           </w:p>
         </w:tc>
@@ -27235,7 +27235,7 @@
               <w:rPr>
                 <w:b/>
               </w:rPr>
-              <w:t>736.25</w:t>
+              <w:t>744.25</w:t>
             </w:r>
           </w:p>
         </w:tc>
@@ -27383,7 +27383,7 @@
             </w:pPr>
             <w:r/>
             <w:r>
-              <w:t>736.25</w:t>
+              <w:t>744.25</w:t>
             </w:r>
           </w:p>
         </w:tc>
@@ -27411,7 +27411,7 @@
             </w:pPr>
             <w:r/>
             <w:r>
-              <w:t>743.25</w:t>
+              <w:t>751.25</w:t>
             </w:r>
           </w:p>
         </w:tc>
@@ -27439,7 +27439,7 @@
             </w:pPr>
             <w:r/>
             <w:r>
-              <w:t>730.25</w:t>
+              <w:t>738.25</w:t>
             </w:r>
           </w:p>
         </w:tc>
@@ -27470,7 +27470,7 @@
               <w:rPr>
                 <w:b/>
               </w:rPr>
-              <w:t>735.50</w:t>
+              <w:t>743.50</w:t>
             </w:r>
           </w:p>
         </w:tc>
@@ -27618,7 +27618,7 @@
             </w:pPr>
             <w:r/>
             <w:r>
-              <w:t>735.50</w:t>
+              <w:t>743.50</w:t>
             </w:r>
           </w:p>
         </w:tc>
@@ -27646,7 +27646,7 @@
             </w:pPr>
             <w:r/>
             <w:r>
-              <w:t>749.00</w:t>
+              <w:t>757.00</w:t>
             </w:r>
           </w:p>
         </w:tc>
@@ -27674,7 +27674,7 @@
             </w:pPr>
             <w:r/>
             <w:r>
-              <w:t>722.50</w:t>
+              <w:t>730.50</w:t>
             </w:r>
           </w:p>
         </w:tc>
@@ -27705,7 +27705,7 @@
               <w:rPr>
                 <w:b/>
               </w:rPr>
-              <w:t>737.25</w:t>
+              <w:t>745.25</w:t>
             </w:r>
           </w:p>
         </w:tc>
@@ -27853,7 +27853,7 @@
             </w:pPr>
             <w:r/>
             <w:r>
-              <w:t>737.25</w:t>
+              <w:t>745.25</w:t>
             </w:r>
           </w:p>
         </w:tc>
@@ -27881,7 +27881,7 @@
             </w:pPr>
             <w:r/>
             <w:r>
-              <w:t>746.50</w:t>
+              <w:t>754.50</w:t>
             </w:r>
           </w:p>
         </w:tc>
@@ -27909,7 +27909,7 @@
             </w:pPr>
             <w:r/>
             <w:r>
-              <w:t>726.50</w:t>
+              <w:t>734.50</w:t>
             </w:r>
           </w:p>
         </w:tc>
@@ -27940,7 +27940,7 @@
               <w:rPr>
                 <w:b/>
               </w:rPr>
-              <w:t>737.75</w:t>
+              <w:t>745.75</w:t>
             </w:r>
           </w:p>
         </w:tc>
@@ -28088,7 +28088,7 @@
             </w:pPr>
             <w:r/>
             <w:r>
-              <w:t>737.75</w:t>
+              <w:t>745.75</w:t>
             </w:r>
           </w:p>
         </w:tc>
@@ -28116,7 +28116,7 @@
             </w:pPr>
             <w:r/>
             <w:r>
-              <w:t>750.00</w:t>
+              <w:t>758.00</w:t>
             </w:r>
           </w:p>
         </w:tc>
@@ -28144,7 +28144,7 @@
             </w:pPr>
             <w:r/>
             <w:r>
-              <w:t>723.50</w:t>
+              <w:t>731.50</w:t>
             </w:r>
           </w:p>
         </w:tc>
@@ -28175,7 +28175,7 @@
               <w:rPr>
                 <w:b/>
               </w:rPr>
-              <w:t>736.25</w:t>
+              <w:t>744.25</w:t>
             </w:r>
           </w:p>
         </w:tc>
@@ -28323,7 +28323,7 @@
             </w:pPr>
             <w:r/>
             <w:r>
-              <w:t>736.25</w:t>
+              <w:t>744.25</w:t>
             </w:r>
           </w:p>
         </w:tc>
@@ -28351,7 +28351,7 @@
             </w:pPr>
             <w:r/>
             <w:r>
-              <w:t>743.25</w:t>
+              <w:t>751.25</w:t>
             </w:r>
           </w:p>
         </w:tc>
@@ -28379,7 +28379,7 @@
             </w:pPr>
             <w:r/>
             <w:r>
-              <w:t>726.75</w:t>
+              <w:t>734.75</w:t>
             </w:r>
           </w:p>
         </w:tc>
@@ -28410,7 +28410,7 @@
               <w:rPr>
                 <w:b/>
               </w:rPr>
-              <w:t>736.75</w:t>
+              <w:t>744.75</w:t>
             </w:r>
           </w:p>
         </w:tc>
@@ -28558,7 +28558,7 @@
             </w:pPr>
             <w:r/>
             <w:r>
-              <w:t>736.75</w:t>
+              <w:t>744.75</w:t>
             </w:r>
           </w:p>
         </w:tc>
@@ -28586,7 +28586,7 @@
             </w:pPr>
             <w:r/>
             <w:r>
-              <w:t>747.25</w:t>
+              <w:t>755.25</w:t>
             </w:r>
           </w:p>
         </w:tc>
@@ -28614,7 +28614,7 @@
             </w:pPr>
             <w:r/>
             <w:r>
-              <w:t>729.50</w:t>
+              <w:t>737.50</w:t>
             </w:r>
           </w:p>
         </w:tc>
@@ -28645,7 +28645,7 @@
               <w:rPr>
                 <w:b/>
               </w:rPr>
-              <w:t>736.50</w:t>
+              <w:t>744.50</w:t>
             </w:r>
           </w:p>
         </w:tc>
@@ -28793,7 +28793,7 @@
             </w:pPr>
             <w:r/>
             <w:r>
-              <w:t>736.50</w:t>
+              <w:t>744.50</w:t>
             </w:r>
           </w:p>
         </w:tc>
@@ -28821,7 +28821,7 @@
             </w:pPr>
             <w:r/>
             <w:r>
-              <w:t>746.25</w:t>
+              <w:t>754.25</w:t>
             </w:r>
           </w:p>
         </w:tc>
@@ -28849,7 +28849,7 @@
             </w:pPr>
             <w:r/>
             <w:r>
-              <w:t>726.75</w:t>
+              <w:t>734.75</w:t>
             </w:r>
           </w:p>
         </w:tc>
@@ -28880,7 +28880,7 @@
               <w:rPr>
                 <w:b/>
               </w:rPr>
-              <w:t>737.00</w:t>
+              <w:t>745.00</w:t>
             </w:r>
           </w:p>
         </w:tc>
@@ -29028,7 +29028,7 @@
             </w:pPr>
             <w:r/>
             <w:r>
-              <w:t>737.00</w:t>
+              <w:t>745.00</w:t>
             </w:r>
           </w:p>
         </w:tc>
@@ -29056,7 +29056,7 @@
             </w:pPr>
             <w:r/>
             <w:r>
-              <w:t>747.75</w:t>
+              <w:t>755.75</w:t>
             </w:r>
           </w:p>
         </w:tc>
@@ -29084,7 +29084,7 @@
             </w:pPr>
             <w:r/>
             <w:r>
-              <w:t>729.75</w:t>
+              <w:t>737.75</w:t>
             </w:r>
           </w:p>
         </w:tc>
@@ -29115,7 +29115,7 @@
               <w:rPr>
                 <w:b/>
               </w:rPr>
-              <w:t>737.75</w:t>
+              <w:t>745.75</w:t>
             </w:r>
           </w:p>
         </w:tc>
@@ -29263,7 +29263,7 @@
             </w:pPr>
             <w:r/>
             <w:r>
-              <w:t>737.75</w:t>
+              <w:t>745.75</w:t>
             </w:r>
           </w:p>
         </w:tc>
@@ -29291,7 +29291,7 @@
             </w:pPr>
             <w:r/>
             <w:r>
-              <w:t>744.25</w:t>
+              <w:t>752.25</w:t>
             </w:r>
           </w:p>
         </w:tc>
@@ -29319,7 +29319,7 @@
             </w:pPr>
             <w:r/>
             <w:r>
-              <w:t>729.25</w:t>
+              <w:t>737.25</w:t>
             </w:r>
           </w:p>
         </w:tc>
@@ -29350,7 +29350,7 @@
               <w:rPr>
                 <w:b/>
               </w:rPr>
-              <w:t>738.25</w:t>
+              <w:t>746.25</w:t>
             </w:r>
           </w:p>
         </w:tc>
@@ -29498,7 +29498,7 @@
             </w:pPr>
             <w:r/>
             <w:r>
-              <w:t>738.25</w:t>
+              <w:t>746.25</w:t>
             </w:r>
           </w:p>
         </w:tc>
@@ -29526,7 +29526,7 @@
             </w:pPr>
             <w:r/>
             <w:r>
-              <w:t>749.25</w:t>
+              <w:t>757.25</w:t>
             </w:r>
           </w:p>
         </w:tc>
@@ -29554,7 +29554,7 @@
             </w:pPr>
             <w:r/>
             <w:r>
-              <w:t>726.50</w:t>
+              <w:t>734.50</w:t>
             </w:r>
           </w:p>
         </w:tc>
@@ -29585,7 +29585,7 @@
               <w:rPr>
                 <w:b/>
               </w:rPr>
-              <w:t>741.75</w:t>
+              <w:t>749.75</w:t>
             </w:r>
           </w:p>
         </w:tc>
@@ -29733,7 +29733,7 @@
             </w:pPr>
             <w:r/>
             <w:r>
-              <w:t>741.75</w:t>
+              <w:t>749.75</w:t>
             </w:r>
           </w:p>
         </w:tc>
@@ -29761,7 +29761,7 @@
             </w:pPr>
             <w:r/>
             <w:r>
-              <w:t>747.25</w:t>
+              <w:t>755.25</w:t>
             </w:r>
           </w:p>
         </w:tc>
@@ -29789,7 +29789,7 @@
             </w:pPr>
             <w:r/>
             <w:r>
-              <w:t>734.00</w:t>
+              <w:t>742.00</w:t>
             </w:r>
           </w:p>
         </w:tc>
@@ -29820,7 +29820,7 @@
               <w:rPr>
                 <w:b/>
               </w:rPr>
-              <w:t>742.50</w:t>
+              <w:t>750.50</w:t>
             </w:r>
           </w:p>
         </w:tc>
@@ -29968,7 +29968,7 @@
             </w:pPr>
             <w:r/>
             <w:r>
-              <w:t>742.50</w:t>
+              <w:t>750.50</w:t>
             </w:r>
           </w:p>
         </w:tc>
@@ -29996,7 +29996,7 @@
             </w:pPr>
             <w:r/>
             <w:r>
-              <w:t>751.75</w:t>
+              <w:t>759.75</w:t>
             </w:r>
           </w:p>
         </w:tc>
@@ -30024,7 +30024,7 @@
             </w:pPr>
             <w:r/>
             <w:r>
-              <w:t>736.00</w:t>
+              <w:t>744.00</w:t>
             </w:r>
           </w:p>
         </w:tc>
@@ -30055,7 +30055,7 @@
               <w:rPr>
                 <w:b/>
               </w:rPr>
-              <w:t>741.75</w:t>
+              <w:t>749.75</w:t>
             </w:r>
           </w:p>
         </w:tc>
@@ -30203,7 +30203,7 @@
             </w:pPr>
             <w:r/>
             <w:r>
-              <w:t>741.75</w:t>
+              <w:t>749.75</w:t>
             </w:r>
           </w:p>
         </w:tc>
@@ -30231,7 +30231,7 @@
             </w:pPr>
             <w:r/>
             <w:r>
-              <w:t>749.25</w:t>
+              <w:t>757.25</w:t>
             </w:r>
           </w:p>
         </w:tc>
@@ -30259,7 +30259,7 @@
             </w:pPr>
             <w:r/>
             <w:r>
-              <w:t>735.75</w:t>
+              <w:t>743.75</w:t>
             </w:r>
           </w:p>
         </w:tc>
@@ -30290,7 +30290,7 @@
               <w:rPr>
                 <w:b/>
               </w:rPr>
-              <w:t>740.75</w:t>
+              <w:t>748.75</w:t>
             </w:r>
           </w:p>
         </w:tc>
@@ -30438,7 +30438,7 @@
             </w:pPr>
             <w:r/>
             <w:r>
-              <w:t>740.75</w:t>
+              <w:t>748.75</w:t>
             </w:r>
           </w:p>
         </w:tc>
@@ -30466,7 +30466,7 @@
             </w:pPr>
             <w:r/>
             <w:r>
-              <w:t>747.75</w:t>
+              <w:t>755.75</w:t>
             </w:r>
           </w:p>
         </w:tc>
@@ -30494,7 +30494,7 @@
             </w:pPr>
             <w:r/>
             <w:r>
-              <w:t>727.25</w:t>
+              <w:t>735.25</w:t>
             </w:r>
           </w:p>
         </w:tc>
@@ -30525,7 +30525,7 @@
               <w:rPr>
                 <w:b/>
               </w:rPr>
-              <w:t>741.50</w:t>
+              <w:t>749.50</w:t>
             </w:r>
           </w:p>
         </w:tc>
@@ -30673,7 +30673,7 @@
             </w:pPr>
             <w:r/>
             <w:r>
-              <w:t>741.50</w:t>
+              <w:t>749.50</w:t>
             </w:r>
           </w:p>
         </w:tc>
@@ -30701,7 +30701,7 @@
             </w:pPr>
             <w:r/>
             <w:r>
-              <w:t>750.75</w:t>
+              <w:t>758.75</w:t>
             </w:r>
           </w:p>
         </w:tc>
@@ -30729,7 +30729,7 @@
             </w:pPr>
             <w:r/>
             <w:r>
-              <w:t>734.25</w:t>
+              <w:t>742.25</w:t>
             </w:r>
           </w:p>
         </w:tc>
@@ -30760,7 +30760,7 @@
               <w:rPr>
                 <w:b/>
               </w:rPr>
-              <w:t>741.25</w:t>
+              <w:t>749.25</w:t>
             </w:r>
           </w:p>
         </w:tc>
@@ -30908,7 +30908,7 @@
             </w:pPr>
             <w:r/>
             <w:r>
-              <w:t>741.25</w:t>
+              <w:t>749.25</w:t>
             </w:r>
           </w:p>
         </w:tc>
@@ -30936,7 +30936,7 @@
             </w:pPr>
             <w:r/>
             <w:r>
-              <w:t>749.75</w:t>
+              <w:t>757.75</w:t>
             </w:r>
           </w:p>
         </w:tc>
@@ -30964,7 +30964,7 @@
             </w:pPr>
             <w:r/>
             <w:r>
-              <w:t>727.25</w:t>
+              <w:t>735.25</w:t>
             </w:r>
           </w:p>
         </w:tc>
@@ -30995,7 +30995,7 @@
               <w:rPr>
                 <w:b/>
               </w:rPr>
-              <w:t>743.00</w:t>
+              <w:t>751.00</w:t>
             </w:r>
           </w:p>
         </w:tc>
@@ -31143,7 +31143,7 @@
             </w:pPr>
             <w:r/>
             <w:r>
-              <w:t>743.00</w:t>
+              <w:t>751.00</w:t>
             </w:r>
           </w:p>
         </w:tc>
@@ -31171,7 +31171,7 @@
             </w:pPr>
             <w:r/>
             <w:r>
-              <w:t>749.25</w:t>
+              <w:t>757.25</w:t>
             </w:r>
           </w:p>
         </w:tc>
@@ -31199,7 +31199,7 @@
             </w:pPr>
             <w:r/>
             <w:r>
-              <w:t>736.50</w:t>
+              <w:t>744.50</w:t>
             </w:r>
           </w:p>
         </w:tc>
@@ -31230,7 +31230,7 @@
               <w:rPr>
                 <w:b/>
               </w:rPr>
-              <w:t>742.25</w:t>
+              <w:t>750.25</w:t>
             </w:r>
           </w:p>
         </w:tc>

--- a/Daily Reports/14_09_2026-CBOT Reports.docx
+++ b/Daily Reports/14_09_2026-CBOT Reports.docx
@@ -104,7 +104,7 @@
           <w:color w:val="5C768D"/>
           <w:sz w:val="19"/>
         </w:rPr>
-        <w:t>Cập nhật tự động qua `macro_tracker.py` vào lúc 17:21 ICT ngày 14/09/2026</w:t>
+        <w:t>Cập nhật tự động qua `macro_tracker.py` vào lúc 18:59 ICT ngày 14/09/2026</w:t>
       </w:r>
     </w:p>
     <w:tbl>
@@ -313,7 +313,7 @@
               <w:rPr>
                 <w:b/>
               </w:rPr>
-              <w:t>107.43 / thùng</w:t>
+              <w:t>108.42 / thùng</w:t>
             </w:r>
           </w:p>
         </w:tc>
@@ -442,7 +442,7 @@
               <w:rPr>
                 <w:b/>
               </w:rPr>
-              <w:t>99.58</w:t>
+              <w:t>99.52</w:t>
             </w:r>
           </w:p>
         </w:tc>
@@ -1218,7 +1218,7 @@
         <w:rPr>
           <w:b/>
         </w:rPr>
-        <w:t>`107.43` (+0.00%)</w:t>
+        <w:t>`108.42` (+0.00%)</w:t>
       </w:r>
       <w:r>
         <w:t xml:space="preserve"> | DXY: </w:t>
@@ -1227,7 +1227,7 @@
         <w:rPr>
           <w:b/>
         </w:rPr>
-        <w:t>`99.58` (+0.00%)</w:t>
+        <w:t>`99.52` (+0.00%)</w:t>
       </w:r>
       <w:r>
         <w:t xml:space="preserve"> | Lúa mì CBOT: </w:t>
@@ -1236,7 +1236,7 @@
         <w:rPr>
           <w:b/>
         </w:rPr>
-        <w:t>`730.00` (+0.00%)</w:t>
+        <w:t>`729.00` (+0.00%)</w:t>
       </w:r>
       <w:r>
         <w:t>.</w:t>
@@ -1306,7 +1306,7 @@
           <w:color w:val="5C768D"/>
           <w:sz w:val="19"/>
         </w:rPr>
-        <w:t>Cập nhật tự động lúc 17:21 ICT ngày 14/09/2026 — Nguồn: NOAA, USDA, BOM Australia</w:t>
+        <w:t>Cập nhật tự động lúc 18:59 ICT ngày 14/09/2026 — Nguồn: NOAA, USDA, BOM Australia</w:t>
       </w:r>
     </w:p>
     <w:p>
@@ -3574,7 +3574,7 @@
               <w:rPr>
                 <w:b/>
               </w:rPr>
-              <w:t>529.00</w:t>
+              <w:t>530.25</w:t>
             </w:r>
           </w:p>
         </w:tc>
@@ -3605,7 +3605,7 @@
               <w:rPr>
                 <w:b/>
               </w:rPr>
-              <w:t>530.11 (+1.11)</w:t>
+              <w:t>531.37 (+1.12)</w:t>
             </w:r>
           </w:p>
         </w:tc>
@@ -3633,7 +3633,7 @@
             </w:pPr>
             <w:r/>
             <w:r>
-              <w:t>Bearish (529.12 &lt; 529.92)</w:t>
+              <w:t>Bearish (529.18 &lt; 529.92)</w:t>
             </w:r>
           </w:p>
         </w:tc>
@@ -3661,7 +3661,7 @@
             </w:pPr>
             <w:r/>
             <w:r>
-              <w:t>0.75 cents</w:t>
+              <w:t>1.75 cents</w:t>
             </w:r>
           </w:p>
         </w:tc>
@@ -3822,7 +3822,7 @@
               <w:rPr>
                 <w:b/>
               </w:rPr>
-              <w:t>730.00</w:t>
+              <w:t>729.00</w:t>
             </w:r>
           </w:p>
         </w:tc>
@@ -3853,7 +3853,7 @@
               <w:rPr>
                 <w:b/>
               </w:rPr>
-              <w:t>731.10 (+1.10)</w:t>
+              <w:t>730.06 (+1.06)</w:t>
             </w:r>
           </w:p>
         </w:tc>
@@ -3881,7 +3881,7 @@
             </w:pPr>
             <w:r/>
             <w:r>
-              <w:t>Bearish (727.44 &lt; 731.44)</w:t>
+              <w:t>Bearish (727.50 &lt; 731.31)</w:t>
             </w:r>
           </w:p>
         </w:tc>
@@ -3909,7 +3909,7 @@
             </w:pPr>
             <w:r/>
             <w:r>
-              <w:t>3.00 cents</w:t>
+              <w:t>2.50 cents</w:t>
             </w:r>
           </w:p>
         </w:tc>
@@ -4347,7 +4347,7 @@
                 <w:b/>
                 <w:color w:val="15803D"/>
               </w:rPr>
-              <w:t>527.00 - 529.12 cents (Canh mua vùng hỗ trợ)</w:t>
+              <w:t>528.00 - 529.18 cents (Canh mua vùng hỗ trợ)</w:t>
             </w:r>
           </w:p>
         </w:tc>
@@ -4528,7 +4528,7 @@
                 <w:b/>
                 <w:color w:val="15803D"/>
               </w:rPr>
-              <w:t>Long trung hạn (Swing) (ZCH27)</w:t>
+              <w:t>Long trung hạn (Swing) (ZCZ26)</w:t>
             </w:r>
           </w:p>
         </w:tc>
@@ -4559,7 +4559,7 @@
               <w:rPr>
                 <w:b/>
               </w:rPr>
-              <w:t>541.75 - 543.25 cents</w:t>
+              <w:t>526.50 - 528.00 cents</w:t>
             </w:r>
           </w:p>
         </w:tc>
@@ -4590,7 +4590,7 @@
               <w:rPr>
                 <w:b/>
               </w:rPr>
-              <w:t>470.81 cents (Chống quét SL tuyệt đối)</w:t>
+              <w:t>454.86 cents (Chống quét SL tuyệt đối)</w:t>
             </w:r>
           </w:p>
         </w:tc>
@@ -4621,7 +4621,7 @@
               <w:rPr>
                 <w:b/>
               </w:rPr>
-              <w:t>563.00 cents (Ăn trọn biên độ ngô ~10.5 giá)</w:t>
+              <w:t>548.75 cents (Ăn trọn biên độ ngô ~10.5 giá)</w:t>
             </w:r>
           </w:p>
         </w:tc>
@@ -4721,7 +4721,7 @@
                 <w:b/>
                 <w:color w:val="B91C1C"/>
               </w:rPr>
-              <w:t>Short trung hạn (Swing) (ZCH27)</w:t>
+              <w:t>Short trung hạn (Swing) (ZCZ26)</w:t>
             </w:r>
           </w:p>
         </w:tc>
@@ -4752,7 +4752,7 @@
               <w:rPr>
                 <w:b/>
               </w:rPr>
-              <w:t>549.00 - 550.50 cents</w:t>
+              <w:t>533.50 - 535.00 cents</w:t>
             </w:r>
           </w:p>
         </w:tc>
@@ -4783,7 +4783,7 @@
               <w:rPr>
                 <w:b/>
               </w:rPr>
-              <w:t>551.44 cents</w:t>
+              <w:t>536.14 cents</w:t>
             </w:r>
           </w:p>
         </w:tc>
@@ -4814,7 +4814,7 @@
               <w:rPr>
                 <w:b/>
               </w:rPr>
-              <w:t>474.25 cents</w:t>
+              <w:t>458.50 cents</w:t>
             </w:r>
           </w:p>
         </w:tc>
@@ -4945,7 +4945,7 @@
               <w:rPr>
                 <w:b/>
               </w:rPr>
-              <w:t>446.94 - 457.50 cents</w:t>
+              <w:t>446.95 - 457.50 cents</w:t>
             </w:r>
           </w:p>
         </w:tc>
@@ -5126,7 +5126,7 @@
                 <w:b/>
                 <w:color w:val="B91C1C"/>
               </w:rPr>
-              <w:t>727.44 - 731.44 cents (Canh bán hồi kỹ thuật H1)</w:t>
+              <w:t>727.50 - 731.31 cents (Canh bán hồi kỹ thuật H1)</w:t>
             </w:r>
           </w:p>
         </w:tc>
@@ -5157,7 +5157,7 @@
               <w:rPr>
                 <w:b/>
               </w:rPr>
-              <w:t>802.13 cents (Trên kháng cự R2 + 1.5x ATR)</w:t>
+              <w:t>801.85 cents (Trên kháng cự R2 + 1.5x ATR)</w:t>
             </w:r>
           </w:p>
         </w:tc>
@@ -5366,7 +5366,7 @@
               <w:rPr>
                 <w:b/>
               </w:rPr>
-              <w:t>640.50 cents</w:t>
+              <w:t>640.68 cents</w:t>
             </w:r>
           </w:p>
         </w:tc>
@@ -5559,7 +5559,7 @@
               <w:rPr>
                 <w:b/>
               </w:rPr>
-              <w:t>737.75 cents</w:t>
+              <w:t>737.57 cents</w:t>
             </w:r>
           </w:p>
         </w:tc>
@@ -5721,7 +5721,7 @@
               <w:rPr>
                 <w:b/>
               </w:rPr>
-              <w:t>626.24 - 645.25 cents</w:t>
+              <w:t>626.98 - 645.25 cents</w:t>
             </w:r>
           </w:p>
         </w:tc>
@@ -11599,7 +11599,7 @@
         <w:t>Giá Chốt Phiên (Close):</w:t>
       </w:r>
       <w:r>
-        <w:t xml:space="preserve"> 529.00 cents | </w:t>
+        <w:t xml:space="preserve"> 530.25 cents | </w:t>
       </w:r>
       <w:r>
         <w:rPr>
@@ -11614,10 +11614,10 @@
         <w:rPr>
           <w:b/>
         </w:rPr>
-        <w:t>`530.11 cents`</w:t>
+        <w:t>`531.37 cents`</w:t>
       </w:r>
       <w:r>
-        <w:t xml:space="preserve"> (+1.11).</w:t>
+        <w:t xml:space="preserve"> (+1.12).</w:t>
       </w:r>
     </w:p>
     <w:p>
@@ -11638,7 +11638,7 @@
         <w:rPr>
           <w:b/>
         </w:rPr>
-        <w:t>`30,441`</w:t>
+        <w:t>`34,785`</w:t>
       </w:r>
       <w:r>
         <w:t xml:space="preserve"> (Chênh lệch: </w:t>
@@ -11647,7 +11647,7 @@
         <w:rPr>
           <w:b/>
         </w:rPr>
-        <w:t>`+17,190`</w:t>
+        <w:t>`+21,534`</w:t>
       </w:r>
       <w:r>
         <w:t xml:space="preserve">) | OI: </w:t>
@@ -11709,9 +11709,9 @@
       <w:r>
         <w:rPr>
           <w:b/>
-          <w:color w:val="15803D"/>
+          <w:color w:val="B91C1C"/>
         </w:rPr>
-        <w:t>`Giảm do phe Long tháo chạy (Long Liquidation)`</w:t>
+        <w:t>`Tăng do phe Short chốt lời (Short Covering)`</w:t>
       </w:r>
     </w:p>
     <w:p>
@@ -11732,10 +11732,10 @@
         <w:rPr>
           <w:b/>
         </w:rPr>
-        <w:t>TÍCH LŨY TIÊU CỰC (Distribution):</w:t>
+        <w:t>TÍCH LŨY TÍCH CỰC (Accumulation):</w:t>
       </w:r>
       <w:r>
-        <w:t xml:space="preserve"> Nến đi ngang nhưng dòng tiền rút dần (OI giảm), cảnh báo rủi ro suy sụt sắp tới.</w:t>
+        <w:t xml:space="preserve"> Nến đi ngang nhưng dòng tiền âm thầm gia tăng (OI tăng), báo hiệu chuẩn bị có nhịp bứt phá tăng.</w:t>
       </w:r>
     </w:p>
     <w:p>
@@ -11981,7 +11981,7 @@
               <w:rPr>
                 <w:b/>
               </w:rPr>
-              <w:t>107.43</w:t>
+              <w:t>108.42</w:t>
             </w:r>
           </w:p>
         </w:tc>
@@ -12104,7 +12104,7 @@
               <w:rPr>
                 <w:b/>
               </w:rPr>
-              <w:t>99.58</w:t>
+              <w:t>99.52</w:t>
             </w:r>
           </w:p>
         </w:tc>
@@ -12739,7 +12739,7 @@
         <w:t xml:space="preserve"> EMA_21 </w:t>
       </w:r>
       <w:r>
-        <w:t xml:space="preserve"> (529.12) &lt; </w:t>
+        <w:t xml:space="preserve"> (529.18) &lt; </w:t>
       </w:r>
       <w:r>
         <w:rPr>
@@ -12771,7 +12771,7 @@
         <w:rPr>
           <w:b/>
         </w:rPr>
-        <w:t>`49.25`</w:t>
+        <w:t>`53.10`</w:t>
       </w:r>
       <w:r>
         <w:t xml:space="preserve"> | ATR (14) = </w:t>
@@ -12789,7 +12789,7 @@
         <w:rPr>
           <w:b/>
         </w:rPr>
-        <w:t>`0.75 cents`</w:t>
+        <w:t>`1.75 cents`</w:t>
       </w:r>
       <w:r>
         <w:t>.</w:t>
@@ -12813,7 +12813,7 @@
         <w:rPr>
           <w:b/>
         </w:rPr>
-        <w:t>`527.00`</w:t>
+        <w:t>`528.00`</w:t>
       </w:r>
       <w:r>
         <w:t xml:space="preserve"> | S2: </w:t>
@@ -13574,7 +13574,7 @@
           <w:b/>
           <w:color w:val="15803D"/>
         </w:rPr>
-        <w:t>`527.00 - 529.12 cents (Canh mua vùng hỗ trợ)`</w:t>
+        <w:t>`528.00 - 529.18 cents (Canh mua vùng hỗ trợ)`</w:t>
       </w:r>
       <w:r>
         <w:t xml:space="preserve"> | SL: </w:t>
@@ -13620,7 +13620,7 @@
         <w:rPr>
           <w:b/>
         </w:rPr>
-        <w:t>Trung hạn (Swing Trades - HĐ ZCH27):</w:t>
+        <w:t>Trung hạn (Swing Trades - HĐ ZCZ26):</w:t>
       </w:r>
     </w:p>
     <w:p>
@@ -13645,7 +13645,7 @@
         <w:rPr>
           <w:b/>
         </w:rPr>
-        <w:t>`541.75 - 543.25 cents`</w:t>
+        <w:t>`526.50 - 528.00 cents`</w:t>
       </w:r>
       <w:r>
         <w:t xml:space="preserve"> | SL: </w:t>
@@ -13654,7 +13654,7 @@
         <w:rPr>
           <w:b/>
         </w:rPr>
-        <w:t>`470.81 cents (Chống quét SL tuyệt đối)`</w:t>
+        <w:t>`454.86 cents (Chống quét SL tuyệt đối)`</w:t>
       </w:r>
       <w:r>
         <w:t xml:space="preserve"> | TP: </w:t>
@@ -13663,7 +13663,7 @@
         <w:rPr>
           <w:b/>
         </w:rPr>
-        <w:t>`563.00 cents (Ăn trọn biên độ ngô ~10.5 giá)`</w:t>
+        <w:t>`548.75 cents (Ăn trọn biên độ ngô ~10.5 giá)`</w:t>
       </w:r>
       <w:r>
         <w:t>.</w:t>
@@ -13691,7 +13691,7 @@
         <w:rPr>
           <w:b/>
         </w:rPr>
-        <w:t>`549.00 - 550.50 cents`</w:t>
+        <w:t>`533.50 - 535.00 cents`</w:t>
       </w:r>
       <w:r>
         <w:t xml:space="preserve"> | SL: </w:t>
@@ -13700,7 +13700,7 @@
         <w:rPr>
           <w:b/>
         </w:rPr>
-        <w:t>`551.44 cents`</w:t>
+        <w:t>`536.14 cents`</w:t>
       </w:r>
       <w:r>
         <w:t xml:space="preserve"> | TP: </w:t>
@@ -13709,7 +13709,7 @@
         <w:rPr>
           <w:b/>
         </w:rPr>
-        <w:t>`474.25 cents`</w:t>
+        <w:t>`458.50 cents`</w:t>
       </w:r>
       <w:r>
         <w:t>.</w:t>
@@ -13749,7 +13749,7 @@
         <w:rPr>
           <w:b/>
         </w:rPr>
-        <w:t>`446.94 - 457.50 cents`</w:t>
+        <w:t>`446.95 - 457.50 cents`</w:t>
       </w:r>
     </w:p>
     <w:p>
@@ -14156,7 +14156,7 @@
             </w:pPr>
             <w:r/>
             <w:r>
-              <w:t>529.00</w:t>
+              <w:t>530.25</w:t>
             </w:r>
           </w:p>
         </w:tc>
@@ -14184,7 +14184,7 @@
             </w:pPr>
             <w:r/>
             <w:r>
-              <w:t>532.75</w:t>
+              <w:t>534.00</w:t>
             </w:r>
           </w:p>
         </w:tc>
@@ -14212,7 +14212,7 @@
             </w:pPr>
             <w:r/>
             <w:r>
-              <w:t>525.75</w:t>
+              <w:t>527.00</w:t>
             </w:r>
           </w:p>
         </w:tc>
@@ -14243,7 +14243,7 @@
               <w:rPr>
                 <w:b/>
               </w:rPr>
-              <w:t>529.25</w:t>
+              <w:t>530.50</w:t>
             </w:r>
           </w:p>
         </w:tc>
@@ -14391,7 +14391,7 @@
             </w:pPr>
             <w:r/>
             <w:r>
-              <w:t>529.25</w:t>
+              <w:t>530.50</w:t>
             </w:r>
           </w:p>
         </w:tc>
@@ -14419,7 +14419,7 @@
             </w:pPr>
             <w:r/>
             <w:r>
-              <w:t>532.00</w:t>
+              <w:t>533.25</w:t>
             </w:r>
           </w:p>
         </w:tc>
@@ -14447,7 +14447,7 @@
             </w:pPr>
             <w:r/>
             <w:r>
-              <w:t>525.50</w:t>
+              <w:t>526.75</w:t>
             </w:r>
           </w:p>
         </w:tc>
@@ -14478,7 +14478,7 @@
               <w:rPr>
                 <w:b/>
               </w:rPr>
-              <w:t>528.75</w:t>
+              <w:t>530.00</w:t>
             </w:r>
           </w:p>
         </w:tc>
@@ -14626,7 +14626,7 @@
             </w:pPr>
             <w:r/>
             <w:r>
-              <w:t>528.75</w:t>
+              <w:t>530.00</w:t>
             </w:r>
           </w:p>
         </w:tc>
@@ -14654,7 +14654,7 @@
             </w:pPr>
             <w:r/>
             <w:r>
-              <w:t>531.75</w:t>
+              <w:t>533.00</w:t>
             </w:r>
           </w:p>
         </w:tc>
@@ -14682,7 +14682,7 @@
             </w:pPr>
             <w:r/>
             <w:r>
-              <w:t>524.75</w:t>
+              <w:t>526.00</w:t>
             </w:r>
           </w:p>
         </w:tc>
@@ -14713,7 +14713,7 @@
               <w:rPr>
                 <w:b/>
               </w:rPr>
-              <w:t>529.50</w:t>
+              <w:t>530.75</w:t>
             </w:r>
           </w:p>
         </w:tc>
@@ -14861,7 +14861,7 @@
             </w:pPr>
             <w:r/>
             <w:r>
-              <w:t>529.50</w:t>
+              <w:t>530.75</w:t>
             </w:r>
           </w:p>
         </w:tc>
@@ -14889,7 +14889,7 @@
             </w:pPr>
             <w:r/>
             <w:r>
-              <w:t>534.00</w:t>
+              <w:t>535.25</w:t>
             </w:r>
           </w:p>
         </w:tc>
@@ -14917,7 +14917,7 @@
             </w:pPr>
             <w:r/>
             <w:r>
-              <w:t>524.50</w:t>
+              <w:t>525.75</w:t>
             </w:r>
           </w:p>
         </w:tc>
@@ -14948,7 +14948,7 @@
               <w:rPr>
                 <w:b/>
               </w:rPr>
-              <w:t>530.25</w:t>
+              <w:t>531.50</w:t>
             </w:r>
           </w:p>
         </w:tc>
@@ -15096,7 +15096,7 @@
             </w:pPr>
             <w:r/>
             <w:r>
-              <w:t>530.25</w:t>
+              <w:t>531.50</w:t>
             </w:r>
           </w:p>
         </w:tc>
@@ -15124,7 +15124,7 @@
             </w:pPr>
             <w:r/>
             <w:r>
-              <w:t>535.75</w:t>
+              <w:t>537.00</w:t>
             </w:r>
           </w:p>
         </w:tc>
@@ -15152,7 +15152,7 @@
             </w:pPr>
             <w:r/>
             <w:r>
-              <w:t>524.00</w:t>
+              <w:t>525.25</w:t>
             </w:r>
           </w:p>
         </w:tc>
@@ -15183,7 +15183,7 @@
               <w:rPr>
                 <w:b/>
               </w:rPr>
-              <w:t>532.50</w:t>
+              <w:t>533.75</w:t>
             </w:r>
           </w:p>
         </w:tc>
@@ -15331,7 +15331,7 @@
             </w:pPr>
             <w:r/>
             <w:r>
-              <w:t>532.50</w:t>
+              <w:t>533.75</w:t>
             </w:r>
           </w:p>
         </w:tc>
@@ -15359,7 +15359,7 @@
             </w:pPr>
             <w:r/>
             <w:r>
-              <w:t>535.50</w:t>
+              <w:t>536.75</w:t>
             </w:r>
           </w:p>
         </w:tc>
@@ -15387,7 +15387,7 @@
             </w:pPr>
             <w:r/>
             <w:r>
-              <w:t>528.25</w:t>
+              <w:t>529.50</w:t>
             </w:r>
           </w:p>
         </w:tc>
@@ -15418,7 +15418,7 @@
               <w:rPr>
                 <w:b/>
               </w:rPr>
-              <w:t>532.75</w:t>
+              <w:t>534.00</w:t>
             </w:r>
           </w:p>
         </w:tc>
@@ -15566,7 +15566,7 @@
             </w:pPr>
             <w:r/>
             <w:r>
-              <w:t>532.75</w:t>
+              <w:t>534.00</w:t>
             </w:r>
           </w:p>
         </w:tc>
@@ -15594,7 +15594,7 @@
             </w:pPr>
             <w:r/>
             <w:r>
-              <w:t>536.00</w:t>
+              <w:t>537.25</w:t>
             </w:r>
           </w:p>
         </w:tc>
@@ -15622,7 +15622,7 @@
             </w:pPr>
             <w:r/>
             <w:r>
-              <w:t>526.25</w:t>
+              <w:t>527.50</w:t>
             </w:r>
           </w:p>
         </w:tc>
@@ -15653,7 +15653,7 @@
               <w:rPr>
                 <w:b/>
               </w:rPr>
-              <w:t>533.50</w:t>
+              <w:t>534.75</w:t>
             </w:r>
           </w:p>
         </w:tc>
@@ -15801,7 +15801,7 @@
             </w:pPr>
             <w:r/>
             <w:r>
-              <w:t>533.50</w:t>
+              <w:t>534.75</w:t>
             </w:r>
           </w:p>
         </w:tc>
@@ -15829,7 +15829,7 @@
             </w:pPr>
             <w:r/>
             <w:r>
-              <w:t>536.50</w:t>
+              <w:t>537.75</w:t>
             </w:r>
           </w:p>
         </w:tc>
@@ -15857,7 +15857,7 @@
             </w:pPr>
             <w:r/>
             <w:r>
-              <w:t>529.00</w:t>
+              <w:t>530.25</w:t>
             </w:r>
           </w:p>
         </w:tc>
@@ -15888,7 +15888,7 @@
               <w:rPr>
                 <w:b/>
               </w:rPr>
-              <w:t>533.00</w:t>
+              <w:t>534.25</w:t>
             </w:r>
           </w:p>
         </w:tc>
@@ -16036,7 +16036,7 @@
             </w:pPr>
             <w:r/>
             <w:r>
-              <w:t>533.00</w:t>
+              <w:t>534.25</w:t>
             </w:r>
           </w:p>
         </w:tc>
@@ -16064,7 +16064,7 @@
             </w:pPr>
             <w:r/>
             <w:r>
-              <w:t>537.00</w:t>
+              <w:t>538.25</w:t>
             </w:r>
           </w:p>
         </w:tc>
@@ -16092,7 +16092,7 @@
             </w:pPr>
             <w:r/>
             <w:r>
-              <w:t>527.25</w:t>
+              <w:t>528.50</w:t>
             </w:r>
           </w:p>
         </w:tc>
@@ -16123,7 +16123,7 @@
               <w:rPr>
                 <w:b/>
               </w:rPr>
-              <w:t>533.50</w:t>
+              <w:t>534.75</w:t>
             </w:r>
           </w:p>
         </w:tc>
@@ -16271,7 +16271,7 @@
             </w:pPr>
             <w:r/>
             <w:r>
-              <w:t>533.50</w:t>
+              <w:t>534.75</w:t>
             </w:r>
           </w:p>
         </w:tc>
@@ -16299,7 +16299,7 @@
             </w:pPr>
             <w:r/>
             <w:r>
-              <w:t>536.00</w:t>
+              <w:t>537.25</w:t>
             </w:r>
           </w:p>
         </w:tc>
@@ -16327,7 +16327,7 @@
             </w:pPr>
             <w:r/>
             <w:r>
-              <w:t>530.25</w:t>
+              <w:t>531.50</w:t>
             </w:r>
           </w:p>
         </w:tc>
@@ -16358,7 +16358,7 @@
               <w:rPr>
                 <w:b/>
               </w:rPr>
-              <w:t>534.00</w:t>
+              <w:t>535.25</w:t>
             </w:r>
           </w:p>
         </w:tc>
@@ -16506,7 +16506,7 @@
             </w:pPr>
             <w:r/>
             <w:r>
-              <w:t>534.00</w:t>
+              <w:t>535.25</w:t>
             </w:r>
           </w:p>
         </w:tc>
@@ -16534,7 +16534,7 @@
             </w:pPr>
             <w:r/>
             <w:r>
-              <w:t>537.50</w:t>
+              <w:t>538.75</w:t>
             </w:r>
           </w:p>
         </w:tc>
@@ -16562,7 +16562,7 @@
             </w:pPr>
             <w:r/>
             <w:r>
-              <w:t>528.00</w:t>
+              <w:t>529.25</w:t>
             </w:r>
           </w:p>
         </w:tc>
@@ -16593,7 +16593,7 @@
               <w:rPr>
                 <w:b/>
               </w:rPr>
-              <w:t>535.00</w:t>
+              <w:t>536.25</w:t>
             </w:r>
           </w:p>
         </w:tc>
@@ -16741,7 +16741,7 @@
             </w:pPr>
             <w:r/>
             <w:r>
-              <w:t>535.00</w:t>
+              <w:t>536.25</w:t>
             </w:r>
           </w:p>
         </w:tc>
@@ -16769,7 +16769,7 @@
             </w:pPr>
             <w:r/>
             <w:r>
-              <w:t>537.75</w:t>
+              <w:t>539.00</w:t>
             </w:r>
           </w:p>
         </w:tc>
@@ -16797,7 +16797,7 @@
             </w:pPr>
             <w:r/>
             <w:r>
-              <w:t>532.50</w:t>
+              <w:t>533.75</w:t>
             </w:r>
           </w:p>
         </w:tc>
@@ -16828,7 +16828,7 @@
               <w:rPr>
                 <w:b/>
               </w:rPr>
-              <w:t>535.00</w:t>
+              <w:t>536.25</w:t>
             </w:r>
           </w:p>
         </w:tc>
@@ -16976,7 +16976,7 @@
             </w:pPr>
             <w:r/>
             <w:r>
-              <w:t>535.00</w:t>
+              <w:t>536.25</w:t>
             </w:r>
           </w:p>
         </w:tc>
@@ -17004,7 +17004,7 @@
             </w:pPr>
             <w:r/>
             <w:r>
-              <w:t>537.75</w:t>
+              <w:t>539.00</w:t>
             </w:r>
           </w:p>
         </w:tc>
@@ -17032,7 +17032,7 @@
             </w:pPr>
             <w:r/>
             <w:r>
-              <w:t>532.50</w:t>
+              <w:t>533.75</w:t>
             </w:r>
           </w:p>
         </w:tc>
@@ -17063,7 +17063,7 @@
               <w:rPr>
                 <w:b/>
               </w:rPr>
-              <w:t>534.50</w:t>
+              <w:t>535.75</w:t>
             </w:r>
           </w:p>
         </w:tc>
@@ -17211,7 +17211,7 @@
             </w:pPr>
             <w:r/>
             <w:r>
-              <w:t>534.50</w:t>
+              <w:t>535.75</w:t>
             </w:r>
           </w:p>
         </w:tc>
@@ -17239,7 +17239,7 @@
             </w:pPr>
             <w:r/>
             <w:r>
-              <w:t>537.50</w:t>
+              <w:t>538.75</w:t>
             </w:r>
           </w:p>
         </w:tc>
@@ -17267,7 +17267,7 @@
             </w:pPr>
             <w:r/>
             <w:r>
-              <w:t>531.25</w:t>
+              <w:t>532.50</w:t>
             </w:r>
           </w:p>
         </w:tc>
@@ -17298,7 +17298,7 @@
               <w:rPr>
                 <w:b/>
               </w:rPr>
-              <w:t>534.25</w:t>
+              <w:t>535.50</w:t>
             </w:r>
           </w:p>
         </w:tc>
@@ -17446,7 +17446,7 @@
             </w:pPr>
             <w:r/>
             <w:r>
-              <w:t>534.25</w:t>
+              <w:t>535.50</w:t>
             </w:r>
           </w:p>
         </w:tc>
@@ -17474,7 +17474,7 @@
             </w:pPr>
             <w:r/>
             <w:r>
-              <w:t>538.25</w:t>
+              <w:t>539.50</w:t>
             </w:r>
           </w:p>
         </w:tc>
@@ -17502,7 +17502,7 @@
             </w:pPr>
             <w:r/>
             <w:r>
-              <w:t>529.00</w:t>
+              <w:t>530.25</w:t>
             </w:r>
           </w:p>
         </w:tc>
@@ -17533,7 +17533,7 @@
               <w:rPr>
                 <w:b/>
               </w:rPr>
-              <w:t>534.75</w:t>
+              <w:t>536.00</w:t>
             </w:r>
           </w:p>
         </w:tc>
@@ -17681,7 +17681,7 @@
             </w:pPr>
             <w:r/>
             <w:r>
-              <w:t>534.75</w:t>
+              <w:t>536.00</w:t>
             </w:r>
           </w:p>
         </w:tc>
@@ -17709,7 +17709,7 @@
             </w:pPr>
             <w:r/>
             <w:r>
-              <w:t>539.50</w:t>
+              <w:t>540.75</w:t>
             </w:r>
           </w:p>
         </w:tc>
@@ -17737,7 +17737,7 @@
             </w:pPr>
             <w:r/>
             <w:r>
-              <w:t>527.75</w:t>
+              <w:t>529.00</w:t>
             </w:r>
           </w:p>
         </w:tc>
@@ -17768,7 +17768,7 @@
               <w:rPr>
                 <w:b/>
               </w:rPr>
-              <w:t>536.75</w:t>
+              <w:t>538.00</w:t>
             </w:r>
           </w:p>
         </w:tc>
@@ -17916,7 +17916,7 @@
             </w:pPr>
             <w:r/>
             <w:r>
-              <w:t>536.75</w:t>
+              <w:t>538.00</w:t>
             </w:r>
           </w:p>
         </w:tc>
@@ -17944,7 +17944,7 @@
             </w:pPr>
             <w:r/>
             <w:r>
-              <w:t>544.75</w:t>
+              <w:t>546.00</w:t>
             </w:r>
           </w:p>
         </w:tc>
@@ -17972,7 +17972,7 @@
             </w:pPr>
             <w:r/>
             <w:r>
-              <w:t>529.75</w:t>
+              <w:t>531.00</w:t>
             </w:r>
           </w:p>
         </w:tc>
@@ -18003,7 +18003,7 @@
               <w:rPr>
                 <w:b/>
               </w:rPr>
-              <w:t>538.25</w:t>
+              <w:t>539.50</w:t>
             </w:r>
           </w:p>
         </w:tc>
@@ -18151,7 +18151,7 @@
             </w:pPr>
             <w:r/>
             <w:r>
-              <w:t>538.25</w:t>
+              <w:t>539.50</w:t>
             </w:r>
           </w:p>
         </w:tc>
@@ -18179,7 +18179,7 @@
             </w:pPr>
             <w:r/>
             <w:r>
-              <w:t>542.75</w:t>
+              <w:t>544.00</w:t>
             </w:r>
           </w:p>
         </w:tc>
@@ -18207,7 +18207,7 @@
             </w:pPr>
             <w:r/>
             <w:r>
-              <w:t>534.00</w:t>
+              <w:t>535.25</w:t>
             </w:r>
           </w:p>
         </w:tc>
@@ -18238,7 +18238,7 @@
               <w:rPr>
                 <w:b/>
               </w:rPr>
-              <w:t>537.75</w:t>
+              <w:t>539.00</w:t>
             </w:r>
           </w:p>
         </w:tc>
@@ -18386,7 +18386,7 @@
             </w:pPr>
             <w:r/>
             <w:r>
-              <w:t>537.75</w:t>
+              <w:t>539.00</w:t>
             </w:r>
           </w:p>
         </w:tc>
@@ -18414,7 +18414,7 @@
             </w:pPr>
             <w:r/>
             <w:r>
-              <w:t>540.00</w:t>
+              <w:t>541.25</w:t>
             </w:r>
           </w:p>
         </w:tc>
@@ -18442,7 +18442,7 @@
             </w:pPr>
             <w:r/>
             <w:r>
-              <w:t>535.00</w:t>
+              <w:t>536.25</w:t>
             </w:r>
           </w:p>
         </w:tc>
@@ -18473,7 +18473,7 @@
               <w:rPr>
                 <w:b/>
               </w:rPr>
-              <w:t>537.50</w:t>
+              <w:t>538.75</w:t>
             </w:r>
           </w:p>
         </w:tc>
@@ -18621,7 +18621,7 @@
             </w:pPr>
             <w:r/>
             <w:r>
-              <w:t>537.50</w:t>
+              <w:t>538.75</w:t>
             </w:r>
           </w:p>
         </w:tc>
@@ -18649,7 +18649,7 @@
             </w:pPr>
             <w:r/>
             <w:r>
-              <w:t>539.50</w:t>
+              <w:t>540.75</w:t>
             </w:r>
           </w:p>
         </w:tc>
@@ -18677,7 +18677,7 @@
             </w:pPr>
             <w:r/>
             <w:r>
-              <w:t>533.00</w:t>
+              <w:t>534.25</w:t>
             </w:r>
           </w:p>
         </w:tc>
@@ -18708,7 +18708,7 @@
               <w:rPr>
                 <w:b/>
               </w:rPr>
-              <w:t>537.75</w:t>
+              <w:t>539.00</w:t>
             </w:r>
           </w:p>
         </w:tc>
@@ -18856,7 +18856,7 @@
             </w:pPr>
             <w:r/>
             <w:r>
-              <w:t>537.75</w:t>
+              <w:t>539.00</w:t>
             </w:r>
           </w:p>
         </w:tc>
@@ -18884,7 +18884,7 @@
             </w:pPr>
             <w:r/>
             <w:r>
-              <w:t>541.50</w:t>
+              <w:t>542.75</w:t>
             </w:r>
           </w:p>
         </w:tc>
@@ -18912,7 +18912,7 @@
             </w:pPr>
             <w:r/>
             <w:r>
-              <w:t>535.00</w:t>
+              <w:t>536.25</w:t>
             </w:r>
           </w:p>
         </w:tc>
@@ -18943,7 +18943,7 @@
               <w:rPr>
                 <w:b/>
               </w:rPr>
-              <w:t>538.25</w:t>
+              <w:t>539.50</w:t>
             </w:r>
           </w:p>
         </w:tc>
@@ -19091,7 +19091,7 @@
             </w:pPr>
             <w:r/>
             <w:r>
-              <w:t>538.25</w:t>
+              <w:t>539.50</w:t>
             </w:r>
           </w:p>
         </w:tc>
@@ -19119,7 +19119,7 @@
             </w:pPr>
             <w:r/>
             <w:r>
-              <w:t>541.25</w:t>
+              <w:t>542.50</w:t>
             </w:r>
           </w:p>
         </w:tc>
@@ -19147,7 +19147,7 @@
             </w:pPr>
             <w:r/>
             <w:r>
-              <w:t>533.75</w:t>
+              <w:t>535.00</w:t>
             </w:r>
           </w:p>
         </w:tc>
@@ -19178,7 +19178,7 @@
               <w:rPr>
                 <w:b/>
               </w:rPr>
-              <w:t>538.50</w:t>
+              <w:t>539.75</w:t>
             </w:r>
           </w:p>
         </w:tc>
@@ -19326,7 +19326,7 @@
             </w:pPr>
             <w:r/>
             <w:r>
-              <w:t>538.50</w:t>
+              <w:t>539.75</w:t>
             </w:r>
           </w:p>
         </w:tc>
@@ -19354,7 +19354,7 @@
             </w:pPr>
             <w:r/>
             <w:r>
-              <w:t>542.75</w:t>
+              <w:t>544.00</w:t>
             </w:r>
           </w:p>
         </w:tc>
@@ -19382,7 +19382,7 @@
             </w:pPr>
             <w:r/>
             <w:r>
-              <w:t>535.25</w:t>
+              <w:t>536.50</w:t>
             </w:r>
           </w:p>
         </w:tc>
@@ -19413,7 +19413,7 @@
               <w:rPr>
                 <w:b/>
               </w:rPr>
-              <w:t>539.25</w:t>
+              <w:t>540.50</w:t>
             </w:r>
           </w:p>
         </w:tc>
@@ -19561,7 +19561,7 @@
             </w:pPr>
             <w:r/>
             <w:r>
-              <w:t>539.25</w:t>
+              <w:t>540.50</w:t>
             </w:r>
           </w:p>
         </w:tc>
@@ -19589,7 +19589,7 @@
             </w:pPr>
             <w:r/>
             <w:r>
-              <w:t>542.75</w:t>
+              <w:t>544.00</w:t>
             </w:r>
           </w:p>
         </w:tc>
@@ -19617,7 +19617,7 @@
             </w:pPr>
             <w:r/>
             <w:r>
-              <w:t>537.00</w:t>
+              <w:t>538.25</w:t>
             </w:r>
           </w:p>
         </w:tc>
@@ -19648,7 +19648,7 @@
               <w:rPr>
                 <w:b/>
               </w:rPr>
-              <w:t>539.25</w:t>
+              <w:t>540.50</w:t>
             </w:r>
           </w:p>
         </w:tc>
@@ -19796,7 +19796,7 @@
             </w:pPr>
             <w:r/>
             <w:r>
-              <w:t>539.25</w:t>
+              <w:t>540.50</w:t>
             </w:r>
           </w:p>
         </w:tc>
@@ -19824,7 +19824,7 @@
             </w:pPr>
             <w:r/>
             <w:r>
-              <w:t>543.00</w:t>
+              <w:t>544.25</w:t>
             </w:r>
           </w:p>
         </w:tc>
@@ -19852,7 +19852,7 @@
             </w:pPr>
             <w:r/>
             <w:r>
-              <w:t>535.75</w:t>
+              <w:t>537.00</w:t>
             </w:r>
           </w:p>
         </w:tc>
@@ -19883,7 +19883,7 @@
               <w:rPr>
                 <w:b/>
               </w:rPr>
-              <w:t>539.00</w:t>
+              <w:t>540.25</w:t>
             </w:r>
           </w:p>
         </w:tc>
@@ -20031,7 +20031,7 @@
             </w:pPr>
             <w:r/>
             <w:r>
-              <w:t>539.00</w:t>
+              <w:t>540.25</w:t>
             </w:r>
           </w:p>
         </w:tc>
@@ -20059,7 +20059,7 @@
             </w:pPr>
             <w:r/>
             <w:r>
-              <w:t>542.50</w:t>
+              <w:t>543.75</w:t>
             </w:r>
           </w:p>
         </w:tc>
@@ -20087,7 +20087,7 @@
             </w:pPr>
             <w:r/>
             <w:r>
-              <w:t>535.75</w:t>
+              <w:t>537.00</w:t>
             </w:r>
           </w:p>
         </w:tc>
@@ -20118,7 +20118,7 @@
               <w:rPr>
                 <w:b/>
               </w:rPr>
-              <w:t>538.75</w:t>
+              <w:t>540.00</w:t>
             </w:r>
           </w:p>
         </w:tc>
@@ -20266,7 +20266,7 @@
             </w:pPr>
             <w:r/>
             <w:r>
-              <w:t>538.75</w:t>
+              <w:t>540.00</w:t>
             </w:r>
           </w:p>
         </w:tc>
@@ -20294,7 +20294,7 @@
             </w:pPr>
             <w:r/>
             <w:r>
-              <w:t>541.75</w:t>
+              <w:t>543.00</w:t>
             </w:r>
           </w:p>
         </w:tc>
@@ -20322,7 +20322,7 @@
             </w:pPr>
             <w:r/>
             <w:r>
-              <w:t>536.00</w:t>
+              <w:t>537.25</w:t>
             </w:r>
           </w:p>
         </w:tc>
@@ -20353,7 +20353,7 @@
               <w:rPr>
                 <w:b/>
               </w:rPr>
-              <w:t>539.00</w:t>
+              <w:t>540.25</w:t>
             </w:r>
           </w:p>
         </w:tc>
@@ -20501,7 +20501,7 @@
             </w:pPr>
             <w:r/>
             <w:r>
-              <w:t>539.00</w:t>
+              <w:t>540.25</w:t>
             </w:r>
           </w:p>
         </w:tc>
@@ -20529,7 +20529,7 @@
             </w:pPr>
             <w:r/>
             <w:r>
-              <w:t>542.00</w:t>
+              <w:t>543.25</w:t>
             </w:r>
           </w:p>
         </w:tc>
@@ -20557,7 +20557,7 @@
             </w:pPr>
             <w:r/>
             <w:r>
-              <w:t>536.25</w:t>
+              <w:t>537.50</w:t>
             </w:r>
           </w:p>
         </w:tc>
@@ -20588,7 +20588,7 @@
               <w:rPr>
                 <w:b/>
               </w:rPr>
-              <w:t>539.00</w:t>
+              <w:t>540.25</w:t>
             </w:r>
           </w:p>
         </w:tc>
@@ -20736,7 +20736,7 @@
             </w:pPr>
             <w:r/>
             <w:r>
-              <w:t>539.00</w:t>
+              <w:t>540.25</w:t>
             </w:r>
           </w:p>
         </w:tc>
@@ -20764,7 +20764,7 @@
             </w:pPr>
             <w:r/>
             <w:r>
-              <w:t>543.00</w:t>
+              <w:t>544.25</w:t>
             </w:r>
           </w:p>
         </w:tc>
@@ -20792,7 +20792,7 @@
             </w:pPr>
             <w:r/>
             <w:r>
-              <w:t>535.50</w:t>
+              <w:t>536.75</w:t>
             </w:r>
           </w:p>
         </w:tc>
@@ -20823,7 +20823,7 @@
               <w:rPr>
                 <w:b/>
               </w:rPr>
-              <w:t>539.50</w:t>
+              <w:t>540.75</w:t>
             </w:r>
           </w:p>
         </w:tc>
@@ -20971,7 +20971,7 @@
             </w:pPr>
             <w:r/>
             <w:r>
-              <w:t>539.50</w:t>
+              <w:t>540.75</w:t>
             </w:r>
           </w:p>
         </w:tc>
@@ -20999,7 +20999,7 @@
             </w:pPr>
             <w:r/>
             <w:r>
-              <w:t>543.50</w:t>
+              <w:t>544.75</w:t>
             </w:r>
           </w:p>
         </w:tc>
@@ -21027,7 +21027,7 @@
             </w:pPr>
             <w:r/>
             <w:r>
-              <w:t>537.75</w:t>
+              <w:t>539.00</w:t>
             </w:r>
           </w:p>
         </w:tc>
@@ -21058,7 +21058,7 @@
               <w:rPr>
                 <w:b/>
               </w:rPr>
-              <w:t>539.25</w:t>
+              <w:t>540.50</w:t>
             </w:r>
           </w:p>
         </w:tc>
@@ -21781,7 +21781,7 @@
         <w:t>Giá Chốt Phiên (Close):</w:t>
       </w:r>
       <w:r>
-        <w:t xml:space="preserve"> 730.00 cents | </w:t>
+        <w:t xml:space="preserve"> 729.00 cents | </w:t>
       </w:r>
       <w:r>
         <w:rPr>
@@ -21796,10 +21796,10 @@
         <w:rPr>
           <w:b/>
         </w:rPr>
-        <w:t>`731.10 cents`</w:t>
+        <w:t>`730.06 cents`</w:t>
       </w:r>
       <w:r>
-        <w:t xml:space="preserve"> (+1.10).</w:t>
+        <w:t xml:space="preserve"> (+1.06).</w:t>
       </w:r>
     </w:p>
     <w:p>
@@ -21820,7 +21820,7 @@
         <w:rPr>
           <w:b/>
         </w:rPr>
-        <w:t>`10,940`</w:t>
+        <w:t>`13,292`</w:t>
       </w:r>
       <w:r>
         <w:t xml:space="preserve"> (Chênh lệch: </w:t>
@@ -21829,7 +21829,7 @@
         <w:rPr>
           <w:b/>
         </w:rPr>
-        <w:t>`+7,616`</w:t>
+        <w:t>`+9,968`</w:t>
       </w:r>
       <w:r>
         <w:t xml:space="preserve">) | OI: </w:t>
@@ -21871,7 +21871,7 @@
         <w:rPr>
           <w:b/>
         </w:rPr>
-        <w:t>`Bullish Engulfing (Nhấn chìm tăng trưởng)`</w:t>
+        <w:t>`Doji (Nến lưỡng lự thế trận)`</w:t>
       </w:r>
     </w:p>
     <w:p>
@@ -21914,10 +21914,10 @@
         <w:rPr>
           <w:b/>
         </w:rPr>
-        <w:t>TĂNG MẠNH MẼ (Strong Bullish Confirmation):</w:t>
+        <w:t>TÍCH LŨY TÍCH CỰC (Accumulation):</w:t>
       </w:r>
       <w:r>
-        <w:t xml:space="preserve"> Mô hình nến tăng được củng cố bởi dòng tiền gia tăng tích cực, hỗ trợ lực mua lên bền vững.</w:t>
+        <w:t xml:space="preserve"> Nến đi ngang nhưng dòng tiền âm thầm gia tăng (OI tăng), báo hiệu chuẩn bị có nhịp bứt phá tăng.</w:t>
       </w:r>
     </w:p>
     <w:p>
@@ -22163,7 +22163,7 @@
               <w:rPr>
                 <w:b/>
               </w:rPr>
-              <w:t>107.43</w:t>
+              <w:t>108.42</w:t>
             </w:r>
           </w:p>
         </w:tc>
@@ -22286,7 +22286,7 @@
               <w:rPr>
                 <w:b/>
               </w:rPr>
-              <w:t>99.58</w:t>
+              <w:t>99.52</w:t>
             </w:r>
           </w:p>
         </w:tc>
@@ -22921,7 +22921,7 @@
         <w:t xml:space="preserve"> EMA_21 </w:t>
       </w:r>
       <w:r>
-        <w:t xml:space="preserve"> (727.44) &lt; </w:t>
+        <w:t xml:space="preserve"> (727.50) &lt; </w:t>
       </w:r>
       <w:r>
         <w:rPr>
@@ -22932,7 +22932,7 @@
         <w:t xml:space="preserve"> EMA_50 </w:t>
       </w:r>
       <w:r>
-        <w:t xml:space="preserve"> (731.44).</w:t>
+        <w:t xml:space="preserve"> (731.31).</w:t>
       </w:r>
     </w:p>
     <w:p>
@@ -22953,7 +22953,7 @@
         <w:rPr>
           <w:b/>
         </w:rPr>
-        <w:t>`52.82`</w:t>
+        <w:t>`51.35`</w:t>
       </w:r>
       <w:r>
         <w:t xml:space="preserve"> | ATR (14) = </w:t>
@@ -22962,7 +22962,7 @@
         <w:rPr>
           <w:b/>
         </w:rPr>
-        <w:t>`4.75`</w:t>
+        <w:t>`4.57`</w:t>
       </w:r>
       <w:r>
         <w:t xml:space="preserve"> cents | Volatility = </w:t>
@@ -22971,7 +22971,7 @@
         <w:rPr>
           <w:b/>
         </w:rPr>
-        <w:t>`3.00 cents`</w:t>
+        <w:t>`2.50 cents`</w:t>
       </w:r>
       <w:r>
         <w:t>.</w:t>
@@ -23746,7 +23746,7 @@
           <w:b/>
           <w:color w:val="B91C1C"/>
         </w:rPr>
-        <w:t>`727.44 - 731.44 cents (Canh bán hồi kỹ thuật H1)`</w:t>
+        <w:t>`727.50 - 731.31 cents (Canh bán hồi kỹ thuật H1)`</w:t>
       </w:r>
       <w:r>
         <w:t xml:space="preserve"> | SL: </w:t>
@@ -23755,7 +23755,7 @@
         <w:rPr>
           <w:b/>
         </w:rPr>
-        <w:t>`802.13 cents (Trên kháng cự R2 + 1.5x ATR)`</w:t>
+        <w:t>`801.85 cents (Trên kháng cự R2 + 1.5x ATR)`</w:t>
       </w:r>
       <w:r>
         <w:t xml:space="preserve"> | TP: </w:t>
@@ -23826,7 +23826,7 @@
         <w:rPr>
           <w:b/>
         </w:rPr>
-        <w:t>`640.50 cents`</w:t>
+        <w:t>`640.68 cents`</w:t>
       </w:r>
       <w:r>
         <w:t xml:space="preserve"> | TP: </w:t>
@@ -23872,7 +23872,7 @@
         <w:rPr>
           <w:b/>
         </w:rPr>
-        <w:t>`737.75 cents`</w:t>
+        <w:t>`737.57 cents`</w:t>
       </w:r>
       <w:r>
         <w:t xml:space="preserve"> | TP: </w:t>
@@ -23921,7 +23921,7 @@
         <w:rPr>
           <w:b/>
         </w:rPr>
-        <w:t>`626.24 - 645.25 cents`</w:t>
+        <w:t>`626.98 - 645.25 cents`</w:t>
       </w:r>
     </w:p>
     <w:p>
@@ -24328,7 +24328,7 @@
             </w:pPr>
             <w:r/>
             <w:r>
-              <w:t>730.00</w:t>
+              <w:t>729.00</w:t>
             </w:r>
           </w:p>
         </w:tc>
@@ -24356,7 +24356,7 @@
             </w:pPr>
             <w:r/>
             <w:r>
-              <w:t>741.25</w:t>
+              <w:t>740.25</w:t>
             </w:r>
           </w:p>
         </w:tc>
@@ -24384,7 +24384,7 @@
             </w:pPr>
             <w:r/>
             <w:r>
-              <w:t>724.50</w:t>
+              <w:t>723.50</w:t>
             </w:r>
           </w:p>
         </w:tc>
@@ -24415,7 +24415,7 @@
               <w:rPr>
                 <w:b/>
               </w:rPr>
-              <w:t>729.25</w:t>
+              <w:t>728.25</w:t>
             </w:r>
           </w:p>
         </w:tc>
@@ -24563,7 +24563,7 @@
             </w:pPr>
             <w:r/>
             <w:r>
-              <w:t>729.25</w:t>
+              <w:t>728.25</w:t>
             </w:r>
           </w:p>
         </w:tc>
@@ -24591,7 +24591,7 @@
             </w:pPr>
             <w:r/>
             <w:r>
-              <w:t>736.75</w:t>
+              <w:t>735.75</w:t>
             </w:r>
           </w:p>
         </w:tc>
@@ -24619,7 +24619,7 @@
             </w:pPr>
             <w:r/>
             <w:r>
-              <w:t>723.25</w:t>
+              <w:t>722.25</w:t>
             </w:r>
           </w:p>
         </w:tc>
@@ -24650,7 +24650,7 @@
               <w:rPr>
                 <w:b/>
               </w:rPr>
-              <w:t>728.75</w:t>
+              <w:t>727.75</w:t>
             </w:r>
           </w:p>
         </w:tc>
@@ -24798,7 +24798,7 @@
             </w:pPr>
             <w:r/>
             <w:r>
-              <w:t>728.75</w:t>
+              <w:t>727.75</w:t>
             </w:r>
           </w:p>
         </w:tc>
@@ -24826,7 +24826,7 @@
             </w:pPr>
             <w:r/>
             <w:r>
-              <w:t>742.50</w:t>
+              <w:t>741.50</w:t>
             </w:r>
           </w:p>
         </w:tc>
@@ -24854,7 +24854,7 @@
             </w:pPr>
             <w:r/>
             <w:r>
-              <w:t>714.00</w:t>
+              <w:t>713.00</w:t>
             </w:r>
           </w:p>
         </w:tc>
@@ -24885,7 +24885,7 @@
               <w:rPr>
                 <w:b/>
               </w:rPr>
-              <w:t>730.75</w:t>
+              <w:t>729.75</w:t>
             </w:r>
           </w:p>
         </w:tc>
@@ -25033,7 +25033,7 @@
             </w:pPr>
             <w:r/>
             <w:r>
-              <w:t>730.75</w:t>
+              <w:t>729.75</w:t>
             </w:r>
           </w:p>
         </w:tc>
@@ -25061,7 +25061,7 @@
             </w:pPr>
             <w:r/>
             <w:r>
-              <w:t>744.00</w:t>
+              <w:t>743.00</w:t>
             </w:r>
           </w:p>
         </w:tc>
@@ -25089,7 +25089,7 @@
             </w:pPr>
             <w:r/>
             <w:r>
-              <w:t>722.50</w:t>
+              <w:t>721.50</w:t>
             </w:r>
           </w:p>
         </w:tc>
@@ -25120,7 +25120,7 @@
               <w:rPr>
                 <w:b/>
               </w:rPr>
-              <w:t>732.00</w:t>
+              <w:t>731.00</w:t>
             </w:r>
           </w:p>
         </w:tc>
@@ -25268,7 +25268,7 @@
             </w:pPr>
             <w:r/>
             <w:r>
-              <w:t>732.00</w:t>
+              <w:t>731.00</w:t>
             </w:r>
           </w:p>
         </w:tc>
@@ -25296,7 +25296,7 @@
             </w:pPr>
             <w:r/>
             <w:r>
-              <w:t>748.50</w:t>
+              <w:t>747.50</w:t>
             </w:r>
           </w:p>
         </w:tc>
@@ -25324,7 +25324,7 @@
             </w:pPr>
             <w:r/>
             <w:r>
-              <w:t>721.50</w:t>
+              <w:t>720.50</w:t>
             </w:r>
           </w:p>
         </w:tc>
@@ -25355,7 +25355,7 @@
               <w:rPr>
                 <w:b/>
               </w:rPr>
-              <w:t>736.50</w:t>
+              <w:t>735.50</w:t>
             </w:r>
           </w:p>
         </w:tc>
@@ -25503,7 +25503,7 @@
             </w:pPr>
             <w:r/>
             <w:r>
-              <w:t>736.50</w:t>
+              <w:t>735.50</w:t>
             </w:r>
           </w:p>
         </w:tc>
@@ -25531,7 +25531,7 @@
             </w:pPr>
             <w:r/>
             <w:r>
-              <w:t>744.25</w:t>
+              <w:t>743.25</w:t>
             </w:r>
           </w:p>
         </w:tc>
@@ -25559,7 +25559,7 @@
             </w:pPr>
             <w:r/>
             <w:r>
-              <w:t>725.50</w:t>
+              <w:t>724.50</w:t>
             </w:r>
           </w:p>
         </w:tc>
@@ -25590,7 +25590,7 @@
               <w:rPr>
                 <w:b/>
               </w:rPr>
-              <w:t>737.75</w:t>
+              <w:t>736.75</w:t>
             </w:r>
           </w:p>
         </w:tc>
@@ -25738,7 +25738,7 @@
             </w:pPr>
             <w:r/>
             <w:r>
-              <w:t>737.75</w:t>
+              <w:t>736.75</w:t>
             </w:r>
           </w:p>
         </w:tc>
@@ -25766,7 +25766,7 @@
             </w:pPr>
             <w:r/>
             <w:r>
-              <w:t>746.00</w:t>
+              <w:t>745.00</w:t>
             </w:r>
           </w:p>
         </w:tc>
@@ -25794,7 +25794,7 @@
             </w:pPr>
             <w:r/>
             <w:r>
-              <w:t>727.25</w:t>
+              <w:t>726.25</w:t>
             </w:r>
           </w:p>
         </w:tc>
@@ -25825,7 +25825,7 @@
               <w:rPr>
                 <w:b/>
               </w:rPr>
-              <w:t>739.50</w:t>
+              <w:t>738.50</w:t>
             </w:r>
           </w:p>
         </w:tc>
@@ -25973,7 +25973,7 @@
             </w:pPr>
             <w:r/>
             <w:r>
-              <w:t>739.50</w:t>
+              <w:t>738.50</w:t>
             </w:r>
           </w:p>
         </w:tc>
@@ -26001,7 +26001,7 @@
             </w:pPr>
             <w:r/>
             <w:r>
-              <w:t>751.75</w:t>
+              <w:t>750.75</w:t>
             </w:r>
           </w:p>
         </w:tc>
@@ -26029,7 +26029,7 @@
             </w:pPr>
             <w:r/>
             <w:r>
-              <w:t>729.75</w:t>
+              <w:t>728.75</w:t>
             </w:r>
           </w:p>
         </w:tc>
@@ -26060,7 +26060,7 @@
               <w:rPr>
                 <w:b/>
               </w:rPr>
-              <w:t>738.50</w:t>
+              <w:t>737.50</w:t>
             </w:r>
           </w:p>
         </w:tc>
@@ -26208,7 +26208,7 @@
             </w:pPr>
             <w:r/>
             <w:r>
-              <w:t>738.50</w:t>
+              <w:t>737.50</w:t>
             </w:r>
           </w:p>
         </w:tc>
@@ -26236,7 +26236,7 @@
             </w:pPr>
             <w:r/>
             <w:r>
-              <w:t>749.00</w:t>
+              <w:t>748.00</w:t>
             </w:r>
           </w:p>
         </w:tc>
@@ -26264,7 +26264,7 @@
             </w:pPr>
             <w:r/>
             <w:r>
-              <w:t>723.75</w:t>
+              <w:t>722.75</w:t>
             </w:r>
           </w:p>
         </w:tc>
@@ -26295,7 +26295,7 @@
               <w:rPr>
                 <w:b/>
               </w:rPr>
-              <w:t>740.75</w:t>
+              <w:t>739.75</w:t>
             </w:r>
           </w:p>
         </w:tc>
@@ -26443,7 +26443,7 @@
             </w:pPr>
             <w:r/>
             <w:r>
-              <w:t>740.75</w:t>
+              <w:t>739.75</w:t>
             </w:r>
           </w:p>
         </w:tc>
@@ -26471,7 +26471,7 @@
             </w:pPr>
             <w:r/>
             <w:r>
-              <w:t>751.25</w:t>
+              <w:t>750.25</w:t>
             </w:r>
           </w:p>
         </w:tc>
@@ -26499,7 +26499,7 @@
             </w:pPr>
             <w:r/>
             <w:r>
-              <w:t>734.50</w:t>
+              <w:t>733.50</w:t>
             </w:r>
           </w:p>
         </w:tc>
@@ -26530,7 +26530,7 @@
               <w:rPr>
                 <w:b/>
               </w:rPr>
-              <w:t>741.50</w:t>
+              <w:t>740.50</w:t>
             </w:r>
           </w:p>
         </w:tc>
@@ -26678,7 +26678,7 @@
             </w:pPr>
             <w:r/>
             <w:r>
-              <w:t>741.50</w:t>
+              <w:t>740.50</w:t>
             </w:r>
           </w:p>
         </w:tc>
@@ -26706,7 +26706,7 @@
             </w:pPr>
             <w:r/>
             <w:r>
-              <w:t>755.75</w:t>
+              <w:t>754.75</w:t>
             </w:r>
           </w:p>
         </w:tc>
@@ -26734,7 +26734,1887 @@
             </w:pPr>
             <w:r/>
             <w:r>
-              <w:t>726.75</w:t>
+              <w:t>725.75</w:t>
+            </w:r>
+          </w:p>
+        </w:tc>
+        <w:tc>
+          <w:tcPr>
+            <w:tcW w:type="dxa" w:w="1728"/>
+            <w:shd w:fill="F8FAFC"/>
+            <w:tcMar>
+              <w:top w:w="100" w:type="dxa"/>
+              <w:bottom w:w="100" w:type="dxa"/>
+              <w:left w:w="120" w:type="dxa"/>
+              <w:right w:w="120" w:type="dxa"/>
+            </w:tcMar>
+            <w:tcBorders>
+              <w:top w:val="single" w:sz="4" w:space="0" w:color="CCCCCC"/>
+              <w:bottom w:val="single" w:sz="4" w:space="0" w:color="CCCCCC"/>
+              <w:left w:val="single" w:sz="4" w:space="0" w:color="CCCCCC"/>
+              <w:right w:val="single" w:sz="4" w:space="0" w:color="CCCCCC"/>
+            </w:tcBorders>
+          </w:tcPr>
+          <w:p>
+            <w:pPr>
+              <w:spacing w:before="60" w:after="60" w:line="252" w:lineRule="auto"/>
+              <w:jc w:val="left"/>
+            </w:pPr>
+            <w:r/>
+            <w:r>
+              <w:rPr>
+                <w:b/>
+              </w:rPr>
+              <w:t>742.50</w:t>
+            </w:r>
+          </w:p>
+        </w:tc>
+        <w:tc>
+          <w:tcPr>
+            <w:tcW w:type="dxa" w:w="3456"/>
+            <w:shd w:fill="F8FAFC"/>
+            <w:tcMar>
+              <w:top w:w="100" w:type="dxa"/>
+              <w:bottom w:w="100" w:type="dxa"/>
+              <w:left w:w="120" w:type="dxa"/>
+              <w:right w:w="120" w:type="dxa"/>
+            </w:tcMar>
+            <w:tcBorders>
+              <w:top w:val="single" w:sz="4" w:space="0" w:color="CCCCCC"/>
+              <w:bottom w:val="single" w:sz="4" w:space="0" w:color="CCCCCC"/>
+              <w:left w:val="single" w:sz="4" w:space="0" w:color="CCCCCC"/>
+              <w:right w:val="single" w:sz="4" w:space="0" w:color="CCCCCC"/>
+            </w:tcBorders>
+          </w:tcPr>
+          <w:p>
+            <w:pPr>
+              <w:spacing w:before="60" w:after="60" w:line="252" w:lineRule="auto"/>
+              <w:jc w:val="left"/>
+            </w:pPr>
+            <w:r/>
+            <w:r>
+              <w:rPr>
+                <w:b/>
+              </w:rPr>
+              <w:t>+2.00</w:t>
+            </w:r>
+          </w:p>
+        </w:tc>
+        <w:tc>
+          <w:tcPr>
+            <w:tcW w:type="dxa" w:w="1440"/>
+            <w:shd w:fill="F8FAFC"/>
+            <w:tcMar>
+              <w:top w:w="100" w:type="dxa"/>
+              <w:bottom w:w="100" w:type="dxa"/>
+              <w:left w:w="120" w:type="dxa"/>
+              <w:right w:w="120" w:type="dxa"/>
+            </w:tcMar>
+            <w:tcBorders>
+              <w:top w:val="single" w:sz="4" w:space="0" w:color="CCCCCC"/>
+              <w:bottom w:val="single" w:sz="4" w:space="0" w:color="CCCCCC"/>
+              <w:left w:val="single" w:sz="4" w:space="0" w:color="CCCCCC"/>
+              <w:right w:val="single" w:sz="4" w:space="0" w:color="CCCCCC"/>
+            </w:tcBorders>
+          </w:tcPr>
+          <w:p>
+            <w:pPr>
+              <w:spacing w:before="60" w:after="60" w:line="252" w:lineRule="auto"/>
+              <w:jc w:val="left"/>
+            </w:pPr>
+            <w:r/>
+            <w:r>
+              <w:t>BULL</w:t>
+            </w:r>
+          </w:p>
+        </w:tc>
+      </w:tr>
+      <w:tr>
+        <w:tc>
+          <w:tcPr>
+            <w:tcW w:type="dxa" w:w="1584"/>
+            <w:shd w:fill="FFFFFF"/>
+            <w:tcMar>
+              <w:top w:w="100" w:type="dxa"/>
+              <w:bottom w:w="100" w:type="dxa"/>
+              <w:left w:w="120" w:type="dxa"/>
+              <w:right w:w="120" w:type="dxa"/>
+            </w:tcMar>
+            <w:tcBorders>
+              <w:top w:val="single" w:sz="4" w:space="0" w:color="CCCCCC"/>
+              <w:bottom w:val="single" w:sz="4" w:space="0" w:color="CCCCCC"/>
+              <w:left w:val="single" w:sz="4" w:space="0" w:color="CCCCCC"/>
+              <w:right w:val="single" w:sz="4" w:space="0" w:color="CCCCCC"/>
+            </w:tcBorders>
+          </w:tcPr>
+          <w:p>
+            <w:pPr>
+              <w:spacing w:before="60" w:after="60" w:line="252" w:lineRule="auto"/>
+              <w:jc w:val="left"/>
+            </w:pPr>
+            <w:r/>
+            <w:r>
+              <w:rPr>
+                <w:b/>
+              </w:rPr>
+              <w:t>Tue 15/09</w:t>
+            </w:r>
+          </w:p>
+        </w:tc>
+        <w:tc>
+          <w:tcPr>
+            <w:tcW w:type="dxa" w:w="864"/>
+            <w:shd w:fill="FFFFFF"/>
+            <w:tcMar>
+              <w:top w:w="100" w:type="dxa"/>
+              <w:bottom w:w="100" w:type="dxa"/>
+              <w:left w:w="120" w:type="dxa"/>
+              <w:right w:w="120" w:type="dxa"/>
+            </w:tcMar>
+            <w:tcBorders>
+              <w:top w:val="single" w:sz="4" w:space="0" w:color="CCCCCC"/>
+              <w:bottom w:val="single" w:sz="4" w:space="0" w:color="CCCCCC"/>
+              <w:left w:val="single" w:sz="4" w:space="0" w:color="CCCCCC"/>
+              <w:right w:val="single" w:sz="4" w:space="0" w:color="CCCCCC"/>
+            </w:tcBorders>
+          </w:tcPr>
+          <w:p>
+            <w:pPr>
+              <w:spacing w:before="60" w:after="60" w:line="252" w:lineRule="auto"/>
+              <w:jc w:val="left"/>
+            </w:pPr>
+            <w:r/>
+            <w:r>
+              <w:t>NY Close 23-01</w:t>
+            </w:r>
+          </w:p>
+        </w:tc>
+        <w:tc>
+          <w:tcPr>
+            <w:tcW w:type="dxa" w:w="1440"/>
+            <w:shd w:fill="FFFFFF"/>
+            <w:tcMar>
+              <w:top w:w="100" w:type="dxa"/>
+              <w:bottom w:w="100" w:type="dxa"/>
+              <w:left w:w="120" w:type="dxa"/>
+              <w:right w:w="120" w:type="dxa"/>
+            </w:tcMar>
+            <w:tcBorders>
+              <w:top w:val="single" w:sz="4" w:space="0" w:color="CCCCCC"/>
+              <w:bottom w:val="single" w:sz="4" w:space="0" w:color="CCCCCC"/>
+              <w:left w:val="single" w:sz="4" w:space="0" w:color="CCCCCC"/>
+              <w:right w:val="single" w:sz="4" w:space="0" w:color="CCCCCC"/>
+            </w:tcBorders>
+          </w:tcPr>
+          <w:p>
+            <w:pPr>
+              <w:spacing w:before="60" w:after="60" w:line="252" w:lineRule="auto"/>
+              <w:jc w:val="left"/>
+            </w:pPr>
+            <w:r/>
+            <w:r>
+              <w:t>742.50</w:t>
+            </w:r>
+          </w:p>
+        </w:tc>
+        <w:tc>
+          <w:tcPr>
+            <w:tcW w:type="dxa" w:w="2016"/>
+            <w:shd w:fill="FFFFFF"/>
+            <w:tcMar>
+              <w:top w:w="100" w:type="dxa"/>
+              <w:bottom w:w="100" w:type="dxa"/>
+              <w:left w:w="120" w:type="dxa"/>
+              <w:right w:w="120" w:type="dxa"/>
+            </w:tcMar>
+            <w:tcBorders>
+              <w:top w:val="single" w:sz="4" w:space="0" w:color="CCCCCC"/>
+              <w:bottom w:val="single" w:sz="4" w:space="0" w:color="CCCCCC"/>
+              <w:left w:val="single" w:sz="4" w:space="0" w:color="CCCCCC"/>
+              <w:right w:val="single" w:sz="4" w:space="0" w:color="CCCCCC"/>
+            </w:tcBorders>
+          </w:tcPr>
+          <w:p>
+            <w:pPr>
+              <w:spacing w:before="60" w:after="60" w:line="252" w:lineRule="auto"/>
+              <w:jc w:val="left"/>
+            </w:pPr>
+            <w:r/>
+            <w:r>
+              <w:t>749.00</w:t>
+            </w:r>
+          </w:p>
+        </w:tc>
+        <w:tc>
+          <w:tcPr>
+            <w:tcW w:type="dxa" w:w="1152"/>
+            <w:shd w:fill="FFFFFF"/>
+            <w:tcMar>
+              <w:top w:w="100" w:type="dxa"/>
+              <w:bottom w:w="100" w:type="dxa"/>
+              <w:left w:w="120" w:type="dxa"/>
+              <w:right w:w="120" w:type="dxa"/>
+            </w:tcMar>
+            <w:tcBorders>
+              <w:top w:val="single" w:sz="4" w:space="0" w:color="CCCCCC"/>
+              <w:bottom w:val="single" w:sz="4" w:space="0" w:color="CCCCCC"/>
+              <w:left w:val="single" w:sz="4" w:space="0" w:color="CCCCCC"/>
+              <w:right w:val="single" w:sz="4" w:space="0" w:color="CCCCCC"/>
+            </w:tcBorders>
+          </w:tcPr>
+          <w:p>
+            <w:pPr>
+              <w:spacing w:before="60" w:after="60" w:line="252" w:lineRule="auto"/>
+              <w:jc w:val="left"/>
+            </w:pPr>
+            <w:r/>
+            <w:r>
+              <w:t>735.75</w:t>
+            </w:r>
+          </w:p>
+        </w:tc>
+        <w:tc>
+          <w:tcPr>
+            <w:tcW w:type="dxa" w:w="1728"/>
+            <w:shd w:fill="FFFFFF"/>
+            <w:tcMar>
+              <w:top w:w="100" w:type="dxa"/>
+              <w:bottom w:w="100" w:type="dxa"/>
+              <w:left w:w="120" w:type="dxa"/>
+              <w:right w:w="120" w:type="dxa"/>
+            </w:tcMar>
+            <w:tcBorders>
+              <w:top w:val="single" w:sz="4" w:space="0" w:color="CCCCCC"/>
+              <w:bottom w:val="single" w:sz="4" w:space="0" w:color="CCCCCC"/>
+              <w:left w:val="single" w:sz="4" w:space="0" w:color="CCCCCC"/>
+              <w:right w:val="single" w:sz="4" w:space="0" w:color="CCCCCC"/>
+            </w:tcBorders>
+          </w:tcPr>
+          <w:p>
+            <w:pPr>
+              <w:spacing w:before="60" w:after="60" w:line="252" w:lineRule="auto"/>
+              <w:jc w:val="left"/>
+            </w:pPr>
+            <w:r/>
+            <w:r>
+              <w:rPr>
+                <w:b/>
+              </w:rPr>
+              <w:t>742.75</w:t>
+            </w:r>
+          </w:p>
+        </w:tc>
+        <w:tc>
+          <w:tcPr>
+            <w:tcW w:type="dxa" w:w="3456"/>
+            <w:shd w:fill="FFFFFF"/>
+            <w:tcMar>
+              <w:top w:w="100" w:type="dxa"/>
+              <w:bottom w:w="100" w:type="dxa"/>
+              <w:left w:w="120" w:type="dxa"/>
+              <w:right w:w="120" w:type="dxa"/>
+            </w:tcMar>
+            <w:tcBorders>
+              <w:top w:val="single" w:sz="4" w:space="0" w:color="CCCCCC"/>
+              <w:bottom w:val="single" w:sz="4" w:space="0" w:color="CCCCCC"/>
+              <w:left w:val="single" w:sz="4" w:space="0" w:color="CCCCCC"/>
+              <w:right w:val="single" w:sz="4" w:space="0" w:color="CCCCCC"/>
+            </w:tcBorders>
+          </w:tcPr>
+          <w:p>
+            <w:pPr>
+              <w:spacing w:before="60" w:after="60" w:line="252" w:lineRule="auto"/>
+              <w:jc w:val="left"/>
+            </w:pPr>
+            <w:r/>
+            <w:r>
+              <w:rPr>
+                <w:b/>
+              </w:rPr>
+              <w:t>+0.25</w:t>
+            </w:r>
+          </w:p>
+        </w:tc>
+        <w:tc>
+          <w:tcPr>
+            <w:tcW w:type="dxa" w:w="1440"/>
+            <w:shd w:fill="FFFFFF"/>
+            <w:tcMar>
+              <w:top w:w="100" w:type="dxa"/>
+              <w:bottom w:w="100" w:type="dxa"/>
+              <w:left w:w="120" w:type="dxa"/>
+              <w:right w:w="120" w:type="dxa"/>
+            </w:tcMar>
+            <w:tcBorders>
+              <w:top w:val="single" w:sz="4" w:space="0" w:color="CCCCCC"/>
+              <w:bottom w:val="single" w:sz="4" w:space="0" w:color="CCCCCC"/>
+              <w:left w:val="single" w:sz="4" w:space="0" w:color="CCCCCC"/>
+              <w:right w:val="single" w:sz="4" w:space="0" w:color="CCCCCC"/>
+            </w:tcBorders>
+          </w:tcPr>
+          <w:p>
+            <w:pPr>
+              <w:spacing w:before="60" w:after="60" w:line="252" w:lineRule="auto"/>
+              <w:jc w:val="left"/>
+            </w:pPr>
+            <w:r/>
+            <w:r>
+              <w:t>BULL</w:t>
+            </w:r>
+          </w:p>
+        </w:tc>
+      </w:tr>
+      <w:tr>
+        <w:tc>
+          <w:tcPr>
+            <w:tcW w:type="dxa" w:w="1584"/>
+            <w:shd w:fill="F8FAFC"/>
+            <w:tcMar>
+              <w:top w:w="100" w:type="dxa"/>
+              <w:bottom w:w="100" w:type="dxa"/>
+              <w:left w:w="120" w:type="dxa"/>
+              <w:right w:w="120" w:type="dxa"/>
+            </w:tcMar>
+            <w:tcBorders>
+              <w:top w:val="single" w:sz="4" w:space="0" w:color="CCCCCC"/>
+              <w:bottom w:val="single" w:sz="4" w:space="0" w:color="CCCCCC"/>
+              <w:left w:val="single" w:sz="4" w:space="0" w:color="CCCCCC"/>
+              <w:right w:val="single" w:sz="4" w:space="0" w:color="CCCCCC"/>
+            </w:tcBorders>
+          </w:tcPr>
+          <w:p>
+            <w:pPr>
+              <w:spacing w:before="60" w:after="60" w:line="252" w:lineRule="auto"/>
+              <w:jc w:val="left"/>
+            </w:pPr>
+            <w:r/>
+            <w:r>
+              <w:rPr>
+                <w:b/>
+              </w:rPr>
+              <w:t>Wed 16/09</w:t>
+            </w:r>
+          </w:p>
+        </w:tc>
+        <w:tc>
+          <w:tcPr>
+            <w:tcW w:type="dxa" w:w="864"/>
+            <w:shd w:fill="F8FAFC"/>
+            <w:tcMar>
+              <w:top w:w="100" w:type="dxa"/>
+              <w:bottom w:w="100" w:type="dxa"/>
+              <w:left w:w="120" w:type="dxa"/>
+              <w:right w:w="120" w:type="dxa"/>
+            </w:tcMar>
+            <w:tcBorders>
+              <w:top w:val="single" w:sz="4" w:space="0" w:color="CCCCCC"/>
+              <w:bottom w:val="single" w:sz="4" w:space="0" w:color="CCCCCC"/>
+              <w:left w:val="single" w:sz="4" w:space="0" w:color="CCCCCC"/>
+              <w:right w:val="single" w:sz="4" w:space="0" w:color="CCCCCC"/>
+            </w:tcBorders>
+          </w:tcPr>
+          <w:p>
+            <w:pPr>
+              <w:spacing w:before="60" w:after="60" w:line="252" w:lineRule="auto"/>
+              <w:jc w:val="left"/>
+            </w:pPr>
+            <w:r/>
+            <w:r>
+              <w:t>Asia 07-11</w:t>
+            </w:r>
+          </w:p>
+        </w:tc>
+        <w:tc>
+          <w:tcPr>
+            <w:tcW w:type="dxa" w:w="1440"/>
+            <w:shd w:fill="F8FAFC"/>
+            <w:tcMar>
+              <w:top w:w="100" w:type="dxa"/>
+              <w:bottom w:w="100" w:type="dxa"/>
+              <w:left w:w="120" w:type="dxa"/>
+              <w:right w:w="120" w:type="dxa"/>
+            </w:tcMar>
+            <w:tcBorders>
+              <w:top w:val="single" w:sz="4" w:space="0" w:color="CCCCCC"/>
+              <w:bottom w:val="single" w:sz="4" w:space="0" w:color="CCCCCC"/>
+              <w:left w:val="single" w:sz="4" w:space="0" w:color="CCCCCC"/>
+              <w:right w:val="single" w:sz="4" w:space="0" w:color="CCCCCC"/>
+            </w:tcBorders>
+          </w:tcPr>
+          <w:p>
+            <w:pPr>
+              <w:spacing w:before="60" w:after="60" w:line="252" w:lineRule="auto"/>
+              <w:jc w:val="left"/>
+            </w:pPr>
+            <w:r/>
+            <w:r>
+              <w:t>742.75</w:t>
+            </w:r>
+          </w:p>
+        </w:tc>
+        <w:tc>
+          <w:tcPr>
+            <w:tcW w:type="dxa" w:w="2016"/>
+            <w:shd w:fill="F8FAFC"/>
+            <w:tcMar>
+              <w:top w:w="100" w:type="dxa"/>
+              <w:bottom w:w="100" w:type="dxa"/>
+              <w:left w:w="120" w:type="dxa"/>
+              <w:right w:w="120" w:type="dxa"/>
+            </w:tcMar>
+            <w:tcBorders>
+              <w:top w:val="single" w:sz="4" w:space="0" w:color="CCCCCC"/>
+              <w:bottom w:val="single" w:sz="4" w:space="0" w:color="CCCCCC"/>
+              <w:left w:val="single" w:sz="4" w:space="0" w:color="CCCCCC"/>
+              <w:right w:val="single" w:sz="4" w:space="0" w:color="CCCCCC"/>
+            </w:tcBorders>
+          </w:tcPr>
+          <w:p>
+            <w:pPr>
+              <w:spacing w:before="60" w:after="60" w:line="252" w:lineRule="auto"/>
+              <w:jc w:val="left"/>
+            </w:pPr>
+            <w:r/>
+            <w:r>
+              <w:t>753.00</w:t>
+            </w:r>
+          </w:p>
+        </w:tc>
+        <w:tc>
+          <w:tcPr>
+            <w:tcW w:type="dxa" w:w="1152"/>
+            <w:shd w:fill="F8FAFC"/>
+            <w:tcMar>
+              <w:top w:w="100" w:type="dxa"/>
+              <w:bottom w:w="100" w:type="dxa"/>
+              <w:left w:w="120" w:type="dxa"/>
+              <w:right w:w="120" w:type="dxa"/>
+            </w:tcMar>
+            <w:tcBorders>
+              <w:top w:val="single" w:sz="4" w:space="0" w:color="CCCCCC"/>
+              <w:bottom w:val="single" w:sz="4" w:space="0" w:color="CCCCCC"/>
+              <w:left w:val="single" w:sz="4" w:space="0" w:color="CCCCCC"/>
+              <w:right w:val="single" w:sz="4" w:space="0" w:color="CCCCCC"/>
+            </w:tcBorders>
+          </w:tcPr>
+          <w:p>
+            <w:pPr>
+              <w:spacing w:before="60" w:after="60" w:line="252" w:lineRule="auto"/>
+              <w:jc w:val="left"/>
+            </w:pPr>
+            <w:r/>
+            <w:r>
+              <w:t>734.75</w:t>
+            </w:r>
+          </w:p>
+        </w:tc>
+        <w:tc>
+          <w:tcPr>
+            <w:tcW w:type="dxa" w:w="1728"/>
+            <w:shd w:fill="F8FAFC"/>
+            <w:tcMar>
+              <w:top w:w="100" w:type="dxa"/>
+              <w:bottom w:w="100" w:type="dxa"/>
+              <w:left w:w="120" w:type="dxa"/>
+              <w:right w:w="120" w:type="dxa"/>
+            </w:tcMar>
+            <w:tcBorders>
+              <w:top w:val="single" w:sz="4" w:space="0" w:color="CCCCCC"/>
+              <w:bottom w:val="single" w:sz="4" w:space="0" w:color="CCCCCC"/>
+              <w:left w:val="single" w:sz="4" w:space="0" w:color="CCCCCC"/>
+              <w:right w:val="single" w:sz="4" w:space="0" w:color="CCCCCC"/>
+            </w:tcBorders>
+          </w:tcPr>
+          <w:p>
+            <w:pPr>
+              <w:spacing w:before="60" w:after="60" w:line="252" w:lineRule="auto"/>
+              <w:jc w:val="left"/>
+            </w:pPr>
+            <w:r/>
+            <w:r>
+              <w:rPr>
+                <w:b/>
+              </w:rPr>
+              <w:t>743.25</w:t>
+            </w:r>
+          </w:p>
+        </w:tc>
+        <w:tc>
+          <w:tcPr>
+            <w:tcW w:type="dxa" w:w="3456"/>
+            <w:shd w:fill="F8FAFC"/>
+            <w:tcMar>
+              <w:top w:w="100" w:type="dxa"/>
+              <w:bottom w:w="100" w:type="dxa"/>
+              <w:left w:w="120" w:type="dxa"/>
+              <w:right w:w="120" w:type="dxa"/>
+            </w:tcMar>
+            <w:tcBorders>
+              <w:top w:val="single" w:sz="4" w:space="0" w:color="CCCCCC"/>
+              <w:bottom w:val="single" w:sz="4" w:space="0" w:color="CCCCCC"/>
+              <w:left w:val="single" w:sz="4" w:space="0" w:color="CCCCCC"/>
+              <w:right w:val="single" w:sz="4" w:space="0" w:color="CCCCCC"/>
+            </w:tcBorders>
+          </w:tcPr>
+          <w:p>
+            <w:pPr>
+              <w:spacing w:before="60" w:after="60" w:line="252" w:lineRule="auto"/>
+              <w:jc w:val="left"/>
+            </w:pPr>
+            <w:r/>
+            <w:r>
+              <w:rPr>
+                <w:b/>
+              </w:rPr>
+              <w:t>+0.50</w:t>
+            </w:r>
+          </w:p>
+        </w:tc>
+        <w:tc>
+          <w:tcPr>
+            <w:tcW w:type="dxa" w:w="1440"/>
+            <w:shd w:fill="F8FAFC"/>
+            <w:tcMar>
+              <w:top w:w="100" w:type="dxa"/>
+              <w:bottom w:w="100" w:type="dxa"/>
+              <w:left w:w="120" w:type="dxa"/>
+              <w:right w:w="120" w:type="dxa"/>
+            </w:tcMar>
+            <w:tcBorders>
+              <w:top w:val="single" w:sz="4" w:space="0" w:color="CCCCCC"/>
+              <w:bottom w:val="single" w:sz="4" w:space="0" w:color="CCCCCC"/>
+              <w:left w:val="single" w:sz="4" w:space="0" w:color="CCCCCC"/>
+              <w:right w:val="single" w:sz="4" w:space="0" w:color="CCCCCC"/>
+            </w:tcBorders>
+          </w:tcPr>
+          <w:p>
+            <w:pPr>
+              <w:spacing w:before="60" w:after="60" w:line="252" w:lineRule="auto"/>
+              <w:jc w:val="left"/>
+            </w:pPr>
+            <w:r/>
+            <w:r>
+              <w:t>BULL</w:t>
+            </w:r>
+          </w:p>
+        </w:tc>
+      </w:tr>
+      <w:tr>
+        <w:tc>
+          <w:tcPr>
+            <w:tcW w:type="dxa" w:w="1584"/>
+            <w:shd w:fill="FFFFFF"/>
+            <w:tcMar>
+              <w:top w:w="100" w:type="dxa"/>
+              <w:bottom w:w="100" w:type="dxa"/>
+              <w:left w:w="120" w:type="dxa"/>
+              <w:right w:w="120" w:type="dxa"/>
+            </w:tcMar>
+            <w:tcBorders>
+              <w:top w:val="single" w:sz="4" w:space="0" w:color="CCCCCC"/>
+              <w:bottom w:val="single" w:sz="4" w:space="0" w:color="CCCCCC"/>
+              <w:left w:val="single" w:sz="4" w:space="0" w:color="CCCCCC"/>
+              <w:right w:val="single" w:sz="4" w:space="0" w:color="CCCCCC"/>
+            </w:tcBorders>
+          </w:tcPr>
+          <w:p>
+            <w:pPr>
+              <w:spacing w:before="60" w:after="60" w:line="252" w:lineRule="auto"/>
+              <w:jc w:val="left"/>
+            </w:pPr>
+            <w:r/>
+            <w:r>
+              <w:rPr>
+                <w:b/>
+              </w:rPr>
+              <w:t>Wed 16/09</w:t>
+            </w:r>
+          </w:p>
+        </w:tc>
+        <w:tc>
+          <w:tcPr>
+            <w:tcW w:type="dxa" w:w="864"/>
+            <w:shd w:fill="FFFFFF"/>
+            <w:tcMar>
+              <w:top w:w="100" w:type="dxa"/>
+              <w:bottom w:w="100" w:type="dxa"/>
+              <w:left w:w="120" w:type="dxa"/>
+              <w:right w:w="120" w:type="dxa"/>
+            </w:tcMar>
+            <w:tcBorders>
+              <w:top w:val="single" w:sz="4" w:space="0" w:color="CCCCCC"/>
+              <w:bottom w:val="single" w:sz="4" w:space="0" w:color="CCCCCC"/>
+              <w:left w:val="single" w:sz="4" w:space="0" w:color="CCCCCC"/>
+              <w:right w:val="single" w:sz="4" w:space="0" w:color="CCCCCC"/>
+            </w:tcBorders>
+          </w:tcPr>
+          <w:p>
+            <w:pPr>
+              <w:spacing w:before="60" w:after="60" w:line="252" w:lineRule="auto"/>
+              <w:jc w:val="left"/>
+            </w:pPr>
+            <w:r/>
+            <w:r>
+              <w:t>Asia 11-15</w:t>
+            </w:r>
+          </w:p>
+        </w:tc>
+        <w:tc>
+          <w:tcPr>
+            <w:tcW w:type="dxa" w:w="1440"/>
+            <w:shd w:fill="FFFFFF"/>
+            <w:tcMar>
+              <w:top w:w="100" w:type="dxa"/>
+              <w:bottom w:w="100" w:type="dxa"/>
+              <w:left w:w="120" w:type="dxa"/>
+              <w:right w:w="120" w:type="dxa"/>
+            </w:tcMar>
+            <w:tcBorders>
+              <w:top w:val="single" w:sz="4" w:space="0" w:color="CCCCCC"/>
+              <w:bottom w:val="single" w:sz="4" w:space="0" w:color="CCCCCC"/>
+              <w:left w:val="single" w:sz="4" w:space="0" w:color="CCCCCC"/>
+              <w:right w:val="single" w:sz="4" w:space="0" w:color="CCCCCC"/>
+            </w:tcBorders>
+          </w:tcPr>
+          <w:p>
+            <w:pPr>
+              <w:spacing w:before="60" w:after="60" w:line="252" w:lineRule="auto"/>
+              <w:jc w:val="left"/>
+            </w:pPr>
+            <w:r/>
+            <w:r>
+              <w:t>743.25</w:t>
+            </w:r>
+          </w:p>
+        </w:tc>
+        <w:tc>
+          <w:tcPr>
+            <w:tcW w:type="dxa" w:w="2016"/>
+            <w:shd w:fill="FFFFFF"/>
+            <w:tcMar>
+              <w:top w:w="100" w:type="dxa"/>
+              <w:bottom w:w="100" w:type="dxa"/>
+              <w:left w:w="120" w:type="dxa"/>
+              <w:right w:w="120" w:type="dxa"/>
+            </w:tcMar>
+            <w:tcBorders>
+              <w:top w:val="single" w:sz="4" w:space="0" w:color="CCCCCC"/>
+              <w:bottom w:val="single" w:sz="4" w:space="0" w:color="CCCCCC"/>
+              <w:left w:val="single" w:sz="4" w:space="0" w:color="CCCCCC"/>
+              <w:right w:val="single" w:sz="4" w:space="0" w:color="CCCCCC"/>
+            </w:tcBorders>
+          </w:tcPr>
+          <w:p>
+            <w:pPr>
+              <w:spacing w:before="60" w:after="60" w:line="252" w:lineRule="auto"/>
+              <w:jc w:val="left"/>
+            </w:pPr>
+            <w:r/>
+            <w:r>
+              <w:t>750.25</w:t>
+            </w:r>
+          </w:p>
+        </w:tc>
+        <w:tc>
+          <w:tcPr>
+            <w:tcW w:type="dxa" w:w="1152"/>
+            <w:shd w:fill="FFFFFF"/>
+            <w:tcMar>
+              <w:top w:w="100" w:type="dxa"/>
+              <w:bottom w:w="100" w:type="dxa"/>
+              <w:left w:w="120" w:type="dxa"/>
+              <w:right w:w="120" w:type="dxa"/>
+            </w:tcMar>
+            <w:tcBorders>
+              <w:top w:val="single" w:sz="4" w:space="0" w:color="CCCCCC"/>
+              <w:bottom w:val="single" w:sz="4" w:space="0" w:color="CCCCCC"/>
+              <w:left w:val="single" w:sz="4" w:space="0" w:color="CCCCCC"/>
+              <w:right w:val="single" w:sz="4" w:space="0" w:color="CCCCCC"/>
+            </w:tcBorders>
+          </w:tcPr>
+          <w:p>
+            <w:pPr>
+              <w:spacing w:before="60" w:after="60" w:line="252" w:lineRule="auto"/>
+              <w:jc w:val="left"/>
+            </w:pPr>
+            <w:r/>
+            <w:r>
+              <w:t>737.25</w:t>
+            </w:r>
+          </w:p>
+        </w:tc>
+        <w:tc>
+          <w:tcPr>
+            <w:tcW w:type="dxa" w:w="1728"/>
+            <w:shd w:fill="FFFFFF"/>
+            <w:tcMar>
+              <w:top w:w="100" w:type="dxa"/>
+              <w:bottom w:w="100" w:type="dxa"/>
+              <w:left w:w="120" w:type="dxa"/>
+              <w:right w:w="120" w:type="dxa"/>
+            </w:tcMar>
+            <w:tcBorders>
+              <w:top w:val="single" w:sz="4" w:space="0" w:color="CCCCCC"/>
+              <w:bottom w:val="single" w:sz="4" w:space="0" w:color="CCCCCC"/>
+              <w:left w:val="single" w:sz="4" w:space="0" w:color="CCCCCC"/>
+              <w:right w:val="single" w:sz="4" w:space="0" w:color="CCCCCC"/>
+            </w:tcBorders>
+          </w:tcPr>
+          <w:p>
+            <w:pPr>
+              <w:spacing w:before="60" w:after="60" w:line="252" w:lineRule="auto"/>
+              <w:jc w:val="left"/>
+            </w:pPr>
+            <w:r/>
+            <w:r>
+              <w:rPr>
+                <w:b/>
+              </w:rPr>
+              <w:t>742.50</w:t>
+            </w:r>
+          </w:p>
+        </w:tc>
+        <w:tc>
+          <w:tcPr>
+            <w:tcW w:type="dxa" w:w="3456"/>
+            <w:shd w:fill="FFFFFF"/>
+            <w:tcMar>
+              <w:top w:w="100" w:type="dxa"/>
+              <w:bottom w:w="100" w:type="dxa"/>
+              <w:left w:w="120" w:type="dxa"/>
+              <w:right w:w="120" w:type="dxa"/>
+            </w:tcMar>
+            <w:tcBorders>
+              <w:top w:val="single" w:sz="4" w:space="0" w:color="CCCCCC"/>
+              <w:bottom w:val="single" w:sz="4" w:space="0" w:color="CCCCCC"/>
+              <w:left w:val="single" w:sz="4" w:space="0" w:color="CCCCCC"/>
+              <w:right w:val="single" w:sz="4" w:space="0" w:color="CCCCCC"/>
+            </w:tcBorders>
+          </w:tcPr>
+          <w:p>
+            <w:pPr>
+              <w:spacing w:before="60" w:after="60" w:line="252" w:lineRule="auto"/>
+              <w:jc w:val="left"/>
+            </w:pPr>
+            <w:r/>
+            <w:r>
+              <w:rPr>
+                <w:b/>
+              </w:rPr>
+              <w:t>-0.75</w:t>
+            </w:r>
+          </w:p>
+        </w:tc>
+        <w:tc>
+          <w:tcPr>
+            <w:tcW w:type="dxa" w:w="1440"/>
+            <w:shd w:fill="FFFFFF"/>
+            <w:tcMar>
+              <w:top w:w="100" w:type="dxa"/>
+              <w:bottom w:w="100" w:type="dxa"/>
+              <w:left w:w="120" w:type="dxa"/>
+              <w:right w:w="120" w:type="dxa"/>
+            </w:tcMar>
+            <w:tcBorders>
+              <w:top w:val="single" w:sz="4" w:space="0" w:color="CCCCCC"/>
+              <w:bottom w:val="single" w:sz="4" w:space="0" w:color="CCCCCC"/>
+              <w:left w:val="single" w:sz="4" w:space="0" w:color="CCCCCC"/>
+              <w:right w:val="single" w:sz="4" w:space="0" w:color="CCCCCC"/>
+            </w:tcBorders>
+          </w:tcPr>
+          <w:p>
+            <w:pPr>
+              <w:spacing w:before="60" w:after="60" w:line="252" w:lineRule="auto"/>
+              <w:jc w:val="left"/>
+            </w:pPr>
+            <w:r/>
+            <w:r>
+              <w:t>BEAR</w:t>
+            </w:r>
+          </w:p>
+        </w:tc>
+      </w:tr>
+      <w:tr>
+        <w:tc>
+          <w:tcPr>
+            <w:tcW w:type="dxa" w:w="1584"/>
+            <w:shd w:fill="F8FAFC"/>
+            <w:tcMar>
+              <w:top w:w="100" w:type="dxa"/>
+              <w:bottom w:w="100" w:type="dxa"/>
+              <w:left w:w="120" w:type="dxa"/>
+              <w:right w:w="120" w:type="dxa"/>
+            </w:tcMar>
+            <w:tcBorders>
+              <w:top w:val="single" w:sz="4" w:space="0" w:color="CCCCCC"/>
+              <w:bottom w:val="single" w:sz="4" w:space="0" w:color="CCCCCC"/>
+              <w:left w:val="single" w:sz="4" w:space="0" w:color="CCCCCC"/>
+              <w:right w:val="single" w:sz="4" w:space="0" w:color="CCCCCC"/>
+            </w:tcBorders>
+          </w:tcPr>
+          <w:p>
+            <w:pPr>
+              <w:spacing w:before="60" w:after="60" w:line="252" w:lineRule="auto"/>
+              <w:jc w:val="left"/>
+            </w:pPr>
+            <w:r/>
+            <w:r>
+              <w:rPr>
+                <w:b/>
+              </w:rPr>
+              <w:t>Wed 16/09</w:t>
+            </w:r>
+          </w:p>
+        </w:tc>
+        <w:tc>
+          <w:tcPr>
+            <w:tcW w:type="dxa" w:w="864"/>
+            <w:shd w:fill="F8FAFC"/>
+            <w:tcMar>
+              <w:top w:w="100" w:type="dxa"/>
+              <w:bottom w:w="100" w:type="dxa"/>
+              <w:left w:w="120" w:type="dxa"/>
+              <w:right w:w="120" w:type="dxa"/>
+            </w:tcMar>
+            <w:tcBorders>
+              <w:top w:val="single" w:sz="4" w:space="0" w:color="CCCCCC"/>
+              <w:bottom w:val="single" w:sz="4" w:space="0" w:color="CCCCCC"/>
+              <w:left w:val="single" w:sz="4" w:space="0" w:color="CCCCCC"/>
+              <w:right w:val="single" w:sz="4" w:space="0" w:color="CCCCCC"/>
+            </w:tcBorders>
+          </w:tcPr>
+          <w:p>
+            <w:pPr>
+              <w:spacing w:before="60" w:after="60" w:line="252" w:lineRule="auto"/>
+              <w:jc w:val="left"/>
+            </w:pPr>
+            <w:r/>
+            <w:r>
+              <w:t>London 15-19</w:t>
+            </w:r>
+          </w:p>
+        </w:tc>
+        <w:tc>
+          <w:tcPr>
+            <w:tcW w:type="dxa" w:w="1440"/>
+            <w:shd w:fill="F8FAFC"/>
+            <w:tcMar>
+              <w:top w:w="100" w:type="dxa"/>
+              <w:bottom w:w="100" w:type="dxa"/>
+              <w:left w:w="120" w:type="dxa"/>
+              <w:right w:w="120" w:type="dxa"/>
+            </w:tcMar>
+            <w:tcBorders>
+              <w:top w:val="single" w:sz="4" w:space="0" w:color="CCCCCC"/>
+              <w:bottom w:val="single" w:sz="4" w:space="0" w:color="CCCCCC"/>
+              <w:left w:val="single" w:sz="4" w:space="0" w:color="CCCCCC"/>
+              <w:right w:val="single" w:sz="4" w:space="0" w:color="CCCCCC"/>
+            </w:tcBorders>
+          </w:tcPr>
+          <w:p>
+            <w:pPr>
+              <w:spacing w:before="60" w:after="60" w:line="252" w:lineRule="auto"/>
+              <w:jc w:val="left"/>
+            </w:pPr>
+            <w:r/>
+            <w:r>
+              <w:t>742.50</w:t>
+            </w:r>
+          </w:p>
+        </w:tc>
+        <w:tc>
+          <w:tcPr>
+            <w:tcW w:type="dxa" w:w="2016"/>
+            <w:shd w:fill="F8FAFC"/>
+            <w:tcMar>
+              <w:top w:w="100" w:type="dxa"/>
+              <w:bottom w:w="100" w:type="dxa"/>
+              <w:left w:w="120" w:type="dxa"/>
+              <w:right w:w="120" w:type="dxa"/>
+            </w:tcMar>
+            <w:tcBorders>
+              <w:top w:val="single" w:sz="4" w:space="0" w:color="CCCCCC"/>
+              <w:bottom w:val="single" w:sz="4" w:space="0" w:color="CCCCCC"/>
+              <w:left w:val="single" w:sz="4" w:space="0" w:color="CCCCCC"/>
+              <w:right w:val="single" w:sz="4" w:space="0" w:color="CCCCCC"/>
+            </w:tcBorders>
+          </w:tcPr>
+          <w:p>
+            <w:pPr>
+              <w:spacing w:before="60" w:after="60" w:line="252" w:lineRule="auto"/>
+              <w:jc w:val="left"/>
+            </w:pPr>
+            <w:r/>
+            <w:r>
+              <w:t>756.00</w:t>
+            </w:r>
+          </w:p>
+        </w:tc>
+        <w:tc>
+          <w:tcPr>
+            <w:tcW w:type="dxa" w:w="1152"/>
+            <w:shd w:fill="F8FAFC"/>
+            <w:tcMar>
+              <w:top w:w="100" w:type="dxa"/>
+              <w:bottom w:w="100" w:type="dxa"/>
+              <w:left w:w="120" w:type="dxa"/>
+              <w:right w:w="120" w:type="dxa"/>
+            </w:tcMar>
+            <w:tcBorders>
+              <w:top w:val="single" w:sz="4" w:space="0" w:color="CCCCCC"/>
+              <w:bottom w:val="single" w:sz="4" w:space="0" w:color="CCCCCC"/>
+              <w:left w:val="single" w:sz="4" w:space="0" w:color="CCCCCC"/>
+              <w:right w:val="single" w:sz="4" w:space="0" w:color="CCCCCC"/>
+            </w:tcBorders>
+          </w:tcPr>
+          <w:p>
+            <w:pPr>
+              <w:spacing w:before="60" w:after="60" w:line="252" w:lineRule="auto"/>
+              <w:jc w:val="left"/>
+            </w:pPr>
+            <w:r/>
+            <w:r>
+              <w:t>729.50</w:t>
+            </w:r>
+          </w:p>
+        </w:tc>
+        <w:tc>
+          <w:tcPr>
+            <w:tcW w:type="dxa" w:w="1728"/>
+            <w:shd w:fill="F8FAFC"/>
+            <w:tcMar>
+              <w:top w:w="100" w:type="dxa"/>
+              <w:bottom w:w="100" w:type="dxa"/>
+              <w:left w:w="120" w:type="dxa"/>
+              <w:right w:w="120" w:type="dxa"/>
+            </w:tcMar>
+            <w:tcBorders>
+              <w:top w:val="single" w:sz="4" w:space="0" w:color="CCCCCC"/>
+              <w:bottom w:val="single" w:sz="4" w:space="0" w:color="CCCCCC"/>
+              <w:left w:val="single" w:sz="4" w:space="0" w:color="CCCCCC"/>
+              <w:right w:val="single" w:sz="4" w:space="0" w:color="CCCCCC"/>
+            </w:tcBorders>
+          </w:tcPr>
+          <w:p>
+            <w:pPr>
+              <w:spacing w:before="60" w:after="60" w:line="252" w:lineRule="auto"/>
+              <w:jc w:val="left"/>
+            </w:pPr>
+            <w:r/>
+            <w:r>
+              <w:rPr>
+                <w:b/>
+              </w:rPr>
+              <w:t>744.25</w:t>
+            </w:r>
+          </w:p>
+        </w:tc>
+        <w:tc>
+          <w:tcPr>
+            <w:tcW w:type="dxa" w:w="3456"/>
+            <w:shd w:fill="F8FAFC"/>
+            <w:tcMar>
+              <w:top w:w="100" w:type="dxa"/>
+              <w:bottom w:w="100" w:type="dxa"/>
+              <w:left w:w="120" w:type="dxa"/>
+              <w:right w:w="120" w:type="dxa"/>
+            </w:tcMar>
+            <w:tcBorders>
+              <w:top w:val="single" w:sz="4" w:space="0" w:color="CCCCCC"/>
+              <w:bottom w:val="single" w:sz="4" w:space="0" w:color="CCCCCC"/>
+              <w:left w:val="single" w:sz="4" w:space="0" w:color="CCCCCC"/>
+              <w:right w:val="single" w:sz="4" w:space="0" w:color="CCCCCC"/>
+            </w:tcBorders>
+          </w:tcPr>
+          <w:p>
+            <w:pPr>
+              <w:spacing w:before="60" w:after="60" w:line="252" w:lineRule="auto"/>
+              <w:jc w:val="left"/>
+            </w:pPr>
+            <w:r/>
+            <w:r>
+              <w:rPr>
+                <w:b/>
+              </w:rPr>
+              <w:t>+1.75</w:t>
+            </w:r>
+          </w:p>
+        </w:tc>
+        <w:tc>
+          <w:tcPr>
+            <w:tcW w:type="dxa" w:w="1440"/>
+            <w:shd w:fill="F8FAFC"/>
+            <w:tcMar>
+              <w:top w:w="100" w:type="dxa"/>
+              <w:bottom w:w="100" w:type="dxa"/>
+              <w:left w:w="120" w:type="dxa"/>
+              <w:right w:w="120" w:type="dxa"/>
+            </w:tcMar>
+            <w:tcBorders>
+              <w:top w:val="single" w:sz="4" w:space="0" w:color="CCCCCC"/>
+              <w:bottom w:val="single" w:sz="4" w:space="0" w:color="CCCCCC"/>
+              <w:left w:val="single" w:sz="4" w:space="0" w:color="CCCCCC"/>
+              <w:right w:val="single" w:sz="4" w:space="0" w:color="CCCCCC"/>
+            </w:tcBorders>
+          </w:tcPr>
+          <w:p>
+            <w:pPr>
+              <w:spacing w:before="60" w:after="60" w:line="252" w:lineRule="auto"/>
+              <w:jc w:val="left"/>
+            </w:pPr>
+            <w:r/>
+            <w:r>
+              <w:t>BULL</w:t>
+            </w:r>
+          </w:p>
+        </w:tc>
+      </w:tr>
+      <w:tr>
+        <w:tc>
+          <w:tcPr>
+            <w:tcW w:type="dxa" w:w="1584"/>
+            <w:shd w:fill="FFFFFF"/>
+            <w:tcMar>
+              <w:top w:w="100" w:type="dxa"/>
+              <w:bottom w:w="100" w:type="dxa"/>
+              <w:left w:w="120" w:type="dxa"/>
+              <w:right w:w="120" w:type="dxa"/>
+            </w:tcMar>
+            <w:tcBorders>
+              <w:top w:val="single" w:sz="4" w:space="0" w:color="CCCCCC"/>
+              <w:bottom w:val="single" w:sz="4" w:space="0" w:color="CCCCCC"/>
+              <w:left w:val="single" w:sz="4" w:space="0" w:color="CCCCCC"/>
+              <w:right w:val="single" w:sz="4" w:space="0" w:color="CCCCCC"/>
+            </w:tcBorders>
+          </w:tcPr>
+          <w:p>
+            <w:pPr>
+              <w:spacing w:before="60" w:after="60" w:line="252" w:lineRule="auto"/>
+              <w:jc w:val="left"/>
+            </w:pPr>
+            <w:r/>
+            <w:r>
+              <w:rPr>
+                <w:b/>
+              </w:rPr>
+              <w:t>Wed 16/09</w:t>
+            </w:r>
+          </w:p>
+        </w:tc>
+        <w:tc>
+          <w:tcPr>
+            <w:tcW w:type="dxa" w:w="864"/>
+            <w:shd w:fill="FFFFFF"/>
+            <w:tcMar>
+              <w:top w:w="100" w:type="dxa"/>
+              <w:bottom w:w="100" w:type="dxa"/>
+              <w:left w:w="120" w:type="dxa"/>
+              <w:right w:w="120" w:type="dxa"/>
+            </w:tcMar>
+            <w:tcBorders>
+              <w:top w:val="single" w:sz="4" w:space="0" w:color="CCCCCC"/>
+              <w:bottom w:val="single" w:sz="4" w:space="0" w:color="CCCCCC"/>
+              <w:left w:val="single" w:sz="4" w:space="0" w:color="CCCCCC"/>
+              <w:right w:val="single" w:sz="4" w:space="0" w:color="CCCCCC"/>
+            </w:tcBorders>
+          </w:tcPr>
+          <w:p>
+            <w:pPr>
+              <w:spacing w:before="60" w:after="60" w:line="252" w:lineRule="auto"/>
+              <w:jc w:val="left"/>
+            </w:pPr>
+            <w:r/>
+            <w:r>
+              <w:t>Pre-NY 19-21</w:t>
+            </w:r>
+          </w:p>
+        </w:tc>
+        <w:tc>
+          <w:tcPr>
+            <w:tcW w:type="dxa" w:w="1440"/>
+            <w:shd w:fill="FFFFFF"/>
+            <w:tcMar>
+              <w:top w:w="100" w:type="dxa"/>
+              <w:bottom w:w="100" w:type="dxa"/>
+              <w:left w:w="120" w:type="dxa"/>
+              <w:right w:w="120" w:type="dxa"/>
+            </w:tcMar>
+            <w:tcBorders>
+              <w:top w:val="single" w:sz="4" w:space="0" w:color="CCCCCC"/>
+              <w:bottom w:val="single" w:sz="4" w:space="0" w:color="CCCCCC"/>
+              <w:left w:val="single" w:sz="4" w:space="0" w:color="CCCCCC"/>
+              <w:right w:val="single" w:sz="4" w:space="0" w:color="CCCCCC"/>
+            </w:tcBorders>
+          </w:tcPr>
+          <w:p>
+            <w:pPr>
+              <w:spacing w:before="60" w:after="60" w:line="252" w:lineRule="auto"/>
+              <w:jc w:val="left"/>
+            </w:pPr>
+            <w:r/>
+            <w:r>
+              <w:t>744.25</w:t>
+            </w:r>
+          </w:p>
+        </w:tc>
+        <w:tc>
+          <w:tcPr>
+            <w:tcW w:type="dxa" w:w="2016"/>
+            <w:shd w:fill="FFFFFF"/>
+            <w:tcMar>
+              <w:top w:w="100" w:type="dxa"/>
+              <w:bottom w:w="100" w:type="dxa"/>
+              <w:left w:w="120" w:type="dxa"/>
+              <w:right w:w="120" w:type="dxa"/>
+            </w:tcMar>
+            <w:tcBorders>
+              <w:top w:val="single" w:sz="4" w:space="0" w:color="CCCCCC"/>
+              <w:bottom w:val="single" w:sz="4" w:space="0" w:color="CCCCCC"/>
+              <w:left w:val="single" w:sz="4" w:space="0" w:color="CCCCCC"/>
+              <w:right w:val="single" w:sz="4" w:space="0" w:color="CCCCCC"/>
+            </w:tcBorders>
+          </w:tcPr>
+          <w:p>
+            <w:pPr>
+              <w:spacing w:before="60" w:after="60" w:line="252" w:lineRule="auto"/>
+              <w:jc w:val="left"/>
+            </w:pPr>
+            <w:r/>
+            <w:r>
+              <w:t>753.50</w:t>
+            </w:r>
+          </w:p>
+        </w:tc>
+        <w:tc>
+          <w:tcPr>
+            <w:tcW w:type="dxa" w:w="1152"/>
+            <w:shd w:fill="FFFFFF"/>
+            <w:tcMar>
+              <w:top w:w="100" w:type="dxa"/>
+              <w:bottom w:w="100" w:type="dxa"/>
+              <w:left w:w="120" w:type="dxa"/>
+              <w:right w:w="120" w:type="dxa"/>
+            </w:tcMar>
+            <w:tcBorders>
+              <w:top w:val="single" w:sz="4" w:space="0" w:color="CCCCCC"/>
+              <w:bottom w:val="single" w:sz="4" w:space="0" w:color="CCCCCC"/>
+              <w:left w:val="single" w:sz="4" w:space="0" w:color="CCCCCC"/>
+              <w:right w:val="single" w:sz="4" w:space="0" w:color="CCCCCC"/>
+            </w:tcBorders>
+          </w:tcPr>
+          <w:p>
+            <w:pPr>
+              <w:spacing w:before="60" w:after="60" w:line="252" w:lineRule="auto"/>
+              <w:jc w:val="left"/>
+            </w:pPr>
+            <w:r/>
+            <w:r>
+              <w:t>733.50</w:t>
+            </w:r>
+          </w:p>
+        </w:tc>
+        <w:tc>
+          <w:tcPr>
+            <w:tcW w:type="dxa" w:w="1728"/>
+            <w:shd w:fill="FFFFFF"/>
+            <w:tcMar>
+              <w:top w:w="100" w:type="dxa"/>
+              <w:bottom w:w="100" w:type="dxa"/>
+              <w:left w:w="120" w:type="dxa"/>
+              <w:right w:w="120" w:type="dxa"/>
+            </w:tcMar>
+            <w:tcBorders>
+              <w:top w:val="single" w:sz="4" w:space="0" w:color="CCCCCC"/>
+              <w:bottom w:val="single" w:sz="4" w:space="0" w:color="CCCCCC"/>
+              <w:left w:val="single" w:sz="4" w:space="0" w:color="CCCCCC"/>
+              <w:right w:val="single" w:sz="4" w:space="0" w:color="CCCCCC"/>
+            </w:tcBorders>
+          </w:tcPr>
+          <w:p>
+            <w:pPr>
+              <w:spacing w:before="60" w:after="60" w:line="252" w:lineRule="auto"/>
+              <w:jc w:val="left"/>
+            </w:pPr>
+            <w:r/>
+            <w:r>
+              <w:rPr>
+                <w:b/>
+              </w:rPr>
+              <w:t>744.75</w:t>
+            </w:r>
+          </w:p>
+        </w:tc>
+        <w:tc>
+          <w:tcPr>
+            <w:tcW w:type="dxa" w:w="3456"/>
+            <w:shd w:fill="FFFFFF"/>
+            <w:tcMar>
+              <w:top w:w="100" w:type="dxa"/>
+              <w:bottom w:w="100" w:type="dxa"/>
+              <w:left w:w="120" w:type="dxa"/>
+              <w:right w:w="120" w:type="dxa"/>
+            </w:tcMar>
+            <w:tcBorders>
+              <w:top w:val="single" w:sz="4" w:space="0" w:color="CCCCCC"/>
+              <w:bottom w:val="single" w:sz="4" w:space="0" w:color="CCCCCC"/>
+              <w:left w:val="single" w:sz="4" w:space="0" w:color="CCCCCC"/>
+              <w:right w:val="single" w:sz="4" w:space="0" w:color="CCCCCC"/>
+            </w:tcBorders>
+          </w:tcPr>
+          <w:p>
+            <w:pPr>
+              <w:spacing w:before="60" w:after="60" w:line="252" w:lineRule="auto"/>
+              <w:jc w:val="left"/>
+            </w:pPr>
+            <w:r/>
+            <w:r>
+              <w:rPr>
+                <w:b/>
+              </w:rPr>
+              <w:t>+0.50</w:t>
+            </w:r>
+          </w:p>
+        </w:tc>
+        <w:tc>
+          <w:tcPr>
+            <w:tcW w:type="dxa" w:w="1440"/>
+            <w:shd w:fill="FFFFFF"/>
+            <w:tcMar>
+              <w:top w:w="100" w:type="dxa"/>
+              <w:bottom w:w="100" w:type="dxa"/>
+              <w:left w:w="120" w:type="dxa"/>
+              <w:right w:w="120" w:type="dxa"/>
+            </w:tcMar>
+            <w:tcBorders>
+              <w:top w:val="single" w:sz="4" w:space="0" w:color="CCCCCC"/>
+              <w:bottom w:val="single" w:sz="4" w:space="0" w:color="CCCCCC"/>
+              <w:left w:val="single" w:sz="4" w:space="0" w:color="CCCCCC"/>
+              <w:right w:val="single" w:sz="4" w:space="0" w:color="CCCCCC"/>
+            </w:tcBorders>
+          </w:tcPr>
+          <w:p>
+            <w:pPr>
+              <w:spacing w:before="60" w:after="60" w:line="252" w:lineRule="auto"/>
+              <w:jc w:val="left"/>
+            </w:pPr>
+            <w:r/>
+            <w:r>
+              <w:t>BULL</w:t>
+            </w:r>
+          </w:p>
+        </w:tc>
+      </w:tr>
+      <w:tr>
+        <w:tc>
+          <w:tcPr>
+            <w:tcW w:type="dxa" w:w="1584"/>
+            <w:shd w:fill="F8FAFC"/>
+            <w:tcMar>
+              <w:top w:w="100" w:type="dxa"/>
+              <w:bottom w:w="100" w:type="dxa"/>
+              <w:left w:w="120" w:type="dxa"/>
+              <w:right w:w="120" w:type="dxa"/>
+            </w:tcMar>
+            <w:tcBorders>
+              <w:top w:val="single" w:sz="4" w:space="0" w:color="CCCCCC"/>
+              <w:bottom w:val="single" w:sz="4" w:space="0" w:color="CCCCCC"/>
+              <w:left w:val="single" w:sz="4" w:space="0" w:color="CCCCCC"/>
+              <w:right w:val="single" w:sz="4" w:space="0" w:color="CCCCCC"/>
+            </w:tcBorders>
+          </w:tcPr>
+          <w:p>
+            <w:pPr>
+              <w:spacing w:before="60" w:after="60" w:line="252" w:lineRule="auto"/>
+              <w:jc w:val="left"/>
+            </w:pPr>
+            <w:r/>
+            <w:r>
+              <w:rPr>
+                <w:b/>
+              </w:rPr>
+              <w:t>Wed 16/09</w:t>
+            </w:r>
+          </w:p>
+        </w:tc>
+        <w:tc>
+          <w:tcPr>
+            <w:tcW w:type="dxa" w:w="864"/>
+            <w:shd w:fill="F8FAFC"/>
+            <w:tcMar>
+              <w:top w:w="100" w:type="dxa"/>
+              <w:bottom w:w="100" w:type="dxa"/>
+              <w:left w:w="120" w:type="dxa"/>
+              <w:right w:w="120" w:type="dxa"/>
+            </w:tcMar>
+            <w:tcBorders>
+              <w:top w:val="single" w:sz="4" w:space="0" w:color="CCCCCC"/>
+              <w:bottom w:val="single" w:sz="4" w:space="0" w:color="CCCCCC"/>
+              <w:left w:val="single" w:sz="4" w:space="0" w:color="CCCCCC"/>
+              <w:right w:val="single" w:sz="4" w:space="0" w:color="CCCCCC"/>
+            </w:tcBorders>
+          </w:tcPr>
+          <w:p>
+            <w:pPr>
+              <w:spacing w:before="60" w:after="60" w:line="252" w:lineRule="auto"/>
+              <w:jc w:val="left"/>
+            </w:pPr>
+            <w:r/>
+            <w:r>
+              <w:t>NY Open 21-23</w:t>
+            </w:r>
+          </w:p>
+        </w:tc>
+        <w:tc>
+          <w:tcPr>
+            <w:tcW w:type="dxa" w:w="1440"/>
+            <w:shd w:fill="F8FAFC"/>
+            <w:tcMar>
+              <w:top w:w="100" w:type="dxa"/>
+              <w:bottom w:w="100" w:type="dxa"/>
+              <w:left w:w="120" w:type="dxa"/>
+              <w:right w:w="120" w:type="dxa"/>
+            </w:tcMar>
+            <w:tcBorders>
+              <w:top w:val="single" w:sz="4" w:space="0" w:color="CCCCCC"/>
+              <w:bottom w:val="single" w:sz="4" w:space="0" w:color="CCCCCC"/>
+              <w:left w:val="single" w:sz="4" w:space="0" w:color="CCCCCC"/>
+              <w:right w:val="single" w:sz="4" w:space="0" w:color="CCCCCC"/>
+            </w:tcBorders>
+          </w:tcPr>
+          <w:p>
+            <w:pPr>
+              <w:spacing w:before="60" w:after="60" w:line="252" w:lineRule="auto"/>
+              <w:jc w:val="left"/>
+            </w:pPr>
+            <w:r/>
+            <w:r>
+              <w:t>744.75</w:t>
+            </w:r>
+          </w:p>
+        </w:tc>
+        <w:tc>
+          <w:tcPr>
+            <w:tcW w:type="dxa" w:w="2016"/>
+            <w:shd w:fill="F8FAFC"/>
+            <w:tcMar>
+              <w:top w:w="100" w:type="dxa"/>
+              <w:bottom w:w="100" w:type="dxa"/>
+              <w:left w:w="120" w:type="dxa"/>
+              <w:right w:w="120" w:type="dxa"/>
+            </w:tcMar>
+            <w:tcBorders>
+              <w:top w:val="single" w:sz="4" w:space="0" w:color="CCCCCC"/>
+              <w:bottom w:val="single" w:sz="4" w:space="0" w:color="CCCCCC"/>
+              <w:left w:val="single" w:sz="4" w:space="0" w:color="CCCCCC"/>
+              <w:right w:val="single" w:sz="4" w:space="0" w:color="CCCCCC"/>
+            </w:tcBorders>
+          </w:tcPr>
+          <w:p>
+            <w:pPr>
+              <w:spacing w:before="60" w:after="60" w:line="252" w:lineRule="auto"/>
+              <w:jc w:val="left"/>
+            </w:pPr>
+            <w:r/>
+            <w:r>
+              <w:t>757.00</w:t>
+            </w:r>
+          </w:p>
+        </w:tc>
+        <w:tc>
+          <w:tcPr>
+            <w:tcW w:type="dxa" w:w="1152"/>
+            <w:shd w:fill="F8FAFC"/>
+            <w:tcMar>
+              <w:top w:w="100" w:type="dxa"/>
+              <w:bottom w:w="100" w:type="dxa"/>
+              <w:left w:w="120" w:type="dxa"/>
+              <w:right w:w="120" w:type="dxa"/>
+            </w:tcMar>
+            <w:tcBorders>
+              <w:top w:val="single" w:sz="4" w:space="0" w:color="CCCCCC"/>
+              <w:bottom w:val="single" w:sz="4" w:space="0" w:color="CCCCCC"/>
+              <w:left w:val="single" w:sz="4" w:space="0" w:color="CCCCCC"/>
+              <w:right w:val="single" w:sz="4" w:space="0" w:color="CCCCCC"/>
+            </w:tcBorders>
+          </w:tcPr>
+          <w:p>
+            <w:pPr>
+              <w:spacing w:before="60" w:after="60" w:line="252" w:lineRule="auto"/>
+              <w:jc w:val="left"/>
+            </w:pPr>
+            <w:r/>
+            <w:r>
+              <w:t>730.50</w:t>
+            </w:r>
+          </w:p>
+        </w:tc>
+        <w:tc>
+          <w:tcPr>
+            <w:tcW w:type="dxa" w:w="1728"/>
+            <w:shd w:fill="F8FAFC"/>
+            <w:tcMar>
+              <w:top w:w="100" w:type="dxa"/>
+              <w:bottom w:w="100" w:type="dxa"/>
+              <w:left w:w="120" w:type="dxa"/>
+              <w:right w:w="120" w:type="dxa"/>
+            </w:tcMar>
+            <w:tcBorders>
+              <w:top w:val="single" w:sz="4" w:space="0" w:color="CCCCCC"/>
+              <w:bottom w:val="single" w:sz="4" w:space="0" w:color="CCCCCC"/>
+              <w:left w:val="single" w:sz="4" w:space="0" w:color="CCCCCC"/>
+              <w:right w:val="single" w:sz="4" w:space="0" w:color="CCCCCC"/>
+            </w:tcBorders>
+          </w:tcPr>
+          <w:p>
+            <w:pPr>
+              <w:spacing w:before="60" w:after="60" w:line="252" w:lineRule="auto"/>
+              <w:jc w:val="left"/>
+            </w:pPr>
+            <w:r/>
+            <w:r>
+              <w:rPr>
+                <w:b/>
+              </w:rPr>
+              <w:t>743.25</w:t>
+            </w:r>
+          </w:p>
+        </w:tc>
+        <w:tc>
+          <w:tcPr>
+            <w:tcW w:type="dxa" w:w="3456"/>
+            <w:shd w:fill="F8FAFC"/>
+            <w:tcMar>
+              <w:top w:w="100" w:type="dxa"/>
+              <w:bottom w:w="100" w:type="dxa"/>
+              <w:left w:w="120" w:type="dxa"/>
+              <w:right w:w="120" w:type="dxa"/>
+            </w:tcMar>
+            <w:tcBorders>
+              <w:top w:val="single" w:sz="4" w:space="0" w:color="CCCCCC"/>
+              <w:bottom w:val="single" w:sz="4" w:space="0" w:color="CCCCCC"/>
+              <w:left w:val="single" w:sz="4" w:space="0" w:color="CCCCCC"/>
+              <w:right w:val="single" w:sz="4" w:space="0" w:color="CCCCCC"/>
+            </w:tcBorders>
+          </w:tcPr>
+          <w:p>
+            <w:pPr>
+              <w:spacing w:before="60" w:after="60" w:line="252" w:lineRule="auto"/>
+              <w:jc w:val="left"/>
+            </w:pPr>
+            <w:r/>
+            <w:r>
+              <w:rPr>
+                <w:b/>
+              </w:rPr>
+              <w:t>-1.50</w:t>
+            </w:r>
+          </w:p>
+        </w:tc>
+        <w:tc>
+          <w:tcPr>
+            <w:tcW w:type="dxa" w:w="1440"/>
+            <w:shd w:fill="F8FAFC"/>
+            <w:tcMar>
+              <w:top w:w="100" w:type="dxa"/>
+              <w:bottom w:w="100" w:type="dxa"/>
+              <w:left w:w="120" w:type="dxa"/>
+              <w:right w:w="120" w:type="dxa"/>
+            </w:tcMar>
+            <w:tcBorders>
+              <w:top w:val="single" w:sz="4" w:space="0" w:color="CCCCCC"/>
+              <w:bottom w:val="single" w:sz="4" w:space="0" w:color="CCCCCC"/>
+              <w:left w:val="single" w:sz="4" w:space="0" w:color="CCCCCC"/>
+              <w:right w:val="single" w:sz="4" w:space="0" w:color="CCCCCC"/>
+            </w:tcBorders>
+          </w:tcPr>
+          <w:p>
+            <w:pPr>
+              <w:spacing w:before="60" w:after="60" w:line="252" w:lineRule="auto"/>
+              <w:jc w:val="left"/>
+            </w:pPr>
+            <w:r/>
+            <w:r>
+              <w:t>BEAR</w:t>
+            </w:r>
+          </w:p>
+        </w:tc>
+      </w:tr>
+      <w:tr>
+        <w:tc>
+          <w:tcPr>
+            <w:tcW w:type="dxa" w:w="1584"/>
+            <w:shd w:fill="FFFFFF"/>
+            <w:tcMar>
+              <w:top w:w="100" w:type="dxa"/>
+              <w:bottom w:w="100" w:type="dxa"/>
+              <w:left w:w="120" w:type="dxa"/>
+              <w:right w:w="120" w:type="dxa"/>
+            </w:tcMar>
+            <w:tcBorders>
+              <w:top w:val="single" w:sz="4" w:space="0" w:color="CCCCCC"/>
+              <w:bottom w:val="single" w:sz="4" w:space="0" w:color="CCCCCC"/>
+              <w:left w:val="single" w:sz="4" w:space="0" w:color="CCCCCC"/>
+              <w:right w:val="single" w:sz="4" w:space="0" w:color="CCCCCC"/>
+            </w:tcBorders>
+          </w:tcPr>
+          <w:p>
+            <w:pPr>
+              <w:spacing w:before="60" w:after="60" w:line="252" w:lineRule="auto"/>
+              <w:jc w:val="left"/>
+            </w:pPr>
+            <w:r/>
+            <w:r>
+              <w:rPr>
+                <w:b/>
+              </w:rPr>
+              <w:t>Wed 16/09</w:t>
+            </w:r>
+          </w:p>
+        </w:tc>
+        <w:tc>
+          <w:tcPr>
+            <w:tcW w:type="dxa" w:w="864"/>
+            <w:shd w:fill="FFFFFF"/>
+            <w:tcMar>
+              <w:top w:w="100" w:type="dxa"/>
+              <w:bottom w:w="100" w:type="dxa"/>
+              <w:left w:w="120" w:type="dxa"/>
+              <w:right w:w="120" w:type="dxa"/>
+            </w:tcMar>
+            <w:tcBorders>
+              <w:top w:val="single" w:sz="4" w:space="0" w:color="CCCCCC"/>
+              <w:bottom w:val="single" w:sz="4" w:space="0" w:color="CCCCCC"/>
+              <w:left w:val="single" w:sz="4" w:space="0" w:color="CCCCCC"/>
+              <w:right w:val="single" w:sz="4" w:space="0" w:color="CCCCCC"/>
+            </w:tcBorders>
+          </w:tcPr>
+          <w:p>
+            <w:pPr>
+              <w:spacing w:before="60" w:after="60" w:line="252" w:lineRule="auto"/>
+              <w:jc w:val="left"/>
+            </w:pPr>
+            <w:r/>
+            <w:r>
+              <w:t>NY Close 23-01</w:t>
+            </w:r>
+          </w:p>
+        </w:tc>
+        <w:tc>
+          <w:tcPr>
+            <w:tcW w:type="dxa" w:w="1440"/>
+            <w:shd w:fill="FFFFFF"/>
+            <w:tcMar>
+              <w:top w:w="100" w:type="dxa"/>
+              <w:bottom w:w="100" w:type="dxa"/>
+              <w:left w:w="120" w:type="dxa"/>
+              <w:right w:w="120" w:type="dxa"/>
+            </w:tcMar>
+            <w:tcBorders>
+              <w:top w:val="single" w:sz="4" w:space="0" w:color="CCCCCC"/>
+              <w:bottom w:val="single" w:sz="4" w:space="0" w:color="CCCCCC"/>
+              <w:left w:val="single" w:sz="4" w:space="0" w:color="CCCCCC"/>
+              <w:right w:val="single" w:sz="4" w:space="0" w:color="CCCCCC"/>
+            </w:tcBorders>
+          </w:tcPr>
+          <w:p>
+            <w:pPr>
+              <w:spacing w:before="60" w:after="60" w:line="252" w:lineRule="auto"/>
+              <w:jc w:val="left"/>
+            </w:pPr>
+            <w:r/>
+            <w:r>
+              <w:t>743.25</w:t>
+            </w:r>
+          </w:p>
+        </w:tc>
+        <w:tc>
+          <w:tcPr>
+            <w:tcW w:type="dxa" w:w="2016"/>
+            <w:shd w:fill="FFFFFF"/>
+            <w:tcMar>
+              <w:top w:w="100" w:type="dxa"/>
+              <w:bottom w:w="100" w:type="dxa"/>
+              <w:left w:w="120" w:type="dxa"/>
+              <w:right w:w="120" w:type="dxa"/>
+            </w:tcMar>
+            <w:tcBorders>
+              <w:top w:val="single" w:sz="4" w:space="0" w:color="CCCCCC"/>
+              <w:bottom w:val="single" w:sz="4" w:space="0" w:color="CCCCCC"/>
+              <w:left w:val="single" w:sz="4" w:space="0" w:color="CCCCCC"/>
+              <w:right w:val="single" w:sz="4" w:space="0" w:color="CCCCCC"/>
+            </w:tcBorders>
+          </w:tcPr>
+          <w:p>
+            <w:pPr>
+              <w:spacing w:before="60" w:after="60" w:line="252" w:lineRule="auto"/>
+              <w:jc w:val="left"/>
+            </w:pPr>
+            <w:r/>
+            <w:r>
+              <w:t>750.25</w:t>
+            </w:r>
+          </w:p>
+        </w:tc>
+        <w:tc>
+          <w:tcPr>
+            <w:tcW w:type="dxa" w:w="1152"/>
+            <w:shd w:fill="FFFFFF"/>
+            <w:tcMar>
+              <w:top w:w="100" w:type="dxa"/>
+              <w:bottom w:w="100" w:type="dxa"/>
+              <w:left w:w="120" w:type="dxa"/>
+              <w:right w:w="120" w:type="dxa"/>
+            </w:tcMar>
+            <w:tcBorders>
+              <w:top w:val="single" w:sz="4" w:space="0" w:color="CCCCCC"/>
+              <w:bottom w:val="single" w:sz="4" w:space="0" w:color="CCCCCC"/>
+              <w:left w:val="single" w:sz="4" w:space="0" w:color="CCCCCC"/>
+              <w:right w:val="single" w:sz="4" w:space="0" w:color="CCCCCC"/>
+            </w:tcBorders>
+          </w:tcPr>
+          <w:p>
+            <w:pPr>
+              <w:spacing w:before="60" w:after="60" w:line="252" w:lineRule="auto"/>
+              <w:jc w:val="left"/>
+            </w:pPr>
+            <w:r/>
+            <w:r>
+              <w:t>733.75</w:t>
+            </w:r>
+          </w:p>
+        </w:tc>
+        <w:tc>
+          <w:tcPr>
+            <w:tcW w:type="dxa" w:w="1728"/>
+            <w:shd w:fill="FFFFFF"/>
+            <w:tcMar>
+              <w:top w:w="100" w:type="dxa"/>
+              <w:bottom w:w="100" w:type="dxa"/>
+              <w:left w:w="120" w:type="dxa"/>
+              <w:right w:w="120" w:type="dxa"/>
+            </w:tcMar>
+            <w:tcBorders>
+              <w:top w:val="single" w:sz="4" w:space="0" w:color="CCCCCC"/>
+              <w:bottom w:val="single" w:sz="4" w:space="0" w:color="CCCCCC"/>
+              <w:left w:val="single" w:sz="4" w:space="0" w:color="CCCCCC"/>
+              <w:right w:val="single" w:sz="4" w:space="0" w:color="CCCCCC"/>
+            </w:tcBorders>
+          </w:tcPr>
+          <w:p>
+            <w:pPr>
+              <w:spacing w:before="60" w:after="60" w:line="252" w:lineRule="auto"/>
+              <w:jc w:val="left"/>
+            </w:pPr>
+            <w:r/>
+            <w:r>
+              <w:rPr>
+                <w:b/>
+              </w:rPr>
+              <w:t>743.75</w:t>
+            </w:r>
+          </w:p>
+        </w:tc>
+        <w:tc>
+          <w:tcPr>
+            <w:tcW w:type="dxa" w:w="3456"/>
+            <w:shd w:fill="FFFFFF"/>
+            <w:tcMar>
+              <w:top w:w="100" w:type="dxa"/>
+              <w:bottom w:w="100" w:type="dxa"/>
+              <w:left w:w="120" w:type="dxa"/>
+              <w:right w:w="120" w:type="dxa"/>
+            </w:tcMar>
+            <w:tcBorders>
+              <w:top w:val="single" w:sz="4" w:space="0" w:color="CCCCCC"/>
+              <w:bottom w:val="single" w:sz="4" w:space="0" w:color="CCCCCC"/>
+              <w:left w:val="single" w:sz="4" w:space="0" w:color="CCCCCC"/>
+              <w:right w:val="single" w:sz="4" w:space="0" w:color="CCCCCC"/>
+            </w:tcBorders>
+          </w:tcPr>
+          <w:p>
+            <w:pPr>
+              <w:spacing w:before="60" w:after="60" w:line="252" w:lineRule="auto"/>
+              <w:jc w:val="left"/>
+            </w:pPr>
+            <w:r/>
+            <w:r>
+              <w:rPr>
+                <w:b/>
+              </w:rPr>
+              <w:t>+0.50</w:t>
+            </w:r>
+          </w:p>
+        </w:tc>
+        <w:tc>
+          <w:tcPr>
+            <w:tcW w:type="dxa" w:w="1440"/>
+            <w:shd w:fill="FFFFFF"/>
+            <w:tcMar>
+              <w:top w:w="100" w:type="dxa"/>
+              <w:bottom w:w="100" w:type="dxa"/>
+              <w:left w:w="120" w:type="dxa"/>
+              <w:right w:w="120" w:type="dxa"/>
+            </w:tcMar>
+            <w:tcBorders>
+              <w:top w:val="single" w:sz="4" w:space="0" w:color="CCCCCC"/>
+              <w:bottom w:val="single" w:sz="4" w:space="0" w:color="CCCCCC"/>
+              <w:left w:val="single" w:sz="4" w:space="0" w:color="CCCCCC"/>
+              <w:right w:val="single" w:sz="4" w:space="0" w:color="CCCCCC"/>
+            </w:tcBorders>
+          </w:tcPr>
+          <w:p>
+            <w:pPr>
+              <w:spacing w:before="60" w:after="60" w:line="252" w:lineRule="auto"/>
+              <w:jc w:val="left"/>
+            </w:pPr>
+            <w:r/>
+            <w:r>
+              <w:t>BULL</w:t>
+            </w:r>
+          </w:p>
+        </w:tc>
+      </w:tr>
+      <w:tr>
+        <w:tc>
+          <w:tcPr>
+            <w:tcW w:type="dxa" w:w="1584"/>
+            <w:shd w:fill="F8FAFC"/>
+            <w:tcMar>
+              <w:top w:w="100" w:type="dxa"/>
+              <w:bottom w:w="100" w:type="dxa"/>
+              <w:left w:w="120" w:type="dxa"/>
+              <w:right w:w="120" w:type="dxa"/>
+            </w:tcMar>
+            <w:tcBorders>
+              <w:top w:val="single" w:sz="4" w:space="0" w:color="CCCCCC"/>
+              <w:bottom w:val="single" w:sz="4" w:space="0" w:color="CCCCCC"/>
+              <w:left w:val="single" w:sz="4" w:space="0" w:color="CCCCCC"/>
+              <w:right w:val="single" w:sz="4" w:space="0" w:color="CCCCCC"/>
+            </w:tcBorders>
+          </w:tcPr>
+          <w:p>
+            <w:pPr>
+              <w:spacing w:before="60" w:after="60" w:line="252" w:lineRule="auto"/>
+              <w:jc w:val="left"/>
+            </w:pPr>
+            <w:r/>
+            <w:r>
+              <w:rPr>
+                <w:b/>
+              </w:rPr>
+              <w:t>Thu 17/09</w:t>
+            </w:r>
+          </w:p>
+        </w:tc>
+        <w:tc>
+          <w:tcPr>
+            <w:tcW w:type="dxa" w:w="864"/>
+            <w:shd w:fill="F8FAFC"/>
+            <w:tcMar>
+              <w:top w:w="100" w:type="dxa"/>
+              <w:bottom w:w="100" w:type="dxa"/>
+              <w:left w:w="120" w:type="dxa"/>
+              <w:right w:w="120" w:type="dxa"/>
+            </w:tcMar>
+            <w:tcBorders>
+              <w:top w:val="single" w:sz="4" w:space="0" w:color="CCCCCC"/>
+              <w:bottom w:val="single" w:sz="4" w:space="0" w:color="CCCCCC"/>
+              <w:left w:val="single" w:sz="4" w:space="0" w:color="CCCCCC"/>
+              <w:right w:val="single" w:sz="4" w:space="0" w:color="CCCCCC"/>
+            </w:tcBorders>
+          </w:tcPr>
+          <w:p>
+            <w:pPr>
+              <w:spacing w:before="60" w:after="60" w:line="252" w:lineRule="auto"/>
+              <w:jc w:val="left"/>
+            </w:pPr>
+            <w:r/>
+            <w:r>
+              <w:t>Asia 07-11</w:t>
+            </w:r>
+          </w:p>
+        </w:tc>
+        <w:tc>
+          <w:tcPr>
+            <w:tcW w:type="dxa" w:w="1440"/>
+            <w:shd w:fill="F8FAFC"/>
+            <w:tcMar>
+              <w:top w:w="100" w:type="dxa"/>
+              <w:bottom w:w="100" w:type="dxa"/>
+              <w:left w:w="120" w:type="dxa"/>
+              <w:right w:w="120" w:type="dxa"/>
+            </w:tcMar>
+            <w:tcBorders>
+              <w:top w:val="single" w:sz="4" w:space="0" w:color="CCCCCC"/>
+              <w:bottom w:val="single" w:sz="4" w:space="0" w:color="CCCCCC"/>
+              <w:left w:val="single" w:sz="4" w:space="0" w:color="CCCCCC"/>
+              <w:right w:val="single" w:sz="4" w:space="0" w:color="CCCCCC"/>
+            </w:tcBorders>
+          </w:tcPr>
+          <w:p>
+            <w:pPr>
+              <w:spacing w:before="60" w:after="60" w:line="252" w:lineRule="auto"/>
+              <w:jc w:val="left"/>
+            </w:pPr>
+            <w:r/>
+            <w:r>
+              <w:t>743.75</w:t>
+            </w:r>
+          </w:p>
+        </w:tc>
+        <w:tc>
+          <w:tcPr>
+            <w:tcW w:type="dxa" w:w="2016"/>
+            <w:shd w:fill="F8FAFC"/>
+            <w:tcMar>
+              <w:top w:w="100" w:type="dxa"/>
+              <w:bottom w:w="100" w:type="dxa"/>
+              <w:left w:w="120" w:type="dxa"/>
+              <w:right w:w="120" w:type="dxa"/>
+            </w:tcMar>
+            <w:tcBorders>
+              <w:top w:val="single" w:sz="4" w:space="0" w:color="CCCCCC"/>
+              <w:bottom w:val="single" w:sz="4" w:space="0" w:color="CCCCCC"/>
+              <w:left w:val="single" w:sz="4" w:space="0" w:color="CCCCCC"/>
+              <w:right w:val="single" w:sz="4" w:space="0" w:color="CCCCCC"/>
+            </w:tcBorders>
+          </w:tcPr>
+          <w:p>
+            <w:pPr>
+              <w:spacing w:before="60" w:after="60" w:line="252" w:lineRule="auto"/>
+              <w:jc w:val="left"/>
+            </w:pPr>
+            <w:r/>
+            <w:r>
+              <w:t>754.25</w:t>
+            </w:r>
+          </w:p>
+        </w:tc>
+        <w:tc>
+          <w:tcPr>
+            <w:tcW w:type="dxa" w:w="1152"/>
+            <w:shd w:fill="F8FAFC"/>
+            <w:tcMar>
+              <w:top w:w="100" w:type="dxa"/>
+              <w:bottom w:w="100" w:type="dxa"/>
+              <w:left w:w="120" w:type="dxa"/>
+              <w:right w:w="120" w:type="dxa"/>
+            </w:tcMar>
+            <w:tcBorders>
+              <w:top w:val="single" w:sz="4" w:space="0" w:color="CCCCCC"/>
+              <w:bottom w:val="single" w:sz="4" w:space="0" w:color="CCCCCC"/>
+              <w:left w:val="single" w:sz="4" w:space="0" w:color="CCCCCC"/>
+              <w:right w:val="single" w:sz="4" w:space="0" w:color="CCCCCC"/>
+            </w:tcBorders>
+          </w:tcPr>
+          <w:p>
+            <w:pPr>
+              <w:spacing w:before="60" w:after="60" w:line="252" w:lineRule="auto"/>
+              <w:jc w:val="left"/>
+            </w:pPr>
+            <w:r/>
+            <w:r>
+              <w:t>736.50</w:t>
             </w:r>
           </w:p>
         </w:tc>
@@ -26796,7 +28676,7 @@
               <w:rPr>
                 <w:b/>
               </w:rPr>
-              <w:t>+2.00</w:t>
+              <w:t>-0.25</w:t>
             </w:r>
           </w:p>
         </w:tc>
@@ -26824,7 +28704,7 @@
             </w:pPr>
             <w:r/>
             <w:r>
-              <w:t>BULL</w:t>
+              <w:t>BEAR</w:t>
             </w:r>
           </w:p>
         </w:tc>
@@ -26857,7 +28737,7 @@
               <w:rPr>
                 <w:b/>
               </w:rPr>
-              <w:t>Tue 15/09</w:t>
+              <w:t>Thu 17/09</w:t>
             </w:r>
           </w:p>
         </w:tc>
@@ -26885,7 +28765,7 @@
             </w:pPr>
             <w:r/>
             <w:r>
-              <w:t>NY Close 23-01</w:t>
+              <w:t>Asia 11-15</w:t>
             </w:r>
           </w:p>
         </w:tc>
@@ -26941,7 +28821,7 @@
             </w:pPr>
             <w:r/>
             <w:r>
-              <w:t>750.00</w:t>
+              <w:t>753.25</w:t>
             </w:r>
           </w:p>
         </w:tc>
@@ -26969,7 +28849,7 @@
             </w:pPr>
             <w:r/>
             <w:r>
-              <w:t>736.75</w:t>
+              <w:t>733.75</w:t>
             </w:r>
           </w:p>
         </w:tc>
@@ -27000,7 +28880,7 @@
               <w:rPr>
                 <w:b/>
               </w:rPr>
-              <w:t>743.75</w:t>
+              <w:t>744.00</w:t>
             </w:r>
           </w:p>
         </w:tc>
@@ -27008,241 +28888,6 @@
           <w:tcPr>
             <w:tcW w:type="dxa" w:w="3456"/>
             <w:shd w:fill="FFFFFF"/>
-            <w:tcMar>
-              <w:top w:w="100" w:type="dxa"/>
-              <w:bottom w:w="100" w:type="dxa"/>
-              <w:left w:w="120" w:type="dxa"/>
-              <w:right w:w="120" w:type="dxa"/>
-            </w:tcMar>
-            <w:tcBorders>
-              <w:top w:val="single" w:sz="4" w:space="0" w:color="CCCCCC"/>
-              <w:bottom w:val="single" w:sz="4" w:space="0" w:color="CCCCCC"/>
-              <w:left w:val="single" w:sz="4" w:space="0" w:color="CCCCCC"/>
-              <w:right w:val="single" w:sz="4" w:space="0" w:color="CCCCCC"/>
-            </w:tcBorders>
-          </w:tcPr>
-          <w:p>
-            <w:pPr>
-              <w:spacing w:before="60" w:after="60" w:line="252" w:lineRule="auto"/>
-              <w:jc w:val="left"/>
-            </w:pPr>
-            <w:r/>
-            <w:r>
-              <w:rPr>
-                <w:b/>
-              </w:rPr>
-              <w:t>+0.25</w:t>
-            </w:r>
-          </w:p>
-        </w:tc>
-        <w:tc>
-          <w:tcPr>
-            <w:tcW w:type="dxa" w:w="1440"/>
-            <w:shd w:fill="FFFFFF"/>
-            <w:tcMar>
-              <w:top w:w="100" w:type="dxa"/>
-              <w:bottom w:w="100" w:type="dxa"/>
-              <w:left w:w="120" w:type="dxa"/>
-              <w:right w:w="120" w:type="dxa"/>
-            </w:tcMar>
-            <w:tcBorders>
-              <w:top w:val="single" w:sz="4" w:space="0" w:color="CCCCCC"/>
-              <w:bottom w:val="single" w:sz="4" w:space="0" w:color="CCCCCC"/>
-              <w:left w:val="single" w:sz="4" w:space="0" w:color="CCCCCC"/>
-              <w:right w:val="single" w:sz="4" w:space="0" w:color="CCCCCC"/>
-            </w:tcBorders>
-          </w:tcPr>
-          <w:p>
-            <w:pPr>
-              <w:spacing w:before="60" w:after="60" w:line="252" w:lineRule="auto"/>
-              <w:jc w:val="left"/>
-            </w:pPr>
-            <w:r/>
-            <w:r>
-              <w:t>BULL</w:t>
-            </w:r>
-          </w:p>
-        </w:tc>
-      </w:tr>
-      <w:tr>
-        <w:tc>
-          <w:tcPr>
-            <w:tcW w:type="dxa" w:w="1584"/>
-            <w:shd w:fill="F8FAFC"/>
-            <w:tcMar>
-              <w:top w:w="100" w:type="dxa"/>
-              <w:bottom w:w="100" w:type="dxa"/>
-              <w:left w:w="120" w:type="dxa"/>
-              <w:right w:w="120" w:type="dxa"/>
-            </w:tcMar>
-            <w:tcBorders>
-              <w:top w:val="single" w:sz="4" w:space="0" w:color="CCCCCC"/>
-              <w:bottom w:val="single" w:sz="4" w:space="0" w:color="CCCCCC"/>
-              <w:left w:val="single" w:sz="4" w:space="0" w:color="CCCCCC"/>
-              <w:right w:val="single" w:sz="4" w:space="0" w:color="CCCCCC"/>
-            </w:tcBorders>
-          </w:tcPr>
-          <w:p>
-            <w:pPr>
-              <w:spacing w:before="60" w:after="60" w:line="252" w:lineRule="auto"/>
-              <w:jc w:val="left"/>
-            </w:pPr>
-            <w:r/>
-            <w:r>
-              <w:rPr>
-                <w:b/>
-              </w:rPr>
-              <w:t>Wed 16/09</w:t>
-            </w:r>
-          </w:p>
-        </w:tc>
-        <w:tc>
-          <w:tcPr>
-            <w:tcW w:type="dxa" w:w="864"/>
-            <w:shd w:fill="F8FAFC"/>
-            <w:tcMar>
-              <w:top w:w="100" w:type="dxa"/>
-              <w:bottom w:w="100" w:type="dxa"/>
-              <w:left w:w="120" w:type="dxa"/>
-              <w:right w:w="120" w:type="dxa"/>
-            </w:tcMar>
-            <w:tcBorders>
-              <w:top w:val="single" w:sz="4" w:space="0" w:color="CCCCCC"/>
-              <w:bottom w:val="single" w:sz="4" w:space="0" w:color="CCCCCC"/>
-              <w:left w:val="single" w:sz="4" w:space="0" w:color="CCCCCC"/>
-              <w:right w:val="single" w:sz="4" w:space="0" w:color="CCCCCC"/>
-            </w:tcBorders>
-          </w:tcPr>
-          <w:p>
-            <w:pPr>
-              <w:spacing w:before="60" w:after="60" w:line="252" w:lineRule="auto"/>
-              <w:jc w:val="left"/>
-            </w:pPr>
-            <w:r/>
-            <w:r>
-              <w:t>Asia 07-11</w:t>
-            </w:r>
-          </w:p>
-        </w:tc>
-        <w:tc>
-          <w:tcPr>
-            <w:tcW w:type="dxa" w:w="1440"/>
-            <w:shd w:fill="F8FAFC"/>
-            <w:tcMar>
-              <w:top w:w="100" w:type="dxa"/>
-              <w:bottom w:w="100" w:type="dxa"/>
-              <w:left w:w="120" w:type="dxa"/>
-              <w:right w:w="120" w:type="dxa"/>
-            </w:tcMar>
-            <w:tcBorders>
-              <w:top w:val="single" w:sz="4" w:space="0" w:color="CCCCCC"/>
-              <w:bottom w:val="single" w:sz="4" w:space="0" w:color="CCCCCC"/>
-              <w:left w:val="single" w:sz="4" w:space="0" w:color="CCCCCC"/>
-              <w:right w:val="single" w:sz="4" w:space="0" w:color="CCCCCC"/>
-            </w:tcBorders>
-          </w:tcPr>
-          <w:p>
-            <w:pPr>
-              <w:spacing w:before="60" w:after="60" w:line="252" w:lineRule="auto"/>
-              <w:jc w:val="left"/>
-            </w:pPr>
-            <w:r/>
-            <w:r>
-              <w:t>743.75</w:t>
-            </w:r>
-          </w:p>
-        </w:tc>
-        <w:tc>
-          <w:tcPr>
-            <w:tcW w:type="dxa" w:w="2016"/>
-            <w:shd w:fill="F8FAFC"/>
-            <w:tcMar>
-              <w:top w:w="100" w:type="dxa"/>
-              <w:bottom w:w="100" w:type="dxa"/>
-              <w:left w:w="120" w:type="dxa"/>
-              <w:right w:w="120" w:type="dxa"/>
-            </w:tcMar>
-            <w:tcBorders>
-              <w:top w:val="single" w:sz="4" w:space="0" w:color="CCCCCC"/>
-              <w:bottom w:val="single" w:sz="4" w:space="0" w:color="CCCCCC"/>
-              <w:left w:val="single" w:sz="4" w:space="0" w:color="CCCCCC"/>
-              <w:right w:val="single" w:sz="4" w:space="0" w:color="CCCCCC"/>
-            </w:tcBorders>
-          </w:tcPr>
-          <w:p>
-            <w:pPr>
-              <w:spacing w:before="60" w:after="60" w:line="252" w:lineRule="auto"/>
-              <w:jc w:val="left"/>
-            </w:pPr>
-            <w:r/>
-            <w:r>
-              <w:t>754.00</w:t>
-            </w:r>
-          </w:p>
-        </w:tc>
-        <w:tc>
-          <w:tcPr>
-            <w:tcW w:type="dxa" w:w="1152"/>
-            <w:shd w:fill="F8FAFC"/>
-            <w:tcMar>
-              <w:top w:w="100" w:type="dxa"/>
-              <w:bottom w:w="100" w:type="dxa"/>
-              <w:left w:w="120" w:type="dxa"/>
-              <w:right w:w="120" w:type="dxa"/>
-            </w:tcMar>
-            <w:tcBorders>
-              <w:top w:val="single" w:sz="4" w:space="0" w:color="CCCCCC"/>
-              <w:bottom w:val="single" w:sz="4" w:space="0" w:color="CCCCCC"/>
-              <w:left w:val="single" w:sz="4" w:space="0" w:color="CCCCCC"/>
-              <w:right w:val="single" w:sz="4" w:space="0" w:color="CCCCCC"/>
-            </w:tcBorders>
-          </w:tcPr>
-          <w:p>
-            <w:pPr>
-              <w:spacing w:before="60" w:after="60" w:line="252" w:lineRule="auto"/>
-              <w:jc w:val="left"/>
-            </w:pPr>
-            <w:r/>
-            <w:r>
-              <w:t>735.75</w:t>
-            </w:r>
-          </w:p>
-        </w:tc>
-        <w:tc>
-          <w:tcPr>
-            <w:tcW w:type="dxa" w:w="1728"/>
-            <w:shd w:fill="F8FAFC"/>
-            <w:tcMar>
-              <w:top w:w="100" w:type="dxa"/>
-              <w:bottom w:w="100" w:type="dxa"/>
-              <w:left w:w="120" w:type="dxa"/>
-              <w:right w:w="120" w:type="dxa"/>
-            </w:tcMar>
-            <w:tcBorders>
-              <w:top w:val="single" w:sz="4" w:space="0" w:color="CCCCCC"/>
-              <w:bottom w:val="single" w:sz="4" w:space="0" w:color="CCCCCC"/>
-              <w:left w:val="single" w:sz="4" w:space="0" w:color="CCCCCC"/>
-              <w:right w:val="single" w:sz="4" w:space="0" w:color="CCCCCC"/>
-            </w:tcBorders>
-          </w:tcPr>
-          <w:p>
-            <w:pPr>
-              <w:spacing w:before="60" w:after="60" w:line="252" w:lineRule="auto"/>
-              <w:jc w:val="left"/>
-            </w:pPr>
-            <w:r/>
-            <w:r>
-              <w:rPr>
-                <w:b/>
-              </w:rPr>
-              <w:t>744.25</w:t>
-            </w:r>
-          </w:p>
-        </w:tc>
-        <w:tc>
-          <w:tcPr>
-            <w:tcW w:type="dxa" w:w="3456"/>
-            <w:shd w:fill="F8FAFC"/>
             <w:tcMar>
               <w:top w:w="100" w:type="dxa"/>
               <w:bottom w:w="100" w:type="dxa"/>
@@ -27273,7 +28918,7 @@
         <w:tc>
           <w:tcPr>
             <w:tcW w:type="dxa" w:w="1440"/>
-            <w:shd w:fill="F8FAFC"/>
+            <w:shd w:fill="FFFFFF"/>
             <w:tcMar>
               <w:top w:w="100" w:type="dxa"/>
               <w:bottom w:w="100" w:type="dxa"/>
@@ -27303,7 +28948,7 @@
         <w:tc>
           <w:tcPr>
             <w:tcW w:type="dxa" w:w="1584"/>
-            <w:shd w:fill="FFFFFF"/>
+            <w:shd w:fill="F8FAFC"/>
             <w:tcMar>
               <w:top w:w="100" w:type="dxa"/>
               <w:bottom w:w="100" w:type="dxa"/>
@@ -27327,126 +28972,126 @@
               <w:rPr>
                 <w:b/>
               </w:rPr>
-              <w:t>Wed 16/09</w:t>
+              <w:t>Thu 17/09</w:t>
             </w:r>
           </w:p>
         </w:tc>
         <w:tc>
           <w:tcPr>
             <w:tcW w:type="dxa" w:w="864"/>
-            <w:shd w:fill="FFFFFF"/>
-            <w:tcMar>
-              <w:top w:w="100" w:type="dxa"/>
-              <w:bottom w:w="100" w:type="dxa"/>
-              <w:left w:w="120" w:type="dxa"/>
-              <w:right w:w="120" w:type="dxa"/>
-            </w:tcMar>
-            <w:tcBorders>
-              <w:top w:val="single" w:sz="4" w:space="0" w:color="CCCCCC"/>
-              <w:bottom w:val="single" w:sz="4" w:space="0" w:color="CCCCCC"/>
-              <w:left w:val="single" w:sz="4" w:space="0" w:color="CCCCCC"/>
-              <w:right w:val="single" w:sz="4" w:space="0" w:color="CCCCCC"/>
-            </w:tcBorders>
-          </w:tcPr>
-          <w:p>
-            <w:pPr>
-              <w:spacing w:before="60" w:after="60" w:line="252" w:lineRule="auto"/>
-              <w:jc w:val="left"/>
-            </w:pPr>
-            <w:r/>
-            <w:r>
-              <w:t>Asia 11-15</w:t>
+            <w:shd w:fill="F8FAFC"/>
+            <w:tcMar>
+              <w:top w:w="100" w:type="dxa"/>
+              <w:bottom w:w="100" w:type="dxa"/>
+              <w:left w:w="120" w:type="dxa"/>
+              <w:right w:w="120" w:type="dxa"/>
+            </w:tcMar>
+            <w:tcBorders>
+              <w:top w:val="single" w:sz="4" w:space="0" w:color="CCCCCC"/>
+              <w:bottom w:val="single" w:sz="4" w:space="0" w:color="CCCCCC"/>
+              <w:left w:val="single" w:sz="4" w:space="0" w:color="CCCCCC"/>
+              <w:right w:val="single" w:sz="4" w:space="0" w:color="CCCCCC"/>
+            </w:tcBorders>
+          </w:tcPr>
+          <w:p>
+            <w:pPr>
+              <w:spacing w:before="60" w:after="60" w:line="252" w:lineRule="auto"/>
+              <w:jc w:val="left"/>
+            </w:pPr>
+            <w:r/>
+            <w:r>
+              <w:t>London 15-19</w:t>
             </w:r>
           </w:p>
         </w:tc>
         <w:tc>
           <w:tcPr>
             <w:tcW w:type="dxa" w:w="1440"/>
-            <w:shd w:fill="FFFFFF"/>
-            <w:tcMar>
-              <w:top w:w="100" w:type="dxa"/>
-              <w:bottom w:w="100" w:type="dxa"/>
-              <w:left w:w="120" w:type="dxa"/>
-              <w:right w:w="120" w:type="dxa"/>
-            </w:tcMar>
-            <w:tcBorders>
-              <w:top w:val="single" w:sz="4" w:space="0" w:color="CCCCCC"/>
-              <w:bottom w:val="single" w:sz="4" w:space="0" w:color="CCCCCC"/>
-              <w:left w:val="single" w:sz="4" w:space="0" w:color="CCCCCC"/>
-              <w:right w:val="single" w:sz="4" w:space="0" w:color="CCCCCC"/>
-            </w:tcBorders>
-          </w:tcPr>
-          <w:p>
-            <w:pPr>
-              <w:spacing w:before="60" w:after="60" w:line="252" w:lineRule="auto"/>
-              <w:jc w:val="left"/>
-            </w:pPr>
-            <w:r/>
-            <w:r>
-              <w:t>744.25</w:t>
+            <w:shd w:fill="F8FAFC"/>
+            <w:tcMar>
+              <w:top w:w="100" w:type="dxa"/>
+              <w:bottom w:w="100" w:type="dxa"/>
+              <w:left w:w="120" w:type="dxa"/>
+              <w:right w:w="120" w:type="dxa"/>
+            </w:tcMar>
+            <w:tcBorders>
+              <w:top w:val="single" w:sz="4" w:space="0" w:color="CCCCCC"/>
+              <w:bottom w:val="single" w:sz="4" w:space="0" w:color="CCCCCC"/>
+              <w:left w:val="single" w:sz="4" w:space="0" w:color="CCCCCC"/>
+              <w:right w:val="single" w:sz="4" w:space="0" w:color="CCCCCC"/>
+            </w:tcBorders>
+          </w:tcPr>
+          <w:p>
+            <w:pPr>
+              <w:spacing w:before="60" w:after="60" w:line="252" w:lineRule="auto"/>
+              <w:jc w:val="left"/>
+            </w:pPr>
+            <w:r/>
+            <w:r>
+              <w:t>744.00</w:t>
             </w:r>
           </w:p>
         </w:tc>
         <w:tc>
           <w:tcPr>
             <w:tcW w:type="dxa" w:w="2016"/>
-            <w:shd w:fill="FFFFFF"/>
-            <w:tcMar>
-              <w:top w:w="100" w:type="dxa"/>
-              <w:bottom w:w="100" w:type="dxa"/>
-              <w:left w:w="120" w:type="dxa"/>
-              <w:right w:w="120" w:type="dxa"/>
-            </w:tcMar>
-            <w:tcBorders>
-              <w:top w:val="single" w:sz="4" w:space="0" w:color="CCCCCC"/>
-              <w:bottom w:val="single" w:sz="4" w:space="0" w:color="CCCCCC"/>
-              <w:left w:val="single" w:sz="4" w:space="0" w:color="CCCCCC"/>
-              <w:right w:val="single" w:sz="4" w:space="0" w:color="CCCCCC"/>
-            </w:tcBorders>
-          </w:tcPr>
-          <w:p>
-            <w:pPr>
-              <w:spacing w:before="60" w:after="60" w:line="252" w:lineRule="auto"/>
-              <w:jc w:val="left"/>
-            </w:pPr>
-            <w:r/>
-            <w:r>
-              <w:t>751.25</w:t>
+            <w:shd w:fill="F8FAFC"/>
+            <w:tcMar>
+              <w:top w:w="100" w:type="dxa"/>
+              <w:bottom w:w="100" w:type="dxa"/>
+              <w:left w:w="120" w:type="dxa"/>
+              <w:right w:w="120" w:type="dxa"/>
+            </w:tcMar>
+            <w:tcBorders>
+              <w:top w:val="single" w:sz="4" w:space="0" w:color="CCCCCC"/>
+              <w:bottom w:val="single" w:sz="4" w:space="0" w:color="CCCCCC"/>
+              <w:left w:val="single" w:sz="4" w:space="0" w:color="CCCCCC"/>
+              <w:right w:val="single" w:sz="4" w:space="0" w:color="CCCCCC"/>
+            </w:tcBorders>
+          </w:tcPr>
+          <w:p>
+            <w:pPr>
+              <w:spacing w:before="60" w:after="60" w:line="252" w:lineRule="auto"/>
+              <w:jc w:val="left"/>
+            </w:pPr>
+            <w:r/>
+            <w:r>
+              <w:t>754.75</w:t>
             </w:r>
           </w:p>
         </w:tc>
         <w:tc>
           <w:tcPr>
             <w:tcW w:type="dxa" w:w="1152"/>
-            <w:shd w:fill="FFFFFF"/>
-            <w:tcMar>
-              <w:top w:w="100" w:type="dxa"/>
-              <w:bottom w:w="100" w:type="dxa"/>
-              <w:left w:w="120" w:type="dxa"/>
-              <w:right w:w="120" w:type="dxa"/>
-            </w:tcMar>
-            <w:tcBorders>
-              <w:top w:val="single" w:sz="4" w:space="0" w:color="CCCCCC"/>
-              <w:bottom w:val="single" w:sz="4" w:space="0" w:color="CCCCCC"/>
-              <w:left w:val="single" w:sz="4" w:space="0" w:color="CCCCCC"/>
-              <w:right w:val="single" w:sz="4" w:space="0" w:color="CCCCCC"/>
-            </w:tcBorders>
-          </w:tcPr>
-          <w:p>
-            <w:pPr>
-              <w:spacing w:before="60" w:after="60" w:line="252" w:lineRule="auto"/>
-              <w:jc w:val="left"/>
-            </w:pPr>
-            <w:r/>
-            <w:r>
-              <w:t>738.25</w:t>
+            <w:shd w:fill="F8FAFC"/>
+            <w:tcMar>
+              <w:top w:w="100" w:type="dxa"/>
+              <w:bottom w:w="100" w:type="dxa"/>
+              <w:left w:w="120" w:type="dxa"/>
+              <w:right w:w="120" w:type="dxa"/>
+            </w:tcMar>
+            <w:tcBorders>
+              <w:top w:val="single" w:sz="4" w:space="0" w:color="CCCCCC"/>
+              <w:bottom w:val="single" w:sz="4" w:space="0" w:color="CCCCCC"/>
+              <w:left w:val="single" w:sz="4" w:space="0" w:color="CCCCCC"/>
+              <w:right w:val="single" w:sz="4" w:space="0" w:color="CCCCCC"/>
+            </w:tcBorders>
+          </w:tcPr>
+          <w:p>
+            <w:pPr>
+              <w:spacing w:before="60" w:after="60" w:line="252" w:lineRule="auto"/>
+              <w:jc w:val="left"/>
+            </w:pPr>
+            <w:r/>
+            <w:r>
+              <w:t>736.75</w:t>
             </w:r>
           </w:p>
         </w:tc>
         <w:tc>
           <w:tcPr>
             <w:tcW w:type="dxa" w:w="1728"/>
-            <w:shd w:fill="FFFFFF"/>
+            <w:shd w:fill="F8FAFC"/>
             <w:tcMar>
               <w:top w:w="100" w:type="dxa"/>
               <w:bottom w:w="100" w:type="dxa"/>
@@ -27470,7 +29115,242 @@
               <w:rPr>
                 <w:b/>
               </w:rPr>
-              <w:t>743.50</w:t>
+              <w:t>744.75</w:t>
+            </w:r>
+          </w:p>
+        </w:tc>
+        <w:tc>
+          <w:tcPr>
+            <w:tcW w:type="dxa" w:w="3456"/>
+            <w:shd w:fill="F8FAFC"/>
+            <w:tcMar>
+              <w:top w:w="100" w:type="dxa"/>
+              <w:bottom w:w="100" w:type="dxa"/>
+              <w:left w:w="120" w:type="dxa"/>
+              <w:right w:w="120" w:type="dxa"/>
+            </w:tcMar>
+            <w:tcBorders>
+              <w:top w:val="single" w:sz="4" w:space="0" w:color="CCCCCC"/>
+              <w:bottom w:val="single" w:sz="4" w:space="0" w:color="CCCCCC"/>
+              <w:left w:val="single" w:sz="4" w:space="0" w:color="CCCCCC"/>
+              <w:right w:val="single" w:sz="4" w:space="0" w:color="CCCCCC"/>
+            </w:tcBorders>
+          </w:tcPr>
+          <w:p>
+            <w:pPr>
+              <w:spacing w:before="60" w:after="60" w:line="252" w:lineRule="auto"/>
+              <w:jc w:val="left"/>
+            </w:pPr>
+            <w:r/>
+            <w:r>
+              <w:rPr>
+                <w:b/>
+              </w:rPr>
+              <w:t>+0.75</w:t>
+            </w:r>
+          </w:p>
+        </w:tc>
+        <w:tc>
+          <w:tcPr>
+            <w:tcW w:type="dxa" w:w="1440"/>
+            <w:shd w:fill="F8FAFC"/>
+            <w:tcMar>
+              <w:top w:w="100" w:type="dxa"/>
+              <w:bottom w:w="100" w:type="dxa"/>
+              <w:left w:w="120" w:type="dxa"/>
+              <w:right w:w="120" w:type="dxa"/>
+            </w:tcMar>
+            <w:tcBorders>
+              <w:top w:val="single" w:sz="4" w:space="0" w:color="CCCCCC"/>
+              <w:bottom w:val="single" w:sz="4" w:space="0" w:color="CCCCCC"/>
+              <w:left w:val="single" w:sz="4" w:space="0" w:color="CCCCCC"/>
+              <w:right w:val="single" w:sz="4" w:space="0" w:color="CCCCCC"/>
+            </w:tcBorders>
+          </w:tcPr>
+          <w:p>
+            <w:pPr>
+              <w:spacing w:before="60" w:after="60" w:line="252" w:lineRule="auto"/>
+              <w:jc w:val="left"/>
+            </w:pPr>
+            <w:r/>
+            <w:r>
+              <w:t>BULL</w:t>
+            </w:r>
+          </w:p>
+        </w:tc>
+      </w:tr>
+      <w:tr>
+        <w:tc>
+          <w:tcPr>
+            <w:tcW w:type="dxa" w:w="1584"/>
+            <w:shd w:fill="FFFFFF"/>
+            <w:tcMar>
+              <w:top w:w="100" w:type="dxa"/>
+              <w:bottom w:w="100" w:type="dxa"/>
+              <w:left w:w="120" w:type="dxa"/>
+              <w:right w:w="120" w:type="dxa"/>
+            </w:tcMar>
+            <w:tcBorders>
+              <w:top w:val="single" w:sz="4" w:space="0" w:color="CCCCCC"/>
+              <w:bottom w:val="single" w:sz="4" w:space="0" w:color="CCCCCC"/>
+              <w:left w:val="single" w:sz="4" w:space="0" w:color="CCCCCC"/>
+              <w:right w:val="single" w:sz="4" w:space="0" w:color="CCCCCC"/>
+            </w:tcBorders>
+          </w:tcPr>
+          <w:p>
+            <w:pPr>
+              <w:spacing w:before="60" w:after="60" w:line="252" w:lineRule="auto"/>
+              <w:jc w:val="left"/>
+            </w:pPr>
+            <w:r/>
+            <w:r>
+              <w:rPr>
+                <w:b/>
+              </w:rPr>
+              <w:t>Thu 17/09</w:t>
+            </w:r>
+          </w:p>
+        </w:tc>
+        <w:tc>
+          <w:tcPr>
+            <w:tcW w:type="dxa" w:w="864"/>
+            <w:shd w:fill="FFFFFF"/>
+            <w:tcMar>
+              <w:top w:w="100" w:type="dxa"/>
+              <w:bottom w:w="100" w:type="dxa"/>
+              <w:left w:w="120" w:type="dxa"/>
+              <w:right w:w="120" w:type="dxa"/>
+            </w:tcMar>
+            <w:tcBorders>
+              <w:top w:val="single" w:sz="4" w:space="0" w:color="CCCCCC"/>
+              <w:bottom w:val="single" w:sz="4" w:space="0" w:color="CCCCCC"/>
+              <w:left w:val="single" w:sz="4" w:space="0" w:color="CCCCCC"/>
+              <w:right w:val="single" w:sz="4" w:space="0" w:color="CCCCCC"/>
+            </w:tcBorders>
+          </w:tcPr>
+          <w:p>
+            <w:pPr>
+              <w:spacing w:before="60" w:after="60" w:line="252" w:lineRule="auto"/>
+              <w:jc w:val="left"/>
+            </w:pPr>
+            <w:r/>
+            <w:r>
+              <w:t>Pre-NY 19-21</w:t>
+            </w:r>
+          </w:p>
+        </w:tc>
+        <w:tc>
+          <w:tcPr>
+            <w:tcW w:type="dxa" w:w="1440"/>
+            <w:shd w:fill="FFFFFF"/>
+            <w:tcMar>
+              <w:top w:w="100" w:type="dxa"/>
+              <w:bottom w:w="100" w:type="dxa"/>
+              <w:left w:w="120" w:type="dxa"/>
+              <w:right w:w="120" w:type="dxa"/>
+            </w:tcMar>
+            <w:tcBorders>
+              <w:top w:val="single" w:sz="4" w:space="0" w:color="CCCCCC"/>
+              <w:bottom w:val="single" w:sz="4" w:space="0" w:color="CCCCCC"/>
+              <w:left w:val="single" w:sz="4" w:space="0" w:color="CCCCCC"/>
+              <w:right w:val="single" w:sz="4" w:space="0" w:color="CCCCCC"/>
+            </w:tcBorders>
+          </w:tcPr>
+          <w:p>
+            <w:pPr>
+              <w:spacing w:before="60" w:after="60" w:line="252" w:lineRule="auto"/>
+              <w:jc w:val="left"/>
+            </w:pPr>
+            <w:r/>
+            <w:r>
+              <w:t>744.75</w:t>
+            </w:r>
+          </w:p>
+        </w:tc>
+        <w:tc>
+          <w:tcPr>
+            <w:tcW w:type="dxa" w:w="2016"/>
+            <w:shd w:fill="FFFFFF"/>
+            <w:tcMar>
+              <w:top w:w="100" w:type="dxa"/>
+              <w:bottom w:w="100" w:type="dxa"/>
+              <w:left w:w="120" w:type="dxa"/>
+              <w:right w:w="120" w:type="dxa"/>
+            </w:tcMar>
+            <w:tcBorders>
+              <w:top w:val="single" w:sz="4" w:space="0" w:color="CCCCCC"/>
+              <w:bottom w:val="single" w:sz="4" w:space="0" w:color="CCCCCC"/>
+              <w:left w:val="single" w:sz="4" w:space="0" w:color="CCCCCC"/>
+              <w:right w:val="single" w:sz="4" w:space="0" w:color="CCCCCC"/>
+            </w:tcBorders>
+          </w:tcPr>
+          <w:p>
+            <w:pPr>
+              <w:spacing w:before="60" w:after="60" w:line="252" w:lineRule="auto"/>
+              <w:jc w:val="left"/>
+            </w:pPr>
+            <w:r/>
+            <w:r>
+              <w:t>751.25</w:t>
+            </w:r>
+          </w:p>
+        </w:tc>
+        <w:tc>
+          <w:tcPr>
+            <w:tcW w:type="dxa" w:w="1152"/>
+            <w:shd w:fill="FFFFFF"/>
+            <w:tcMar>
+              <w:top w:w="100" w:type="dxa"/>
+              <w:bottom w:w="100" w:type="dxa"/>
+              <w:left w:w="120" w:type="dxa"/>
+              <w:right w:w="120" w:type="dxa"/>
+            </w:tcMar>
+            <w:tcBorders>
+              <w:top w:val="single" w:sz="4" w:space="0" w:color="CCCCCC"/>
+              <w:bottom w:val="single" w:sz="4" w:space="0" w:color="CCCCCC"/>
+              <w:left w:val="single" w:sz="4" w:space="0" w:color="CCCCCC"/>
+              <w:right w:val="single" w:sz="4" w:space="0" w:color="CCCCCC"/>
+            </w:tcBorders>
+          </w:tcPr>
+          <w:p>
+            <w:pPr>
+              <w:spacing w:before="60" w:after="60" w:line="252" w:lineRule="auto"/>
+              <w:jc w:val="left"/>
+            </w:pPr>
+            <w:r/>
+            <w:r>
+              <w:t>736.25</w:t>
+            </w:r>
+          </w:p>
+        </w:tc>
+        <w:tc>
+          <w:tcPr>
+            <w:tcW w:type="dxa" w:w="1728"/>
+            <w:shd w:fill="FFFFFF"/>
+            <w:tcMar>
+              <w:top w:w="100" w:type="dxa"/>
+              <w:bottom w:w="100" w:type="dxa"/>
+              <w:left w:w="120" w:type="dxa"/>
+              <w:right w:w="120" w:type="dxa"/>
+            </w:tcMar>
+            <w:tcBorders>
+              <w:top w:val="single" w:sz="4" w:space="0" w:color="CCCCCC"/>
+              <w:bottom w:val="single" w:sz="4" w:space="0" w:color="CCCCCC"/>
+              <w:left w:val="single" w:sz="4" w:space="0" w:color="CCCCCC"/>
+              <w:right w:val="single" w:sz="4" w:space="0" w:color="CCCCCC"/>
+            </w:tcBorders>
+          </w:tcPr>
+          <w:p>
+            <w:pPr>
+              <w:spacing w:before="60" w:after="60" w:line="252" w:lineRule="auto"/>
+              <w:jc w:val="left"/>
+            </w:pPr>
+            <w:r/>
+            <w:r>
+              <w:rPr>
+                <w:b/>
+              </w:rPr>
+              <w:t>745.25</w:t>
             </w:r>
           </w:p>
         </w:tc>
@@ -27478,6 +29358,711 @@
           <w:tcPr>
             <w:tcW w:type="dxa" w:w="3456"/>
             <w:shd w:fill="FFFFFF"/>
+            <w:tcMar>
+              <w:top w:w="100" w:type="dxa"/>
+              <w:bottom w:w="100" w:type="dxa"/>
+              <w:left w:w="120" w:type="dxa"/>
+              <w:right w:w="120" w:type="dxa"/>
+            </w:tcMar>
+            <w:tcBorders>
+              <w:top w:val="single" w:sz="4" w:space="0" w:color="CCCCCC"/>
+              <w:bottom w:val="single" w:sz="4" w:space="0" w:color="CCCCCC"/>
+              <w:left w:val="single" w:sz="4" w:space="0" w:color="CCCCCC"/>
+              <w:right w:val="single" w:sz="4" w:space="0" w:color="CCCCCC"/>
+            </w:tcBorders>
+          </w:tcPr>
+          <w:p>
+            <w:pPr>
+              <w:spacing w:before="60" w:after="60" w:line="252" w:lineRule="auto"/>
+              <w:jc w:val="left"/>
+            </w:pPr>
+            <w:r/>
+            <w:r>
+              <w:rPr>
+                <w:b/>
+              </w:rPr>
+              <w:t>+0.50</w:t>
+            </w:r>
+          </w:p>
+        </w:tc>
+        <w:tc>
+          <w:tcPr>
+            <w:tcW w:type="dxa" w:w="1440"/>
+            <w:shd w:fill="FFFFFF"/>
+            <w:tcMar>
+              <w:top w:w="100" w:type="dxa"/>
+              <w:bottom w:w="100" w:type="dxa"/>
+              <w:left w:w="120" w:type="dxa"/>
+              <w:right w:w="120" w:type="dxa"/>
+            </w:tcMar>
+            <w:tcBorders>
+              <w:top w:val="single" w:sz="4" w:space="0" w:color="CCCCCC"/>
+              <w:bottom w:val="single" w:sz="4" w:space="0" w:color="CCCCCC"/>
+              <w:left w:val="single" w:sz="4" w:space="0" w:color="CCCCCC"/>
+              <w:right w:val="single" w:sz="4" w:space="0" w:color="CCCCCC"/>
+            </w:tcBorders>
+          </w:tcPr>
+          <w:p>
+            <w:pPr>
+              <w:spacing w:before="60" w:after="60" w:line="252" w:lineRule="auto"/>
+              <w:jc w:val="left"/>
+            </w:pPr>
+            <w:r/>
+            <w:r>
+              <w:t>BULL</w:t>
+            </w:r>
+          </w:p>
+        </w:tc>
+      </w:tr>
+      <w:tr>
+        <w:tc>
+          <w:tcPr>
+            <w:tcW w:type="dxa" w:w="1584"/>
+            <w:shd w:fill="F8FAFC"/>
+            <w:tcMar>
+              <w:top w:w="100" w:type="dxa"/>
+              <w:bottom w:w="100" w:type="dxa"/>
+              <w:left w:w="120" w:type="dxa"/>
+              <w:right w:w="120" w:type="dxa"/>
+            </w:tcMar>
+            <w:tcBorders>
+              <w:top w:val="single" w:sz="4" w:space="0" w:color="CCCCCC"/>
+              <w:bottom w:val="single" w:sz="4" w:space="0" w:color="CCCCCC"/>
+              <w:left w:val="single" w:sz="4" w:space="0" w:color="CCCCCC"/>
+              <w:right w:val="single" w:sz="4" w:space="0" w:color="CCCCCC"/>
+            </w:tcBorders>
+          </w:tcPr>
+          <w:p>
+            <w:pPr>
+              <w:spacing w:before="60" w:after="60" w:line="252" w:lineRule="auto"/>
+              <w:jc w:val="left"/>
+            </w:pPr>
+            <w:r/>
+            <w:r>
+              <w:rPr>
+                <w:b/>
+              </w:rPr>
+              <w:t>Thu 17/09</w:t>
+            </w:r>
+          </w:p>
+        </w:tc>
+        <w:tc>
+          <w:tcPr>
+            <w:tcW w:type="dxa" w:w="864"/>
+            <w:shd w:fill="F8FAFC"/>
+            <w:tcMar>
+              <w:top w:w="100" w:type="dxa"/>
+              <w:bottom w:w="100" w:type="dxa"/>
+              <w:left w:w="120" w:type="dxa"/>
+              <w:right w:w="120" w:type="dxa"/>
+            </w:tcMar>
+            <w:tcBorders>
+              <w:top w:val="single" w:sz="4" w:space="0" w:color="CCCCCC"/>
+              <w:bottom w:val="single" w:sz="4" w:space="0" w:color="CCCCCC"/>
+              <w:left w:val="single" w:sz="4" w:space="0" w:color="CCCCCC"/>
+              <w:right w:val="single" w:sz="4" w:space="0" w:color="CCCCCC"/>
+            </w:tcBorders>
+          </w:tcPr>
+          <w:p>
+            <w:pPr>
+              <w:spacing w:before="60" w:after="60" w:line="252" w:lineRule="auto"/>
+              <w:jc w:val="left"/>
+            </w:pPr>
+            <w:r/>
+            <w:r>
+              <w:t>NY Open 21-23</w:t>
+            </w:r>
+          </w:p>
+        </w:tc>
+        <w:tc>
+          <w:tcPr>
+            <w:tcW w:type="dxa" w:w="1440"/>
+            <w:shd w:fill="F8FAFC"/>
+            <w:tcMar>
+              <w:top w:w="100" w:type="dxa"/>
+              <w:bottom w:w="100" w:type="dxa"/>
+              <w:left w:w="120" w:type="dxa"/>
+              <w:right w:w="120" w:type="dxa"/>
+            </w:tcMar>
+            <w:tcBorders>
+              <w:top w:val="single" w:sz="4" w:space="0" w:color="CCCCCC"/>
+              <w:bottom w:val="single" w:sz="4" w:space="0" w:color="CCCCCC"/>
+              <w:left w:val="single" w:sz="4" w:space="0" w:color="CCCCCC"/>
+              <w:right w:val="single" w:sz="4" w:space="0" w:color="CCCCCC"/>
+            </w:tcBorders>
+          </w:tcPr>
+          <w:p>
+            <w:pPr>
+              <w:spacing w:before="60" w:after="60" w:line="252" w:lineRule="auto"/>
+              <w:jc w:val="left"/>
+            </w:pPr>
+            <w:r/>
+            <w:r>
+              <w:t>745.25</w:t>
+            </w:r>
+          </w:p>
+        </w:tc>
+        <w:tc>
+          <w:tcPr>
+            <w:tcW w:type="dxa" w:w="2016"/>
+            <w:shd w:fill="F8FAFC"/>
+            <w:tcMar>
+              <w:top w:w="100" w:type="dxa"/>
+              <w:bottom w:w="100" w:type="dxa"/>
+              <w:left w:w="120" w:type="dxa"/>
+              <w:right w:w="120" w:type="dxa"/>
+            </w:tcMar>
+            <w:tcBorders>
+              <w:top w:val="single" w:sz="4" w:space="0" w:color="CCCCCC"/>
+              <w:bottom w:val="single" w:sz="4" w:space="0" w:color="CCCCCC"/>
+              <w:left w:val="single" w:sz="4" w:space="0" w:color="CCCCCC"/>
+              <w:right w:val="single" w:sz="4" w:space="0" w:color="CCCCCC"/>
+            </w:tcBorders>
+          </w:tcPr>
+          <w:p>
+            <w:pPr>
+              <w:spacing w:before="60" w:after="60" w:line="252" w:lineRule="auto"/>
+              <w:jc w:val="left"/>
+            </w:pPr>
+            <w:r/>
+            <w:r>
+              <w:t>756.25</w:t>
+            </w:r>
+          </w:p>
+        </w:tc>
+        <w:tc>
+          <w:tcPr>
+            <w:tcW w:type="dxa" w:w="1152"/>
+            <w:shd w:fill="F8FAFC"/>
+            <w:tcMar>
+              <w:top w:w="100" w:type="dxa"/>
+              <w:bottom w:w="100" w:type="dxa"/>
+              <w:left w:w="120" w:type="dxa"/>
+              <w:right w:w="120" w:type="dxa"/>
+            </w:tcMar>
+            <w:tcBorders>
+              <w:top w:val="single" w:sz="4" w:space="0" w:color="CCCCCC"/>
+              <w:bottom w:val="single" w:sz="4" w:space="0" w:color="CCCCCC"/>
+              <w:left w:val="single" w:sz="4" w:space="0" w:color="CCCCCC"/>
+              <w:right w:val="single" w:sz="4" w:space="0" w:color="CCCCCC"/>
+            </w:tcBorders>
+          </w:tcPr>
+          <w:p>
+            <w:pPr>
+              <w:spacing w:before="60" w:after="60" w:line="252" w:lineRule="auto"/>
+              <w:jc w:val="left"/>
+            </w:pPr>
+            <w:r/>
+            <w:r>
+              <w:t>733.50</w:t>
+            </w:r>
+          </w:p>
+        </w:tc>
+        <w:tc>
+          <w:tcPr>
+            <w:tcW w:type="dxa" w:w="1728"/>
+            <w:shd w:fill="F8FAFC"/>
+            <w:tcMar>
+              <w:top w:w="100" w:type="dxa"/>
+              <w:bottom w:w="100" w:type="dxa"/>
+              <w:left w:w="120" w:type="dxa"/>
+              <w:right w:w="120" w:type="dxa"/>
+            </w:tcMar>
+            <w:tcBorders>
+              <w:top w:val="single" w:sz="4" w:space="0" w:color="CCCCCC"/>
+              <w:bottom w:val="single" w:sz="4" w:space="0" w:color="CCCCCC"/>
+              <w:left w:val="single" w:sz="4" w:space="0" w:color="CCCCCC"/>
+              <w:right w:val="single" w:sz="4" w:space="0" w:color="CCCCCC"/>
+            </w:tcBorders>
+          </w:tcPr>
+          <w:p>
+            <w:pPr>
+              <w:spacing w:before="60" w:after="60" w:line="252" w:lineRule="auto"/>
+              <w:jc w:val="left"/>
+            </w:pPr>
+            <w:r/>
+            <w:r>
+              <w:rPr>
+                <w:b/>
+              </w:rPr>
+              <w:t>748.75</w:t>
+            </w:r>
+          </w:p>
+        </w:tc>
+        <w:tc>
+          <w:tcPr>
+            <w:tcW w:type="dxa" w:w="3456"/>
+            <w:shd w:fill="F8FAFC"/>
+            <w:tcMar>
+              <w:top w:w="100" w:type="dxa"/>
+              <w:bottom w:w="100" w:type="dxa"/>
+              <w:left w:w="120" w:type="dxa"/>
+              <w:right w:w="120" w:type="dxa"/>
+            </w:tcMar>
+            <w:tcBorders>
+              <w:top w:val="single" w:sz="4" w:space="0" w:color="CCCCCC"/>
+              <w:bottom w:val="single" w:sz="4" w:space="0" w:color="CCCCCC"/>
+              <w:left w:val="single" w:sz="4" w:space="0" w:color="CCCCCC"/>
+              <w:right w:val="single" w:sz="4" w:space="0" w:color="CCCCCC"/>
+            </w:tcBorders>
+          </w:tcPr>
+          <w:p>
+            <w:pPr>
+              <w:spacing w:before="60" w:after="60" w:line="252" w:lineRule="auto"/>
+              <w:jc w:val="left"/>
+            </w:pPr>
+            <w:r/>
+            <w:r>
+              <w:rPr>
+                <w:b/>
+              </w:rPr>
+              <w:t>+3.50</w:t>
+            </w:r>
+          </w:p>
+        </w:tc>
+        <w:tc>
+          <w:tcPr>
+            <w:tcW w:type="dxa" w:w="1440"/>
+            <w:shd w:fill="F8FAFC"/>
+            <w:tcMar>
+              <w:top w:w="100" w:type="dxa"/>
+              <w:bottom w:w="100" w:type="dxa"/>
+              <w:left w:w="120" w:type="dxa"/>
+              <w:right w:w="120" w:type="dxa"/>
+            </w:tcMar>
+            <w:tcBorders>
+              <w:top w:val="single" w:sz="4" w:space="0" w:color="CCCCCC"/>
+              <w:bottom w:val="single" w:sz="4" w:space="0" w:color="CCCCCC"/>
+              <w:left w:val="single" w:sz="4" w:space="0" w:color="CCCCCC"/>
+              <w:right w:val="single" w:sz="4" w:space="0" w:color="CCCCCC"/>
+            </w:tcBorders>
+          </w:tcPr>
+          <w:p>
+            <w:pPr>
+              <w:spacing w:before="60" w:after="60" w:line="252" w:lineRule="auto"/>
+              <w:jc w:val="left"/>
+            </w:pPr>
+            <w:r/>
+            <w:r>
+              <w:t>BULL</w:t>
+            </w:r>
+          </w:p>
+        </w:tc>
+      </w:tr>
+      <w:tr>
+        <w:tc>
+          <w:tcPr>
+            <w:tcW w:type="dxa" w:w="1584"/>
+            <w:shd w:fill="FFFFFF"/>
+            <w:tcMar>
+              <w:top w:w="100" w:type="dxa"/>
+              <w:bottom w:w="100" w:type="dxa"/>
+              <w:left w:w="120" w:type="dxa"/>
+              <w:right w:w="120" w:type="dxa"/>
+            </w:tcMar>
+            <w:tcBorders>
+              <w:top w:val="single" w:sz="4" w:space="0" w:color="CCCCCC"/>
+              <w:bottom w:val="single" w:sz="4" w:space="0" w:color="CCCCCC"/>
+              <w:left w:val="single" w:sz="4" w:space="0" w:color="CCCCCC"/>
+              <w:right w:val="single" w:sz="4" w:space="0" w:color="CCCCCC"/>
+            </w:tcBorders>
+          </w:tcPr>
+          <w:p>
+            <w:pPr>
+              <w:spacing w:before="60" w:after="60" w:line="252" w:lineRule="auto"/>
+              <w:jc w:val="left"/>
+            </w:pPr>
+            <w:r/>
+            <w:r>
+              <w:rPr>
+                <w:b/>
+              </w:rPr>
+              <w:t>Thu 17/09</w:t>
+            </w:r>
+          </w:p>
+        </w:tc>
+        <w:tc>
+          <w:tcPr>
+            <w:tcW w:type="dxa" w:w="864"/>
+            <w:shd w:fill="FFFFFF"/>
+            <w:tcMar>
+              <w:top w:w="100" w:type="dxa"/>
+              <w:bottom w:w="100" w:type="dxa"/>
+              <w:left w:w="120" w:type="dxa"/>
+              <w:right w:w="120" w:type="dxa"/>
+            </w:tcMar>
+            <w:tcBorders>
+              <w:top w:val="single" w:sz="4" w:space="0" w:color="CCCCCC"/>
+              <w:bottom w:val="single" w:sz="4" w:space="0" w:color="CCCCCC"/>
+              <w:left w:val="single" w:sz="4" w:space="0" w:color="CCCCCC"/>
+              <w:right w:val="single" w:sz="4" w:space="0" w:color="CCCCCC"/>
+            </w:tcBorders>
+          </w:tcPr>
+          <w:p>
+            <w:pPr>
+              <w:spacing w:before="60" w:after="60" w:line="252" w:lineRule="auto"/>
+              <w:jc w:val="left"/>
+            </w:pPr>
+            <w:r/>
+            <w:r>
+              <w:t>NY Close 23-01</w:t>
+            </w:r>
+          </w:p>
+        </w:tc>
+        <w:tc>
+          <w:tcPr>
+            <w:tcW w:type="dxa" w:w="1440"/>
+            <w:shd w:fill="FFFFFF"/>
+            <w:tcMar>
+              <w:top w:w="100" w:type="dxa"/>
+              <w:bottom w:w="100" w:type="dxa"/>
+              <w:left w:w="120" w:type="dxa"/>
+              <w:right w:w="120" w:type="dxa"/>
+            </w:tcMar>
+            <w:tcBorders>
+              <w:top w:val="single" w:sz="4" w:space="0" w:color="CCCCCC"/>
+              <w:bottom w:val="single" w:sz="4" w:space="0" w:color="CCCCCC"/>
+              <w:left w:val="single" w:sz="4" w:space="0" w:color="CCCCCC"/>
+              <w:right w:val="single" w:sz="4" w:space="0" w:color="CCCCCC"/>
+            </w:tcBorders>
+          </w:tcPr>
+          <w:p>
+            <w:pPr>
+              <w:spacing w:before="60" w:after="60" w:line="252" w:lineRule="auto"/>
+              <w:jc w:val="left"/>
+            </w:pPr>
+            <w:r/>
+            <w:r>
+              <w:t>748.75</w:t>
+            </w:r>
+          </w:p>
+        </w:tc>
+        <w:tc>
+          <w:tcPr>
+            <w:tcW w:type="dxa" w:w="2016"/>
+            <w:shd w:fill="FFFFFF"/>
+            <w:tcMar>
+              <w:top w:w="100" w:type="dxa"/>
+              <w:bottom w:w="100" w:type="dxa"/>
+              <w:left w:w="120" w:type="dxa"/>
+              <w:right w:w="120" w:type="dxa"/>
+            </w:tcMar>
+            <w:tcBorders>
+              <w:top w:val="single" w:sz="4" w:space="0" w:color="CCCCCC"/>
+              <w:bottom w:val="single" w:sz="4" w:space="0" w:color="CCCCCC"/>
+              <w:left w:val="single" w:sz="4" w:space="0" w:color="CCCCCC"/>
+              <w:right w:val="single" w:sz="4" w:space="0" w:color="CCCCCC"/>
+            </w:tcBorders>
+          </w:tcPr>
+          <w:p>
+            <w:pPr>
+              <w:spacing w:before="60" w:after="60" w:line="252" w:lineRule="auto"/>
+              <w:jc w:val="left"/>
+            </w:pPr>
+            <w:r/>
+            <w:r>
+              <w:t>754.25</w:t>
+            </w:r>
+          </w:p>
+        </w:tc>
+        <w:tc>
+          <w:tcPr>
+            <w:tcW w:type="dxa" w:w="1152"/>
+            <w:shd w:fill="FFFFFF"/>
+            <w:tcMar>
+              <w:top w:w="100" w:type="dxa"/>
+              <w:bottom w:w="100" w:type="dxa"/>
+              <w:left w:w="120" w:type="dxa"/>
+              <w:right w:w="120" w:type="dxa"/>
+            </w:tcMar>
+            <w:tcBorders>
+              <w:top w:val="single" w:sz="4" w:space="0" w:color="CCCCCC"/>
+              <w:bottom w:val="single" w:sz="4" w:space="0" w:color="CCCCCC"/>
+              <w:left w:val="single" w:sz="4" w:space="0" w:color="CCCCCC"/>
+              <w:right w:val="single" w:sz="4" w:space="0" w:color="CCCCCC"/>
+            </w:tcBorders>
+          </w:tcPr>
+          <w:p>
+            <w:pPr>
+              <w:spacing w:before="60" w:after="60" w:line="252" w:lineRule="auto"/>
+              <w:jc w:val="left"/>
+            </w:pPr>
+            <w:r/>
+            <w:r>
+              <w:t>741.00</w:t>
+            </w:r>
+          </w:p>
+        </w:tc>
+        <w:tc>
+          <w:tcPr>
+            <w:tcW w:type="dxa" w:w="1728"/>
+            <w:shd w:fill="FFFFFF"/>
+            <w:tcMar>
+              <w:top w:w="100" w:type="dxa"/>
+              <w:bottom w:w="100" w:type="dxa"/>
+              <w:left w:w="120" w:type="dxa"/>
+              <w:right w:w="120" w:type="dxa"/>
+            </w:tcMar>
+            <w:tcBorders>
+              <w:top w:val="single" w:sz="4" w:space="0" w:color="CCCCCC"/>
+              <w:bottom w:val="single" w:sz="4" w:space="0" w:color="CCCCCC"/>
+              <w:left w:val="single" w:sz="4" w:space="0" w:color="CCCCCC"/>
+              <w:right w:val="single" w:sz="4" w:space="0" w:color="CCCCCC"/>
+            </w:tcBorders>
+          </w:tcPr>
+          <w:p>
+            <w:pPr>
+              <w:spacing w:before="60" w:after="60" w:line="252" w:lineRule="auto"/>
+              <w:jc w:val="left"/>
+            </w:pPr>
+            <w:r/>
+            <w:r>
+              <w:rPr>
+                <w:b/>
+              </w:rPr>
+              <w:t>749.50</w:t>
+            </w:r>
+          </w:p>
+        </w:tc>
+        <w:tc>
+          <w:tcPr>
+            <w:tcW w:type="dxa" w:w="3456"/>
+            <w:shd w:fill="FFFFFF"/>
+            <w:tcMar>
+              <w:top w:w="100" w:type="dxa"/>
+              <w:bottom w:w="100" w:type="dxa"/>
+              <w:left w:w="120" w:type="dxa"/>
+              <w:right w:w="120" w:type="dxa"/>
+            </w:tcMar>
+            <w:tcBorders>
+              <w:top w:val="single" w:sz="4" w:space="0" w:color="CCCCCC"/>
+              <w:bottom w:val="single" w:sz="4" w:space="0" w:color="CCCCCC"/>
+              <w:left w:val="single" w:sz="4" w:space="0" w:color="CCCCCC"/>
+              <w:right w:val="single" w:sz="4" w:space="0" w:color="CCCCCC"/>
+            </w:tcBorders>
+          </w:tcPr>
+          <w:p>
+            <w:pPr>
+              <w:spacing w:before="60" w:after="60" w:line="252" w:lineRule="auto"/>
+              <w:jc w:val="left"/>
+            </w:pPr>
+            <w:r/>
+            <w:r>
+              <w:rPr>
+                <w:b/>
+              </w:rPr>
+              <w:t>+0.75</w:t>
+            </w:r>
+          </w:p>
+        </w:tc>
+        <w:tc>
+          <w:tcPr>
+            <w:tcW w:type="dxa" w:w="1440"/>
+            <w:shd w:fill="FFFFFF"/>
+            <w:tcMar>
+              <w:top w:w="100" w:type="dxa"/>
+              <w:bottom w:w="100" w:type="dxa"/>
+              <w:left w:w="120" w:type="dxa"/>
+              <w:right w:w="120" w:type="dxa"/>
+            </w:tcMar>
+            <w:tcBorders>
+              <w:top w:val="single" w:sz="4" w:space="0" w:color="CCCCCC"/>
+              <w:bottom w:val="single" w:sz="4" w:space="0" w:color="CCCCCC"/>
+              <w:left w:val="single" w:sz="4" w:space="0" w:color="CCCCCC"/>
+              <w:right w:val="single" w:sz="4" w:space="0" w:color="CCCCCC"/>
+            </w:tcBorders>
+          </w:tcPr>
+          <w:p>
+            <w:pPr>
+              <w:spacing w:before="60" w:after="60" w:line="252" w:lineRule="auto"/>
+              <w:jc w:val="left"/>
+            </w:pPr>
+            <w:r/>
+            <w:r>
+              <w:t>BULL</w:t>
+            </w:r>
+          </w:p>
+        </w:tc>
+      </w:tr>
+      <w:tr>
+        <w:tc>
+          <w:tcPr>
+            <w:tcW w:type="dxa" w:w="1584"/>
+            <w:shd w:fill="F8FAFC"/>
+            <w:tcMar>
+              <w:top w:w="100" w:type="dxa"/>
+              <w:bottom w:w="100" w:type="dxa"/>
+              <w:left w:w="120" w:type="dxa"/>
+              <w:right w:w="120" w:type="dxa"/>
+            </w:tcMar>
+            <w:tcBorders>
+              <w:top w:val="single" w:sz="4" w:space="0" w:color="CCCCCC"/>
+              <w:bottom w:val="single" w:sz="4" w:space="0" w:color="CCCCCC"/>
+              <w:left w:val="single" w:sz="4" w:space="0" w:color="CCCCCC"/>
+              <w:right w:val="single" w:sz="4" w:space="0" w:color="CCCCCC"/>
+            </w:tcBorders>
+          </w:tcPr>
+          <w:p>
+            <w:pPr>
+              <w:spacing w:before="60" w:after="60" w:line="252" w:lineRule="auto"/>
+              <w:jc w:val="left"/>
+            </w:pPr>
+            <w:r/>
+            <w:r>
+              <w:rPr>
+                <w:b/>
+              </w:rPr>
+              <w:t>Fri 18/09</w:t>
+            </w:r>
+          </w:p>
+        </w:tc>
+        <w:tc>
+          <w:tcPr>
+            <w:tcW w:type="dxa" w:w="864"/>
+            <w:shd w:fill="F8FAFC"/>
+            <w:tcMar>
+              <w:top w:w="100" w:type="dxa"/>
+              <w:bottom w:w="100" w:type="dxa"/>
+              <w:left w:w="120" w:type="dxa"/>
+              <w:right w:w="120" w:type="dxa"/>
+            </w:tcMar>
+            <w:tcBorders>
+              <w:top w:val="single" w:sz="4" w:space="0" w:color="CCCCCC"/>
+              <w:bottom w:val="single" w:sz="4" w:space="0" w:color="CCCCCC"/>
+              <w:left w:val="single" w:sz="4" w:space="0" w:color="CCCCCC"/>
+              <w:right w:val="single" w:sz="4" w:space="0" w:color="CCCCCC"/>
+            </w:tcBorders>
+          </w:tcPr>
+          <w:p>
+            <w:pPr>
+              <w:spacing w:before="60" w:after="60" w:line="252" w:lineRule="auto"/>
+              <w:jc w:val="left"/>
+            </w:pPr>
+            <w:r/>
+            <w:r>
+              <w:t>Asia 07-11</w:t>
+            </w:r>
+          </w:p>
+        </w:tc>
+        <w:tc>
+          <w:tcPr>
+            <w:tcW w:type="dxa" w:w="1440"/>
+            <w:shd w:fill="F8FAFC"/>
+            <w:tcMar>
+              <w:top w:w="100" w:type="dxa"/>
+              <w:bottom w:w="100" w:type="dxa"/>
+              <w:left w:w="120" w:type="dxa"/>
+              <w:right w:w="120" w:type="dxa"/>
+            </w:tcMar>
+            <w:tcBorders>
+              <w:top w:val="single" w:sz="4" w:space="0" w:color="CCCCCC"/>
+              <w:bottom w:val="single" w:sz="4" w:space="0" w:color="CCCCCC"/>
+              <w:left w:val="single" w:sz="4" w:space="0" w:color="CCCCCC"/>
+              <w:right w:val="single" w:sz="4" w:space="0" w:color="CCCCCC"/>
+            </w:tcBorders>
+          </w:tcPr>
+          <w:p>
+            <w:pPr>
+              <w:spacing w:before="60" w:after="60" w:line="252" w:lineRule="auto"/>
+              <w:jc w:val="left"/>
+            </w:pPr>
+            <w:r/>
+            <w:r>
+              <w:t>749.50</w:t>
+            </w:r>
+          </w:p>
+        </w:tc>
+        <w:tc>
+          <w:tcPr>
+            <w:tcW w:type="dxa" w:w="2016"/>
+            <w:shd w:fill="F8FAFC"/>
+            <w:tcMar>
+              <w:top w:w="100" w:type="dxa"/>
+              <w:bottom w:w="100" w:type="dxa"/>
+              <w:left w:w="120" w:type="dxa"/>
+              <w:right w:w="120" w:type="dxa"/>
+            </w:tcMar>
+            <w:tcBorders>
+              <w:top w:val="single" w:sz="4" w:space="0" w:color="CCCCCC"/>
+              <w:bottom w:val="single" w:sz="4" w:space="0" w:color="CCCCCC"/>
+              <w:left w:val="single" w:sz="4" w:space="0" w:color="CCCCCC"/>
+              <w:right w:val="single" w:sz="4" w:space="0" w:color="CCCCCC"/>
+            </w:tcBorders>
+          </w:tcPr>
+          <w:p>
+            <w:pPr>
+              <w:spacing w:before="60" w:after="60" w:line="252" w:lineRule="auto"/>
+              <w:jc w:val="left"/>
+            </w:pPr>
+            <w:r/>
+            <w:r>
+              <w:t>758.75</w:t>
+            </w:r>
+          </w:p>
+        </w:tc>
+        <w:tc>
+          <w:tcPr>
+            <w:tcW w:type="dxa" w:w="1152"/>
+            <w:shd w:fill="F8FAFC"/>
+            <w:tcMar>
+              <w:top w:w="100" w:type="dxa"/>
+              <w:bottom w:w="100" w:type="dxa"/>
+              <w:left w:w="120" w:type="dxa"/>
+              <w:right w:w="120" w:type="dxa"/>
+            </w:tcMar>
+            <w:tcBorders>
+              <w:top w:val="single" w:sz="4" w:space="0" w:color="CCCCCC"/>
+              <w:bottom w:val="single" w:sz="4" w:space="0" w:color="CCCCCC"/>
+              <w:left w:val="single" w:sz="4" w:space="0" w:color="CCCCCC"/>
+              <w:right w:val="single" w:sz="4" w:space="0" w:color="CCCCCC"/>
+            </w:tcBorders>
+          </w:tcPr>
+          <w:p>
+            <w:pPr>
+              <w:spacing w:before="60" w:after="60" w:line="252" w:lineRule="auto"/>
+              <w:jc w:val="left"/>
+            </w:pPr>
+            <w:r/>
+            <w:r>
+              <w:t>743.00</w:t>
+            </w:r>
+          </w:p>
+        </w:tc>
+        <w:tc>
+          <w:tcPr>
+            <w:tcW w:type="dxa" w:w="1728"/>
+            <w:shd w:fill="F8FAFC"/>
+            <w:tcMar>
+              <w:top w:w="100" w:type="dxa"/>
+              <w:bottom w:w="100" w:type="dxa"/>
+              <w:left w:w="120" w:type="dxa"/>
+              <w:right w:w="120" w:type="dxa"/>
+            </w:tcMar>
+            <w:tcBorders>
+              <w:top w:val="single" w:sz="4" w:space="0" w:color="CCCCCC"/>
+              <w:bottom w:val="single" w:sz="4" w:space="0" w:color="CCCCCC"/>
+              <w:left w:val="single" w:sz="4" w:space="0" w:color="CCCCCC"/>
+              <w:right w:val="single" w:sz="4" w:space="0" w:color="CCCCCC"/>
+            </w:tcBorders>
+          </w:tcPr>
+          <w:p>
+            <w:pPr>
+              <w:spacing w:before="60" w:after="60" w:line="252" w:lineRule="auto"/>
+              <w:jc w:val="left"/>
+            </w:pPr>
+            <w:r/>
+            <w:r>
+              <w:rPr>
+                <w:b/>
+              </w:rPr>
+              <w:t>748.75</w:t>
+            </w:r>
+          </w:p>
+        </w:tc>
+        <w:tc>
+          <w:tcPr>
+            <w:tcW w:type="dxa" w:w="3456"/>
+            <w:shd w:fill="F8FAFC"/>
             <w:tcMar>
               <w:top w:w="100" w:type="dxa"/>
               <w:bottom w:w="100" w:type="dxa"/>
@@ -27508,7 +30093,7 @@
         <w:tc>
           <w:tcPr>
             <w:tcW w:type="dxa" w:w="1440"/>
-            <w:shd w:fill="FFFFFF"/>
+            <w:shd w:fill="F8FAFC"/>
             <w:tcMar>
               <w:top w:w="100" w:type="dxa"/>
               <w:bottom w:w="100" w:type="dxa"/>
@@ -27538,7 +30123,7 @@
         <w:tc>
           <w:tcPr>
             <w:tcW w:type="dxa" w:w="1584"/>
-            <w:shd w:fill="F8FAFC"/>
+            <w:shd w:fill="FFFFFF"/>
             <w:tcMar>
               <w:top w:w="100" w:type="dxa"/>
               <w:bottom w:w="100" w:type="dxa"/>
@@ -27562,126 +30147,126 @@
               <w:rPr>
                 <w:b/>
               </w:rPr>
-              <w:t>Wed 16/09</w:t>
+              <w:t>Fri 18/09</w:t>
             </w:r>
           </w:p>
         </w:tc>
         <w:tc>
           <w:tcPr>
             <w:tcW w:type="dxa" w:w="864"/>
-            <w:shd w:fill="F8FAFC"/>
-            <w:tcMar>
-              <w:top w:w="100" w:type="dxa"/>
-              <w:bottom w:w="100" w:type="dxa"/>
-              <w:left w:w="120" w:type="dxa"/>
-              <w:right w:w="120" w:type="dxa"/>
-            </w:tcMar>
-            <w:tcBorders>
-              <w:top w:val="single" w:sz="4" w:space="0" w:color="CCCCCC"/>
-              <w:bottom w:val="single" w:sz="4" w:space="0" w:color="CCCCCC"/>
-              <w:left w:val="single" w:sz="4" w:space="0" w:color="CCCCCC"/>
-              <w:right w:val="single" w:sz="4" w:space="0" w:color="CCCCCC"/>
-            </w:tcBorders>
-          </w:tcPr>
-          <w:p>
-            <w:pPr>
-              <w:spacing w:before="60" w:after="60" w:line="252" w:lineRule="auto"/>
-              <w:jc w:val="left"/>
-            </w:pPr>
-            <w:r/>
-            <w:r>
-              <w:t>London 15-19</w:t>
+            <w:shd w:fill="FFFFFF"/>
+            <w:tcMar>
+              <w:top w:w="100" w:type="dxa"/>
+              <w:bottom w:w="100" w:type="dxa"/>
+              <w:left w:w="120" w:type="dxa"/>
+              <w:right w:w="120" w:type="dxa"/>
+            </w:tcMar>
+            <w:tcBorders>
+              <w:top w:val="single" w:sz="4" w:space="0" w:color="CCCCCC"/>
+              <w:bottom w:val="single" w:sz="4" w:space="0" w:color="CCCCCC"/>
+              <w:left w:val="single" w:sz="4" w:space="0" w:color="CCCCCC"/>
+              <w:right w:val="single" w:sz="4" w:space="0" w:color="CCCCCC"/>
+            </w:tcBorders>
+          </w:tcPr>
+          <w:p>
+            <w:pPr>
+              <w:spacing w:before="60" w:after="60" w:line="252" w:lineRule="auto"/>
+              <w:jc w:val="left"/>
+            </w:pPr>
+            <w:r/>
+            <w:r>
+              <w:t>Asia 11-15</w:t>
             </w:r>
           </w:p>
         </w:tc>
         <w:tc>
           <w:tcPr>
             <w:tcW w:type="dxa" w:w="1440"/>
-            <w:shd w:fill="F8FAFC"/>
-            <w:tcMar>
-              <w:top w:w="100" w:type="dxa"/>
-              <w:bottom w:w="100" w:type="dxa"/>
-              <w:left w:w="120" w:type="dxa"/>
-              <w:right w:w="120" w:type="dxa"/>
-            </w:tcMar>
-            <w:tcBorders>
-              <w:top w:val="single" w:sz="4" w:space="0" w:color="CCCCCC"/>
-              <w:bottom w:val="single" w:sz="4" w:space="0" w:color="CCCCCC"/>
-              <w:left w:val="single" w:sz="4" w:space="0" w:color="CCCCCC"/>
-              <w:right w:val="single" w:sz="4" w:space="0" w:color="CCCCCC"/>
-            </w:tcBorders>
-          </w:tcPr>
-          <w:p>
-            <w:pPr>
-              <w:spacing w:before="60" w:after="60" w:line="252" w:lineRule="auto"/>
-              <w:jc w:val="left"/>
-            </w:pPr>
-            <w:r/>
-            <w:r>
-              <w:t>743.50</w:t>
+            <w:shd w:fill="FFFFFF"/>
+            <w:tcMar>
+              <w:top w:w="100" w:type="dxa"/>
+              <w:bottom w:w="100" w:type="dxa"/>
+              <w:left w:w="120" w:type="dxa"/>
+              <w:right w:w="120" w:type="dxa"/>
+            </w:tcMar>
+            <w:tcBorders>
+              <w:top w:val="single" w:sz="4" w:space="0" w:color="CCCCCC"/>
+              <w:bottom w:val="single" w:sz="4" w:space="0" w:color="CCCCCC"/>
+              <w:left w:val="single" w:sz="4" w:space="0" w:color="CCCCCC"/>
+              <w:right w:val="single" w:sz="4" w:space="0" w:color="CCCCCC"/>
+            </w:tcBorders>
+          </w:tcPr>
+          <w:p>
+            <w:pPr>
+              <w:spacing w:before="60" w:after="60" w:line="252" w:lineRule="auto"/>
+              <w:jc w:val="left"/>
+            </w:pPr>
+            <w:r/>
+            <w:r>
+              <w:t>748.75</w:t>
             </w:r>
           </w:p>
         </w:tc>
         <w:tc>
           <w:tcPr>
             <w:tcW w:type="dxa" w:w="2016"/>
-            <w:shd w:fill="F8FAFC"/>
-            <w:tcMar>
-              <w:top w:w="100" w:type="dxa"/>
-              <w:bottom w:w="100" w:type="dxa"/>
-              <w:left w:w="120" w:type="dxa"/>
-              <w:right w:w="120" w:type="dxa"/>
-            </w:tcMar>
-            <w:tcBorders>
-              <w:top w:val="single" w:sz="4" w:space="0" w:color="CCCCCC"/>
-              <w:bottom w:val="single" w:sz="4" w:space="0" w:color="CCCCCC"/>
-              <w:left w:val="single" w:sz="4" w:space="0" w:color="CCCCCC"/>
-              <w:right w:val="single" w:sz="4" w:space="0" w:color="CCCCCC"/>
-            </w:tcBorders>
-          </w:tcPr>
-          <w:p>
-            <w:pPr>
-              <w:spacing w:before="60" w:after="60" w:line="252" w:lineRule="auto"/>
-              <w:jc w:val="left"/>
-            </w:pPr>
-            <w:r/>
-            <w:r>
-              <w:t>757.00</w:t>
+            <w:shd w:fill="FFFFFF"/>
+            <w:tcMar>
+              <w:top w:w="100" w:type="dxa"/>
+              <w:bottom w:w="100" w:type="dxa"/>
+              <w:left w:w="120" w:type="dxa"/>
+              <w:right w:w="120" w:type="dxa"/>
+            </w:tcMar>
+            <w:tcBorders>
+              <w:top w:val="single" w:sz="4" w:space="0" w:color="CCCCCC"/>
+              <w:bottom w:val="single" w:sz="4" w:space="0" w:color="CCCCCC"/>
+              <w:left w:val="single" w:sz="4" w:space="0" w:color="CCCCCC"/>
+              <w:right w:val="single" w:sz="4" w:space="0" w:color="CCCCCC"/>
+            </w:tcBorders>
+          </w:tcPr>
+          <w:p>
+            <w:pPr>
+              <w:spacing w:before="60" w:after="60" w:line="252" w:lineRule="auto"/>
+              <w:jc w:val="left"/>
+            </w:pPr>
+            <w:r/>
+            <w:r>
+              <w:t>756.25</w:t>
             </w:r>
           </w:p>
         </w:tc>
         <w:tc>
           <w:tcPr>
             <w:tcW w:type="dxa" w:w="1152"/>
-            <w:shd w:fill="F8FAFC"/>
-            <w:tcMar>
-              <w:top w:w="100" w:type="dxa"/>
-              <w:bottom w:w="100" w:type="dxa"/>
-              <w:left w:w="120" w:type="dxa"/>
-              <w:right w:w="120" w:type="dxa"/>
-            </w:tcMar>
-            <w:tcBorders>
-              <w:top w:val="single" w:sz="4" w:space="0" w:color="CCCCCC"/>
-              <w:bottom w:val="single" w:sz="4" w:space="0" w:color="CCCCCC"/>
-              <w:left w:val="single" w:sz="4" w:space="0" w:color="CCCCCC"/>
-              <w:right w:val="single" w:sz="4" w:space="0" w:color="CCCCCC"/>
-            </w:tcBorders>
-          </w:tcPr>
-          <w:p>
-            <w:pPr>
-              <w:spacing w:before="60" w:after="60" w:line="252" w:lineRule="auto"/>
-              <w:jc w:val="left"/>
-            </w:pPr>
-            <w:r/>
-            <w:r>
-              <w:t>730.50</w:t>
+            <w:shd w:fill="FFFFFF"/>
+            <w:tcMar>
+              <w:top w:w="100" w:type="dxa"/>
+              <w:bottom w:w="100" w:type="dxa"/>
+              <w:left w:w="120" w:type="dxa"/>
+              <w:right w:w="120" w:type="dxa"/>
+            </w:tcMar>
+            <w:tcBorders>
+              <w:top w:val="single" w:sz="4" w:space="0" w:color="CCCCCC"/>
+              <w:bottom w:val="single" w:sz="4" w:space="0" w:color="CCCCCC"/>
+              <w:left w:val="single" w:sz="4" w:space="0" w:color="CCCCCC"/>
+              <w:right w:val="single" w:sz="4" w:space="0" w:color="CCCCCC"/>
+            </w:tcBorders>
+          </w:tcPr>
+          <w:p>
+            <w:pPr>
+              <w:spacing w:before="60" w:after="60" w:line="252" w:lineRule="auto"/>
+              <w:jc w:val="left"/>
+            </w:pPr>
+            <w:r/>
+            <w:r>
+              <w:t>742.75</w:t>
             </w:r>
           </w:p>
         </w:tc>
         <w:tc>
           <w:tcPr>
             <w:tcW w:type="dxa" w:w="1728"/>
-            <w:shd w:fill="F8FAFC"/>
+            <w:shd w:fill="FFFFFF"/>
             <w:tcMar>
               <w:top w:w="100" w:type="dxa"/>
               <w:bottom w:w="100" w:type="dxa"/>
@@ -27705,7 +30290,712 @@
               <w:rPr>
                 <w:b/>
               </w:rPr>
-              <w:t>745.25</w:t>
+              <w:t>747.75</w:t>
+            </w:r>
+          </w:p>
+        </w:tc>
+        <w:tc>
+          <w:tcPr>
+            <w:tcW w:type="dxa" w:w="3456"/>
+            <w:shd w:fill="FFFFFF"/>
+            <w:tcMar>
+              <w:top w:w="100" w:type="dxa"/>
+              <w:bottom w:w="100" w:type="dxa"/>
+              <w:left w:w="120" w:type="dxa"/>
+              <w:right w:w="120" w:type="dxa"/>
+            </w:tcMar>
+            <w:tcBorders>
+              <w:top w:val="single" w:sz="4" w:space="0" w:color="CCCCCC"/>
+              <w:bottom w:val="single" w:sz="4" w:space="0" w:color="CCCCCC"/>
+              <w:left w:val="single" w:sz="4" w:space="0" w:color="CCCCCC"/>
+              <w:right w:val="single" w:sz="4" w:space="0" w:color="CCCCCC"/>
+            </w:tcBorders>
+          </w:tcPr>
+          <w:p>
+            <w:pPr>
+              <w:spacing w:before="60" w:after="60" w:line="252" w:lineRule="auto"/>
+              <w:jc w:val="left"/>
+            </w:pPr>
+            <w:r/>
+            <w:r>
+              <w:rPr>
+                <w:b/>
+              </w:rPr>
+              <w:t>-1.00</w:t>
+            </w:r>
+          </w:p>
+        </w:tc>
+        <w:tc>
+          <w:tcPr>
+            <w:tcW w:type="dxa" w:w="1440"/>
+            <w:shd w:fill="FFFFFF"/>
+            <w:tcMar>
+              <w:top w:w="100" w:type="dxa"/>
+              <w:bottom w:w="100" w:type="dxa"/>
+              <w:left w:w="120" w:type="dxa"/>
+              <w:right w:w="120" w:type="dxa"/>
+            </w:tcMar>
+            <w:tcBorders>
+              <w:top w:val="single" w:sz="4" w:space="0" w:color="CCCCCC"/>
+              <w:bottom w:val="single" w:sz="4" w:space="0" w:color="CCCCCC"/>
+              <w:left w:val="single" w:sz="4" w:space="0" w:color="CCCCCC"/>
+              <w:right w:val="single" w:sz="4" w:space="0" w:color="CCCCCC"/>
+            </w:tcBorders>
+          </w:tcPr>
+          <w:p>
+            <w:pPr>
+              <w:spacing w:before="60" w:after="60" w:line="252" w:lineRule="auto"/>
+              <w:jc w:val="left"/>
+            </w:pPr>
+            <w:r/>
+            <w:r>
+              <w:t>BEAR</w:t>
+            </w:r>
+          </w:p>
+        </w:tc>
+      </w:tr>
+      <w:tr>
+        <w:tc>
+          <w:tcPr>
+            <w:tcW w:type="dxa" w:w="1584"/>
+            <w:shd w:fill="F8FAFC"/>
+            <w:tcMar>
+              <w:top w:w="100" w:type="dxa"/>
+              <w:bottom w:w="100" w:type="dxa"/>
+              <w:left w:w="120" w:type="dxa"/>
+              <w:right w:w="120" w:type="dxa"/>
+            </w:tcMar>
+            <w:tcBorders>
+              <w:top w:val="single" w:sz="4" w:space="0" w:color="CCCCCC"/>
+              <w:bottom w:val="single" w:sz="4" w:space="0" w:color="CCCCCC"/>
+              <w:left w:val="single" w:sz="4" w:space="0" w:color="CCCCCC"/>
+              <w:right w:val="single" w:sz="4" w:space="0" w:color="CCCCCC"/>
+            </w:tcBorders>
+          </w:tcPr>
+          <w:p>
+            <w:pPr>
+              <w:spacing w:before="60" w:after="60" w:line="252" w:lineRule="auto"/>
+              <w:jc w:val="left"/>
+            </w:pPr>
+            <w:r/>
+            <w:r>
+              <w:rPr>
+                <w:b/>
+              </w:rPr>
+              <w:t>Fri 18/09</w:t>
+            </w:r>
+          </w:p>
+        </w:tc>
+        <w:tc>
+          <w:tcPr>
+            <w:tcW w:type="dxa" w:w="864"/>
+            <w:shd w:fill="F8FAFC"/>
+            <w:tcMar>
+              <w:top w:w="100" w:type="dxa"/>
+              <w:bottom w:w="100" w:type="dxa"/>
+              <w:left w:w="120" w:type="dxa"/>
+              <w:right w:w="120" w:type="dxa"/>
+            </w:tcMar>
+            <w:tcBorders>
+              <w:top w:val="single" w:sz="4" w:space="0" w:color="CCCCCC"/>
+              <w:bottom w:val="single" w:sz="4" w:space="0" w:color="CCCCCC"/>
+              <w:left w:val="single" w:sz="4" w:space="0" w:color="CCCCCC"/>
+              <w:right w:val="single" w:sz="4" w:space="0" w:color="CCCCCC"/>
+            </w:tcBorders>
+          </w:tcPr>
+          <w:p>
+            <w:pPr>
+              <w:spacing w:before="60" w:after="60" w:line="252" w:lineRule="auto"/>
+              <w:jc w:val="left"/>
+            </w:pPr>
+            <w:r/>
+            <w:r>
+              <w:t>London 15-19</w:t>
+            </w:r>
+          </w:p>
+        </w:tc>
+        <w:tc>
+          <w:tcPr>
+            <w:tcW w:type="dxa" w:w="1440"/>
+            <w:shd w:fill="F8FAFC"/>
+            <w:tcMar>
+              <w:top w:w="100" w:type="dxa"/>
+              <w:bottom w:w="100" w:type="dxa"/>
+              <w:left w:w="120" w:type="dxa"/>
+              <w:right w:w="120" w:type="dxa"/>
+            </w:tcMar>
+            <w:tcBorders>
+              <w:top w:val="single" w:sz="4" w:space="0" w:color="CCCCCC"/>
+              <w:bottom w:val="single" w:sz="4" w:space="0" w:color="CCCCCC"/>
+              <w:left w:val="single" w:sz="4" w:space="0" w:color="CCCCCC"/>
+              <w:right w:val="single" w:sz="4" w:space="0" w:color="CCCCCC"/>
+            </w:tcBorders>
+          </w:tcPr>
+          <w:p>
+            <w:pPr>
+              <w:spacing w:before="60" w:after="60" w:line="252" w:lineRule="auto"/>
+              <w:jc w:val="left"/>
+            </w:pPr>
+            <w:r/>
+            <w:r>
+              <w:t>747.75</w:t>
+            </w:r>
+          </w:p>
+        </w:tc>
+        <w:tc>
+          <w:tcPr>
+            <w:tcW w:type="dxa" w:w="2016"/>
+            <w:shd w:fill="F8FAFC"/>
+            <w:tcMar>
+              <w:top w:w="100" w:type="dxa"/>
+              <w:bottom w:w="100" w:type="dxa"/>
+              <w:left w:w="120" w:type="dxa"/>
+              <w:right w:w="120" w:type="dxa"/>
+            </w:tcMar>
+            <w:tcBorders>
+              <w:top w:val="single" w:sz="4" w:space="0" w:color="CCCCCC"/>
+              <w:bottom w:val="single" w:sz="4" w:space="0" w:color="CCCCCC"/>
+              <w:left w:val="single" w:sz="4" w:space="0" w:color="CCCCCC"/>
+              <w:right w:val="single" w:sz="4" w:space="0" w:color="CCCCCC"/>
+            </w:tcBorders>
+          </w:tcPr>
+          <w:p>
+            <w:pPr>
+              <w:spacing w:before="60" w:after="60" w:line="252" w:lineRule="auto"/>
+              <w:jc w:val="left"/>
+            </w:pPr>
+            <w:r/>
+            <w:r>
+              <w:t>754.75</w:t>
+            </w:r>
+          </w:p>
+        </w:tc>
+        <w:tc>
+          <w:tcPr>
+            <w:tcW w:type="dxa" w:w="1152"/>
+            <w:shd w:fill="F8FAFC"/>
+            <w:tcMar>
+              <w:top w:w="100" w:type="dxa"/>
+              <w:bottom w:w="100" w:type="dxa"/>
+              <w:left w:w="120" w:type="dxa"/>
+              <w:right w:w="120" w:type="dxa"/>
+            </w:tcMar>
+            <w:tcBorders>
+              <w:top w:val="single" w:sz="4" w:space="0" w:color="CCCCCC"/>
+              <w:bottom w:val="single" w:sz="4" w:space="0" w:color="CCCCCC"/>
+              <w:left w:val="single" w:sz="4" w:space="0" w:color="CCCCCC"/>
+              <w:right w:val="single" w:sz="4" w:space="0" w:color="CCCCCC"/>
+            </w:tcBorders>
+          </w:tcPr>
+          <w:p>
+            <w:pPr>
+              <w:spacing w:before="60" w:after="60" w:line="252" w:lineRule="auto"/>
+              <w:jc w:val="left"/>
+            </w:pPr>
+            <w:r/>
+            <w:r>
+              <w:t>734.25</w:t>
+            </w:r>
+          </w:p>
+        </w:tc>
+        <w:tc>
+          <w:tcPr>
+            <w:tcW w:type="dxa" w:w="1728"/>
+            <w:shd w:fill="F8FAFC"/>
+            <w:tcMar>
+              <w:top w:w="100" w:type="dxa"/>
+              <w:bottom w:w="100" w:type="dxa"/>
+              <w:left w:w="120" w:type="dxa"/>
+              <w:right w:w="120" w:type="dxa"/>
+            </w:tcMar>
+            <w:tcBorders>
+              <w:top w:val="single" w:sz="4" w:space="0" w:color="CCCCCC"/>
+              <w:bottom w:val="single" w:sz="4" w:space="0" w:color="CCCCCC"/>
+              <w:left w:val="single" w:sz="4" w:space="0" w:color="CCCCCC"/>
+              <w:right w:val="single" w:sz="4" w:space="0" w:color="CCCCCC"/>
+            </w:tcBorders>
+          </w:tcPr>
+          <w:p>
+            <w:pPr>
+              <w:spacing w:before="60" w:after="60" w:line="252" w:lineRule="auto"/>
+              <w:jc w:val="left"/>
+            </w:pPr>
+            <w:r/>
+            <w:r>
+              <w:rPr>
+                <w:b/>
+              </w:rPr>
+              <w:t>748.50</w:t>
+            </w:r>
+          </w:p>
+        </w:tc>
+        <w:tc>
+          <w:tcPr>
+            <w:tcW w:type="dxa" w:w="3456"/>
+            <w:shd w:fill="F8FAFC"/>
+            <w:tcMar>
+              <w:top w:w="100" w:type="dxa"/>
+              <w:bottom w:w="100" w:type="dxa"/>
+              <w:left w:w="120" w:type="dxa"/>
+              <w:right w:w="120" w:type="dxa"/>
+            </w:tcMar>
+            <w:tcBorders>
+              <w:top w:val="single" w:sz="4" w:space="0" w:color="CCCCCC"/>
+              <w:bottom w:val="single" w:sz="4" w:space="0" w:color="CCCCCC"/>
+              <w:left w:val="single" w:sz="4" w:space="0" w:color="CCCCCC"/>
+              <w:right w:val="single" w:sz="4" w:space="0" w:color="CCCCCC"/>
+            </w:tcBorders>
+          </w:tcPr>
+          <w:p>
+            <w:pPr>
+              <w:spacing w:before="60" w:after="60" w:line="252" w:lineRule="auto"/>
+              <w:jc w:val="left"/>
+            </w:pPr>
+            <w:r/>
+            <w:r>
+              <w:rPr>
+                <w:b/>
+              </w:rPr>
+              <w:t>+0.75</w:t>
+            </w:r>
+          </w:p>
+        </w:tc>
+        <w:tc>
+          <w:tcPr>
+            <w:tcW w:type="dxa" w:w="1440"/>
+            <w:shd w:fill="F8FAFC"/>
+            <w:tcMar>
+              <w:top w:w="100" w:type="dxa"/>
+              <w:bottom w:w="100" w:type="dxa"/>
+              <w:left w:w="120" w:type="dxa"/>
+              <w:right w:w="120" w:type="dxa"/>
+            </w:tcMar>
+            <w:tcBorders>
+              <w:top w:val="single" w:sz="4" w:space="0" w:color="CCCCCC"/>
+              <w:bottom w:val="single" w:sz="4" w:space="0" w:color="CCCCCC"/>
+              <w:left w:val="single" w:sz="4" w:space="0" w:color="CCCCCC"/>
+              <w:right w:val="single" w:sz="4" w:space="0" w:color="CCCCCC"/>
+            </w:tcBorders>
+          </w:tcPr>
+          <w:p>
+            <w:pPr>
+              <w:spacing w:before="60" w:after="60" w:line="252" w:lineRule="auto"/>
+              <w:jc w:val="left"/>
+            </w:pPr>
+            <w:r/>
+            <w:r>
+              <w:t>BULL</w:t>
+            </w:r>
+          </w:p>
+        </w:tc>
+      </w:tr>
+      <w:tr>
+        <w:tc>
+          <w:tcPr>
+            <w:tcW w:type="dxa" w:w="1584"/>
+            <w:shd w:fill="FFFFFF"/>
+            <w:tcMar>
+              <w:top w:w="100" w:type="dxa"/>
+              <w:bottom w:w="100" w:type="dxa"/>
+              <w:left w:w="120" w:type="dxa"/>
+              <w:right w:w="120" w:type="dxa"/>
+            </w:tcMar>
+            <w:tcBorders>
+              <w:top w:val="single" w:sz="4" w:space="0" w:color="CCCCCC"/>
+              <w:bottom w:val="single" w:sz="4" w:space="0" w:color="CCCCCC"/>
+              <w:left w:val="single" w:sz="4" w:space="0" w:color="CCCCCC"/>
+              <w:right w:val="single" w:sz="4" w:space="0" w:color="CCCCCC"/>
+            </w:tcBorders>
+          </w:tcPr>
+          <w:p>
+            <w:pPr>
+              <w:spacing w:before="60" w:after="60" w:line="252" w:lineRule="auto"/>
+              <w:jc w:val="left"/>
+            </w:pPr>
+            <w:r/>
+            <w:r>
+              <w:rPr>
+                <w:b/>
+              </w:rPr>
+              <w:t>Fri 18/09</w:t>
+            </w:r>
+          </w:p>
+        </w:tc>
+        <w:tc>
+          <w:tcPr>
+            <w:tcW w:type="dxa" w:w="864"/>
+            <w:shd w:fill="FFFFFF"/>
+            <w:tcMar>
+              <w:top w:w="100" w:type="dxa"/>
+              <w:bottom w:w="100" w:type="dxa"/>
+              <w:left w:w="120" w:type="dxa"/>
+              <w:right w:w="120" w:type="dxa"/>
+            </w:tcMar>
+            <w:tcBorders>
+              <w:top w:val="single" w:sz="4" w:space="0" w:color="CCCCCC"/>
+              <w:bottom w:val="single" w:sz="4" w:space="0" w:color="CCCCCC"/>
+              <w:left w:val="single" w:sz="4" w:space="0" w:color="CCCCCC"/>
+              <w:right w:val="single" w:sz="4" w:space="0" w:color="CCCCCC"/>
+            </w:tcBorders>
+          </w:tcPr>
+          <w:p>
+            <w:pPr>
+              <w:spacing w:before="60" w:after="60" w:line="252" w:lineRule="auto"/>
+              <w:jc w:val="left"/>
+            </w:pPr>
+            <w:r/>
+            <w:r>
+              <w:t>Pre-NY 19-21</w:t>
+            </w:r>
+          </w:p>
+        </w:tc>
+        <w:tc>
+          <w:tcPr>
+            <w:tcW w:type="dxa" w:w="1440"/>
+            <w:shd w:fill="FFFFFF"/>
+            <w:tcMar>
+              <w:top w:w="100" w:type="dxa"/>
+              <w:bottom w:w="100" w:type="dxa"/>
+              <w:left w:w="120" w:type="dxa"/>
+              <w:right w:w="120" w:type="dxa"/>
+            </w:tcMar>
+            <w:tcBorders>
+              <w:top w:val="single" w:sz="4" w:space="0" w:color="CCCCCC"/>
+              <w:bottom w:val="single" w:sz="4" w:space="0" w:color="CCCCCC"/>
+              <w:left w:val="single" w:sz="4" w:space="0" w:color="CCCCCC"/>
+              <w:right w:val="single" w:sz="4" w:space="0" w:color="CCCCCC"/>
+            </w:tcBorders>
+          </w:tcPr>
+          <w:p>
+            <w:pPr>
+              <w:spacing w:before="60" w:after="60" w:line="252" w:lineRule="auto"/>
+              <w:jc w:val="left"/>
+            </w:pPr>
+            <w:r/>
+            <w:r>
+              <w:t>748.50</w:t>
+            </w:r>
+          </w:p>
+        </w:tc>
+        <w:tc>
+          <w:tcPr>
+            <w:tcW w:type="dxa" w:w="2016"/>
+            <w:shd w:fill="FFFFFF"/>
+            <w:tcMar>
+              <w:top w:w="100" w:type="dxa"/>
+              <w:bottom w:w="100" w:type="dxa"/>
+              <w:left w:w="120" w:type="dxa"/>
+              <w:right w:w="120" w:type="dxa"/>
+            </w:tcMar>
+            <w:tcBorders>
+              <w:top w:val="single" w:sz="4" w:space="0" w:color="CCCCCC"/>
+              <w:bottom w:val="single" w:sz="4" w:space="0" w:color="CCCCCC"/>
+              <w:left w:val="single" w:sz="4" w:space="0" w:color="CCCCCC"/>
+              <w:right w:val="single" w:sz="4" w:space="0" w:color="CCCCCC"/>
+            </w:tcBorders>
+          </w:tcPr>
+          <w:p>
+            <w:pPr>
+              <w:spacing w:before="60" w:after="60" w:line="252" w:lineRule="auto"/>
+              <w:jc w:val="left"/>
+            </w:pPr>
+            <w:r/>
+            <w:r>
+              <w:t>757.75</w:t>
+            </w:r>
+          </w:p>
+        </w:tc>
+        <w:tc>
+          <w:tcPr>
+            <w:tcW w:type="dxa" w:w="1152"/>
+            <w:shd w:fill="FFFFFF"/>
+            <w:tcMar>
+              <w:top w:w="100" w:type="dxa"/>
+              <w:bottom w:w="100" w:type="dxa"/>
+              <w:left w:w="120" w:type="dxa"/>
+              <w:right w:w="120" w:type="dxa"/>
+            </w:tcMar>
+            <w:tcBorders>
+              <w:top w:val="single" w:sz="4" w:space="0" w:color="CCCCCC"/>
+              <w:bottom w:val="single" w:sz="4" w:space="0" w:color="CCCCCC"/>
+              <w:left w:val="single" w:sz="4" w:space="0" w:color="CCCCCC"/>
+              <w:right w:val="single" w:sz="4" w:space="0" w:color="CCCCCC"/>
+            </w:tcBorders>
+          </w:tcPr>
+          <w:p>
+            <w:pPr>
+              <w:spacing w:before="60" w:after="60" w:line="252" w:lineRule="auto"/>
+              <w:jc w:val="left"/>
+            </w:pPr>
+            <w:r/>
+            <w:r>
+              <w:t>741.25</w:t>
+            </w:r>
+          </w:p>
+        </w:tc>
+        <w:tc>
+          <w:tcPr>
+            <w:tcW w:type="dxa" w:w="1728"/>
+            <w:shd w:fill="FFFFFF"/>
+            <w:tcMar>
+              <w:top w:w="100" w:type="dxa"/>
+              <w:bottom w:w="100" w:type="dxa"/>
+              <w:left w:w="120" w:type="dxa"/>
+              <w:right w:w="120" w:type="dxa"/>
+            </w:tcMar>
+            <w:tcBorders>
+              <w:top w:val="single" w:sz="4" w:space="0" w:color="CCCCCC"/>
+              <w:bottom w:val="single" w:sz="4" w:space="0" w:color="CCCCCC"/>
+              <w:left w:val="single" w:sz="4" w:space="0" w:color="CCCCCC"/>
+              <w:right w:val="single" w:sz="4" w:space="0" w:color="CCCCCC"/>
+            </w:tcBorders>
+          </w:tcPr>
+          <w:p>
+            <w:pPr>
+              <w:spacing w:before="60" w:after="60" w:line="252" w:lineRule="auto"/>
+              <w:jc w:val="left"/>
+            </w:pPr>
+            <w:r/>
+            <w:r>
+              <w:rPr>
+                <w:b/>
+              </w:rPr>
+              <w:t>748.25</w:t>
+            </w:r>
+          </w:p>
+        </w:tc>
+        <w:tc>
+          <w:tcPr>
+            <w:tcW w:type="dxa" w:w="3456"/>
+            <w:shd w:fill="FFFFFF"/>
+            <w:tcMar>
+              <w:top w:w="100" w:type="dxa"/>
+              <w:bottom w:w="100" w:type="dxa"/>
+              <w:left w:w="120" w:type="dxa"/>
+              <w:right w:w="120" w:type="dxa"/>
+            </w:tcMar>
+            <w:tcBorders>
+              <w:top w:val="single" w:sz="4" w:space="0" w:color="CCCCCC"/>
+              <w:bottom w:val="single" w:sz="4" w:space="0" w:color="CCCCCC"/>
+              <w:left w:val="single" w:sz="4" w:space="0" w:color="CCCCCC"/>
+              <w:right w:val="single" w:sz="4" w:space="0" w:color="CCCCCC"/>
+            </w:tcBorders>
+          </w:tcPr>
+          <w:p>
+            <w:pPr>
+              <w:spacing w:before="60" w:after="60" w:line="252" w:lineRule="auto"/>
+              <w:jc w:val="left"/>
+            </w:pPr>
+            <w:r/>
+            <w:r>
+              <w:rPr>
+                <w:b/>
+              </w:rPr>
+              <w:t>-0.25</w:t>
+            </w:r>
+          </w:p>
+        </w:tc>
+        <w:tc>
+          <w:tcPr>
+            <w:tcW w:type="dxa" w:w="1440"/>
+            <w:shd w:fill="FFFFFF"/>
+            <w:tcMar>
+              <w:top w:w="100" w:type="dxa"/>
+              <w:bottom w:w="100" w:type="dxa"/>
+              <w:left w:w="120" w:type="dxa"/>
+              <w:right w:w="120" w:type="dxa"/>
+            </w:tcMar>
+            <w:tcBorders>
+              <w:top w:val="single" w:sz="4" w:space="0" w:color="CCCCCC"/>
+              <w:bottom w:val="single" w:sz="4" w:space="0" w:color="CCCCCC"/>
+              <w:left w:val="single" w:sz="4" w:space="0" w:color="CCCCCC"/>
+              <w:right w:val="single" w:sz="4" w:space="0" w:color="CCCCCC"/>
+            </w:tcBorders>
+          </w:tcPr>
+          <w:p>
+            <w:pPr>
+              <w:spacing w:before="60" w:after="60" w:line="252" w:lineRule="auto"/>
+              <w:jc w:val="left"/>
+            </w:pPr>
+            <w:r/>
+            <w:r>
+              <w:t>BEAR</w:t>
+            </w:r>
+          </w:p>
+        </w:tc>
+      </w:tr>
+      <w:tr>
+        <w:tc>
+          <w:tcPr>
+            <w:tcW w:type="dxa" w:w="1584"/>
+            <w:shd w:fill="F8FAFC"/>
+            <w:tcMar>
+              <w:top w:w="100" w:type="dxa"/>
+              <w:bottom w:w="100" w:type="dxa"/>
+              <w:left w:w="120" w:type="dxa"/>
+              <w:right w:w="120" w:type="dxa"/>
+            </w:tcMar>
+            <w:tcBorders>
+              <w:top w:val="single" w:sz="4" w:space="0" w:color="CCCCCC"/>
+              <w:bottom w:val="single" w:sz="4" w:space="0" w:color="CCCCCC"/>
+              <w:left w:val="single" w:sz="4" w:space="0" w:color="CCCCCC"/>
+              <w:right w:val="single" w:sz="4" w:space="0" w:color="CCCCCC"/>
+            </w:tcBorders>
+          </w:tcPr>
+          <w:p>
+            <w:pPr>
+              <w:spacing w:before="60" w:after="60" w:line="252" w:lineRule="auto"/>
+              <w:jc w:val="left"/>
+            </w:pPr>
+            <w:r/>
+            <w:r>
+              <w:rPr>
+                <w:b/>
+              </w:rPr>
+              <w:t>Fri 18/09</w:t>
+            </w:r>
+          </w:p>
+        </w:tc>
+        <w:tc>
+          <w:tcPr>
+            <w:tcW w:type="dxa" w:w="864"/>
+            <w:shd w:fill="F8FAFC"/>
+            <w:tcMar>
+              <w:top w:w="100" w:type="dxa"/>
+              <w:bottom w:w="100" w:type="dxa"/>
+              <w:left w:w="120" w:type="dxa"/>
+              <w:right w:w="120" w:type="dxa"/>
+            </w:tcMar>
+            <w:tcBorders>
+              <w:top w:val="single" w:sz="4" w:space="0" w:color="CCCCCC"/>
+              <w:bottom w:val="single" w:sz="4" w:space="0" w:color="CCCCCC"/>
+              <w:left w:val="single" w:sz="4" w:space="0" w:color="CCCCCC"/>
+              <w:right w:val="single" w:sz="4" w:space="0" w:color="CCCCCC"/>
+            </w:tcBorders>
+          </w:tcPr>
+          <w:p>
+            <w:pPr>
+              <w:spacing w:before="60" w:after="60" w:line="252" w:lineRule="auto"/>
+              <w:jc w:val="left"/>
+            </w:pPr>
+            <w:r/>
+            <w:r>
+              <w:t>NY Open 21-23</w:t>
+            </w:r>
+          </w:p>
+        </w:tc>
+        <w:tc>
+          <w:tcPr>
+            <w:tcW w:type="dxa" w:w="1440"/>
+            <w:shd w:fill="F8FAFC"/>
+            <w:tcMar>
+              <w:top w:w="100" w:type="dxa"/>
+              <w:bottom w:w="100" w:type="dxa"/>
+              <w:left w:w="120" w:type="dxa"/>
+              <w:right w:w="120" w:type="dxa"/>
+            </w:tcMar>
+            <w:tcBorders>
+              <w:top w:val="single" w:sz="4" w:space="0" w:color="CCCCCC"/>
+              <w:bottom w:val="single" w:sz="4" w:space="0" w:color="CCCCCC"/>
+              <w:left w:val="single" w:sz="4" w:space="0" w:color="CCCCCC"/>
+              <w:right w:val="single" w:sz="4" w:space="0" w:color="CCCCCC"/>
+            </w:tcBorders>
+          </w:tcPr>
+          <w:p>
+            <w:pPr>
+              <w:spacing w:before="60" w:after="60" w:line="252" w:lineRule="auto"/>
+              <w:jc w:val="left"/>
+            </w:pPr>
+            <w:r/>
+            <w:r>
+              <w:t>748.25</w:t>
+            </w:r>
+          </w:p>
+        </w:tc>
+        <w:tc>
+          <w:tcPr>
+            <w:tcW w:type="dxa" w:w="2016"/>
+            <w:shd w:fill="F8FAFC"/>
+            <w:tcMar>
+              <w:top w:w="100" w:type="dxa"/>
+              <w:bottom w:w="100" w:type="dxa"/>
+              <w:left w:w="120" w:type="dxa"/>
+              <w:right w:w="120" w:type="dxa"/>
+            </w:tcMar>
+            <w:tcBorders>
+              <w:top w:val="single" w:sz="4" w:space="0" w:color="CCCCCC"/>
+              <w:bottom w:val="single" w:sz="4" w:space="0" w:color="CCCCCC"/>
+              <w:left w:val="single" w:sz="4" w:space="0" w:color="CCCCCC"/>
+              <w:right w:val="single" w:sz="4" w:space="0" w:color="CCCCCC"/>
+            </w:tcBorders>
+          </w:tcPr>
+          <w:p>
+            <w:pPr>
+              <w:spacing w:before="60" w:after="60" w:line="252" w:lineRule="auto"/>
+              <w:jc w:val="left"/>
+            </w:pPr>
+            <w:r/>
+            <w:r>
+              <w:t>756.75</w:t>
+            </w:r>
+          </w:p>
+        </w:tc>
+        <w:tc>
+          <w:tcPr>
+            <w:tcW w:type="dxa" w:w="1152"/>
+            <w:shd w:fill="F8FAFC"/>
+            <w:tcMar>
+              <w:top w:w="100" w:type="dxa"/>
+              <w:bottom w:w="100" w:type="dxa"/>
+              <w:left w:w="120" w:type="dxa"/>
+              <w:right w:w="120" w:type="dxa"/>
+            </w:tcMar>
+            <w:tcBorders>
+              <w:top w:val="single" w:sz="4" w:space="0" w:color="CCCCCC"/>
+              <w:bottom w:val="single" w:sz="4" w:space="0" w:color="CCCCCC"/>
+              <w:left w:val="single" w:sz="4" w:space="0" w:color="CCCCCC"/>
+              <w:right w:val="single" w:sz="4" w:space="0" w:color="CCCCCC"/>
+            </w:tcBorders>
+          </w:tcPr>
+          <w:p>
+            <w:pPr>
+              <w:spacing w:before="60" w:after="60" w:line="252" w:lineRule="auto"/>
+              <w:jc w:val="left"/>
+            </w:pPr>
+            <w:r/>
+            <w:r>
+              <w:t>734.25</w:t>
+            </w:r>
+          </w:p>
+        </w:tc>
+        <w:tc>
+          <w:tcPr>
+            <w:tcW w:type="dxa" w:w="1728"/>
+            <w:shd w:fill="F8FAFC"/>
+            <w:tcMar>
+              <w:top w:w="100" w:type="dxa"/>
+              <w:bottom w:w="100" w:type="dxa"/>
+              <w:left w:w="120" w:type="dxa"/>
+              <w:right w:w="120" w:type="dxa"/>
+            </w:tcMar>
+            <w:tcBorders>
+              <w:top w:val="single" w:sz="4" w:space="0" w:color="CCCCCC"/>
+              <w:bottom w:val="single" w:sz="4" w:space="0" w:color="CCCCCC"/>
+              <w:left w:val="single" w:sz="4" w:space="0" w:color="CCCCCC"/>
+              <w:right w:val="single" w:sz="4" w:space="0" w:color="CCCCCC"/>
+            </w:tcBorders>
+          </w:tcPr>
+          <w:p>
+            <w:pPr>
+              <w:spacing w:before="60" w:after="60" w:line="252" w:lineRule="auto"/>
+              <w:jc w:val="left"/>
+            </w:pPr>
+            <w:r/>
+            <w:r>
+              <w:rPr>
+                <w:b/>
+              </w:rPr>
+              <w:t>750.00</w:t>
             </w:r>
           </w:p>
         </w:tc>
@@ -27797,7 +31087,7 @@
               <w:rPr>
                 <w:b/>
               </w:rPr>
-              <w:t>Wed 16/09</w:t>
+              <w:t>Fri 18/09</w:t>
             </w:r>
           </w:p>
         </w:tc>
@@ -27825,7 +31115,7 @@
             </w:pPr>
             <w:r/>
             <w:r>
-              <w:t>Pre-NY 19-21</w:t>
+              <w:t>NY Close 23-01</w:t>
             </w:r>
           </w:p>
         </w:tc>
@@ -27853,7 +31143,7 @@
             </w:pPr>
             <w:r/>
             <w:r>
-              <w:t>745.25</w:t>
+              <w:t>750.00</w:t>
             </w:r>
           </w:p>
         </w:tc>
@@ -27881,7 +31171,7 @@
             </w:pPr>
             <w:r/>
             <w:r>
-              <w:t>754.50</w:t>
+              <w:t>756.25</w:t>
             </w:r>
           </w:p>
         </w:tc>
@@ -27909,2827 +31199,7 @@
             </w:pPr>
             <w:r/>
             <w:r>
-              <w:t>734.50</w:t>
-            </w:r>
-          </w:p>
-        </w:tc>
-        <w:tc>
-          <w:tcPr>
-            <w:tcW w:type="dxa" w:w="1728"/>
-            <w:shd w:fill="FFFFFF"/>
-            <w:tcMar>
-              <w:top w:w="100" w:type="dxa"/>
-              <w:bottom w:w="100" w:type="dxa"/>
-              <w:left w:w="120" w:type="dxa"/>
-              <w:right w:w="120" w:type="dxa"/>
-            </w:tcMar>
-            <w:tcBorders>
-              <w:top w:val="single" w:sz="4" w:space="0" w:color="CCCCCC"/>
-              <w:bottom w:val="single" w:sz="4" w:space="0" w:color="CCCCCC"/>
-              <w:left w:val="single" w:sz="4" w:space="0" w:color="CCCCCC"/>
-              <w:right w:val="single" w:sz="4" w:space="0" w:color="CCCCCC"/>
-            </w:tcBorders>
-          </w:tcPr>
-          <w:p>
-            <w:pPr>
-              <w:spacing w:before="60" w:after="60" w:line="252" w:lineRule="auto"/>
-              <w:jc w:val="left"/>
-            </w:pPr>
-            <w:r/>
-            <w:r>
-              <w:rPr>
-                <w:b/>
-              </w:rPr>
-              <w:t>745.75</w:t>
-            </w:r>
-          </w:p>
-        </w:tc>
-        <w:tc>
-          <w:tcPr>
-            <w:tcW w:type="dxa" w:w="3456"/>
-            <w:shd w:fill="FFFFFF"/>
-            <w:tcMar>
-              <w:top w:w="100" w:type="dxa"/>
-              <w:bottom w:w="100" w:type="dxa"/>
-              <w:left w:w="120" w:type="dxa"/>
-              <w:right w:w="120" w:type="dxa"/>
-            </w:tcMar>
-            <w:tcBorders>
-              <w:top w:val="single" w:sz="4" w:space="0" w:color="CCCCCC"/>
-              <w:bottom w:val="single" w:sz="4" w:space="0" w:color="CCCCCC"/>
-              <w:left w:val="single" w:sz="4" w:space="0" w:color="CCCCCC"/>
-              <w:right w:val="single" w:sz="4" w:space="0" w:color="CCCCCC"/>
-            </w:tcBorders>
-          </w:tcPr>
-          <w:p>
-            <w:pPr>
-              <w:spacing w:before="60" w:after="60" w:line="252" w:lineRule="auto"/>
-              <w:jc w:val="left"/>
-            </w:pPr>
-            <w:r/>
-            <w:r>
-              <w:rPr>
-                <w:b/>
-              </w:rPr>
-              <w:t>+0.50</w:t>
-            </w:r>
-          </w:p>
-        </w:tc>
-        <w:tc>
-          <w:tcPr>
-            <w:tcW w:type="dxa" w:w="1440"/>
-            <w:shd w:fill="FFFFFF"/>
-            <w:tcMar>
-              <w:top w:w="100" w:type="dxa"/>
-              <w:bottom w:w="100" w:type="dxa"/>
-              <w:left w:w="120" w:type="dxa"/>
-              <w:right w:w="120" w:type="dxa"/>
-            </w:tcMar>
-            <w:tcBorders>
-              <w:top w:val="single" w:sz="4" w:space="0" w:color="CCCCCC"/>
-              <w:bottom w:val="single" w:sz="4" w:space="0" w:color="CCCCCC"/>
-              <w:left w:val="single" w:sz="4" w:space="0" w:color="CCCCCC"/>
-              <w:right w:val="single" w:sz="4" w:space="0" w:color="CCCCCC"/>
-            </w:tcBorders>
-          </w:tcPr>
-          <w:p>
-            <w:pPr>
-              <w:spacing w:before="60" w:after="60" w:line="252" w:lineRule="auto"/>
-              <w:jc w:val="left"/>
-            </w:pPr>
-            <w:r/>
-            <w:r>
-              <w:t>BULL</w:t>
-            </w:r>
-          </w:p>
-        </w:tc>
-      </w:tr>
-      <w:tr>
-        <w:tc>
-          <w:tcPr>
-            <w:tcW w:type="dxa" w:w="1584"/>
-            <w:shd w:fill="F8FAFC"/>
-            <w:tcMar>
-              <w:top w:w="100" w:type="dxa"/>
-              <w:bottom w:w="100" w:type="dxa"/>
-              <w:left w:w="120" w:type="dxa"/>
-              <w:right w:w="120" w:type="dxa"/>
-            </w:tcMar>
-            <w:tcBorders>
-              <w:top w:val="single" w:sz="4" w:space="0" w:color="CCCCCC"/>
-              <w:bottom w:val="single" w:sz="4" w:space="0" w:color="CCCCCC"/>
-              <w:left w:val="single" w:sz="4" w:space="0" w:color="CCCCCC"/>
-              <w:right w:val="single" w:sz="4" w:space="0" w:color="CCCCCC"/>
-            </w:tcBorders>
-          </w:tcPr>
-          <w:p>
-            <w:pPr>
-              <w:spacing w:before="60" w:after="60" w:line="252" w:lineRule="auto"/>
-              <w:jc w:val="left"/>
-            </w:pPr>
-            <w:r/>
-            <w:r>
-              <w:rPr>
-                <w:b/>
-              </w:rPr>
-              <w:t>Wed 16/09</w:t>
-            </w:r>
-          </w:p>
-        </w:tc>
-        <w:tc>
-          <w:tcPr>
-            <w:tcW w:type="dxa" w:w="864"/>
-            <w:shd w:fill="F8FAFC"/>
-            <w:tcMar>
-              <w:top w:w="100" w:type="dxa"/>
-              <w:bottom w:w="100" w:type="dxa"/>
-              <w:left w:w="120" w:type="dxa"/>
-              <w:right w:w="120" w:type="dxa"/>
-            </w:tcMar>
-            <w:tcBorders>
-              <w:top w:val="single" w:sz="4" w:space="0" w:color="CCCCCC"/>
-              <w:bottom w:val="single" w:sz="4" w:space="0" w:color="CCCCCC"/>
-              <w:left w:val="single" w:sz="4" w:space="0" w:color="CCCCCC"/>
-              <w:right w:val="single" w:sz="4" w:space="0" w:color="CCCCCC"/>
-            </w:tcBorders>
-          </w:tcPr>
-          <w:p>
-            <w:pPr>
-              <w:spacing w:before="60" w:after="60" w:line="252" w:lineRule="auto"/>
-              <w:jc w:val="left"/>
-            </w:pPr>
-            <w:r/>
-            <w:r>
-              <w:t>NY Open 21-23</w:t>
-            </w:r>
-          </w:p>
-        </w:tc>
-        <w:tc>
-          <w:tcPr>
-            <w:tcW w:type="dxa" w:w="1440"/>
-            <w:shd w:fill="F8FAFC"/>
-            <w:tcMar>
-              <w:top w:w="100" w:type="dxa"/>
-              <w:bottom w:w="100" w:type="dxa"/>
-              <w:left w:w="120" w:type="dxa"/>
-              <w:right w:w="120" w:type="dxa"/>
-            </w:tcMar>
-            <w:tcBorders>
-              <w:top w:val="single" w:sz="4" w:space="0" w:color="CCCCCC"/>
-              <w:bottom w:val="single" w:sz="4" w:space="0" w:color="CCCCCC"/>
-              <w:left w:val="single" w:sz="4" w:space="0" w:color="CCCCCC"/>
-              <w:right w:val="single" w:sz="4" w:space="0" w:color="CCCCCC"/>
-            </w:tcBorders>
-          </w:tcPr>
-          <w:p>
-            <w:pPr>
-              <w:spacing w:before="60" w:after="60" w:line="252" w:lineRule="auto"/>
-              <w:jc w:val="left"/>
-            </w:pPr>
-            <w:r/>
-            <w:r>
-              <w:t>745.75</w:t>
-            </w:r>
-          </w:p>
-        </w:tc>
-        <w:tc>
-          <w:tcPr>
-            <w:tcW w:type="dxa" w:w="2016"/>
-            <w:shd w:fill="F8FAFC"/>
-            <w:tcMar>
-              <w:top w:w="100" w:type="dxa"/>
-              <w:bottom w:w="100" w:type="dxa"/>
-              <w:left w:w="120" w:type="dxa"/>
-              <w:right w:w="120" w:type="dxa"/>
-            </w:tcMar>
-            <w:tcBorders>
-              <w:top w:val="single" w:sz="4" w:space="0" w:color="CCCCCC"/>
-              <w:bottom w:val="single" w:sz="4" w:space="0" w:color="CCCCCC"/>
-              <w:left w:val="single" w:sz="4" w:space="0" w:color="CCCCCC"/>
-              <w:right w:val="single" w:sz="4" w:space="0" w:color="CCCCCC"/>
-            </w:tcBorders>
-          </w:tcPr>
-          <w:p>
-            <w:pPr>
-              <w:spacing w:before="60" w:after="60" w:line="252" w:lineRule="auto"/>
-              <w:jc w:val="left"/>
-            </w:pPr>
-            <w:r/>
-            <w:r>
-              <w:t>758.00</w:t>
-            </w:r>
-          </w:p>
-        </w:tc>
-        <w:tc>
-          <w:tcPr>
-            <w:tcW w:type="dxa" w:w="1152"/>
-            <w:shd w:fill="F8FAFC"/>
-            <w:tcMar>
-              <w:top w:w="100" w:type="dxa"/>
-              <w:bottom w:w="100" w:type="dxa"/>
-              <w:left w:w="120" w:type="dxa"/>
-              <w:right w:w="120" w:type="dxa"/>
-            </w:tcMar>
-            <w:tcBorders>
-              <w:top w:val="single" w:sz="4" w:space="0" w:color="CCCCCC"/>
-              <w:bottom w:val="single" w:sz="4" w:space="0" w:color="CCCCCC"/>
-              <w:left w:val="single" w:sz="4" w:space="0" w:color="CCCCCC"/>
-              <w:right w:val="single" w:sz="4" w:space="0" w:color="CCCCCC"/>
-            </w:tcBorders>
-          </w:tcPr>
-          <w:p>
-            <w:pPr>
-              <w:spacing w:before="60" w:after="60" w:line="252" w:lineRule="auto"/>
-              <w:jc w:val="left"/>
-            </w:pPr>
-            <w:r/>
-            <w:r>
-              <w:t>731.50</w:t>
-            </w:r>
-          </w:p>
-        </w:tc>
-        <w:tc>
-          <w:tcPr>
-            <w:tcW w:type="dxa" w:w="1728"/>
-            <w:shd w:fill="F8FAFC"/>
-            <w:tcMar>
-              <w:top w:w="100" w:type="dxa"/>
-              <w:bottom w:w="100" w:type="dxa"/>
-              <w:left w:w="120" w:type="dxa"/>
-              <w:right w:w="120" w:type="dxa"/>
-            </w:tcMar>
-            <w:tcBorders>
-              <w:top w:val="single" w:sz="4" w:space="0" w:color="CCCCCC"/>
-              <w:bottom w:val="single" w:sz="4" w:space="0" w:color="CCCCCC"/>
-              <w:left w:val="single" w:sz="4" w:space="0" w:color="CCCCCC"/>
-              <w:right w:val="single" w:sz="4" w:space="0" w:color="CCCCCC"/>
-            </w:tcBorders>
-          </w:tcPr>
-          <w:p>
-            <w:pPr>
-              <w:spacing w:before="60" w:after="60" w:line="252" w:lineRule="auto"/>
-              <w:jc w:val="left"/>
-            </w:pPr>
-            <w:r/>
-            <w:r>
-              <w:rPr>
-                <w:b/>
-              </w:rPr>
-              <w:t>744.25</w:t>
-            </w:r>
-          </w:p>
-        </w:tc>
-        <w:tc>
-          <w:tcPr>
-            <w:tcW w:type="dxa" w:w="3456"/>
-            <w:shd w:fill="F8FAFC"/>
-            <w:tcMar>
-              <w:top w:w="100" w:type="dxa"/>
-              <w:bottom w:w="100" w:type="dxa"/>
-              <w:left w:w="120" w:type="dxa"/>
-              <w:right w:w="120" w:type="dxa"/>
-            </w:tcMar>
-            <w:tcBorders>
-              <w:top w:val="single" w:sz="4" w:space="0" w:color="CCCCCC"/>
-              <w:bottom w:val="single" w:sz="4" w:space="0" w:color="CCCCCC"/>
-              <w:left w:val="single" w:sz="4" w:space="0" w:color="CCCCCC"/>
-              <w:right w:val="single" w:sz="4" w:space="0" w:color="CCCCCC"/>
-            </w:tcBorders>
-          </w:tcPr>
-          <w:p>
-            <w:pPr>
-              <w:spacing w:before="60" w:after="60" w:line="252" w:lineRule="auto"/>
-              <w:jc w:val="left"/>
-            </w:pPr>
-            <w:r/>
-            <w:r>
-              <w:rPr>
-                <w:b/>
-              </w:rPr>
-              <w:t>-1.50</w:t>
-            </w:r>
-          </w:p>
-        </w:tc>
-        <w:tc>
-          <w:tcPr>
-            <w:tcW w:type="dxa" w:w="1440"/>
-            <w:shd w:fill="F8FAFC"/>
-            <w:tcMar>
-              <w:top w:w="100" w:type="dxa"/>
-              <w:bottom w:w="100" w:type="dxa"/>
-              <w:left w:w="120" w:type="dxa"/>
-              <w:right w:w="120" w:type="dxa"/>
-            </w:tcMar>
-            <w:tcBorders>
-              <w:top w:val="single" w:sz="4" w:space="0" w:color="CCCCCC"/>
-              <w:bottom w:val="single" w:sz="4" w:space="0" w:color="CCCCCC"/>
-              <w:left w:val="single" w:sz="4" w:space="0" w:color="CCCCCC"/>
-              <w:right w:val="single" w:sz="4" w:space="0" w:color="CCCCCC"/>
-            </w:tcBorders>
-          </w:tcPr>
-          <w:p>
-            <w:pPr>
-              <w:spacing w:before="60" w:after="60" w:line="252" w:lineRule="auto"/>
-              <w:jc w:val="left"/>
-            </w:pPr>
-            <w:r/>
-            <w:r>
-              <w:t>BEAR</w:t>
-            </w:r>
-          </w:p>
-        </w:tc>
-      </w:tr>
-      <w:tr>
-        <w:tc>
-          <w:tcPr>
-            <w:tcW w:type="dxa" w:w="1584"/>
-            <w:shd w:fill="FFFFFF"/>
-            <w:tcMar>
-              <w:top w:w="100" w:type="dxa"/>
-              <w:bottom w:w="100" w:type="dxa"/>
-              <w:left w:w="120" w:type="dxa"/>
-              <w:right w:w="120" w:type="dxa"/>
-            </w:tcMar>
-            <w:tcBorders>
-              <w:top w:val="single" w:sz="4" w:space="0" w:color="CCCCCC"/>
-              <w:bottom w:val="single" w:sz="4" w:space="0" w:color="CCCCCC"/>
-              <w:left w:val="single" w:sz="4" w:space="0" w:color="CCCCCC"/>
-              <w:right w:val="single" w:sz="4" w:space="0" w:color="CCCCCC"/>
-            </w:tcBorders>
-          </w:tcPr>
-          <w:p>
-            <w:pPr>
-              <w:spacing w:before="60" w:after="60" w:line="252" w:lineRule="auto"/>
-              <w:jc w:val="left"/>
-            </w:pPr>
-            <w:r/>
-            <w:r>
-              <w:rPr>
-                <w:b/>
-              </w:rPr>
-              <w:t>Wed 16/09</w:t>
-            </w:r>
-          </w:p>
-        </w:tc>
-        <w:tc>
-          <w:tcPr>
-            <w:tcW w:type="dxa" w:w="864"/>
-            <w:shd w:fill="FFFFFF"/>
-            <w:tcMar>
-              <w:top w:w="100" w:type="dxa"/>
-              <w:bottom w:w="100" w:type="dxa"/>
-              <w:left w:w="120" w:type="dxa"/>
-              <w:right w:w="120" w:type="dxa"/>
-            </w:tcMar>
-            <w:tcBorders>
-              <w:top w:val="single" w:sz="4" w:space="0" w:color="CCCCCC"/>
-              <w:bottom w:val="single" w:sz="4" w:space="0" w:color="CCCCCC"/>
-              <w:left w:val="single" w:sz="4" w:space="0" w:color="CCCCCC"/>
-              <w:right w:val="single" w:sz="4" w:space="0" w:color="CCCCCC"/>
-            </w:tcBorders>
-          </w:tcPr>
-          <w:p>
-            <w:pPr>
-              <w:spacing w:before="60" w:after="60" w:line="252" w:lineRule="auto"/>
-              <w:jc w:val="left"/>
-            </w:pPr>
-            <w:r/>
-            <w:r>
-              <w:t>NY Close 23-01</w:t>
-            </w:r>
-          </w:p>
-        </w:tc>
-        <w:tc>
-          <w:tcPr>
-            <w:tcW w:type="dxa" w:w="1440"/>
-            <w:shd w:fill="FFFFFF"/>
-            <w:tcMar>
-              <w:top w:w="100" w:type="dxa"/>
-              <w:bottom w:w="100" w:type="dxa"/>
-              <w:left w:w="120" w:type="dxa"/>
-              <w:right w:w="120" w:type="dxa"/>
-            </w:tcMar>
-            <w:tcBorders>
-              <w:top w:val="single" w:sz="4" w:space="0" w:color="CCCCCC"/>
-              <w:bottom w:val="single" w:sz="4" w:space="0" w:color="CCCCCC"/>
-              <w:left w:val="single" w:sz="4" w:space="0" w:color="CCCCCC"/>
-              <w:right w:val="single" w:sz="4" w:space="0" w:color="CCCCCC"/>
-            </w:tcBorders>
-          </w:tcPr>
-          <w:p>
-            <w:pPr>
-              <w:spacing w:before="60" w:after="60" w:line="252" w:lineRule="auto"/>
-              <w:jc w:val="left"/>
-            </w:pPr>
-            <w:r/>
-            <w:r>
-              <w:t>744.25</w:t>
-            </w:r>
-          </w:p>
-        </w:tc>
-        <w:tc>
-          <w:tcPr>
-            <w:tcW w:type="dxa" w:w="2016"/>
-            <w:shd w:fill="FFFFFF"/>
-            <w:tcMar>
-              <w:top w:w="100" w:type="dxa"/>
-              <w:bottom w:w="100" w:type="dxa"/>
-              <w:left w:w="120" w:type="dxa"/>
-              <w:right w:w="120" w:type="dxa"/>
-            </w:tcMar>
-            <w:tcBorders>
-              <w:top w:val="single" w:sz="4" w:space="0" w:color="CCCCCC"/>
-              <w:bottom w:val="single" w:sz="4" w:space="0" w:color="CCCCCC"/>
-              <w:left w:val="single" w:sz="4" w:space="0" w:color="CCCCCC"/>
-              <w:right w:val="single" w:sz="4" w:space="0" w:color="CCCCCC"/>
-            </w:tcBorders>
-          </w:tcPr>
-          <w:p>
-            <w:pPr>
-              <w:spacing w:before="60" w:after="60" w:line="252" w:lineRule="auto"/>
-              <w:jc w:val="left"/>
-            </w:pPr>
-            <w:r/>
-            <w:r>
-              <w:t>751.25</w:t>
-            </w:r>
-          </w:p>
-        </w:tc>
-        <w:tc>
-          <w:tcPr>
-            <w:tcW w:type="dxa" w:w="1152"/>
-            <w:shd w:fill="FFFFFF"/>
-            <w:tcMar>
-              <w:top w:w="100" w:type="dxa"/>
-              <w:bottom w:w="100" w:type="dxa"/>
-              <w:left w:w="120" w:type="dxa"/>
-              <w:right w:w="120" w:type="dxa"/>
-            </w:tcMar>
-            <w:tcBorders>
-              <w:top w:val="single" w:sz="4" w:space="0" w:color="CCCCCC"/>
-              <w:bottom w:val="single" w:sz="4" w:space="0" w:color="CCCCCC"/>
-              <w:left w:val="single" w:sz="4" w:space="0" w:color="CCCCCC"/>
-              <w:right w:val="single" w:sz="4" w:space="0" w:color="CCCCCC"/>
-            </w:tcBorders>
-          </w:tcPr>
-          <w:p>
-            <w:pPr>
-              <w:spacing w:before="60" w:after="60" w:line="252" w:lineRule="auto"/>
-              <w:jc w:val="left"/>
-            </w:pPr>
-            <w:r/>
-            <w:r>
-              <w:t>734.75</w:t>
-            </w:r>
-          </w:p>
-        </w:tc>
-        <w:tc>
-          <w:tcPr>
-            <w:tcW w:type="dxa" w:w="1728"/>
-            <w:shd w:fill="FFFFFF"/>
-            <w:tcMar>
-              <w:top w:w="100" w:type="dxa"/>
-              <w:bottom w:w="100" w:type="dxa"/>
-              <w:left w:w="120" w:type="dxa"/>
-              <w:right w:w="120" w:type="dxa"/>
-            </w:tcMar>
-            <w:tcBorders>
-              <w:top w:val="single" w:sz="4" w:space="0" w:color="CCCCCC"/>
-              <w:bottom w:val="single" w:sz="4" w:space="0" w:color="CCCCCC"/>
-              <w:left w:val="single" w:sz="4" w:space="0" w:color="CCCCCC"/>
-              <w:right w:val="single" w:sz="4" w:space="0" w:color="CCCCCC"/>
-            </w:tcBorders>
-          </w:tcPr>
-          <w:p>
-            <w:pPr>
-              <w:spacing w:before="60" w:after="60" w:line="252" w:lineRule="auto"/>
-              <w:jc w:val="left"/>
-            </w:pPr>
-            <w:r/>
-            <w:r>
-              <w:rPr>
-                <w:b/>
-              </w:rPr>
-              <w:t>744.75</w:t>
-            </w:r>
-          </w:p>
-        </w:tc>
-        <w:tc>
-          <w:tcPr>
-            <w:tcW w:type="dxa" w:w="3456"/>
-            <w:shd w:fill="FFFFFF"/>
-            <w:tcMar>
-              <w:top w:w="100" w:type="dxa"/>
-              <w:bottom w:w="100" w:type="dxa"/>
-              <w:left w:w="120" w:type="dxa"/>
-              <w:right w:w="120" w:type="dxa"/>
-            </w:tcMar>
-            <w:tcBorders>
-              <w:top w:val="single" w:sz="4" w:space="0" w:color="CCCCCC"/>
-              <w:bottom w:val="single" w:sz="4" w:space="0" w:color="CCCCCC"/>
-              <w:left w:val="single" w:sz="4" w:space="0" w:color="CCCCCC"/>
-              <w:right w:val="single" w:sz="4" w:space="0" w:color="CCCCCC"/>
-            </w:tcBorders>
-          </w:tcPr>
-          <w:p>
-            <w:pPr>
-              <w:spacing w:before="60" w:after="60" w:line="252" w:lineRule="auto"/>
-              <w:jc w:val="left"/>
-            </w:pPr>
-            <w:r/>
-            <w:r>
-              <w:rPr>
-                <w:b/>
-              </w:rPr>
-              <w:t>+0.50</w:t>
-            </w:r>
-          </w:p>
-        </w:tc>
-        <w:tc>
-          <w:tcPr>
-            <w:tcW w:type="dxa" w:w="1440"/>
-            <w:shd w:fill="FFFFFF"/>
-            <w:tcMar>
-              <w:top w:w="100" w:type="dxa"/>
-              <w:bottom w:w="100" w:type="dxa"/>
-              <w:left w:w="120" w:type="dxa"/>
-              <w:right w:w="120" w:type="dxa"/>
-            </w:tcMar>
-            <w:tcBorders>
-              <w:top w:val="single" w:sz="4" w:space="0" w:color="CCCCCC"/>
-              <w:bottom w:val="single" w:sz="4" w:space="0" w:color="CCCCCC"/>
-              <w:left w:val="single" w:sz="4" w:space="0" w:color="CCCCCC"/>
-              <w:right w:val="single" w:sz="4" w:space="0" w:color="CCCCCC"/>
-            </w:tcBorders>
-          </w:tcPr>
-          <w:p>
-            <w:pPr>
-              <w:spacing w:before="60" w:after="60" w:line="252" w:lineRule="auto"/>
-              <w:jc w:val="left"/>
-            </w:pPr>
-            <w:r/>
-            <w:r>
-              <w:t>BULL</w:t>
-            </w:r>
-          </w:p>
-        </w:tc>
-      </w:tr>
-      <w:tr>
-        <w:tc>
-          <w:tcPr>
-            <w:tcW w:type="dxa" w:w="1584"/>
-            <w:shd w:fill="F8FAFC"/>
-            <w:tcMar>
-              <w:top w:w="100" w:type="dxa"/>
-              <w:bottom w:w="100" w:type="dxa"/>
-              <w:left w:w="120" w:type="dxa"/>
-              <w:right w:w="120" w:type="dxa"/>
-            </w:tcMar>
-            <w:tcBorders>
-              <w:top w:val="single" w:sz="4" w:space="0" w:color="CCCCCC"/>
-              <w:bottom w:val="single" w:sz="4" w:space="0" w:color="CCCCCC"/>
-              <w:left w:val="single" w:sz="4" w:space="0" w:color="CCCCCC"/>
-              <w:right w:val="single" w:sz="4" w:space="0" w:color="CCCCCC"/>
-            </w:tcBorders>
-          </w:tcPr>
-          <w:p>
-            <w:pPr>
-              <w:spacing w:before="60" w:after="60" w:line="252" w:lineRule="auto"/>
-              <w:jc w:val="left"/>
-            </w:pPr>
-            <w:r/>
-            <w:r>
-              <w:rPr>
-                <w:b/>
-              </w:rPr>
-              <w:t>Thu 17/09</w:t>
-            </w:r>
-          </w:p>
-        </w:tc>
-        <w:tc>
-          <w:tcPr>
-            <w:tcW w:type="dxa" w:w="864"/>
-            <w:shd w:fill="F8FAFC"/>
-            <w:tcMar>
-              <w:top w:w="100" w:type="dxa"/>
-              <w:bottom w:w="100" w:type="dxa"/>
-              <w:left w:w="120" w:type="dxa"/>
-              <w:right w:w="120" w:type="dxa"/>
-            </w:tcMar>
-            <w:tcBorders>
-              <w:top w:val="single" w:sz="4" w:space="0" w:color="CCCCCC"/>
-              <w:bottom w:val="single" w:sz="4" w:space="0" w:color="CCCCCC"/>
-              <w:left w:val="single" w:sz="4" w:space="0" w:color="CCCCCC"/>
-              <w:right w:val="single" w:sz="4" w:space="0" w:color="CCCCCC"/>
-            </w:tcBorders>
-          </w:tcPr>
-          <w:p>
-            <w:pPr>
-              <w:spacing w:before="60" w:after="60" w:line="252" w:lineRule="auto"/>
-              <w:jc w:val="left"/>
-            </w:pPr>
-            <w:r/>
-            <w:r>
-              <w:t>Asia 07-11</w:t>
-            </w:r>
-          </w:p>
-        </w:tc>
-        <w:tc>
-          <w:tcPr>
-            <w:tcW w:type="dxa" w:w="1440"/>
-            <w:shd w:fill="F8FAFC"/>
-            <w:tcMar>
-              <w:top w:w="100" w:type="dxa"/>
-              <w:bottom w:w="100" w:type="dxa"/>
-              <w:left w:w="120" w:type="dxa"/>
-              <w:right w:w="120" w:type="dxa"/>
-            </w:tcMar>
-            <w:tcBorders>
-              <w:top w:val="single" w:sz="4" w:space="0" w:color="CCCCCC"/>
-              <w:bottom w:val="single" w:sz="4" w:space="0" w:color="CCCCCC"/>
-              <w:left w:val="single" w:sz="4" w:space="0" w:color="CCCCCC"/>
-              <w:right w:val="single" w:sz="4" w:space="0" w:color="CCCCCC"/>
-            </w:tcBorders>
-          </w:tcPr>
-          <w:p>
-            <w:pPr>
-              <w:spacing w:before="60" w:after="60" w:line="252" w:lineRule="auto"/>
-              <w:jc w:val="left"/>
-            </w:pPr>
-            <w:r/>
-            <w:r>
-              <w:t>744.75</w:t>
-            </w:r>
-          </w:p>
-        </w:tc>
-        <w:tc>
-          <w:tcPr>
-            <w:tcW w:type="dxa" w:w="2016"/>
-            <w:shd w:fill="F8FAFC"/>
-            <w:tcMar>
-              <w:top w:w="100" w:type="dxa"/>
-              <w:bottom w:w="100" w:type="dxa"/>
-              <w:left w:w="120" w:type="dxa"/>
-              <w:right w:w="120" w:type="dxa"/>
-            </w:tcMar>
-            <w:tcBorders>
-              <w:top w:val="single" w:sz="4" w:space="0" w:color="CCCCCC"/>
-              <w:bottom w:val="single" w:sz="4" w:space="0" w:color="CCCCCC"/>
-              <w:left w:val="single" w:sz="4" w:space="0" w:color="CCCCCC"/>
-              <w:right w:val="single" w:sz="4" w:space="0" w:color="CCCCCC"/>
-            </w:tcBorders>
-          </w:tcPr>
-          <w:p>
-            <w:pPr>
-              <w:spacing w:before="60" w:after="60" w:line="252" w:lineRule="auto"/>
-              <w:jc w:val="left"/>
-            </w:pPr>
-            <w:r/>
-            <w:r>
-              <w:t>755.25</w:t>
-            </w:r>
-          </w:p>
-        </w:tc>
-        <w:tc>
-          <w:tcPr>
-            <w:tcW w:type="dxa" w:w="1152"/>
-            <w:shd w:fill="F8FAFC"/>
-            <w:tcMar>
-              <w:top w:w="100" w:type="dxa"/>
-              <w:bottom w:w="100" w:type="dxa"/>
-              <w:left w:w="120" w:type="dxa"/>
-              <w:right w:w="120" w:type="dxa"/>
-            </w:tcMar>
-            <w:tcBorders>
-              <w:top w:val="single" w:sz="4" w:space="0" w:color="CCCCCC"/>
-              <w:bottom w:val="single" w:sz="4" w:space="0" w:color="CCCCCC"/>
-              <w:left w:val="single" w:sz="4" w:space="0" w:color="CCCCCC"/>
-              <w:right w:val="single" w:sz="4" w:space="0" w:color="CCCCCC"/>
-            </w:tcBorders>
-          </w:tcPr>
-          <w:p>
-            <w:pPr>
-              <w:spacing w:before="60" w:after="60" w:line="252" w:lineRule="auto"/>
-              <w:jc w:val="left"/>
-            </w:pPr>
-            <w:r/>
-            <w:r>
-              <w:t>737.50</w:t>
-            </w:r>
-          </w:p>
-        </w:tc>
-        <w:tc>
-          <w:tcPr>
-            <w:tcW w:type="dxa" w:w="1728"/>
-            <w:shd w:fill="F8FAFC"/>
-            <w:tcMar>
-              <w:top w:w="100" w:type="dxa"/>
-              <w:bottom w:w="100" w:type="dxa"/>
-              <w:left w:w="120" w:type="dxa"/>
-              <w:right w:w="120" w:type="dxa"/>
-            </w:tcMar>
-            <w:tcBorders>
-              <w:top w:val="single" w:sz="4" w:space="0" w:color="CCCCCC"/>
-              <w:bottom w:val="single" w:sz="4" w:space="0" w:color="CCCCCC"/>
-              <w:left w:val="single" w:sz="4" w:space="0" w:color="CCCCCC"/>
-              <w:right w:val="single" w:sz="4" w:space="0" w:color="CCCCCC"/>
-            </w:tcBorders>
-          </w:tcPr>
-          <w:p>
-            <w:pPr>
-              <w:spacing w:before="60" w:after="60" w:line="252" w:lineRule="auto"/>
-              <w:jc w:val="left"/>
-            </w:pPr>
-            <w:r/>
-            <w:r>
-              <w:rPr>
-                <w:b/>
-              </w:rPr>
-              <w:t>744.50</w:t>
-            </w:r>
-          </w:p>
-        </w:tc>
-        <w:tc>
-          <w:tcPr>
-            <w:tcW w:type="dxa" w:w="3456"/>
-            <w:shd w:fill="F8FAFC"/>
-            <w:tcMar>
-              <w:top w:w="100" w:type="dxa"/>
-              <w:bottom w:w="100" w:type="dxa"/>
-              <w:left w:w="120" w:type="dxa"/>
-              <w:right w:w="120" w:type="dxa"/>
-            </w:tcMar>
-            <w:tcBorders>
-              <w:top w:val="single" w:sz="4" w:space="0" w:color="CCCCCC"/>
-              <w:bottom w:val="single" w:sz="4" w:space="0" w:color="CCCCCC"/>
-              <w:left w:val="single" w:sz="4" w:space="0" w:color="CCCCCC"/>
-              <w:right w:val="single" w:sz="4" w:space="0" w:color="CCCCCC"/>
-            </w:tcBorders>
-          </w:tcPr>
-          <w:p>
-            <w:pPr>
-              <w:spacing w:before="60" w:after="60" w:line="252" w:lineRule="auto"/>
-              <w:jc w:val="left"/>
-            </w:pPr>
-            <w:r/>
-            <w:r>
-              <w:rPr>
-                <w:b/>
-              </w:rPr>
-              <w:t>-0.25</w:t>
-            </w:r>
-          </w:p>
-        </w:tc>
-        <w:tc>
-          <w:tcPr>
-            <w:tcW w:type="dxa" w:w="1440"/>
-            <w:shd w:fill="F8FAFC"/>
-            <w:tcMar>
-              <w:top w:w="100" w:type="dxa"/>
-              <w:bottom w:w="100" w:type="dxa"/>
-              <w:left w:w="120" w:type="dxa"/>
-              <w:right w:w="120" w:type="dxa"/>
-            </w:tcMar>
-            <w:tcBorders>
-              <w:top w:val="single" w:sz="4" w:space="0" w:color="CCCCCC"/>
-              <w:bottom w:val="single" w:sz="4" w:space="0" w:color="CCCCCC"/>
-              <w:left w:val="single" w:sz="4" w:space="0" w:color="CCCCCC"/>
-              <w:right w:val="single" w:sz="4" w:space="0" w:color="CCCCCC"/>
-            </w:tcBorders>
-          </w:tcPr>
-          <w:p>
-            <w:pPr>
-              <w:spacing w:before="60" w:after="60" w:line="252" w:lineRule="auto"/>
-              <w:jc w:val="left"/>
-            </w:pPr>
-            <w:r/>
-            <w:r>
-              <w:t>BEAR</w:t>
-            </w:r>
-          </w:p>
-        </w:tc>
-      </w:tr>
-      <w:tr>
-        <w:tc>
-          <w:tcPr>
-            <w:tcW w:type="dxa" w:w="1584"/>
-            <w:shd w:fill="FFFFFF"/>
-            <w:tcMar>
-              <w:top w:w="100" w:type="dxa"/>
-              <w:bottom w:w="100" w:type="dxa"/>
-              <w:left w:w="120" w:type="dxa"/>
-              <w:right w:w="120" w:type="dxa"/>
-            </w:tcMar>
-            <w:tcBorders>
-              <w:top w:val="single" w:sz="4" w:space="0" w:color="CCCCCC"/>
-              <w:bottom w:val="single" w:sz="4" w:space="0" w:color="CCCCCC"/>
-              <w:left w:val="single" w:sz="4" w:space="0" w:color="CCCCCC"/>
-              <w:right w:val="single" w:sz="4" w:space="0" w:color="CCCCCC"/>
-            </w:tcBorders>
-          </w:tcPr>
-          <w:p>
-            <w:pPr>
-              <w:spacing w:before="60" w:after="60" w:line="252" w:lineRule="auto"/>
-              <w:jc w:val="left"/>
-            </w:pPr>
-            <w:r/>
-            <w:r>
-              <w:rPr>
-                <w:b/>
-              </w:rPr>
-              <w:t>Thu 17/09</w:t>
-            </w:r>
-          </w:p>
-        </w:tc>
-        <w:tc>
-          <w:tcPr>
-            <w:tcW w:type="dxa" w:w="864"/>
-            <w:shd w:fill="FFFFFF"/>
-            <w:tcMar>
-              <w:top w:w="100" w:type="dxa"/>
-              <w:bottom w:w="100" w:type="dxa"/>
-              <w:left w:w="120" w:type="dxa"/>
-              <w:right w:w="120" w:type="dxa"/>
-            </w:tcMar>
-            <w:tcBorders>
-              <w:top w:val="single" w:sz="4" w:space="0" w:color="CCCCCC"/>
-              <w:bottom w:val="single" w:sz="4" w:space="0" w:color="CCCCCC"/>
-              <w:left w:val="single" w:sz="4" w:space="0" w:color="CCCCCC"/>
-              <w:right w:val="single" w:sz="4" w:space="0" w:color="CCCCCC"/>
-            </w:tcBorders>
-          </w:tcPr>
-          <w:p>
-            <w:pPr>
-              <w:spacing w:before="60" w:after="60" w:line="252" w:lineRule="auto"/>
-              <w:jc w:val="left"/>
-            </w:pPr>
-            <w:r/>
-            <w:r>
-              <w:t>Asia 11-15</w:t>
-            </w:r>
-          </w:p>
-        </w:tc>
-        <w:tc>
-          <w:tcPr>
-            <w:tcW w:type="dxa" w:w="1440"/>
-            <w:shd w:fill="FFFFFF"/>
-            <w:tcMar>
-              <w:top w:w="100" w:type="dxa"/>
-              <w:bottom w:w="100" w:type="dxa"/>
-              <w:left w:w="120" w:type="dxa"/>
-              <w:right w:w="120" w:type="dxa"/>
-            </w:tcMar>
-            <w:tcBorders>
-              <w:top w:val="single" w:sz="4" w:space="0" w:color="CCCCCC"/>
-              <w:bottom w:val="single" w:sz="4" w:space="0" w:color="CCCCCC"/>
-              <w:left w:val="single" w:sz="4" w:space="0" w:color="CCCCCC"/>
-              <w:right w:val="single" w:sz="4" w:space="0" w:color="CCCCCC"/>
-            </w:tcBorders>
-          </w:tcPr>
-          <w:p>
-            <w:pPr>
-              <w:spacing w:before="60" w:after="60" w:line="252" w:lineRule="auto"/>
-              <w:jc w:val="left"/>
-            </w:pPr>
-            <w:r/>
-            <w:r>
-              <w:t>744.50</w:t>
-            </w:r>
-          </w:p>
-        </w:tc>
-        <w:tc>
-          <w:tcPr>
-            <w:tcW w:type="dxa" w:w="2016"/>
-            <w:shd w:fill="FFFFFF"/>
-            <w:tcMar>
-              <w:top w:w="100" w:type="dxa"/>
-              <w:bottom w:w="100" w:type="dxa"/>
-              <w:left w:w="120" w:type="dxa"/>
-              <w:right w:w="120" w:type="dxa"/>
-            </w:tcMar>
-            <w:tcBorders>
-              <w:top w:val="single" w:sz="4" w:space="0" w:color="CCCCCC"/>
-              <w:bottom w:val="single" w:sz="4" w:space="0" w:color="CCCCCC"/>
-              <w:left w:val="single" w:sz="4" w:space="0" w:color="CCCCCC"/>
-              <w:right w:val="single" w:sz="4" w:space="0" w:color="CCCCCC"/>
-            </w:tcBorders>
-          </w:tcPr>
-          <w:p>
-            <w:pPr>
-              <w:spacing w:before="60" w:after="60" w:line="252" w:lineRule="auto"/>
-              <w:jc w:val="left"/>
-            </w:pPr>
-            <w:r/>
-            <w:r>
-              <w:t>754.25</w:t>
-            </w:r>
-          </w:p>
-        </w:tc>
-        <w:tc>
-          <w:tcPr>
-            <w:tcW w:type="dxa" w:w="1152"/>
-            <w:shd w:fill="FFFFFF"/>
-            <w:tcMar>
-              <w:top w:w="100" w:type="dxa"/>
-              <w:bottom w:w="100" w:type="dxa"/>
-              <w:left w:w="120" w:type="dxa"/>
-              <w:right w:w="120" w:type="dxa"/>
-            </w:tcMar>
-            <w:tcBorders>
-              <w:top w:val="single" w:sz="4" w:space="0" w:color="CCCCCC"/>
-              <w:bottom w:val="single" w:sz="4" w:space="0" w:color="CCCCCC"/>
-              <w:left w:val="single" w:sz="4" w:space="0" w:color="CCCCCC"/>
-              <w:right w:val="single" w:sz="4" w:space="0" w:color="CCCCCC"/>
-            </w:tcBorders>
-          </w:tcPr>
-          <w:p>
-            <w:pPr>
-              <w:spacing w:before="60" w:after="60" w:line="252" w:lineRule="auto"/>
-              <w:jc w:val="left"/>
-            </w:pPr>
-            <w:r/>
-            <w:r>
-              <w:t>734.75</w:t>
-            </w:r>
-          </w:p>
-        </w:tc>
-        <w:tc>
-          <w:tcPr>
-            <w:tcW w:type="dxa" w:w="1728"/>
-            <w:shd w:fill="FFFFFF"/>
-            <w:tcMar>
-              <w:top w:w="100" w:type="dxa"/>
-              <w:bottom w:w="100" w:type="dxa"/>
-              <w:left w:w="120" w:type="dxa"/>
-              <w:right w:w="120" w:type="dxa"/>
-            </w:tcMar>
-            <w:tcBorders>
-              <w:top w:val="single" w:sz="4" w:space="0" w:color="CCCCCC"/>
-              <w:bottom w:val="single" w:sz="4" w:space="0" w:color="CCCCCC"/>
-              <w:left w:val="single" w:sz="4" w:space="0" w:color="CCCCCC"/>
-              <w:right w:val="single" w:sz="4" w:space="0" w:color="CCCCCC"/>
-            </w:tcBorders>
-          </w:tcPr>
-          <w:p>
-            <w:pPr>
-              <w:spacing w:before="60" w:after="60" w:line="252" w:lineRule="auto"/>
-              <w:jc w:val="left"/>
-            </w:pPr>
-            <w:r/>
-            <w:r>
-              <w:rPr>
-                <w:b/>
-              </w:rPr>
-              <w:t>745.00</w:t>
-            </w:r>
-          </w:p>
-        </w:tc>
-        <w:tc>
-          <w:tcPr>
-            <w:tcW w:type="dxa" w:w="3456"/>
-            <w:shd w:fill="FFFFFF"/>
-            <w:tcMar>
-              <w:top w:w="100" w:type="dxa"/>
-              <w:bottom w:w="100" w:type="dxa"/>
-              <w:left w:w="120" w:type="dxa"/>
-              <w:right w:w="120" w:type="dxa"/>
-            </w:tcMar>
-            <w:tcBorders>
-              <w:top w:val="single" w:sz="4" w:space="0" w:color="CCCCCC"/>
-              <w:bottom w:val="single" w:sz="4" w:space="0" w:color="CCCCCC"/>
-              <w:left w:val="single" w:sz="4" w:space="0" w:color="CCCCCC"/>
-              <w:right w:val="single" w:sz="4" w:space="0" w:color="CCCCCC"/>
-            </w:tcBorders>
-          </w:tcPr>
-          <w:p>
-            <w:pPr>
-              <w:spacing w:before="60" w:after="60" w:line="252" w:lineRule="auto"/>
-              <w:jc w:val="left"/>
-            </w:pPr>
-            <w:r/>
-            <w:r>
-              <w:rPr>
-                <w:b/>
-              </w:rPr>
-              <w:t>+0.50</w:t>
-            </w:r>
-          </w:p>
-        </w:tc>
-        <w:tc>
-          <w:tcPr>
-            <w:tcW w:type="dxa" w:w="1440"/>
-            <w:shd w:fill="FFFFFF"/>
-            <w:tcMar>
-              <w:top w:w="100" w:type="dxa"/>
-              <w:bottom w:w="100" w:type="dxa"/>
-              <w:left w:w="120" w:type="dxa"/>
-              <w:right w:w="120" w:type="dxa"/>
-            </w:tcMar>
-            <w:tcBorders>
-              <w:top w:val="single" w:sz="4" w:space="0" w:color="CCCCCC"/>
-              <w:bottom w:val="single" w:sz="4" w:space="0" w:color="CCCCCC"/>
-              <w:left w:val="single" w:sz="4" w:space="0" w:color="CCCCCC"/>
-              <w:right w:val="single" w:sz="4" w:space="0" w:color="CCCCCC"/>
-            </w:tcBorders>
-          </w:tcPr>
-          <w:p>
-            <w:pPr>
-              <w:spacing w:before="60" w:after="60" w:line="252" w:lineRule="auto"/>
-              <w:jc w:val="left"/>
-            </w:pPr>
-            <w:r/>
-            <w:r>
-              <w:t>BULL</w:t>
-            </w:r>
-          </w:p>
-        </w:tc>
-      </w:tr>
-      <w:tr>
-        <w:tc>
-          <w:tcPr>
-            <w:tcW w:type="dxa" w:w="1584"/>
-            <w:shd w:fill="F8FAFC"/>
-            <w:tcMar>
-              <w:top w:w="100" w:type="dxa"/>
-              <w:bottom w:w="100" w:type="dxa"/>
-              <w:left w:w="120" w:type="dxa"/>
-              <w:right w:w="120" w:type="dxa"/>
-            </w:tcMar>
-            <w:tcBorders>
-              <w:top w:val="single" w:sz="4" w:space="0" w:color="CCCCCC"/>
-              <w:bottom w:val="single" w:sz="4" w:space="0" w:color="CCCCCC"/>
-              <w:left w:val="single" w:sz="4" w:space="0" w:color="CCCCCC"/>
-              <w:right w:val="single" w:sz="4" w:space="0" w:color="CCCCCC"/>
-            </w:tcBorders>
-          </w:tcPr>
-          <w:p>
-            <w:pPr>
-              <w:spacing w:before="60" w:after="60" w:line="252" w:lineRule="auto"/>
-              <w:jc w:val="left"/>
-            </w:pPr>
-            <w:r/>
-            <w:r>
-              <w:rPr>
-                <w:b/>
-              </w:rPr>
-              <w:t>Thu 17/09</w:t>
-            </w:r>
-          </w:p>
-        </w:tc>
-        <w:tc>
-          <w:tcPr>
-            <w:tcW w:type="dxa" w:w="864"/>
-            <w:shd w:fill="F8FAFC"/>
-            <w:tcMar>
-              <w:top w:w="100" w:type="dxa"/>
-              <w:bottom w:w="100" w:type="dxa"/>
-              <w:left w:w="120" w:type="dxa"/>
-              <w:right w:w="120" w:type="dxa"/>
-            </w:tcMar>
-            <w:tcBorders>
-              <w:top w:val="single" w:sz="4" w:space="0" w:color="CCCCCC"/>
-              <w:bottom w:val="single" w:sz="4" w:space="0" w:color="CCCCCC"/>
-              <w:left w:val="single" w:sz="4" w:space="0" w:color="CCCCCC"/>
-              <w:right w:val="single" w:sz="4" w:space="0" w:color="CCCCCC"/>
-            </w:tcBorders>
-          </w:tcPr>
-          <w:p>
-            <w:pPr>
-              <w:spacing w:before="60" w:after="60" w:line="252" w:lineRule="auto"/>
-              <w:jc w:val="left"/>
-            </w:pPr>
-            <w:r/>
-            <w:r>
-              <w:t>London 15-19</w:t>
-            </w:r>
-          </w:p>
-        </w:tc>
-        <w:tc>
-          <w:tcPr>
-            <w:tcW w:type="dxa" w:w="1440"/>
-            <w:shd w:fill="F8FAFC"/>
-            <w:tcMar>
-              <w:top w:w="100" w:type="dxa"/>
-              <w:bottom w:w="100" w:type="dxa"/>
-              <w:left w:w="120" w:type="dxa"/>
-              <w:right w:w="120" w:type="dxa"/>
-            </w:tcMar>
-            <w:tcBorders>
-              <w:top w:val="single" w:sz="4" w:space="0" w:color="CCCCCC"/>
-              <w:bottom w:val="single" w:sz="4" w:space="0" w:color="CCCCCC"/>
-              <w:left w:val="single" w:sz="4" w:space="0" w:color="CCCCCC"/>
-              <w:right w:val="single" w:sz="4" w:space="0" w:color="CCCCCC"/>
-            </w:tcBorders>
-          </w:tcPr>
-          <w:p>
-            <w:pPr>
-              <w:spacing w:before="60" w:after="60" w:line="252" w:lineRule="auto"/>
-              <w:jc w:val="left"/>
-            </w:pPr>
-            <w:r/>
-            <w:r>
-              <w:t>745.00</w:t>
-            </w:r>
-          </w:p>
-        </w:tc>
-        <w:tc>
-          <w:tcPr>
-            <w:tcW w:type="dxa" w:w="2016"/>
-            <w:shd w:fill="F8FAFC"/>
-            <w:tcMar>
-              <w:top w:w="100" w:type="dxa"/>
-              <w:bottom w:w="100" w:type="dxa"/>
-              <w:left w:w="120" w:type="dxa"/>
-              <w:right w:w="120" w:type="dxa"/>
-            </w:tcMar>
-            <w:tcBorders>
-              <w:top w:val="single" w:sz="4" w:space="0" w:color="CCCCCC"/>
-              <w:bottom w:val="single" w:sz="4" w:space="0" w:color="CCCCCC"/>
-              <w:left w:val="single" w:sz="4" w:space="0" w:color="CCCCCC"/>
-              <w:right w:val="single" w:sz="4" w:space="0" w:color="CCCCCC"/>
-            </w:tcBorders>
-          </w:tcPr>
-          <w:p>
-            <w:pPr>
-              <w:spacing w:before="60" w:after="60" w:line="252" w:lineRule="auto"/>
-              <w:jc w:val="left"/>
-            </w:pPr>
-            <w:r/>
-            <w:r>
-              <w:t>755.75</w:t>
-            </w:r>
-          </w:p>
-        </w:tc>
-        <w:tc>
-          <w:tcPr>
-            <w:tcW w:type="dxa" w:w="1152"/>
-            <w:shd w:fill="F8FAFC"/>
-            <w:tcMar>
-              <w:top w:w="100" w:type="dxa"/>
-              <w:bottom w:w="100" w:type="dxa"/>
-              <w:left w:w="120" w:type="dxa"/>
-              <w:right w:w="120" w:type="dxa"/>
-            </w:tcMar>
-            <w:tcBorders>
-              <w:top w:val="single" w:sz="4" w:space="0" w:color="CCCCCC"/>
-              <w:bottom w:val="single" w:sz="4" w:space="0" w:color="CCCCCC"/>
-              <w:left w:val="single" w:sz="4" w:space="0" w:color="CCCCCC"/>
-              <w:right w:val="single" w:sz="4" w:space="0" w:color="CCCCCC"/>
-            </w:tcBorders>
-          </w:tcPr>
-          <w:p>
-            <w:pPr>
-              <w:spacing w:before="60" w:after="60" w:line="252" w:lineRule="auto"/>
-              <w:jc w:val="left"/>
-            </w:pPr>
-            <w:r/>
-            <w:r>
-              <w:t>737.75</w:t>
-            </w:r>
-          </w:p>
-        </w:tc>
-        <w:tc>
-          <w:tcPr>
-            <w:tcW w:type="dxa" w:w="1728"/>
-            <w:shd w:fill="F8FAFC"/>
-            <w:tcMar>
-              <w:top w:w="100" w:type="dxa"/>
-              <w:bottom w:w="100" w:type="dxa"/>
-              <w:left w:w="120" w:type="dxa"/>
-              <w:right w:w="120" w:type="dxa"/>
-            </w:tcMar>
-            <w:tcBorders>
-              <w:top w:val="single" w:sz="4" w:space="0" w:color="CCCCCC"/>
-              <w:bottom w:val="single" w:sz="4" w:space="0" w:color="CCCCCC"/>
-              <w:left w:val="single" w:sz="4" w:space="0" w:color="CCCCCC"/>
-              <w:right w:val="single" w:sz="4" w:space="0" w:color="CCCCCC"/>
-            </w:tcBorders>
-          </w:tcPr>
-          <w:p>
-            <w:pPr>
-              <w:spacing w:before="60" w:after="60" w:line="252" w:lineRule="auto"/>
-              <w:jc w:val="left"/>
-            </w:pPr>
-            <w:r/>
-            <w:r>
-              <w:rPr>
-                <w:b/>
-              </w:rPr>
-              <w:t>745.75</w:t>
-            </w:r>
-          </w:p>
-        </w:tc>
-        <w:tc>
-          <w:tcPr>
-            <w:tcW w:type="dxa" w:w="3456"/>
-            <w:shd w:fill="F8FAFC"/>
-            <w:tcMar>
-              <w:top w:w="100" w:type="dxa"/>
-              <w:bottom w:w="100" w:type="dxa"/>
-              <w:left w:w="120" w:type="dxa"/>
-              <w:right w:w="120" w:type="dxa"/>
-            </w:tcMar>
-            <w:tcBorders>
-              <w:top w:val="single" w:sz="4" w:space="0" w:color="CCCCCC"/>
-              <w:bottom w:val="single" w:sz="4" w:space="0" w:color="CCCCCC"/>
-              <w:left w:val="single" w:sz="4" w:space="0" w:color="CCCCCC"/>
-              <w:right w:val="single" w:sz="4" w:space="0" w:color="CCCCCC"/>
-            </w:tcBorders>
-          </w:tcPr>
-          <w:p>
-            <w:pPr>
-              <w:spacing w:before="60" w:after="60" w:line="252" w:lineRule="auto"/>
-              <w:jc w:val="left"/>
-            </w:pPr>
-            <w:r/>
-            <w:r>
-              <w:rPr>
-                <w:b/>
-              </w:rPr>
-              <w:t>+0.75</w:t>
-            </w:r>
-          </w:p>
-        </w:tc>
-        <w:tc>
-          <w:tcPr>
-            <w:tcW w:type="dxa" w:w="1440"/>
-            <w:shd w:fill="F8FAFC"/>
-            <w:tcMar>
-              <w:top w:w="100" w:type="dxa"/>
-              <w:bottom w:w="100" w:type="dxa"/>
-              <w:left w:w="120" w:type="dxa"/>
-              <w:right w:w="120" w:type="dxa"/>
-            </w:tcMar>
-            <w:tcBorders>
-              <w:top w:val="single" w:sz="4" w:space="0" w:color="CCCCCC"/>
-              <w:bottom w:val="single" w:sz="4" w:space="0" w:color="CCCCCC"/>
-              <w:left w:val="single" w:sz="4" w:space="0" w:color="CCCCCC"/>
-              <w:right w:val="single" w:sz="4" w:space="0" w:color="CCCCCC"/>
-            </w:tcBorders>
-          </w:tcPr>
-          <w:p>
-            <w:pPr>
-              <w:spacing w:before="60" w:after="60" w:line="252" w:lineRule="auto"/>
-              <w:jc w:val="left"/>
-            </w:pPr>
-            <w:r/>
-            <w:r>
-              <w:t>BULL</w:t>
-            </w:r>
-          </w:p>
-        </w:tc>
-      </w:tr>
-      <w:tr>
-        <w:tc>
-          <w:tcPr>
-            <w:tcW w:type="dxa" w:w="1584"/>
-            <w:shd w:fill="FFFFFF"/>
-            <w:tcMar>
-              <w:top w:w="100" w:type="dxa"/>
-              <w:bottom w:w="100" w:type="dxa"/>
-              <w:left w:w="120" w:type="dxa"/>
-              <w:right w:w="120" w:type="dxa"/>
-            </w:tcMar>
-            <w:tcBorders>
-              <w:top w:val="single" w:sz="4" w:space="0" w:color="CCCCCC"/>
-              <w:bottom w:val="single" w:sz="4" w:space="0" w:color="CCCCCC"/>
-              <w:left w:val="single" w:sz="4" w:space="0" w:color="CCCCCC"/>
-              <w:right w:val="single" w:sz="4" w:space="0" w:color="CCCCCC"/>
-            </w:tcBorders>
-          </w:tcPr>
-          <w:p>
-            <w:pPr>
-              <w:spacing w:before="60" w:after="60" w:line="252" w:lineRule="auto"/>
-              <w:jc w:val="left"/>
-            </w:pPr>
-            <w:r/>
-            <w:r>
-              <w:rPr>
-                <w:b/>
-              </w:rPr>
-              <w:t>Thu 17/09</w:t>
-            </w:r>
-          </w:p>
-        </w:tc>
-        <w:tc>
-          <w:tcPr>
-            <w:tcW w:type="dxa" w:w="864"/>
-            <w:shd w:fill="FFFFFF"/>
-            <w:tcMar>
-              <w:top w:w="100" w:type="dxa"/>
-              <w:bottom w:w="100" w:type="dxa"/>
-              <w:left w:w="120" w:type="dxa"/>
-              <w:right w:w="120" w:type="dxa"/>
-            </w:tcMar>
-            <w:tcBorders>
-              <w:top w:val="single" w:sz="4" w:space="0" w:color="CCCCCC"/>
-              <w:bottom w:val="single" w:sz="4" w:space="0" w:color="CCCCCC"/>
-              <w:left w:val="single" w:sz="4" w:space="0" w:color="CCCCCC"/>
-              <w:right w:val="single" w:sz="4" w:space="0" w:color="CCCCCC"/>
-            </w:tcBorders>
-          </w:tcPr>
-          <w:p>
-            <w:pPr>
-              <w:spacing w:before="60" w:after="60" w:line="252" w:lineRule="auto"/>
-              <w:jc w:val="left"/>
-            </w:pPr>
-            <w:r/>
-            <w:r>
-              <w:t>Pre-NY 19-21</w:t>
-            </w:r>
-          </w:p>
-        </w:tc>
-        <w:tc>
-          <w:tcPr>
-            <w:tcW w:type="dxa" w:w="1440"/>
-            <w:shd w:fill="FFFFFF"/>
-            <w:tcMar>
-              <w:top w:w="100" w:type="dxa"/>
-              <w:bottom w:w="100" w:type="dxa"/>
-              <w:left w:w="120" w:type="dxa"/>
-              <w:right w:w="120" w:type="dxa"/>
-            </w:tcMar>
-            <w:tcBorders>
-              <w:top w:val="single" w:sz="4" w:space="0" w:color="CCCCCC"/>
-              <w:bottom w:val="single" w:sz="4" w:space="0" w:color="CCCCCC"/>
-              <w:left w:val="single" w:sz="4" w:space="0" w:color="CCCCCC"/>
-              <w:right w:val="single" w:sz="4" w:space="0" w:color="CCCCCC"/>
-            </w:tcBorders>
-          </w:tcPr>
-          <w:p>
-            <w:pPr>
-              <w:spacing w:before="60" w:after="60" w:line="252" w:lineRule="auto"/>
-              <w:jc w:val="left"/>
-            </w:pPr>
-            <w:r/>
-            <w:r>
-              <w:t>745.75</w:t>
-            </w:r>
-          </w:p>
-        </w:tc>
-        <w:tc>
-          <w:tcPr>
-            <w:tcW w:type="dxa" w:w="2016"/>
-            <w:shd w:fill="FFFFFF"/>
-            <w:tcMar>
-              <w:top w:w="100" w:type="dxa"/>
-              <w:bottom w:w="100" w:type="dxa"/>
-              <w:left w:w="120" w:type="dxa"/>
-              <w:right w:w="120" w:type="dxa"/>
-            </w:tcMar>
-            <w:tcBorders>
-              <w:top w:val="single" w:sz="4" w:space="0" w:color="CCCCCC"/>
-              <w:bottom w:val="single" w:sz="4" w:space="0" w:color="CCCCCC"/>
-              <w:left w:val="single" w:sz="4" w:space="0" w:color="CCCCCC"/>
-              <w:right w:val="single" w:sz="4" w:space="0" w:color="CCCCCC"/>
-            </w:tcBorders>
-          </w:tcPr>
-          <w:p>
-            <w:pPr>
-              <w:spacing w:before="60" w:after="60" w:line="252" w:lineRule="auto"/>
-              <w:jc w:val="left"/>
-            </w:pPr>
-            <w:r/>
-            <w:r>
-              <w:t>752.25</w:t>
-            </w:r>
-          </w:p>
-        </w:tc>
-        <w:tc>
-          <w:tcPr>
-            <w:tcW w:type="dxa" w:w="1152"/>
-            <w:shd w:fill="FFFFFF"/>
-            <w:tcMar>
-              <w:top w:w="100" w:type="dxa"/>
-              <w:bottom w:w="100" w:type="dxa"/>
-              <w:left w:w="120" w:type="dxa"/>
-              <w:right w:w="120" w:type="dxa"/>
-            </w:tcMar>
-            <w:tcBorders>
-              <w:top w:val="single" w:sz="4" w:space="0" w:color="CCCCCC"/>
-              <w:bottom w:val="single" w:sz="4" w:space="0" w:color="CCCCCC"/>
-              <w:left w:val="single" w:sz="4" w:space="0" w:color="CCCCCC"/>
-              <w:right w:val="single" w:sz="4" w:space="0" w:color="CCCCCC"/>
-            </w:tcBorders>
-          </w:tcPr>
-          <w:p>
-            <w:pPr>
-              <w:spacing w:before="60" w:after="60" w:line="252" w:lineRule="auto"/>
-              <w:jc w:val="left"/>
-            </w:pPr>
-            <w:r/>
-            <w:r>
-              <w:t>737.25</w:t>
-            </w:r>
-          </w:p>
-        </w:tc>
-        <w:tc>
-          <w:tcPr>
-            <w:tcW w:type="dxa" w:w="1728"/>
-            <w:shd w:fill="FFFFFF"/>
-            <w:tcMar>
-              <w:top w:w="100" w:type="dxa"/>
-              <w:bottom w:w="100" w:type="dxa"/>
-              <w:left w:w="120" w:type="dxa"/>
-              <w:right w:w="120" w:type="dxa"/>
-            </w:tcMar>
-            <w:tcBorders>
-              <w:top w:val="single" w:sz="4" w:space="0" w:color="CCCCCC"/>
-              <w:bottom w:val="single" w:sz="4" w:space="0" w:color="CCCCCC"/>
-              <w:left w:val="single" w:sz="4" w:space="0" w:color="CCCCCC"/>
-              <w:right w:val="single" w:sz="4" w:space="0" w:color="CCCCCC"/>
-            </w:tcBorders>
-          </w:tcPr>
-          <w:p>
-            <w:pPr>
-              <w:spacing w:before="60" w:after="60" w:line="252" w:lineRule="auto"/>
-              <w:jc w:val="left"/>
-            </w:pPr>
-            <w:r/>
-            <w:r>
-              <w:rPr>
-                <w:b/>
-              </w:rPr>
-              <w:t>746.25</w:t>
-            </w:r>
-          </w:p>
-        </w:tc>
-        <w:tc>
-          <w:tcPr>
-            <w:tcW w:type="dxa" w:w="3456"/>
-            <w:shd w:fill="FFFFFF"/>
-            <w:tcMar>
-              <w:top w:w="100" w:type="dxa"/>
-              <w:bottom w:w="100" w:type="dxa"/>
-              <w:left w:w="120" w:type="dxa"/>
-              <w:right w:w="120" w:type="dxa"/>
-            </w:tcMar>
-            <w:tcBorders>
-              <w:top w:val="single" w:sz="4" w:space="0" w:color="CCCCCC"/>
-              <w:bottom w:val="single" w:sz="4" w:space="0" w:color="CCCCCC"/>
-              <w:left w:val="single" w:sz="4" w:space="0" w:color="CCCCCC"/>
-              <w:right w:val="single" w:sz="4" w:space="0" w:color="CCCCCC"/>
-            </w:tcBorders>
-          </w:tcPr>
-          <w:p>
-            <w:pPr>
-              <w:spacing w:before="60" w:after="60" w:line="252" w:lineRule="auto"/>
-              <w:jc w:val="left"/>
-            </w:pPr>
-            <w:r/>
-            <w:r>
-              <w:rPr>
-                <w:b/>
-              </w:rPr>
-              <w:t>+0.50</w:t>
-            </w:r>
-          </w:p>
-        </w:tc>
-        <w:tc>
-          <w:tcPr>
-            <w:tcW w:type="dxa" w:w="1440"/>
-            <w:shd w:fill="FFFFFF"/>
-            <w:tcMar>
-              <w:top w:w="100" w:type="dxa"/>
-              <w:bottom w:w="100" w:type="dxa"/>
-              <w:left w:w="120" w:type="dxa"/>
-              <w:right w:w="120" w:type="dxa"/>
-            </w:tcMar>
-            <w:tcBorders>
-              <w:top w:val="single" w:sz="4" w:space="0" w:color="CCCCCC"/>
-              <w:bottom w:val="single" w:sz="4" w:space="0" w:color="CCCCCC"/>
-              <w:left w:val="single" w:sz="4" w:space="0" w:color="CCCCCC"/>
-              <w:right w:val="single" w:sz="4" w:space="0" w:color="CCCCCC"/>
-            </w:tcBorders>
-          </w:tcPr>
-          <w:p>
-            <w:pPr>
-              <w:spacing w:before="60" w:after="60" w:line="252" w:lineRule="auto"/>
-              <w:jc w:val="left"/>
-            </w:pPr>
-            <w:r/>
-            <w:r>
-              <w:t>BULL</w:t>
-            </w:r>
-          </w:p>
-        </w:tc>
-      </w:tr>
-      <w:tr>
-        <w:tc>
-          <w:tcPr>
-            <w:tcW w:type="dxa" w:w="1584"/>
-            <w:shd w:fill="F8FAFC"/>
-            <w:tcMar>
-              <w:top w:w="100" w:type="dxa"/>
-              <w:bottom w:w="100" w:type="dxa"/>
-              <w:left w:w="120" w:type="dxa"/>
-              <w:right w:w="120" w:type="dxa"/>
-            </w:tcMar>
-            <w:tcBorders>
-              <w:top w:val="single" w:sz="4" w:space="0" w:color="CCCCCC"/>
-              <w:bottom w:val="single" w:sz="4" w:space="0" w:color="CCCCCC"/>
-              <w:left w:val="single" w:sz="4" w:space="0" w:color="CCCCCC"/>
-              <w:right w:val="single" w:sz="4" w:space="0" w:color="CCCCCC"/>
-            </w:tcBorders>
-          </w:tcPr>
-          <w:p>
-            <w:pPr>
-              <w:spacing w:before="60" w:after="60" w:line="252" w:lineRule="auto"/>
-              <w:jc w:val="left"/>
-            </w:pPr>
-            <w:r/>
-            <w:r>
-              <w:rPr>
-                <w:b/>
-              </w:rPr>
-              <w:t>Thu 17/09</w:t>
-            </w:r>
-          </w:p>
-        </w:tc>
-        <w:tc>
-          <w:tcPr>
-            <w:tcW w:type="dxa" w:w="864"/>
-            <w:shd w:fill="F8FAFC"/>
-            <w:tcMar>
-              <w:top w:w="100" w:type="dxa"/>
-              <w:bottom w:w="100" w:type="dxa"/>
-              <w:left w:w="120" w:type="dxa"/>
-              <w:right w:w="120" w:type="dxa"/>
-            </w:tcMar>
-            <w:tcBorders>
-              <w:top w:val="single" w:sz="4" w:space="0" w:color="CCCCCC"/>
-              <w:bottom w:val="single" w:sz="4" w:space="0" w:color="CCCCCC"/>
-              <w:left w:val="single" w:sz="4" w:space="0" w:color="CCCCCC"/>
-              <w:right w:val="single" w:sz="4" w:space="0" w:color="CCCCCC"/>
-            </w:tcBorders>
-          </w:tcPr>
-          <w:p>
-            <w:pPr>
-              <w:spacing w:before="60" w:after="60" w:line="252" w:lineRule="auto"/>
-              <w:jc w:val="left"/>
-            </w:pPr>
-            <w:r/>
-            <w:r>
-              <w:t>NY Open 21-23</w:t>
-            </w:r>
-          </w:p>
-        </w:tc>
-        <w:tc>
-          <w:tcPr>
-            <w:tcW w:type="dxa" w:w="1440"/>
-            <w:shd w:fill="F8FAFC"/>
-            <w:tcMar>
-              <w:top w:w="100" w:type="dxa"/>
-              <w:bottom w:w="100" w:type="dxa"/>
-              <w:left w:w="120" w:type="dxa"/>
-              <w:right w:w="120" w:type="dxa"/>
-            </w:tcMar>
-            <w:tcBorders>
-              <w:top w:val="single" w:sz="4" w:space="0" w:color="CCCCCC"/>
-              <w:bottom w:val="single" w:sz="4" w:space="0" w:color="CCCCCC"/>
-              <w:left w:val="single" w:sz="4" w:space="0" w:color="CCCCCC"/>
-              <w:right w:val="single" w:sz="4" w:space="0" w:color="CCCCCC"/>
-            </w:tcBorders>
-          </w:tcPr>
-          <w:p>
-            <w:pPr>
-              <w:spacing w:before="60" w:after="60" w:line="252" w:lineRule="auto"/>
-              <w:jc w:val="left"/>
-            </w:pPr>
-            <w:r/>
-            <w:r>
-              <w:t>746.25</w:t>
-            </w:r>
-          </w:p>
-        </w:tc>
-        <w:tc>
-          <w:tcPr>
-            <w:tcW w:type="dxa" w:w="2016"/>
-            <w:shd w:fill="F8FAFC"/>
-            <w:tcMar>
-              <w:top w:w="100" w:type="dxa"/>
-              <w:bottom w:w="100" w:type="dxa"/>
-              <w:left w:w="120" w:type="dxa"/>
-              <w:right w:w="120" w:type="dxa"/>
-            </w:tcMar>
-            <w:tcBorders>
-              <w:top w:val="single" w:sz="4" w:space="0" w:color="CCCCCC"/>
-              <w:bottom w:val="single" w:sz="4" w:space="0" w:color="CCCCCC"/>
-              <w:left w:val="single" w:sz="4" w:space="0" w:color="CCCCCC"/>
-              <w:right w:val="single" w:sz="4" w:space="0" w:color="CCCCCC"/>
-            </w:tcBorders>
-          </w:tcPr>
-          <w:p>
-            <w:pPr>
-              <w:spacing w:before="60" w:after="60" w:line="252" w:lineRule="auto"/>
-              <w:jc w:val="left"/>
-            </w:pPr>
-            <w:r/>
-            <w:r>
-              <w:t>757.25</w:t>
-            </w:r>
-          </w:p>
-        </w:tc>
-        <w:tc>
-          <w:tcPr>
-            <w:tcW w:type="dxa" w:w="1152"/>
-            <w:shd w:fill="F8FAFC"/>
-            <w:tcMar>
-              <w:top w:w="100" w:type="dxa"/>
-              <w:bottom w:w="100" w:type="dxa"/>
-              <w:left w:w="120" w:type="dxa"/>
-              <w:right w:w="120" w:type="dxa"/>
-            </w:tcMar>
-            <w:tcBorders>
-              <w:top w:val="single" w:sz="4" w:space="0" w:color="CCCCCC"/>
-              <w:bottom w:val="single" w:sz="4" w:space="0" w:color="CCCCCC"/>
-              <w:left w:val="single" w:sz="4" w:space="0" w:color="CCCCCC"/>
-              <w:right w:val="single" w:sz="4" w:space="0" w:color="CCCCCC"/>
-            </w:tcBorders>
-          </w:tcPr>
-          <w:p>
-            <w:pPr>
-              <w:spacing w:before="60" w:after="60" w:line="252" w:lineRule="auto"/>
-              <w:jc w:val="left"/>
-            </w:pPr>
-            <w:r/>
-            <w:r>
-              <w:t>734.50</w:t>
-            </w:r>
-          </w:p>
-        </w:tc>
-        <w:tc>
-          <w:tcPr>
-            <w:tcW w:type="dxa" w:w="1728"/>
-            <w:shd w:fill="F8FAFC"/>
-            <w:tcMar>
-              <w:top w:w="100" w:type="dxa"/>
-              <w:bottom w:w="100" w:type="dxa"/>
-              <w:left w:w="120" w:type="dxa"/>
-              <w:right w:w="120" w:type="dxa"/>
-            </w:tcMar>
-            <w:tcBorders>
-              <w:top w:val="single" w:sz="4" w:space="0" w:color="CCCCCC"/>
-              <w:bottom w:val="single" w:sz="4" w:space="0" w:color="CCCCCC"/>
-              <w:left w:val="single" w:sz="4" w:space="0" w:color="CCCCCC"/>
-              <w:right w:val="single" w:sz="4" w:space="0" w:color="CCCCCC"/>
-            </w:tcBorders>
-          </w:tcPr>
-          <w:p>
-            <w:pPr>
-              <w:spacing w:before="60" w:after="60" w:line="252" w:lineRule="auto"/>
-              <w:jc w:val="left"/>
-            </w:pPr>
-            <w:r/>
-            <w:r>
-              <w:rPr>
-                <w:b/>
-              </w:rPr>
-              <w:t>749.75</w:t>
-            </w:r>
-          </w:p>
-        </w:tc>
-        <w:tc>
-          <w:tcPr>
-            <w:tcW w:type="dxa" w:w="3456"/>
-            <w:shd w:fill="F8FAFC"/>
-            <w:tcMar>
-              <w:top w:w="100" w:type="dxa"/>
-              <w:bottom w:w="100" w:type="dxa"/>
-              <w:left w:w="120" w:type="dxa"/>
-              <w:right w:w="120" w:type="dxa"/>
-            </w:tcMar>
-            <w:tcBorders>
-              <w:top w:val="single" w:sz="4" w:space="0" w:color="CCCCCC"/>
-              <w:bottom w:val="single" w:sz="4" w:space="0" w:color="CCCCCC"/>
-              <w:left w:val="single" w:sz="4" w:space="0" w:color="CCCCCC"/>
-              <w:right w:val="single" w:sz="4" w:space="0" w:color="CCCCCC"/>
-            </w:tcBorders>
-          </w:tcPr>
-          <w:p>
-            <w:pPr>
-              <w:spacing w:before="60" w:after="60" w:line="252" w:lineRule="auto"/>
-              <w:jc w:val="left"/>
-            </w:pPr>
-            <w:r/>
-            <w:r>
-              <w:rPr>
-                <w:b/>
-              </w:rPr>
-              <w:t>+3.50</w:t>
-            </w:r>
-          </w:p>
-        </w:tc>
-        <w:tc>
-          <w:tcPr>
-            <w:tcW w:type="dxa" w:w="1440"/>
-            <w:shd w:fill="F8FAFC"/>
-            <w:tcMar>
-              <w:top w:w="100" w:type="dxa"/>
-              <w:bottom w:w="100" w:type="dxa"/>
-              <w:left w:w="120" w:type="dxa"/>
-              <w:right w:w="120" w:type="dxa"/>
-            </w:tcMar>
-            <w:tcBorders>
-              <w:top w:val="single" w:sz="4" w:space="0" w:color="CCCCCC"/>
-              <w:bottom w:val="single" w:sz="4" w:space="0" w:color="CCCCCC"/>
-              <w:left w:val="single" w:sz="4" w:space="0" w:color="CCCCCC"/>
-              <w:right w:val="single" w:sz="4" w:space="0" w:color="CCCCCC"/>
-            </w:tcBorders>
-          </w:tcPr>
-          <w:p>
-            <w:pPr>
-              <w:spacing w:before="60" w:after="60" w:line="252" w:lineRule="auto"/>
-              <w:jc w:val="left"/>
-            </w:pPr>
-            <w:r/>
-            <w:r>
-              <w:t>BULL</w:t>
-            </w:r>
-          </w:p>
-        </w:tc>
-      </w:tr>
-      <w:tr>
-        <w:tc>
-          <w:tcPr>
-            <w:tcW w:type="dxa" w:w="1584"/>
-            <w:shd w:fill="FFFFFF"/>
-            <w:tcMar>
-              <w:top w:w="100" w:type="dxa"/>
-              <w:bottom w:w="100" w:type="dxa"/>
-              <w:left w:w="120" w:type="dxa"/>
-              <w:right w:w="120" w:type="dxa"/>
-            </w:tcMar>
-            <w:tcBorders>
-              <w:top w:val="single" w:sz="4" w:space="0" w:color="CCCCCC"/>
-              <w:bottom w:val="single" w:sz="4" w:space="0" w:color="CCCCCC"/>
-              <w:left w:val="single" w:sz="4" w:space="0" w:color="CCCCCC"/>
-              <w:right w:val="single" w:sz="4" w:space="0" w:color="CCCCCC"/>
-            </w:tcBorders>
-          </w:tcPr>
-          <w:p>
-            <w:pPr>
-              <w:spacing w:before="60" w:after="60" w:line="252" w:lineRule="auto"/>
-              <w:jc w:val="left"/>
-            </w:pPr>
-            <w:r/>
-            <w:r>
-              <w:rPr>
-                <w:b/>
-              </w:rPr>
-              <w:t>Thu 17/09</w:t>
-            </w:r>
-          </w:p>
-        </w:tc>
-        <w:tc>
-          <w:tcPr>
-            <w:tcW w:type="dxa" w:w="864"/>
-            <w:shd w:fill="FFFFFF"/>
-            <w:tcMar>
-              <w:top w:w="100" w:type="dxa"/>
-              <w:bottom w:w="100" w:type="dxa"/>
-              <w:left w:w="120" w:type="dxa"/>
-              <w:right w:w="120" w:type="dxa"/>
-            </w:tcMar>
-            <w:tcBorders>
-              <w:top w:val="single" w:sz="4" w:space="0" w:color="CCCCCC"/>
-              <w:bottom w:val="single" w:sz="4" w:space="0" w:color="CCCCCC"/>
-              <w:left w:val="single" w:sz="4" w:space="0" w:color="CCCCCC"/>
-              <w:right w:val="single" w:sz="4" w:space="0" w:color="CCCCCC"/>
-            </w:tcBorders>
-          </w:tcPr>
-          <w:p>
-            <w:pPr>
-              <w:spacing w:before="60" w:after="60" w:line="252" w:lineRule="auto"/>
-              <w:jc w:val="left"/>
-            </w:pPr>
-            <w:r/>
-            <w:r>
-              <w:t>NY Close 23-01</w:t>
-            </w:r>
-          </w:p>
-        </w:tc>
-        <w:tc>
-          <w:tcPr>
-            <w:tcW w:type="dxa" w:w="1440"/>
-            <w:shd w:fill="FFFFFF"/>
-            <w:tcMar>
-              <w:top w:w="100" w:type="dxa"/>
-              <w:bottom w:w="100" w:type="dxa"/>
-              <w:left w:w="120" w:type="dxa"/>
-              <w:right w:w="120" w:type="dxa"/>
-            </w:tcMar>
-            <w:tcBorders>
-              <w:top w:val="single" w:sz="4" w:space="0" w:color="CCCCCC"/>
-              <w:bottom w:val="single" w:sz="4" w:space="0" w:color="CCCCCC"/>
-              <w:left w:val="single" w:sz="4" w:space="0" w:color="CCCCCC"/>
-              <w:right w:val="single" w:sz="4" w:space="0" w:color="CCCCCC"/>
-            </w:tcBorders>
-          </w:tcPr>
-          <w:p>
-            <w:pPr>
-              <w:spacing w:before="60" w:after="60" w:line="252" w:lineRule="auto"/>
-              <w:jc w:val="left"/>
-            </w:pPr>
-            <w:r/>
-            <w:r>
-              <w:t>749.75</w:t>
-            </w:r>
-          </w:p>
-        </w:tc>
-        <w:tc>
-          <w:tcPr>
-            <w:tcW w:type="dxa" w:w="2016"/>
-            <w:shd w:fill="FFFFFF"/>
-            <w:tcMar>
-              <w:top w:w="100" w:type="dxa"/>
-              <w:bottom w:w="100" w:type="dxa"/>
-              <w:left w:w="120" w:type="dxa"/>
-              <w:right w:w="120" w:type="dxa"/>
-            </w:tcMar>
-            <w:tcBorders>
-              <w:top w:val="single" w:sz="4" w:space="0" w:color="CCCCCC"/>
-              <w:bottom w:val="single" w:sz="4" w:space="0" w:color="CCCCCC"/>
-              <w:left w:val="single" w:sz="4" w:space="0" w:color="CCCCCC"/>
-              <w:right w:val="single" w:sz="4" w:space="0" w:color="CCCCCC"/>
-            </w:tcBorders>
-          </w:tcPr>
-          <w:p>
-            <w:pPr>
-              <w:spacing w:before="60" w:after="60" w:line="252" w:lineRule="auto"/>
-              <w:jc w:val="left"/>
-            </w:pPr>
-            <w:r/>
-            <w:r>
-              <w:t>755.25</w:t>
-            </w:r>
-          </w:p>
-        </w:tc>
-        <w:tc>
-          <w:tcPr>
-            <w:tcW w:type="dxa" w:w="1152"/>
-            <w:shd w:fill="FFFFFF"/>
-            <w:tcMar>
-              <w:top w:w="100" w:type="dxa"/>
-              <w:bottom w:w="100" w:type="dxa"/>
-              <w:left w:w="120" w:type="dxa"/>
-              <w:right w:w="120" w:type="dxa"/>
-            </w:tcMar>
-            <w:tcBorders>
-              <w:top w:val="single" w:sz="4" w:space="0" w:color="CCCCCC"/>
-              <w:bottom w:val="single" w:sz="4" w:space="0" w:color="CCCCCC"/>
-              <w:left w:val="single" w:sz="4" w:space="0" w:color="CCCCCC"/>
-              <w:right w:val="single" w:sz="4" w:space="0" w:color="CCCCCC"/>
-            </w:tcBorders>
-          </w:tcPr>
-          <w:p>
-            <w:pPr>
-              <w:spacing w:before="60" w:after="60" w:line="252" w:lineRule="auto"/>
-              <w:jc w:val="left"/>
-            </w:pPr>
-            <w:r/>
-            <w:r>
-              <w:t>742.00</w:t>
-            </w:r>
-          </w:p>
-        </w:tc>
-        <w:tc>
-          <w:tcPr>
-            <w:tcW w:type="dxa" w:w="1728"/>
-            <w:shd w:fill="FFFFFF"/>
-            <w:tcMar>
-              <w:top w:w="100" w:type="dxa"/>
-              <w:bottom w:w="100" w:type="dxa"/>
-              <w:left w:w="120" w:type="dxa"/>
-              <w:right w:w="120" w:type="dxa"/>
-            </w:tcMar>
-            <w:tcBorders>
-              <w:top w:val="single" w:sz="4" w:space="0" w:color="CCCCCC"/>
-              <w:bottom w:val="single" w:sz="4" w:space="0" w:color="CCCCCC"/>
-              <w:left w:val="single" w:sz="4" w:space="0" w:color="CCCCCC"/>
-              <w:right w:val="single" w:sz="4" w:space="0" w:color="CCCCCC"/>
-            </w:tcBorders>
-          </w:tcPr>
-          <w:p>
-            <w:pPr>
-              <w:spacing w:before="60" w:after="60" w:line="252" w:lineRule="auto"/>
-              <w:jc w:val="left"/>
-            </w:pPr>
-            <w:r/>
-            <w:r>
-              <w:rPr>
-                <w:b/>
-              </w:rPr>
-              <w:t>750.50</w:t>
-            </w:r>
-          </w:p>
-        </w:tc>
-        <w:tc>
-          <w:tcPr>
-            <w:tcW w:type="dxa" w:w="3456"/>
-            <w:shd w:fill="FFFFFF"/>
-            <w:tcMar>
-              <w:top w:w="100" w:type="dxa"/>
-              <w:bottom w:w="100" w:type="dxa"/>
-              <w:left w:w="120" w:type="dxa"/>
-              <w:right w:w="120" w:type="dxa"/>
-            </w:tcMar>
-            <w:tcBorders>
-              <w:top w:val="single" w:sz="4" w:space="0" w:color="CCCCCC"/>
-              <w:bottom w:val="single" w:sz="4" w:space="0" w:color="CCCCCC"/>
-              <w:left w:val="single" w:sz="4" w:space="0" w:color="CCCCCC"/>
-              <w:right w:val="single" w:sz="4" w:space="0" w:color="CCCCCC"/>
-            </w:tcBorders>
-          </w:tcPr>
-          <w:p>
-            <w:pPr>
-              <w:spacing w:before="60" w:after="60" w:line="252" w:lineRule="auto"/>
-              <w:jc w:val="left"/>
-            </w:pPr>
-            <w:r/>
-            <w:r>
-              <w:rPr>
-                <w:b/>
-              </w:rPr>
-              <w:t>+0.75</w:t>
-            </w:r>
-          </w:p>
-        </w:tc>
-        <w:tc>
-          <w:tcPr>
-            <w:tcW w:type="dxa" w:w="1440"/>
-            <w:shd w:fill="FFFFFF"/>
-            <w:tcMar>
-              <w:top w:w="100" w:type="dxa"/>
-              <w:bottom w:w="100" w:type="dxa"/>
-              <w:left w:w="120" w:type="dxa"/>
-              <w:right w:w="120" w:type="dxa"/>
-            </w:tcMar>
-            <w:tcBorders>
-              <w:top w:val="single" w:sz="4" w:space="0" w:color="CCCCCC"/>
-              <w:bottom w:val="single" w:sz="4" w:space="0" w:color="CCCCCC"/>
-              <w:left w:val="single" w:sz="4" w:space="0" w:color="CCCCCC"/>
-              <w:right w:val="single" w:sz="4" w:space="0" w:color="CCCCCC"/>
-            </w:tcBorders>
-          </w:tcPr>
-          <w:p>
-            <w:pPr>
-              <w:spacing w:before="60" w:after="60" w:line="252" w:lineRule="auto"/>
-              <w:jc w:val="left"/>
-            </w:pPr>
-            <w:r/>
-            <w:r>
-              <w:t>BULL</w:t>
-            </w:r>
-          </w:p>
-        </w:tc>
-      </w:tr>
-      <w:tr>
-        <w:tc>
-          <w:tcPr>
-            <w:tcW w:type="dxa" w:w="1584"/>
-            <w:shd w:fill="F8FAFC"/>
-            <w:tcMar>
-              <w:top w:w="100" w:type="dxa"/>
-              <w:bottom w:w="100" w:type="dxa"/>
-              <w:left w:w="120" w:type="dxa"/>
-              <w:right w:w="120" w:type="dxa"/>
-            </w:tcMar>
-            <w:tcBorders>
-              <w:top w:val="single" w:sz="4" w:space="0" w:color="CCCCCC"/>
-              <w:bottom w:val="single" w:sz="4" w:space="0" w:color="CCCCCC"/>
-              <w:left w:val="single" w:sz="4" w:space="0" w:color="CCCCCC"/>
-              <w:right w:val="single" w:sz="4" w:space="0" w:color="CCCCCC"/>
-            </w:tcBorders>
-          </w:tcPr>
-          <w:p>
-            <w:pPr>
-              <w:spacing w:before="60" w:after="60" w:line="252" w:lineRule="auto"/>
-              <w:jc w:val="left"/>
-            </w:pPr>
-            <w:r/>
-            <w:r>
-              <w:rPr>
-                <w:b/>
-              </w:rPr>
-              <w:t>Fri 18/09</w:t>
-            </w:r>
-          </w:p>
-        </w:tc>
-        <w:tc>
-          <w:tcPr>
-            <w:tcW w:type="dxa" w:w="864"/>
-            <w:shd w:fill="F8FAFC"/>
-            <w:tcMar>
-              <w:top w:w="100" w:type="dxa"/>
-              <w:bottom w:w="100" w:type="dxa"/>
-              <w:left w:w="120" w:type="dxa"/>
-              <w:right w:w="120" w:type="dxa"/>
-            </w:tcMar>
-            <w:tcBorders>
-              <w:top w:val="single" w:sz="4" w:space="0" w:color="CCCCCC"/>
-              <w:bottom w:val="single" w:sz="4" w:space="0" w:color="CCCCCC"/>
-              <w:left w:val="single" w:sz="4" w:space="0" w:color="CCCCCC"/>
-              <w:right w:val="single" w:sz="4" w:space="0" w:color="CCCCCC"/>
-            </w:tcBorders>
-          </w:tcPr>
-          <w:p>
-            <w:pPr>
-              <w:spacing w:before="60" w:after="60" w:line="252" w:lineRule="auto"/>
-              <w:jc w:val="left"/>
-            </w:pPr>
-            <w:r/>
-            <w:r>
-              <w:t>Asia 07-11</w:t>
-            </w:r>
-          </w:p>
-        </w:tc>
-        <w:tc>
-          <w:tcPr>
-            <w:tcW w:type="dxa" w:w="1440"/>
-            <w:shd w:fill="F8FAFC"/>
-            <w:tcMar>
-              <w:top w:w="100" w:type="dxa"/>
-              <w:bottom w:w="100" w:type="dxa"/>
-              <w:left w:w="120" w:type="dxa"/>
-              <w:right w:w="120" w:type="dxa"/>
-            </w:tcMar>
-            <w:tcBorders>
-              <w:top w:val="single" w:sz="4" w:space="0" w:color="CCCCCC"/>
-              <w:bottom w:val="single" w:sz="4" w:space="0" w:color="CCCCCC"/>
-              <w:left w:val="single" w:sz="4" w:space="0" w:color="CCCCCC"/>
-              <w:right w:val="single" w:sz="4" w:space="0" w:color="CCCCCC"/>
-            </w:tcBorders>
-          </w:tcPr>
-          <w:p>
-            <w:pPr>
-              <w:spacing w:before="60" w:after="60" w:line="252" w:lineRule="auto"/>
-              <w:jc w:val="left"/>
-            </w:pPr>
-            <w:r/>
-            <w:r>
-              <w:t>750.50</w:t>
-            </w:r>
-          </w:p>
-        </w:tc>
-        <w:tc>
-          <w:tcPr>
-            <w:tcW w:type="dxa" w:w="2016"/>
-            <w:shd w:fill="F8FAFC"/>
-            <w:tcMar>
-              <w:top w:w="100" w:type="dxa"/>
-              <w:bottom w:w="100" w:type="dxa"/>
-              <w:left w:w="120" w:type="dxa"/>
-              <w:right w:w="120" w:type="dxa"/>
-            </w:tcMar>
-            <w:tcBorders>
-              <w:top w:val="single" w:sz="4" w:space="0" w:color="CCCCCC"/>
-              <w:bottom w:val="single" w:sz="4" w:space="0" w:color="CCCCCC"/>
-              <w:left w:val="single" w:sz="4" w:space="0" w:color="CCCCCC"/>
-              <w:right w:val="single" w:sz="4" w:space="0" w:color="CCCCCC"/>
-            </w:tcBorders>
-          </w:tcPr>
-          <w:p>
-            <w:pPr>
-              <w:spacing w:before="60" w:after="60" w:line="252" w:lineRule="auto"/>
-              <w:jc w:val="left"/>
-            </w:pPr>
-            <w:r/>
-            <w:r>
-              <w:t>759.75</w:t>
-            </w:r>
-          </w:p>
-        </w:tc>
-        <w:tc>
-          <w:tcPr>
-            <w:tcW w:type="dxa" w:w="1152"/>
-            <w:shd w:fill="F8FAFC"/>
-            <w:tcMar>
-              <w:top w:w="100" w:type="dxa"/>
-              <w:bottom w:w="100" w:type="dxa"/>
-              <w:left w:w="120" w:type="dxa"/>
-              <w:right w:w="120" w:type="dxa"/>
-            </w:tcMar>
-            <w:tcBorders>
-              <w:top w:val="single" w:sz="4" w:space="0" w:color="CCCCCC"/>
-              <w:bottom w:val="single" w:sz="4" w:space="0" w:color="CCCCCC"/>
-              <w:left w:val="single" w:sz="4" w:space="0" w:color="CCCCCC"/>
-              <w:right w:val="single" w:sz="4" w:space="0" w:color="CCCCCC"/>
-            </w:tcBorders>
-          </w:tcPr>
-          <w:p>
-            <w:pPr>
-              <w:spacing w:before="60" w:after="60" w:line="252" w:lineRule="auto"/>
-              <w:jc w:val="left"/>
-            </w:pPr>
-            <w:r/>
-            <w:r>
-              <w:t>744.00</w:t>
-            </w:r>
-          </w:p>
-        </w:tc>
-        <w:tc>
-          <w:tcPr>
-            <w:tcW w:type="dxa" w:w="1728"/>
-            <w:shd w:fill="F8FAFC"/>
-            <w:tcMar>
-              <w:top w:w="100" w:type="dxa"/>
-              <w:bottom w:w="100" w:type="dxa"/>
-              <w:left w:w="120" w:type="dxa"/>
-              <w:right w:w="120" w:type="dxa"/>
-            </w:tcMar>
-            <w:tcBorders>
-              <w:top w:val="single" w:sz="4" w:space="0" w:color="CCCCCC"/>
-              <w:bottom w:val="single" w:sz="4" w:space="0" w:color="CCCCCC"/>
-              <w:left w:val="single" w:sz="4" w:space="0" w:color="CCCCCC"/>
-              <w:right w:val="single" w:sz="4" w:space="0" w:color="CCCCCC"/>
-            </w:tcBorders>
-          </w:tcPr>
-          <w:p>
-            <w:pPr>
-              <w:spacing w:before="60" w:after="60" w:line="252" w:lineRule="auto"/>
-              <w:jc w:val="left"/>
-            </w:pPr>
-            <w:r/>
-            <w:r>
-              <w:rPr>
-                <w:b/>
-              </w:rPr>
-              <w:t>749.75</w:t>
-            </w:r>
-          </w:p>
-        </w:tc>
-        <w:tc>
-          <w:tcPr>
-            <w:tcW w:type="dxa" w:w="3456"/>
-            <w:shd w:fill="F8FAFC"/>
-            <w:tcMar>
-              <w:top w:w="100" w:type="dxa"/>
-              <w:bottom w:w="100" w:type="dxa"/>
-              <w:left w:w="120" w:type="dxa"/>
-              <w:right w:w="120" w:type="dxa"/>
-            </w:tcMar>
-            <w:tcBorders>
-              <w:top w:val="single" w:sz="4" w:space="0" w:color="CCCCCC"/>
-              <w:bottom w:val="single" w:sz="4" w:space="0" w:color="CCCCCC"/>
-              <w:left w:val="single" w:sz="4" w:space="0" w:color="CCCCCC"/>
-              <w:right w:val="single" w:sz="4" w:space="0" w:color="CCCCCC"/>
-            </w:tcBorders>
-          </w:tcPr>
-          <w:p>
-            <w:pPr>
-              <w:spacing w:before="60" w:after="60" w:line="252" w:lineRule="auto"/>
-              <w:jc w:val="left"/>
-            </w:pPr>
-            <w:r/>
-            <w:r>
-              <w:rPr>
-                <w:b/>
-              </w:rPr>
-              <w:t>-0.75</w:t>
-            </w:r>
-          </w:p>
-        </w:tc>
-        <w:tc>
-          <w:tcPr>
-            <w:tcW w:type="dxa" w:w="1440"/>
-            <w:shd w:fill="F8FAFC"/>
-            <w:tcMar>
-              <w:top w:w="100" w:type="dxa"/>
-              <w:bottom w:w="100" w:type="dxa"/>
-              <w:left w:w="120" w:type="dxa"/>
-              <w:right w:w="120" w:type="dxa"/>
-            </w:tcMar>
-            <w:tcBorders>
-              <w:top w:val="single" w:sz="4" w:space="0" w:color="CCCCCC"/>
-              <w:bottom w:val="single" w:sz="4" w:space="0" w:color="CCCCCC"/>
-              <w:left w:val="single" w:sz="4" w:space="0" w:color="CCCCCC"/>
-              <w:right w:val="single" w:sz="4" w:space="0" w:color="CCCCCC"/>
-            </w:tcBorders>
-          </w:tcPr>
-          <w:p>
-            <w:pPr>
-              <w:spacing w:before="60" w:after="60" w:line="252" w:lineRule="auto"/>
-              <w:jc w:val="left"/>
-            </w:pPr>
-            <w:r/>
-            <w:r>
-              <w:t>BEAR</w:t>
-            </w:r>
-          </w:p>
-        </w:tc>
-      </w:tr>
-      <w:tr>
-        <w:tc>
-          <w:tcPr>
-            <w:tcW w:type="dxa" w:w="1584"/>
-            <w:shd w:fill="FFFFFF"/>
-            <w:tcMar>
-              <w:top w:w="100" w:type="dxa"/>
-              <w:bottom w:w="100" w:type="dxa"/>
-              <w:left w:w="120" w:type="dxa"/>
-              <w:right w:w="120" w:type="dxa"/>
-            </w:tcMar>
-            <w:tcBorders>
-              <w:top w:val="single" w:sz="4" w:space="0" w:color="CCCCCC"/>
-              <w:bottom w:val="single" w:sz="4" w:space="0" w:color="CCCCCC"/>
-              <w:left w:val="single" w:sz="4" w:space="0" w:color="CCCCCC"/>
-              <w:right w:val="single" w:sz="4" w:space="0" w:color="CCCCCC"/>
-            </w:tcBorders>
-          </w:tcPr>
-          <w:p>
-            <w:pPr>
-              <w:spacing w:before="60" w:after="60" w:line="252" w:lineRule="auto"/>
-              <w:jc w:val="left"/>
-            </w:pPr>
-            <w:r/>
-            <w:r>
-              <w:rPr>
-                <w:b/>
-              </w:rPr>
-              <w:t>Fri 18/09</w:t>
-            </w:r>
-          </w:p>
-        </w:tc>
-        <w:tc>
-          <w:tcPr>
-            <w:tcW w:type="dxa" w:w="864"/>
-            <w:shd w:fill="FFFFFF"/>
-            <w:tcMar>
-              <w:top w:w="100" w:type="dxa"/>
-              <w:bottom w:w="100" w:type="dxa"/>
-              <w:left w:w="120" w:type="dxa"/>
-              <w:right w:w="120" w:type="dxa"/>
-            </w:tcMar>
-            <w:tcBorders>
-              <w:top w:val="single" w:sz="4" w:space="0" w:color="CCCCCC"/>
-              <w:bottom w:val="single" w:sz="4" w:space="0" w:color="CCCCCC"/>
-              <w:left w:val="single" w:sz="4" w:space="0" w:color="CCCCCC"/>
-              <w:right w:val="single" w:sz="4" w:space="0" w:color="CCCCCC"/>
-            </w:tcBorders>
-          </w:tcPr>
-          <w:p>
-            <w:pPr>
-              <w:spacing w:before="60" w:after="60" w:line="252" w:lineRule="auto"/>
-              <w:jc w:val="left"/>
-            </w:pPr>
-            <w:r/>
-            <w:r>
-              <w:t>Asia 11-15</w:t>
-            </w:r>
-          </w:p>
-        </w:tc>
-        <w:tc>
-          <w:tcPr>
-            <w:tcW w:type="dxa" w:w="1440"/>
-            <w:shd w:fill="FFFFFF"/>
-            <w:tcMar>
-              <w:top w:w="100" w:type="dxa"/>
-              <w:bottom w:w="100" w:type="dxa"/>
-              <w:left w:w="120" w:type="dxa"/>
-              <w:right w:w="120" w:type="dxa"/>
-            </w:tcMar>
-            <w:tcBorders>
-              <w:top w:val="single" w:sz="4" w:space="0" w:color="CCCCCC"/>
-              <w:bottom w:val="single" w:sz="4" w:space="0" w:color="CCCCCC"/>
-              <w:left w:val="single" w:sz="4" w:space="0" w:color="CCCCCC"/>
-              <w:right w:val="single" w:sz="4" w:space="0" w:color="CCCCCC"/>
-            </w:tcBorders>
-          </w:tcPr>
-          <w:p>
-            <w:pPr>
-              <w:spacing w:before="60" w:after="60" w:line="252" w:lineRule="auto"/>
-              <w:jc w:val="left"/>
-            </w:pPr>
-            <w:r/>
-            <w:r>
-              <w:t>749.75</w:t>
-            </w:r>
-          </w:p>
-        </w:tc>
-        <w:tc>
-          <w:tcPr>
-            <w:tcW w:type="dxa" w:w="2016"/>
-            <w:shd w:fill="FFFFFF"/>
-            <w:tcMar>
-              <w:top w:w="100" w:type="dxa"/>
-              <w:bottom w:w="100" w:type="dxa"/>
-              <w:left w:w="120" w:type="dxa"/>
-              <w:right w:w="120" w:type="dxa"/>
-            </w:tcMar>
-            <w:tcBorders>
-              <w:top w:val="single" w:sz="4" w:space="0" w:color="CCCCCC"/>
-              <w:bottom w:val="single" w:sz="4" w:space="0" w:color="CCCCCC"/>
-              <w:left w:val="single" w:sz="4" w:space="0" w:color="CCCCCC"/>
-              <w:right w:val="single" w:sz="4" w:space="0" w:color="CCCCCC"/>
-            </w:tcBorders>
-          </w:tcPr>
-          <w:p>
-            <w:pPr>
-              <w:spacing w:before="60" w:after="60" w:line="252" w:lineRule="auto"/>
-              <w:jc w:val="left"/>
-            </w:pPr>
-            <w:r/>
-            <w:r>
-              <w:t>757.25</w:t>
-            </w:r>
-          </w:p>
-        </w:tc>
-        <w:tc>
-          <w:tcPr>
-            <w:tcW w:type="dxa" w:w="1152"/>
-            <w:shd w:fill="FFFFFF"/>
-            <w:tcMar>
-              <w:top w:w="100" w:type="dxa"/>
-              <w:bottom w:w="100" w:type="dxa"/>
-              <w:left w:w="120" w:type="dxa"/>
-              <w:right w:w="120" w:type="dxa"/>
-            </w:tcMar>
-            <w:tcBorders>
-              <w:top w:val="single" w:sz="4" w:space="0" w:color="CCCCCC"/>
-              <w:bottom w:val="single" w:sz="4" w:space="0" w:color="CCCCCC"/>
-              <w:left w:val="single" w:sz="4" w:space="0" w:color="CCCCCC"/>
-              <w:right w:val="single" w:sz="4" w:space="0" w:color="CCCCCC"/>
-            </w:tcBorders>
-          </w:tcPr>
-          <w:p>
-            <w:pPr>
-              <w:spacing w:before="60" w:after="60" w:line="252" w:lineRule="auto"/>
-              <w:jc w:val="left"/>
-            </w:pPr>
-            <w:r/>
-            <w:r>
-              <w:t>743.75</w:t>
-            </w:r>
-          </w:p>
-        </w:tc>
-        <w:tc>
-          <w:tcPr>
-            <w:tcW w:type="dxa" w:w="1728"/>
-            <w:shd w:fill="FFFFFF"/>
-            <w:tcMar>
-              <w:top w:w="100" w:type="dxa"/>
-              <w:bottom w:w="100" w:type="dxa"/>
-              <w:left w:w="120" w:type="dxa"/>
-              <w:right w:w="120" w:type="dxa"/>
-            </w:tcMar>
-            <w:tcBorders>
-              <w:top w:val="single" w:sz="4" w:space="0" w:color="CCCCCC"/>
-              <w:bottom w:val="single" w:sz="4" w:space="0" w:color="CCCCCC"/>
-              <w:left w:val="single" w:sz="4" w:space="0" w:color="CCCCCC"/>
-              <w:right w:val="single" w:sz="4" w:space="0" w:color="CCCCCC"/>
-            </w:tcBorders>
-          </w:tcPr>
-          <w:p>
-            <w:pPr>
-              <w:spacing w:before="60" w:after="60" w:line="252" w:lineRule="auto"/>
-              <w:jc w:val="left"/>
-            </w:pPr>
-            <w:r/>
-            <w:r>
-              <w:rPr>
-                <w:b/>
-              </w:rPr>
-              <w:t>748.75</w:t>
-            </w:r>
-          </w:p>
-        </w:tc>
-        <w:tc>
-          <w:tcPr>
-            <w:tcW w:type="dxa" w:w="3456"/>
-            <w:shd w:fill="FFFFFF"/>
-            <w:tcMar>
-              <w:top w:w="100" w:type="dxa"/>
-              <w:bottom w:w="100" w:type="dxa"/>
-              <w:left w:w="120" w:type="dxa"/>
-              <w:right w:w="120" w:type="dxa"/>
-            </w:tcMar>
-            <w:tcBorders>
-              <w:top w:val="single" w:sz="4" w:space="0" w:color="CCCCCC"/>
-              <w:bottom w:val="single" w:sz="4" w:space="0" w:color="CCCCCC"/>
-              <w:left w:val="single" w:sz="4" w:space="0" w:color="CCCCCC"/>
-              <w:right w:val="single" w:sz="4" w:space="0" w:color="CCCCCC"/>
-            </w:tcBorders>
-          </w:tcPr>
-          <w:p>
-            <w:pPr>
-              <w:spacing w:before="60" w:after="60" w:line="252" w:lineRule="auto"/>
-              <w:jc w:val="left"/>
-            </w:pPr>
-            <w:r/>
-            <w:r>
-              <w:rPr>
-                <w:b/>
-              </w:rPr>
-              <w:t>-1.00</w:t>
-            </w:r>
-          </w:p>
-        </w:tc>
-        <w:tc>
-          <w:tcPr>
-            <w:tcW w:type="dxa" w:w="1440"/>
-            <w:shd w:fill="FFFFFF"/>
-            <w:tcMar>
-              <w:top w:w="100" w:type="dxa"/>
-              <w:bottom w:w="100" w:type="dxa"/>
-              <w:left w:w="120" w:type="dxa"/>
-              <w:right w:w="120" w:type="dxa"/>
-            </w:tcMar>
-            <w:tcBorders>
-              <w:top w:val="single" w:sz="4" w:space="0" w:color="CCCCCC"/>
-              <w:bottom w:val="single" w:sz="4" w:space="0" w:color="CCCCCC"/>
-              <w:left w:val="single" w:sz="4" w:space="0" w:color="CCCCCC"/>
-              <w:right w:val="single" w:sz="4" w:space="0" w:color="CCCCCC"/>
-            </w:tcBorders>
-          </w:tcPr>
-          <w:p>
-            <w:pPr>
-              <w:spacing w:before="60" w:after="60" w:line="252" w:lineRule="auto"/>
-              <w:jc w:val="left"/>
-            </w:pPr>
-            <w:r/>
-            <w:r>
-              <w:t>BEAR</w:t>
-            </w:r>
-          </w:p>
-        </w:tc>
-      </w:tr>
-      <w:tr>
-        <w:tc>
-          <w:tcPr>
-            <w:tcW w:type="dxa" w:w="1584"/>
-            <w:shd w:fill="F8FAFC"/>
-            <w:tcMar>
-              <w:top w:w="100" w:type="dxa"/>
-              <w:bottom w:w="100" w:type="dxa"/>
-              <w:left w:w="120" w:type="dxa"/>
-              <w:right w:w="120" w:type="dxa"/>
-            </w:tcMar>
-            <w:tcBorders>
-              <w:top w:val="single" w:sz="4" w:space="0" w:color="CCCCCC"/>
-              <w:bottom w:val="single" w:sz="4" w:space="0" w:color="CCCCCC"/>
-              <w:left w:val="single" w:sz="4" w:space="0" w:color="CCCCCC"/>
-              <w:right w:val="single" w:sz="4" w:space="0" w:color="CCCCCC"/>
-            </w:tcBorders>
-          </w:tcPr>
-          <w:p>
-            <w:pPr>
-              <w:spacing w:before="60" w:after="60" w:line="252" w:lineRule="auto"/>
-              <w:jc w:val="left"/>
-            </w:pPr>
-            <w:r/>
-            <w:r>
-              <w:rPr>
-                <w:b/>
-              </w:rPr>
-              <w:t>Fri 18/09</w:t>
-            </w:r>
-          </w:p>
-        </w:tc>
-        <w:tc>
-          <w:tcPr>
-            <w:tcW w:type="dxa" w:w="864"/>
-            <w:shd w:fill="F8FAFC"/>
-            <w:tcMar>
-              <w:top w:w="100" w:type="dxa"/>
-              <w:bottom w:w="100" w:type="dxa"/>
-              <w:left w:w="120" w:type="dxa"/>
-              <w:right w:w="120" w:type="dxa"/>
-            </w:tcMar>
-            <w:tcBorders>
-              <w:top w:val="single" w:sz="4" w:space="0" w:color="CCCCCC"/>
-              <w:bottom w:val="single" w:sz="4" w:space="0" w:color="CCCCCC"/>
-              <w:left w:val="single" w:sz="4" w:space="0" w:color="CCCCCC"/>
-              <w:right w:val="single" w:sz="4" w:space="0" w:color="CCCCCC"/>
-            </w:tcBorders>
-          </w:tcPr>
-          <w:p>
-            <w:pPr>
-              <w:spacing w:before="60" w:after="60" w:line="252" w:lineRule="auto"/>
-              <w:jc w:val="left"/>
-            </w:pPr>
-            <w:r/>
-            <w:r>
-              <w:t>London 15-19</w:t>
-            </w:r>
-          </w:p>
-        </w:tc>
-        <w:tc>
-          <w:tcPr>
-            <w:tcW w:type="dxa" w:w="1440"/>
-            <w:shd w:fill="F8FAFC"/>
-            <w:tcMar>
-              <w:top w:w="100" w:type="dxa"/>
-              <w:bottom w:w="100" w:type="dxa"/>
-              <w:left w:w="120" w:type="dxa"/>
-              <w:right w:w="120" w:type="dxa"/>
-            </w:tcMar>
-            <w:tcBorders>
-              <w:top w:val="single" w:sz="4" w:space="0" w:color="CCCCCC"/>
-              <w:bottom w:val="single" w:sz="4" w:space="0" w:color="CCCCCC"/>
-              <w:left w:val="single" w:sz="4" w:space="0" w:color="CCCCCC"/>
-              <w:right w:val="single" w:sz="4" w:space="0" w:color="CCCCCC"/>
-            </w:tcBorders>
-          </w:tcPr>
-          <w:p>
-            <w:pPr>
-              <w:spacing w:before="60" w:after="60" w:line="252" w:lineRule="auto"/>
-              <w:jc w:val="left"/>
-            </w:pPr>
-            <w:r/>
-            <w:r>
-              <w:t>748.75</w:t>
-            </w:r>
-          </w:p>
-        </w:tc>
-        <w:tc>
-          <w:tcPr>
-            <w:tcW w:type="dxa" w:w="2016"/>
-            <w:shd w:fill="F8FAFC"/>
-            <w:tcMar>
-              <w:top w:w="100" w:type="dxa"/>
-              <w:bottom w:w="100" w:type="dxa"/>
-              <w:left w:w="120" w:type="dxa"/>
-              <w:right w:w="120" w:type="dxa"/>
-            </w:tcMar>
-            <w:tcBorders>
-              <w:top w:val="single" w:sz="4" w:space="0" w:color="CCCCCC"/>
-              <w:bottom w:val="single" w:sz="4" w:space="0" w:color="CCCCCC"/>
-              <w:left w:val="single" w:sz="4" w:space="0" w:color="CCCCCC"/>
-              <w:right w:val="single" w:sz="4" w:space="0" w:color="CCCCCC"/>
-            </w:tcBorders>
-          </w:tcPr>
-          <w:p>
-            <w:pPr>
-              <w:spacing w:before="60" w:after="60" w:line="252" w:lineRule="auto"/>
-              <w:jc w:val="left"/>
-            </w:pPr>
-            <w:r/>
-            <w:r>
-              <w:t>755.75</w:t>
-            </w:r>
-          </w:p>
-        </w:tc>
-        <w:tc>
-          <w:tcPr>
-            <w:tcW w:type="dxa" w:w="1152"/>
-            <w:shd w:fill="F8FAFC"/>
-            <w:tcMar>
-              <w:top w:w="100" w:type="dxa"/>
-              <w:bottom w:w="100" w:type="dxa"/>
-              <w:left w:w="120" w:type="dxa"/>
-              <w:right w:w="120" w:type="dxa"/>
-            </w:tcMar>
-            <w:tcBorders>
-              <w:top w:val="single" w:sz="4" w:space="0" w:color="CCCCCC"/>
-              <w:bottom w:val="single" w:sz="4" w:space="0" w:color="CCCCCC"/>
-              <w:left w:val="single" w:sz="4" w:space="0" w:color="CCCCCC"/>
-              <w:right w:val="single" w:sz="4" w:space="0" w:color="CCCCCC"/>
-            </w:tcBorders>
-          </w:tcPr>
-          <w:p>
-            <w:pPr>
-              <w:spacing w:before="60" w:after="60" w:line="252" w:lineRule="auto"/>
-              <w:jc w:val="left"/>
-            </w:pPr>
-            <w:r/>
-            <w:r>
-              <w:t>735.25</w:t>
-            </w:r>
-          </w:p>
-        </w:tc>
-        <w:tc>
-          <w:tcPr>
-            <w:tcW w:type="dxa" w:w="1728"/>
-            <w:shd w:fill="F8FAFC"/>
-            <w:tcMar>
-              <w:top w:w="100" w:type="dxa"/>
-              <w:bottom w:w="100" w:type="dxa"/>
-              <w:left w:w="120" w:type="dxa"/>
-              <w:right w:w="120" w:type="dxa"/>
-            </w:tcMar>
-            <w:tcBorders>
-              <w:top w:val="single" w:sz="4" w:space="0" w:color="CCCCCC"/>
-              <w:bottom w:val="single" w:sz="4" w:space="0" w:color="CCCCCC"/>
-              <w:left w:val="single" w:sz="4" w:space="0" w:color="CCCCCC"/>
-              <w:right w:val="single" w:sz="4" w:space="0" w:color="CCCCCC"/>
-            </w:tcBorders>
-          </w:tcPr>
-          <w:p>
-            <w:pPr>
-              <w:spacing w:before="60" w:after="60" w:line="252" w:lineRule="auto"/>
-              <w:jc w:val="left"/>
-            </w:pPr>
-            <w:r/>
-            <w:r>
-              <w:rPr>
-                <w:b/>
-              </w:rPr>
-              <w:t>749.50</w:t>
-            </w:r>
-          </w:p>
-        </w:tc>
-        <w:tc>
-          <w:tcPr>
-            <w:tcW w:type="dxa" w:w="3456"/>
-            <w:shd w:fill="F8FAFC"/>
-            <w:tcMar>
-              <w:top w:w="100" w:type="dxa"/>
-              <w:bottom w:w="100" w:type="dxa"/>
-              <w:left w:w="120" w:type="dxa"/>
-              <w:right w:w="120" w:type="dxa"/>
-            </w:tcMar>
-            <w:tcBorders>
-              <w:top w:val="single" w:sz="4" w:space="0" w:color="CCCCCC"/>
-              <w:bottom w:val="single" w:sz="4" w:space="0" w:color="CCCCCC"/>
-              <w:left w:val="single" w:sz="4" w:space="0" w:color="CCCCCC"/>
-              <w:right w:val="single" w:sz="4" w:space="0" w:color="CCCCCC"/>
-            </w:tcBorders>
-          </w:tcPr>
-          <w:p>
-            <w:pPr>
-              <w:spacing w:before="60" w:after="60" w:line="252" w:lineRule="auto"/>
-              <w:jc w:val="left"/>
-            </w:pPr>
-            <w:r/>
-            <w:r>
-              <w:rPr>
-                <w:b/>
-              </w:rPr>
-              <w:t>+0.75</w:t>
-            </w:r>
-          </w:p>
-        </w:tc>
-        <w:tc>
-          <w:tcPr>
-            <w:tcW w:type="dxa" w:w="1440"/>
-            <w:shd w:fill="F8FAFC"/>
-            <w:tcMar>
-              <w:top w:w="100" w:type="dxa"/>
-              <w:bottom w:w="100" w:type="dxa"/>
-              <w:left w:w="120" w:type="dxa"/>
-              <w:right w:w="120" w:type="dxa"/>
-            </w:tcMar>
-            <w:tcBorders>
-              <w:top w:val="single" w:sz="4" w:space="0" w:color="CCCCCC"/>
-              <w:bottom w:val="single" w:sz="4" w:space="0" w:color="CCCCCC"/>
-              <w:left w:val="single" w:sz="4" w:space="0" w:color="CCCCCC"/>
-              <w:right w:val="single" w:sz="4" w:space="0" w:color="CCCCCC"/>
-            </w:tcBorders>
-          </w:tcPr>
-          <w:p>
-            <w:pPr>
-              <w:spacing w:before="60" w:after="60" w:line="252" w:lineRule="auto"/>
-              <w:jc w:val="left"/>
-            </w:pPr>
-            <w:r/>
-            <w:r>
-              <w:t>BULL</w:t>
-            </w:r>
-          </w:p>
-        </w:tc>
-      </w:tr>
-      <w:tr>
-        <w:tc>
-          <w:tcPr>
-            <w:tcW w:type="dxa" w:w="1584"/>
-            <w:shd w:fill="FFFFFF"/>
-            <w:tcMar>
-              <w:top w:w="100" w:type="dxa"/>
-              <w:bottom w:w="100" w:type="dxa"/>
-              <w:left w:w="120" w:type="dxa"/>
-              <w:right w:w="120" w:type="dxa"/>
-            </w:tcMar>
-            <w:tcBorders>
-              <w:top w:val="single" w:sz="4" w:space="0" w:color="CCCCCC"/>
-              <w:bottom w:val="single" w:sz="4" w:space="0" w:color="CCCCCC"/>
-              <w:left w:val="single" w:sz="4" w:space="0" w:color="CCCCCC"/>
-              <w:right w:val="single" w:sz="4" w:space="0" w:color="CCCCCC"/>
-            </w:tcBorders>
-          </w:tcPr>
-          <w:p>
-            <w:pPr>
-              <w:spacing w:before="60" w:after="60" w:line="252" w:lineRule="auto"/>
-              <w:jc w:val="left"/>
-            </w:pPr>
-            <w:r/>
-            <w:r>
-              <w:rPr>
-                <w:b/>
-              </w:rPr>
-              <w:t>Fri 18/09</w:t>
-            </w:r>
-          </w:p>
-        </w:tc>
-        <w:tc>
-          <w:tcPr>
-            <w:tcW w:type="dxa" w:w="864"/>
-            <w:shd w:fill="FFFFFF"/>
-            <w:tcMar>
-              <w:top w:w="100" w:type="dxa"/>
-              <w:bottom w:w="100" w:type="dxa"/>
-              <w:left w:w="120" w:type="dxa"/>
-              <w:right w:w="120" w:type="dxa"/>
-            </w:tcMar>
-            <w:tcBorders>
-              <w:top w:val="single" w:sz="4" w:space="0" w:color="CCCCCC"/>
-              <w:bottom w:val="single" w:sz="4" w:space="0" w:color="CCCCCC"/>
-              <w:left w:val="single" w:sz="4" w:space="0" w:color="CCCCCC"/>
-              <w:right w:val="single" w:sz="4" w:space="0" w:color="CCCCCC"/>
-            </w:tcBorders>
-          </w:tcPr>
-          <w:p>
-            <w:pPr>
-              <w:spacing w:before="60" w:after="60" w:line="252" w:lineRule="auto"/>
-              <w:jc w:val="left"/>
-            </w:pPr>
-            <w:r/>
-            <w:r>
-              <w:t>Pre-NY 19-21</w:t>
-            </w:r>
-          </w:p>
-        </w:tc>
-        <w:tc>
-          <w:tcPr>
-            <w:tcW w:type="dxa" w:w="1440"/>
-            <w:shd w:fill="FFFFFF"/>
-            <w:tcMar>
-              <w:top w:w="100" w:type="dxa"/>
-              <w:bottom w:w="100" w:type="dxa"/>
-              <w:left w:w="120" w:type="dxa"/>
-              <w:right w:w="120" w:type="dxa"/>
-            </w:tcMar>
-            <w:tcBorders>
-              <w:top w:val="single" w:sz="4" w:space="0" w:color="CCCCCC"/>
-              <w:bottom w:val="single" w:sz="4" w:space="0" w:color="CCCCCC"/>
-              <w:left w:val="single" w:sz="4" w:space="0" w:color="CCCCCC"/>
-              <w:right w:val="single" w:sz="4" w:space="0" w:color="CCCCCC"/>
-            </w:tcBorders>
-          </w:tcPr>
-          <w:p>
-            <w:pPr>
-              <w:spacing w:before="60" w:after="60" w:line="252" w:lineRule="auto"/>
-              <w:jc w:val="left"/>
-            </w:pPr>
-            <w:r/>
-            <w:r>
-              <w:t>749.50</w:t>
-            </w:r>
-          </w:p>
-        </w:tc>
-        <w:tc>
-          <w:tcPr>
-            <w:tcW w:type="dxa" w:w="2016"/>
-            <w:shd w:fill="FFFFFF"/>
-            <w:tcMar>
-              <w:top w:w="100" w:type="dxa"/>
-              <w:bottom w:w="100" w:type="dxa"/>
-              <w:left w:w="120" w:type="dxa"/>
-              <w:right w:w="120" w:type="dxa"/>
-            </w:tcMar>
-            <w:tcBorders>
-              <w:top w:val="single" w:sz="4" w:space="0" w:color="CCCCCC"/>
-              <w:bottom w:val="single" w:sz="4" w:space="0" w:color="CCCCCC"/>
-              <w:left w:val="single" w:sz="4" w:space="0" w:color="CCCCCC"/>
-              <w:right w:val="single" w:sz="4" w:space="0" w:color="CCCCCC"/>
-            </w:tcBorders>
-          </w:tcPr>
-          <w:p>
-            <w:pPr>
-              <w:spacing w:before="60" w:after="60" w:line="252" w:lineRule="auto"/>
-              <w:jc w:val="left"/>
-            </w:pPr>
-            <w:r/>
-            <w:r>
-              <w:t>758.75</w:t>
-            </w:r>
-          </w:p>
-        </w:tc>
-        <w:tc>
-          <w:tcPr>
-            <w:tcW w:type="dxa" w:w="1152"/>
-            <w:shd w:fill="FFFFFF"/>
-            <w:tcMar>
-              <w:top w:w="100" w:type="dxa"/>
-              <w:bottom w:w="100" w:type="dxa"/>
-              <w:left w:w="120" w:type="dxa"/>
-              <w:right w:w="120" w:type="dxa"/>
-            </w:tcMar>
-            <w:tcBorders>
-              <w:top w:val="single" w:sz="4" w:space="0" w:color="CCCCCC"/>
-              <w:bottom w:val="single" w:sz="4" w:space="0" w:color="CCCCCC"/>
-              <w:left w:val="single" w:sz="4" w:space="0" w:color="CCCCCC"/>
-              <w:right w:val="single" w:sz="4" w:space="0" w:color="CCCCCC"/>
-            </w:tcBorders>
-          </w:tcPr>
-          <w:p>
-            <w:pPr>
-              <w:spacing w:before="60" w:after="60" w:line="252" w:lineRule="auto"/>
-              <w:jc w:val="left"/>
-            </w:pPr>
-            <w:r/>
-            <w:r>
-              <w:t>742.25</w:t>
+              <w:t>743.50</w:t>
             </w:r>
           </w:p>
         </w:tc>
@@ -30761,476 +31231,6 @@
                 <w:b/>
               </w:rPr>
               <w:t>749.25</w:t>
-            </w:r>
-          </w:p>
-        </w:tc>
-        <w:tc>
-          <w:tcPr>
-            <w:tcW w:type="dxa" w:w="3456"/>
-            <w:shd w:fill="FFFFFF"/>
-            <w:tcMar>
-              <w:top w:w="100" w:type="dxa"/>
-              <w:bottom w:w="100" w:type="dxa"/>
-              <w:left w:w="120" w:type="dxa"/>
-              <w:right w:w="120" w:type="dxa"/>
-            </w:tcMar>
-            <w:tcBorders>
-              <w:top w:val="single" w:sz="4" w:space="0" w:color="CCCCCC"/>
-              <w:bottom w:val="single" w:sz="4" w:space="0" w:color="CCCCCC"/>
-              <w:left w:val="single" w:sz="4" w:space="0" w:color="CCCCCC"/>
-              <w:right w:val="single" w:sz="4" w:space="0" w:color="CCCCCC"/>
-            </w:tcBorders>
-          </w:tcPr>
-          <w:p>
-            <w:pPr>
-              <w:spacing w:before="60" w:after="60" w:line="252" w:lineRule="auto"/>
-              <w:jc w:val="left"/>
-            </w:pPr>
-            <w:r/>
-            <w:r>
-              <w:rPr>
-                <w:b/>
-              </w:rPr>
-              <w:t>-0.25</w:t>
-            </w:r>
-          </w:p>
-        </w:tc>
-        <w:tc>
-          <w:tcPr>
-            <w:tcW w:type="dxa" w:w="1440"/>
-            <w:shd w:fill="FFFFFF"/>
-            <w:tcMar>
-              <w:top w:w="100" w:type="dxa"/>
-              <w:bottom w:w="100" w:type="dxa"/>
-              <w:left w:w="120" w:type="dxa"/>
-              <w:right w:w="120" w:type="dxa"/>
-            </w:tcMar>
-            <w:tcBorders>
-              <w:top w:val="single" w:sz="4" w:space="0" w:color="CCCCCC"/>
-              <w:bottom w:val="single" w:sz="4" w:space="0" w:color="CCCCCC"/>
-              <w:left w:val="single" w:sz="4" w:space="0" w:color="CCCCCC"/>
-              <w:right w:val="single" w:sz="4" w:space="0" w:color="CCCCCC"/>
-            </w:tcBorders>
-          </w:tcPr>
-          <w:p>
-            <w:pPr>
-              <w:spacing w:before="60" w:after="60" w:line="252" w:lineRule="auto"/>
-              <w:jc w:val="left"/>
-            </w:pPr>
-            <w:r/>
-            <w:r>
-              <w:t>BEAR</w:t>
-            </w:r>
-          </w:p>
-        </w:tc>
-      </w:tr>
-      <w:tr>
-        <w:tc>
-          <w:tcPr>
-            <w:tcW w:type="dxa" w:w="1584"/>
-            <w:shd w:fill="F8FAFC"/>
-            <w:tcMar>
-              <w:top w:w="100" w:type="dxa"/>
-              <w:bottom w:w="100" w:type="dxa"/>
-              <w:left w:w="120" w:type="dxa"/>
-              <w:right w:w="120" w:type="dxa"/>
-            </w:tcMar>
-            <w:tcBorders>
-              <w:top w:val="single" w:sz="4" w:space="0" w:color="CCCCCC"/>
-              <w:bottom w:val="single" w:sz="4" w:space="0" w:color="CCCCCC"/>
-              <w:left w:val="single" w:sz="4" w:space="0" w:color="CCCCCC"/>
-              <w:right w:val="single" w:sz="4" w:space="0" w:color="CCCCCC"/>
-            </w:tcBorders>
-          </w:tcPr>
-          <w:p>
-            <w:pPr>
-              <w:spacing w:before="60" w:after="60" w:line="252" w:lineRule="auto"/>
-              <w:jc w:val="left"/>
-            </w:pPr>
-            <w:r/>
-            <w:r>
-              <w:rPr>
-                <w:b/>
-              </w:rPr>
-              <w:t>Fri 18/09</w:t>
-            </w:r>
-          </w:p>
-        </w:tc>
-        <w:tc>
-          <w:tcPr>
-            <w:tcW w:type="dxa" w:w="864"/>
-            <w:shd w:fill="F8FAFC"/>
-            <w:tcMar>
-              <w:top w:w="100" w:type="dxa"/>
-              <w:bottom w:w="100" w:type="dxa"/>
-              <w:left w:w="120" w:type="dxa"/>
-              <w:right w:w="120" w:type="dxa"/>
-            </w:tcMar>
-            <w:tcBorders>
-              <w:top w:val="single" w:sz="4" w:space="0" w:color="CCCCCC"/>
-              <w:bottom w:val="single" w:sz="4" w:space="0" w:color="CCCCCC"/>
-              <w:left w:val="single" w:sz="4" w:space="0" w:color="CCCCCC"/>
-              <w:right w:val="single" w:sz="4" w:space="0" w:color="CCCCCC"/>
-            </w:tcBorders>
-          </w:tcPr>
-          <w:p>
-            <w:pPr>
-              <w:spacing w:before="60" w:after="60" w:line="252" w:lineRule="auto"/>
-              <w:jc w:val="left"/>
-            </w:pPr>
-            <w:r/>
-            <w:r>
-              <w:t>NY Open 21-23</w:t>
-            </w:r>
-          </w:p>
-        </w:tc>
-        <w:tc>
-          <w:tcPr>
-            <w:tcW w:type="dxa" w:w="1440"/>
-            <w:shd w:fill="F8FAFC"/>
-            <w:tcMar>
-              <w:top w:w="100" w:type="dxa"/>
-              <w:bottom w:w="100" w:type="dxa"/>
-              <w:left w:w="120" w:type="dxa"/>
-              <w:right w:w="120" w:type="dxa"/>
-            </w:tcMar>
-            <w:tcBorders>
-              <w:top w:val="single" w:sz="4" w:space="0" w:color="CCCCCC"/>
-              <w:bottom w:val="single" w:sz="4" w:space="0" w:color="CCCCCC"/>
-              <w:left w:val="single" w:sz="4" w:space="0" w:color="CCCCCC"/>
-              <w:right w:val="single" w:sz="4" w:space="0" w:color="CCCCCC"/>
-            </w:tcBorders>
-          </w:tcPr>
-          <w:p>
-            <w:pPr>
-              <w:spacing w:before="60" w:after="60" w:line="252" w:lineRule="auto"/>
-              <w:jc w:val="left"/>
-            </w:pPr>
-            <w:r/>
-            <w:r>
-              <w:t>749.25</w:t>
-            </w:r>
-          </w:p>
-        </w:tc>
-        <w:tc>
-          <w:tcPr>
-            <w:tcW w:type="dxa" w:w="2016"/>
-            <w:shd w:fill="F8FAFC"/>
-            <w:tcMar>
-              <w:top w:w="100" w:type="dxa"/>
-              <w:bottom w:w="100" w:type="dxa"/>
-              <w:left w:w="120" w:type="dxa"/>
-              <w:right w:w="120" w:type="dxa"/>
-            </w:tcMar>
-            <w:tcBorders>
-              <w:top w:val="single" w:sz="4" w:space="0" w:color="CCCCCC"/>
-              <w:bottom w:val="single" w:sz="4" w:space="0" w:color="CCCCCC"/>
-              <w:left w:val="single" w:sz="4" w:space="0" w:color="CCCCCC"/>
-              <w:right w:val="single" w:sz="4" w:space="0" w:color="CCCCCC"/>
-            </w:tcBorders>
-          </w:tcPr>
-          <w:p>
-            <w:pPr>
-              <w:spacing w:before="60" w:after="60" w:line="252" w:lineRule="auto"/>
-              <w:jc w:val="left"/>
-            </w:pPr>
-            <w:r/>
-            <w:r>
-              <w:t>757.75</w:t>
-            </w:r>
-          </w:p>
-        </w:tc>
-        <w:tc>
-          <w:tcPr>
-            <w:tcW w:type="dxa" w:w="1152"/>
-            <w:shd w:fill="F8FAFC"/>
-            <w:tcMar>
-              <w:top w:w="100" w:type="dxa"/>
-              <w:bottom w:w="100" w:type="dxa"/>
-              <w:left w:w="120" w:type="dxa"/>
-              <w:right w:w="120" w:type="dxa"/>
-            </w:tcMar>
-            <w:tcBorders>
-              <w:top w:val="single" w:sz="4" w:space="0" w:color="CCCCCC"/>
-              <w:bottom w:val="single" w:sz="4" w:space="0" w:color="CCCCCC"/>
-              <w:left w:val="single" w:sz="4" w:space="0" w:color="CCCCCC"/>
-              <w:right w:val="single" w:sz="4" w:space="0" w:color="CCCCCC"/>
-            </w:tcBorders>
-          </w:tcPr>
-          <w:p>
-            <w:pPr>
-              <w:spacing w:before="60" w:after="60" w:line="252" w:lineRule="auto"/>
-              <w:jc w:val="left"/>
-            </w:pPr>
-            <w:r/>
-            <w:r>
-              <w:t>735.25</w:t>
-            </w:r>
-          </w:p>
-        </w:tc>
-        <w:tc>
-          <w:tcPr>
-            <w:tcW w:type="dxa" w:w="1728"/>
-            <w:shd w:fill="F8FAFC"/>
-            <w:tcMar>
-              <w:top w:w="100" w:type="dxa"/>
-              <w:bottom w:w="100" w:type="dxa"/>
-              <w:left w:w="120" w:type="dxa"/>
-              <w:right w:w="120" w:type="dxa"/>
-            </w:tcMar>
-            <w:tcBorders>
-              <w:top w:val="single" w:sz="4" w:space="0" w:color="CCCCCC"/>
-              <w:bottom w:val="single" w:sz="4" w:space="0" w:color="CCCCCC"/>
-              <w:left w:val="single" w:sz="4" w:space="0" w:color="CCCCCC"/>
-              <w:right w:val="single" w:sz="4" w:space="0" w:color="CCCCCC"/>
-            </w:tcBorders>
-          </w:tcPr>
-          <w:p>
-            <w:pPr>
-              <w:spacing w:before="60" w:after="60" w:line="252" w:lineRule="auto"/>
-              <w:jc w:val="left"/>
-            </w:pPr>
-            <w:r/>
-            <w:r>
-              <w:rPr>
-                <w:b/>
-              </w:rPr>
-              <w:t>751.00</w:t>
-            </w:r>
-          </w:p>
-        </w:tc>
-        <w:tc>
-          <w:tcPr>
-            <w:tcW w:type="dxa" w:w="3456"/>
-            <w:shd w:fill="F8FAFC"/>
-            <w:tcMar>
-              <w:top w:w="100" w:type="dxa"/>
-              <w:bottom w:w="100" w:type="dxa"/>
-              <w:left w:w="120" w:type="dxa"/>
-              <w:right w:w="120" w:type="dxa"/>
-            </w:tcMar>
-            <w:tcBorders>
-              <w:top w:val="single" w:sz="4" w:space="0" w:color="CCCCCC"/>
-              <w:bottom w:val="single" w:sz="4" w:space="0" w:color="CCCCCC"/>
-              <w:left w:val="single" w:sz="4" w:space="0" w:color="CCCCCC"/>
-              <w:right w:val="single" w:sz="4" w:space="0" w:color="CCCCCC"/>
-            </w:tcBorders>
-          </w:tcPr>
-          <w:p>
-            <w:pPr>
-              <w:spacing w:before="60" w:after="60" w:line="252" w:lineRule="auto"/>
-              <w:jc w:val="left"/>
-            </w:pPr>
-            <w:r/>
-            <w:r>
-              <w:rPr>
-                <w:b/>
-              </w:rPr>
-              <w:t>+1.75</w:t>
-            </w:r>
-          </w:p>
-        </w:tc>
-        <w:tc>
-          <w:tcPr>
-            <w:tcW w:type="dxa" w:w="1440"/>
-            <w:shd w:fill="F8FAFC"/>
-            <w:tcMar>
-              <w:top w:w="100" w:type="dxa"/>
-              <w:bottom w:w="100" w:type="dxa"/>
-              <w:left w:w="120" w:type="dxa"/>
-              <w:right w:w="120" w:type="dxa"/>
-            </w:tcMar>
-            <w:tcBorders>
-              <w:top w:val="single" w:sz="4" w:space="0" w:color="CCCCCC"/>
-              <w:bottom w:val="single" w:sz="4" w:space="0" w:color="CCCCCC"/>
-              <w:left w:val="single" w:sz="4" w:space="0" w:color="CCCCCC"/>
-              <w:right w:val="single" w:sz="4" w:space="0" w:color="CCCCCC"/>
-            </w:tcBorders>
-          </w:tcPr>
-          <w:p>
-            <w:pPr>
-              <w:spacing w:before="60" w:after="60" w:line="252" w:lineRule="auto"/>
-              <w:jc w:val="left"/>
-            </w:pPr>
-            <w:r/>
-            <w:r>
-              <w:t>BULL</w:t>
-            </w:r>
-          </w:p>
-        </w:tc>
-      </w:tr>
-      <w:tr>
-        <w:tc>
-          <w:tcPr>
-            <w:tcW w:type="dxa" w:w="1584"/>
-            <w:shd w:fill="FFFFFF"/>
-            <w:tcMar>
-              <w:top w:w="100" w:type="dxa"/>
-              <w:bottom w:w="100" w:type="dxa"/>
-              <w:left w:w="120" w:type="dxa"/>
-              <w:right w:w="120" w:type="dxa"/>
-            </w:tcMar>
-            <w:tcBorders>
-              <w:top w:val="single" w:sz="4" w:space="0" w:color="CCCCCC"/>
-              <w:bottom w:val="single" w:sz="4" w:space="0" w:color="CCCCCC"/>
-              <w:left w:val="single" w:sz="4" w:space="0" w:color="CCCCCC"/>
-              <w:right w:val="single" w:sz="4" w:space="0" w:color="CCCCCC"/>
-            </w:tcBorders>
-          </w:tcPr>
-          <w:p>
-            <w:pPr>
-              <w:spacing w:before="60" w:after="60" w:line="252" w:lineRule="auto"/>
-              <w:jc w:val="left"/>
-            </w:pPr>
-            <w:r/>
-            <w:r>
-              <w:rPr>
-                <w:b/>
-              </w:rPr>
-              <w:t>Fri 18/09</w:t>
-            </w:r>
-          </w:p>
-        </w:tc>
-        <w:tc>
-          <w:tcPr>
-            <w:tcW w:type="dxa" w:w="864"/>
-            <w:shd w:fill="FFFFFF"/>
-            <w:tcMar>
-              <w:top w:w="100" w:type="dxa"/>
-              <w:bottom w:w="100" w:type="dxa"/>
-              <w:left w:w="120" w:type="dxa"/>
-              <w:right w:w="120" w:type="dxa"/>
-            </w:tcMar>
-            <w:tcBorders>
-              <w:top w:val="single" w:sz="4" w:space="0" w:color="CCCCCC"/>
-              <w:bottom w:val="single" w:sz="4" w:space="0" w:color="CCCCCC"/>
-              <w:left w:val="single" w:sz="4" w:space="0" w:color="CCCCCC"/>
-              <w:right w:val="single" w:sz="4" w:space="0" w:color="CCCCCC"/>
-            </w:tcBorders>
-          </w:tcPr>
-          <w:p>
-            <w:pPr>
-              <w:spacing w:before="60" w:after="60" w:line="252" w:lineRule="auto"/>
-              <w:jc w:val="left"/>
-            </w:pPr>
-            <w:r/>
-            <w:r>
-              <w:t>NY Close 23-01</w:t>
-            </w:r>
-          </w:p>
-        </w:tc>
-        <w:tc>
-          <w:tcPr>
-            <w:tcW w:type="dxa" w:w="1440"/>
-            <w:shd w:fill="FFFFFF"/>
-            <w:tcMar>
-              <w:top w:w="100" w:type="dxa"/>
-              <w:bottom w:w="100" w:type="dxa"/>
-              <w:left w:w="120" w:type="dxa"/>
-              <w:right w:w="120" w:type="dxa"/>
-            </w:tcMar>
-            <w:tcBorders>
-              <w:top w:val="single" w:sz="4" w:space="0" w:color="CCCCCC"/>
-              <w:bottom w:val="single" w:sz="4" w:space="0" w:color="CCCCCC"/>
-              <w:left w:val="single" w:sz="4" w:space="0" w:color="CCCCCC"/>
-              <w:right w:val="single" w:sz="4" w:space="0" w:color="CCCCCC"/>
-            </w:tcBorders>
-          </w:tcPr>
-          <w:p>
-            <w:pPr>
-              <w:spacing w:before="60" w:after="60" w:line="252" w:lineRule="auto"/>
-              <w:jc w:val="left"/>
-            </w:pPr>
-            <w:r/>
-            <w:r>
-              <w:t>751.00</w:t>
-            </w:r>
-          </w:p>
-        </w:tc>
-        <w:tc>
-          <w:tcPr>
-            <w:tcW w:type="dxa" w:w="2016"/>
-            <w:shd w:fill="FFFFFF"/>
-            <w:tcMar>
-              <w:top w:w="100" w:type="dxa"/>
-              <w:bottom w:w="100" w:type="dxa"/>
-              <w:left w:w="120" w:type="dxa"/>
-              <w:right w:w="120" w:type="dxa"/>
-            </w:tcMar>
-            <w:tcBorders>
-              <w:top w:val="single" w:sz="4" w:space="0" w:color="CCCCCC"/>
-              <w:bottom w:val="single" w:sz="4" w:space="0" w:color="CCCCCC"/>
-              <w:left w:val="single" w:sz="4" w:space="0" w:color="CCCCCC"/>
-              <w:right w:val="single" w:sz="4" w:space="0" w:color="CCCCCC"/>
-            </w:tcBorders>
-          </w:tcPr>
-          <w:p>
-            <w:pPr>
-              <w:spacing w:before="60" w:after="60" w:line="252" w:lineRule="auto"/>
-              <w:jc w:val="left"/>
-            </w:pPr>
-            <w:r/>
-            <w:r>
-              <w:t>757.25</w:t>
-            </w:r>
-          </w:p>
-        </w:tc>
-        <w:tc>
-          <w:tcPr>
-            <w:tcW w:type="dxa" w:w="1152"/>
-            <w:shd w:fill="FFFFFF"/>
-            <w:tcMar>
-              <w:top w:w="100" w:type="dxa"/>
-              <w:bottom w:w="100" w:type="dxa"/>
-              <w:left w:w="120" w:type="dxa"/>
-              <w:right w:w="120" w:type="dxa"/>
-            </w:tcMar>
-            <w:tcBorders>
-              <w:top w:val="single" w:sz="4" w:space="0" w:color="CCCCCC"/>
-              <w:bottom w:val="single" w:sz="4" w:space="0" w:color="CCCCCC"/>
-              <w:left w:val="single" w:sz="4" w:space="0" w:color="CCCCCC"/>
-              <w:right w:val="single" w:sz="4" w:space="0" w:color="CCCCCC"/>
-            </w:tcBorders>
-          </w:tcPr>
-          <w:p>
-            <w:pPr>
-              <w:spacing w:before="60" w:after="60" w:line="252" w:lineRule="auto"/>
-              <w:jc w:val="left"/>
-            </w:pPr>
-            <w:r/>
-            <w:r>
-              <w:t>744.50</w:t>
-            </w:r>
-          </w:p>
-        </w:tc>
-        <w:tc>
-          <w:tcPr>
-            <w:tcW w:type="dxa" w:w="1728"/>
-            <w:shd w:fill="FFFFFF"/>
-            <w:tcMar>
-              <w:top w:w="100" w:type="dxa"/>
-              <w:bottom w:w="100" w:type="dxa"/>
-              <w:left w:w="120" w:type="dxa"/>
-              <w:right w:w="120" w:type="dxa"/>
-            </w:tcMar>
-            <w:tcBorders>
-              <w:top w:val="single" w:sz="4" w:space="0" w:color="CCCCCC"/>
-              <w:bottom w:val="single" w:sz="4" w:space="0" w:color="CCCCCC"/>
-              <w:left w:val="single" w:sz="4" w:space="0" w:color="CCCCCC"/>
-              <w:right w:val="single" w:sz="4" w:space="0" w:color="CCCCCC"/>
-            </w:tcBorders>
-          </w:tcPr>
-          <w:p>
-            <w:pPr>
-              <w:spacing w:before="60" w:after="60" w:line="252" w:lineRule="auto"/>
-              <w:jc w:val="left"/>
-            </w:pPr>
-            <w:r/>
-            <w:r>
-              <w:rPr>
-                <w:b/>
-              </w:rPr>
-              <w:t>750.25</w:t>
             </w:r>
           </w:p>
         </w:tc>

--- a/Daily Reports/14_09_2026-CBOT Reports.docx
+++ b/Daily Reports/14_09_2026-CBOT Reports.docx
@@ -104,7 +104,7 @@
           <w:color w:val="5C768D"/>
           <w:sz w:val="19"/>
         </w:rPr>
-        <w:t>Cập nhật tự động qua `macro_tracker.py` vào lúc 19:00 ICT ngày 14/09/2026</w:t>
+        <w:t>Cập nhật tự động qua `macro_tracker.py` vào lúc 21:04 ICT ngày 14/09/2026</w:t>
       </w:r>
     </w:p>
     <w:tbl>
@@ -313,7 +313,7 @@
               <w:rPr>
                 <w:b/>
               </w:rPr>
-              <w:t>108.45 / thùng</w:t>
+              <w:t>109.06 / thùng</w:t>
             </w:r>
           </w:p>
         </w:tc>
@@ -442,7 +442,7 @@
               <w:rPr>
                 <w:b/>
               </w:rPr>
-              <w:t>99.52</w:t>
+              <w:t>99.70</w:t>
             </w:r>
           </w:p>
         </w:tc>
@@ -1218,7 +1218,7 @@
         <w:rPr>
           <w:b/>
         </w:rPr>
-        <w:t>`108.45` (+0.00%)</w:t>
+        <w:t>`109.06` (+0.00%)</w:t>
       </w:r>
       <w:r>
         <w:t xml:space="preserve"> | DXY: </w:t>
@@ -1227,7 +1227,7 @@
         <w:rPr>
           <w:b/>
         </w:rPr>
-        <w:t>`99.52` (+0.00%)</w:t>
+        <w:t>`99.70` (+0.00%)</w:t>
       </w:r>
       <w:r>
         <w:t xml:space="preserve"> | Lúa mì CBOT: </w:t>
@@ -1236,7 +1236,7 @@
         <w:rPr>
           <w:b/>
         </w:rPr>
-        <w:t>`728.50` (+0.00%)</w:t>
+        <w:t>`730.00` (+0.00%)</w:t>
       </w:r>
       <w:r>
         <w:t>.</w:t>
@@ -1306,7 +1306,7 @@
           <w:color w:val="5C768D"/>
           <w:sz w:val="19"/>
         </w:rPr>
-        <w:t>Cập nhật tự động lúc 19:00 ICT ngày 14/09/2026 — Nguồn: NOAA, USDA, BOM Australia</w:t>
+        <w:t>Cập nhật tự động lúc 21:04 ICT ngày 14/09/2026 — Nguồn: NOAA, USDA, BOM Australia</w:t>
       </w:r>
     </w:p>
     <w:p>
@@ -3574,7 +3574,7 @@
               <w:rPr>
                 <w:b/>
               </w:rPr>
-              <w:t>529.75</w:t>
+              <w:t>531.75</w:t>
             </w:r>
           </w:p>
         </w:tc>
@@ -3605,7 +3605,7 @@
               <w:rPr>
                 <w:b/>
               </w:rPr>
-              <w:t>530.86 (+1.11)</w:t>
+              <w:t>533.07 (+1.32)</w:t>
             </w:r>
           </w:p>
         </w:tc>
@@ -3633,7 +3633,7 @@
             </w:pPr>
             <w:r/>
             <w:r>
-              <w:t>Bearish (529.13 &lt; 529.90)</w:t>
+              <w:t>Bearish (529.55 &lt; 530.02)</w:t>
             </w:r>
           </w:p>
         </w:tc>
@@ -3661,7 +3661,7 @@
             </w:pPr>
             <w:r/>
             <w:r>
-              <w:t>1.75 cents</w:t>
+              <w:t>4.25 cents</w:t>
             </w:r>
           </w:p>
         </w:tc>
@@ -3822,7 +3822,7 @@
               <w:rPr>
                 <w:b/>
               </w:rPr>
-              <w:t>728.50</w:t>
+              <w:t>730.00</w:t>
             </w:r>
           </w:p>
         </w:tc>
@@ -3853,7 +3853,7 @@
               <w:rPr>
                 <w:b/>
               </w:rPr>
-              <w:t>729.56 (+1.06)</w:t>
+              <w:t>731.38 (+1.38)</w:t>
             </w:r>
           </w:p>
         </w:tc>
@@ -3881,7 +3881,7 @@
             </w:pPr>
             <w:r/>
             <w:r>
-              <w:t>Bearish (727.45 &lt; 731.29)</w:t>
+              <w:t>Bearish (727.96 &lt; 731.22)</w:t>
             </w:r>
           </w:p>
         </w:tc>
@@ -3909,7 +3909,7 @@
             </w:pPr>
             <w:r/>
             <w:r>
-              <w:t>2.50 cents</w:t>
+              <w:t>7.00 cents</w:t>
             </w:r>
           </w:p>
         </w:tc>
@@ -4347,7 +4347,7 @@
                 <w:b/>
                 <w:color w:val="15803D"/>
               </w:rPr>
-              <w:t>528.00 - 529.13 cents (Canh mua vùng hỗ trợ)</w:t>
+              <w:t>528.00 - 529.55 cents (Canh mua vùng hỗ trợ)</w:t>
             </w:r>
           </w:p>
         </w:tc>
@@ -4378,7 +4378,7 @@
               <w:rPr>
                 <w:b/>
               </w:rPr>
-              <w:t>453.54 cents (Dưới cản S2 + 1.5x ATR)</w:t>
+              <w:t>453.07 cents (Dưới cản S2 + 1.5x ATR)</w:t>
             </w:r>
           </w:p>
         </w:tc>
@@ -4590,7 +4590,7 @@
               <w:rPr>
                 <w:b/>
               </w:rPr>
-              <w:t>454.86 cents (Chống quét SL tuyệt đối)</w:t>
+              <w:t>454.55 cents (Chống quét SL tuyệt đối)</w:t>
             </w:r>
           </w:p>
         </w:tc>
@@ -4783,7 +4783,7 @@
               <w:rPr>
                 <w:b/>
               </w:rPr>
-              <w:t>536.14 cents</w:t>
+              <w:t>536.45 cents</w:t>
             </w:r>
           </w:p>
         </w:tc>
@@ -4945,7 +4945,7 @@
               <w:rPr>
                 <w:b/>
               </w:rPr>
-              <w:t>446.95 - 457.50 cents</w:t>
+              <w:t>445.69 - 457.50 cents</w:t>
             </w:r>
           </w:p>
         </w:tc>
@@ -5126,7 +5126,7 @@
                 <w:b/>
                 <w:color w:val="B91C1C"/>
               </w:rPr>
-              <w:t>727.45 - 731.29 cents (Canh bán hồi kỹ thuật H1)</w:t>
+              <w:t>727.96 - 731.22 cents (Canh bán hồi kỹ thuật H1)</w:t>
             </w:r>
           </w:p>
         </w:tc>
@@ -5157,7 +5157,7 @@
               <w:rPr>
                 <w:b/>
               </w:rPr>
-              <w:t>801.85 cents (Trên kháng cự R2 + 1.5x ATR)</w:t>
+              <w:t>802.63 cents (Trên kháng cự R2 + 1.5x ATR)</w:t>
             </w:r>
           </w:p>
         </w:tc>
@@ -5366,7 +5366,7 @@
               <w:rPr>
                 <w:b/>
               </w:rPr>
-              <w:t>640.68 cents</w:t>
+              <w:t>640.16 cents</w:t>
             </w:r>
           </w:p>
         </w:tc>
@@ -5559,7 +5559,7 @@
               <w:rPr>
                 <w:b/>
               </w:rPr>
-              <w:t>737.57 cents</w:t>
+              <w:t>738.09 cents</w:t>
             </w:r>
           </w:p>
         </w:tc>
@@ -5721,7 +5721,7 @@
               <w:rPr>
                 <w:b/>
               </w:rPr>
-              <w:t>626.98 - 645.25 cents</w:t>
+              <w:t>624.90 - 645.25 cents</w:t>
             </w:r>
           </w:p>
         </w:tc>
@@ -11599,7 +11599,7 @@
         <w:t>Giá Chốt Phiên (Close):</w:t>
       </w:r>
       <w:r>
-        <w:t xml:space="preserve"> 529.75 cents | </w:t>
+        <w:t xml:space="preserve"> 531.75 cents | </w:t>
       </w:r>
       <w:r>
         <w:rPr>
@@ -11614,10 +11614,10 @@
         <w:rPr>
           <w:b/>
         </w:rPr>
-        <w:t>`530.86 cents`</w:t>
+        <w:t>`533.07 cents`</w:t>
       </w:r>
       <w:r>
-        <w:t xml:space="preserve"> (+1.11).</w:t>
+        <w:t xml:space="preserve"> (+1.32).</w:t>
       </w:r>
     </w:p>
     <w:p>
@@ -11638,7 +11638,7 @@
         <w:rPr>
           <w:b/>
         </w:rPr>
-        <w:t>`35,190`</w:t>
+        <w:t>`62,798`</w:t>
       </w:r>
       <w:r>
         <w:t xml:space="preserve"> (Chênh lệch: </w:t>
@@ -11647,7 +11647,7 @@
         <w:rPr>
           <w:b/>
         </w:rPr>
-        <w:t>`+21,939`</w:t>
+        <w:t>`+49,547`</w:t>
       </w:r>
       <w:r>
         <w:t xml:space="preserve">) | OI: </w:t>
@@ -11981,7 +11981,7 @@
               <w:rPr>
                 <w:b/>
               </w:rPr>
-              <w:t>108.45</w:t>
+              <w:t>109.06</w:t>
             </w:r>
           </w:p>
         </w:tc>
@@ -12104,7 +12104,7 @@
               <w:rPr>
                 <w:b/>
               </w:rPr>
-              <w:t>99.52</w:t>
+              <w:t>99.70</w:t>
             </w:r>
           </w:p>
         </w:tc>
@@ -12739,7 +12739,7 @@
         <w:t xml:space="preserve"> EMA_21 </w:t>
       </w:r>
       <w:r>
-        <w:t xml:space="preserve"> (529.13) &lt; </w:t>
+        <w:t xml:space="preserve"> (529.55) &lt; </w:t>
       </w:r>
       <w:r>
         <w:rPr>
@@ -12750,7 +12750,7 @@
         <w:t xml:space="preserve"> EMA_50 </w:t>
       </w:r>
       <w:r>
-        <w:t xml:space="preserve"> (529.90).</w:t>
+        <w:t xml:space="preserve"> (530.02).</w:t>
       </w:r>
     </w:p>
     <w:p>
@@ -12771,7 +12771,7 @@
         <w:rPr>
           <w:b/>
         </w:rPr>
-        <w:t>`51.69`</w:t>
+        <w:t>`57.35`</w:t>
       </w:r>
       <w:r>
         <w:t xml:space="preserve"> | ATR (14) = </w:t>
@@ -12780,7 +12780,7 @@
         <w:rPr>
           <w:b/>
         </w:rPr>
-        <w:t>`2.64`</w:t>
+        <w:t>`2.95`</w:t>
       </w:r>
       <w:r>
         <w:t xml:space="preserve"> cents | Volatility = </w:t>
@@ -12789,7 +12789,7 @@
         <w:rPr>
           <w:b/>
         </w:rPr>
-        <w:t>`1.75 cents`</w:t>
+        <w:t>`4.25 cents`</w:t>
       </w:r>
       <w:r>
         <w:t>.</w:t>
@@ -13574,7 +13574,7 @@
           <w:b/>
           <w:color w:val="15803D"/>
         </w:rPr>
-        <w:t>`528.00 - 529.13 cents (Canh mua vùng hỗ trợ)`</w:t>
+        <w:t>`528.00 - 529.55 cents (Canh mua vùng hỗ trợ)`</w:t>
       </w:r>
       <w:r>
         <w:t xml:space="preserve"> | SL: </w:t>
@@ -13583,7 +13583,7 @@
         <w:rPr>
           <w:b/>
         </w:rPr>
-        <w:t>`453.54 cents (Dưới cản S2 + 1.5x ATR)`</w:t>
+        <w:t>`453.07 cents (Dưới cản S2 + 1.5x ATR)`</w:t>
       </w:r>
       <w:r>
         <w:t xml:space="preserve"> | TP: </w:t>
@@ -13654,7 +13654,7 @@
         <w:rPr>
           <w:b/>
         </w:rPr>
-        <w:t>`454.86 cents (Chống quét SL tuyệt đối)`</w:t>
+        <w:t>`454.55 cents (Chống quét SL tuyệt đối)`</w:t>
       </w:r>
       <w:r>
         <w:t xml:space="preserve"> | TP: </w:t>
@@ -13700,7 +13700,7 @@
         <w:rPr>
           <w:b/>
         </w:rPr>
-        <w:t>`536.14 cents`</w:t>
+        <w:t>`536.45 cents`</w:t>
       </w:r>
       <w:r>
         <w:t xml:space="preserve"> | TP: </w:t>
@@ -13749,7 +13749,7 @@
         <w:rPr>
           <w:b/>
         </w:rPr>
-        <w:t>`446.95 - 457.50 cents`</w:t>
+        <w:t>`445.69 - 457.50 cents`</w:t>
       </w:r>
     </w:p>
     <w:p>
@@ -14156,7 +14156,7 @@
             </w:pPr>
             <w:r/>
             <w:r>
-              <w:t>529.75</w:t>
+              <w:t>531.75</w:t>
             </w:r>
           </w:p>
         </w:tc>
@@ -14184,7 +14184,7 @@
             </w:pPr>
             <w:r/>
             <w:r>
-              <w:t>533.50</w:t>
+              <w:t>535.50</w:t>
             </w:r>
           </w:p>
         </w:tc>
@@ -14212,7 +14212,7 @@
             </w:pPr>
             <w:r/>
             <w:r>
-              <w:t>526.50</w:t>
+              <w:t>528.50</w:t>
             </w:r>
           </w:p>
         </w:tc>
@@ -14243,7 +14243,7 @@
               <w:rPr>
                 <w:b/>
               </w:rPr>
-              <w:t>530.00</w:t>
+              <w:t>532.00</w:t>
             </w:r>
           </w:p>
         </w:tc>
@@ -14391,7 +14391,7 @@
             </w:pPr>
             <w:r/>
             <w:r>
-              <w:t>530.00</w:t>
+              <w:t>532.00</w:t>
             </w:r>
           </w:p>
         </w:tc>
@@ -14419,7 +14419,7 @@
             </w:pPr>
             <w:r/>
             <w:r>
-              <w:t>532.75</w:t>
+              <w:t>534.75</w:t>
             </w:r>
           </w:p>
         </w:tc>
@@ -14447,7 +14447,7 @@
             </w:pPr>
             <w:r/>
             <w:r>
-              <w:t>526.25</w:t>
+              <w:t>528.25</w:t>
             </w:r>
           </w:p>
         </w:tc>
@@ -14478,7 +14478,7 @@
               <w:rPr>
                 <w:b/>
               </w:rPr>
-              <w:t>529.50</w:t>
+              <w:t>531.50</w:t>
             </w:r>
           </w:p>
         </w:tc>
@@ -14626,7 +14626,7 @@
             </w:pPr>
             <w:r/>
             <w:r>
-              <w:t>529.50</w:t>
+              <w:t>531.50</w:t>
             </w:r>
           </w:p>
         </w:tc>
@@ -14654,7 +14654,7 @@
             </w:pPr>
             <w:r/>
             <w:r>
-              <w:t>532.50</w:t>
+              <w:t>534.50</w:t>
             </w:r>
           </w:p>
         </w:tc>
@@ -14682,7 +14682,7 @@
             </w:pPr>
             <w:r/>
             <w:r>
-              <w:t>525.50</w:t>
+              <w:t>527.50</w:t>
             </w:r>
           </w:p>
         </w:tc>
@@ -14713,7 +14713,7 @@
               <w:rPr>
                 <w:b/>
               </w:rPr>
-              <w:t>530.25</w:t>
+              <w:t>532.25</w:t>
             </w:r>
           </w:p>
         </w:tc>
@@ -14861,7 +14861,7 @@
             </w:pPr>
             <w:r/>
             <w:r>
-              <w:t>530.25</w:t>
+              <w:t>532.25</w:t>
             </w:r>
           </w:p>
         </w:tc>
@@ -14889,7 +14889,7 @@
             </w:pPr>
             <w:r/>
             <w:r>
-              <w:t>534.75</w:t>
+              <w:t>536.75</w:t>
             </w:r>
           </w:p>
         </w:tc>
@@ -14917,7 +14917,7 @@
             </w:pPr>
             <w:r/>
             <w:r>
-              <w:t>525.25</w:t>
+              <w:t>527.25</w:t>
             </w:r>
           </w:p>
         </w:tc>
@@ -14948,7 +14948,7 @@
               <w:rPr>
                 <w:b/>
               </w:rPr>
-              <w:t>531.00</w:t>
+              <w:t>533.00</w:t>
             </w:r>
           </w:p>
         </w:tc>
@@ -15096,7 +15096,7 @@
             </w:pPr>
             <w:r/>
             <w:r>
-              <w:t>531.00</w:t>
+              <w:t>533.00</w:t>
             </w:r>
           </w:p>
         </w:tc>
@@ -15124,7 +15124,7 @@
             </w:pPr>
             <w:r/>
             <w:r>
-              <w:t>536.50</w:t>
+              <w:t>538.50</w:t>
             </w:r>
           </w:p>
         </w:tc>
@@ -15152,7 +15152,7 @@
             </w:pPr>
             <w:r/>
             <w:r>
-              <w:t>524.75</w:t>
+              <w:t>526.75</w:t>
             </w:r>
           </w:p>
         </w:tc>
@@ -15183,7 +15183,7 @@
               <w:rPr>
                 <w:b/>
               </w:rPr>
-              <w:t>533.25</w:t>
+              <w:t>535.25</w:t>
             </w:r>
           </w:p>
         </w:tc>
@@ -15331,7 +15331,7 @@
             </w:pPr>
             <w:r/>
             <w:r>
-              <w:t>533.25</w:t>
+              <w:t>535.25</w:t>
             </w:r>
           </w:p>
         </w:tc>
@@ -15359,7 +15359,7 @@
             </w:pPr>
             <w:r/>
             <w:r>
-              <w:t>536.25</w:t>
+              <w:t>538.25</w:t>
             </w:r>
           </w:p>
         </w:tc>
@@ -15387,7 +15387,7 @@
             </w:pPr>
             <w:r/>
             <w:r>
-              <w:t>529.00</w:t>
+              <w:t>531.00</w:t>
             </w:r>
           </w:p>
         </w:tc>
@@ -15418,7 +15418,7 @@
               <w:rPr>
                 <w:b/>
               </w:rPr>
-              <w:t>533.50</w:t>
+              <w:t>535.50</w:t>
             </w:r>
           </w:p>
         </w:tc>
@@ -15566,7 +15566,7 @@
             </w:pPr>
             <w:r/>
             <w:r>
-              <w:t>533.50</w:t>
+              <w:t>535.50</w:t>
             </w:r>
           </w:p>
         </w:tc>
@@ -15594,7 +15594,7 @@
             </w:pPr>
             <w:r/>
             <w:r>
-              <w:t>536.75</w:t>
+              <w:t>538.75</w:t>
             </w:r>
           </w:p>
         </w:tc>
@@ -15622,7 +15622,7 @@
             </w:pPr>
             <w:r/>
             <w:r>
-              <w:t>527.00</w:t>
+              <w:t>529.00</w:t>
             </w:r>
           </w:p>
         </w:tc>
@@ -15653,7 +15653,7 @@
               <w:rPr>
                 <w:b/>
               </w:rPr>
-              <w:t>534.25</w:t>
+              <w:t>536.25</w:t>
             </w:r>
           </w:p>
         </w:tc>
@@ -15801,7 +15801,7 @@
             </w:pPr>
             <w:r/>
             <w:r>
-              <w:t>534.25</w:t>
+              <w:t>536.25</w:t>
             </w:r>
           </w:p>
         </w:tc>
@@ -15829,7 +15829,7 @@
             </w:pPr>
             <w:r/>
             <w:r>
-              <w:t>537.25</w:t>
+              <w:t>539.25</w:t>
             </w:r>
           </w:p>
         </w:tc>
@@ -15857,7 +15857,7 @@
             </w:pPr>
             <w:r/>
             <w:r>
-              <w:t>529.75</w:t>
+              <w:t>531.75</w:t>
             </w:r>
           </w:p>
         </w:tc>
@@ -15888,7 +15888,7 @@
               <w:rPr>
                 <w:b/>
               </w:rPr>
-              <w:t>533.75</w:t>
+              <w:t>535.75</w:t>
             </w:r>
           </w:p>
         </w:tc>
@@ -16036,7 +16036,7 @@
             </w:pPr>
             <w:r/>
             <w:r>
-              <w:t>533.75</w:t>
+              <w:t>535.75</w:t>
             </w:r>
           </w:p>
         </w:tc>
@@ -16064,7 +16064,7 @@
             </w:pPr>
             <w:r/>
             <w:r>
-              <w:t>537.75</w:t>
+              <w:t>539.75</w:t>
             </w:r>
           </w:p>
         </w:tc>
@@ -16092,7 +16092,7 @@
             </w:pPr>
             <w:r/>
             <w:r>
-              <w:t>528.00</w:t>
+              <w:t>530.00</w:t>
             </w:r>
           </w:p>
         </w:tc>
@@ -16123,7 +16123,7 @@
               <w:rPr>
                 <w:b/>
               </w:rPr>
-              <w:t>534.25</w:t>
+              <w:t>536.25</w:t>
             </w:r>
           </w:p>
         </w:tc>
@@ -16271,7 +16271,7 @@
             </w:pPr>
             <w:r/>
             <w:r>
-              <w:t>534.25</w:t>
+              <w:t>536.25</w:t>
             </w:r>
           </w:p>
         </w:tc>
@@ -16299,7 +16299,7 @@
             </w:pPr>
             <w:r/>
             <w:r>
-              <w:t>536.75</w:t>
+              <w:t>538.75</w:t>
             </w:r>
           </w:p>
         </w:tc>
@@ -16327,7 +16327,7 @@
             </w:pPr>
             <w:r/>
             <w:r>
-              <w:t>531.00</w:t>
+              <w:t>533.00</w:t>
             </w:r>
           </w:p>
         </w:tc>
@@ -16358,7 +16358,7 @@
               <w:rPr>
                 <w:b/>
               </w:rPr>
-              <w:t>534.75</w:t>
+              <w:t>536.75</w:t>
             </w:r>
           </w:p>
         </w:tc>
@@ -16506,7 +16506,7 @@
             </w:pPr>
             <w:r/>
             <w:r>
-              <w:t>534.75</w:t>
+              <w:t>536.75</w:t>
             </w:r>
           </w:p>
         </w:tc>
@@ -16534,7 +16534,7 @@
             </w:pPr>
             <w:r/>
             <w:r>
-              <w:t>538.25</w:t>
+              <w:t>540.25</w:t>
             </w:r>
           </w:p>
         </w:tc>
@@ -16562,7 +16562,7 @@
             </w:pPr>
             <w:r/>
             <w:r>
-              <w:t>528.75</w:t>
+              <w:t>530.75</w:t>
             </w:r>
           </w:p>
         </w:tc>
@@ -16593,7 +16593,7 @@
               <w:rPr>
                 <w:b/>
               </w:rPr>
-              <w:t>535.75</w:t>
+              <w:t>537.75</w:t>
             </w:r>
           </w:p>
         </w:tc>
@@ -16741,7 +16741,7 @@
             </w:pPr>
             <w:r/>
             <w:r>
-              <w:t>535.75</w:t>
+              <w:t>537.75</w:t>
             </w:r>
           </w:p>
         </w:tc>
@@ -16769,7 +16769,7 @@
             </w:pPr>
             <w:r/>
             <w:r>
-              <w:t>538.50</w:t>
+              <w:t>540.50</w:t>
             </w:r>
           </w:p>
         </w:tc>
@@ -16797,7 +16797,7 @@
             </w:pPr>
             <w:r/>
             <w:r>
-              <w:t>533.25</w:t>
+              <w:t>535.25</w:t>
             </w:r>
           </w:p>
         </w:tc>
@@ -16828,7 +16828,7 @@
               <w:rPr>
                 <w:b/>
               </w:rPr>
-              <w:t>535.75</w:t>
+              <w:t>537.75</w:t>
             </w:r>
           </w:p>
         </w:tc>
@@ -16976,7 +16976,7 @@
             </w:pPr>
             <w:r/>
             <w:r>
-              <w:t>535.75</w:t>
+              <w:t>537.75</w:t>
             </w:r>
           </w:p>
         </w:tc>
@@ -17004,7 +17004,7 @@
             </w:pPr>
             <w:r/>
             <w:r>
-              <w:t>538.50</w:t>
+              <w:t>540.50</w:t>
             </w:r>
           </w:p>
         </w:tc>
@@ -17032,7 +17032,7 @@
             </w:pPr>
             <w:r/>
             <w:r>
-              <w:t>533.25</w:t>
+              <w:t>535.25</w:t>
             </w:r>
           </w:p>
         </w:tc>
@@ -17063,7 +17063,7 @@
               <w:rPr>
                 <w:b/>
               </w:rPr>
-              <w:t>535.25</w:t>
+              <w:t>537.25</w:t>
             </w:r>
           </w:p>
         </w:tc>
@@ -17211,7 +17211,7 @@
             </w:pPr>
             <w:r/>
             <w:r>
-              <w:t>535.25</w:t>
+              <w:t>537.25</w:t>
             </w:r>
           </w:p>
         </w:tc>
@@ -17239,7 +17239,7 @@
             </w:pPr>
             <w:r/>
             <w:r>
-              <w:t>538.25</w:t>
+              <w:t>540.25</w:t>
             </w:r>
           </w:p>
         </w:tc>
@@ -17267,7 +17267,7 @@
             </w:pPr>
             <w:r/>
             <w:r>
-              <w:t>532.00</w:t>
+              <w:t>534.00</w:t>
             </w:r>
           </w:p>
         </w:tc>
@@ -17298,7 +17298,7 @@
               <w:rPr>
                 <w:b/>
               </w:rPr>
-              <w:t>535.00</w:t>
+              <w:t>537.00</w:t>
             </w:r>
           </w:p>
         </w:tc>
@@ -17446,7 +17446,7 @@
             </w:pPr>
             <w:r/>
             <w:r>
-              <w:t>535.00</w:t>
+              <w:t>537.00</w:t>
             </w:r>
           </w:p>
         </w:tc>
@@ -17474,7 +17474,7 @@
             </w:pPr>
             <w:r/>
             <w:r>
-              <w:t>539.00</w:t>
+              <w:t>541.00</w:t>
             </w:r>
           </w:p>
         </w:tc>
@@ -17502,7 +17502,7 @@
             </w:pPr>
             <w:r/>
             <w:r>
-              <w:t>529.75</w:t>
+              <w:t>531.75</w:t>
             </w:r>
           </w:p>
         </w:tc>
@@ -17533,7 +17533,7 @@
               <w:rPr>
                 <w:b/>
               </w:rPr>
-              <w:t>535.50</w:t>
+              <w:t>537.50</w:t>
             </w:r>
           </w:p>
         </w:tc>
@@ -17681,7 +17681,7 @@
             </w:pPr>
             <w:r/>
             <w:r>
-              <w:t>535.50</w:t>
+              <w:t>537.50</w:t>
             </w:r>
           </w:p>
         </w:tc>
@@ -17709,7 +17709,7 @@
             </w:pPr>
             <w:r/>
             <w:r>
-              <w:t>540.25</w:t>
+              <w:t>542.25</w:t>
             </w:r>
           </w:p>
         </w:tc>
@@ -17737,7 +17737,7 @@
             </w:pPr>
             <w:r/>
             <w:r>
-              <w:t>528.50</w:t>
+              <w:t>530.50</w:t>
             </w:r>
           </w:p>
         </w:tc>
@@ -17768,7 +17768,7 @@
               <w:rPr>
                 <w:b/>
               </w:rPr>
-              <w:t>537.50</w:t>
+              <w:t>539.50</w:t>
             </w:r>
           </w:p>
         </w:tc>
@@ -17916,7 +17916,7 @@
             </w:pPr>
             <w:r/>
             <w:r>
-              <w:t>537.50</w:t>
+              <w:t>539.50</w:t>
             </w:r>
           </w:p>
         </w:tc>
@@ -17944,7 +17944,7 @@
             </w:pPr>
             <w:r/>
             <w:r>
-              <w:t>545.50</w:t>
+              <w:t>547.50</w:t>
             </w:r>
           </w:p>
         </w:tc>
@@ -17972,7 +17972,7 @@
             </w:pPr>
             <w:r/>
             <w:r>
-              <w:t>530.50</w:t>
+              <w:t>532.50</w:t>
             </w:r>
           </w:p>
         </w:tc>
@@ -18003,7 +18003,7 @@
               <w:rPr>
                 <w:b/>
               </w:rPr>
-              <w:t>539.00</w:t>
+              <w:t>541.00</w:t>
             </w:r>
           </w:p>
         </w:tc>
@@ -18151,7 +18151,7 @@
             </w:pPr>
             <w:r/>
             <w:r>
-              <w:t>539.00</w:t>
+              <w:t>541.00</w:t>
             </w:r>
           </w:p>
         </w:tc>
@@ -18179,7 +18179,7 @@
             </w:pPr>
             <w:r/>
             <w:r>
-              <w:t>543.50</w:t>
+              <w:t>545.50</w:t>
             </w:r>
           </w:p>
         </w:tc>
@@ -18207,7 +18207,7 @@
             </w:pPr>
             <w:r/>
             <w:r>
-              <w:t>534.75</w:t>
+              <w:t>536.75</w:t>
             </w:r>
           </w:p>
         </w:tc>
@@ -18238,7 +18238,7 @@
               <w:rPr>
                 <w:b/>
               </w:rPr>
-              <w:t>538.50</w:t>
+              <w:t>540.50</w:t>
             </w:r>
           </w:p>
         </w:tc>
@@ -18386,7 +18386,7 @@
             </w:pPr>
             <w:r/>
             <w:r>
-              <w:t>538.50</w:t>
+              <w:t>540.50</w:t>
             </w:r>
           </w:p>
         </w:tc>
@@ -18414,7 +18414,7 @@
             </w:pPr>
             <w:r/>
             <w:r>
-              <w:t>540.75</w:t>
+              <w:t>542.75</w:t>
             </w:r>
           </w:p>
         </w:tc>
@@ -18442,7 +18442,7 @@
             </w:pPr>
             <w:r/>
             <w:r>
-              <w:t>535.75</w:t>
+              <w:t>537.75</w:t>
             </w:r>
           </w:p>
         </w:tc>
@@ -18473,7 +18473,7 @@
               <w:rPr>
                 <w:b/>
               </w:rPr>
-              <w:t>538.25</w:t>
+              <w:t>540.25</w:t>
             </w:r>
           </w:p>
         </w:tc>
@@ -18621,7 +18621,7 @@
             </w:pPr>
             <w:r/>
             <w:r>
-              <w:t>538.25</w:t>
+              <w:t>540.25</w:t>
             </w:r>
           </w:p>
         </w:tc>
@@ -18649,7 +18649,7 @@
             </w:pPr>
             <w:r/>
             <w:r>
-              <w:t>540.25</w:t>
+              <w:t>542.25</w:t>
             </w:r>
           </w:p>
         </w:tc>
@@ -18677,7 +18677,7 @@
             </w:pPr>
             <w:r/>
             <w:r>
-              <w:t>533.75</w:t>
+              <w:t>535.75</w:t>
             </w:r>
           </w:p>
         </w:tc>
@@ -18708,7 +18708,7 @@
               <w:rPr>
                 <w:b/>
               </w:rPr>
-              <w:t>538.50</w:t>
+              <w:t>540.50</w:t>
             </w:r>
           </w:p>
         </w:tc>
@@ -18856,7 +18856,7 @@
             </w:pPr>
             <w:r/>
             <w:r>
-              <w:t>538.50</w:t>
+              <w:t>540.50</w:t>
             </w:r>
           </w:p>
         </w:tc>
@@ -18884,7 +18884,7 @@
             </w:pPr>
             <w:r/>
             <w:r>
-              <w:t>542.25</w:t>
+              <w:t>544.25</w:t>
             </w:r>
           </w:p>
         </w:tc>
@@ -18912,7 +18912,7 @@
             </w:pPr>
             <w:r/>
             <w:r>
-              <w:t>535.75</w:t>
+              <w:t>537.75</w:t>
             </w:r>
           </w:p>
         </w:tc>
@@ -18943,7 +18943,7 @@
               <w:rPr>
                 <w:b/>
               </w:rPr>
-              <w:t>539.00</w:t>
+              <w:t>541.00</w:t>
             </w:r>
           </w:p>
         </w:tc>
@@ -19091,7 +19091,7 @@
             </w:pPr>
             <w:r/>
             <w:r>
-              <w:t>539.00</w:t>
+              <w:t>541.00</w:t>
             </w:r>
           </w:p>
         </w:tc>
@@ -19119,7 +19119,7 @@
             </w:pPr>
             <w:r/>
             <w:r>
-              <w:t>542.00</w:t>
+              <w:t>544.00</w:t>
             </w:r>
           </w:p>
         </w:tc>
@@ -19147,7 +19147,7 @@
             </w:pPr>
             <w:r/>
             <w:r>
-              <w:t>534.50</w:t>
+              <w:t>536.50</w:t>
             </w:r>
           </w:p>
         </w:tc>
@@ -19178,7 +19178,7 @@
               <w:rPr>
                 <w:b/>
               </w:rPr>
-              <w:t>539.25</w:t>
+              <w:t>541.25</w:t>
             </w:r>
           </w:p>
         </w:tc>
@@ -19326,7 +19326,7 @@
             </w:pPr>
             <w:r/>
             <w:r>
-              <w:t>539.25</w:t>
+              <w:t>541.25</w:t>
             </w:r>
           </w:p>
         </w:tc>
@@ -19354,7 +19354,7 @@
             </w:pPr>
             <w:r/>
             <w:r>
-              <w:t>543.50</w:t>
+              <w:t>545.50</w:t>
             </w:r>
           </w:p>
         </w:tc>
@@ -19382,7 +19382,7 @@
             </w:pPr>
             <w:r/>
             <w:r>
-              <w:t>536.00</w:t>
+              <w:t>538.00</w:t>
             </w:r>
           </w:p>
         </w:tc>
@@ -19413,7 +19413,7 @@
               <w:rPr>
                 <w:b/>
               </w:rPr>
-              <w:t>540.00</w:t>
+              <w:t>542.00</w:t>
             </w:r>
           </w:p>
         </w:tc>
@@ -19561,7 +19561,7 @@
             </w:pPr>
             <w:r/>
             <w:r>
-              <w:t>540.00</w:t>
+              <w:t>542.00</w:t>
             </w:r>
           </w:p>
         </w:tc>
@@ -19589,7 +19589,7 @@
             </w:pPr>
             <w:r/>
             <w:r>
-              <w:t>543.50</w:t>
+              <w:t>545.50</w:t>
             </w:r>
           </w:p>
         </w:tc>
@@ -19617,7 +19617,7 @@
             </w:pPr>
             <w:r/>
             <w:r>
-              <w:t>537.75</w:t>
+              <w:t>539.75</w:t>
             </w:r>
           </w:p>
         </w:tc>
@@ -19648,7 +19648,7 @@
               <w:rPr>
                 <w:b/>
               </w:rPr>
-              <w:t>540.00</w:t>
+              <w:t>542.00</w:t>
             </w:r>
           </w:p>
         </w:tc>
@@ -19796,7 +19796,7 @@
             </w:pPr>
             <w:r/>
             <w:r>
-              <w:t>540.00</w:t>
+              <w:t>542.00</w:t>
             </w:r>
           </w:p>
         </w:tc>
@@ -19824,7 +19824,7 @@
             </w:pPr>
             <w:r/>
             <w:r>
-              <w:t>543.75</w:t>
+              <w:t>545.75</w:t>
             </w:r>
           </w:p>
         </w:tc>
@@ -19852,7 +19852,7 @@
             </w:pPr>
             <w:r/>
             <w:r>
-              <w:t>536.50</w:t>
+              <w:t>538.50</w:t>
             </w:r>
           </w:p>
         </w:tc>
@@ -19883,7 +19883,7 @@
               <w:rPr>
                 <w:b/>
               </w:rPr>
-              <w:t>539.75</w:t>
+              <w:t>541.75</w:t>
             </w:r>
           </w:p>
         </w:tc>
@@ -20031,7 +20031,7 @@
             </w:pPr>
             <w:r/>
             <w:r>
-              <w:t>539.75</w:t>
+              <w:t>541.75</w:t>
             </w:r>
           </w:p>
         </w:tc>
@@ -20059,7 +20059,7 @@
             </w:pPr>
             <w:r/>
             <w:r>
-              <w:t>543.25</w:t>
+              <w:t>545.25</w:t>
             </w:r>
           </w:p>
         </w:tc>
@@ -20087,7 +20087,7 @@
             </w:pPr>
             <w:r/>
             <w:r>
-              <w:t>536.50</w:t>
+              <w:t>538.50</w:t>
             </w:r>
           </w:p>
         </w:tc>
@@ -20118,7 +20118,7 @@
               <w:rPr>
                 <w:b/>
               </w:rPr>
-              <w:t>539.50</w:t>
+              <w:t>541.50</w:t>
             </w:r>
           </w:p>
         </w:tc>
@@ -20266,7 +20266,7 @@
             </w:pPr>
             <w:r/>
             <w:r>
-              <w:t>539.50</w:t>
+              <w:t>541.50</w:t>
             </w:r>
           </w:p>
         </w:tc>
@@ -20294,7 +20294,7 @@
             </w:pPr>
             <w:r/>
             <w:r>
-              <w:t>542.50</w:t>
+              <w:t>544.50</w:t>
             </w:r>
           </w:p>
         </w:tc>
@@ -20322,7 +20322,7 @@
             </w:pPr>
             <w:r/>
             <w:r>
-              <w:t>536.75</w:t>
+              <w:t>538.75</w:t>
             </w:r>
           </w:p>
         </w:tc>
@@ -20353,7 +20353,7 @@
               <w:rPr>
                 <w:b/>
               </w:rPr>
-              <w:t>539.75</w:t>
+              <w:t>541.75</w:t>
             </w:r>
           </w:p>
         </w:tc>
@@ -20501,7 +20501,7 @@
             </w:pPr>
             <w:r/>
             <w:r>
-              <w:t>539.75</w:t>
+              <w:t>541.75</w:t>
             </w:r>
           </w:p>
         </w:tc>
@@ -20529,7 +20529,7 @@
             </w:pPr>
             <w:r/>
             <w:r>
-              <w:t>542.75</w:t>
+              <w:t>544.75</w:t>
             </w:r>
           </w:p>
         </w:tc>
@@ -20557,7 +20557,7 @@
             </w:pPr>
             <w:r/>
             <w:r>
-              <w:t>537.00</w:t>
+              <w:t>539.00</w:t>
             </w:r>
           </w:p>
         </w:tc>
@@ -20588,7 +20588,7 @@
               <w:rPr>
                 <w:b/>
               </w:rPr>
-              <w:t>539.75</w:t>
+              <w:t>541.75</w:t>
             </w:r>
           </w:p>
         </w:tc>
@@ -20736,7 +20736,7 @@
             </w:pPr>
             <w:r/>
             <w:r>
-              <w:t>539.75</w:t>
+              <w:t>541.75</w:t>
             </w:r>
           </w:p>
         </w:tc>
@@ -20764,7 +20764,7 @@
             </w:pPr>
             <w:r/>
             <w:r>
-              <w:t>543.75</w:t>
+              <w:t>545.75</w:t>
             </w:r>
           </w:p>
         </w:tc>
@@ -20792,7 +20792,7 @@
             </w:pPr>
             <w:r/>
             <w:r>
-              <w:t>536.25</w:t>
+              <w:t>538.25</w:t>
             </w:r>
           </w:p>
         </w:tc>
@@ -20823,7 +20823,7 @@
               <w:rPr>
                 <w:b/>
               </w:rPr>
-              <w:t>540.25</w:t>
+              <w:t>542.25</w:t>
             </w:r>
           </w:p>
         </w:tc>
@@ -20971,7 +20971,7 @@
             </w:pPr>
             <w:r/>
             <w:r>
-              <w:t>540.25</w:t>
+              <w:t>542.25</w:t>
             </w:r>
           </w:p>
         </w:tc>
@@ -20999,7 +20999,7 @@
             </w:pPr>
             <w:r/>
             <w:r>
-              <w:t>544.25</w:t>
+              <w:t>546.25</w:t>
             </w:r>
           </w:p>
         </w:tc>
@@ -21027,7 +21027,7 @@
             </w:pPr>
             <w:r/>
             <w:r>
-              <w:t>538.50</w:t>
+              <w:t>540.50</w:t>
             </w:r>
           </w:p>
         </w:tc>
@@ -21058,7 +21058,7 @@
               <w:rPr>
                 <w:b/>
               </w:rPr>
-              <w:t>540.00</w:t>
+              <w:t>542.00</w:t>
             </w:r>
           </w:p>
         </w:tc>
@@ -21781,7 +21781,7 @@
         <w:t>Giá Chốt Phiên (Close):</w:t>
       </w:r>
       <w:r>
-        <w:t xml:space="preserve"> 728.50 cents | </w:t>
+        <w:t xml:space="preserve"> 730.00 cents | </w:t>
       </w:r>
       <w:r>
         <w:rPr>
@@ -21796,10 +21796,10 @@
         <w:rPr>
           <w:b/>
         </w:rPr>
-        <w:t>`729.56 cents`</w:t>
+        <w:t>`731.38 cents`</w:t>
       </w:r>
       <w:r>
-        <w:t xml:space="preserve"> (+1.06).</w:t>
+        <w:t xml:space="preserve"> (+1.38).</w:t>
       </w:r>
     </w:p>
     <w:p>
@@ -21820,7 +21820,7 @@
         <w:rPr>
           <w:b/>
         </w:rPr>
-        <w:t>`13,337`</w:t>
+        <w:t>`23,438`</w:t>
       </w:r>
       <w:r>
         <w:t xml:space="preserve"> (Chênh lệch: </w:t>
@@ -21829,7 +21829,7 @@
         <w:rPr>
           <w:b/>
         </w:rPr>
-        <w:t>`+10,013`</w:t>
+        <w:t>`+20,114`</w:t>
       </w:r>
       <w:r>
         <w:t xml:space="preserve">) | OI: </w:t>
@@ -21871,7 +21871,7 @@
         <w:rPr>
           <w:b/>
         </w:rPr>
-        <w:t>`Không phát hiện mô hình nến đặc biệt`</w:t>
+        <w:t>`Doji (Nến lưỡng lự thế trận)`</w:t>
       </w:r>
     </w:p>
     <w:p>
@@ -22163,7 +22163,7 @@
               <w:rPr>
                 <w:b/>
               </w:rPr>
-              <w:t>108.45</w:t>
+              <w:t>109.06</w:t>
             </w:r>
           </w:p>
         </w:tc>
@@ -22286,7 +22286,7 @@
               <w:rPr>
                 <w:b/>
               </w:rPr>
-              <w:t>99.52</w:t>
+              <w:t>99.70</w:t>
             </w:r>
           </w:p>
         </w:tc>
@@ -22921,7 +22921,7 @@
         <w:t xml:space="preserve"> EMA_21 </w:t>
       </w:r>
       <w:r>
-        <w:t xml:space="preserve"> (727.45) &lt; </w:t>
+        <w:t xml:space="preserve"> (727.96) &lt; </w:t>
       </w:r>
       <w:r>
         <w:rPr>
@@ -22932,7 +22932,7 @@
         <w:t xml:space="preserve"> EMA_50 </w:t>
       </w:r>
       <w:r>
-        <w:t xml:space="preserve"> (731.29).</w:t>
+        <w:t xml:space="preserve"> (731.22).</w:t>
       </w:r>
     </w:p>
     <w:p>
@@ -22953,7 +22953,7 @@
         <w:rPr>
           <w:b/>
         </w:rPr>
-        <w:t>`50.50`</w:t>
+        <w:t>`52.76`</w:t>
       </w:r>
       <w:r>
         <w:t xml:space="preserve"> | ATR (14) = </w:t>
@@ -22962,7 +22962,7 @@
         <w:rPr>
           <w:b/>
         </w:rPr>
-        <w:t>`4.57`</w:t>
+        <w:t>`5.09`</w:t>
       </w:r>
       <w:r>
         <w:t xml:space="preserve"> cents | Volatility = </w:t>
@@ -22971,7 +22971,7 @@
         <w:rPr>
           <w:b/>
         </w:rPr>
-        <w:t>`2.50 cents`</w:t>
+        <w:t>`7.00 cents`</w:t>
       </w:r>
       <w:r>
         <w:t>.</w:t>
@@ -23746,7 +23746,7 @@
           <w:b/>
           <w:color w:val="B91C1C"/>
         </w:rPr>
-        <w:t>`727.45 - 731.29 cents (Canh bán hồi kỹ thuật H1)`</w:t>
+        <w:t>`727.96 - 731.22 cents (Canh bán hồi kỹ thuật H1)`</w:t>
       </w:r>
       <w:r>
         <w:t xml:space="preserve"> | SL: </w:t>
@@ -23755,7 +23755,7 @@
         <w:rPr>
           <w:b/>
         </w:rPr>
-        <w:t>`801.85 cents (Trên kháng cự R2 + 1.5x ATR)`</w:t>
+        <w:t>`802.63 cents (Trên kháng cự R2 + 1.5x ATR)`</w:t>
       </w:r>
       <w:r>
         <w:t xml:space="preserve"> | TP: </w:t>
@@ -23826,7 +23826,7 @@
         <w:rPr>
           <w:b/>
         </w:rPr>
-        <w:t>`640.68 cents`</w:t>
+        <w:t>`640.16 cents`</w:t>
       </w:r>
       <w:r>
         <w:t xml:space="preserve"> | TP: </w:t>
@@ -23872,7 +23872,7 @@
         <w:rPr>
           <w:b/>
         </w:rPr>
-        <w:t>`737.57 cents`</w:t>
+        <w:t>`738.09 cents`</w:t>
       </w:r>
       <w:r>
         <w:t xml:space="preserve"> | TP: </w:t>
@@ -23921,7 +23921,7 @@
         <w:rPr>
           <w:b/>
         </w:rPr>
-        <w:t>`626.98 - 645.25 cents`</w:t>
+        <w:t>`624.90 - 645.25 cents`</w:t>
       </w:r>
     </w:p>
     <w:p>
@@ -24328,7 +24328,7 @@
             </w:pPr>
             <w:r/>
             <w:r>
-              <w:t>728.50</w:t>
+              <w:t>730.00</w:t>
             </w:r>
           </w:p>
         </w:tc>
@@ -24356,7 +24356,7 @@
             </w:pPr>
             <w:r/>
             <w:r>
-              <w:t>739.75</w:t>
+              <w:t>741.25</w:t>
             </w:r>
           </w:p>
         </w:tc>
@@ -24384,7 +24384,7 @@
             </w:pPr>
             <w:r/>
             <w:r>
-              <w:t>723.00</w:t>
+              <w:t>724.50</w:t>
             </w:r>
           </w:p>
         </w:tc>
@@ -24415,7 +24415,7 @@
               <w:rPr>
                 <w:b/>
               </w:rPr>
-              <w:t>727.75</w:t>
+              <w:t>729.25</w:t>
             </w:r>
           </w:p>
         </w:tc>
@@ -24563,7 +24563,7 @@
             </w:pPr>
             <w:r/>
             <w:r>
-              <w:t>727.75</w:t>
+              <w:t>729.25</w:t>
             </w:r>
           </w:p>
         </w:tc>
@@ -24591,7 +24591,7 @@
             </w:pPr>
             <w:r/>
             <w:r>
-              <w:t>735.25</w:t>
+              <w:t>736.75</w:t>
             </w:r>
           </w:p>
         </w:tc>
@@ -24619,7 +24619,7 @@
             </w:pPr>
             <w:r/>
             <w:r>
-              <w:t>721.75</w:t>
+              <w:t>723.25</w:t>
             </w:r>
           </w:p>
         </w:tc>
@@ -24650,7 +24650,7 @@
               <w:rPr>
                 <w:b/>
               </w:rPr>
-              <w:t>727.25</w:t>
+              <w:t>728.75</w:t>
             </w:r>
           </w:p>
         </w:tc>
@@ -24798,7 +24798,7 @@
             </w:pPr>
             <w:r/>
             <w:r>
-              <w:t>727.25</w:t>
+              <w:t>728.75</w:t>
             </w:r>
           </w:p>
         </w:tc>
@@ -24826,7 +24826,7 @@
             </w:pPr>
             <w:r/>
             <w:r>
-              <w:t>741.00</w:t>
+              <w:t>742.50</w:t>
             </w:r>
           </w:p>
         </w:tc>
@@ -24854,7 +24854,7 @@
             </w:pPr>
             <w:r/>
             <w:r>
-              <w:t>712.50</w:t>
+              <w:t>714.00</w:t>
             </w:r>
           </w:p>
         </w:tc>
@@ -24885,7 +24885,7 @@
               <w:rPr>
                 <w:b/>
               </w:rPr>
-              <w:t>729.25</w:t>
+              <w:t>730.75</w:t>
             </w:r>
           </w:p>
         </w:tc>
@@ -25033,7 +25033,7 @@
             </w:pPr>
             <w:r/>
             <w:r>
-              <w:t>729.25</w:t>
+              <w:t>730.75</w:t>
             </w:r>
           </w:p>
         </w:tc>
@@ -25061,7 +25061,7 @@
             </w:pPr>
             <w:r/>
             <w:r>
-              <w:t>742.50</w:t>
+              <w:t>744.00</w:t>
             </w:r>
           </w:p>
         </w:tc>
@@ -25089,7 +25089,7 @@
             </w:pPr>
             <w:r/>
             <w:r>
-              <w:t>721.00</w:t>
+              <w:t>722.50</w:t>
             </w:r>
           </w:p>
         </w:tc>
@@ -25120,7 +25120,7 @@
               <w:rPr>
                 <w:b/>
               </w:rPr>
-              <w:t>730.50</w:t>
+              <w:t>732.00</w:t>
             </w:r>
           </w:p>
         </w:tc>
@@ -25268,7 +25268,7 @@
             </w:pPr>
             <w:r/>
             <w:r>
-              <w:t>730.50</w:t>
+              <w:t>732.00</w:t>
             </w:r>
           </w:p>
         </w:tc>
@@ -25296,7 +25296,7 @@
             </w:pPr>
             <w:r/>
             <w:r>
-              <w:t>747.00</w:t>
+              <w:t>748.50</w:t>
             </w:r>
           </w:p>
         </w:tc>
@@ -25324,7 +25324,7 @@
             </w:pPr>
             <w:r/>
             <w:r>
-              <w:t>720.00</w:t>
+              <w:t>721.50</w:t>
             </w:r>
           </w:p>
         </w:tc>
@@ -25355,7 +25355,7 @@
               <w:rPr>
                 <w:b/>
               </w:rPr>
-              <w:t>735.00</w:t>
+              <w:t>736.50</w:t>
             </w:r>
           </w:p>
         </w:tc>
@@ -25503,7 +25503,7 @@
             </w:pPr>
             <w:r/>
             <w:r>
-              <w:t>735.00</w:t>
+              <w:t>736.50</w:t>
             </w:r>
           </w:p>
         </w:tc>
@@ -25531,7 +25531,7 @@
             </w:pPr>
             <w:r/>
             <w:r>
-              <w:t>742.75</w:t>
+              <w:t>744.25</w:t>
             </w:r>
           </w:p>
         </w:tc>
@@ -25559,7 +25559,7 @@
             </w:pPr>
             <w:r/>
             <w:r>
-              <w:t>724.00</w:t>
+              <w:t>725.50</w:t>
             </w:r>
           </w:p>
         </w:tc>
@@ -25590,7 +25590,7 @@
               <w:rPr>
                 <w:b/>
               </w:rPr>
-              <w:t>736.25</w:t>
+              <w:t>737.75</w:t>
             </w:r>
           </w:p>
         </w:tc>
@@ -25738,7 +25738,7 @@
             </w:pPr>
             <w:r/>
             <w:r>
-              <w:t>736.25</w:t>
+              <w:t>737.75</w:t>
             </w:r>
           </w:p>
         </w:tc>
@@ -25766,7 +25766,7 @@
             </w:pPr>
             <w:r/>
             <w:r>
-              <w:t>744.50</w:t>
+              <w:t>746.00</w:t>
             </w:r>
           </w:p>
         </w:tc>
@@ -25794,7 +25794,7 @@
             </w:pPr>
             <w:r/>
             <w:r>
-              <w:t>725.75</w:t>
+              <w:t>727.25</w:t>
             </w:r>
           </w:p>
         </w:tc>
@@ -25825,7 +25825,7 @@
               <w:rPr>
                 <w:b/>
               </w:rPr>
-              <w:t>738.00</w:t>
+              <w:t>739.50</w:t>
             </w:r>
           </w:p>
         </w:tc>
@@ -25973,7 +25973,7 @@
             </w:pPr>
             <w:r/>
             <w:r>
-              <w:t>738.00</w:t>
+              <w:t>739.50</w:t>
             </w:r>
           </w:p>
         </w:tc>
@@ -26001,7 +26001,7 @@
             </w:pPr>
             <w:r/>
             <w:r>
-              <w:t>750.25</w:t>
+              <w:t>751.75</w:t>
             </w:r>
           </w:p>
         </w:tc>
@@ -26029,7 +26029,7 @@
             </w:pPr>
             <w:r/>
             <w:r>
-              <w:t>728.25</w:t>
+              <w:t>729.75</w:t>
             </w:r>
           </w:p>
         </w:tc>
@@ -26060,7 +26060,7 @@
               <w:rPr>
                 <w:b/>
               </w:rPr>
-              <w:t>737.00</w:t>
+              <w:t>738.50</w:t>
             </w:r>
           </w:p>
         </w:tc>
@@ -26208,7 +26208,7 @@
             </w:pPr>
             <w:r/>
             <w:r>
-              <w:t>737.00</w:t>
+              <w:t>738.50</w:t>
             </w:r>
           </w:p>
         </w:tc>
@@ -26236,7 +26236,7 @@
             </w:pPr>
             <w:r/>
             <w:r>
-              <w:t>747.50</w:t>
+              <w:t>749.00</w:t>
             </w:r>
           </w:p>
         </w:tc>
@@ -26264,7 +26264,7 @@
             </w:pPr>
             <w:r/>
             <w:r>
-              <w:t>722.25</w:t>
+              <w:t>723.75</w:t>
             </w:r>
           </w:p>
         </w:tc>
@@ -26295,7 +26295,7 @@
               <w:rPr>
                 <w:b/>
               </w:rPr>
-              <w:t>739.25</w:t>
+              <w:t>740.75</w:t>
             </w:r>
           </w:p>
         </w:tc>
@@ -26443,7 +26443,7 @@
             </w:pPr>
             <w:r/>
             <w:r>
-              <w:t>739.25</w:t>
+              <w:t>740.75</w:t>
             </w:r>
           </w:p>
         </w:tc>
@@ -26471,7 +26471,7 @@
             </w:pPr>
             <w:r/>
             <w:r>
-              <w:t>749.75</w:t>
+              <w:t>751.25</w:t>
             </w:r>
           </w:p>
         </w:tc>
@@ -26499,7 +26499,7 @@
             </w:pPr>
             <w:r/>
             <w:r>
-              <w:t>733.00</w:t>
+              <w:t>734.50</w:t>
             </w:r>
           </w:p>
         </w:tc>
@@ -26530,7 +26530,7 @@
               <w:rPr>
                 <w:b/>
               </w:rPr>
-              <w:t>740.00</w:t>
+              <w:t>741.50</w:t>
             </w:r>
           </w:p>
         </w:tc>
@@ -26678,7 +26678,7 @@
             </w:pPr>
             <w:r/>
             <w:r>
-              <w:t>740.00</w:t>
+              <w:t>741.50</w:t>
             </w:r>
           </w:p>
         </w:tc>
@@ -26706,7 +26706,7 @@
             </w:pPr>
             <w:r/>
             <w:r>
-              <w:t>754.25</w:t>
+              <w:t>755.75</w:t>
             </w:r>
           </w:p>
         </w:tc>
@@ -26734,7 +26734,7 @@
             </w:pPr>
             <w:r/>
             <w:r>
-              <w:t>725.25</w:t>
+              <w:t>726.75</w:t>
             </w:r>
           </w:p>
         </w:tc>
@@ -26765,7 +26765,7 @@
               <w:rPr>
                 <w:b/>
               </w:rPr>
-              <w:t>742.00</w:t>
+              <w:t>743.50</w:t>
             </w:r>
           </w:p>
         </w:tc>
@@ -26913,7 +26913,7 @@
             </w:pPr>
             <w:r/>
             <w:r>
-              <w:t>742.00</w:t>
+              <w:t>743.50</w:t>
             </w:r>
           </w:p>
         </w:tc>
@@ -26941,7 +26941,7 @@
             </w:pPr>
             <w:r/>
             <w:r>
-              <w:t>748.50</w:t>
+              <w:t>750.00</w:t>
             </w:r>
           </w:p>
         </w:tc>
@@ -26969,7 +26969,7 @@
             </w:pPr>
             <w:r/>
             <w:r>
-              <w:t>735.25</w:t>
+              <w:t>736.75</w:t>
             </w:r>
           </w:p>
         </w:tc>
@@ -27000,7 +27000,7 @@
               <w:rPr>
                 <w:b/>
               </w:rPr>
-              <w:t>742.25</w:t>
+              <w:t>743.75</w:t>
             </w:r>
           </w:p>
         </w:tc>
@@ -27148,7 +27148,7 @@
             </w:pPr>
             <w:r/>
             <w:r>
-              <w:t>742.25</w:t>
+              <w:t>743.75</w:t>
             </w:r>
           </w:p>
         </w:tc>
@@ -27176,7 +27176,7 @@
             </w:pPr>
             <w:r/>
             <w:r>
-              <w:t>752.50</w:t>
+              <w:t>754.00</w:t>
             </w:r>
           </w:p>
         </w:tc>
@@ -27204,7 +27204,7 @@
             </w:pPr>
             <w:r/>
             <w:r>
-              <w:t>734.25</w:t>
+              <w:t>735.75</w:t>
             </w:r>
           </w:p>
         </w:tc>
@@ -27235,7 +27235,7 @@
               <w:rPr>
                 <w:b/>
               </w:rPr>
-              <w:t>742.75</w:t>
+              <w:t>744.25</w:t>
             </w:r>
           </w:p>
         </w:tc>
@@ -27383,7 +27383,7 @@
             </w:pPr>
             <w:r/>
             <w:r>
-              <w:t>742.75</w:t>
+              <w:t>744.25</w:t>
             </w:r>
           </w:p>
         </w:tc>
@@ -27411,7 +27411,7 @@
             </w:pPr>
             <w:r/>
             <w:r>
-              <w:t>749.75</w:t>
+              <w:t>751.25</w:t>
             </w:r>
           </w:p>
         </w:tc>
@@ -27439,7 +27439,7 @@
             </w:pPr>
             <w:r/>
             <w:r>
-              <w:t>736.75</w:t>
+              <w:t>738.25</w:t>
             </w:r>
           </w:p>
         </w:tc>
@@ -27470,7 +27470,7 @@
               <w:rPr>
                 <w:b/>
               </w:rPr>
-              <w:t>742.00</w:t>
+              <w:t>743.50</w:t>
             </w:r>
           </w:p>
         </w:tc>
@@ -27618,7 +27618,7 @@
             </w:pPr>
             <w:r/>
             <w:r>
-              <w:t>742.00</w:t>
+              <w:t>743.50</w:t>
             </w:r>
           </w:p>
         </w:tc>
@@ -27646,7 +27646,7 @@
             </w:pPr>
             <w:r/>
             <w:r>
-              <w:t>755.50</w:t>
+              <w:t>757.00</w:t>
             </w:r>
           </w:p>
         </w:tc>
@@ -27674,7 +27674,7 @@
             </w:pPr>
             <w:r/>
             <w:r>
-              <w:t>729.00</w:t>
+              <w:t>730.50</w:t>
             </w:r>
           </w:p>
         </w:tc>
@@ -27705,7 +27705,7 @@
               <w:rPr>
                 <w:b/>
               </w:rPr>
-              <w:t>743.75</w:t>
+              <w:t>745.25</w:t>
             </w:r>
           </w:p>
         </w:tc>
@@ -27853,7 +27853,7 @@
             </w:pPr>
             <w:r/>
             <w:r>
-              <w:t>743.75</w:t>
+              <w:t>745.25</w:t>
             </w:r>
           </w:p>
         </w:tc>
@@ -27881,7 +27881,7 @@
             </w:pPr>
             <w:r/>
             <w:r>
-              <w:t>753.00</w:t>
+              <w:t>754.50</w:t>
             </w:r>
           </w:p>
         </w:tc>
@@ -27909,7 +27909,7 @@
             </w:pPr>
             <w:r/>
             <w:r>
-              <w:t>733.00</w:t>
+              <w:t>734.50</w:t>
             </w:r>
           </w:p>
         </w:tc>
@@ -27917,6 +27917,241 @@
           <w:tcPr>
             <w:tcW w:type="dxa" w:w="1728"/>
             <w:shd w:fill="FFFFFF"/>
+            <w:tcMar>
+              <w:top w:w="100" w:type="dxa"/>
+              <w:bottom w:w="100" w:type="dxa"/>
+              <w:left w:w="120" w:type="dxa"/>
+              <w:right w:w="120" w:type="dxa"/>
+            </w:tcMar>
+            <w:tcBorders>
+              <w:top w:val="single" w:sz="4" w:space="0" w:color="CCCCCC"/>
+              <w:bottom w:val="single" w:sz="4" w:space="0" w:color="CCCCCC"/>
+              <w:left w:val="single" w:sz="4" w:space="0" w:color="CCCCCC"/>
+              <w:right w:val="single" w:sz="4" w:space="0" w:color="CCCCCC"/>
+            </w:tcBorders>
+          </w:tcPr>
+          <w:p>
+            <w:pPr>
+              <w:spacing w:before="60" w:after="60" w:line="252" w:lineRule="auto"/>
+              <w:jc w:val="left"/>
+            </w:pPr>
+            <w:r/>
+            <w:r>
+              <w:rPr>
+                <w:b/>
+              </w:rPr>
+              <w:t>745.75</w:t>
+            </w:r>
+          </w:p>
+        </w:tc>
+        <w:tc>
+          <w:tcPr>
+            <w:tcW w:type="dxa" w:w="3456"/>
+            <w:shd w:fill="FFFFFF"/>
+            <w:tcMar>
+              <w:top w:w="100" w:type="dxa"/>
+              <w:bottom w:w="100" w:type="dxa"/>
+              <w:left w:w="120" w:type="dxa"/>
+              <w:right w:w="120" w:type="dxa"/>
+            </w:tcMar>
+            <w:tcBorders>
+              <w:top w:val="single" w:sz="4" w:space="0" w:color="CCCCCC"/>
+              <w:bottom w:val="single" w:sz="4" w:space="0" w:color="CCCCCC"/>
+              <w:left w:val="single" w:sz="4" w:space="0" w:color="CCCCCC"/>
+              <w:right w:val="single" w:sz="4" w:space="0" w:color="CCCCCC"/>
+            </w:tcBorders>
+          </w:tcPr>
+          <w:p>
+            <w:pPr>
+              <w:spacing w:before="60" w:after="60" w:line="252" w:lineRule="auto"/>
+              <w:jc w:val="left"/>
+            </w:pPr>
+            <w:r/>
+            <w:r>
+              <w:rPr>
+                <w:b/>
+              </w:rPr>
+              <w:t>+0.50</w:t>
+            </w:r>
+          </w:p>
+        </w:tc>
+        <w:tc>
+          <w:tcPr>
+            <w:tcW w:type="dxa" w:w="1440"/>
+            <w:shd w:fill="FFFFFF"/>
+            <w:tcMar>
+              <w:top w:w="100" w:type="dxa"/>
+              <w:bottom w:w="100" w:type="dxa"/>
+              <w:left w:w="120" w:type="dxa"/>
+              <w:right w:w="120" w:type="dxa"/>
+            </w:tcMar>
+            <w:tcBorders>
+              <w:top w:val="single" w:sz="4" w:space="0" w:color="CCCCCC"/>
+              <w:bottom w:val="single" w:sz="4" w:space="0" w:color="CCCCCC"/>
+              <w:left w:val="single" w:sz="4" w:space="0" w:color="CCCCCC"/>
+              <w:right w:val="single" w:sz="4" w:space="0" w:color="CCCCCC"/>
+            </w:tcBorders>
+          </w:tcPr>
+          <w:p>
+            <w:pPr>
+              <w:spacing w:before="60" w:after="60" w:line="252" w:lineRule="auto"/>
+              <w:jc w:val="left"/>
+            </w:pPr>
+            <w:r/>
+            <w:r>
+              <w:t>BULL</w:t>
+            </w:r>
+          </w:p>
+        </w:tc>
+      </w:tr>
+      <w:tr>
+        <w:tc>
+          <w:tcPr>
+            <w:tcW w:type="dxa" w:w="1584"/>
+            <w:shd w:fill="F8FAFC"/>
+            <w:tcMar>
+              <w:top w:w="100" w:type="dxa"/>
+              <w:bottom w:w="100" w:type="dxa"/>
+              <w:left w:w="120" w:type="dxa"/>
+              <w:right w:w="120" w:type="dxa"/>
+            </w:tcMar>
+            <w:tcBorders>
+              <w:top w:val="single" w:sz="4" w:space="0" w:color="CCCCCC"/>
+              <w:bottom w:val="single" w:sz="4" w:space="0" w:color="CCCCCC"/>
+              <w:left w:val="single" w:sz="4" w:space="0" w:color="CCCCCC"/>
+              <w:right w:val="single" w:sz="4" w:space="0" w:color="CCCCCC"/>
+            </w:tcBorders>
+          </w:tcPr>
+          <w:p>
+            <w:pPr>
+              <w:spacing w:before="60" w:after="60" w:line="252" w:lineRule="auto"/>
+              <w:jc w:val="left"/>
+            </w:pPr>
+            <w:r/>
+            <w:r>
+              <w:rPr>
+                <w:b/>
+              </w:rPr>
+              <w:t>Wed 16/09</w:t>
+            </w:r>
+          </w:p>
+        </w:tc>
+        <w:tc>
+          <w:tcPr>
+            <w:tcW w:type="dxa" w:w="864"/>
+            <w:shd w:fill="F8FAFC"/>
+            <w:tcMar>
+              <w:top w:w="100" w:type="dxa"/>
+              <w:bottom w:w="100" w:type="dxa"/>
+              <w:left w:w="120" w:type="dxa"/>
+              <w:right w:w="120" w:type="dxa"/>
+            </w:tcMar>
+            <w:tcBorders>
+              <w:top w:val="single" w:sz="4" w:space="0" w:color="CCCCCC"/>
+              <w:bottom w:val="single" w:sz="4" w:space="0" w:color="CCCCCC"/>
+              <w:left w:val="single" w:sz="4" w:space="0" w:color="CCCCCC"/>
+              <w:right w:val="single" w:sz="4" w:space="0" w:color="CCCCCC"/>
+            </w:tcBorders>
+          </w:tcPr>
+          <w:p>
+            <w:pPr>
+              <w:spacing w:before="60" w:after="60" w:line="252" w:lineRule="auto"/>
+              <w:jc w:val="left"/>
+            </w:pPr>
+            <w:r/>
+            <w:r>
+              <w:t>NY Open 21-23</w:t>
+            </w:r>
+          </w:p>
+        </w:tc>
+        <w:tc>
+          <w:tcPr>
+            <w:tcW w:type="dxa" w:w="1440"/>
+            <w:shd w:fill="F8FAFC"/>
+            <w:tcMar>
+              <w:top w:w="100" w:type="dxa"/>
+              <w:bottom w:w="100" w:type="dxa"/>
+              <w:left w:w="120" w:type="dxa"/>
+              <w:right w:w="120" w:type="dxa"/>
+            </w:tcMar>
+            <w:tcBorders>
+              <w:top w:val="single" w:sz="4" w:space="0" w:color="CCCCCC"/>
+              <w:bottom w:val="single" w:sz="4" w:space="0" w:color="CCCCCC"/>
+              <w:left w:val="single" w:sz="4" w:space="0" w:color="CCCCCC"/>
+              <w:right w:val="single" w:sz="4" w:space="0" w:color="CCCCCC"/>
+            </w:tcBorders>
+          </w:tcPr>
+          <w:p>
+            <w:pPr>
+              <w:spacing w:before="60" w:after="60" w:line="252" w:lineRule="auto"/>
+              <w:jc w:val="left"/>
+            </w:pPr>
+            <w:r/>
+            <w:r>
+              <w:t>745.75</w:t>
+            </w:r>
+          </w:p>
+        </w:tc>
+        <w:tc>
+          <w:tcPr>
+            <w:tcW w:type="dxa" w:w="2016"/>
+            <w:shd w:fill="F8FAFC"/>
+            <w:tcMar>
+              <w:top w:w="100" w:type="dxa"/>
+              <w:bottom w:w="100" w:type="dxa"/>
+              <w:left w:w="120" w:type="dxa"/>
+              <w:right w:w="120" w:type="dxa"/>
+            </w:tcMar>
+            <w:tcBorders>
+              <w:top w:val="single" w:sz="4" w:space="0" w:color="CCCCCC"/>
+              <w:bottom w:val="single" w:sz="4" w:space="0" w:color="CCCCCC"/>
+              <w:left w:val="single" w:sz="4" w:space="0" w:color="CCCCCC"/>
+              <w:right w:val="single" w:sz="4" w:space="0" w:color="CCCCCC"/>
+            </w:tcBorders>
+          </w:tcPr>
+          <w:p>
+            <w:pPr>
+              <w:spacing w:before="60" w:after="60" w:line="252" w:lineRule="auto"/>
+              <w:jc w:val="left"/>
+            </w:pPr>
+            <w:r/>
+            <w:r>
+              <w:t>758.00</w:t>
+            </w:r>
+          </w:p>
+        </w:tc>
+        <w:tc>
+          <w:tcPr>
+            <w:tcW w:type="dxa" w:w="1152"/>
+            <w:shd w:fill="F8FAFC"/>
+            <w:tcMar>
+              <w:top w:w="100" w:type="dxa"/>
+              <w:bottom w:w="100" w:type="dxa"/>
+              <w:left w:w="120" w:type="dxa"/>
+              <w:right w:w="120" w:type="dxa"/>
+            </w:tcMar>
+            <w:tcBorders>
+              <w:top w:val="single" w:sz="4" w:space="0" w:color="CCCCCC"/>
+              <w:bottom w:val="single" w:sz="4" w:space="0" w:color="CCCCCC"/>
+              <w:left w:val="single" w:sz="4" w:space="0" w:color="CCCCCC"/>
+              <w:right w:val="single" w:sz="4" w:space="0" w:color="CCCCCC"/>
+            </w:tcBorders>
+          </w:tcPr>
+          <w:p>
+            <w:pPr>
+              <w:spacing w:before="60" w:after="60" w:line="252" w:lineRule="auto"/>
+              <w:jc w:val="left"/>
+            </w:pPr>
+            <w:r/>
+            <w:r>
+              <w:t>731.50</w:t>
+            </w:r>
+          </w:p>
+        </w:tc>
+        <w:tc>
+          <w:tcPr>
+            <w:tcW w:type="dxa" w:w="1728"/>
+            <w:shd w:fill="F8FAFC"/>
             <w:tcMar>
               <w:top w:w="100" w:type="dxa"/>
               <w:bottom w:w="100" w:type="dxa"/>
@@ -27947,6 +28182,241 @@
         <w:tc>
           <w:tcPr>
             <w:tcW w:type="dxa" w:w="3456"/>
+            <w:shd w:fill="F8FAFC"/>
+            <w:tcMar>
+              <w:top w:w="100" w:type="dxa"/>
+              <w:bottom w:w="100" w:type="dxa"/>
+              <w:left w:w="120" w:type="dxa"/>
+              <w:right w:w="120" w:type="dxa"/>
+            </w:tcMar>
+            <w:tcBorders>
+              <w:top w:val="single" w:sz="4" w:space="0" w:color="CCCCCC"/>
+              <w:bottom w:val="single" w:sz="4" w:space="0" w:color="CCCCCC"/>
+              <w:left w:val="single" w:sz="4" w:space="0" w:color="CCCCCC"/>
+              <w:right w:val="single" w:sz="4" w:space="0" w:color="CCCCCC"/>
+            </w:tcBorders>
+          </w:tcPr>
+          <w:p>
+            <w:pPr>
+              <w:spacing w:before="60" w:after="60" w:line="252" w:lineRule="auto"/>
+              <w:jc w:val="left"/>
+            </w:pPr>
+            <w:r/>
+            <w:r>
+              <w:rPr>
+                <w:b/>
+              </w:rPr>
+              <w:t>-1.50</w:t>
+            </w:r>
+          </w:p>
+        </w:tc>
+        <w:tc>
+          <w:tcPr>
+            <w:tcW w:type="dxa" w:w="1440"/>
+            <w:shd w:fill="F8FAFC"/>
+            <w:tcMar>
+              <w:top w:w="100" w:type="dxa"/>
+              <w:bottom w:w="100" w:type="dxa"/>
+              <w:left w:w="120" w:type="dxa"/>
+              <w:right w:w="120" w:type="dxa"/>
+            </w:tcMar>
+            <w:tcBorders>
+              <w:top w:val="single" w:sz="4" w:space="0" w:color="CCCCCC"/>
+              <w:bottom w:val="single" w:sz="4" w:space="0" w:color="CCCCCC"/>
+              <w:left w:val="single" w:sz="4" w:space="0" w:color="CCCCCC"/>
+              <w:right w:val="single" w:sz="4" w:space="0" w:color="CCCCCC"/>
+            </w:tcBorders>
+          </w:tcPr>
+          <w:p>
+            <w:pPr>
+              <w:spacing w:before="60" w:after="60" w:line="252" w:lineRule="auto"/>
+              <w:jc w:val="left"/>
+            </w:pPr>
+            <w:r/>
+            <w:r>
+              <w:t>BEAR</w:t>
+            </w:r>
+          </w:p>
+        </w:tc>
+      </w:tr>
+      <w:tr>
+        <w:tc>
+          <w:tcPr>
+            <w:tcW w:type="dxa" w:w="1584"/>
+            <w:shd w:fill="FFFFFF"/>
+            <w:tcMar>
+              <w:top w:w="100" w:type="dxa"/>
+              <w:bottom w:w="100" w:type="dxa"/>
+              <w:left w:w="120" w:type="dxa"/>
+              <w:right w:w="120" w:type="dxa"/>
+            </w:tcMar>
+            <w:tcBorders>
+              <w:top w:val="single" w:sz="4" w:space="0" w:color="CCCCCC"/>
+              <w:bottom w:val="single" w:sz="4" w:space="0" w:color="CCCCCC"/>
+              <w:left w:val="single" w:sz="4" w:space="0" w:color="CCCCCC"/>
+              <w:right w:val="single" w:sz="4" w:space="0" w:color="CCCCCC"/>
+            </w:tcBorders>
+          </w:tcPr>
+          <w:p>
+            <w:pPr>
+              <w:spacing w:before="60" w:after="60" w:line="252" w:lineRule="auto"/>
+              <w:jc w:val="left"/>
+            </w:pPr>
+            <w:r/>
+            <w:r>
+              <w:rPr>
+                <w:b/>
+              </w:rPr>
+              <w:t>Wed 16/09</w:t>
+            </w:r>
+          </w:p>
+        </w:tc>
+        <w:tc>
+          <w:tcPr>
+            <w:tcW w:type="dxa" w:w="864"/>
+            <w:shd w:fill="FFFFFF"/>
+            <w:tcMar>
+              <w:top w:w="100" w:type="dxa"/>
+              <w:bottom w:w="100" w:type="dxa"/>
+              <w:left w:w="120" w:type="dxa"/>
+              <w:right w:w="120" w:type="dxa"/>
+            </w:tcMar>
+            <w:tcBorders>
+              <w:top w:val="single" w:sz="4" w:space="0" w:color="CCCCCC"/>
+              <w:bottom w:val="single" w:sz="4" w:space="0" w:color="CCCCCC"/>
+              <w:left w:val="single" w:sz="4" w:space="0" w:color="CCCCCC"/>
+              <w:right w:val="single" w:sz="4" w:space="0" w:color="CCCCCC"/>
+            </w:tcBorders>
+          </w:tcPr>
+          <w:p>
+            <w:pPr>
+              <w:spacing w:before="60" w:after="60" w:line="252" w:lineRule="auto"/>
+              <w:jc w:val="left"/>
+            </w:pPr>
+            <w:r/>
+            <w:r>
+              <w:t>NY Close 23-01</w:t>
+            </w:r>
+          </w:p>
+        </w:tc>
+        <w:tc>
+          <w:tcPr>
+            <w:tcW w:type="dxa" w:w="1440"/>
+            <w:shd w:fill="FFFFFF"/>
+            <w:tcMar>
+              <w:top w:w="100" w:type="dxa"/>
+              <w:bottom w:w="100" w:type="dxa"/>
+              <w:left w:w="120" w:type="dxa"/>
+              <w:right w:w="120" w:type="dxa"/>
+            </w:tcMar>
+            <w:tcBorders>
+              <w:top w:val="single" w:sz="4" w:space="0" w:color="CCCCCC"/>
+              <w:bottom w:val="single" w:sz="4" w:space="0" w:color="CCCCCC"/>
+              <w:left w:val="single" w:sz="4" w:space="0" w:color="CCCCCC"/>
+              <w:right w:val="single" w:sz="4" w:space="0" w:color="CCCCCC"/>
+            </w:tcBorders>
+          </w:tcPr>
+          <w:p>
+            <w:pPr>
+              <w:spacing w:before="60" w:after="60" w:line="252" w:lineRule="auto"/>
+              <w:jc w:val="left"/>
+            </w:pPr>
+            <w:r/>
+            <w:r>
+              <w:t>744.25</w:t>
+            </w:r>
+          </w:p>
+        </w:tc>
+        <w:tc>
+          <w:tcPr>
+            <w:tcW w:type="dxa" w:w="2016"/>
+            <w:shd w:fill="FFFFFF"/>
+            <w:tcMar>
+              <w:top w:w="100" w:type="dxa"/>
+              <w:bottom w:w="100" w:type="dxa"/>
+              <w:left w:w="120" w:type="dxa"/>
+              <w:right w:w="120" w:type="dxa"/>
+            </w:tcMar>
+            <w:tcBorders>
+              <w:top w:val="single" w:sz="4" w:space="0" w:color="CCCCCC"/>
+              <w:bottom w:val="single" w:sz="4" w:space="0" w:color="CCCCCC"/>
+              <w:left w:val="single" w:sz="4" w:space="0" w:color="CCCCCC"/>
+              <w:right w:val="single" w:sz="4" w:space="0" w:color="CCCCCC"/>
+            </w:tcBorders>
+          </w:tcPr>
+          <w:p>
+            <w:pPr>
+              <w:spacing w:before="60" w:after="60" w:line="252" w:lineRule="auto"/>
+              <w:jc w:val="left"/>
+            </w:pPr>
+            <w:r/>
+            <w:r>
+              <w:t>751.25</w:t>
+            </w:r>
+          </w:p>
+        </w:tc>
+        <w:tc>
+          <w:tcPr>
+            <w:tcW w:type="dxa" w:w="1152"/>
+            <w:shd w:fill="FFFFFF"/>
+            <w:tcMar>
+              <w:top w:w="100" w:type="dxa"/>
+              <w:bottom w:w="100" w:type="dxa"/>
+              <w:left w:w="120" w:type="dxa"/>
+              <w:right w:w="120" w:type="dxa"/>
+            </w:tcMar>
+            <w:tcBorders>
+              <w:top w:val="single" w:sz="4" w:space="0" w:color="CCCCCC"/>
+              <w:bottom w:val="single" w:sz="4" w:space="0" w:color="CCCCCC"/>
+              <w:left w:val="single" w:sz="4" w:space="0" w:color="CCCCCC"/>
+              <w:right w:val="single" w:sz="4" w:space="0" w:color="CCCCCC"/>
+            </w:tcBorders>
+          </w:tcPr>
+          <w:p>
+            <w:pPr>
+              <w:spacing w:before="60" w:after="60" w:line="252" w:lineRule="auto"/>
+              <w:jc w:val="left"/>
+            </w:pPr>
+            <w:r/>
+            <w:r>
+              <w:t>734.75</w:t>
+            </w:r>
+          </w:p>
+        </w:tc>
+        <w:tc>
+          <w:tcPr>
+            <w:tcW w:type="dxa" w:w="1728"/>
+            <w:shd w:fill="FFFFFF"/>
+            <w:tcMar>
+              <w:top w:w="100" w:type="dxa"/>
+              <w:bottom w:w="100" w:type="dxa"/>
+              <w:left w:w="120" w:type="dxa"/>
+              <w:right w:w="120" w:type="dxa"/>
+            </w:tcMar>
+            <w:tcBorders>
+              <w:top w:val="single" w:sz="4" w:space="0" w:color="CCCCCC"/>
+              <w:bottom w:val="single" w:sz="4" w:space="0" w:color="CCCCCC"/>
+              <w:left w:val="single" w:sz="4" w:space="0" w:color="CCCCCC"/>
+              <w:right w:val="single" w:sz="4" w:space="0" w:color="CCCCCC"/>
+            </w:tcBorders>
+          </w:tcPr>
+          <w:p>
+            <w:pPr>
+              <w:spacing w:before="60" w:after="60" w:line="252" w:lineRule="auto"/>
+              <w:jc w:val="left"/>
+            </w:pPr>
+            <w:r/>
+            <w:r>
+              <w:rPr>
+                <w:b/>
+              </w:rPr>
+              <w:t>744.75</w:t>
+            </w:r>
+          </w:p>
+        </w:tc>
+        <w:tc>
+          <w:tcPr>
+            <w:tcW w:type="dxa" w:w="3456"/>
             <w:shd w:fill="FFFFFF"/>
             <w:tcMar>
               <w:top w:w="100" w:type="dxa"/>
@@ -28032,7 +28502,7 @@
               <w:rPr>
                 <w:b/>
               </w:rPr>
-              <w:t>Wed 16/09</w:t>
+              <w:t>Thu 17/09</w:t>
             </w:r>
           </w:p>
         </w:tc>
@@ -28060,7 +28530,7 @@
             </w:pPr>
             <w:r/>
             <w:r>
-              <w:t>NY Open 21-23</w:t>
+              <w:t>Asia 07-11</w:t>
             </w:r>
           </w:p>
         </w:tc>
@@ -28088,7 +28558,7 @@
             </w:pPr>
             <w:r/>
             <w:r>
-              <w:t>744.25</w:t>
+              <w:t>744.75</w:t>
             </w:r>
           </w:p>
         </w:tc>
@@ -28116,7 +28586,7 @@
             </w:pPr>
             <w:r/>
             <w:r>
-              <w:t>756.50</w:t>
+              <w:t>755.25</w:t>
             </w:r>
           </w:p>
         </w:tc>
@@ -28144,7 +28614,7 @@
             </w:pPr>
             <w:r/>
             <w:r>
-              <w:t>730.00</w:t>
+              <w:t>737.50</w:t>
             </w:r>
           </w:p>
         </w:tc>
@@ -28175,7 +28645,7 @@
               <w:rPr>
                 <w:b/>
               </w:rPr>
-              <w:t>742.75</w:t>
+              <w:t>744.50</w:t>
             </w:r>
           </w:p>
         </w:tc>
@@ -28206,7 +28676,7 @@
               <w:rPr>
                 <w:b/>
               </w:rPr>
-              <w:t>-1.50</w:t>
+              <w:t>-0.25</w:t>
             </w:r>
           </w:p>
         </w:tc>
@@ -28267,7 +28737,7 @@
               <w:rPr>
                 <w:b/>
               </w:rPr>
-              <w:t>Wed 16/09</w:t>
+              <w:t>Thu 17/09</w:t>
             </w:r>
           </w:p>
         </w:tc>
@@ -28295,7 +28765,7 @@
             </w:pPr>
             <w:r/>
             <w:r>
-              <w:t>NY Close 23-01</w:t>
+              <w:t>Asia 11-15</w:t>
             </w:r>
           </w:p>
         </w:tc>
@@ -28323,7 +28793,7 @@
             </w:pPr>
             <w:r/>
             <w:r>
-              <w:t>742.75</w:t>
+              <w:t>744.50</w:t>
             </w:r>
           </w:p>
         </w:tc>
@@ -28351,7 +28821,7 @@
             </w:pPr>
             <w:r/>
             <w:r>
-              <w:t>749.75</w:t>
+              <w:t>754.25</w:t>
             </w:r>
           </w:p>
         </w:tc>
@@ -28379,7 +28849,7 @@
             </w:pPr>
             <w:r/>
             <w:r>
-              <w:t>733.25</w:t>
+              <w:t>734.75</w:t>
             </w:r>
           </w:p>
         </w:tc>
@@ -28410,7 +28880,7 @@
               <w:rPr>
                 <w:b/>
               </w:rPr>
-              <w:t>743.25</w:t>
+              <w:t>745.00</w:t>
             </w:r>
           </w:p>
         </w:tc>
@@ -28530,7 +29000,7 @@
             </w:pPr>
             <w:r/>
             <w:r>
-              <w:t>Asia 07-11</w:t>
+              <w:t>London 15-19</w:t>
             </w:r>
           </w:p>
         </w:tc>
@@ -28558,7 +29028,7 @@
             </w:pPr>
             <w:r/>
             <w:r>
-              <w:t>743.25</w:t>
+              <w:t>745.00</w:t>
             </w:r>
           </w:p>
         </w:tc>
@@ -28586,7 +29056,7 @@
             </w:pPr>
             <w:r/>
             <w:r>
-              <w:t>753.75</w:t>
+              <w:t>755.75</w:t>
             </w:r>
           </w:p>
         </w:tc>
@@ -28614,7 +29084,7 @@
             </w:pPr>
             <w:r/>
             <w:r>
-              <w:t>736.00</w:t>
+              <w:t>737.75</w:t>
             </w:r>
           </w:p>
         </w:tc>
@@ -28645,7 +29115,7 @@
               <w:rPr>
                 <w:b/>
               </w:rPr>
-              <w:t>743.00</w:t>
+              <w:t>745.75</w:t>
             </w:r>
           </w:p>
         </w:tc>
@@ -28653,6 +29123,1651 @@
           <w:tcPr>
             <w:tcW w:type="dxa" w:w="3456"/>
             <w:shd w:fill="F8FAFC"/>
+            <w:tcMar>
+              <w:top w:w="100" w:type="dxa"/>
+              <w:bottom w:w="100" w:type="dxa"/>
+              <w:left w:w="120" w:type="dxa"/>
+              <w:right w:w="120" w:type="dxa"/>
+            </w:tcMar>
+            <w:tcBorders>
+              <w:top w:val="single" w:sz="4" w:space="0" w:color="CCCCCC"/>
+              <w:bottom w:val="single" w:sz="4" w:space="0" w:color="CCCCCC"/>
+              <w:left w:val="single" w:sz="4" w:space="0" w:color="CCCCCC"/>
+              <w:right w:val="single" w:sz="4" w:space="0" w:color="CCCCCC"/>
+            </w:tcBorders>
+          </w:tcPr>
+          <w:p>
+            <w:pPr>
+              <w:spacing w:before="60" w:after="60" w:line="252" w:lineRule="auto"/>
+              <w:jc w:val="left"/>
+            </w:pPr>
+            <w:r/>
+            <w:r>
+              <w:rPr>
+                <w:b/>
+              </w:rPr>
+              <w:t>+0.75</w:t>
+            </w:r>
+          </w:p>
+        </w:tc>
+        <w:tc>
+          <w:tcPr>
+            <w:tcW w:type="dxa" w:w="1440"/>
+            <w:shd w:fill="F8FAFC"/>
+            <w:tcMar>
+              <w:top w:w="100" w:type="dxa"/>
+              <w:bottom w:w="100" w:type="dxa"/>
+              <w:left w:w="120" w:type="dxa"/>
+              <w:right w:w="120" w:type="dxa"/>
+            </w:tcMar>
+            <w:tcBorders>
+              <w:top w:val="single" w:sz="4" w:space="0" w:color="CCCCCC"/>
+              <w:bottom w:val="single" w:sz="4" w:space="0" w:color="CCCCCC"/>
+              <w:left w:val="single" w:sz="4" w:space="0" w:color="CCCCCC"/>
+              <w:right w:val="single" w:sz="4" w:space="0" w:color="CCCCCC"/>
+            </w:tcBorders>
+          </w:tcPr>
+          <w:p>
+            <w:pPr>
+              <w:spacing w:before="60" w:after="60" w:line="252" w:lineRule="auto"/>
+              <w:jc w:val="left"/>
+            </w:pPr>
+            <w:r/>
+            <w:r>
+              <w:t>BULL</w:t>
+            </w:r>
+          </w:p>
+        </w:tc>
+      </w:tr>
+      <w:tr>
+        <w:tc>
+          <w:tcPr>
+            <w:tcW w:type="dxa" w:w="1584"/>
+            <w:shd w:fill="FFFFFF"/>
+            <w:tcMar>
+              <w:top w:w="100" w:type="dxa"/>
+              <w:bottom w:w="100" w:type="dxa"/>
+              <w:left w:w="120" w:type="dxa"/>
+              <w:right w:w="120" w:type="dxa"/>
+            </w:tcMar>
+            <w:tcBorders>
+              <w:top w:val="single" w:sz="4" w:space="0" w:color="CCCCCC"/>
+              <w:bottom w:val="single" w:sz="4" w:space="0" w:color="CCCCCC"/>
+              <w:left w:val="single" w:sz="4" w:space="0" w:color="CCCCCC"/>
+              <w:right w:val="single" w:sz="4" w:space="0" w:color="CCCCCC"/>
+            </w:tcBorders>
+          </w:tcPr>
+          <w:p>
+            <w:pPr>
+              <w:spacing w:before="60" w:after="60" w:line="252" w:lineRule="auto"/>
+              <w:jc w:val="left"/>
+            </w:pPr>
+            <w:r/>
+            <w:r>
+              <w:rPr>
+                <w:b/>
+              </w:rPr>
+              <w:t>Thu 17/09</w:t>
+            </w:r>
+          </w:p>
+        </w:tc>
+        <w:tc>
+          <w:tcPr>
+            <w:tcW w:type="dxa" w:w="864"/>
+            <w:shd w:fill="FFFFFF"/>
+            <w:tcMar>
+              <w:top w:w="100" w:type="dxa"/>
+              <w:bottom w:w="100" w:type="dxa"/>
+              <w:left w:w="120" w:type="dxa"/>
+              <w:right w:w="120" w:type="dxa"/>
+            </w:tcMar>
+            <w:tcBorders>
+              <w:top w:val="single" w:sz="4" w:space="0" w:color="CCCCCC"/>
+              <w:bottom w:val="single" w:sz="4" w:space="0" w:color="CCCCCC"/>
+              <w:left w:val="single" w:sz="4" w:space="0" w:color="CCCCCC"/>
+              <w:right w:val="single" w:sz="4" w:space="0" w:color="CCCCCC"/>
+            </w:tcBorders>
+          </w:tcPr>
+          <w:p>
+            <w:pPr>
+              <w:spacing w:before="60" w:after="60" w:line="252" w:lineRule="auto"/>
+              <w:jc w:val="left"/>
+            </w:pPr>
+            <w:r/>
+            <w:r>
+              <w:t>Pre-NY 19-21</w:t>
+            </w:r>
+          </w:p>
+        </w:tc>
+        <w:tc>
+          <w:tcPr>
+            <w:tcW w:type="dxa" w:w="1440"/>
+            <w:shd w:fill="FFFFFF"/>
+            <w:tcMar>
+              <w:top w:w="100" w:type="dxa"/>
+              <w:bottom w:w="100" w:type="dxa"/>
+              <w:left w:w="120" w:type="dxa"/>
+              <w:right w:w="120" w:type="dxa"/>
+            </w:tcMar>
+            <w:tcBorders>
+              <w:top w:val="single" w:sz="4" w:space="0" w:color="CCCCCC"/>
+              <w:bottom w:val="single" w:sz="4" w:space="0" w:color="CCCCCC"/>
+              <w:left w:val="single" w:sz="4" w:space="0" w:color="CCCCCC"/>
+              <w:right w:val="single" w:sz="4" w:space="0" w:color="CCCCCC"/>
+            </w:tcBorders>
+          </w:tcPr>
+          <w:p>
+            <w:pPr>
+              <w:spacing w:before="60" w:after="60" w:line="252" w:lineRule="auto"/>
+              <w:jc w:val="left"/>
+            </w:pPr>
+            <w:r/>
+            <w:r>
+              <w:t>745.75</w:t>
+            </w:r>
+          </w:p>
+        </w:tc>
+        <w:tc>
+          <w:tcPr>
+            <w:tcW w:type="dxa" w:w="2016"/>
+            <w:shd w:fill="FFFFFF"/>
+            <w:tcMar>
+              <w:top w:w="100" w:type="dxa"/>
+              <w:bottom w:w="100" w:type="dxa"/>
+              <w:left w:w="120" w:type="dxa"/>
+              <w:right w:w="120" w:type="dxa"/>
+            </w:tcMar>
+            <w:tcBorders>
+              <w:top w:val="single" w:sz="4" w:space="0" w:color="CCCCCC"/>
+              <w:bottom w:val="single" w:sz="4" w:space="0" w:color="CCCCCC"/>
+              <w:left w:val="single" w:sz="4" w:space="0" w:color="CCCCCC"/>
+              <w:right w:val="single" w:sz="4" w:space="0" w:color="CCCCCC"/>
+            </w:tcBorders>
+          </w:tcPr>
+          <w:p>
+            <w:pPr>
+              <w:spacing w:before="60" w:after="60" w:line="252" w:lineRule="auto"/>
+              <w:jc w:val="left"/>
+            </w:pPr>
+            <w:r/>
+            <w:r>
+              <w:t>752.25</w:t>
+            </w:r>
+          </w:p>
+        </w:tc>
+        <w:tc>
+          <w:tcPr>
+            <w:tcW w:type="dxa" w:w="1152"/>
+            <w:shd w:fill="FFFFFF"/>
+            <w:tcMar>
+              <w:top w:w="100" w:type="dxa"/>
+              <w:bottom w:w="100" w:type="dxa"/>
+              <w:left w:w="120" w:type="dxa"/>
+              <w:right w:w="120" w:type="dxa"/>
+            </w:tcMar>
+            <w:tcBorders>
+              <w:top w:val="single" w:sz="4" w:space="0" w:color="CCCCCC"/>
+              <w:bottom w:val="single" w:sz="4" w:space="0" w:color="CCCCCC"/>
+              <w:left w:val="single" w:sz="4" w:space="0" w:color="CCCCCC"/>
+              <w:right w:val="single" w:sz="4" w:space="0" w:color="CCCCCC"/>
+            </w:tcBorders>
+          </w:tcPr>
+          <w:p>
+            <w:pPr>
+              <w:spacing w:before="60" w:after="60" w:line="252" w:lineRule="auto"/>
+              <w:jc w:val="left"/>
+            </w:pPr>
+            <w:r/>
+            <w:r>
+              <w:t>737.25</w:t>
+            </w:r>
+          </w:p>
+        </w:tc>
+        <w:tc>
+          <w:tcPr>
+            <w:tcW w:type="dxa" w:w="1728"/>
+            <w:shd w:fill="FFFFFF"/>
+            <w:tcMar>
+              <w:top w:w="100" w:type="dxa"/>
+              <w:bottom w:w="100" w:type="dxa"/>
+              <w:left w:w="120" w:type="dxa"/>
+              <w:right w:w="120" w:type="dxa"/>
+            </w:tcMar>
+            <w:tcBorders>
+              <w:top w:val="single" w:sz="4" w:space="0" w:color="CCCCCC"/>
+              <w:bottom w:val="single" w:sz="4" w:space="0" w:color="CCCCCC"/>
+              <w:left w:val="single" w:sz="4" w:space="0" w:color="CCCCCC"/>
+              <w:right w:val="single" w:sz="4" w:space="0" w:color="CCCCCC"/>
+            </w:tcBorders>
+          </w:tcPr>
+          <w:p>
+            <w:pPr>
+              <w:spacing w:before="60" w:after="60" w:line="252" w:lineRule="auto"/>
+              <w:jc w:val="left"/>
+            </w:pPr>
+            <w:r/>
+            <w:r>
+              <w:rPr>
+                <w:b/>
+              </w:rPr>
+              <w:t>746.25</w:t>
+            </w:r>
+          </w:p>
+        </w:tc>
+        <w:tc>
+          <w:tcPr>
+            <w:tcW w:type="dxa" w:w="3456"/>
+            <w:shd w:fill="FFFFFF"/>
+            <w:tcMar>
+              <w:top w:w="100" w:type="dxa"/>
+              <w:bottom w:w="100" w:type="dxa"/>
+              <w:left w:w="120" w:type="dxa"/>
+              <w:right w:w="120" w:type="dxa"/>
+            </w:tcMar>
+            <w:tcBorders>
+              <w:top w:val="single" w:sz="4" w:space="0" w:color="CCCCCC"/>
+              <w:bottom w:val="single" w:sz="4" w:space="0" w:color="CCCCCC"/>
+              <w:left w:val="single" w:sz="4" w:space="0" w:color="CCCCCC"/>
+              <w:right w:val="single" w:sz="4" w:space="0" w:color="CCCCCC"/>
+            </w:tcBorders>
+          </w:tcPr>
+          <w:p>
+            <w:pPr>
+              <w:spacing w:before="60" w:after="60" w:line="252" w:lineRule="auto"/>
+              <w:jc w:val="left"/>
+            </w:pPr>
+            <w:r/>
+            <w:r>
+              <w:rPr>
+                <w:b/>
+              </w:rPr>
+              <w:t>+0.50</w:t>
+            </w:r>
+          </w:p>
+        </w:tc>
+        <w:tc>
+          <w:tcPr>
+            <w:tcW w:type="dxa" w:w="1440"/>
+            <w:shd w:fill="FFFFFF"/>
+            <w:tcMar>
+              <w:top w:w="100" w:type="dxa"/>
+              <w:bottom w:w="100" w:type="dxa"/>
+              <w:left w:w="120" w:type="dxa"/>
+              <w:right w:w="120" w:type="dxa"/>
+            </w:tcMar>
+            <w:tcBorders>
+              <w:top w:val="single" w:sz="4" w:space="0" w:color="CCCCCC"/>
+              <w:bottom w:val="single" w:sz="4" w:space="0" w:color="CCCCCC"/>
+              <w:left w:val="single" w:sz="4" w:space="0" w:color="CCCCCC"/>
+              <w:right w:val="single" w:sz="4" w:space="0" w:color="CCCCCC"/>
+            </w:tcBorders>
+          </w:tcPr>
+          <w:p>
+            <w:pPr>
+              <w:spacing w:before="60" w:after="60" w:line="252" w:lineRule="auto"/>
+              <w:jc w:val="left"/>
+            </w:pPr>
+            <w:r/>
+            <w:r>
+              <w:t>BULL</w:t>
+            </w:r>
+          </w:p>
+        </w:tc>
+      </w:tr>
+      <w:tr>
+        <w:tc>
+          <w:tcPr>
+            <w:tcW w:type="dxa" w:w="1584"/>
+            <w:shd w:fill="F8FAFC"/>
+            <w:tcMar>
+              <w:top w:w="100" w:type="dxa"/>
+              <w:bottom w:w="100" w:type="dxa"/>
+              <w:left w:w="120" w:type="dxa"/>
+              <w:right w:w="120" w:type="dxa"/>
+            </w:tcMar>
+            <w:tcBorders>
+              <w:top w:val="single" w:sz="4" w:space="0" w:color="CCCCCC"/>
+              <w:bottom w:val="single" w:sz="4" w:space="0" w:color="CCCCCC"/>
+              <w:left w:val="single" w:sz="4" w:space="0" w:color="CCCCCC"/>
+              <w:right w:val="single" w:sz="4" w:space="0" w:color="CCCCCC"/>
+            </w:tcBorders>
+          </w:tcPr>
+          <w:p>
+            <w:pPr>
+              <w:spacing w:before="60" w:after="60" w:line="252" w:lineRule="auto"/>
+              <w:jc w:val="left"/>
+            </w:pPr>
+            <w:r/>
+            <w:r>
+              <w:rPr>
+                <w:b/>
+              </w:rPr>
+              <w:t>Thu 17/09</w:t>
+            </w:r>
+          </w:p>
+        </w:tc>
+        <w:tc>
+          <w:tcPr>
+            <w:tcW w:type="dxa" w:w="864"/>
+            <w:shd w:fill="F8FAFC"/>
+            <w:tcMar>
+              <w:top w:w="100" w:type="dxa"/>
+              <w:bottom w:w="100" w:type="dxa"/>
+              <w:left w:w="120" w:type="dxa"/>
+              <w:right w:w="120" w:type="dxa"/>
+            </w:tcMar>
+            <w:tcBorders>
+              <w:top w:val="single" w:sz="4" w:space="0" w:color="CCCCCC"/>
+              <w:bottom w:val="single" w:sz="4" w:space="0" w:color="CCCCCC"/>
+              <w:left w:val="single" w:sz="4" w:space="0" w:color="CCCCCC"/>
+              <w:right w:val="single" w:sz="4" w:space="0" w:color="CCCCCC"/>
+            </w:tcBorders>
+          </w:tcPr>
+          <w:p>
+            <w:pPr>
+              <w:spacing w:before="60" w:after="60" w:line="252" w:lineRule="auto"/>
+              <w:jc w:val="left"/>
+            </w:pPr>
+            <w:r/>
+            <w:r>
+              <w:t>NY Open 21-23</w:t>
+            </w:r>
+          </w:p>
+        </w:tc>
+        <w:tc>
+          <w:tcPr>
+            <w:tcW w:type="dxa" w:w="1440"/>
+            <w:shd w:fill="F8FAFC"/>
+            <w:tcMar>
+              <w:top w:w="100" w:type="dxa"/>
+              <w:bottom w:w="100" w:type="dxa"/>
+              <w:left w:w="120" w:type="dxa"/>
+              <w:right w:w="120" w:type="dxa"/>
+            </w:tcMar>
+            <w:tcBorders>
+              <w:top w:val="single" w:sz="4" w:space="0" w:color="CCCCCC"/>
+              <w:bottom w:val="single" w:sz="4" w:space="0" w:color="CCCCCC"/>
+              <w:left w:val="single" w:sz="4" w:space="0" w:color="CCCCCC"/>
+              <w:right w:val="single" w:sz="4" w:space="0" w:color="CCCCCC"/>
+            </w:tcBorders>
+          </w:tcPr>
+          <w:p>
+            <w:pPr>
+              <w:spacing w:before="60" w:after="60" w:line="252" w:lineRule="auto"/>
+              <w:jc w:val="left"/>
+            </w:pPr>
+            <w:r/>
+            <w:r>
+              <w:t>746.25</w:t>
+            </w:r>
+          </w:p>
+        </w:tc>
+        <w:tc>
+          <w:tcPr>
+            <w:tcW w:type="dxa" w:w="2016"/>
+            <w:shd w:fill="F8FAFC"/>
+            <w:tcMar>
+              <w:top w:w="100" w:type="dxa"/>
+              <w:bottom w:w="100" w:type="dxa"/>
+              <w:left w:w="120" w:type="dxa"/>
+              <w:right w:w="120" w:type="dxa"/>
+            </w:tcMar>
+            <w:tcBorders>
+              <w:top w:val="single" w:sz="4" w:space="0" w:color="CCCCCC"/>
+              <w:bottom w:val="single" w:sz="4" w:space="0" w:color="CCCCCC"/>
+              <w:left w:val="single" w:sz="4" w:space="0" w:color="CCCCCC"/>
+              <w:right w:val="single" w:sz="4" w:space="0" w:color="CCCCCC"/>
+            </w:tcBorders>
+          </w:tcPr>
+          <w:p>
+            <w:pPr>
+              <w:spacing w:before="60" w:after="60" w:line="252" w:lineRule="auto"/>
+              <w:jc w:val="left"/>
+            </w:pPr>
+            <w:r/>
+            <w:r>
+              <w:t>757.25</w:t>
+            </w:r>
+          </w:p>
+        </w:tc>
+        <w:tc>
+          <w:tcPr>
+            <w:tcW w:type="dxa" w:w="1152"/>
+            <w:shd w:fill="F8FAFC"/>
+            <w:tcMar>
+              <w:top w:w="100" w:type="dxa"/>
+              <w:bottom w:w="100" w:type="dxa"/>
+              <w:left w:w="120" w:type="dxa"/>
+              <w:right w:w="120" w:type="dxa"/>
+            </w:tcMar>
+            <w:tcBorders>
+              <w:top w:val="single" w:sz="4" w:space="0" w:color="CCCCCC"/>
+              <w:bottom w:val="single" w:sz="4" w:space="0" w:color="CCCCCC"/>
+              <w:left w:val="single" w:sz="4" w:space="0" w:color="CCCCCC"/>
+              <w:right w:val="single" w:sz="4" w:space="0" w:color="CCCCCC"/>
+            </w:tcBorders>
+          </w:tcPr>
+          <w:p>
+            <w:pPr>
+              <w:spacing w:before="60" w:after="60" w:line="252" w:lineRule="auto"/>
+              <w:jc w:val="left"/>
+            </w:pPr>
+            <w:r/>
+            <w:r>
+              <w:t>734.50</w:t>
+            </w:r>
+          </w:p>
+        </w:tc>
+        <w:tc>
+          <w:tcPr>
+            <w:tcW w:type="dxa" w:w="1728"/>
+            <w:shd w:fill="F8FAFC"/>
+            <w:tcMar>
+              <w:top w:w="100" w:type="dxa"/>
+              <w:bottom w:w="100" w:type="dxa"/>
+              <w:left w:w="120" w:type="dxa"/>
+              <w:right w:w="120" w:type="dxa"/>
+            </w:tcMar>
+            <w:tcBorders>
+              <w:top w:val="single" w:sz="4" w:space="0" w:color="CCCCCC"/>
+              <w:bottom w:val="single" w:sz="4" w:space="0" w:color="CCCCCC"/>
+              <w:left w:val="single" w:sz="4" w:space="0" w:color="CCCCCC"/>
+              <w:right w:val="single" w:sz="4" w:space="0" w:color="CCCCCC"/>
+            </w:tcBorders>
+          </w:tcPr>
+          <w:p>
+            <w:pPr>
+              <w:spacing w:before="60" w:after="60" w:line="252" w:lineRule="auto"/>
+              <w:jc w:val="left"/>
+            </w:pPr>
+            <w:r/>
+            <w:r>
+              <w:rPr>
+                <w:b/>
+              </w:rPr>
+              <w:t>749.75</w:t>
+            </w:r>
+          </w:p>
+        </w:tc>
+        <w:tc>
+          <w:tcPr>
+            <w:tcW w:type="dxa" w:w="3456"/>
+            <w:shd w:fill="F8FAFC"/>
+            <w:tcMar>
+              <w:top w:w="100" w:type="dxa"/>
+              <w:bottom w:w="100" w:type="dxa"/>
+              <w:left w:w="120" w:type="dxa"/>
+              <w:right w:w="120" w:type="dxa"/>
+            </w:tcMar>
+            <w:tcBorders>
+              <w:top w:val="single" w:sz="4" w:space="0" w:color="CCCCCC"/>
+              <w:bottom w:val="single" w:sz="4" w:space="0" w:color="CCCCCC"/>
+              <w:left w:val="single" w:sz="4" w:space="0" w:color="CCCCCC"/>
+              <w:right w:val="single" w:sz="4" w:space="0" w:color="CCCCCC"/>
+            </w:tcBorders>
+          </w:tcPr>
+          <w:p>
+            <w:pPr>
+              <w:spacing w:before="60" w:after="60" w:line="252" w:lineRule="auto"/>
+              <w:jc w:val="left"/>
+            </w:pPr>
+            <w:r/>
+            <w:r>
+              <w:rPr>
+                <w:b/>
+              </w:rPr>
+              <w:t>+3.50</w:t>
+            </w:r>
+          </w:p>
+        </w:tc>
+        <w:tc>
+          <w:tcPr>
+            <w:tcW w:type="dxa" w:w="1440"/>
+            <w:shd w:fill="F8FAFC"/>
+            <w:tcMar>
+              <w:top w:w="100" w:type="dxa"/>
+              <w:bottom w:w="100" w:type="dxa"/>
+              <w:left w:w="120" w:type="dxa"/>
+              <w:right w:w="120" w:type="dxa"/>
+            </w:tcMar>
+            <w:tcBorders>
+              <w:top w:val="single" w:sz="4" w:space="0" w:color="CCCCCC"/>
+              <w:bottom w:val="single" w:sz="4" w:space="0" w:color="CCCCCC"/>
+              <w:left w:val="single" w:sz="4" w:space="0" w:color="CCCCCC"/>
+              <w:right w:val="single" w:sz="4" w:space="0" w:color="CCCCCC"/>
+            </w:tcBorders>
+          </w:tcPr>
+          <w:p>
+            <w:pPr>
+              <w:spacing w:before="60" w:after="60" w:line="252" w:lineRule="auto"/>
+              <w:jc w:val="left"/>
+            </w:pPr>
+            <w:r/>
+            <w:r>
+              <w:t>BULL</w:t>
+            </w:r>
+          </w:p>
+        </w:tc>
+      </w:tr>
+      <w:tr>
+        <w:tc>
+          <w:tcPr>
+            <w:tcW w:type="dxa" w:w="1584"/>
+            <w:shd w:fill="FFFFFF"/>
+            <w:tcMar>
+              <w:top w:w="100" w:type="dxa"/>
+              <w:bottom w:w="100" w:type="dxa"/>
+              <w:left w:w="120" w:type="dxa"/>
+              <w:right w:w="120" w:type="dxa"/>
+            </w:tcMar>
+            <w:tcBorders>
+              <w:top w:val="single" w:sz="4" w:space="0" w:color="CCCCCC"/>
+              <w:bottom w:val="single" w:sz="4" w:space="0" w:color="CCCCCC"/>
+              <w:left w:val="single" w:sz="4" w:space="0" w:color="CCCCCC"/>
+              <w:right w:val="single" w:sz="4" w:space="0" w:color="CCCCCC"/>
+            </w:tcBorders>
+          </w:tcPr>
+          <w:p>
+            <w:pPr>
+              <w:spacing w:before="60" w:after="60" w:line="252" w:lineRule="auto"/>
+              <w:jc w:val="left"/>
+            </w:pPr>
+            <w:r/>
+            <w:r>
+              <w:rPr>
+                <w:b/>
+              </w:rPr>
+              <w:t>Thu 17/09</w:t>
+            </w:r>
+          </w:p>
+        </w:tc>
+        <w:tc>
+          <w:tcPr>
+            <w:tcW w:type="dxa" w:w="864"/>
+            <w:shd w:fill="FFFFFF"/>
+            <w:tcMar>
+              <w:top w:w="100" w:type="dxa"/>
+              <w:bottom w:w="100" w:type="dxa"/>
+              <w:left w:w="120" w:type="dxa"/>
+              <w:right w:w="120" w:type="dxa"/>
+            </w:tcMar>
+            <w:tcBorders>
+              <w:top w:val="single" w:sz="4" w:space="0" w:color="CCCCCC"/>
+              <w:bottom w:val="single" w:sz="4" w:space="0" w:color="CCCCCC"/>
+              <w:left w:val="single" w:sz="4" w:space="0" w:color="CCCCCC"/>
+              <w:right w:val="single" w:sz="4" w:space="0" w:color="CCCCCC"/>
+            </w:tcBorders>
+          </w:tcPr>
+          <w:p>
+            <w:pPr>
+              <w:spacing w:before="60" w:after="60" w:line="252" w:lineRule="auto"/>
+              <w:jc w:val="left"/>
+            </w:pPr>
+            <w:r/>
+            <w:r>
+              <w:t>NY Close 23-01</w:t>
+            </w:r>
+          </w:p>
+        </w:tc>
+        <w:tc>
+          <w:tcPr>
+            <w:tcW w:type="dxa" w:w="1440"/>
+            <w:shd w:fill="FFFFFF"/>
+            <w:tcMar>
+              <w:top w:w="100" w:type="dxa"/>
+              <w:bottom w:w="100" w:type="dxa"/>
+              <w:left w:w="120" w:type="dxa"/>
+              <w:right w:w="120" w:type="dxa"/>
+            </w:tcMar>
+            <w:tcBorders>
+              <w:top w:val="single" w:sz="4" w:space="0" w:color="CCCCCC"/>
+              <w:bottom w:val="single" w:sz="4" w:space="0" w:color="CCCCCC"/>
+              <w:left w:val="single" w:sz="4" w:space="0" w:color="CCCCCC"/>
+              <w:right w:val="single" w:sz="4" w:space="0" w:color="CCCCCC"/>
+            </w:tcBorders>
+          </w:tcPr>
+          <w:p>
+            <w:pPr>
+              <w:spacing w:before="60" w:after="60" w:line="252" w:lineRule="auto"/>
+              <w:jc w:val="left"/>
+            </w:pPr>
+            <w:r/>
+            <w:r>
+              <w:t>749.75</w:t>
+            </w:r>
+          </w:p>
+        </w:tc>
+        <w:tc>
+          <w:tcPr>
+            <w:tcW w:type="dxa" w:w="2016"/>
+            <w:shd w:fill="FFFFFF"/>
+            <w:tcMar>
+              <w:top w:w="100" w:type="dxa"/>
+              <w:bottom w:w="100" w:type="dxa"/>
+              <w:left w:w="120" w:type="dxa"/>
+              <w:right w:w="120" w:type="dxa"/>
+            </w:tcMar>
+            <w:tcBorders>
+              <w:top w:val="single" w:sz="4" w:space="0" w:color="CCCCCC"/>
+              <w:bottom w:val="single" w:sz="4" w:space="0" w:color="CCCCCC"/>
+              <w:left w:val="single" w:sz="4" w:space="0" w:color="CCCCCC"/>
+              <w:right w:val="single" w:sz="4" w:space="0" w:color="CCCCCC"/>
+            </w:tcBorders>
+          </w:tcPr>
+          <w:p>
+            <w:pPr>
+              <w:spacing w:before="60" w:after="60" w:line="252" w:lineRule="auto"/>
+              <w:jc w:val="left"/>
+            </w:pPr>
+            <w:r/>
+            <w:r>
+              <w:t>755.25</w:t>
+            </w:r>
+          </w:p>
+        </w:tc>
+        <w:tc>
+          <w:tcPr>
+            <w:tcW w:type="dxa" w:w="1152"/>
+            <w:shd w:fill="FFFFFF"/>
+            <w:tcMar>
+              <w:top w:w="100" w:type="dxa"/>
+              <w:bottom w:w="100" w:type="dxa"/>
+              <w:left w:w="120" w:type="dxa"/>
+              <w:right w:w="120" w:type="dxa"/>
+            </w:tcMar>
+            <w:tcBorders>
+              <w:top w:val="single" w:sz="4" w:space="0" w:color="CCCCCC"/>
+              <w:bottom w:val="single" w:sz="4" w:space="0" w:color="CCCCCC"/>
+              <w:left w:val="single" w:sz="4" w:space="0" w:color="CCCCCC"/>
+              <w:right w:val="single" w:sz="4" w:space="0" w:color="CCCCCC"/>
+            </w:tcBorders>
+          </w:tcPr>
+          <w:p>
+            <w:pPr>
+              <w:spacing w:before="60" w:after="60" w:line="252" w:lineRule="auto"/>
+              <w:jc w:val="left"/>
+            </w:pPr>
+            <w:r/>
+            <w:r>
+              <w:t>742.00</w:t>
+            </w:r>
+          </w:p>
+        </w:tc>
+        <w:tc>
+          <w:tcPr>
+            <w:tcW w:type="dxa" w:w="1728"/>
+            <w:shd w:fill="FFFFFF"/>
+            <w:tcMar>
+              <w:top w:w="100" w:type="dxa"/>
+              <w:bottom w:w="100" w:type="dxa"/>
+              <w:left w:w="120" w:type="dxa"/>
+              <w:right w:w="120" w:type="dxa"/>
+            </w:tcMar>
+            <w:tcBorders>
+              <w:top w:val="single" w:sz="4" w:space="0" w:color="CCCCCC"/>
+              <w:bottom w:val="single" w:sz="4" w:space="0" w:color="CCCCCC"/>
+              <w:left w:val="single" w:sz="4" w:space="0" w:color="CCCCCC"/>
+              <w:right w:val="single" w:sz="4" w:space="0" w:color="CCCCCC"/>
+            </w:tcBorders>
+          </w:tcPr>
+          <w:p>
+            <w:pPr>
+              <w:spacing w:before="60" w:after="60" w:line="252" w:lineRule="auto"/>
+              <w:jc w:val="left"/>
+            </w:pPr>
+            <w:r/>
+            <w:r>
+              <w:rPr>
+                <w:b/>
+              </w:rPr>
+              <w:t>750.50</w:t>
+            </w:r>
+          </w:p>
+        </w:tc>
+        <w:tc>
+          <w:tcPr>
+            <w:tcW w:type="dxa" w:w="3456"/>
+            <w:shd w:fill="FFFFFF"/>
+            <w:tcMar>
+              <w:top w:w="100" w:type="dxa"/>
+              <w:bottom w:w="100" w:type="dxa"/>
+              <w:left w:w="120" w:type="dxa"/>
+              <w:right w:w="120" w:type="dxa"/>
+            </w:tcMar>
+            <w:tcBorders>
+              <w:top w:val="single" w:sz="4" w:space="0" w:color="CCCCCC"/>
+              <w:bottom w:val="single" w:sz="4" w:space="0" w:color="CCCCCC"/>
+              <w:left w:val="single" w:sz="4" w:space="0" w:color="CCCCCC"/>
+              <w:right w:val="single" w:sz="4" w:space="0" w:color="CCCCCC"/>
+            </w:tcBorders>
+          </w:tcPr>
+          <w:p>
+            <w:pPr>
+              <w:spacing w:before="60" w:after="60" w:line="252" w:lineRule="auto"/>
+              <w:jc w:val="left"/>
+            </w:pPr>
+            <w:r/>
+            <w:r>
+              <w:rPr>
+                <w:b/>
+              </w:rPr>
+              <w:t>+0.75</w:t>
+            </w:r>
+          </w:p>
+        </w:tc>
+        <w:tc>
+          <w:tcPr>
+            <w:tcW w:type="dxa" w:w="1440"/>
+            <w:shd w:fill="FFFFFF"/>
+            <w:tcMar>
+              <w:top w:w="100" w:type="dxa"/>
+              <w:bottom w:w="100" w:type="dxa"/>
+              <w:left w:w="120" w:type="dxa"/>
+              <w:right w:w="120" w:type="dxa"/>
+            </w:tcMar>
+            <w:tcBorders>
+              <w:top w:val="single" w:sz="4" w:space="0" w:color="CCCCCC"/>
+              <w:bottom w:val="single" w:sz="4" w:space="0" w:color="CCCCCC"/>
+              <w:left w:val="single" w:sz="4" w:space="0" w:color="CCCCCC"/>
+              <w:right w:val="single" w:sz="4" w:space="0" w:color="CCCCCC"/>
+            </w:tcBorders>
+          </w:tcPr>
+          <w:p>
+            <w:pPr>
+              <w:spacing w:before="60" w:after="60" w:line="252" w:lineRule="auto"/>
+              <w:jc w:val="left"/>
+            </w:pPr>
+            <w:r/>
+            <w:r>
+              <w:t>BULL</w:t>
+            </w:r>
+          </w:p>
+        </w:tc>
+      </w:tr>
+      <w:tr>
+        <w:tc>
+          <w:tcPr>
+            <w:tcW w:type="dxa" w:w="1584"/>
+            <w:shd w:fill="F8FAFC"/>
+            <w:tcMar>
+              <w:top w:w="100" w:type="dxa"/>
+              <w:bottom w:w="100" w:type="dxa"/>
+              <w:left w:w="120" w:type="dxa"/>
+              <w:right w:w="120" w:type="dxa"/>
+            </w:tcMar>
+            <w:tcBorders>
+              <w:top w:val="single" w:sz="4" w:space="0" w:color="CCCCCC"/>
+              <w:bottom w:val="single" w:sz="4" w:space="0" w:color="CCCCCC"/>
+              <w:left w:val="single" w:sz="4" w:space="0" w:color="CCCCCC"/>
+              <w:right w:val="single" w:sz="4" w:space="0" w:color="CCCCCC"/>
+            </w:tcBorders>
+          </w:tcPr>
+          <w:p>
+            <w:pPr>
+              <w:spacing w:before="60" w:after="60" w:line="252" w:lineRule="auto"/>
+              <w:jc w:val="left"/>
+            </w:pPr>
+            <w:r/>
+            <w:r>
+              <w:rPr>
+                <w:b/>
+              </w:rPr>
+              <w:t>Fri 18/09</w:t>
+            </w:r>
+          </w:p>
+        </w:tc>
+        <w:tc>
+          <w:tcPr>
+            <w:tcW w:type="dxa" w:w="864"/>
+            <w:shd w:fill="F8FAFC"/>
+            <w:tcMar>
+              <w:top w:w="100" w:type="dxa"/>
+              <w:bottom w:w="100" w:type="dxa"/>
+              <w:left w:w="120" w:type="dxa"/>
+              <w:right w:w="120" w:type="dxa"/>
+            </w:tcMar>
+            <w:tcBorders>
+              <w:top w:val="single" w:sz="4" w:space="0" w:color="CCCCCC"/>
+              <w:bottom w:val="single" w:sz="4" w:space="0" w:color="CCCCCC"/>
+              <w:left w:val="single" w:sz="4" w:space="0" w:color="CCCCCC"/>
+              <w:right w:val="single" w:sz="4" w:space="0" w:color="CCCCCC"/>
+            </w:tcBorders>
+          </w:tcPr>
+          <w:p>
+            <w:pPr>
+              <w:spacing w:before="60" w:after="60" w:line="252" w:lineRule="auto"/>
+              <w:jc w:val="left"/>
+            </w:pPr>
+            <w:r/>
+            <w:r>
+              <w:t>Asia 07-11</w:t>
+            </w:r>
+          </w:p>
+        </w:tc>
+        <w:tc>
+          <w:tcPr>
+            <w:tcW w:type="dxa" w:w="1440"/>
+            <w:shd w:fill="F8FAFC"/>
+            <w:tcMar>
+              <w:top w:w="100" w:type="dxa"/>
+              <w:bottom w:w="100" w:type="dxa"/>
+              <w:left w:w="120" w:type="dxa"/>
+              <w:right w:w="120" w:type="dxa"/>
+            </w:tcMar>
+            <w:tcBorders>
+              <w:top w:val="single" w:sz="4" w:space="0" w:color="CCCCCC"/>
+              <w:bottom w:val="single" w:sz="4" w:space="0" w:color="CCCCCC"/>
+              <w:left w:val="single" w:sz="4" w:space="0" w:color="CCCCCC"/>
+              <w:right w:val="single" w:sz="4" w:space="0" w:color="CCCCCC"/>
+            </w:tcBorders>
+          </w:tcPr>
+          <w:p>
+            <w:pPr>
+              <w:spacing w:before="60" w:after="60" w:line="252" w:lineRule="auto"/>
+              <w:jc w:val="left"/>
+            </w:pPr>
+            <w:r/>
+            <w:r>
+              <w:t>750.50</w:t>
+            </w:r>
+          </w:p>
+        </w:tc>
+        <w:tc>
+          <w:tcPr>
+            <w:tcW w:type="dxa" w:w="2016"/>
+            <w:shd w:fill="F8FAFC"/>
+            <w:tcMar>
+              <w:top w:w="100" w:type="dxa"/>
+              <w:bottom w:w="100" w:type="dxa"/>
+              <w:left w:w="120" w:type="dxa"/>
+              <w:right w:w="120" w:type="dxa"/>
+            </w:tcMar>
+            <w:tcBorders>
+              <w:top w:val="single" w:sz="4" w:space="0" w:color="CCCCCC"/>
+              <w:bottom w:val="single" w:sz="4" w:space="0" w:color="CCCCCC"/>
+              <w:left w:val="single" w:sz="4" w:space="0" w:color="CCCCCC"/>
+              <w:right w:val="single" w:sz="4" w:space="0" w:color="CCCCCC"/>
+            </w:tcBorders>
+          </w:tcPr>
+          <w:p>
+            <w:pPr>
+              <w:spacing w:before="60" w:after="60" w:line="252" w:lineRule="auto"/>
+              <w:jc w:val="left"/>
+            </w:pPr>
+            <w:r/>
+            <w:r>
+              <w:t>759.75</w:t>
+            </w:r>
+          </w:p>
+        </w:tc>
+        <w:tc>
+          <w:tcPr>
+            <w:tcW w:type="dxa" w:w="1152"/>
+            <w:shd w:fill="F8FAFC"/>
+            <w:tcMar>
+              <w:top w:w="100" w:type="dxa"/>
+              <w:bottom w:w="100" w:type="dxa"/>
+              <w:left w:w="120" w:type="dxa"/>
+              <w:right w:w="120" w:type="dxa"/>
+            </w:tcMar>
+            <w:tcBorders>
+              <w:top w:val="single" w:sz="4" w:space="0" w:color="CCCCCC"/>
+              <w:bottom w:val="single" w:sz="4" w:space="0" w:color="CCCCCC"/>
+              <w:left w:val="single" w:sz="4" w:space="0" w:color="CCCCCC"/>
+              <w:right w:val="single" w:sz="4" w:space="0" w:color="CCCCCC"/>
+            </w:tcBorders>
+          </w:tcPr>
+          <w:p>
+            <w:pPr>
+              <w:spacing w:before="60" w:after="60" w:line="252" w:lineRule="auto"/>
+              <w:jc w:val="left"/>
+            </w:pPr>
+            <w:r/>
+            <w:r>
+              <w:t>744.00</w:t>
+            </w:r>
+          </w:p>
+        </w:tc>
+        <w:tc>
+          <w:tcPr>
+            <w:tcW w:type="dxa" w:w="1728"/>
+            <w:shd w:fill="F8FAFC"/>
+            <w:tcMar>
+              <w:top w:w="100" w:type="dxa"/>
+              <w:bottom w:w="100" w:type="dxa"/>
+              <w:left w:w="120" w:type="dxa"/>
+              <w:right w:w="120" w:type="dxa"/>
+            </w:tcMar>
+            <w:tcBorders>
+              <w:top w:val="single" w:sz="4" w:space="0" w:color="CCCCCC"/>
+              <w:bottom w:val="single" w:sz="4" w:space="0" w:color="CCCCCC"/>
+              <w:left w:val="single" w:sz="4" w:space="0" w:color="CCCCCC"/>
+              <w:right w:val="single" w:sz="4" w:space="0" w:color="CCCCCC"/>
+            </w:tcBorders>
+          </w:tcPr>
+          <w:p>
+            <w:pPr>
+              <w:spacing w:before="60" w:after="60" w:line="252" w:lineRule="auto"/>
+              <w:jc w:val="left"/>
+            </w:pPr>
+            <w:r/>
+            <w:r>
+              <w:rPr>
+                <w:b/>
+              </w:rPr>
+              <w:t>749.75</w:t>
+            </w:r>
+          </w:p>
+        </w:tc>
+        <w:tc>
+          <w:tcPr>
+            <w:tcW w:type="dxa" w:w="3456"/>
+            <w:shd w:fill="F8FAFC"/>
+            <w:tcMar>
+              <w:top w:w="100" w:type="dxa"/>
+              <w:bottom w:w="100" w:type="dxa"/>
+              <w:left w:w="120" w:type="dxa"/>
+              <w:right w:w="120" w:type="dxa"/>
+            </w:tcMar>
+            <w:tcBorders>
+              <w:top w:val="single" w:sz="4" w:space="0" w:color="CCCCCC"/>
+              <w:bottom w:val="single" w:sz="4" w:space="0" w:color="CCCCCC"/>
+              <w:left w:val="single" w:sz="4" w:space="0" w:color="CCCCCC"/>
+              <w:right w:val="single" w:sz="4" w:space="0" w:color="CCCCCC"/>
+            </w:tcBorders>
+          </w:tcPr>
+          <w:p>
+            <w:pPr>
+              <w:spacing w:before="60" w:after="60" w:line="252" w:lineRule="auto"/>
+              <w:jc w:val="left"/>
+            </w:pPr>
+            <w:r/>
+            <w:r>
+              <w:rPr>
+                <w:b/>
+              </w:rPr>
+              <w:t>-0.75</w:t>
+            </w:r>
+          </w:p>
+        </w:tc>
+        <w:tc>
+          <w:tcPr>
+            <w:tcW w:type="dxa" w:w="1440"/>
+            <w:shd w:fill="F8FAFC"/>
+            <w:tcMar>
+              <w:top w:w="100" w:type="dxa"/>
+              <w:bottom w:w="100" w:type="dxa"/>
+              <w:left w:w="120" w:type="dxa"/>
+              <w:right w:w="120" w:type="dxa"/>
+            </w:tcMar>
+            <w:tcBorders>
+              <w:top w:val="single" w:sz="4" w:space="0" w:color="CCCCCC"/>
+              <w:bottom w:val="single" w:sz="4" w:space="0" w:color="CCCCCC"/>
+              <w:left w:val="single" w:sz="4" w:space="0" w:color="CCCCCC"/>
+              <w:right w:val="single" w:sz="4" w:space="0" w:color="CCCCCC"/>
+            </w:tcBorders>
+          </w:tcPr>
+          <w:p>
+            <w:pPr>
+              <w:spacing w:before="60" w:after="60" w:line="252" w:lineRule="auto"/>
+              <w:jc w:val="left"/>
+            </w:pPr>
+            <w:r/>
+            <w:r>
+              <w:t>BEAR</w:t>
+            </w:r>
+          </w:p>
+        </w:tc>
+      </w:tr>
+      <w:tr>
+        <w:tc>
+          <w:tcPr>
+            <w:tcW w:type="dxa" w:w="1584"/>
+            <w:shd w:fill="FFFFFF"/>
+            <w:tcMar>
+              <w:top w:w="100" w:type="dxa"/>
+              <w:bottom w:w="100" w:type="dxa"/>
+              <w:left w:w="120" w:type="dxa"/>
+              <w:right w:w="120" w:type="dxa"/>
+            </w:tcMar>
+            <w:tcBorders>
+              <w:top w:val="single" w:sz="4" w:space="0" w:color="CCCCCC"/>
+              <w:bottom w:val="single" w:sz="4" w:space="0" w:color="CCCCCC"/>
+              <w:left w:val="single" w:sz="4" w:space="0" w:color="CCCCCC"/>
+              <w:right w:val="single" w:sz="4" w:space="0" w:color="CCCCCC"/>
+            </w:tcBorders>
+          </w:tcPr>
+          <w:p>
+            <w:pPr>
+              <w:spacing w:before="60" w:after="60" w:line="252" w:lineRule="auto"/>
+              <w:jc w:val="left"/>
+            </w:pPr>
+            <w:r/>
+            <w:r>
+              <w:rPr>
+                <w:b/>
+              </w:rPr>
+              <w:t>Fri 18/09</w:t>
+            </w:r>
+          </w:p>
+        </w:tc>
+        <w:tc>
+          <w:tcPr>
+            <w:tcW w:type="dxa" w:w="864"/>
+            <w:shd w:fill="FFFFFF"/>
+            <w:tcMar>
+              <w:top w:w="100" w:type="dxa"/>
+              <w:bottom w:w="100" w:type="dxa"/>
+              <w:left w:w="120" w:type="dxa"/>
+              <w:right w:w="120" w:type="dxa"/>
+            </w:tcMar>
+            <w:tcBorders>
+              <w:top w:val="single" w:sz="4" w:space="0" w:color="CCCCCC"/>
+              <w:bottom w:val="single" w:sz="4" w:space="0" w:color="CCCCCC"/>
+              <w:left w:val="single" w:sz="4" w:space="0" w:color="CCCCCC"/>
+              <w:right w:val="single" w:sz="4" w:space="0" w:color="CCCCCC"/>
+            </w:tcBorders>
+          </w:tcPr>
+          <w:p>
+            <w:pPr>
+              <w:spacing w:before="60" w:after="60" w:line="252" w:lineRule="auto"/>
+              <w:jc w:val="left"/>
+            </w:pPr>
+            <w:r/>
+            <w:r>
+              <w:t>Asia 11-15</w:t>
+            </w:r>
+          </w:p>
+        </w:tc>
+        <w:tc>
+          <w:tcPr>
+            <w:tcW w:type="dxa" w:w="1440"/>
+            <w:shd w:fill="FFFFFF"/>
+            <w:tcMar>
+              <w:top w:w="100" w:type="dxa"/>
+              <w:bottom w:w="100" w:type="dxa"/>
+              <w:left w:w="120" w:type="dxa"/>
+              <w:right w:w="120" w:type="dxa"/>
+            </w:tcMar>
+            <w:tcBorders>
+              <w:top w:val="single" w:sz="4" w:space="0" w:color="CCCCCC"/>
+              <w:bottom w:val="single" w:sz="4" w:space="0" w:color="CCCCCC"/>
+              <w:left w:val="single" w:sz="4" w:space="0" w:color="CCCCCC"/>
+              <w:right w:val="single" w:sz="4" w:space="0" w:color="CCCCCC"/>
+            </w:tcBorders>
+          </w:tcPr>
+          <w:p>
+            <w:pPr>
+              <w:spacing w:before="60" w:after="60" w:line="252" w:lineRule="auto"/>
+              <w:jc w:val="left"/>
+            </w:pPr>
+            <w:r/>
+            <w:r>
+              <w:t>749.75</w:t>
+            </w:r>
+          </w:p>
+        </w:tc>
+        <w:tc>
+          <w:tcPr>
+            <w:tcW w:type="dxa" w:w="2016"/>
+            <w:shd w:fill="FFFFFF"/>
+            <w:tcMar>
+              <w:top w:w="100" w:type="dxa"/>
+              <w:bottom w:w="100" w:type="dxa"/>
+              <w:left w:w="120" w:type="dxa"/>
+              <w:right w:w="120" w:type="dxa"/>
+            </w:tcMar>
+            <w:tcBorders>
+              <w:top w:val="single" w:sz="4" w:space="0" w:color="CCCCCC"/>
+              <w:bottom w:val="single" w:sz="4" w:space="0" w:color="CCCCCC"/>
+              <w:left w:val="single" w:sz="4" w:space="0" w:color="CCCCCC"/>
+              <w:right w:val="single" w:sz="4" w:space="0" w:color="CCCCCC"/>
+            </w:tcBorders>
+          </w:tcPr>
+          <w:p>
+            <w:pPr>
+              <w:spacing w:before="60" w:after="60" w:line="252" w:lineRule="auto"/>
+              <w:jc w:val="left"/>
+            </w:pPr>
+            <w:r/>
+            <w:r>
+              <w:t>757.25</w:t>
+            </w:r>
+          </w:p>
+        </w:tc>
+        <w:tc>
+          <w:tcPr>
+            <w:tcW w:type="dxa" w:w="1152"/>
+            <w:shd w:fill="FFFFFF"/>
+            <w:tcMar>
+              <w:top w:w="100" w:type="dxa"/>
+              <w:bottom w:w="100" w:type="dxa"/>
+              <w:left w:w="120" w:type="dxa"/>
+              <w:right w:w="120" w:type="dxa"/>
+            </w:tcMar>
+            <w:tcBorders>
+              <w:top w:val="single" w:sz="4" w:space="0" w:color="CCCCCC"/>
+              <w:bottom w:val="single" w:sz="4" w:space="0" w:color="CCCCCC"/>
+              <w:left w:val="single" w:sz="4" w:space="0" w:color="CCCCCC"/>
+              <w:right w:val="single" w:sz="4" w:space="0" w:color="CCCCCC"/>
+            </w:tcBorders>
+          </w:tcPr>
+          <w:p>
+            <w:pPr>
+              <w:spacing w:before="60" w:after="60" w:line="252" w:lineRule="auto"/>
+              <w:jc w:val="left"/>
+            </w:pPr>
+            <w:r/>
+            <w:r>
+              <w:t>743.75</w:t>
+            </w:r>
+          </w:p>
+        </w:tc>
+        <w:tc>
+          <w:tcPr>
+            <w:tcW w:type="dxa" w:w="1728"/>
+            <w:shd w:fill="FFFFFF"/>
+            <w:tcMar>
+              <w:top w:w="100" w:type="dxa"/>
+              <w:bottom w:w="100" w:type="dxa"/>
+              <w:left w:w="120" w:type="dxa"/>
+              <w:right w:w="120" w:type="dxa"/>
+            </w:tcMar>
+            <w:tcBorders>
+              <w:top w:val="single" w:sz="4" w:space="0" w:color="CCCCCC"/>
+              <w:bottom w:val="single" w:sz="4" w:space="0" w:color="CCCCCC"/>
+              <w:left w:val="single" w:sz="4" w:space="0" w:color="CCCCCC"/>
+              <w:right w:val="single" w:sz="4" w:space="0" w:color="CCCCCC"/>
+            </w:tcBorders>
+          </w:tcPr>
+          <w:p>
+            <w:pPr>
+              <w:spacing w:before="60" w:after="60" w:line="252" w:lineRule="auto"/>
+              <w:jc w:val="left"/>
+            </w:pPr>
+            <w:r/>
+            <w:r>
+              <w:rPr>
+                <w:b/>
+              </w:rPr>
+              <w:t>748.75</w:t>
+            </w:r>
+          </w:p>
+        </w:tc>
+        <w:tc>
+          <w:tcPr>
+            <w:tcW w:type="dxa" w:w="3456"/>
+            <w:shd w:fill="FFFFFF"/>
+            <w:tcMar>
+              <w:top w:w="100" w:type="dxa"/>
+              <w:bottom w:w="100" w:type="dxa"/>
+              <w:left w:w="120" w:type="dxa"/>
+              <w:right w:w="120" w:type="dxa"/>
+            </w:tcMar>
+            <w:tcBorders>
+              <w:top w:val="single" w:sz="4" w:space="0" w:color="CCCCCC"/>
+              <w:bottom w:val="single" w:sz="4" w:space="0" w:color="CCCCCC"/>
+              <w:left w:val="single" w:sz="4" w:space="0" w:color="CCCCCC"/>
+              <w:right w:val="single" w:sz="4" w:space="0" w:color="CCCCCC"/>
+            </w:tcBorders>
+          </w:tcPr>
+          <w:p>
+            <w:pPr>
+              <w:spacing w:before="60" w:after="60" w:line="252" w:lineRule="auto"/>
+              <w:jc w:val="left"/>
+            </w:pPr>
+            <w:r/>
+            <w:r>
+              <w:rPr>
+                <w:b/>
+              </w:rPr>
+              <w:t>-1.00</w:t>
+            </w:r>
+          </w:p>
+        </w:tc>
+        <w:tc>
+          <w:tcPr>
+            <w:tcW w:type="dxa" w:w="1440"/>
+            <w:shd w:fill="FFFFFF"/>
+            <w:tcMar>
+              <w:top w:w="100" w:type="dxa"/>
+              <w:bottom w:w="100" w:type="dxa"/>
+              <w:left w:w="120" w:type="dxa"/>
+              <w:right w:w="120" w:type="dxa"/>
+            </w:tcMar>
+            <w:tcBorders>
+              <w:top w:val="single" w:sz="4" w:space="0" w:color="CCCCCC"/>
+              <w:bottom w:val="single" w:sz="4" w:space="0" w:color="CCCCCC"/>
+              <w:left w:val="single" w:sz="4" w:space="0" w:color="CCCCCC"/>
+              <w:right w:val="single" w:sz="4" w:space="0" w:color="CCCCCC"/>
+            </w:tcBorders>
+          </w:tcPr>
+          <w:p>
+            <w:pPr>
+              <w:spacing w:before="60" w:after="60" w:line="252" w:lineRule="auto"/>
+              <w:jc w:val="left"/>
+            </w:pPr>
+            <w:r/>
+            <w:r>
+              <w:t>BEAR</w:t>
+            </w:r>
+          </w:p>
+        </w:tc>
+      </w:tr>
+      <w:tr>
+        <w:tc>
+          <w:tcPr>
+            <w:tcW w:type="dxa" w:w="1584"/>
+            <w:shd w:fill="F8FAFC"/>
+            <w:tcMar>
+              <w:top w:w="100" w:type="dxa"/>
+              <w:bottom w:w="100" w:type="dxa"/>
+              <w:left w:w="120" w:type="dxa"/>
+              <w:right w:w="120" w:type="dxa"/>
+            </w:tcMar>
+            <w:tcBorders>
+              <w:top w:val="single" w:sz="4" w:space="0" w:color="CCCCCC"/>
+              <w:bottom w:val="single" w:sz="4" w:space="0" w:color="CCCCCC"/>
+              <w:left w:val="single" w:sz="4" w:space="0" w:color="CCCCCC"/>
+              <w:right w:val="single" w:sz="4" w:space="0" w:color="CCCCCC"/>
+            </w:tcBorders>
+          </w:tcPr>
+          <w:p>
+            <w:pPr>
+              <w:spacing w:before="60" w:after="60" w:line="252" w:lineRule="auto"/>
+              <w:jc w:val="left"/>
+            </w:pPr>
+            <w:r/>
+            <w:r>
+              <w:rPr>
+                <w:b/>
+              </w:rPr>
+              <w:t>Fri 18/09</w:t>
+            </w:r>
+          </w:p>
+        </w:tc>
+        <w:tc>
+          <w:tcPr>
+            <w:tcW w:type="dxa" w:w="864"/>
+            <w:shd w:fill="F8FAFC"/>
+            <w:tcMar>
+              <w:top w:w="100" w:type="dxa"/>
+              <w:bottom w:w="100" w:type="dxa"/>
+              <w:left w:w="120" w:type="dxa"/>
+              <w:right w:w="120" w:type="dxa"/>
+            </w:tcMar>
+            <w:tcBorders>
+              <w:top w:val="single" w:sz="4" w:space="0" w:color="CCCCCC"/>
+              <w:bottom w:val="single" w:sz="4" w:space="0" w:color="CCCCCC"/>
+              <w:left w:val="single" w:sz="4" w:space="0" w:color="CCCCCC"/>
+              <w:right w:val="single" w:sz="4" w:space="0" w:color="CCCCCC"/>
+            </w:tcBorders>
+          </w:tcPr>
+          <w:p>
+            <w:pPr>
+              <w:spacing w:before="60" w:after="60" w:line="252" w:lineRule="auto"/>
+              <w:jc w:val="left"/>
+            </w:pPr>
+            <w:r/>
+            <w:r>
+              <w:t>London 15-19</w:t>
+            </w:r>
+          </w:p>
+        </w:tc>
+        <w:tc>
+          <w:tcPr>
+            <w:tcW w:type="dxa" w:w="1440"/>
+            <w:shd w:fill="F8FAFC"/>
+            <w:tcMar>
+              <w:top w:w="100" w:type="dxa"/>
+              <w:bottom w:w="100" w:type="dxa"/>
+              <w:left w:w="120" w:type="dxa"/>
+              <w:right w:w="120" w:type="dxa"/>
+            </w:tcMar>
+            <w:tcBorders>
+              <w:top w:val="single" w:sz="4" w:space="0" w:color="CCCCCC"/>
+              <w:bottom w:val="single" w:sz="4" w:space="0" w:color="CCCCCC"/>
+              <w:left w:val="single" w:sz="4" w:space="0" w:color="CCCCCC"/>
+              <w:right w:val="single" w:sz="4" w:space="0" w:color="CCCCCC"/>
+            </w:tcBorders>
+          </w:tcPr>
+          <w:p>
+            <w:pPr>
+              <w:spacing w:before="60" w:after="60" w:line="252" w:lineRule="auto"/>
+              <w:jc w:val="left"/>
+            </w:pPr>
+            <w:r/>
+            <w:r>
+              <w:t>748.75</w:t>
+            </w:r>
+          </w:p>
+        </w:tc>
+        <w:tc>
+          <w:tcPr>
+            <w:tcW w:type="dxa" w:w="2016"/>
+            <w:shd w:fill="F8FAFC"/>
+            <w:tcMar>
+              <w:top w:w="100" w:type="dxa"/>
+              <w:bottom w:w="100" w:type="dxa"/>
+              <w:left w:w="120" w:type="dxa"/>
+              <w:right w:w="120" w:type="dxa"/>
+            </w:tcMar>
+            <w:tcBorders>
+              <w:top w:val="single" w:sz="4" w:space="0" w:color="CCCCCC"/>
+              <w:bottom w:val="single" w:sz="4" w:space="0" w:color="CCCCCC"/>
+              <w:left w:val="single" w:sz="4" w:space="0" w:color="CCCCCC"/>
+              <w:right w:val="single" w:sz="4" w:space="0" w:color="CCCCCC"/>
+            </w:tcBorders>
+          </w:tcPr>
+          <w:p>
+            <w:pPr>
+              <w:spacing w:before="60" w:after="60" w:line="252" w:lineRule="auto"/>
+              <w:jc w:val="left"/>
+            </w:pPr>
+            <w:r/>
+            <w:r>
+              <w:t>755.75</w:t>
+            </w:r>
+          </w:p>
+        </w:tc>
+        <w:tc>
+          <w:tcPr>
+            <w:tcW w:type="dxa" w:w="1152"/>
+            <w:shd w:fill="F8FAFC"/>
+            <w:tcMar>
+              <w:top w:w="100" w:type="dxa"/>
+              <w:bottom w:w="100" w:type="dxa"/>
+              <w:left w:w="120" w:type="dxa"/>
+              <w:right w:w="120" w:type="dxa"/>
+            </w:tcMar>
+            <w:tcBorders>
+              <w:top w:val="single" w:sz="4" w:space="0" w:color="CCCCCC"/>
+              <w:bottom w:val="single" w:sz="4" w:space="0" w:color="CCCCCC"/>
+              <w:left w:val="single" w:sz="4" w:space="0" w:color="CCCCCC"/>
+              <w:right w:val="single" w:sz="4" w:space="0" w:color="CCCCCC"/>
+            </w:tcBorders>
+          </w:tcPr>
+          <w:p>
+            <w:pPr>
+              <w:spacing w:before="60" w:after="60" w:line="252" w:lineRule="auto"/>
+              <w:jc w:val="left"/>
+            </w:pPr>
+            <w:r/>
+            <w:r>
+              <w:t>735.25</w:t>
+            </w:r>
+          </w:p>
+        </w:tc>
+        <w:tc>
+          <w:tcPr>
+            <w:tcW w:type="dxa" w:w="1728"/>
+            <w:shd w:fill="F8FAFC"/>
+            <w:tcMar>
+              <w:top w:w="100" w:type="dxa"/>
+              <w:bottom w:w="100" w:type="dxa"/>
+              <w:left w:w="120" w:type="dxa"/>
+              <w:right w:w="120" w:type="dxa"/>
+            </w:tcMar>
+            <w:tcBorders>
+              <w:top w:val="single" w:sz="4" w:space="0" w:color="CCCCCC"/>
+              <w:bottom w:val="single" w:sz="4" w:space="0" w:color="CCCCCC"/>
+              <w:left w:val="single" w:sz="4" w:space="0" w:color="CCCCCC"/>
+              <w:right w:val="single" w:sz="4" w:space="0" w:color="CCCCCC"/>
+            </w:tcBorders>
+          </w:tcPr>
+          <w:p>
+            <w:pPr>
+              <w:spacing w:before="60" w:after="60" w:line="252" w:lineRule="auto"/>
+              <w:jc w:val="left"/>
+            </w:pPr>
+            <w:r/>
+            <w:r>
+              <w:rPr>
+                <w:b/>
+              </w:rPr>
+              <w:t>749.50</w:t>
+            </w:r>
+          </w:p>
+        </w:tc>
+        <w:tc>
+          <w:tcPr>
+            <w:tcW w:type="dxa" w:w="3456"/>
+            <w:shd w:fill="F8FAFC"/>
+            <w:tcMar>
+              <w:top w:w="100" w:type="dxa"/>
+              <w:bottom w:w="100" w:type="dxa"/>
+              <w:left w:w="120" w:type="dxa"/>
+              <w:right w:w="120" w:type="dxa"/>
+            </w:tcMar>
+            <w:tcBorders>
+              <w:top w:val="single" w:sz="4" w:space="0" w:color="CCCCCC"/>
+              <w:bottom w:val="single" w:sz="4" w:space="0" w:color="CCCCCC"/>
+              <w:left w:val="single" w:sz="4" w:space="0" w:color="CCCCCC"/>
+              <w:right w:val="single" w:sz="4" w:space="0" w:color="CCCCCC"/>
+            </w:tcBorders>
+          </w:tcPr>
+          <w:p>
+            <w:pPr>
+              <w:spacing w:before="60" w:after="60" w:line="252" w:lineRule="auto"/>
+              <w:jc w:val="left"/>
+            </w:pPr>
+            <w:r/>
+            <w:r>
+              <w:rPr>
+                <w:b/>
+              </w:rPr>
+              <w:t>+0.75</w:t>
+            </w:r>
+          </w:p>
+        </w:tc>
+        <w:tc>
+          <w:tcPr>
+            <w:tcW w:type="dxa" w:w="1440"/>
+            <w:shd w:fill="F8FAFC"/>
+            <w:tcMar>
+              <w:top w:w="100" w:type="dxa"/>
+              <w:bottom w:w="100" w:type="dxa"/>
+              <w:left w:w="120" w:type="dxa"/>
+              <w:right w:w="120" w:type="dxa"/>
+            </w:tcMar>
+            <w:tcBorders>
+              <w:top w:val="single" w:sz="4" w:space="0" w:color="CCCCCC"/>
+              <w:bottom w:val="single" w:sz="4" w:space="0" w:color="CCCCCC"/>
+              <w:left w:val="single" w:sz="4" w:space="0" w:color="CCCCCC"/>
+              <w:right w:val="single" w:sz="4" w:space="0" w:color="CCCCCC"/>
+            </w:tcBorders>
+          </w:tcPr>
+          <w:p>
+            <w:pPr>
+              <w:spacing w:before="60" w:after="60" w:line="252" w:lineRule="auto"/>
+              <w:jc w:val="left"/>
+            </w:pPr>
+            <w:r/>
+            <w:r>
+              <w:t>BULL</w:t>
+            </w:r>
+          </w:p>
+        </w:tc>
+      </w:tr>
+      <w:tr>
+        <w:tc>
+          <w:tcPr>
+            <w:tcW w:type="dxa" w:w="1584"/>
+            <w:shd w:fill="FFFFFF"/>
+            <w:tcMar>
+              <w:top w:w="100" w:type="dxa"/>
+              <w:bottom w:w="100" w:type="dxa"/>
+              <w:left w:w="120" w:type="dxa"/>
+              <w:right w:w="120" w:type="dxa"/>
+            </w:tcMar>
+            <w:tcBorders>
+              <w:top w:val="single" w:sz="4" w:space="0" w:color="CCCCCC"/>
+              <w:bottom w:val="single" w:sz="4" w:space="0" w:color="CCCCCC"/>
+              <w:left w:val="single" w:sz="4" w:space="0" w:color="CCCCCC"/>
+              <w:right w:val="single" w:sz="4" w:space="0" w:color="CCCCCC"/>
+            </w:tcBorders>
+          </w:tcPr>
+          <w:p>
+            <w:pPr>
+              <w:spacing w:before="60" w:after="60" w:line="252" w:lineRule="auto"/>
+              <w:jc w:val="left"/>
+            </w:pPr>
+            <w:r/>
+            <w:r>
+              <w:rPr>
+                <w:b/>
+              </w:rPr>
+              <w:t>Fri 18/09</w:t>
+            </w:r>
+          </w:p>
+        </w:tc>
+        <w:tc>
+          <w:tcPr>
+            <w:tcW w:type="dxa" w:w="864"/>
+            <w:shd w:fill="FFFFFF"/>
+            <w:tcMar>
+              <w:top w:w="100" w:type="dxa"/>
+              <w:bottom w:w="100" w:type="dxa"/>
+              <w:left w:w="120" w:type="dxa"/>
+              <w:right w:w="120" w:type="dxa"/>
+            </w:tcMar>
+            <w:tcBorders>
+              <w:top w:val="single" w:sz="4" w:space="0" w:color="CCCCCC"/>
+              <w:bottom w:val="single" w:sz="4" w:space="0" w:color="CCCCCC"/>
+              <w:left w:val="single" w:sz="4" w:space="0" w:color="CCCCCC"/>
+              <w:right w:val="single" w:sz="4" w:space="0" w:color="CCCCCC"/>
+            </w:tcBorders>
+          </w:tcPr>
+          <w:p>
+            <w:pPr>
+              <w:spacing w:before="60" w:after="60" w:line="252" w:lineRule="auto"/>
+              <w:jc w:val="left"/>
+            </w:pPr>
+            <w:r/>
+            <w:r>
+              <w:t>Pre-NY 19-21</w:t>
+            </w:r>
+          </w:p>
+        </w:tc>
+        <w:tc>
+          <w:tcPr>
+            <w:tcW w:type="dxa" w:w="1440"/>
+            <w:shd w:fill="FFFFFF"/>
+            <w:tcMar>
+              <w:top w:w="100" w:type="dxa"/>
+              <w:bottom w:w="100" w:type="dxa"/>
+              <w:left w:w="120" w:type="dxa"/>
+              <w:right w:w="120" w:type="dxa"/>
+            </w:tcMar>
+            <w:tcBorders>
+              <w:top w:val="single" w:sz="4" w:space="0" w:color="CCCCCC"/>
+              <w:bottom w:val="single" w:sz="4" w:space="0" w:color="CCCCCC"/>
+              <w:left w:val="single" w:sz="4" w:space="0" w:color="CCCCCC"/>
+              <w:right w:val="single" w:sz="4" w:space="0" w:color="CCCCCC"/>
+            </w:tcBorders>
+          </w:tcPr>
+          <w:p>
+            <w:pPr>
+              <w:spacing w:before="60" w:after="60" w:line="252" w:lineRule="auto"/>
+              <w:jc w:val="left"/>
+            </w:pPr>
+            <w:r/>
+            <w:r>
+              <w:t>749.50</w:t>
+            </w:r>
+          </w:p>
+        </w:tc>
+        <w:tc>
+          <w:tcPr>
+            <w:tcW w:type="dxa" w:w="2016"/>
+            <w:shd w:fill="FFFFFF"/>
+            <w:tcMar>
+              <w:top w:w="100" w:type="dxa"/>
+              <w:bottom w:w="100" w:type="dxa"/>
+              <w:left w:w="120" w:type="dxa"/>
+              <w:right w:w="120" w:type="dxa"/>
+            </w:tcMar>
+            <w:tcBorders>
+              <w:top w:val="single" w:sz="4" w:space="0" w:color="CCCCCC"/>
+              <w:bottom w:val="single" w:sz="4" w:space="0" w:color="CCCCCC"/>
+              <w:left w:val="single" w:sz="4" w:space="0" w:color="CCCCCC"/>
+              <w:right w:val="single" w:sz="4" w:space="0" w:color="CCCCCC"/>
+            </w:tcBorders>
+          </w:tcPr>
+          <w:p>
+            <w:pPr>
+              <w:spacing w:before="60" w:after="60" w:line="252" w:lineRule="auto"/>
+              <w:jc w:val="left"/>
+            </w:pPr>
+            <w:r/>
+            <w:r>
+              <w:t>758.75</w:t>
+            </w:r>
+          </w:p>
+        </w:tc>
+        <w:tc>
+          <w:tcPr>
+            <w:tcW w:type="dxa" w:w="1152"/>
+            <w:shd w:fill="FFFFFF"/>
+            <w:tcMar>
+              <w:top w:w="100" w:type="dxa"/>
+              <w:bottom w:w="100" w:type="dxa"/>
+              <w:left w:w="120" w:type="dxa"/>
+              <w:right w:w="120" w:type="dxa"/>
+            </w:tcMar>
+            <w:tcBorders>
+              <w:top w:val="single" w:sz="4" w:space="0" w:color="CCCCCC"/>
+              <w:bottom w:val="single" w:sz="4" w:space="0" w:color="CCCCCC"/>
+              <w:left w:val="single" w:sz="4" w:space="0" w:color="CCCCCC"/>
+              <w:right w:val="single" w:sz="4" w:space="0" w:color="CCCCCC"/>
+            </w:tcBorders>
+          </w:tcPr>
+          <w:p>
+            <w:pPr>
+              <w:spacing w:before="60" w:after="60" w:line="252" w:lineRule="auto"/>
+              <w:jc w:val="left"/>
+            </w:pPr>
+            <w:r/>
+            <w:r>
+              <w:t>742.25</w:t>
+            </w:r>
+          </w:p>
+        </w:tc>
+        <w:tc>
+          <w:tcPr>
+            <w:tcW w:type="dxa" w:w="1728"/>
+            <w:shd w:fill="FFFFFF"/>
+            <w:tcMar>
+              <w:top w:w="100" w:type="dxa"/>
+              <w:bottom w:w="100" w:type="dxa"/>
+              <w:left w:w="120" w:type="dxa"/>
+              <w:right w:w="120" w:type="dxa"/>
+            </w:tcMar>
+            <w:tcBorders>
+              <w:top w:val="single" w:sz="4" w:space="0" w:color="CCCCCC"/>
+              <w:bottom w:val="single" w:sz="4" w:space="0" w:color="CCCCCC"/>
+              <w:left w:val="single" w:sz="4" w:space="0" w:color="CCCCCC"/>
+              <w:right w:val="single" w:sz="4" w:space="0" w:color="CCCCCC"/>
+            </w:tcBorders>
+          </w:tcPr>
+          <w:p>
+            <w:pPr>
+              <w:spacing w:before="60" w:after="60" w:line="252" w:lineRule="auto"/>
+              <w:jc w:val="left"/>
+            </w:pPr>
+            <w:r/>
+            <w:r>
+              <w:rPr>
+                <w:b/>
+              </w:rPr>
+              <w:t>749.25</w:t>
+            </w:r>
+          </w:p>
+        </w:tc>
+        <w:tc>
+          <w:tcPr>
+            <w:tcW w:type="dxa" w:w="3456"/>
+            <w:shd w:fill="FFFFFF"/>
             <w:tcMar>
               <w:top w:w="100" w:type="dxa"/>
               <w:bottom w:w="100" w:type="dxa"/>
@@ -28683,7 +30798,7 @@
         <w:tc>
           <w:tcPr>
             <w:tcW w:type="dxa" w:w="1440"/>
-            <w:shd w:fill="F8FAFC"/>
+            <w:shd w:fill="FFFFFF"/>
             <w:tcMar>
               <w:top w:w="100" w:type="dxa"/>
               <w:bottom w:w="100" w:type="dxa"/>
@@ -28705,1181 +30820,6 @@
             <w:r/>
             <w:r>
               <w:t>BEAR</w:t>
-            </w:r>
-          </w:p>
-        </w:tc>
-      </w:tr>
-      <w:tr>
-        <w:tc>
-          <w:tcPr>
-            <w:tcW w:type="dxa" w:w="1584"/>
-            <w:shd w:fill="FFFFFF"/>
-            <w:tcMar>
-              <w:top w:w="100" w:type="dxa"/>
-              <w:bottom w:w="100" w:type="dxa"/>
-              <w:left w:w="120" w:type="dxa"/>
-              <w:right w:w="120" w:type="dxa"/>
-            </w:tcMar>
-            <w:tcBorders>
-              <w:top w:val="single" w:sz="4" w:space="0" w:color="CCCCCC"/>
-              <w:bottom w:val="single" w:sz="4" w:space="0" w:color="CCCCCC"/>
-              <w:left w:val="single" w:sz="4" w:space="0" w:color="CCCCCC"/>
-              <w:right w:val="single" w:sz="4" w:space="0" w:color="CCCCCC"/>
-            </w:tcBorders>
-          </w:tcPr>
-          <w:p>
-            <w:pPr>
-              <w:spacing w:before="60" w:after="60" w:line="252" w:lineRule="auto"/>
-              <w:jc w:val="left"/>
-            </w:pPr>
-            <w:r/>
-            <w:r>
-              <w:rPr>
-                <w:b/>
-              </w:rPr>
-              <w:t>Thu 17/09</w:t>
-            </w:r>
-          </w:p>
-        </w:tc>
-        <w:tc>
-          <w:tcPr>
-            <w:tcW w:type="dxa" w:w="864"/>
-            <w:shd w:fill="FFFFFF"/>
-            <w:tcMar>
-              <w:top w:w="100" w:type="dxa"/>
-              <w:bottom w:w="100" w:type="dxa"/>
-              <w:left w:w="120" w:type="dxa"/>
-              <w:right w:w="120" w:type="dxa"/>
-            </w:tcMar>
-            <w:tcBorders>
-              <w:top w:val="single" w:sz="4" w:space="0" w:color="CCCCCC"/>
-              <w:bottom w:val="single" w:sz="4" w:space="0" w:color="CCCCCC"/>
-              <w:left w:val="single" w:sz="4" w:space="0" w:color="CCCCCC"/>
-              <w:right w:val="single" w:sz="4" w:space="0" w:color="CCCCCC"/>
-            </w:tcBorders>
-          </w:tcPr>
-          <w:p>
-            <w:pPr>
-              <w:spacing w:before="60" w:after="60" w:line="252" w:lineRule="auto"/>
-              <w:jc w:val="left"/>
-            </w:pPr>
-            <w:r/>
-            <w:r>
-              <w:t>Asia 11-15</w:t>
-            </w:r>
-          </w:p>
-        </w:tc>
-        <w:tc>
-          <w:tcPr>
-            <w:tcW w:type="dxa" w:w="1440"/>
-            <w:shd w:fill="FFFFFF"/>
-            <w:tcMar>
-              <w:top w:w="100" w:type="dxa"/>
-              <w:bottom w:w="100" w:type="dxa"/>
-              <w:left w:w="120" w:type="dxa"/>
-              <w:right w:w="120" w:type="dxa"/>
-            </w:tcMar>
-            <w:tcBorders>
-              <w:top w:val="single" w:sz="4" w:space="0" w:color="CCCCCC"/>
-              <w:bottom w:val="single" w:sz="4" w:space="0" w:color="CCCCCC"/>
-              <w:left w:val="single" w:sz="4" w:space="0" w:color="CCCCCC"/>
-              <w:right w:val="single" w:sz="4" w:space="0" w:color="CCCCCC"/>
-            </w:tcBorders>
-          </w:tcPr>
-          <w:p>
-            <w:pPr>
-              <w:spacing w:before="60" w:after="60" w:line="252" w:lineRule="auto"/>
-              <w:jc w:val="left"/>
-            </w:pPr>
-            <w:r/>
-            <w:r>
-              <w:t>743.00</w:t>
-            </w:r>
-          </w:p>
-        </w:tc>
-        <w:tc>
-          <w:tcPr>
-            <w:tcW w:type="dxa" w:w="2016"/>
-            <w:shd w:fill="FFFFFF"/>
-            <w:tcMar>
-              <w:top w:w="100" w:type="dxa"/>
-              <w:bottom w:w="100" w:type="dxa"/>
-              <w:left w:w="120" w:type="dxa"/>
-              <w:right w:w="120" w:type="dxa"/>
-            </w:tcMar>
-            <w:tcBorders>
-              <w:top w:val="single" w:sz="4" w:space="0" w:color="CCCCCC"/>
-              <w:bottom w:val="single" w:sz="4" w:space="0" w:color="CCCCCC"/>
-              <w:left w:val="single" w:sz="4" w:space="0" w:color="CCCCCC"/>
-              <w:right w:val="single" w:sz="4" w:space="0" w:color="CCCCCC"/>
-            </w:tcBorders>
-          </w:tcPr>
-          <w:p>
-            <w:pPr>
-              <w:spacing w:before="60" w:after="60" w:line="252" w:lineRule="auto"/>
-              <w:jc w:val="left"/>
-            </w:pPr>
-            <w:r/>
-            <w:r>
-              <w:t>752.75</w:t>
-            </w:r>
-          </w:p>
-        </w:tc>
-        <w:tc>
-          <w:tcPr>
-            <w:tcW w:type="dxa" w:w="1152"/>
-            <w:shd w:fill="FFFFFF"/>
-            <w:tcMar>
-              <w:top w:w="100" w:type="dxa"/>
-              <w:bottom w:w="100" w:type="dxa"/>
-              <w:left w:w="120" w:type="dxa"/>
-              <w:right w:w="120" w:type="dxa"/>
-            </w:tcMar>
-            <w:tcBorders>
-              <w:top w:val="single" w:sz="4" w:space="0" w:color="CCCCCC"/>
-              <w:bottom w:val="single" w:sz="4" w:space="0" w:color="CCCCCC"/>
-              <w:left w:val="single" w:sz="4" w:space="0" w:color="CCCCCC"/>
-              <w:right w:val="single" w:sz="4" w:space="0" w:color="CCCCCC"/>
-            </w:tcBorders>
-          </w:tcPr>
-          <w:p>
-            <w:pPr>
-              <w:spacing w:before="60" w:after="60" w:line="252" w:lineRule="auto"/>
-              <w:jc w:val="left"/>
-            </w:pPr>
-            <w:r/>
-            <w:r>
-              <w:t>733.25</w:t>
-            </w:r>
-          </w:p>
-        </w:tc>
-        <w:tc>
-          <w:tcPr>
-            <w:tcW w:type="dxa" w:w="1728"/>
-            <w:shd w:fill="FFFFFF"/>
-            <w:tcMar>
-              <w:top w:w="100" w:type="dxa"/>
-              <w:bottom w:w="100" w:type="dxa"/>
-              <w:left w:w="120" w:type="dxa"/>
-              <w:right w:w="120" w:type="dxa"/>
-            </w:tcMar>
-            <w:tcBorders>
-              <w:top w:val="single" w:sz="4" w:space="0" w:color="CCCCCC"/>
-              <w:bottom w:val="single" w:sz="4" w:space="0" w:color="CCCCCC"/>
-              <w:left w:val="single" w:sz="4" w:space="0" w:color="CCCCCC"/>
-              <w:right w:val="single" w:sz="4" w:space="0" w:color="CCCCCC"/>
-            </w:tcBorders>
-          </w:tcPr>
-          <w:p>
-            <w:pPr>
-              <w:spacing w:before="60" w:after="60" w:line="252" w:lineRule="auto"/>
-              <w:jc w:val="left"/>
-            </w:pPr>
-            <w:r/>
-            <w:r>
-              <w:rPr>
-                <w:b/>
-              </w:rPr>
-              <w:t>743.50</w:t>
-            </w:r>
-          </w:p>
-        </w:tc>
-        <w:tc>
-          <w:tcPr>
-            <w:tcW w:type="dxa" w:w="3456"/>
-            <w:shd w:fill="FFFFFF"/>
-            <w:tcMar>
-              <w:top w:w="100" w:type="dxa"/>
-              <w:bottom w:w="100" w:type="dxa"/>
-              <w:left w:w="120" w:type="dxa"/>
-              <w:right w:w="120" w:type="dxa"/>
-            </w:tcMar>
-            <w:tcBorders>
-              <w:top w:val="single" w:sz="4" w:space="0" w:color="CCCCCC"/>
-              <w:bottom w:val="single" w:sz="4" w:space="0" w:color="CCCCCC"/>
-              <w:left w:val="single" w:sz="4" w:space="0" w:color="CCCCCC"/>
-              <w:right w:val="single" w:sz="4" w:space="0" w:color="CCCCCC"/>
-            </w:tcBorders>
-          </w:tcPr>
-          <w:p>
-            <w:pPr>
-              <w:spacing w:before="60" w:after="60" w:line="252" w:lineRule="auto"/>
-              <w:jc w:val="left"/>
-            </w:pPr>
-            <w:r/>
-            <w:r>
-              <w:rPr>
-                <w:b/>
-              </w:rPr>
-              <w:t>+0.50</w:t>
-            </w:r>
-          </w:p>
-        </w:tc>
-        <w:tc>
-          <w:tcPr>
-            <w:tcW w:type="dxa" w:w="1440"/>
-            <w:shd w:fill="FFFFFF"/>
-            <w:tcMar>
-              <w:top w:w="100" w:type="dxa"/>
-              <w:bottom w:w="100" w:type="dxa"/>
-              <w:left w:w="120" w:type="dxa"/>
-              <w:right w:w="120" w:type="dxa"/>
-            </w:tcMar>
-            <w:tcBorders>
-              <w:top w:val="single" w:sz="4" w:space="0" w:color="CCCCCC"/>
-              <w:bottom w:val="single" w:sz="4" w:space="0" w:color="CCCCCC"/>
-              <w:left w:val="single" w:sz="4" w:space="0" w:color="CCCCCC"/>
-              <w:right w:val="single" w:sz="4" w:space="0" w:color="CCCCCC"/>
-            </w:tcBorders>
-          </w:tcPr>
-          <w:p>
-            <w:pPr>
-              <w:spacing w:before="60" w:after="60" w:line="252" w:lineRule="auto"/>
-              <w:jc w:val="left"/>
-            </w:pPr>
-            <w:r/>
-            <w:r>
-              <w:t>BULL</w:t>
-            </w:r>
-          </w:p>
-        </w:tc>
-      </w:tr>
-      <w:tr>
-        <w:tc>
-          <w:tcPr>
-            <w:tcW w:type="dxa" w:w="1584"/>
-            <w:shd w:fill="F8FAFC"/>
-            <w:tcMar>
-              <w:top w:w="100" w:type="dxa"/>
-              <w:bottom w:w="100" w:type="dxa"/>
-              <w:left w:w="120" w:type="dxa"/>
-              <w:right w:w="120" w:type="dxa"/>
-            </w:tcMar>
-            <w:tcBorders>
-              <w:top w:val="single" w:sz="4" w:space="0" w:color="CCCCCC"/>
-              <w:bottom w:val="single" w:sz="4" w:space="0" w:color="CCCCCC"/>
-              <w:left w:val="single" w:sz="4" w:space="0" w:color="CCCCCC"/>
-              <w:right w:val="single" w:sz="4" w:space="0" w:color="CCCCCC"/>
-            </w:tcBorders>
-          </w:tcPr>
-          <w:p>
-            <w:pPr>
-              <w:spacing w:before="60" w:after="60" w:line="252" w:lineRule="auto"/>
-              <w:jc w:val="left"/>
-            </w:pPr>
-            <w:r/>
-            <w:r>
-              <w:rPr>
-                <w:b/>
-              </w:rPr>
-              <w:t>Thu 17/09</w:t>
-            </w:r>
-          </w:p>
-        </w:tc>
-        <w:tc>
-          <w:tcPr>
-            <w:tcW w:type="dxa" w:w="864"/>
-            <w:shd w:fill="F8FAFC"/>
-            <w:tcMar>
-              <w:top w:w="100" w:type="dxa"/>
-              <w:bottom w:w="100" w:type="dxa"/>
-              <w:left w:w="120" w:type="dxa"/>
-              <w:right w:w="120" w:type="dxa"/>
-            </w:tcMar>
-            <w:tcBorders>
-              <w:top w:val="single" w:sz="4" w:space="0" w:color="CCCCCC"/>
-              <w:bottom w:val="single" w:sz="4" w:space="0" w:color="CCCCCC"/>
-              <w:left w:val="single" w:sz="4" w:space="0" w:color="CCCCCC"/>
-              <w:right w:val="single" w:sz="4" w:space="0" w:color="CCCCCC"/>
-            </w:tcBorders>
-          </w:tcPr>
-          <w:p>
-            <w:pPr>
-              <w:spacing w:before="60" w:after="60" w:line="252" w:lineRule="auto"/>
-              <w:jc w:val="left"/>
-            </w:pPr>
-            <w:r/>
-            <w:r>
-              <w:t>London 15-19</w:t>
-            </w:r>
-          </w:p>
-        </w:tc>
-        <w:tc>
-          <w:tcPr>
-            <w:tcW w:type="dxa" w:w="1440"/>
-            <w:shd w:fill="F8FAFC"/>
-            <w:tcMar>
-              <w:top w:w="100" w:type="dxa"/>
-              <w:bottom w:w="100" w:type="dxa"/>
-              <w:left w:w="120" w:type="dxa"/>
-              <w:right w:w="120" w:type="dxa"/>
-            </w:tcMar>
-            <w:tcBorders>
-              <w:top w:val="single" w:sz="4" w:space="0" w:color="CCCCCC"/>
-              <w:bottom w:val="single" w:sz="4" w:space="0" w:color="CCCCCC"/>
-              <w:left w:val="single" w:sz="4" w:space="0" w:color="CCCCCC"/>
-              <w:right w:val="single" w:sz="4" w:space="0" w:color="CCCCCC"/>
-            </w:tcBorders>
-          </w:tcPr>
-          <w:p>
-            <w:pPr>
-              <w:spacing w:before="60" w:after="60" w:line="252" w:lineRule="auto"/>
-              <w:jc w:val="left"/>
-            </w:pPr>
-            <w:r/>
-            <w:r>
-              <w:t>743.50</w:t>
-            </w:r>
-          </w:p>
-        </w:tc>
-        <w:tc>
-          <w:tcPr>
-            <w:tcW w:type="dxa" w:w="2016"/>
-            <w:shd w:fill="F8FAFC"/>
-            <w:tcMar>
-              <w:top w:w="100" w:type="dxa"/>
-              <w:bottom w:w="100" w:type="dxa"/>
-              <w:left w:w="120" w:type="dxa"/>
-              <w:right w:w="120" w:type="dxa"/>
-            </w:tcMar>
-            <w:tcBorders>
-              <w:top w:val="single" w:sz="4" w:space="0" w:color="CCCCCC"/>
-              <w:bottom w:val="single" w:sz="4" w:space="0" w:color="CCCCCC"/>
-              <w:left w:val="single" w:sz="4" w:space="0" w:color="CCCCCC"/>
-              <w:right w:val="single" w:sz="4" w:space="0" w:color="CCCCCC"/>
-            </w:tcBorders>
-          </w:tcPr>
-          <w:p>
-            <w:pPr>
-              <w:spacing w:before="60" w:after="60" w:line="252" w:lineRule="auto"/>
-              <w:jc w:val="left"/>
-            </w:pPr>
-            <w:r/>
-            <w:r>
-              <w:t>754.25</w:t>
-            </w:r>
-          </w:p>
-        </w:tc>
-        <w:tc>
-          <w:tcPr>
-            <w:tcW w:type="dxa" w:w="1152"/>
-            <w:shd w:fill="F8FAFC"/>
-            <w:tcMar>
-              <w:top w:w="100" w:type="dxa"/>
-              <w:bottom w:w="100" w:type="dxa"/>
-              <w:left w:w="120" w:type="dxa"/>
-              <w:right w:w="120" w:type="dxa"/>
-            </w:tcMar>
-            <w:tcBorders>
-              <w:top w:val="single" w:sz="4" w:space="0" w:color="CCCCCC"/>
-              <w:bottom w:val="single" w:sz="4" w:space="0" w:color="CCCCCC"/>
-              <w:left w:val="single" w:sz="4" w:space="0" w:color="CCCCCC"/>
-              <w:right w:val="single" w:sz="4" w:space="0" w:color="CCCCCC"/>
-            </w:tcBorders>
-          </w:tcPr>
-          <w:p>
-            <w:pPr>
-              <w:spacing w:before="60" w:after="60" w:line="252" w:lineRule="auto"/>
-              <w:jc w:val="left"/>
-            </w:pPr>
-            <w:r/>
-            <w:r>
-              <w:t>736.25</w:t>
-            </w:r>
-          </w:p>
-        </w:tc>
-        <w:tc>
-          <w:tcPr>
-            <w:tcW w:type="dxa" w:w="1728"/>
-            <w:shd w:fill="F8FAFC"/>
-            <w:tcMar>
-              <w:top w:w="100" w:type="dxa"/>
-              <w:bottom w:w="100" w:type="dxa"/>
-              <w:left w:w="120" w:type="dxa"/>
-              <w:right w:w="120" w:type="dxa"/>
-            </w:tcMar>
-            <w:tcBorders>
-              <w:top w:val="single" w:sz="4" w:space="0" w:color="CCCCCC"/>
-              <w:bottom w:val="single" w:sz="4" w:space="0" w:color="CCCCCC"/>
-              <w:left w:val="single" w:sz="4" w:space="0" w:color="CCCCCC"/>
-              <w:right w:val="single" w:sz="4" w:space="0" w:color="CCCCCC"/>
-            </w:tcBorders>
-          </w:tcPr>
-          <w:p>
-            <w:pPr>
-              <w:spacing w:before="60" w:after="60" w:line="252" w:lineRule="auto"/>
-              <w:jc w:val="left"/>
-            </w:pPr>
-            <w:r/>
-            <w:r>
-              <w:rPr>
-                <w:b/>
-              </w:rPr>
-              <w:t>744.25</w:t>
-            </w:r>
-          </w:p>
-        </w:tc>
-        <w:tc>
-          <w:tcPr>
-            <w:tcW w:type="dxa" w:w="3456"/>
-            <w:shd w:fill="F8FAFC"/>
-            <w:tcMar>
-              <w:top w:w="100" w:type="dxa"/>
-              <w:bottom w:w="100" w:type="dxa"/>
-              <w:left w:w="120" w:type="dxa"/>
-              <w:right w:w="120" w:type="dxa"/>
-            </w:tcMar>
-            <w:tcBorders>
-              <w:top w:val="single" w:sz="4" w:space="0" w:color="CCCCCC"/>
-              <w:bottom w:val="single" w:sz="4" w:space="0" w:color="CCCCCC"/>
-              <w:left w:val="single" w:sz="4" w:space="0" w:color="CCCCCC"/>
-              <w:right w:val="single" w:sz="4" w:space="0" w:color="CCCCCC"/>
-            </w:tcBorders>
-          </w:tcPr>
-          <w:p>
-            <w:pPr>
-              <w:spacing w:before="60" w:after="60" w:line="252" w:lineRule="auto"/>
-              <w:jc w:val="left"/>
-            </w:pPr>
-            <w:r/>
-            <w:r>
-              <w:rPr>
-                <w:b/>
-              </w:rPr>
-              <w:t>+0.75</w:t>
-            </w:r>
-          </w:p>
-        </w:tc>
-        <w:tc>
-          <w:tcPr>
-            <w:tcW w:type="dxa" w:w="1440"/>
-            <w:shd w:fill="F8FAFC"/>
-            <w:tcMar>
-              <w:top w:w="100" w:type="dxa"/>
-              <w:bottom w:w="100" w:type="dxa"/>
-              <w:left w:w="120" w:type="dxa"/>
-              <w:right w:w="120" w:type="dxa"/>
-            </w:tcMar>
-            <w:tcBorders>
-              <w:top w:val="single" w:sz="4" w:space="0" w:color="CCCCCC"/>
-              <w:bottom w:val="single" w:sz="4" w:space="0" w:color="CCCCCC"/>
-              <w:left w:val="single" w:sz="4" w:space="0" w:color="CCCCCC"/>
-              <w:right w:val="single" w:sz="4" w:space="0" w:color="CCCCCC"/>
-            </w:tcBorders>
-          </w:tcPr>
-          <w:p>
-            <w:pPr>
-              <w:spacing w:before="60" w:after="60" w:line="252" w:lineRule="auto"/>
-              <w:jc w:val="left"/>
-            </w:pPr>
-            <w:r/>
-            <w:r>
-              <w:t>BULL</w:t>
-            </w:r>
-          </w:p>
-        </w:tc>
-      </w:tr>
-      <w:tr>
-        <w:tc>
-          <w:tcPr>
-            <w:tcW w:type="dxa" w:w="1584"/>
-            <w:shd w:fill="FFFFFF"/>
-            <w:tcMar>
-              <w:top w:w="100" w:type="dxa"/>
-              <w:bottom w:w="100" w:type="dxa"/>
-              <w:left w:w="120" w:type="dxa"/>
-              <w:right w:w="120" w:type="dxa"/>
-            </w:tcMar>
-            <w:tcBorders>
-              <w:top w:val="single" w:sz="4" w:space="0" w:color="CCCCCC"/>
-              <w:bottom w:val="single" w:sz="4" w:space="0" w:color="CCCCCC"/>
-              <w:left w:val="single" w:sz="4" w:space="0" w:color="CCCCCC"/>
-              <w:right w:val="single" w:sz="4" w:space="0" w:color="CCCCCC"/>
-            </w:tcBorders>
-          </w:tcPr>
-          <w:p>
-            <w:pPr>
-              <w:spacing w:before="60" w:after="60" w:line="252" w:lineRule="auto"/>
-              <w:jc w:val="left"/>
-            </w:pPr>
-            <w:r/>
-            <w:r>
-              <w:rPr>
-                <w:b/>
-              </w:rPr>
-              <w:t>Thu 17/09</w:t>
-            </w:r>
-          </w:p>
-        </w:tc>
-        <w:tc>
-          <w:tcPr>
-            <w:tcW w:type="dxa" w:w="864"/>
-            <w:shd w:fill="FFFFFF"/>
-            <w:tcMar>
-              <w:top w:w="100" w:type="dxa"/>
-              <w:bottom w:w="100" w:type="dxa"/>
-              <w:left w:w="120" w:type="dxa"/>
-              <w:right w:w="120" w:type="dxa"/>
-            </w:tcMar>
-            <w:tcBorders>
-              <w:top w:val="single" w:sz="4" w:space="0" w:color="CCCCCC"/>
-              <w:bottom w:val="single" w:sz="4" w:space="0" w:color="CCCCCC"/>
-              <w:left w:val="single" w:sz="4" w:space="0" w:color="CCCCCC"/>
-              <w:right w:val="single" w:sz="4" w:space="0" w:color="CCCCCC"/>
-            </w:tcBorders>
-          </w:tcPr>
-          <w:p>
-            <w:pPr>
-              <w:spacing w:before="60" w:after="60" w:line="252" w:lineRule="auto"/>
-              <w:jc w:val="left"/>
-            </w:pPr>
-            <w:r/>
-            <w:r>
-              <w:t>Pre-NY 19-21</w:t>
-            </w:r>
-          </w:p>
-        </w:tc>
-        <w:tc>
-          <w:tcPr>
-            <w:tcW w:type="dxa" w:w="1440"/>
-            <w:shd w:fill="FFFFFF"/>
-            <w:tcMar>
-              <w:top w:w="100" w:type="dxa"/>
-              <w:bottom w:w="100" w:type="dxa"/>
-              <w:left w:w="120" w:type="dxa"/>
-              <w:right w:w="120" w:type="dxa"/>
-            </w:tcMar>
-            <w:tcBorders>
-              <w:top w:val="single" w:sz="4" w:space="0" w:color="CCCCCC"/>
-              <w:bottom w:val="single" w:sz="4" w:space="0" w:color="CCCCCC"/>
-              <w:left w:val="single" w:sz="4" w:space="0" w:color="CCCCCC"/>
-              <w:right w:val="single" w:sz="4" w:space="0" w:color="CCCCCC"/>
-            </w:tcBorders>
-          </w:tcPr>
-          <w:p>
-            <w:pPr>
-              <w:spacing w:before="60" w:after="60" w:line="252" w:lineRule="auto"/>
-              <w:jc w:val="left"/>
-            </w:pPr>
-            <w:r/>
-            <w:r>
-              <w:t>744.25</w:t>
-            </w:r>
-          </w:p>
-        </w:tc>
-        <w:tc>
-          <w:tcPr>
-            <w:tcW w:type="dxa" w:w="2016"/>
-            <w:shd w:fill="FFFFFF"/>
-            <w:tcMar>
-              <w:top w:w="100" w:type="dxa"/>
-              <w:bottom w:w="100" w:type="dxa"/>
-              <w:left w:w="120" w:type="dxa"/>
-              <w:right w:w="120" w:type="dxa"/>
-            </w:tcMar>
-            <w:tcBorders>
-              <w:top w:val="single" w:sz="4" w:space="0" w:color="CCCCCC"/>
-              <w:bottom w:val="single" w:sz="4" w:space="0" w:color="CCCCCC"/>
-              <w:left w:val="single" w:sz="4" w:space="0" w:color="CCCCCC"/>
-              <w:right w:val="single" w:sz="4" w:space="0" w:color="CCCCCC"/>
-            </w:tcBorders>
-          </w:tcPr>
-          <w:p>
-            <w:pPr>
-              <w:spacing w:before="60" w:after="60" w:line="252" w:lineRule="auto"/>
-              <w:jc w:val="left"/>
-            </w:pPr>
-            <w:r/>
-            <w:r>
-              <w:t>750.75</w:t>
-            </w:r>
-          </w:p>
-        </w:tc>
-        <w:tc>
-          <w:tcPr>
-            <w:tcW w:type="dxa" w:w="1152"/>
-            <w:shd w:fill="FFFFFF"/>
-            <w:tcMar>
-              <w:top w:w="100" w:type="dxa"/>
-              <w:bottom w:w="100" w:type="dxa"/>
-              <w:left w:w="120" w:type="dxa"/>
-              <w:right w:w="120" w:type="dxa"/>
-            </w:tcMar>
-            <w:tcBorders>
-              <w:top w:val="single" w:sz="4" w:space="0" w:color="CCCCCC"/>
-              <w:bottom w:val="single" w:sz="4" w:space="0" w:color="CCCCCC"/>
-              <w:left w:val="single" w:sz="4" w:space="0" w:color="CCCCCC"/>
-              <w:right w:val="single" w:sz="4" w:space="0" w:color="CCCCCC"/>
-            </w:tcBorders>
-          </w:tcPr>
-          <w:p>
-            <w:pPr>
-              <w:spacing w:before="60" w:after="60" w:line="252" w:lineRule="auto"/>
-              <w:jc w:val="left"/>
-            </w:pPr>
-            <w:r/>
-            <w:r>
-              <w:t>735.75</w:t>
-            </w:r>
-          </w:p>
-        </w:tc>
-        <w:tc>
-          <w:tcPr>
-            <w:tcW w:type="dxa" w:w="1728"/>
-            <w:shd w:fill="FFFFFF"/>
-            <w:tcMar>
-              <w:top w:w="100" w:type="dxa"/>
-              <w:bottom w:w="100" w:type="dxa"/>
-              <w:left w:w="120" w:type="dxa"/>
-              <w:right w:w="120" w:type="dxa"/>
-            </w:tcMar>
-            <w:tcBorders>
-              <w:top w:val="single" w:sz="4" w:space="0" w:color="CCCCCC"/>
-              <w:bottom w:val="single" w:sz="4" w:space="0" w:color="CCCCCC"/>
-              <w:left w:val="single" w:sz="4" w:space="0" w:color="CCCCCC"/>
-              <w:right w:val="single" w:sz="4" w:space="0" w:color="CCCCCC"/>
-            </w:tcBorders>
-          </w:tcPr>
-          <w:p>
-            <w:pPr>
-              <w:spacing w:before="60" w:after="60" w:line="252" w:lineRule="auto"/>
-              <w:jc w:val="left"/>
-            </w:pPr>
-            <w:r/>
-            <w:r>
-              <w:rPr>
-                <w:b/>
-              </w:rPr>
-              <w:t>744.75</w:t>
-            </w:r>
-          </w:p>
-        </w:tc>
-        <w:tc>
-          <w:tcPr>
-            <w:tcW w:type="dxa" w:w="3456"/>
-            <w:shd w:fill="FFFFFF"/>
-            <w:tcMar>
-              <w:top w:w="100" w:type="dxa"/>
-              <w:bottom w:w="100" w:type="dxa"/>
-              <w:left w:w="120" w:type="dxa"/>
-              <w:right w:w="120" w:type="dxa"/>
-            </w:tcMar>
-            <w:tcBorders>
-              <w:top w:val="single" w:sz="4" w:space="0" w:color="CCCCCC"/>
-              <w:bottom w:val="single" w:sz="4" w:space="0" w:color="CCCCCC"/>
-              <w:left w:val="single" w:sz="4" w:space="0" w:color="CCCCCC"/>
-              <w:right w:val="single" w:sz="4" w:space="0" w:color="CCCCCC"/>
-            </w:tcBorders>
-          </w:tcPr>
-          <w:p>
-            <w:pPr>
-              <w:spacing w:before="60" w:after="60" w:line="252" w:lineRule="auto"/>
-              <w:jc w:val="left"/>
-            </w:pPr>
-            <w:r/>
-            <w:r>
-              <w:rPr>
-                <w:b/>
-              </w:rPr>
-              <w:t>+0.50</w:t>
-            </w:r>
-          </w:p>
-        </w:tc>
-        <w:tc>
-          <w:tcPr>
-            <w:tcW w:type="dxa" w:w="1440"/>
-            <w:shd w:fill="FFFFFF"/>
-            <w:tcMar>
-              <w:top w:w="100" w:type="dxa"/>
-              <w:bottom w:w="100" w:type="dxa"/>
-              <w:left w:w="120" w:type="dxa"/>
-              <w:right w:w="120" w:type="dxa"/>
-            </w:tcMar>
-            <w:tcBorders>
-              <w:top w:val="single" w:sz="4" w:space="0" w:color="CCCCCC"/>
-              <w:bottom w:val="single" w:sz="4" w:space="0" w:color="CCCCCC"/>
-              <w:left w:val="single" w:sz="4" w:space="0" w:color="CCCCCC"/>
-              <w:right w:val="single" w:sz="4" w:space="0" w:color="CCCCCC"/>
-            </w:tcBorders>
-          </w:tcPr>
-          <w:p>
-            <w:pPr>
-              <w:spacing w:before="60" w:after="60" w:line="252" w:lineRule="auto"/>
-              <w:jc w:val="left"/>
-            </w:pPr>
-            <w:r/>
-            <w:r>
-              <w:t>BULL</w:t>
-            </w:r>
-          </w:p>
-        </w:tc>
-      </w:tr>
-      <w:tr>
-        <w:tc>
-          <w:tcPr>
-            <w:tcW w:type="dxa" w:w="1584"/>
-            <w:shd w:fill="F8FAFC"/>
-            <w:tcMar>
-              <w:top w:w="100" w:type="dxa"/>
-              <w:bottom w:w="100" w:type="dxa"/>
-              <w:left w:w="120" w:type="dxa"/>
-              <w:right w:w="120" w:type="dxa"/>
-            </w:tcMar>
-            <w:tcBorders>
-              <w:top w:val="single" w:sz="4" w:space="0" w:color="CCCCCC"/>
-              <w:bottom w:val="single" w:sz="4" w:space="0" w:color="CCCCCC"/>
-              <w:left w:val="single" w:sz="4" w:space="0" w:color="CCCCCC"/>
-              <w:right w:val="single" w:sz="4" w:space="0" w:color="CCCCCC"/>
-            </w:tcBorders>
-          </w:tcPr>
-          <w:p>
-            <w:pPr>
-              <w:spacing w:before="60" w:after="60" w:line="252" w:lineRule="auto"/>
-              <w:jc w:val="left"/>
-            </w:pPr>
-            <w:r/>
-            <w:r>
-              <w:rPr>
-                <w:b/>
-              </w:rPr>
-              <w:t>Thu 17/09</w:t>
-            </w:r>
-          </w:p>
-        </w:tc>
-        <w:tc>
-          <w:tcPr>
-            <w:tcW w:type="dxa" w:w="864"/>
-            <w:shd w:fill="F8FAFC"/>
-            <w:tcMar>
-              <w:top w:w="100" w:type="dxa"/>
-              <w:bottom w:w="100" w:type="dxa"/>
-              <w:left w:w="120" w:type="dxa"/>
-              <w:right w:w="120" w:type="dxa"/>
-            </w:tcMar>
-            <w:tcBorders>
-              <w:top w:val="single" w:sz="4" w:space="0" w:color="CCCCCC"/>
-              <w:bottom w:val="single" w:sz="4" w:space="0" w:color="CCCCCC"/>
-              <w:left w:val="single" w:sz="4" w:space="0" w:color="CCCCCC"/>
-              <w:right w:val="single" w:sz="4" w:space="0" w:color="CCCCCC"/>
-            </w:tcBorders>
-          </w:tcPr>
-          <w:p>
-            <w:pPr>
-              <w:spacing w:before="60" w:after="60" w:line="252" w:lineRule="auto"/>
-              <w:jc w:val="left"/>
-            </w:pPr>
-            <w:r/>
-            <w:r>
-              <w:t>NY Open 21-23</w:t>
-            </w:r>
-          </w:p>
-        </w:tc>
-        <w:tc>
-          <w:tcPr>
-            <w:tcW w:type="dxa" w:w="1440"/>
-            <w:shd w:fill="F8FAFC"/>
-            <w:tcMar>
-              <w:top w:w="100" w:type="dxa"/>
-              <w:bottom w:w="100" w:type="dxa"/>
-              <w:left w:w="120" w:type="dxa"/>
-              <w:right w:w="120" w:type="dxa"/>
-            </w:tcMar>
-            <w:tcBorders>
-              <w:top w:val="single" w:sz="4" w:space="0" w:color="CCCCCC"/>
-              <w:bottom w:val="single" w:sz="4" w:space="0" w:color="CCCCCC"/>
-              <w:left w:val="single" w:sz="4" w:space="0" w:color="CCCCCC"/>
-              <w:right w:val="single" w:sz="4" w:space="0" w:color="CCCCCC"/>
-            </w:tcBorders>
-          </w:tcPr>
-          <w:p>
-            <w:pPr>
-              <w:spacing w:before="60" w:after="60" w:line="252" w:lineRule="auto"/>
-              <w:jc w:val="left"/>
-            </w:pPr>
-            <w:r/>
-            <w:r>
-              <w:t>744.75</w:t>
-            </w:r>
-          </w:p>
-        </w:tc>
-        <w:tc>
-          <w:tcPr>
-            <w:tcW w:type="dxa" w:w="2016"/>
-            <w:shd w:fill="F8FAFC"/>
-            <w:tcMar>
-              <w:top w:w="100" w:type="dxa"/>
-              <w:bottom w:w="100" w:type="dxa"/>
-              <w:left w:w="120" w:type="dxa"/>
-              <w:right w:w="120" w:type="dxa"/>
-            </w:tcMar>
-            <w:tcBorders>
-              <w:top w:val="single" w:sz="4" w:space="0" w:color="CCCCCC"/>
-              <w:bottom w:val="single" w:sz="4" w:space="0" w:color="CCCCCC"/>
-              <w:left w:val="single" w:sz="4" w:space="0" w:color="CCCCCC"/>
-              <w:right w:val="single" w:sz="4" w:space="0" w:color="CCCCCC"/>
-            </w:tcBorders>
-          </w:tcPr>
-          <w:p>
-            <w:pPr>
-              <w:spacing w:before="60" w:after="60" w:line="252" w:lineRule="auto"/>
-              <w:jc w:val="left"/>
-            </w:pPr>
-            <w:r/>
-            <w:r>
-              <w:t>755.75</w:t>
-            </w:r>
-          </w:p>
-        </w:tc>
-        <w:tc>
-          <w:tcPr>
-            <w:tcW w:type="dxa" w:w="1152"/>
-            <w:shd w:fill="F8FAFC"/>
-            <w:tcMar>
-              <w:top w:w="100" w:type="dxa"/>
-              <w:bottom w:w="100" w:type="dxa"/>
-              <w:left w:w="120" w:type="dxa"/>
-              <w:right w:w="120" w:type="dxa"/>
-            </w:tcMar>
-            <w:tcBorders>
-              <w:top w:val="single" w:sz="4" w:space="0" w:color="CCCCCC"/>
-              <w:bottom w:val="single" w:sz="4" w:space="0" w:color="CCCCCC"/>
-              <w:left w:val="single" w:sz="4" w:space="0" w:color="CCCCCC"/>
-              <w:right w:val="single" w:sz="4" w:space="0" w:color="CCCCCC"/>
-            </w:tcBorders>
-          </w:tcPr>
-          <w:p>
-            <w:pPr>
-              <w:spacing w:before="60" w:after="60" w:line="252" w:lineRule="auto"/>
-              <w:jc w:val="left"/>
-            </w:pPr>
-            <w:r/>
-            <w:r>
-              <w:t>733.00</w:t>
-            </w:r>
-          </w:p>
-        </w:tc>
-        <w:tc>
-          <w:tcPr>
-            <w:tcW w:type="dxa" w:w="1728"/>
-            <w:shd w:fill="F8FAFC"/>
-            <w:tcMar>
-              <w:top w:w="100" w:type="dxa"/>
-              <w:bottom w:w="100" w:type="dxa"/>
-              <w:left w:w="120" w:type="dxa"/>
-              <w:right w:w="120" w:type="dxa"/>
-            </w:tcMar>
-            <w:tcBorders>
-              <w:top w:val="single" w:sz="4" w:space="0" w:color="CCCCCC"/>
-              <w:bottom w:val="single" w:sz="4" w:space="0" w:color="CCCCCC"/>
-              <w:left w:val="single" w:sz="4" w:space="0" w:color="CCCCCC"/>
-              <w:right w:val="single" w:sz="4" w:space="0" w:color="CCCCCC"/>
-            </w:tcBorders>
-          </w:tcPr>
-          <w:p>
-            <w:pPr>
-              <w:spacing w:before="60" w:after="60" w:line="252" w:lineRule="auto"/>
-              <w:jc w:val="left"/>
-            </w:pPr>
-            <w:r/>
-            <w:r>
-              <w:rPr>
-                <w:b/>
-              </w:rPr>
-              <w:t>748.25</w:t>
-            </w:r>
-          </w:p>
-        </w:tc>
-        <w:tc>
-          <w:tcPr>
-            <w:tcW w:type="dxa" w:w="3456"/>
-            <w:shd w:fill="F8FAFC"/>
-            <w:tcMar>
-              <w:top w:w="100" w:type="dxa"/>
-              <w:bottom w:w="100" w:type="dxa"/>
-              <w:left w:w="120" w:type="dxa"/>
-              <w:right w:w="120" w:type="dxa"/>
-            </w:tcMar>
-            <w:tcBorders>
-              <w:top w:val="single" w:sz="4" w:space="0" w:color="CCCCCC"/>
-              <w:bottom w:val="single" w:sz="4" w:space="0" w:color="CCCCCC"/>
-              <w:left w:val="single" w:sz="4" w:space="0" w:color="CCCCCC"/>
-              <w:right w:val="single" w:sz="4" w:space="0" w:color="CCCCCC"/>
-            </w:tcBorders>
-          </w:tcPr>
-          <w:p>
-            <w:pPr>
-              <w:spacing w:before="60" w:after="60" w:line="252" w:lineRule="auto"/>
-              <w:jc w:val="left"/>
-            </w:pPr>
-            <w:r/>
-            <w:r>
-              <w:rPr>
-                <w:b/>
-              </w:rPr>
-              <w:t>+3.50</w:t>
-            </w:r>
-          </w:p>
-        </w:tc>
-        <w:tc>
-          <w:tcPr>
-            <w:tcW w:type="dxa" w:w="1440"/>
-            <w:shd w:fill="F8FAFC"/>
-            <w:tcMar>
-              <w:top w:w="100" w:type="dxa"/>
-              <w:bottom w:w="100" w:type="dxa"/>
-              <w:left w:w="120" w:type="dxa"/>
-              <w:right w:w="120" w:type="dxa"/>
-            </w:tcMar>
-            <w:tcBorders>
-              <w:top w:val="single" w:sz="4" w:space="0" w:color="CCCCCC"/>
-              <w:bottom w:val="single" w:sz="4" w:space="0" w:color="CCCCCC"/>
-              <w:left w:val="single" w:sz="4" w:space="0" w:color="CCCCCC"/>
-              <w:right w:val="single" w:sz="4" w:space="0" w:color="CCCCCC"/>
-            </w:tcBorders>
-          </w:tcPr>
-          <w:p>
-            <w:pPr>
-              <w:spacing w:before="60" w:after="60" w:line="252" w:lineRule="auto"/>
-              <w:jc w:val="left"/>
-            </w:pPr>
-            <w:r/>
-            <w:r>
-              <w:t>BULL</w:t>
-            </w:r>
-          </w:p>
-        </w:tc>
-      </w:tr>
-      <w:tr>
-        <w:tc>
-          <w:tcPr>
-            <w:tcW w:type="dxa" w:w="1584"/>
-            <w:shd w:fill="FFFFFF"/>
-            <w:tcMar>
-              <w:top w:w="100" w:type="dxa"/>
-              <w:bottom w:w="100" w:type="dxa"/>
-              <w:left w:w="120" w:type="dxa"/>
-              <w:right w:w="120" w:type="dxa"/>
-            </w:tcMar>
-            <w:tcBorders>
-              <w:top w:val="single" w:sz="4" w:space="0" w:color="CCCCCC"/>
-              <w:bottom w:val="single" w:sz="4" w:space="0" w:color="CCCCCC"/>
-              <w:left w:val="single" w:sz="4" w:space="0" w:color="CCCCCC"/>
-              <w:right w:val="single" w:sz="4" w:space="0" w:color="CCCCCC"/>
-            </w:tcBorders>
-          </w:tcPr>
-          <w:p>
-            <w:pPr>
-              <w:spacing w:before="60" w:after="60" w:line="252" w:lineRule="auto"/>
-              <w:jc w:val="left"/>
-            </w:pPr>
-            <w:r/>
-            <w:r>
-              <w:rPr>
-                <w:b/>
-              </w:rPr>
-              <w:t>Thu 17/09</w:t>
-            </w:r>
-          </w:p>
-        </w:tc>
-        <w:tc>
-          <w:tcPr>
-            <w:tcW w:type="dxa" w:w="864"/>
-            <w:shd w:fill="FFFFFF"/>
-            <w:tcMar>
-              <w:top w:w="100" w:type="dxa"/>
-              <w:bottom w:w="100" w:type="dxa"/>
-              <w:left w:w="120" w:type="dxa"/>
-              <w:right w:w="120" w:type="dxa"/>
-            </w:tcMar>
-            <w:tcBorders>
-              <w:top w:val="single" w:sz="4" w:space="0" w:color="CCCCCC"/>
-              <w:bottom w:val="single" w:sz="4" w:space="0" w:color="CCCCCC"/>
-              <w:left w:val="single" w:sz="4" w:space="0" w:color="CCCCCC"/>
-              <w:right w:val="single" w:sz="4" w:space="0" w:color="CCCCCC"/>
-            </w:tcBorders>
-          </w:tcPr>
-          <w:p>
-            <w:pPr>
-              <w:spacing w:before="60" w:after="60" w:line="252" w:lineRule="auto"/>
-              <w:jc w:val="left"/>
-            </w:pPr>
-            <w:r/>
-            <w:r>
-              <w:t>NY Close 23-01</w:t>
-            </w:r>
-          </w:p>
-        </w:tc>
-        <w:tc>
-          <w:tcPr>
-            <w:tcW w:type="dxa" w:w="1440"/>
-            <w:shd w:fill="FFFFFF"/>
-            <w:tcMar>
-              <w:top w:w="100" w:type="dxa"/>
-              <w:bottom w:w="100" w:type="dxa"/>
-              <w:left w:w="120" w:type="dxa"/>
-              <w:right w:w="120" w:type="dxa"/>
-            </w:tcMar>
-            <w:tcBorders>
-              <w:top w:val="single" w:sz="4" w:space="0" w:color="CCCCCC"/>
-              <w:bottom w:val="single" w:sz="4" w:space="0" w:color="CCCCCC"/>
-              <w:left w:val="single" w:sz="4" w:space="0" w:color="CCCCCC"/>
-              <w:right w:val="single" w:sz="4" w:space="0" w:color="CCCCCC"/>
-            </w:tcBorders>
-          </w:tcPr>
-          <w:p>
-            <w:pPr>
-              <w:spacing w:before="60" w:after="60" w:line="252" w:lineRule="auto"/>
-              <w:jc w:val="left"/>
-            </w:pPr>
-            <w:r/>
-            <w:r>
-              <w:t>748.25</w:t>
-            </w:r>
-          </w:p>
-        </w:tc>
-        <w:tc>
-          <w:tcPr>
-            <w:tcW w:type="dxa" w:w="2016"/>
-            <w:shd w:fill="FFFFFF"/>
-            <w:tcMar>
-              <w:top w:w="100" w:type="dxa"/>
-              <w:bottom w:w="100" w:type="dxa"/>
-              <w:left w:w="120" w:type="dxa"/>
-              <w:right w:w="120" w:type="dxa"/>
-            </w:tcMar>
-            <w:tcBorders>
-              <w:top w:val="single" w:sz="4" w:space="0" w:color="CCCCCC"/>
-              <w:bottom w:val="single" w:sz="4" w:space="0" w:color="CCCCCC"/>
-              <w:left w:val="single" w:sz="4" w:space="0" w:color="CCCCCC"/>
-              <w:right w:val="single" w:sz="4" w:space="0" w:color="CCCCCC"/>
-            </w:tcBorders>
-          </w:tcPr>
-          <w:p>
-            <w:pPr>
-              <w:spacing w:before="60" w:after="60" w:line="252" w:lineRule="auto"/>
-              <w:jc w:val="left"/>
-            </w:pPr>
-            <w:r/>
-            <w:r>
-              <w:t>753.75</w:t>
-            </w:r>
-          </w:p>
-        </w:tc>
-        <w:tc>
-          <w:tcPr>
-            <w:tcW w:type="dxa" w:w="1152"/>
-            <w:shd w:fill="FFFFFF"/>
-            <w:tcMar>
-              <w:top w:w="100" w:type="dxa"/>
-              <w:bottom w:w="100" w:type="dxa"/>
-              <w:left w:w="120" w:type="dxa"/>
-              <w:right w:w="120" w:type="dxa"/>
-            </w:tcMar>
-            <w:tcBorders>
-              <w:top w:val="single" w:sz="4" w:space="0" w:color="CCCCCC"/>
-              <w:bottom w:val="single" w:sz="4" w:space="0" w:color="CCCCCC"/>
-              <w:left w:val="single" w:sz="4" w:space="0" w:color="CCCCCC"/>
-              <w:right w:val="single" w:sz="4" w:space="0" w:color="CCCCCC"/>
-            </w:tcBorders>
-          </w:tcPr>
-          <w:p>
-            <w:pPr>
-              <w:spacing w:before="60" w:after="60" w:line="252" w:lineRule="auto"/>
-              <w:jc w:val="left"/>
-            </w:pPr>
-            <w:r/>
-            <w:r>
-              <w:t>740.50</w:t>
-            </w:r>
-          </w:p>
-        </w:tc>
-        <w:tc>
-          <w:tcPr>
-            <w:tcW w:type="dxa" w:w="1728"/>
-            <w:shd w:fill="FFFFFF"/>
-            <w:tcMar>
-              <w:top w:w="100" w:type="dxa"/>
-              <w:bottom w:w="100" w:type="dxa"/>
-              <w:left w:w="120" w:type="dxa"/>
-              <w:right w:w="120" w:type="dxa"/>
-            </w:tcMar>
-            <w:tcBorders>
-              <w:top w:val="single" w:sz="4" w:space="0" w:color="CCCCCC"/>
-              <w:bottom w:val="single" w:sz="4" w:space="0" w:color="CCCCCC"/>
-              <w:left w:val="single" w:sz="4" w:space="0" w:color="CCCCCC"/>
-              <w:right w:val="single" w:sz="4" w:space="0" w:color="CCCCCC"/>
-            </w:tcBorders>
-          </w:tcPr>
-          <w:p>
-            <w:pPr>
-              <w:spacing w:before="60" w:after="60" w:line="252" w:lineRule="auto"/>
-              <w:jc w:val="left"/>
-            </w:pPr>
-            <w:r/>
-            <w:r>
-              <w:rPr>
-                <w:b/>
-              </w:rPr>
-              <w:t>749.00</w:t>
-            </w:r>
-          </w:p>
-        </w:tc>
-        <w:tc>
-          <w:tcPr>
-            <w:tcW w:type="dxa" w:w="3456"/>
-            <w:shd w:fill="FFFFFF"/>
-            <w:tcMar>
-              <w:top w:w="100" w:type="dxa"/>
-              <w:bottom w:w="100" w:type="dxa"/>
-              <w:left w:w="120" w:type="dxa"/>
-              <w:right w:w="120" w:type="dxa"/>
-            </w:tcMar>
-            <w:tcBorders>
-              <w:top w:val="single" w:sz="4" w:space="0" w:color="CCCCCC"/>
-              <w:bottom w:val="single" w:sz="4" w:space="0" w:color="CCCCCC"/>
-              <w:left w:val="single" w:sz="4" w:space="0" w:color="CCCCCC"/>
-              <w:right w:val="single" w:sz="4" w:space="0" w:color="CCCCCC"/>
-            </w:tcBorders>
-          </w:tcPr>
-          <w:p>
-            <w:pPr>
-              <w:spacing w:before="60" w:after="60" w:line="252" w:lineRule="auto"/>
-              <w:jc w:val="left"/>
-            </w:pPr>
-            <w:r/>
-            <w:r>
-              <w:rPr>
-                <w:b/>
-              </w:rPr>
-              <w:t>+0.75</w:t>
-            </w:r>
-          </w:p>
-        </w:tc>
-        <w:tc>
-          <w:tcPr>
-            <w:tcW w:type="dxa" w:w="1440"/>
-            <w:shd w:fill="FFFFFF"/>
-            <w:tcMar>
-              <w:top w:w="100" w:type="dxa"/>
-              <w:bottom w:w="100" w:type="dxa"/>
-              <w:left w:w="120" w:type="dxa"/>
-              <w:right w:w="120" w:type="dxa"/>
-            </w:tcMar>
-            <w:tcBorders>
-              <w:top w:val="single" w:sz="4" w:space="0" w:color="CCCCCC"/>
-              <w:bottom w:val="single" w:sz="4" w:space="0" w:color="CCCCCC"/>
-              <w:left w:val="single" w:sz="4" w:space="0" w:color="CCCCCC"/>
-              <w:right w:val="single" w:sz="4" w:space="0" w:color="CCCCCC"/>
-            </w:tcBorders>
-          </w:tcPr>
-          <w:p>
-            <w:pPr>
-              <w:spacing w:before="60" w:after="60" w:line="252" w:lineRule="auto"/>
-              <w:jc w:val="left"/>
-            </w:pPr>
-            <w:r/>
-            <w:r>
-              <w:t>BULL</w:t>
             </w:r>
           </w:p>
         </w:tc>
@@ -29940,7 +30880,7 @@
             </w:pPr>
             <w:r/>
             <w:r>
-              <w:t>Asia 07-11</w:t>
+              <w:t>NY Open 21-23</w:t>
             </w:r>
           </w:p>
         </w:tc>
@@ -29968,7 +30908,7 @@
             </w:pPr>
             <w:r/>
             <w:r>
-              <w:t>749.00</w:t>
+              <w:t>749.25</w:t>
             </w:r>
           </w:p>
         </w:tc>
@@ -29996,7 +30936,7 @@
             </w:pPr>
             <w:r/>
             <w:r>
-              <w:t>758.25</w:t>
+              <w:t>757.75</w:t>
             </w:r>
           </w:p>
         </w:tc>
@@ -30024,7 +30964,7 @@
             </w:pPr>
             <w:r/>
             <w:r>
-              <w:t>742.50</w:t>
+              <w:t>735.25</w:t>
             </w:r>
           </w:p>
         </w:tc>
@@ -30055,7 +30995,7 @@
               <w:rPr>
                 <w:b/>
               </w:rPr>
-              <w:t>748.25</w:t>
+              <w:t>751.00</w:t>
             </w:r>
           </w:p>
         </w:tc>
@@ -30086,7 +31026,7 @@
               <w:rPr>
                 <w:b/>
               </w:rPr>
-              <w:t>-0.75</w:t>
+              <w:t>+1.75</w:t>
             </w:r>
           </w:p>
         </w:tc>
@@ -30114,7 +31054,7 @@
             </w:pPr>
             <w:r/>
             <w:r>
-              <w:t>BEAR</w:t>
+              <w:t>BULL</w:t>
             </w:r>
           </w:p>
         </w:tc>
@@ -30175,7 +31115,7 @@
             </w:pPr>
             <w:r/>
             <w:r>
-              <w:t>Asia 11-15</w:t>
+              <w:t>NY Close 23-01</w:t>
             </w:r>
           </w:p>
         </w:tc>
@@ -30203,7 +31143,7 @@
             </w:pPr>
             <w:r/>
             <w:r>
-              <w:t>748.25</w:t>
+              <w:t>751.00</w:t>
             </w:r>
           </w:p>
         </w:tc>
@@ -30231,7 +31171,7 @@
             </w:pPr>
             <w:r/>
             <w:r>
-              <w:t>755.75</w:t>
+              <w:t>757.25</w:t>
             </w:r>
           </w:p>
         </w:tc>
@@ -30259,7 +31199,7 @@
             </w:pPr>
             <w:r/>
             <w:r>
-              <w:t>742.25</w:t>
+              <w:t>744.50</w:t>
             </w:r>
           </w:p>
         </w:tc>
@@ -30290,947 +31230,7 @@
               <w:rPr>
                 <w:b/>
               </w:rPr>
-              <w:t>747.25</w:t>
-            </w:r>
-          </w:p>
-        </w:tc>
-        <w:tc>
-          <w:tcPr>
-            <w:tcW w:type="dxa" w:w="3456"/>
-            <w:shd w:fill="FFFFFF"/>
-            <w:tcMar>
-              <w:top w:w="100" w:type="dxa"/>
-              <w:bottom w:w="100" w:type="dxa"/>
-              <w:left w:w="120" w:type="dxa"/>
-              <w:right w:w="120" w:type="dxa"/>
-            </w:tcMar>
-            <w:tcBorders>
-              <w:top w:val="single" w:sz="4" w:space="0" w:color="CCCCCC"/>
-              <w:bottom w:val="single" w:sz="4" w:space="0" w:color="CCCCCC"/>
-              <w:left w:val="single" w:sz="4" w:space="0" w:color="CCCCCC"/>
-              <w:right w:val="single" w:sz="4" w:space="0" w:color="CCCCCC"/>
-            </w:tcBorders>
-          </w:tcPr>
-          <w:p>
-            <w:pPr>
-              <w:spacing w:before="60" w:after="60" w:line="252" w:lineRule="auto"/>
-              <w:jc w:val="left"/>
-            </w:pPr>
-            <w:r/>
-            <w:r>
-              <w:rPr>
-                <w:b/>
-              </w:rPr>
-              <w:t>-1.00</w:t>
-            </w:r>
-          </w:p>
-        </w:tc>
-        <w:tc>
-          <w:tcPr>
-            <w:tcW w:type="dxa" w:w="1440"/>
-            <w:shd w:fill="FFFFFF"/>
-            <w:tcMar>
-              <w:top w:w="100" w:type="dxa"/>
-              <w:bottom w:w="100" w:type="dxa"/>
-              <w:left w:w="120" w:type="dxa"/>
-              <w:right w:w="120" w:type="dxa"/>
-            </w:tcMar>
-            <w:tcBorders>
-              <w:top w:val="single" w:sz="4" w:space="0" w:color="CCCCCC"/>
-              <w:bottom w:val="single" w:sz="4" w:space="0" w:color="CCCCCC"/>
-              <w:left w:val="single" w:sz="4" w:space="0" w:color="CCCCCC"/>
-              <w:right w:val="single" w:sz="4" w:space="0" w:color="CCCCCC"/>
-            </w:tcBorders>
-          </w:tcPr>
-          <w:p>
-            <w:pPr>
-              <w:spacing w:before="60" w:after="60" w:line="252" w:lineRule="auto"/>
-              <w:jc w:val="left"/>
-            </w:pPr>
-            <w:r/>
-            <w:r>
-              <w:t>BEAR</w:t>
-            </w:r>
-          </w:p>
-        </w:tc>
-      </w:tr>
-      <w:tr>
-        <w:tc>
-          <w:tcPr>
-            <w:tcW w:type="dxa" w:w="1584"/>
-            <w:shd w:fill="F8FAFC"/>
-            <w:tcMar>
-              <w:top w:w="100" w:type="dxa"/>
-              <w:bottom w:w="100" w:type="dxa"/>
-              <w:left w:w="120" w:type="dxa"/>
-              <w:right w:w="120" w:type="dxa"/>
-            </w:tcMar>
-            <w:tcBorders>
-              <w:top w:val="single" w:sz="4" w:space="0" w:color="CCCCCC"/>
-              <w:bottom w:val="single" w:sz="4" w:space="0" w:color="CCCCCC"/>
-              <w:left w:val="single" w:sz="4" w:space="0" w:color="CCCCCC"/>
-              <w:right w:val="single" w:sz="4" w:space="0" w:color="CCCCCC"/>
-            </w:tcBorders>
-          </w:tcPr>
-          <w:p>
-            <w:pPr>
-              <w:spacing w:before="60" w:after="60" w:line="252" w:lineRule="auto"/>
-              <w:jc w:val="left"/>
-            </w:pPr>
-            <w:r/>
-            <w:r>
-              <w:rPr>
-                <w:b/>
-              </w:rPr>
-              <w:t>Fri 18/09</w:t>
-            </w:r>
-          </w:p>
-        </w:tc>
-        <w:tc>
-          <w:tcPr>
-            <w:tcW w:type="dxa" w:w="864"/>
-            <w:shd w:fill="F8FAFC"/>
-            <w:tcMar>
-              <w:top w:w="100" w:type="dxa"/>
-              <w:bottom w:w="100" w:type="dxa"/>
-              <w:left w:w="120" w:type="dxa"/>
-              <w:right w:w="120" w:type="dxa"/>
-            </w:tcMar>
-            <w:tcBorders>
-              <w:top w:val="single" w:sz="4" w:space="0" w:color="CCCCCC"/>
-              <w:bottom w:val="single" w:sz="4" w:space="0" w:color="CCCCCC"/>
-              <w:left w:val="single" w:sz="4" w:space="0" w:color="CCCCCC"/>
-              <w:right w:val="single" w:sz="4" w:space="0" w:color="CCCCCC"/>
-            </w:tcBorders>
-          </w:tcPr>
-          <w:p>
-            <w:pPr>
-              <w:spacing w:before="60" w:after="60" w:line="252" w:lineRule="auto"/>
-              <w:jc w:val="left"/>
-            </w:pPr>
-            <w:r/>
-            <w:r>
-              <w:t>London 15-19</w:t>
-            </w:r>
-          </w:p>
-        </w:tc>
-        <w:tc>
-          <w:tcPr>
-            <w:tcW w:type="dxa" w:w="1440"/>
-            <w:shd w:fill="F8FAFC"/>
-            <w:tcMar>
-              <w:top w:w="100" w:type="dxa"/>
-              <w:bottom w:w="100" w:type="dxa"/>
-              <w:left w:w="120" w:type="dxa"/>
-              <w:right w:w="120" w:type="dxa"/>
-            </w:tcMar>
-            <w:tcBorders>
-              <w:top w:val="single" w:sz="4" w:space="0" w:color="CCCCCC"/>
-              <w:bottom w:val="single" w:sz="4" w:space="0" w:color="CCCCCC"/>
-              <w:left w:val="single" w:sz="4" w:space="0" w:color="CCCCCC"/>
-              <w:right w:val="single" w:sz="4" w:space="0" w:color="CCCCCC"/>
-            </w:tcBorders>
-          </w:tcPr>
-          <w:p>
-            <w:pPr>
-              <w:spacing w:before="60" w:after="60" w:line="252" w:lineRule="auto"/>
-              <w:jc w:val="left"/>
-            </w:pPr>
-            <w:r/>
-            <w:r>
-              <w:t>747.25</w:t>
-            </w:r>
-          </w:p>
-        </w:tc>
-        <w:tc>
-          <w:tcPr>
-            <w:tcW w:type="dxa" w:w="2016"/>
-            <w:shd w:fill="F8FAFC"/>
-            <w:tcMar>
-              <w:top w:w="100" w:type="dxa"/>
-              <w:bottom w:w="100" w:type="dxa"/>
-              <w:left w:w="120" w:type="dxa"/>
-              <w:right w:w="120" w:type="dxa"/>
-            </w:tcMar>
-            <w:tcBorders>
-              <w:top w:val="single" w:sz="4" w:space="0" w:color="CCCCCC"/>
-              <w:bottom w:val="single" w:sz="4" w:space="0" w:color="CCCCCC"/>
-              <w:left w:val="single" w:sz="4" w:space="0" w:color="CCCCCC"/>
-              <w:right w:val="single" w:sz="4" w:space="0" w:color="CCCCCC"/>
-            </w:tcBorders>
-          </w:tcPr>
-          <w:p>
-            <w:pPr>
-              <w:spacing w:before="60" w:after="60" w:line="252" w:lineRule="auto"/>
-              <w:jc w:val="left"/>
-            </w:pPr>
-            <w:r/>
-            <w:r>
-              <w:t>754.25</w:t>
-            </w:r>
-          </w:p>
-        </w:tc>
-        <w:tc>
-          <w:tcPr>
-            <w:tcW w:type="dxa" w:w="1152"/>
-            <w:shd w:fill="F8FAFC"/>
-            <w:tcMar>
-              <w:top w:w="100" w:type="dxa"/>
-              <w:bottom w:w="100" w:type="dxa"/>
-              <w:left w:w="120" w:type="dxa"/>
-              <w:right w:w="120" w:type="dxa"/>
-            </w:tcMar>
-            <w:tcBorders>
-              <w:top w:val="single" w:sz="4" w:space="0" w:color="CCCCCC"/>
-              <w:bottom w:val="single" w:sz="4" w:space="0" w:color="CCCCCC"/>
-              <w:left w:val="single" w:sz="4" w:space="0" w:color="CCCCCC"/>
-              <w:right w:val="single" w:sz="4" w:space="0" w:color="CCCCCC"/>
-            </w:tcBorders>
-          </w:tcPr>
-          <w:p>
-            <w:pPr>
-              <w:spacing w:before="60" w:after="60" w:line="252" w:lineRule="auto"/>
-              <w:jc w:val="left"/>
-            </w:pPr>
-            <w:r/>
-            <w:r>
-              <w:t>733.75</w:t>
-            </w:r>
-          </w:p>
-        </w:tc>
-        <w:tc>
-          <w:tcPr>
-            <w:tcW w:type="dxa" w:w="1728"/>
-            <w:shd w:fill="F8FAFC"/>
-            <w:tcMar>
-              <w:top w:w="100" w:type="dxa"/>
-              <w:bottom w:w="100" w:type="dxa"/>
-              <w:left w:w="120" w:type="dxa"/>
-              <w:right w:w="120" w:type="dxa"/>
-            </w:tcMar>
-            <w:tcBorders>
-              <w:top w:val="single" w:sz="4" w:space="0" w:color="CCCCCC"/>
-              <w:bottom w:val="single" w:sz="4" w:space="0" w:color="CCCCCC"/>
-              <w:left w:val="single" w:sz="4" w:space="0" w:color="CCCCCC"/>
-              <w:right w:val="single" w:sz="4" w:space="0" w:color="CCCCCC"/>
-            </w:tcBorders>
-          </w:tcPr>
-          <w:p>
-            <w:pPr>
-              <w:spacing w:before="60" w:after="60" w:line="252" w:lineRule="auto"/>
-              <w:jc w:val="left"/>
-            </w:pPr>
-            <w:r/>
-            <w:r>
-              <w:rPr>
-                <w:b/>
-              </w:rPr>
-              <w:t>748.00</w:t>
-            </w:r>
-          </w:p>
-        </w:tc>
-        <w:tc>
-          <w:tcPr>
-            <w:tcW w:type="dxa" w:w="3456"/>
-            <w:shd w:fill="F8FAFC"/>
-            <w:tcMar>
-              <w:top w:w="100" w:type="dxa"/>
-              <w:bottom w:w="100" w:type="dxa"/>
-              <w:left w:w="120" w:type="dxa"/>
-              <w:right w:w="120" w:type="dxa"/>
-            </w:tcMar>
-            <w:tcBorders>
-              <w:top w:val="single" w:sz="4" w:space="0" w:color="CCCCCC"/>
-              <w:bottom w:val="single" w:sz="4" w:space="0" w:color="CCCCCC"/>
-              <w:left w:val="single" w:sz="4" w:space="0" w:color="CCCCCC"/>
-              <w:right w:val="single" w:sz="4" w:space="0" w:color="CCCCCC"/>
-            </w:tcBorders>
-          </w:tcPr>
-          <w:p>
-            <w:pPr>
-              <w:spacing w:before="60" w:after="60" w:line="252" w:lineRule="auto"/>
-              <w:jc w:val="left"/>
-            </w:pPr>
-            <w:r/>
-            <w:r>
-              <w:rPr>
-                <w:b/>
-              </w:rPr>
-              <w:t>+0.75</w:t>
-            </w:r>
-          </w:p>
-        </w:tc>
-        <w:tc>
-          <w:tcPr>
-            <w:tcW w:type="dxa" w:w="1440"/>
-            <w:shd w:fill="F8FAFC"/>
-            <w:tcMar>
-              <w:top w:w="100" w:type="dxa"/>
-              <w:bottom w:w="100" w:type="dxa"/>
-              <w:left w:w="120" w:type="dxa"/>
-              <w:right w:w="120" w:type="dxa"/>
-            </w:tcMar>
-            <w:tcBorders>
-              <w:top w:val="single" w:sz="4" w:space="0" w:color="CCCCCC"/>
-              <w:bottom w:val="single" w:sz="4" w:space="0" w:color="CCCCCC"/>
-              <w:left w:val="single" w:sz="4" w:space="0" w:color="CCCCCC"/>
-              <w:right w:val="single" w:sz="4" w:space="0" w:color="CCCCCC"/>
-            </w:tcBorders>
-          </w:tcPr>
-          <w:p>
-            <w:pPr>
-              <w:spacing w:before="60" w:after="60" w:line="252" w:lineRule="auto"/>
-              <w:jc w:val="left"/>
-            </w:pPr>
-            <w:r/>
-            <w:r>
-              <w:t>BULL</w:t>
-            </w:r>
-          </w:p>
-        </w:tc>
-      </w:tr>
-      <w:tr>
-        <w:tc>
-          <w:tcPr>
-            <w:tcW w:type="dxa" w:w="1584"/>
-            <w:shd w:fill="FFFFFF"/>
-            <w:tcMar>
-              <w:top w:w="100" w:type="dxa"/>
-              <w:bottom w:w="100" w:type="dxa"/>
-              <w:left w:w="120" w:type="dxa"/>
-              <w:right w:w="120" w:type="dxa"/>
-            </w:tcMar>
-            <w:tcBorders>
-              <w:top w:val="single" w:sz="4" w:space="0" w:color="CCCCCC"/>
-              <w:bottom w:val="single" w:sz="4" w:space="0" w:color="CCCCCC"/>
-              <w:left w:val="single" w:sz="4" w:space="0" w:color="CCCCCC"/>
-              <w:right w:val="single" w:sz="4" w:space="0" w:color="CCCCCC"/>
-            </w:tcBorders>
-          </w:tcPr>
-          <w:p>
-            <w:pPr>
-              <w:spacing w:before="60" w:after="60" w:line="252" w:lineRule="auto"/>
-              <w:jc w:val="left"/>
-            </w:pPr>
-            <w:r/>
-            <w:r>
-              <w:rPr>
-                <w:b/>
-              </w:rPr>
-              <w:t>Fri 18/09</w:t>
-            </w:r>
-          </w:p>
-        </w:tc>
-        <w:tc>
-          <w:tcPr>
-            <w:tcW w:type="dxa" w:w="864"/>
-            <w:shd w:fill="FFFFFF"/>
-            <w:tcMar>
-              <w:top w:w="100" w:type="dxa"/>
-              <w:bottom w:w="100" w:type="dxa"/>
-              <w:left w:w="120" w:type="dxa"/>
-              <w:right w:w="120" w:type="dxa"/>
-            </w:tcMar>
-            <w:tcBorders>
-              <w:top w:val="single" w:sz="4" w:space="0" w:color="CCCCCC"/>
-              <w:bottom w:val="single" w:sz="4" w:space="0" w:color="CCCCCC"/>
-              <w:left w:val="single" w:sz="4" w:space="0" w:color="CCCCCC"/>
-              <w:right w:val="single" w:sz="4" w:space="0" w:color="CCCCCC"/>
-            </w:tcBorders>
-          </w:tcPr>
-          <w:p>
-            <w:pPr>
-              <w:spacing w:before="60" w:after="60" w:line="252" w:lineRule="auto"/>
-              <w:jc w:val="left"/>
-            </w:pPr>
-            <w:r/>
-            <w:r>
-              <w:t>Pre-NY 19-21</w:t>
-            </w:r>
-          </w:p>
-        </w:tc>
-        <w:tc>
-          <w:tcPr>
-            <w:tcW w:type="dxa" w:w="1440"/>
-            <w:shd w:fill="FFFFFF"/>
-            <w:tcMar>
-              <w:top w:w="100" w:type="dxa"/>
-              <w:bottom w:w="100" w:type="dxa"/>
-              <w:left w:w="120" w:type="dxa"/>
-              <w:right w:w="120" w:type="dxa"/>
-            </w:tcMar>
-            <w:tcBorders>
-              <w:top w:val="single" w:sz="4" w:space="0" w:color="CCCCCC"/>
-              <w:bottom w:val="single" w:sz="4" w:space="0" w:color="CCCCCC"/>
-              <w:left w:val="single" w:sz="4" w:space="0" w:color="CCCCCC"/>
-              <w:right w:val="single" w:sz="4" w:space="0" w:color="CCCCCC"/>
-            </w:tcBorders>
-          </w:tcPr>
-          <w:p>
-            <w:pPr>
-              <w:spacing w:before="60" w:after="60" w:line="252" w:lineRule="auto"/>
-              <w:jc w:val="left"/>
-            </w:pPr>
-            <w:r/>
-            <w:r>
-              <w:t>748.00</w:t>
-            </w:r>
-          </w:p>
-        </w:tc>
-        <w:tc>
-          <w:tcPr>
-            <w:tcW w:type="dxa" w:w="2016"/>
-            <w:shd w:fill="FFFFFF"/>
-            <w:tcMar>
-              <w:top w:w="100" w:type="dxa"/>
-              <w:bottom w:w="100" w:type="dxa"/>
-              <w:left w:w="120" w:type="dxa"/>
-              <w:right w:w="120" w:type="dxa"/>
-            </w:tcMar>
-            <w:tcBorders>
-              <w:top w:val="single" w:sz="4" w:space="0" w:color="CCCCCC"/>
-              <w:bottom w:val="single" w:sz="4" w:space="0" w:color="CCCCCC"/>
-              <w:left w:val="single" w:sz="4" w:space="0" w:color="CCCCCC"/>
-              <w:right w:val="single" w:sz="4" w:space="0" w:color="CCCCCC"/>
-            </w:tcBorders>
-          </w:tcPr>
-          <w:p>
-            <w:pPr>
-              <w:spacing w:before="60" w:after="60" w:line="252" w:lineRule="auto"/>
-              <w:jc w:val="left"/>
-            </w:pPr>
-            <w:r/>
-            <w:r>
-              <w:t>757.25</w:t>
-            </w:r>
-          </w:p>
-        </w:tc>
-        <w:tc>
-          <w:tcPr>
-            <w:tcW w:type="dxa" w:w="1152"/>
-            <w:shd w:fill="FFFFFF"/>
-            <w:tcMar>
-              <w:top w:w="100" w:type="dxa"/>
-              <w:bottom w:w="100" w:type="dxa"/>
-              <w:left w:w="120" w:type="dxa"/>
-              <w:right w:w="120" w:type="dxa"/>
-            </w:tcMar>
-            <w:tcBorders>
-              <w:top w:val="single" w:sz="4" w:space="0" w:color="CCCCCC"/>
-              <w:bottom w:val="single" w:sz="4" w:space="0" w:color="CCCCCC"/>
-              <w:left w:val="single" w:sz="4" w:space="0" w:color="CCCCCC"/>
-              <w:right w:val="single" w:sz="4" w:space="0" w:color="CCCCCC"/>
-            </w:tcBorders>
-          </w:tcPr>
-          <w:p>
-            <w:pPr>
-              <w:spacing w:before="60" w:after="60" w:line="252" w:lineRule="auto"/>
-              <w:jc w:val="left"/>
-            </w:pPr>
-            <w:r/>
-            <w:r>
-              <w:t>740.75</w:t>
-            </w:r>
-          </w:p>
-        </w:tc>
-        <w:tc>
-          <w:tcPr>
-            <w:tcW w:type="dxa" w:w="1728"/>
-            <w:shd w:fill="FFFFFF"/>
-            <w:tcMar>
-              <w:top w:w="100" w:type="dxa"/>
-              <w:bottom w:w="100" w:type="dxa"/>
-              <w:left w:w="120" w:type="dxa"/>
-              <w:right w:w="120" w:type="dxa"/>
-            </w:tcMar>
-            <w:tcBorders>
-              <w:top w:val="single" w:sz="4" w:space="0" w:color="CCCCCC"/>
-              <w:bottom w:val="single" w:sz="4" w:space="0" w:color="CCCCCC"/>
-              <w:left w:val="single" w:sz="4" w:space="0" w:color="CCCCCC"/>
-              <w:right w:val="single" w:sz="4" w:space="0" w:color="CCCCCC"/>
-            </w:tcBorders>
-          </w:tcPr>
-          <w:p>
-            <w:pPr>
-              <w:spacing w:before="60" w:after="60" w:line="252" w:lineRule="auto"/>
-              <w:jc w:val="left"/>
-            </w:pPr>
-            <w:r/>
-            <w:r>
-              <w:rPr>
-                <w:b/>
-              </w:rPr>
-              <w:t>747.75</w:t>
-            </w:r>
-          </w:p>
-        </w:tc>
-        <w:tc>
-          <w:tcPr>
-            <w:tcW w:type="dxa" w:w="3456"/>
-            <w:shd w:fill="FFFFFF"/>
-            <w:tcMar>
-              <w:top w:w="100" w:type="dxa"/>
-              <w:bottom w:w="100" w:type="dxa"/>
-              <w:left w:w="120" w:type="dxa"/>
-              <w:right w:w="120" w:type="dxa"/>
-            </w:tcMar>
-            <w:tcBorders>
-              <w:top w:val="single" w:sz="4" w:space="0" w:color="CCCCCC"/>
-              <w:bottom w:val="single" w:sz="4" w:space="0" w:color="CCCCCC"/>
-              <w:left w:val="single" w:sz="4" w:space="0" w:color="CCCCCC"/>
-              <w:right w:val="single" w:sz="4" w:space="0" w:color="CCCCCC"/>
-            </w:tcBorders>
-          </w:tcPr>
-          <w:p>
-            <w:pPr>
-              <w:spacing w:before="60" w:after="60" w:line="252" w:lineRule="auto"/>
-              <w:jc w:val="left"/>
-            </w:pPr>
-            <w:r/>
-            <w:r>
-              <w:rPr>
-                <w:b/>
-              </w:rPr>
-              <w:t>-0.25</w:t>
-            </w:r>
-          </w:p>
-        </w:tc>
-        <w:tc>
-          <w:tcPr>
-            <w:tcW w:type="dxa" w:w="1440"/>
-            <w:shd w:fill="FFFFFF"/>
-            <w:tcMar>
-              <w:top w:w="100" w:type="dxa"/>
-              <w:bottom w:w="100" w:type="dxa"/>
-              <w:left w:w="120" w:type="dxa"/>
-              <w:right w:w="120" w:type="dxa"/>
-            </w:tcMar>
-            <w:tcBorders>
-              <w:top w:val="single" w:sz="4" w:space="0" w:color="CCCCCC"/>
-              <w:bottom w:val="single" w:sz="4" w:space="0" w:color="CCCCCC"/>
-              <w:left w:val="single" w:sz="4" w:space="0" w:color="CCCCCC"/>
-              <w:right w:val="single" w:sz="4" w:space="0" w:color="CCCCCC"/>
-            </w:tcBorders>
-          </w:tcPr>
-          <w:p>
-            <w:pPr>
-              <w:spacing w:before="60" w:after="60" w:line="252" w:lineRule="auto"/>
-              <w:jc w:val="left"/>
-            </w:pPr>
-            <w:r/>
-            <w:r>
-              <w:t>BEAR</w:t>
-            </w:r>
-          </w:p>
-        </w:tc>
-      </w:tr>
-      <w:tr>
-        <w:tc>
-          <w:tcPr>
-            <w:tcW w:type="dxa" w:w="1584"/>
-            <w:shd w:fill="F8FAFC"/>
-            <w:tcMar>
-              <w:top w:w="100" w:type="dxa"/>
-              <w:bottom w:w="100" w:type="dxa"/>
-              <w:left w:w="120" w:type="dxa"/>
-              <w:right w:w="120" w:type="dxa"/>
-            </w:tcMar>
-            <w:tcBorders>
-              <w:top w:val="single" w:sz="4" w:space="0" w:color="CCCCCC"/>
-              <w:bottom w:val="single" w:sz="4" w:space="0" w:color="CCCCCC"/>
-              <w:left w:val="single" w:sz="4" w:space="0" w:color="CCCCCC"/>
-              <w:right w:val="single" w:sz="4" w:space="0" w:color="CCCCCC"/>
-            </w:tcBorders>
-          </w:tcPr>
-          <w:p>
-            <w:pPr>
-              <w:spacing w:before="60" w:after="60" w:line="252" w:lineRule="auto"/>
-              <w:jc w:val="left"/>
-            </w:pPr>
-            <w:r/>
-            <w:r>
-              <w:rPr>
-                <w:b/>
-              </w:rPr>
-              <w:t>Fri 18/09</w:t>
-            </w:r>
-          </w:p>
-        </w:tc>
-        <w:tc>
-          <w:tcPr>
-            <w:tcW w:type="dxa" w:w="864"/>
-            <w:shd w:fill="F8FAFC"/>
-            <w:tcMar>
-              <w:top w:w="100" w:type="dxa"/>
-              <w:bottom w:w="100" w:type="dxa"/>
-              <w:left w:w="120" w:type="dxa"/>
-              <w:right w:w="120" w:type="dxa"/>
-            </w:tcMar>
-            <w:tcBorders>
-              <w:top w:val="single" w:sz="4" w:space="0" w:color="CCCCCC"/>
-              <w:bottom w:val="single" w:sz="4" w:space="0" w:color="CCCCCC"/>
-              <w:left w:val="single" w:sz="4" w:space="0" w:color="CCCCCC"/>
-              <w:right w:val="single" w:sz="4" w:space="0" w:color="CCCCCC"/>
-            </w:tcBorders>
-          </w:tcPr>
-          <w:p>
-            <w:pPr>
-              <w:spacing w:before="60" w:after="60" w:line="252" w:lineRule="auto"/>
-              <w:jc w:val="left"/>
-            </w:pPr>
-            <w:r/>
-            <w:r>
-              <w:t>NY Open 21-23</w:t>
-            </w:r>
-          </w:p>
-        </w:tc>
-        <w:tc>
-          <w:tcPr>
-            <w:tcW w:type="dxa" w:w="1440"/>
-            <w:shd w:fill="F8FAFC"/>
-            <w:tcMar>
-              <w:top w:w="100" w:type="dxa"/>
-              <w:bottom w:w="100" w:type="dxa"/>
-              <w:left w:w="120" w:type="dxa"/>
-              <w:right w:w="120" w:type="dxa"/>
-            </w:tcMar>
-            <w:tcBorders>
-              <w:top w:val="single" w:sz="4" w:space="0" w:color="CCCCCC"/>
-              <w:bottom w:val="single" w:sz="4" w:space="0" w:color="CCCCCC"/>
-              <w:left w:val="single" w:sz="4" w:space="0" w:color="CCCCCC"/>
-              <w:right w:val="single" w:sz="4" w:space="0" w:color="CCCCCC"/>
-            </w:tcBorders>
-          </w:tcPr>
-          <w:p>
-            <w:pPr>
-              <w:spacing w:before="60" w:after="60" w:line="252" w:lineRule="auto"/>
-              <w:jc w:val="left"/>
-            </w:pPr>
-            <w:r/>
-            <w:r>
-              <w:t>747.75</w:t>
-            </w:r>
-          </w:p>
-        </w:tc>
-        <w:tc>
-          <w:tcPr>
-            <w:tcW w:type="dxa" w:w="2016"/>
-            <w:shd w:fill="F8FAFC"/>
-            <w:tcMar>
-              <w:top w:w="100" w:type="dxa"/>
-              <w:bottom w:w="100" w:type="dxa"/>
-              <w:left w:w="120" w:type="dxa"/>
-              <w:right w:w="120" w:type="dxa"/>
-            </w:tcMar>
-            <w:tcBorders>
-              <w:top w:val="single" w:sz="4" w:space="0" w:color="CCCCCC"/>
-              <w:bottom w:val="single" w:sz="4" w:space="0" w:color="CCCCCC"/>
-              <w:left w:val="single" w:sz="4" w:space="0" w:color="CCCCCC"/>
-              <w:right w:val="single" w:sz="4" w:space="0" w:color="CCCCCC"/>
-            </w:tcBorders>
-          </w:tcPr>
-          <w:p>
-            <w:pPr>
-              <w:spacing w:before="60" w:after="60" w:line="252" w:lineRule="auto"/>
-              <w:jc w:val="left"/>
-            </w:pPr>
-            <w:r/>
-            <w:r>
-              <w:t>756.25</w:t>
-            </w:r>
-          </w:p>
-        </w:tc>
-        <w:tc>
-          <w:tcPr>
-            <w:tcW w:type="dxa" w:w="1152"/>
-            <w:shd w:fill="F8FAFC"/>
-            <w:tcMar>
-              <w:top w:w="100" w:type="dxa"/>
-              <w:bottom w:w="100" w:type="dxa"/>
-              <w:left w:w="120" w:type="dxa"/>
-              <w:right w:w="120" w:type="dxa"/>
-            </w:tcMar>
-            <w:tcBorders>
-              <w:top w:val="single" w:sz="4" w:space="0" w:color="CCCCCC"/>
-              <w:bottom w:val="single" w:sz="4" w:space="0" w:color="CCCCCC"/>
-              <w:left w:val="single" w:sz="4" w:space="0" w:color="CCCCCC"/>
-              <w:right w:val="single" w:sz="4" w:space="0" w:color="CCCCCC"/>
-            </w:tcBorders>
-          </w:tcPr>
-          <w:p>
-            <w:pPr>
-              <w:spacing w:before="60" w:after="60" w:line="252" w:lineRule="auto"/>
-              <w:jc w:val="left"/>
-            </w:pPr>
-            <w:r/>
-            <w:r>
-              <w:t>733.75</w:t>
-            </w:r>
-          </w:p>
-        </w:tc>
-        <w:tc>
-          <w:tcPr>
-            <w:tcW w:type="dxa" w:w="1728"/>
-            <w:shd w:fill="F8FAFC"/>
-            <w:tcMar>
-              <w:top w:w="100" w:type="dxa"/>
-              <w:bottom w:w="100" w:type="dxa"/>
-              <w:left w:w="120" w:type="dxa"/>
-              <w:right w:w="120" w:type="dxa"/>
-            </w:tcMar>
-            <w:tcBorders>
-              <w:top w:val="single" w:sz="4" w:space="0" w:color="CCCCCC"/>
-              <w:bottom w:val="single" w:sz="4" w:space="0" w:color="CCCCCC"/>
-              <w:left w:val="single" w:sz="4" w:space="0" w:color="CCCCCC"/>
-              <w:right w:val="single" w:sz="4" w:space="0" w:color="CCCCCC"/>
-            </w:tcBorders>
-          </w:tcPr>
-          <w:p>
-            <w:pPr>
-              <w:spacing w:before="60" w:after="60" w:line="252" w:lineRule="auto"/>
-              <w:jc w:val="left"/>
-            </w:pPr>
-            <w:r/>
-            <w:r>
-              <w:rPr>
-                <w:b/>
-              </w:rPr>
-              <w:t>749.50</w:t>
-            </w:r>
-          </w:p>
-        </w:tc>
-        <w:tc>
-          <w:tcPr>
-            <w:tcW w:type="dxa" w:w="3456"/>
-            <w:shd w:fill="F8FAFC"/>
-            <w:tcMar>
-              <w:top w:w="100" w:type="dxa"/>
-              <w:bottom w:w="100" w:type="dxa"/>
-              <w:left w:w="120" w:type="dxa"/>
-              <w:right w:w="120" w:type="dxa"/>
-            </w:tcMar>
-            <w:tcBorders>
-              <w:top w:val="single" w:sz="4" w:space="0" w:color="CCCCCC"/>
-              <w:bottom w:val="single" w:sz="4" w:space="0" w:color="CCCCCC"/>
-              <w:left w:val="single" w:sz="4" w:space="0" w:color="CCCCCC"/>
-              <w:right w:val="single" w:sz="4" w:space="0" w:color="CCCCCC"/>
-            </w:tcBorders>
-          </w:tcPr>
-          <w:p>
-            <w:pPr>
-              <w:spacing w:before="60" w:after="60" w:line="252" w:lineRule="auto"/>
-              <w:jc w:val="left"/>
-            </w:pPr>
-            <w:r/>
-            <w:r>
-              <w:rPr>
-                <w:b/>
-              </w:rPr>
-              <w:t>+1.75</w:t>
-            </w:r>
-          </w:p>
-        </w:tc>
-        <w:tc>
-          <w:tcPr>
-            <w:tcW w:type="dxa" w:w="1440"/>
-            <w:shd w:fill="F8FAFC"/>
-            <w:tcMar>
-              <w:top w:w="100" w:type="dxa"/>
-              <w:bottom w:w="100" w:type="dxa"/>
-              <w:left w:w="120" w:type="dxa"/>
-              <w:right w:w="120" w:type="dxa"/>
-            </w:tcMar>
-            <w:tcBorders>
-              <w:top w:val="single" w:sz="4" w:space="0" w:color="CCCCCC"/>
-              <w:bottom w:val="single" w:sz="4" w:space="0" w:color="CCCCCC"/>
-              <w:left w:val="single" w:sz="4" w:space="0" w:color="CCCCCC"/>
-              <w:right w:val="single" w:sz="4" w:space="0" w:color="CCCCCC"/>
-            </w:tcBorders>
-          </w:tcPr>
-          <w:p>
-            <w:pPr>
-              <w:spacing w:before="60" w:after="60" w:line="252" w:lineRule="auto"/>
-              <w:jc w:val="left"/>
-            </w:pPr>
-            <w:r/>
-            <w:r>
-              <w:t>BULL</w:t>
-            </w:r>
-          </w:p>
-        </w:tc>
-      </w:tr>
-      <w:tr>
-        <w:tc>
-          <w:tcPr>
-            <w:tcW w:type="dxa" w:w="1584"/>
-            <w:shd w:fill="FFFFFF"/>
-            <w:tcMar>
-              <w:top w:w="100" w:type="dxa"/>
-              <w:bottom w:w="100" w:type="dxa"/>
-              <w:left w:w="120" w:type="dxa"/>
-              <w:right w:w="120" w:type="dxa"/>
-            </w:tcMar>
-            <w:tcBorders>
-              <w:top w:val="single" w:sz="4" w:space="0" w:color="CCCCCC"/>
-              <w:bottom w:val="single" w:sz="4" w:space="0" w:color="CCCCCC"/>
-              <w:left w:val="single" w:sz="4" w:space="0" w:color="CCCCCC"/>
-              <w:right w:val="single" w:sz="4" w:space="0" w:color="CCCCCC"/>
-            </w:tcBorders>
-          </w:tcPr>
-          <w:p>
-            <w:pPr>
-              <w:spacing w:before="60" w:after="60" w:line="252" w:lineRule="auto"/>
-              <w:jc w:val="left"/>
-            </w:pPr>
-            <w:r/>
-            <w:r>
-              <w:rPr>
-                <w:b/>
-              </w:rPr>
-              <w:t>Fri 18/09</w:t>
-            </w:r>
-          </w:p>
-        </w:tc>
-        <w:tc>
-          <w:tcPr>
-            <w:tcW w:type="dxa" w:w="864"/>
-            <w:shd w:fill="FFFFFF"/>
-            <w:tcMar>
-              <w:top w:w="100" w:type="dxa"/>
-              <w:bottom w:w="100" w:type="dxa"/>
-              <w:left w:w="120" w:type="dxa"/>
-              <w:right w:w="120" w:type="dxa"/>
-            </w:tcMar>
-            <w:tcBorders>
-              <w:top w:val="single" w:sz="4" w:space="0" w:color="CCCCCC"/>
-              <w:bottom w:val="single" w:sz="4" w:space="0" w:color="CCCCCC"/>
-              <w:left w:val="single" w:sz="4" w:space="0" w:color="CCCCCC"/>
-              <w:right w:val="single" w:sz="4" w:space="0" w:color="CCCCCC"/>
-            </w:tcBorders>
-          </w:tcPr>
-          <w:p>
-            <w:pPr>
-              <w:spacing w:before="60" w:after="60" w:line="252" w:lineRule="auto"/>
-              <w:jc w:val="left"/>
-            </w:pPr>
-            <w:r/>
-            <w:r>
-              <w:t>NY Close 23-01</w:t>
-            </w:r>
-          </w:p>
-        </w:tc>
-        <w:tc>
-          <w:tcPr>
-            <w:tcW w:type="dxa" w:w="1440"/>
-            <w:shd w:fill="FFFFFF"/>
-            <w:tcMar>
-              <w:top w:w="100" w:type="dxa"/>
-              <w:bottom w:w="100" w:type="dxa"/>
-              <w:left w:w="120" w:type="dxa"/>
-              <w:right w:w="120" w:type="dxa"/>
-            </w:tcMar>
-            <w:tcBorders>
-              <w:top w:val="single" w:sz="4" w:space="0" w:color="CCCCCC"/>
-              <w:bottom w:val="single" w:sz="4" w:space="0" w:color="CCCCCC"/>
-              <w:left w:val="single" w:sz="4" w:space="0" w:color="CCCCCC"/>
-              <w:right w:val="single" w:sz="4" w:space="0" w:color="CCCCCC"/>
-            </w:tcBorders>
-          </w:tcPr>
-          <w:p>
-            <w:pPr>
-              <w:spacing w:before="60" w:after="60" w:line="252" w:lineRule="auto"/>
-              <w:jc w:val="left"/>
-            </w:pPr>
-            <w:r/>
-            <w:r>
-              <w:t>749.50</w:t>
-            </w:r>
-          </w:p>
-        </w:tc>
-        <w:tc>
-          <w:tcPr>
-            <w:tcW w:type="dxa" w:w="2016"/>
-            <w:shd w:fill="FFFFFF"/>
-            <w:tcMar>
-              <w:top w:w="100" w:type="dxa"/>
-              <w:bottom w:w="100" w:type="dxa"/>
-              <w:left w:w="120" w:type="dxa"/>
-              <w:right w:w="120" w:type="dxa"/>
-            </w:tcMar>
-            <w:tcBorders>
-              <w:top w:val="single" w:sz="4" w:space="0" w:color="CCCCCC"/>
-              <w:bottom w:val="single" w:sz="4" w:space="0" w:color="CCCCCC"/>
-              <w:left w:val="single" w:sz="4" w:space="0" w:color="CCCCCC"/>
-              <w:right w:val="single" w:sz="4" w:space="0" w:color="CCCCCC"/>
-            </w:tcBorders>
-          </w:tcPr>
-          <w:p>
-            <w:pPr>
-              <w:spacing w:before="60" w:after="60" w:line="252" w:lineRule="auto"/>
-              <w:jc w:val="left"/>
-            </w:pPr>
-            <w:r/>
-            <w:r>
-              <w:t>755.75</w:t>
-            </w:r>
-          </w:p>
-        </w:tc>
-        <w:tc>
-          <w:tcPr>
-            <w:tcW w:type="dxa" w:w="1152"/>
-            <w:shd w:fill="FFFFFF"/>
-            <w:tcMar>
-              <w:top w:w="100" w:type="dxa"/>
-              <w:bottom w:w="100" w:type="dxa"/>
-              <w:left w:w="120" w:type="dxa"/>
-              <w:right w:w="120" w:type="dxa"/>
-            </w:tcMar>
-            <w:tcBorders>
-              <w:top w:val="single" w:sz="4" w:space="0" w:color="CCCCCC"/>
-              <w:bottom w:val="single" w:sz="4" w:space="0" w:color="CCCCCC"/>
-              <w:left w:val="single" w:sz="4" w:space="0" w:color="CCCCCC"/>
-              <w:right w:val="single" w:sz="4" w:space="0" w:color="CCCCCC"/>
-            </w:tcBorders>
-          </w:tcPr>
-          <w:p>
-            <w:pPr>
-              <w:spacing w:before="60" w:after="60" w:line="252" w:lineRule="auto"/>
-              <w:jc w:val="left"/>
-            </w:pPr>
-            <w:r/>
-            <w:r>
-              <w:t>743.00</w:t>
-            </w:r>
-          </w:p>
-        </w:tc>
-        <w:tc>
-          <w:tcPr>
-            <w:tcW w:type="dxa" w:w="1728"/>
-            <w:shd w:fill="FFFFFF"/>
-            <w:tcMar>
-              <w:top w:w="100" w:type="dxa"/>
-              <w:bottom w:w="100" w:type="dxa"/>
-              <w:left w:w="120" w:type="dxa"/>
-              <w:right w:w="120" w:type="dxa"/>
-            </w:tcMar>
-            <w:tcBorders>
-              <w:top w:val="single" w:sz="4" w:space="0" w:color="CCCCCC"/>
-              <w:bottom w:val="single" w:sz="4" w:space="0" w:color="CCCCCC"/>
-              <w:left w:val="single" w:sz="4" w:space="0" w:color="CCCCCC"/>
-              <w:right w:val="single" w:sz="4" w:space="0" w:color="CCCCCC"/>
-            </w:tcBorders>
-          </w:tcPr>
-          <w:p>
-            <w:pPr>
-              <w:spacing w:before="60" w:after="60" w:line="252" w:lineRule="auto"/>
-              <w:jc w:val="left"/>
-            </w:pPr>
-            <w:r/>
-            <w:r>
-              <w:rPr>
-                <w:b/>
-              </w:rPr>
-              <w:t>748.75</w:t>
+              <w:t>750.25</w:t>
             </w:r>
           </w:p>
         </w:tc>
